--- a/publish/book.docx
+++ b/publish/book.docx
@@ -1646,6 +1646,22 @@
     <w:p>
       <w:pPr>
         <w:bidi/>
+        <w:jc w:val="both"/>
+      </w:pPr>
+      <w:r>
+        <w:rPr>
+          <w:rFonts w:ascii="Traditional Arabic" w:hAnsi="Traditional Arabic" w:cs="Traditional Arabic"/>
+          <w:rFonts w:ascii="Traditional Arabic" w:hAnsi="Traditional Arabic"/>
+          <w:sz w:val="24"/>
+          <w:szCs w:val="24"/>
+          <w:rtl/>
+        </w:rPr>
+        <w:t>يُفصح نموذج كود الحياة التكاملي، بوصفه الإطار النظري الحاكم لهذا الكتاب، عن ترابط ثلاثة أبعاد في بنية الوجود الإنساني والكوني: الانتظام الكوني، وقابلية الفهم، وإمكان الفعل المسؤول. ويرى هذا النموذج أن هذه الأبعاد لا تُفهم على نحوٍ صحيح إذا عولجت متفرقة؛ فالكون لا يبدو منظَّمًا فحسب، بل يبدو أيضًا قابلاً لأن يُدرَك، وصالحًا لأن يتحرك الإنسان في داخله على أساس السببية والتكليف والنتيجة. ومن ثمّ يضع هذا الفصل حجره الأول في هذا النموذج بإثبات أن الانتظام الكوني مُعطًى أوّليٌّ، يمكن للعقل رصده، وللعلم نمذجته، وللإنسان أن يفعل فيه ضمن شبكةٍ من السنن المفهومة.</w:t>
+      </w:r>
+    </w:p>
+    <w:p>
+      <w:pPr>
+        <w:bidi/>
         <w:jc w:val="right"/>
       </w:pPr>
       <w:r>
@@ -1673,39 +1689,39 @@
           <w:szCs w:val="24"/>
           <w:rtl/>
         </w:rPr>
-        <w:t>هناك لحظةٌ تسبق كلَّ سؤالٍ كبير: لحظةُ الذهول الهادئ أمام الوجود. ليست لحظةَ إيمانٍ بعدُ، ولا لحظةَ إنكار. هي لحظةُ أن يُدرك الإنسانُ، فجأةً أو على مهلٍ، أنَّ ثَمَّ شيئًا غريبًا في كون أنَّ هناك «شيئًا» أصلًا، لا «لا شيء»؛ وأنَّ هذا الشيء يبدو متماسكًا، يجري بقواعد، ويقبل أن يُفهَم.</w:t>
-      </w:r>
-    </w:p>
-    <w:p>
-      <w:pPr>
-        <w:bidi/>
-        <w:jc w:val="both"/>
-      </w:pPr>
-      <w:r>
-        <w:rPr>
-          <w:rFonts w:ascii="Traditional Arabic" w:hAnsi="Traditional Arabic" w:cs="Traditional Arabic"/>
-          <w:rFonts w:ascii="Traditional Arabic" w:hAnsi="Traditional Arabic"/>
-          <w:sz w:val="24"/>
-          <w:szCs w:val="24"/>
-          <w:rtl/>
-        </w:rPr>
-        <w:t>نحن لم نُفاجأ يومًا بأن الشمسَ خرجت من المشرق. لكن «عدم المفاجأة» نفسُه مفاجأةٌ، إذا تأمّلتَه. أن يكون للكون عادات يمكن الاعتماد عليها، وأن تستطيع عقولُنا أن تَستبق تلك العادات وتَكتبها معادلاتٍ تتنبأ بحركة الكواكب قبل أن تتحرك، وتَصِف بنية الذرة قبل أن نراها، وتُحدِّد بنية الحمض النووي قبل أن نقرأه، هذا كلُّه يقع لنا كأنه طبيعيّ. والحال أنه أبعد ما يكون عن «الطبيعي» إذا أزحنا الألفة قليلًا.</w:t>
-      </w:r>
-    </w:p>
-    <w:p>
-      <w:pPr>
-        <w:bidi/>
-        <w:jc w:val="both"/>
-      </w:pPr>
-      <w:r>
-        <w:rPr>
-          <w:rFonts w:ascii="Traditional Arabic" w:hAnsi="Traditional Arabic" w:cs="Traditional Arabic"/>
-          <w:rFonts w:ascii="Traditional Arabic" w:hAnsi="Traditional Arabic"/>
-          <w:sz w:val="24"/>
-          <w:szCs w:val="24"/>
-          <w:rtl/>
-        </w:rPr>
-        <w:t>هذا الفصل لا يَطرح حجّةً على وجود الله بعد. هو لا يَستعجل الجواب. مهمته أصغر وأهمّ في الآن نفسه: أن يَفتح عينَ القارئ على المعطى الذي نبدأ منه، ثم يَترك السؤال يَنشأ من ذاته. لأن الحجج التي تُولَد قبل أوانها لا تُقنع أحدًا، والحجج التي تُولَد من سؤالٍ حقيقي تُغيِّر صاحبَها قبل أن تُغيِّر سامعَها.</w:t>
+        <w:t>توجد لحظةٌ تسبق كلَّ سؤالٍ كبير: لحظةُ الانتباه المنهجي إلى الوجود. ليست هذه اللحظة إيمانًا مكتملًا، ولا إنكارًا مكتملًا، بل هي إدراكٌ أوليٌّ أن وجود «شيء» أصلًا بدلًا من «لا شيء»، ثم كون هذا الشيء متماسكًا، محكومًا بقواعد، وقابلًا لأن يُفهَم، أمرٌ يستحق التوقف العلمي والفلسفي الجاد.</w:t>
+      </w:r>
+    </w:p>
+    <w:p>
+      <w:pPr>
+        <w:bidi/>
+        <w:jc w:val="both"/>
+      </w:pPr>
+      <w:r>
+        <w:rPr>
+          <w:rFonts w:ascii="Traditional Arabic" w:hAnsi="Traditional Arabic" w:cs="Traditional Arabic"/>
+          <w:rFonts w:ascii="Traditional Arabic" w:hAnsi="Traditional Arabic"/>
+          <w:sz w:val="24"/>
+          <w:szCs w:val="24"/>
+          <w:rtl/>
+        </w:rPr>
+        <w:t>لا يَفجؤنا في العادة أن تشرق الشمس من المشرق، ولا أن تنتظم حركة الفصول، ولا أن تستجيب المادة لشروطٍ بعينها في كل مرة. غير أن هذا الاعتياد يحجب سؤالًا أعمق: كيف صار للكون اطراد يمكن الاعتماد عليه، وكيف استطاعت عقولنا أن تصوغ هذا الاطراد في معادلات تتنبأ بحركة الكواكب، وتصف بنية الذرة، وتكشف تركيب الحمض النووي؟ إن ما نُسميه عادةً «طبيعيًا» يتبدى، عند الفحص الدقيق، بوصفه معطًى غنيًّا بالدلالة، لا افتراضًا بديهيًّا لا يحتاج إلى نظر.</w:t>
+      </w:r>
+    </w:p>
+    <w:p>
+      <w:pPr>
+        <w:bidi/>
+        <w:jc w:val="both"/>
+      </w:pPr>
+      <w:r>
+        <w:rPr>
+          <w:rFonts w:ascii="Traditional Arabic" w:hAnsi="Traditional Arabic" w:cs="Traditional Arabic"/>
+          <w:rFonts w:ascii="Traditional Arabic" w:hAnsi="Traditional Arabic"/>
+          <w:sz w:val="24"/>
+          <w:szCs w:val="24"/>
+          <w:rtl/>
+        </w:rPr>
+        <w:t>يستهدف هذا الفصل رصد المعطى الأوّلي الذي ينطلق منه نموذج كود الحياة التكاملي: أن الكون يظهر للعقل في صورة انتظامٍ موضوعيٍّ، لا في صورة فوضى صمّاء. ومن هذا الرصد يتولد السؤال على نحوٍ طبيعي: إذا كان الوجود منظمًا وقابلاً للفهم، فما الذي يجعل هذا الانتظام نفسه معقولًا؟</w:t>
       </w:r>
     </w:p>
     <w:p>
@@ -1738,103 +1754,103 @@
           <w:szCs w:val="24"/>
           <w:rtl/>
         </w:rPr>
-        <w:t>«النظام» في هذا الكتاب ليس مصطلحًا فلسفيًا مغلقًا. هو وصفٌ لشيءٍ نراه في خمسة مواضع على الأقل، يَتقدَّم بعضُها بعضًا في الوضوح:</w:t>
-      </w:r>
-    </w:p>
-    <w:p>
-      <w:pPr>
-        <w:bidi/>
-        <w:jc w:val="right"/>
-      </w:pPr>
-      <w:r>
-        <w:rPr>
-          <w:rFonts w:ascii="Traditional Arabic" w:hAnsi="Traditional Arabic" w:cs="Traditional Arabic"/>
-          <w:rFonts w:ascii="Traditional Arabic" w:hAnsi="Traditional Arabic"/>
-          <w:sz w:val="24"/>
-          <w:szCs w:val="24"/>
-          <w:rtl/>
-        </w:rPr>
-        <w:t>• الانتظام: تَكرارُ السلوك نفسِه في الظروف نفسِها. الماء لا يَغلي «حسب مزاج المكان»، وإنّما يَغلي وفق علاقةٍ منتظمةٍ بين الحرارة والضغط الجويّ: إذا تَغيَّر الضغط تَغيَّرت درجة الغليان وفق العلاقة نفسِها في كل بقعة من الأرض. الجاذبيةُ تَحكم سقوطَ التفّاحة في عصر نيوتن وفي عصرنا بالعلاقة نفسِها.</w:t>
-      </w:r>
-    </w:p>
-    <w:p>
-      <w:pPr>
-        <w:bidi/>
-        <w:jc w:val="right"/>
-      </w:pPr>
-      <w:r>
-        <w:rPr>
-          <w:rFonts w:ascii="Traditional Arabic" w:hAnsi="Traditional Arabic" w:cs="Traditional Arabic"/>
-          <w:rFonts w:ascii="Traditional Arabic" w:hAnsi="Traditional Arabic"/>
-          <w:sz w:val="24"/>
-          <w:szCs w:val="24"/>
-          <w:rtl/>
-        </w:rPr>
-        <w:t>• القانونية: قابليّة الانتظام لأن يُصاغ في عبارةٍ مختصرةٍ تَنطبق على عددٍ لا نهائيّ من الحالات. «القوة = الكتلة × التسارع» جملةٌ قصيرة تختصر سلوكًا كونيًا.</w:t>
-      </w:r>
-    </w:p>
-    <w:p>
-      <w:pPr>
-        <w:bidi/>
-        <w:jc w:val="right"/>
-      </w:pPr>
-      <w:r>
-        <w:rPr>
-          <w:rFonts w:ascii="Traditional Arabic" w:hAnsi="Traditional Arabic" w:cs="Traditional Arabic"/>
-          <w:rFonts w:ascii="Traditional Arabic" w:hAnsi="Traditional Arabic"/>
-          <w:sz w:val="24"/>
-          <w:szCs w:val="24"/>
-          <w:rtl/>
-        </w:rPr>
-        <w:t>• السببيّة: ربطُ الأحداث بشروطٍ سابقة لها، بحيث إذا غُيِّر الشرطُ تغيَّر الأثر. ليست السببيّة مجردَ تعاقب؛ هي تَعاقُبٌ منتظمٌ يُفلح فيه التدخّل.</w:t>
-      </w:r>
-    </w:p>
-    <w:p>
-      <w:pPr>
-        <w:bidi/>
-        <w:jc w:val="right"/>
-      </w:pPr>
-      <w:r>
-        <w:rPr>
-          <w:rFonts w:ascii="Traditional Arabic" w:hAnsi="Traditional Arabic" w:cs="Traditional Arabic"/>
-          <w:rFonts w:ascii="Traditional Arabic" w:hAnsi="Traditional Arabic"/>
-          <w:sz w:val="24"/>
-          <w:szCs w:val="24"/>
-          <w:rtl/>
-        </w:rPr>
-        <w:t>• التعقيدُ القابل للفهم: أنَّ الكون لا يُختزَل في عبارةٍ واحدة، لكنه أيضًا لا يَستعصي. في الجزيء، في الخليّة، في الدماغ، في النظام الشمسي، نَجد بنىً متراكبةً، يُفهم كلٌّ منها بمستواه، ثم يُفهم تركيبُها بمستوى أعلى.</w:t>
-      </w:r>
-    </w:p>
-    <w:p>
-      <w:pPr>
-        <w:bidi/>
-        <w:jc w:val="right"/>
-      </w:pPr>
-      <w:r>
-        <w:rPr>
-          <w:rFonts w:ascii="Traditional Arabic" w:hAnsi="Traditional Arabic" w:cs="Traditional Arabic"/>
-          <w:rFonts w:ascii="Traditional Arabic" w:hAnsi="Traditional Arabic"/>
-          <w:sz w:val="24"/>
-          <w:szCs w:val="24"/>
-          <w:rtl/>
-        </w:rPr>
-        <w:t>• الجمالُ البنيوي: جانبٌ يُذكَر استحياءً في الكتب العلمية، ويُذكَر بصراحةٍ في كلام كبار الفيزيائيين. ثَمَّ اقتصادٌ في القوانين، تماثلٌ في البنى، بساطةٌ تُولِّد تعقيدًا، تجعل الفيزيائيَّ يَصِف معادلةً بأنها «أنيقة» قبل أن يَصِفها بأنها «صحيحة».</w:t>
-      </w:r>
-    </w:p>
-    <w:p>
-      <w:pPr>
-        <w:bidi/>
-        <w:jc w:val="both"/>
-      </w:pPr>
-      <w:r>
-        <w:rPr>
-          <w:rFonts w:ascii="Traditional Arabic" w:hAnsi="Traditional Arabic" w:cs="Traditional Arabic"/>
-          <w:rFonts w:ascii="Traditional Arabic" w:hAnsi="Traditional Arabic"/>
-          <w:sz w:val="24"/>
-          <w:szCs w:val="24"/>
-          <w:rtl/>
-        </w:rPr>
-        <w:t>هذه الصفات الخمس لا تَختصّ بطبقةٍ من طبقات الواقع دون أخرى. تَجدها في الفلك كما تَجدها في الكيمياء، في علم الأحياء كما تَجدها في علم النفس، في حركة المجتمعات كما تَجدها في دورات الاقتصاد. وكلما تَعمَّق العلمُ في طبقةٍ، اكتشف أنها هي الأخرى منتظمة، وإن بمنطقٍ مختلف عن الطبقة فوقها.</w:t>
+        <w:t>«النظام» في هذا الكتاب ليس مصطلحًا فلسفيًا مغلقًا، بل وصفٌ لمجموعة خصائص تتكرر في مستويات متعددة من الواقع، ويمكن إجمالها في خمسة مواضع مترابطة:</w:t>
+      </w:r>
+    </w:p>
+    <w:p>
+      <w:pPr>
+        <w:bidi/>
+        <w:jc w:val="right"/>
+      </w:pPr>
+      <w:r>
+        <w:rPr>
+          <w:rFonts w:ascii="Traditional Arabic" w:hAnsi="Traditional Arabic" w:cs="Traditional Arabic"/>
+          <w:rFonts w:ascii="Traditional Arabic" w:hAnsi="Traditional Arabic"/>
+          <w:sz w:val="24"/>
+          <w:szCs w:val="24"/>
+          <w:rtl/>
+        </w:rPr>
+        <w:t>• الانتظام: تَكرارُ السلوك نفسه في الظروف نفسها. الماء لا يغلي اعتباطًا، بل وفق علاقةٍ منتظمةٍ بين الحرارة والضغط الجوي؛ فإذا تغيَّر الضغط تغيَّرت درجة الغليان وفق العلاقة نفسها حيثما تكررت الشروط. والجاذبية تحكم سقوط الأجسام اليوم كما حكمته في عصر نيوتن.</w:t>
+      </w:r>
+    </w:p>
+    <w:p>
+      <w:pPr>
+        <w:bidi/>
+        <w:jc w:val="right"/>
+      </w:pPr>
+      <w:r>
+        <w:rPr>
+          <w:rFonts w:ascii="Traditional Arabic" w:hAnsi="Traditional Arabic" w:cs="Traditional Arabic"/>
+          <w:rFonts w:ascii="Traditional Arabic" w:hAnsi="Traditional Arabic"/>
+          <w:sz w:val="24"/>
+          <w:szCs w:val="24"/>
+          <w:rtl/>
+        </w:rPr>
+        <w:t>• القانونية: قابليّة هذا الانتظام لأن يُصاغ في عبارةٍ مختصرةٍ تنطبق على عددٍ غير محدود من الحالات. فقانون مثل «القوة = الكتلة × التسارع» يختصر سلوكًا كونيًا في صياغة موجزة.</w:t>
+      </w:r>
+    </w:p>
+    <w:p>
+      <w:pPr>
+        <w:bidi/>
+        <w:jc w:val="right"/>
+      </w:pPr>
+      <w:r>
+        <w:rPr>
+          <w:rFonts w:ascii="Traditional Arabic" w:hAnsi="Traditional Arabic" w:cs="Traditional Arabic"/>
+          <w:rFonts w:ascii="Traditional Arabic" w:hAnsi="Traditional Arabic"/>
+          <w:sz w:val="24"/>
+          <w:szCs w:val="24"/>
+          <w:rtl/>
+        </w:rPr>
+        <w:t>• السببيّة: ربطُ الأحداث بشروطٍ سابقةٍ لها، بحيث إذا تغيَّر الشرط تغيَّر الأثر. والسببيّة ليست تعاقبًا زمنيًا فحسب، بل تعاقبٌ منتظمٌ يَظهر أثره حين يقع التدخل.</w:t>
+      </w:r>
+    </w:p>
+    <w:p>
+      <w:pPr>
+        <w:bidi/>
+        <w:jc w:val="right"/>
+      </w:pPr>
+      <w:r>
+        <w:rPr>
+          <w:rFonts w:ascii="Traditional Arabic" w:hAnsi="Traditional Arabic" w:cs="Traditional Arabic"/>
+          <w:rFonts w:ascii="Traditional Arabic" w:hAnsi="Traditional Arabic"/>
+          <w:sz w:val="24"/>
+          <w:szCs w:val="24"/>
+          <w:rtl/>
+        </w:rPr>
+        <w:t>• التعقيدُ القابل للفهم: الكون لا يختزل في عبارةٍ واحدة، لكنه كذلك لا يستعصي على الفهم. ففي الجزيء، والخليّة، والدماغ، والنظام الشمسي، نجد بنىً متراكبةً يُفهم كلٌّ منها على مستواه، ثم يُفهم تركيبها في مستوى أعلى.</w:t>
+      </w:r>
+    </w:p>
+    <w:p>
+      <w:pPr>
+        <w:bidi/>
+        <w:jc w:val="right"/>
+      </w:pPr>
+      <w:r>
+        <w:rPr>
+          <w:rFonts w:ascii="Traditional Arabic" w:hAnsi="Traditional Arabic" w:cs="Traditional Arabic"/>
+          <w:rFonts w:ascii="Traditional Arabic" w:hAnsi="Traditional Arabic"/>
+          <w:sz w:val="24"/>
+          <w:szCs w:val="24"/>
+          <w:rtl/>
+        </w:rPr>
+        <w:t>• الجمالُ البنيوي: في القوانين والبنى قدرٌ ملحوظ من الاقتصاد والتماثل والبساطة المولدة للتعقيد، وهو ما جعل كثيرًا من الفيزيائيين يتحدثون عن «أناقة» المعادلة قبل الحديث عن صدقها التجريبي.</w:t>
+      </w:r>
+    </w:p>
+    <w:p>
+      <w:pPr>
+        <w:bidi/>
+        <w:jc w:val="both"/>
+      </w:pPr>
+      <w:r>
+        <w:rPr>
+          <w:rFonts w:ascii="Traditional Arabic" w:hAnsi="Traditional Arabic" w:cs="Traditional Arabic"/>
+          <w:rFonts w:ascii="Traditional Arabic" w:hAnsi="Traditional Arabic"/>
+          <w:sz w:val="24"/>
+          <w:szCs w:val="24"/>
+          <w:rtl/>
+        </w:rPr>
+        <w:t>هذه الخصائص الخمس لا تنحصر في طبقةٍ واحدةٍ من الواقع. فهي تظهر في الفلك والكيمياء والأحياء، كما تظهر بدرجاتٍ مختلفةٍ في علم النفس والاجتماع والاقتصاد. ويستوعب الإطار التكاملي هذا التعدد بوصفه تنوعًا في مستويات النظام، لا تناقضًا بين عوالم منفصلة.</w:t>
       </w:r>
     </w:p>
     <w:p>
@@ -1867,39 +1883,233 @@
           <w:szCs w:val="24"/>
           <w:rtl/>
         </w:rPr>
-        <w:t>المشكلةُ التي يُعالجها هذا الفصل هي مشكلةُ الاعتياد. نحن نَعتاد النظامَ بسرعةٍ، ثم نَفترض أنه «الحالةُ الافتراضية» للكون، وأنَّ الفوضى هي ما يَحتاج إلى تفسير. ولكنَّ هذا الافتراضَ نفسَه ليس حياديًا. لماذا تكون الحالة الافتراضية للوجود نظامًا؟ لماذا لا يكون الافتراضُ هو العشوائيةَ المحضة، التي لا تُكرِّر شيئًا، ولا تُنتج بنىً، ولا تَقبَل أن تُفهَم؟</w:t>
-      </w:r>
-    </w:p>
-    <w:p>
-      <w:pPr>
-        <w:bidi/>
-        <w:jc w:val="both"/>
-      </w:pPr>
-      <w:r>
-        <w:rPr>
-          <w:rFonts w:ascii="Traditional Arabic" w:hAnsi="Traditional Arabic" w:cs="Traditional Arabic"/>
-          <w:rFonts w:ascii="Traditional Arabic" w:hAnsi="Traditional Arabic"/>
-          <w:sz w:val="24"/>
-          <w:szCs w:val="24"/>
-          <w:rtl/>
-        </w:rPr>
-        <w:t>في الديناميكا الحراريّة، يَنصّ القانون الثاني، في صياغته الإحصائيّة المستقرّة، على أن الإنتروبيا تَزداد في النُّظُم المعزولة التي لا تَتبادل طاقةً ولا مادةً مع محيطها. هذا المبدأ يَجري ضمن نطاقه المحدَّد، ولا يُساق هنا بمعنى «الفوضى» العام والمبسَّط. ومن المعلوم في الفيزياء أن نشوء بنىً منظَّمةٍ محليًا، كنجمٍ يَلتهب، أو خليّةٍ حيّة تَنمو، لا يُناقض القانون الثاني، لأن هذه البنى ليست نُظُمًا معزولة؛ هي تَستورد طاقةً ومادةً من محيطها، فتَنخفض إنتروبيا فيها على حساب ارتفاعٍ أكبر في إنتروبيا المحيط الأشمل.</w:t>
-      </w:r>
-    </w:p>
-    <w:p>
-      <w:pPr>
-        <w:bidi/>
-        <w:jc w:val="both"/>
-      </w:pPr>
-      <w:r>
-        <w:rPr>
-          <w:rFonts w:ascii="Traditional Arabic" w:hAnsi="Traditional Arabic" w:cs="Traditional Arabic"/>
-          <w:rFonts w:ascii="Traditional Arabic" w:hAnsi="Traditional Arabic"/>
-          <w:sz w:val="24"/>
-          <w:szCs w:val="24"/>
-          <w:rtl/>
-        </w:rPr>
-        <w:t>وينبغي هنا تمييزٌ دقيقٌ يُجنِّبنا خلطًا شائعًا: لفظ «الإنتروبيا» يُطلَق على مفهومَين متمايزَين وإن جَمعتهما صيغةٌ رياضيّةٌ متشابهة. الأوّل إنتروبيا بولتزمان–غِبس في الفيزياء الإحصائيّة، وهي مقياسٌ لعدد الحالات الميكروسكوبيّة الموافقة لحالةٍ ماكروسكوبيّةٍ واحدة، تُقاس فيزيائيًا بوحدة الطاقة على درجة الحرارة (جول/كلفن)، ويَدخل فيها ثابتُ بولتزمان. والثاني إنتروبيا شانون في نظريّة المعلومات، وهي مقياسٌ لعدم اليقين أو لكمّ المعلومات في توزيعٍ احتماليّ، تُقاس بالبِتّات (bits) ولا تَحمل بُعدًا فيزيائيًا بذاتها. الصلةُ بينهما عميقةٌ ومثمرة (وقد أَبرزها عملُ شانون 1948، ثم مبدأُ لانداور 1961 الذي يَربط محوَ بِتٍّ واحدٍ من المعلومات بحدٍّ أدنى من تبديد الطاقة)، غير أنّ الخلطَ بينهما يُنتج مغالطات: فليس كلُّ «نظامٍ معلوماتيٍّ» نظامًا حراريًا، وليست زيادةُ المعلومة هي بالضرورة انخفاضَ الإنتروبيا الفيزيائيّة. نُثبت هذا التمييزَ لأنّ الكتاب سيَستعمل لاحقًا لغةَ «الشيفرة» و«المعلومة»، فيَلزمه أن يَفصل المعنى المعلوماتيّ عن المعنى الحراريّ فصلًا صريحًا، تَجنُّبًا لإيهام أنّ في الفيزياء برهانًا مباشرًا على ما هو في حقيقته شاهدٌ فلسفيّ.</w:t>
+        <w:t>المشكلة التي يعالجها هذا الفصل هي مشكلةُ الاعتياد. فنحن نعتاد النظام بسرعة، ثم نتعامل معه بوصفه الحالة الافتراضية للوجود، ونتعامل مع الفوضى بوصفها الحالة التي تحتاج وحدها إلى تفسير. غير أن هذا الترتيب نفسه ليس محايدًا: لماذا يكون الأصل المفترض هو الانتظام لا العشوائية المحضة؟ ولماذا يُنتج الواقع بنىً قابلةً للدوام والفهم بدلًا من أن يتبدد في صورٍ لا تتكرر ولا تستقر؟</w:t>
+      </w:r>
+    </w:p>
+    <w:p>
+      <w:pPr>
+        <w:bidi/>
+        <w:jc w:val="both"/>
+      </w:pPr>
+      <w:r>
+        <w:rPr>
+          <w:rFonts w:ascii="Traditional Arabic" w:hAnsi="Traditional Arabic" w:cs="Traditional Arabic"/>
+          <w:rFonts w:ascii="Traditional Arabic" w:hAnsi="Traditional Arabic"/>
+          <w:sz w:val="24"/>
+          <w:szCs w:val="24"/>
+          <w:rtl/>
+        </w:rPr>
+        <w:t>في الديناميكا الحرارية، ينص القانون الثاني، في صيغته الإحصائية المستقرة، على أن الإنتروبيا تزداد في النُّظُم المعزولة التي لا تتبادل طاقةً ولا مادةً مع محيطها. وهذا المبدأ يُفهم ضمن نطاقه المحدد، ولا يُستعمل هنا بوصفه مرادفًا مبسطًا لـ«الفوضى». ومن المعلوم في الفيزياء أن نشوء بنىً منظَّمةٍ محليًا، كنجمٍ يشتعل أو خليّةٍ حيّةٍ تنمو، لا يناقض القانون الثاني؛ لأن هذه البنى ليست نظمًا معزولة، بل تستورد طاقةً ومادةً من محيطها، فتَنخفض إنتروبيا فيها على حساب ارتفاعٍ أكبر في إنتروبيا المحيط الأشمل.</w:t>
+      </w:r>
+    </w:p>
+    <w:p>
+      <w:pPr>
+        <w:bidi/>
+        <w:jc w:val="both"/>
+      </w:pPr>
+      <w:r>
+        <w:rPr>
+          <w:rFonts w:ascii="Traditional Arabic" w:hAnsi="Traditional Arabic" w:cs="Traditional Arabic"/>
+          <w:rFonts w:ascii="Traditional Arabic" w:hAnsi="Traditional Arabic"/>
+          <w:sz w:val="24"/>
+          <w:szCs w:val="24"/>
+          <w:rtl/>
+        </w:rPr>
+        <w:t>ويقتضي الضبط المنهجي هنا التمييز بين استعمالين مختلفين للفظ «الإنتروبيا». الأول هو إنتروبيا بولتزمان–غِبس في الفيزياء الإحصائية، وهي مقياسٌ لعدد الحالات الميكروسكوبية الموافقة لحالةٍ ماكروسكوبية واحدة، وتُقاس بوحدة الطاقة على درجة الحرارة. والثاني هو إنتروبيا شانون في نظرية المعلومات، وهي مقياسٌ لعدم اليقين أو لكمّ المعلومات في توزيعٍ احتمالي، وتُقاس بالبتّات ولا تحمل بُعدًا فيزيائيًا بذاتها. الصلة بين المفهومين عميقة ومثمرة، وقد برزت في أعمال شانون ثم في مبدأ لانداور، لكن الخلط بينهما يُنتج مغالطات شائعة: فليس كل نظامٍ معلوماتيٍّ نظامًا حراريًا، وليست زيادةُ المعلومة مساويةً بالضرورة لانخفاض الإنتروبيا الفيزيائية.</w:t>
+      </w:r>
+    </w:p>
+    <w:p>
+      <w:pPr>
+        <w:bidi/>
+        <w:jc w:val="both"/>
+      </w:pPr>
+      <w:r>
+        <w:rPr>
+          <w:rFonts w:ascii="Traditional Arabic" w:hAnsi="Traditional Arabic" w:cs="Traditional Arabic"/>
+          <w:rFonts w:ascii="Traditional Arabic" w:hAnsi="Traditional Arabic"/>
+          <w:sz w:val="24"/>
+          <w:szCs w:val="24"/>
+          <w:rtl/>
+        </w:rPr>
+        <w:t>ومن ثمّ فإن الرصد العلمي هنا مستقلٌّ في طبقته: القانون الثاني قانونٌ راسخٌ في مجاله، والتمييز بين الإنتروبيا الفيزيائية والإنتروبيا المعلوماتية لازمٌ لضبط المصطلح، أمّا الانتقال من هذا المعطى إلى سؤال المعنى أو المصدر فانتقالٌ فلسفيٌّ لاحق، لا نتيجةٌ مخبرية مباشرة.</w:t>
+      </w:r>
+    </w:p>
+    <w:p>
+      <w:pPr>
+        <w:bidi/>
+        <w:jc w:val="both"/>
+      </w:pPr>
+      <w:r>
+        <w:rPr>
+          <w:rFonts w:ascii="Traditional Arabic" w:hAnsi="Traditional Arabic" w:cs="Traditional Arabic"/>
+          <w:rFonts w:ascii="Traditional Arabic" w:hAnsi="Traditional Arabic"/>
+          <w:sz w:val="24"/>
+          <w:szCs w:val="24"/>
+          <w:rtl/>
+        </w:rPr>
+        <w:t>وبصورةٍ تقريبية، إذا تُرك نظامٌ ماديٌّ معزولٌ من غير تدخل، فإنه يميل إلى مزيدٍ من التبعثر لا إلى مزيدٍ من الترتيب. ولهذا يظلّ ظهورُ البنى المعقدة المتراكبة في الكون — من النجوم والمجرات إلى الكواكب المستقرة ثم الحياة — معطًى يستحق التأمل: فهو لا يلغي القانون الثاني، لكنه يكشف أن الشروط الابتدائية والقوانين قد سمحت بنشوء هذا القدر من البنية داخل تاريخ الكون.</w:t>
+      </w:r>
+    </w:p>
+    <w:p>
+      <w:pPr>
+        <w:bidi/>
+        <w:jc w:val="both"/>
+      </w:pPr>
+      <w:r>
+        <w:rPr>
+          <w:rFonts w:ascii="Traditional Arabic" w:hAnsi="Traditional Arabic" w:cs="Traditional Arabic"/>
+          <w:rFonts w:ascii="Traditional Arabic" w:hAnsi="Traditional Arabic"/>
+          <w:sz w:val="24"/>
+          <w:szCs w:val="24"/>
+          <w:rtl/>
+        </w:rPr>
+        <w:t>وعند هذه النقطة يظهر سؤالٌ فلسفيٌّ مشروع: لماذا سمحت تلك الشروط والقوانين بهذا المستوى من التنظيم القابل للفهم؟ لا يُحسم هذا السؤال بالعلم التجريبي وحده، لكنه ينبثق من داخل النظر العلمي نفسه، لأن العلم كلما وصف البنية بدقةٍ أكبر، جعل قابلية هذه البنية للفهم أكثر حضورًا، لا أقل.</w:t>
+      </w:r>
+    </w:p>
+    <w:p>
+      <w:pPr>
+        <w:bidi/>
+        <w:jc w:val="right"/>
+      </w:pPr>
+      <w:r>
+        <w:rPr>
+          <w:rFonts w:ascii="Traditional Arabic" w:hAnsi="Traditional Arabic" w:cs="Traditional Arabic"/>
+          <w:rFonts w:ascii="Traditional Arabic" w:hAnsi="Traditional Arabic"/>
+          <w:b/>
+          <w:sz w:val="28"/>
+          <w:szCs w:val="28"/>
+          <w:rtl/>
+        </w:rPr>
+        <w:t>4. ما يقوله العلم، وما يتركه مفتوحًا</w:t>
+      </w:r>
+    </w:p>
+    <w:p>
+      <w:pPr>
+        <w:bidi/>
+        <w:jc w:val="both"/>
+      </w:pPr>
+      <w:r>
+        <w:rPr>
+          <w:rFonts w:ascii="Traditional Arabic" w:hAnsi="Traditional Arabic" w:cs="Traditional Arabic"/>
+          <w:rFonts w:ascii="Traditional Arabic" w:hAnsi="Traditional Arabic"/>
+          <w:sz w:val="24"/>
+          <w:szCs w:val="24"/>
+          <w:rtl/>
+        </w:rPr>
+        <w:t>أدقُّ تمييزٍ ينبغي تثبيته في هذا الباب هو التمييز بين مستويين:</w:t>
+      </w:r>
+    </w:p>
+    <w:p>
+      <w:pPr>
+        <w:bidi/>
+        <w:jc w:val="right"/>
+      </w:pPr>
+      <w:r>
+        <w:rPr>
+          <w:rFonts w:ascii="Traditional Arabic" w:hAnsi="Traditional Arabic" w:cs="Traditional Arabic"/>
+          <w:rFonts w:ascii="Traditional Arabic" w:hAnsi="Traditional Arabic"/>
+          <w:sz w:val="24"/>
+          <w:szCs w:val="24"/>
+          <w:rtl/>
+        </w:rPr>
+        <w:t>• وصف النظام: وهذا ما يفعله العلم؛ يصف، ويُنمذج، ويختبر، ويصحح، ويكشف عن انتظاماتٍ مدهشةٍ في المادة والحياة والكون.</w:t>
+      </w:r>
+    </w:p>
+    <w:p>
+      <w:pPr>
+        <w:bidi/>
+        <w:jc w:val="right"/>
+      </w:pPr>
+      <w:r>
+        <w:rPr>
+          <w:rFonts w:ascii="Traditional Arabic" w:hAnsi="Traditional Arabic" w:cs="Traditional Arabic"/>
+          <w:rFonts w:ascii="Traditional Arabic" w:hAnsi="Traditional Arabic"/>
+          <w:sz w:val="24"/>
+          <w:szCs w:val="24"/>
+          <w:rtl/>
+        </w:rPr>
+        <w:t>• تفسير وجود النظام أصلًا: وهذا سؤالٌ لا يعالجه العلم بوصفه علمًا تجريبيًا؛ لأن الفيزياء مثلًا تفترض القوانين التي تعمل بها، ولا تستنبط من العدم سبب وجودها أو سبب قابليتها لأن تكون مفهومة.</w:t>
+      </w:r>
+    </w:p>
+    <w:p>
+      <w:pPr>
+        <w:bidi/>
+        <w:jc w:val="both"/>
+      </w:pPr>
+      <w:r>
+        <w:rPr>
+          <w:rFonts w:ascii="Traditional Arabic" w:hAnsi="Traditional Arabic" w:cs="Traditional Arabic"/>
+          <w:rFonts w:ascii="Traditional Arabic" w:hAnsi="Traditional Arabic"/>
+          <w:sz w:val="24"/>
+          <w:szCs w:val="24"/>
+          <w:rtl/>
+        </w:rPr>
+        <w:t>يتبدى من هذا التمييز أن نجاح العلم لا يُغني عن السؤال الميتافيزيقي، كما أن السؤال الميتافيزيقي لا يُضعف النجاح العلمي. حين يكتشف الفيزيائي معادلة شرودنجر فهو يصف ما يجري إذا كانت قوانين الكم على هذا النحو، ولا يفسر من داخل المختبر لماذا وُجدت هذه القوانين أصلًا. وحين يكشف عالم الأحياء بنية الحمض النووي فهو يشرح كيف تعمل شفرة الحياة، لا لماذا أمكن أصلًا أن توجد بنيةٌ معلوماتيةٌ قابلةٌ للنسخ والترجمة بهذا الإحكام.</w:t>
+      </w:r>
+    </w:p>
+    <w:p>
+      <w:pPr>
+        <w:bidi/>
+        <w:jc w:val="both"/>
+      </w:pPr>
+      <w:r>
+        <w:rPr>
+          <w:rFonts w:ascii="Traditional Arabic" w:hAnsi="Traditional Arabic" w:cs="Traditional Arabic"/>
+          <w:rFonts w:ascii="Traditional Arabic" w:hAnsi="Traditional Arabic"/>
+          <w:sz w:val="24"/>
+          <w:szCs w:val="24"/>
+          <w:rtl/>
+        </w:rPr>
+        <w:t>ولهذا يتعامل هذا الكتاب مع العلم بوصفه شاهدَ فهمٍ لا بوصفه برهانًا مخبريًا على الغيب، ولا بوصفه آليةً لإسقاط الاكتشافات المعاصرة على النصوص الدينية. فالإعجاز العلمي، حين يُحمِّل الآية ما لا تحتمل من تفاصيل علمية متغيرة، يُربك العلم والنص معًا. أمّا شاهد الفهم، فيأخذ من العلم ما ثَبَت رصده من انتظامٍ وإحكام، ثم يضعه في أفقٍ فلسفيٍّ أوسع من غير أن يجعل العلم ناطقًا بما ليس من طبيعته أن ينطق به.</w:t>
+      </w:r>
+    </w:p>
+    <w:p>
+      <w:pPr>
+        <w:bidi/>
+        <w:jc w:val="right"/>
+      </w:pPr>
+      <w:r>
+        <w:rPr>
+          <w:rFonts w:ascii="Traditional Arabic" w:hAnsi="Traditional Arabic" w:cs="Traditional Arabic"/>
+          <w:rFonts w:ascii="Traditional Arabic" w:hAnsi="Traditional Arabic"/>
+          <w:b/>
+          <w:sz w:val="28"/>
+          <w:szCs w:val="28"/>
+          <w:rtl/>
+        </w:rPr>
+        <w:t>5. القرآن لا يَستجدي العلم، وإنّما يَدعو إلى النظر</w:t>
+      </w:r>
+    </w:p>
+    <w:p>
+      <w:pPr>
+        <w:bidi/>
+        <w:jc w:val="both"/>
+      </w:pPr>
+      <w:r>
+        <w:rPr>
+          <w:rFonts w:ascii="Traditional Arabic" w:hAnsi="Traditional Arabic" w:cs="Traditional Arabic"/>
+          <w:rFonts w:ascii="Traditional Arabic" w:hAnsi="Traditional Arabic"/>
+          <w:sz w:val="24"/>
+          <w:szCs w:val="24"/>
+          <w:rtl/>
+        </w:rPr>
+        <w:t>بعد استقرار المعطى العقلي-التجريبي على أن الكون منتظمٌ وقابلٌ للفهم، يأتي الاستشهاد القرآني في موضعه الصحيح: لا ليؤسس الحقيقة العلمية، بل ليكشف عن دلالتها الوجودية، ويجعل النظر في الخلق جزءًا من الوعي بالمعنى.</w:t>
+      </w:r>
+    </w:p>
+    <w:p>
+      <w:pPr>
+        <w:bidi/>
+        <w:jc w:val="both"/>
+      </w:pPr>
+      <w:r>
+        <w:rPr>
+          <w:rFonts w:ascii="Traditional Arabic" w:hAnsi="Traditional Arabic" w:cs="Traditional Arabic"/>
+          <w:rFonts w:ascii="Traditional Arabic" w:hAnsi="Traditional Arabic"/>
+          <w:sz w:val="24"/>
+          <w:szCs w:val="24"/>
+          <w:rtl/>
+        </w:rPr>
+        <w:t>القرآن، حين يُقرأ قراءةً هادئة، لا يقدّم نفسه كتابَ فيزياءٍ أو أحياء، ولا يعلّق صدقيته على اكتشافٍ لاحق. إنما يوجّه الإنسان إلى النظر والتدبر والتأمل في الإحكام:</w:t>
       </w:r>
     </w:p>
     <w:p>
@@ -1915,22 +2125,43 @@
         <w:rPr>
           <w:rFonts w:ascii="Traditional Arabic" w:hAnsi="Traditional Arabic" w:cs="Traditional Arabic"/>
           <w:rFonts w:ascii="Traditional Arabic" w:hAnsi="Traditional Arabic"/>
-          <w:b/>
           <w:sz w:val="22"/>
           <w:szCs w:val="22"/>
           <w:rtl/>
         </w:rPr>
-        <w:t xml:space="preserve">إضاءة منهجيّة: </w:t>
-      </w:r>
-      <w:r>
-        <w:rPr>
-          <w:rFonts w:ascii="Traditional Arabic" w:hAnsi="Traditional Arabic" w:cs="Traditional Arabic"/>
-          <w:rFonts w:ascii="Traditional Arabic" w:hAnsi="Traditional Arabic"/>
-          <w:sz w:val="22"/>
-          <w:szCs w:val="22"/>
-          <w:rtl/>
-        </w:rPr>
-        <w:t>ومن الأمانة المنهجيّة بمكانٍ أن نوضّح هنا حدود هذا التمييز: القانون الثاني يُساق ضمن نطاقه الدقيق بوصفه قانونًا راسخًا في الفيزياء، والتمييز بين إنتروبيا بولتزمان وشانون نموذجٌ تفسيريٌّ مستقرٌّ يُوظَّف هنا لضبط المصطلح ومنع الخلط، لا حجّةً مباشرةً على وجود قاصدٍ أو مصمِّم؛ فخطوةُ الاستدلال الفلسفيّ تَأتي في طبقةٍ مستقلّةٍ بعد ذلك.</w:t>
+        <w:t>«أَفَلَا يَنظُرُونَ إِلَى الْإِبِلِ كَيْفَ خُلِقَتْ وَإِلَى السَّمَاءِ كَيْفَ رُفِعَتْ وَإِلَى الْجِبَالِ كَيْفَ نُصِبَتْ وَإِلَى الْأَرْضِ كَيْفَ سُطِحَتْ» (الغاشية، 17–20).</w:t>
+      </w:r>
+    </w:p>
+    <w:p>
+      <w:pPr>
+        <w:bidi/>
+        <w:jc w:val="both"/>
+      </w:pPr>
+      <w:r>
+        <w:rPr>
+          <w:rFonts w:ascii="Traditional Arabic" w:hAnsi="Traditional Arabic" w:cs="Traditional Arabic"/>
+          <w:rFonts w:ascii="Traditional Arabic" w:hAnsi="Traditional Arabic"/>
+          <w:sz w:val="24"/>
+          <w:szCs w:val="24"/>
+          <w:rtl/>
+        </w:rPr>
+        <w:t>ليس المقصود هنا تقديمَ تقريرٍ فلكيٍّ أو جيولوجيٍّ مفصل، بل إيقاظُ فعل النظر نفسه. فالإنسان لا يُطلب منه أولًا أن يصدّق ثم ينظر، بل أن ينظر نظرًا صادقًا، حتى يرى العالمَ وقد ظهر فيه من الإحكام ما كان يحجبه الاعتياد.</w:t>
+      </w:r>
+    </w:p>
+    <w:p>
+      <w:pPr>
+        <w:bidi/>
+        <w:jc w:val="both"/>
+      </w:pPr>
+      <w:r>
+        <w:rPr>
+          <w:rFonts w:ascii="Traditional Arabic" w:hAnsi="Traditional Arabic" w:cs="Traditional Arabic"/>
+          <w:rFonts w:ascii="Traditional Arabic" w:hAnsi="Traditional Arabic"/>
+          <w:sz w:val="24"/>
+          <w:szCs w:val="24"/>
+          <w:rtl/>
+        </w:rPr>
+        <w:t>ويأتي في الموضع الافتتاحي لهذا الفصل قولُه تعالى:</w:t>
       </w:r>
     </w:p>
     <w:p>
@@ -1946,38 +2177,43 @@
         <w:rPr>
           <w:rFonts w:ascii="Traditional Arabic" w:hAnsi="Traditional Arabic" w:cs="Traditional Arabic"/>
           <w:rFonts w:ascii="Traditional Arabic" w:hAnsi="Traditional Arabic"/>
-          <w:b/>
           <w:sz w:val="22"/>
           <w:szCs w:val="22"/>
           <w:rtl/>
         </w:rPr>
-        <w:t xml:space="preserve">بعبارة أبسط: </w:t>
-      </w:r>
-      <w:r>
-        <w:rPr>
-          <w:rFonts w:ascii="Traditional Arabic" w:hAnsi="Traditional Arabic" w:cs="Traditional Arabic"/>
-          <w:rFonts w:ascii="Traditional Arabic" w:hAnsi="Traditional Arabic"/>
-          <w:sz w:val="22"/>
-          <w:szCs w:val="22"/>
-          <w:rtl/>
-        </w:rPr>
-        <w:t>تخيّل غرفةً رتّبتها بعناية، ثم تركتها أيامًا. هي تَميل من تلقاء نفسها إلى الفوضى، لا إلى مزيدٍ من الترتيب؛ والترتيب لا يَعود إلا حين تَبذل أنت جهدًا وطاقةً. «الإنتروبيا» في صورتها المبسّطة مقياسٌ لهذا الميل نحو التبعثر حين يُترَك النظامُ وحده ومعزولًا. ولهذا يَبدو وجودُ نجومٍ ومجرّاتٍ وخلايا حيّةٍ منتظمةٍ أمرًا يَستدعي التأمّل: إنها جزرُ نظامٍ تَنمو لأن طاقةً تَتدفّق إليها من محيطها، تمامًا كما لا تَنتظم الغرفةُ إلا بجهدٍ يَأتيها من خارجها.</w:t>
-      </w:r>
-    </w:p>
-    <w:p>
-      <w:pPr>
-        <w:bidi/>
-        <w:jc w:val="both"/>
-      </w:pPr>
-      <w:r>
-        <w:rPr>
-          <w:rFonts w:ascii="Traditional Arabic" w:hAnsi="Traditional Arabic" w:cs="Traditional Arabic"/>
-          <w:rFonts w:ascii="Traditional Arabic" w:hAnsi="Traditional Arabic"/>
-          <w:sz w:val="24"/>
-          <w:szCs w:val="24"/>
-          <w:rtl/>
-        </w:rPr>
-        <w:t>ومع ذلك، يَحتفظ كوننا بمشهدٍ كبير من البنى المعقدة المتراكبة: نجومٌ ومجرات، كواكبُ مستقرّة، ثم حياةٌ نَشأت على واحدٍ منها على الأقلّ. هذه البنى لم تُلغِ القانون الثاني، لكنها قائمةٌ داخل شروطٍ ابتدائيّة وقوانين سَمَحت لها بأن تَنشأ. والسؤال الذي يَتظاهر بأنه ساذج هو: لماذا سَمَحت تلك الشروط والقوانين بهذا القدر من البنية؟ هذا السؤال لا يُحسَم بالعلم وحده، ولا يُساق هنا حجّةً علميّةً مباشرةً على الخالق؛ يُساق شاهدًا فلسفيًا على أنّ الشروط الابتدائية والقوانين مفاتيحُ ما نُسمّيه «نظامًا قابلًا للفهم»، لا تفصيلٌ هامشيٌّ في تاريخ الكون، ويَنبت هذا الشاهدُ من نظَر العلم نفسِه، لا من خارجه.</w:t>
+        <w:t>«مَّا تَرَىٰ فِي خَلْقِ الرَّحْمَٰنِ مِن تَفَاوُتٍ ۖ فَارْجِعِ الْبَصَرَ هَلْ تَرَىٰ مِن فُطُورٍ ثُمَّ ارْجِعِ الْبَصَرَ كَرَّتَيْنِ يَنقَلِبْ إِلَيْكَ الْبَصَرُ خَاسِئًا وَهُوَ حَسِيرٌ» (الملك، 3–4).</w:t>
+      </w:r>
+    </w:p>
+    <w:p>
+      <w:pPr>
+        <w:bidi/>
+        <w:jc w:val="both"/>
+      </w:pPr>
+      <w:r>
+        <w:rPr>
+          <w:rFonts w:ascii="Traditional Arabic" w:hAnsi="Traditional Arabic" w:cs="Traditional Arabic"/>
+          <w:rFonts w:ascii="Traditional Arabic" w:hAnsi="Traditional Arabic"/>
+          <w:sz w:val="24"/>
+          <w:szCs w:val="24"/>
+          <w:rtl/>
+        </w:rPr>
+        <w:t>هذه الآيات لا تُقدَّم هنا بوصفها بديلًا عن البرهنة التجريبية، بل بوصفها شاهدًا على أن إحكام الخلق يملك بعدًا معنويًا وتربويًا يتجاوز مجرد الوصف. وهي تدعو إلى النظر وإعادة النظر، وإلى اختبار دعوى الخلل قبل التسليم بها. ومن هذا الوجه يلتقي الخطاب القرآني مع النتيجة العقلية العامة التي استقر عليها النظر في هذا الفصل، من غير أن يُختزل أحدهما في الآخر.</w:t>
+      </w:r>
+    </w:p>
+    <w:p>
+      <w:pPr>
+        <w:bidi/>
+        <w:jc w:val="both"/>
+      </w:pPr>
+      <w:r>
+        <w:rPr>
+          <w:rFonts w:ascii="Traditional Arabic" w:hAnsi="Traditional Arabic" w:cs="Traditional Arabic"/>
+          <w:rFonts w:ascii="Traditional Arabic" w:hAnsi="Traditional Arabic"/>
+          <w:sz w:val="24"/>
+          <w:szCs w:val="24"/>
+          <w:rtl/>
+        </w:rPr>
+        <w:t>والآية المركزية التي يستند إليها أفقُ الكتاب اللاحق هي قولُه تعالى: «وَمَا خَلَقْنَا السَّمَاءَ وَالْأَرْضَ وَمَا بَيْنَهُمَا بَاطِلًا» (ص، 27). فهذه الآية لا تتحدث عن آلية الخلق، بل عن معناه؛ أي عن نفي العبث وإثبات الحكمة. وهذا أفقٌ لا يُثبته المختبر، كما لا ينفيه، لكنه يحدّد المجال الذي سيستكمله الكتاب في فصوله التالية.</w:t>
       </w:r>
     </w:p>
     <w:p>
@@ -1994,151 +2230,87 @@
           <w:szCs w:val="28"/>
           <w:rtl/>
         </w:rPr>
-        <w:t>4. ما يقوله العلم، وما لا يقوله</w:t>
-      </w:r>
-    </w:p>
-    <w:p>
-      <w:pPr>
-        <w:bidi/>
-        <w:jc w:val="both"/>
-      </w:pPr>
-      <w:r>
-        <w:rPr>
-          <w:rFonts w:ascii="Traditional Arabic" w:hAnsi="Traditional Arabic" w:cs="Traditional Arabic"/>
-          <w:rFonts w:ascii="Traditional Arabic" w:hAnsi="Traditional Arabic"/>
-          <w:sz w:val="24"/>
-          <w:szCs w:val="24"/>
-          <w:rtl/>
-        </w:rPr>
-        <w:t>أكثر سوءِ فهمٍ شائعٍ في الكلام عن «النظام والخالق» هو الخلطُ بين أمرين:</w:t>
-      </w:r>
-    </w:p>
-    <w:p>
-      <w:pPr>
-        <w:bidi/>
-        <w:jc w:val="right"/>
-      </w:pPr>
-      <w:r>
-        <w:rPr>
-          <w:rFonts w:ascii="Traditional Arabic" w:hAnsi="Traditional Arabic" w:cs="Traditional Arabic"/>
-          <w:rFonts w:ascii="Traditional Arabic" w:hAnsi="Traditional Arabic"/>
-          <w:sz w:val="24"/>
-          <w:szCs w:val="24"/>
-          <w:rtl/>
-        </w:rPr>
-        <w:t>• وصفُ النظام: وهذا ما يَفعله العلم. يَصف، يُنمذج، يَختبر، يُصحِّح. وهو ناجحٌ في ذلك إلى حدٍّ مذهل، نجاحًا قاد عقولَ كبار العلماء إلى الذهول الذي افتُتح به هذا الفصل.</w:t>
-      </w:r>
-    </w:p>
-    <w:p>
-      <w:pPr>
-        <w:bidi/>
-        <w:jc w:val="right"/>
-      </w:pPr>
-      <w:r>
-        <w:rPr>
-          <w:rFonts w:ascii="Traditional Arabic" w:hAnsi="Traditional Arabic" w:cs="Traditional Arabic"/>
-          <w:rFonts w:ascii="Traditional Arabic" w:hAnsi="Traditional Arabic"/>
-          <w:sz w:val="24"/>
-          <w:szCs w:val="24"/>
-          <w:rtl/>
-        </w:rPr>
-        <w:t>• تفسيرُ وجود النظام أصلًا: وهذا ما لا يَفعله العلم، ولا يُكلَّف به منهجيًا. السؤال «لماذا توجد قوانين قابلة للفهم بدلًا من أن لا توجد؟» ليس سؤالًا فيزيائيًا، لأن الفيزياء تَفترض القوانينَ ولا تَستنبطها من العدم.</w:t>
-      </w:r>
-    </w:p>
-    <w:p>
-      <w:pPr>
-        <w:bidi/>
-        <w:jc w:val="both"/>
-      </w:pPr>
-      <w:r>
-        <w:rPr>
-          <w:rFonts w:ascii="Traditional Arabic" w:hAnsi="Traditional Arabic" w:cs="Traditional Arabic"/>
-          <w:rFonts w:ascii="Traditional Arabic" w:hAnsi="Traditional Arabic"/>
-          <w:sz w:val="24"/>
-          <w:szCs w:val="24"/>
-          <w:rtl/>
-        </w:rPr>
-        <w:t>هذا التمييز ليس كلامًا اعتذاريًا للعلم. هو وصفٌ نزيهٌ لطبيعته. حين يَكتشف الفيزيائيّ معادلةَ شرودنجر، فإنه لا يَدّعي أنه استَنبط من العدم لماذا تكون قوانين الكَمّ هي ما هي عليه، وإنّما يَصف ما يَجري إذا كانت كذلك. وحين يَكتشف عالمُ الأحياء بنيةَ الحمض النووي، فإنه لا يَدّعي أنه استنبط من العدم لماذا تكون شفرة الحياة ممكنةً، وإنّما يَكشف كيف تَعمل وقد قامت.</w:t>
-      </w:r>
-    </w:p>
-    <w:p>
-      <w:pPr>
-        <w:bidi/>
-        <w:jc w:val="both"/>
-      </w:pPr>
-      <w:r>
-        <w:rPr>
-          <w:rFonts w:ascii="Traditional Arabic" w:hAnsi="Traditional Arabic" w:cs="Traditional Arabic"/>
-          <w:rFonts w:ascii="Traditional Arabic" w:hAnsi="Traditional Arabic"/>
-          <w:sz w:val="24"/>
-          <w:szCs w:val="24"/>
-          <w:rtl/>
-        </w:rPr>
-        <w:t>من هنا، لا يَصحّ منهجيًا أن نقول: «أثبت العلمُ وجودَ الله». لم يَفعل، ولا يَستطيع. وما يَستطيعه، وهو كثير، أن يَكشف لنا اتساعَ ذلك السؤال الذي لا يَملك هو جوابًا عنه. كلما تَقدَّم العلمُ، اتسع السؤال، لا ضاق. كلما اكتشفنا قانونًا أعمق، انفتحَ السؤالُ عن مصدر القانون، لا عن كنه الظاهرة.</w:t>
-      </w:r>
-    </w:p>
-    <w:p>
-      <w:pPr>
-        <w:bidi/>
-        <w:jc w:val="both"/>
-      </w:pPr>
-      <w:r>
-        <w:rPr>
-          <w:rFonts w:ascii="Traditional Arabic" w:hAnsi="Traditional Arabic" w:cs="Traditional Arabic"/>
-          <w:rFonts w:ascii="Traditional Arabic" w:hAnsi="Traditional Arabic"/>
-          <w:sz w:val="24"/>
-          <w:szCs w:val="24"/>
-          <w:rtl/>
-        </w:rPr>
-        <w:t>ولذلك سيَستعمل هذا الكتاب العلمَ بوصفه شاهدَ فهمٍ، لا بوصفه إعجازًا، ولا بوصفه برهانًا مخبَريًا على الغيب. الفرقُ بين الموقفَين دقيقٌ ومهمّ:</w:t>
-      </w:r>
-    </w:p>
-    <w:p>
-      <w:pPr>
-        <w:bidi/>
-        <w:jc w:val="right"/>
-      </w:pPr>
-      <w:r>
-        <w:rPr>
-          <w:rFonts w:ascii="Traditional Arabic" w:hAnsi="Traditional Arabic" w:cs="Traditional Arabic"/>
-          <w:rFonts w:ascii="Traditional Arabic" w:hAnsi="Traditional Arabic"/>
-          <w:sz w:val="24"/>
-          <w:szCs w:val="24"/>
-          <w:rtl/>
-        </w:rPr>
-        <w:t>• الإعجاز العلمي يَدّعي أن آيةً قرآنية «أخبرت» عن مكتشفٍ علميٍّ معاصر؛ وهذا تحميلٌ للنص ما لا يَحتمل، وتعليقٌ لمعنى الآية بمعطىً علميٍّ قابلٍ للمراجعة.</w:t>
-      </w:r>
-    </w:p>
-    <w:p>
-      <w:pPr>
-        <w:bidi/>
-        <w:jc w:val="right"/>
-      </w:pPr>
-      <w:r>
-        <w:rPr>
-          <w:rFonts w:ascii="Traditional Arabic" w:hAnsi="Traditional Arabic" w:cs="Traditional Arabic"/>
-          <w:rFonts w:ascii="Traditional Arabic" w:hAnsi="Traditional Arabic"/>
-          <w:sz w:val="24"/>
-          <w:szCs w:val="24"/>
-          <w:rtl/>
-        </w:rPr>
-        <w:t>• شاهدُ الفهم يَستعمل ما رَصَده العلم من نظامٍ ليُساعد القارئَ على استشعار عظمة الإحكام، دون أن يُنصِّب العلمَ شارحًا للوحي.</w:t>
-      </w:r>
-    </w:p>
-    <w:p>
-      <w:pPr>
-        <w:bidi/>
-        <w:jc w:val="both"/>
-      </w:pPr>
-      <w:r>
-        <w:rPr>
-          <w:rFonts w:ascii="Traditional Arabic" w:hAnsi="Traditional Arabic" w:cs="Traditional Arabic"/>
-          <w:rFonts w:ascii="Traditional Arabic" w:hAnsi="Traditional Arabic"/>
-          <w:sz w:val="24"/>
-          <w:szCs w:val="24"/>
-          <w:rtl/>
-        </w:rPr>
-        <w:t>في هذا الفصل وفي ما يَتلوه، كلما ذُكِر شاهدٌ علميّ، فهو من النوع الثاني، لا من النوع الأول.</w:t>
+        <w:t>6. السببيّة: العمود الفقريّ الذي لا يُرى</w:t>
+      </w:r>
+    </w:p>
+    <w:p>
+      <w:pPr>
+        <w:bidi/>
+        <w:jc w:val="both"/>
+      </w:pPr>
+      <w:r>
+        <w:rPr>
+          <w:rFonts w:ascii="Traditional Arabic" w:hAnsi="Traditional Arabic" w:cs="Traditional Arabic"/>
+          <w:rFonts w:ascii="Traditional Arabic" w:hAnsi="Traditional Arabic"/>
+          <w:sz w:val="24"/>
+          <w:szCs w:val="24"/>
+          <w:rtl/>
+        </w:rPr>
+        <w:t>من بين سمات النظام، تستحق السببيّة وقفةً خاصة في فصلٍ افتتاحي؛ لأن الكتاب في فصوله اللاحقة عن الفعل والنتيجة والصحيفة والتوبة يقوم، في إحدى ركائزه الأساسية، على أن الفعل يترتب عليه أثر. فإذا لم تكن السببيّة بنيةً كونيةً معتبرة، تهاوت شبكةٌ كاملة من المعاني المعرفية والأخلاقية والشرعية.</w:t>
+      </w:r>
+    </w:p>
+    <w:p>
+      <w:pPr>
+        <w:bidi/>
+        <w:jc w:val="both"/>
+      </w:pPr>
+      <w:r>
+        <w:rPr>
+          <w:rFonts w:ascii="Traditional Arabic" w:hAnsi="Traditional Arabic" w:cs="Traditional Arabic"/>
+          <w:rFonts w:ascii="Traditional Arabic" w:hAnsi="Traditional Arabic"/>
+          <w:sz w:val="24"/>
+          <w:szCs w:val="24"/>
+          <w:rtl/>
+        </w:rPr>
+        <w:t>السببيّة، بمعناها العلمي التشغيلي، هي أن تتغير النتيجة إذا تغيَّر السبب، تغيرًا منتظمًا قابلًا للقياس. وهي ليست مجرد تعاقبٍ زمني، كما نبّه ديفيد هيوم في نقده للمساواة بين السببيّة والتتابع، بل تعاقبٌ منتظمٌ تظهر حقيقته حين يقع التدخل: لو فُعل كذا لوقع كذا. وعلى هذا المعنى تقوم التجربة العلمية الحديثة في بنيتها العملية.</w:t>
+      </w:r>
+    </w:p>
+    <w:p>
+      <w:pPr>
+        <w:bidi/>
+        <w:jc w:val="both"/>
+      </w:pPr>
+      <w:r>
+        <w:rPr>
+          <w:rFonts w:ascii="Traditional Arabic" w:hAnsi="Traditional Arabic" w:cs="Traditional Arabic"/>
+          <w:rFonts w:ascii="Traditional Arabic" w:hAnsi="Traditional Arabic"/>
+          <w:sz w:val="24"/>
+          <w:szCs w:val="24"/>
+          <w:rtl/>
+        </w:rPr>
+        <w:t>وحين يضغط الإنسان زرَّ الإنارة فيضيء المصباح، فهو لا يكتفي بمشاهدة حدثين متجاورين، بل يفهم أن غياب الضغط أو انقطاع التيار يغيّر النتيجة. هذا التمييز البسيط بين التعاقب والرابط القابل للتدخل هو الذي يقوم عليه الطب والهندسة وسائر الممارسات المنظمة في الحياة اليومية.</w:t>
+      </w:r>
+    </w:p>
+    <w:p>
+      <w:pPr>
+        <w:bidi/>
+        <w:jc w:val="both"/>
+      </w:pPr>
+      <w:r>
+        <w:rPr>
+          <w:rFonts w:ascii="Traditional Arabic" w:hAnsi="Traditional Arabic" w:cs="Traditional Arabic"/>
+          <w:rFonts w:ascii="Traditional Arabic" w:hAnsi="Traditional Arabic"/>
+          <w:sz w:val="24"/>
+          <w:szCs w:val="24"/>
+          <w:rtl/>
+        </w:rPr>
+        <w:t>وفي ضوء نموذج كود الحياة التكاملي، لا تُفهم السببيّة بوصفها حتميةً عمياء تُقصي مشيئة الله، ولا بوصفها وهمًا ذهنيًا يمكن تجاهله باسم التوكل. السبب مأذونٌ له بالتأثير، لا مستقلٌّ به، وإلغاء السببيّة في الفعل البشري إلغاءٌ للسنّة التي يقوم عليها التكليف نفسه.</w:t>
+      </w:r>
+    </w:p>
+    <w:p>
+      <w:pPr>
+        <w:bidi/>
+        <w:jc w:val="both"/>
+      </w:pPr>
+      <w:r>
+        <w:rPr>
+          <w:rFonts w:ascii="Traditional Arabic" w:hAnsi="Traditional Arabic" w:cs="Traditional Arabic"/>
+          <w:rFonts w:ascii="Traditional Arabic" w:hAnsi="Traditional Arabic"/>
+          <w:sz w:val="24"/>
+          <w:szCs w:val="24"/>
+          <w:rtl/>
+        </w:rPr>
+        <w:t>وحين يقول القرآن: «إِنَّا كُلَّ شَيْءٍ خَلَقْنَاهُ بِقَدَرٍ» (القمر، 49)، فإن «القَدَر» هنا تقديرٌ وإحكامٌ، لا مقدارٌ كميٌّ بالمعنى العلمي الحديث. فالأشياء مخلوقةٌ على نسبٍ وشروطٍ تنتظم بها في شبكة العالم. ولهذا يَقدر الإنسان أن يفعل: لأن العالم ليس عشوائيةً محضة، بل بنيةً تستجيب للأفعال وفق سننٍ منتظمة. ومن غير هذا الاطراد لا يستقيم معنى النية، ولا المسؤولية، ولا الأمر الشرعي، ولا إمكان الإصلاح.</w:t>
       </w:r>
     </w:p>
     <w:p>
@@ -2155,23 +2327,362 @@
           <w:szCs w:val="28"/>
           <w:rtl/>
         </w:rPr>
-        <w:t>5. القرآن لا يَستجدي العلم، وإنّما يَدعو إلى النظر</w:t>
-      </w:r>
-    </w:p>
-    <w:p>
-      <w:pPr>
-        <w:bidi/>
-        <w:jc w:val="both"/>
-      </w:pPr>
-      <w:r>
-        <w:rPr>
-          <w:rFonts w:ascii="Traditional Arabic" w:hAnsi="Traditional Arabic" w:cs="Traditional Arabic"/>
-          <w:rFonts w:ascii="Traditional Arabic" w:hAnsi="Traditional Arabic"/>
-          <w:sz w:val="24"/>
-          <w:szCs w:val="24"/>
-          <w:rtl/>
-        </w:rPr>
-        <w:t>من العجيب، حين تَقرأ القرآنَ بعينٍ هادئة، أنه لا يُقدِّم نفسَه كتابَ فيزياءٍ ولا كتابَ أحياء، ولا يَنتظر اكتشافًا علميًا ليُؤكِّد دعواه. هو، من البداية، يَتحدى الإنسانَ في موضعٍ آخر تمامًا: يَدعوه إلى النظر، إلى التدبّر، إلى رؤية النظام بوصفه آية:</w:t>
+        <w:t>7. ثلاثة طرقٍ مغلقة قبل الطريق الرابع</w:t>
+      </w:r>
+    </w:p>
+    <w:p>
+      <w:pPr>
+        <w:bidi/>
+        <w:jc w:val="both"/>
+      </w:pPr>
+      <w:r>
+        <w:rPr>
+          <w:rFonts w:ascii="Traditional Arabic" w:hAnsi="Traditional Arabic" w:cs="Traditional Arabic"/>
+          <w:rFonts w:ascii="Traditional Arabic" w:hAnsi="Traditional Arabic"/>
+          <w:sz w:val="24"/>
+          <w:szCs w:val="24"/>
+          <w:rtl/>
+        </w:rPr>
+        <w:t>أمام معطى النظام، يمكن تصنيف أبرز البدائل التفسيرية إلى ثلاثة مسارات رئيسية، لكل واحدٍ منها صيغته القوية التي تستحق أن تُعرض قبل نقدها.</w:t>
+      </w:r>
+    </w:p>
+    <w:p>
+      <w:pPr>
+        <w:bidi/>
+        <w:jc w:val="both"/>
+      </w:pPr>
+      <w:r>
+        <w:rPr>
+          <w:rFonts w:ascii="Traditional Arabic" w:hAnsi="Traditional Arabic" w:cs="Traditional Arabic"/>
+          <w:rFonts w:ascii="Traditional Arabic" w:hAnsi="Traditional Arabic"/>
+          <w:sz w:val="24"/>
+          <w:szCs w:val="24"/>
+          <w:rtl/>
+        </w:rPr>
+        <w:t>الطريق الأول: الصدفة المؤسَّسة كونيًا. ليست أقوى صيغ هذا الموقف هي القول الساذج إن «كل شيء حدث مصادفةً»؛ بل الصيغة الأكثر تماسكًا تستند إلى نماذج التضخم الأبدي التي تفترض بنيةً كونيةً مولّدةً لعددٍ هائل، وربما غير متناهٍ، من الأكوان الجيبية ذات الثوابت أو الشروط المختلفة. ووفق هذا التصور، لا تعود ملاءمة كوننا للتعقيد والحياة حدثًا مستغربًا، بل نتيجةً إحصائية داخل مشهدٍ كونيٍّ واسع: نحن نرصد كونًا صالحًا للرصد لأن الأكوان غير الصالحة لا تُنتج راصدين. وبهذا المعنى تُستبدل «الغاية» بمزيجٍ من الوفرة الكونية والاختيار الرصدي.</w:t>
+      </w:r>
+    </w:p>
+    <w:p>
+      <w:pPr>
+        <w:bidi/>
+        <w:jc w:val="both"/>
+      </w:pPr>
+      <w:r>
+        <w:rPr>
+          <w:rFonts w:ascii="Traditional Arabic" w:hAnsi="Traditional Arabic" w:cs="Traditional Arabic"/>
+          <w:rFonts w:ascii="Traditional Arabic" w:hAnsi="Traditional Arabic"/>
+          <w:sz w:val="24"/>
+          <w:szCs w:val="24"/>
+          <w:rtl/>
+        </w:rPr>
+        <w:t>هذه الصياغة أقوى بكثير من الاحتجاج بلفظة «الصدفة» وحدها، لكنها لا تُلغي السؤال بل تنقله إلى مستوى آخر. فهي تفترض إطارًا مولّدًا للأكوان، وقوانين تضخم، وبنيةً فيزيائيةً للفَراغ، وآليةً تسمح بتنوع القيم والثوابت. وكل ذلك يعني أن السؤال لم يعد: لماذا هذا الكون وحده؟ بل صار: لماذا يوجد مجالٌ كونيٌّ منتظم قادرٌ أصلًا على توليد هذا التعدد وفق قواعد ثابتة؟ ثم إن المبدأ الرصدي يفسر لماذا نرى كونًا ملائمًا للرصد، لكنه لا يفسر لماذا وُجدت القوانين التي تجعل مثل هذا المشهد ممكنًا، ولا لماذا أمكن أن تكون هناك بنيةٌ رياضيةٌ قابلةٌ للوصف من الأصل.</w:t>
+      </w:r>
+    </w:p>
+    <w:p>
+      <w:pPr>
+        <w:bidi/>
+        <w:jc w:val="both"/>
+      </w:pPr>
+      <w:r>
+        <w:rPr>
+          <w:rFonts w:ascii="Traditional Arabic" w:hAnsi="Traditional Arabic" w:cs="Traditional Arabic"/>
+          <w:rFonts w:ascii="Traditional Arabic" w:hAnsi="Traditional Arabic"/>
+          <w:sz w:val="24"/>
+          <w:szCs w:val="24"/>
+          <w:rtl/>
+        </w:rPr>
+        <w:t>الطريق الثاني: التفسير الذاتي للكون. وفي أقوى صيغه الكوسمولوجية الحديثة لا يقال فقط إن الأسباب تمتد إلى غير نهاية، بل يقال إن الكون قد يكون كيانًا بلا حدٍّ ابتدائي بالمعنى الكلاسيكي. ففي نماذج اللاحدودية المرتبطة بستيفن هوكينج، يختفي السؤال عن «ما قبل البداية» لأن الزمن نفسه يفقد شكله الاعتيادي قرب الأصل، فلا تعود هناك حافةٌ زمنية تطلب سببًا سابقًا. وتجاور هذا الاتجاهَ محاولاتٌ هندسية واسعة — تُذكر هنا مع أعمال روجر بنروز في السعي إلى وصفٍ كليٍّ للبنية الكونية وشروطها الشاملة — تجعل الكون قابلاً للتصور بوصفه نسقًا يَنتظم بقوانينه الداخلية من غير حاجةٍ إلى بدايةٍ سببيةٍ زمنية بالمعنى المألوف.</w:t>
+      </w:r>
+    </w:p>
+    <w:p>
+      <w:pPr>
+        <w:bidi/>
+        <w:jc w:val="both"/>
+      </w:pPr>
+      <w:r>
+        <w:rPr>
+          <w:rFonts w:ascii="Traditional Arabic" w:hAnsi="Traditional Arabic" w:cs="Traditional Arabic"/>
+          <w:rFonts w:ascii="Traditional Arabic" w:hAnsi="Traditional Arabic"/>
+          <w:sz w:val="24"/>
+          <w:szCs w:val="24"/>
+          <w:rtl/>
+        </w:rPr>
+        <w:t>وهذا التصور، على قوته، لا يمنح الكون اكتفاءً تفسيريًا تامًا. فنفيُ الحدّ الزمني البدائي لا يُساوي نفيَ الحاجة إلى تفسيرٍ أنطولوجي. فإذا كان الزمن نفسه جزءًا من البنية الموصوفة، بقي السؤال قائمًا: لماذا توجد هذه البنية أصلًا؟ ولماذا توجد القوانين أو الهندسة التي تسمح بوصف كونٍ «لاحدودي»؟ إن تحويل المشكلة من بدايةٍ زمنية إلى وصفٍ هندسيٍّ أكثر تعقيدًا يغيّر شكل السؤال، لكنه لا يستغني عن سؤال مصدر القانون وأساس الإمكان. والممكنات، مهما تعقدت صيغها أو امتدت نماذجها، لا تتحول بذلك وحده إلى واجبٍ قائمٍ بذاته.</w:t>
+      </w:r>
+    </w:p>
+    <w:p>
+      <w:pPr>
+        <w:bidi/>
+        <w:jc w:val="both"/>
+      </w:pPr>
+      <w:r>
+        <w:rPr>
+          <w:rFonts w:ascii="Traditional Arabic" w:hAnsi="Traditional Arabic" w:cs="Traditional Arabic"/>
+          <w:rFonts w:ascii="Traditional Arabic" w:hAnsi="Traditional Arabic"/>
+          <w:sz w:val="24"/>
+          <w:szCs w:val="24"/>
+          <w:rtl/>
+        </w:rPr>
+        <w:t>الطريق الثالث: الانسحاب المعرفي. وهو القول إن السؤال نفسه بلا معنى، وإن الاستفهام عن سبب وجود نظامٍ قابلٍ للفهم سؤالٌ ميتافيزيقي زائد لا يستحق المتابعة. غير أن هذا الموقف لا يحل الإشكال، بل ينسحب منه؛ لأن السؤال لم ينشأ من فراغٍ لغوي، بل من معطى مرصود بالعقل والعلم معًا. والتخلي عن السؤال هنا ليس جوابًا، بل تعليقٌ للبحث عند اللحظة التي يصبح فيها أكثر جدية.</w:t>
+      </w:r>
+    </w:p>
+    <w:p>
+      <w:pPr>
+        <w:bidi/>
+        <w:jc w:val="both"/>
+      </w:pPr>
+      <w:r>
+        <w:rPr>
+          <w:rFonts w:ascii="Traditional Arabic" w:hAnsi="Traditional Arabic" w:cs="Traditional Arabic"/>
+          <w:rFonts w:ascii="Traditional Arabic" w:hAnsi="Traditional Arabic"/>
+          <w:sz w:val="24"/>
+          <w:szCs w:val="24"/>
+          <w:rtl/>
+        </w:rPr>
+        <w:t>تبقى الطريق الرابعة: أن نترك المعطى يفتح أسئلته من غير تعجل. فالنظام يفتح سؤال الناظم، والقانون يفتح سؤال مصدر القانون، وما يظهر في انتظام الكون وقابليته للفهم يفتح سؤال الغاية. ويرى نموذج كود الحياة التكاملي أن هذه الأسئلة لا تتولد من عنصرٍ واحدٍ معزول، بل من اجتماع النظام والفهم وإمكان الفعل في أفقٍ واحد؛ أي من كون العالم ليس فقط موجودًا، بل منظمًا، ومفهومًا، وقابلاً لأن يتحمل الإنسان فيه مسؤولية أفعاله.</w:t>
+      </w:r>
+    </w:p>
+    <w:p>
+      <w:pPr>
+        <w:bidi/>
+        <w:jc w:val="both"/>
+      </w:pPr>
+      <w:r>
+        <w:rPr>
+          <w:rFonts w:ascii="Traditional Arabic" w:hAnsi="Traditional Arabic" w:cs="Traditional Arabic"/>
+          <w:rFonts w:ascii="Traditional Arabic" w:hAnsi="Traditional Arabic"/>
+          <w:sz w:val="24"/>
+          <w:szCs w:val="24"/>
+          <w:rtl/>
+        </w:rPr>
+        <w:t>في الفصل الثاني، سيُستأنف هذا المسار من زاوية قابلية الكون للفهم. وفي الفصل الثالث، سيُصاغ الانتقال العقلي من النظام إلى ضرورة الخالق على نحوٍ أوضح. أمّا وظيفة هذا الفصل فهي تثبيت المعطى الذي تنطلق منه هذه الحركة الاستدلالية.</w:t>
+      </w:r>
+    </w:p>
+    <w:p>
+      <w:pPr>
+        <w:bidi/>
+        <w:jc w:val="right"/>
+      </w:pPr>
+      <w:r>
+        <w:rPr>
+          <w:rFonts w:ascii="Traditional Arabic" w:hAnsi="Traditional Arabic" w:cs="Traditional Arabic"/>
+          <w:rFonts w:ascii="Traditional Arabic" w:hAnsi="Traditional Arabic"/>
+          <w:b/>
+          <w:sz w:val="28"/>
+          <w:szCs w:val="28"/>
+          <w:rtl/>
+        </w:rPr>
+        <w:t>8. لماذا لا نُسرع إلى «المبرمج الأكبر»؟</w:t>
+      </w:r>
+    </w:p>
+    <w:p>
+      <w:pPr>
+        <w:bidi/>
+        <w:jc w:val="both"/>
+      </w:pPr>
+      <w:r>
+        <w:rPr>
+          <w:rFonts w:ascii="Traditional Arabic" w:hAnsi="Traditional Arabic" w:cs="Traditional Arabic"/>
+          <w:rFonts w:ascii="Traditional Arabic" w:hAnsi="Traditional Arabic"/>
+          <w:sz w:val="24"/>
+          <w:szCs w:val="24"/>
+          <w:rtl/>
+        </w:rPr>
+        <w:t>تشيع في الأدبيات المعاصرة استعارةُ «المبرمج» لتقريب معنى الإحكام والنظام إلى القارئ التقني. غير أن هذا الكتاب يتحفظ عليها منذ البداية، لأن نموذج كود الحياة التكاملي لا يريد أن يختزل الخالق في صورةٍ ذهنيةٍ مستعارة، ولا أن يختزل الكون في تمثيلٍ تقنيٍّ ناقص. ولذلك تبقى هذه الاستعارة — إذا استُعملت — محدودة الوظيفة، ثم تُترك.</w:t>
+      </w:r>
+    </w:p>
+    <w:p>
+      <w:pPr>
+        <w:bidi/>
+        <w:jc w:val="both"/>
+      </w:pPr>
+      <w:r>
+        <w:rPr>
+          <w:rFonts w:ascii="Traditional Arabic" w:hAnsi="Traditional Arabic" w:cs="Traditional Arabic"/>
+          <w:rFonts w:ascii="Traditional Arabic" w:hAnsi="Traditional Arabic"/>
+          <w:sz w:val="24"/>
+          <w:szCs w:val="24"/>
+          <w:rtl/>
+        </w:rPr>
+        <w:t>ويرجع هذا التحفظ إلى ثلاثة أسباب رئيسية:</w:t>
+      </w:r>
+    </w:p>
+    <w:p>
+      <w:pPr>
+        <w:bidi/>
+        <w:jc w:val="right"/>
+      </w:pPr>
+      <w:r>
+        <w:rPr>
+          <w:rFonts w:ascii="Traditional Arabic" w:hAnsi="Traditional Arabic" w:cs="Traditional Arabic"/>
+          <w:rFonts w:ascii="Traditional Arabic" w:hAnsi="Traditional Arabic"/>
+          <w:sz w:val="24"/>
+          <w:szCs w:val="24"/>
+          <w:rtl/>
+        </w:rPr>
+        <w:t>• التشبيه ناقص: المبرمج البشري يكتب شيفرةً ثم تعمل من بعده، أمّا الله فليس واضعَ قوانين ثم منسحبًا عنها، بل هو مُجري السنن في كل لحظة؛ ولذلك يُفضي التوسع في الاستعارة إلى صورةٍ ديئية لا يقرها القرآن: «كُلَّ يَوْمٍ هُوَ فِي شَأْنٍ» (الرحمن، 29).</w:t>
+      </w:r>
+    </w:p>
+    <w:p>
+      <w:pPr>
+        <w:bidi/>
+        <w:jc w:val="right"/>
+      </w:pPr>
+      <w:r>
+        <w:rPr>
+          <w:rFonts w:ascii="Traditional Arabic" w:hAnsi="Traditional Arabic" w:cs="Traditional Arabic"/>
+          <w:rFonts w:ascii="Traditional Arabic" w:hAnsi="Traditional Arabic"/>
+          <w:sz w:val="24"/>
+          <w:szCs w:val="24"/>
+          <w:rtl/>
+        </w:rPr>
+        <w:t>• التشبيه يختزل: فهو يركز على معنى الإحكام، ويُغفل صفاتٍ إلهيةً لا يستقيم التصور العقدي دونها: الرحمة، والحكمة، والإرادة، والسمع، والبصر، والكلام. والله ليس «وظيفةَ نظام»، بل الذات العليّة المنزّهة عن المماثلة: «لَيْسَ كَمِثْلِهِ شَيْءٌ» (الشورى، 11).</w:t>
+      </w:r>
+    </w:p>
+    <w:p>
+      <w:pPr>
+        <w:bidi/>
+        <w:jc w:val="right"/>
+      </w:pPr>
+      <w:r>
+        <w:rPr>
+          <w:rFonts w:ascii="Traditional Arabic" w:hAnsi="Traditional Arabic" w:cs="Traditional Arabic"/>
+          <w:rFonts w:ascii="Traditional Arabic" w:hAnsi="Traditional Arabic"/>
+          <w:sz w:val="24"/>
+          <w:szCs w:val="24"/>
+          <w:rtl/>
+        </w:rPr>
+        <w:t>• التشبيه يُسطِّح الكون: فالكون ليس برنامجًا بالمعنى التقني، بل خلقٌ ذو أطوارٍ وغاياتٍ وتكليفٍ ووحيٍ ومعاد. واختزاله في «شيفرة» يُسقط منه طبقاتٍ جوهريةً من معناه.</w:t>
+      </w:r>
+    </w:p>
+    <w:p>
+      <w:pPr>
+        <w:bidi/>
+        <w:jc w:val="both"/>
+      </w:pPr>
+      <w:r>
+        <w:rPr>
+          <w:rFonts w:ascii="Traditional Arabic" w:hAnsi="Traditional Arabic" w:cs="Traditional Arabic"/>
+          <w:rFonts w:ascii="Traditional Arabic" w:hAnsi="Traditional Arabic"/>
+          <w:sz w:val="24"/>
+          <w:szCs w:val="24"/>
+          <w:rtl/>
+        </w:rPr>
+        <w:t>ولهذا يميل الكتاب، بعد أي استعمالٍ بلاغيٍّ محدود، إلى ألفاظٍ أوسع وأدق مثل «المُحكِم» و«ربّ السنن»؛ لأنها أقرب إلى منطق القرآن، وأبعد عن إيهام التشبيه.</w:t>
+      </w:r>
+    </w:p>
+    <w:p>
+      <w:pPr>
+        <w:bidi/>
+        <w:jc w:val="right"/>
+      </w:pPr>
+      <w:r>
+        <w:rPr>
+          <w:rFonts w:ascii="Traditional Arabic" w:hAnsi="Traditional Arabic" w:cs="Traditional Arabic"/>
+          <w:rFonts w:ascii="Traditional Arabic" w:hAnsi="Traditional Arabic"/>
+          <w:b/>
+          <w:sz w:val="28"/>
+          <w:szCs w:val="28"/>
+          <w:rtl/>
+        </w:rPr>
+        <w:t>9. الانتظامُ ليس آليّةً، والقانونُ ليس آلة</w:t>
+      </w:r>
+    </w:p>
+    <w:p>
+      <w:pPr>
+        <w:bidi/>
+        <w:jc w:val="both"/>
+      </w:pPr>
+      <w:r>
+        <w:rPr>
+          <w:rFonts w:ascii="Traditional Arabic" w:hAnsi="Traditional Arabic" w:cs="Traditional Arabic"/>
+          <w:rFonts w:ascii="Traditional Arabic" w:hAnsi="Traditional Arabic"/>
+          <w:sz w:val="24"/>
+          <w:szCs w:val="24"/>
+          <w:rtl/>
+        </w:rPr>
+        <w:t>يبقى تمييزٌ حاسمٌ يحرس ما بعده من مباحث هذا الكتاب:</w:t>
+      </w:r>
+    </w:p>
+    <w:p>
+      <w:pPr>
+        <w:bidi/>
+        <w:jc w:val="right"/>
+      </w:pPr>
+      <w:r>
+        <w:rPr>
+          <w:rFonts w:ascii="Traditional Arabic" w:hAnsi="Traditional Arabic" w:cs="Traditional Arabic"/>
+          <w:rFonts w:ascii="Traditional Arabic" w:hAnsi="Traditional Arabic"/>
+          <w:sz w:val="24"/>
+          <w:szCs w:val="24"/>
+          <w:rtl/>
+        </w:rPr>
+        <w:t>• القانون صياغةٌ معرفيةٌ بشريةٌ لانتظامٍ مرصود، وليس كيانًا مستقلًا فاعلًا. فعندما نقول «قانون الجاذبية» نحن نصف علاقةً مطردةً بين الكتل والقوى، ولا ننسب إلى الصياغة نفسها قدرةً ذاتيةً على الفعل.</w:t>
+      </w:r>
+    </w:p>
+    <w:p>
+      <w:pPr>
+        <w:bidi/>
+        <w:jc w:val="right"/>
+      </w:pPr>
+      <w:r>
+        <w:rPr>
+          <w:rFonts w:ascii="Traditional Arabic" w:hAnsi="Traditional Arabic" w:cs="Traditional Arabic"/>
+          <w:rFonts w:ascii="Traditional Arabic" w:hAnsi="Traditional Arabic"/>
+          <w:sz w:val="24"/>
+          <w:szCs w:val="24"/>
+          <w:rtl/>
+        </w:rPr>
+        <w:t>• الآلة نظامٌ مغلقٌ يعمل بعد إيداع الطاقة فيه ثم يستمر منفصلًا عن فاعله. أمّا الكون فليس آلةً بهذا المعنى؛ إذ السنن فيه جاريةٌ بإذن الله المستمر، لا بإيداعٍ سابقٍ ثم انفصال.</w:t>
+      </w:r>
+    </w:p>
+    <w:p>
+      <w:pPr>
+        <w:bidi/>
+        <w:jc w:val="both"/>
+      </w:pPr>
+      <w:r>
+        <w:rPr>
+          <w:rFonts w:ascii="Traditional Arabic" w:hAnsi="Traditional Arabic" w:cs="Traditional Arabic"/>
+          <w:rFonts w:ascii="Traditional Arabic" w:hAnsi="Traditional Arabic"/>
+          <w:sz w:val="24"/>
+          <w:szCs w:val="24"/>
+          <w:rtl/>
+        </w:rPr>
+        <w:t>هذا التمييز يمنع السقوط في ديئيزمٍ مقنّع يجعل انتظام العالم دليلًا على إقصاء الفاعلية الإلهية بدلًا من أن يجعله شاهدًا على حكمتها. وبين الديئيزم من جهة، والخرافة التي تلغي السنن من جهةٍ أخرى، يبرز الطريق القرآني الوسط: الله خلق السنن، ويُجريها، وهو فوقها، وهي آياتٌ عليه لا حجبٌ دونه.</w:t>
+      </w:r>
+    </w:p>
+    <w:p>
+      <w:pPr>
+        <w:bidi/>
+        <w:jc w:val="right"/>
+      </w:pPr>
+      <w:r>
+        <w:rPr>
+          <w:rFonts w:ascii="Traditional Arabic" w:hAnsi="Traditional Arabic" w:cs="Traditional Arabic"/>
+          <w:rFonts w:ascii="Traditional Arabic" w:hAnsi="Traditional Arabic"/>
+          <w:b/>
+          <w:sz w:val="28"/>
+          <w:szCs w:val="28"/>
+          <w:rtl/>
+        </w:rPr>
+        <w:t>10. سؤالُ الكتاب الكبير، يُولَد هنا</w:t>
+      </w:r>
+    </w:p>
+    <w:p>
+      <w:pPr>
+        <w:bidi/>
+        <w:jc w:val="both"/>
+      </w:pPr>
+      <w:r>
+        <w:rPr>
+          <w:rFonts w:ascii="Traditional Arabic" w:hAnsi="Traditional Arabic" w:cs="Traditional Arabic"/>
+          <w:rFonts w:ascii="Traditional Arabic" w:hAnsi="Traditional Arabic"/>
+          <w:sz w:val="24"/>
+          <w:szCs w:val="24"/>
+          <w:rtl/>
+        </w:rPr>
+        <w:t>إذا كان الكون مرصودًا في صورة نظامٍ مطّردٍ، قابلٍ للفهم، قائمٍ على السببيّة، ومتسمٍ بقدرٍ من الإحكام والجمال البنيوي، فإن سؤالًا أساسيًا يفرض نفسه:</w:t>
       </w:r>
     </w:p>
     <w:p>
@@ -2191,39 +2702,429 @@
           <w:szCs w:val="22"/>
           <w:rtl/>
         </w:rPr>
-        <w:t>«أَفَلَا يَنظُرُونَ إِلَى الْإِبِلِ كَيْفَ خُلِقَتْ وَإِلَى السَّمَاءِ كَيْفَ رُفِعَتْ وَإِلَى الْجِبَالِ كَيْفَ نُصِبَتْ وَإِلَى الْأَرْضِ كَيْفَ سُطِحَتْ» (الغاشية، 17–20).</w:t>
-      </w:r>
-    </w:p>
-    <w:p>
-      <w:pPr>
-        <w:bidi/>
-        <w:jc w:val="both"/>
-      </w:pPr>
-      <w:r>
-        <w:rPr>
-          <w:rFonts w:ascii="Traditional Arabic" w:hAnsi="Traditional Arabic" w:cs="Traditional Arabic"/>
-          <w:rFonts w:ascii="Traditional Arabic" w:hAnsi="Traditional Arabic"/>
-          <w:sz w:val="24"/>
-          <w:szCs w:val="24"/>
-          <w:rtl/>
-        </w:rPr>
-        <w:t>ليس المقصود هنا تفصيلًا فلكيًا أو جيولوجيًا. المقصود أن مجرَّد النظر، إذا صَدَقَ، يَفتح بابًا. لا يُقال للإنسان «صدِّق ثم انظر»، وإنّما «انظر ثم سَترى». والذي يَراه هو العالمُ نفسُه وقد ظَهَر فيه إحكامٌ كان غافلًا عنه، لا صورةٌ أخرى من العالم.</w:t>
-      </w:r>
-    </w:p>
-    <w:p>
-      <w:pPr>
-        <w:bidi/>
-        <w:jc w:val="both"/>
-      </w:pPr>
-      <w:r>
-        <w:rPr>
-          <w:rFonts w:ascii="Traditional Arabic" w:hAnsi="Traditional Arabic" w:cs="Traditional Arabic"/>
-          <w:rFonts w:ascii="Traditional Arabic" w:hAnsi="Traditional Arabic"/>
-          <w:sz w:val="24"/>
-          <w:szCs w:val="24"/>
-          <w:rtl/>
-        </w:rPr>
-        <w:t>في موضعٍ آخر، يَستعمل القرآنُ صيغةً تَتكرَّر بلا إعجاب، وكأنها بَدَهيّة:</w:t>
+        <w:t>لماذا يبدو الوجود قائمًا على نظامٍ ومعنى، لا على عبثٍ أعمى؟</w:t>
+      </w:r>
+    </w:p>
+    <w:p>
+      <w:pPr>
+        <w:bidi/>
+        <w:jc w:val="both"/>
+      </w:pPr>
+      <w:r>
+        <w:rPr>
+          <w:rFonts w:ascii="Traditional Arabic" w:hAnsi="Traditional Arabic" w:cs="Traditional Arabic"/>
+          <w:rFonts w:ascii="Traditional Arabic" w:hAnsi="Traditional Arabic"/>
+          <w:sz w:val="24"/>
+          <w:szCs w:val="24"/>
+          <w:rtl/>
+        </w:rPr>
+        <w:t>هذا هو السؤال المركزي الذي يفتحه هذا الكتاب. ومنه سيتحرك لاحقًا إلى أسئلة الخالق، ثم معنى الخلق، ثم الإنسان، ثم فعله ونتيجته، ثم الصحيفة والتوبة والعمل الصالح. وبهذا المعنى فإن ما يتأسس هنا ليس مقدمةً عابرة، بل الأرضية التي سيقوم عليها مسار الكتاب كله.</w:t>
+      </w:r>
+    </w:p>
+    <w:p>
+      <w:pPr>
+        <w:bidi/>
+        <w:jc w:val="both"/>
+      </w:pPr>
+      <w:r>
+        <w:rPr>
+          <w:rFonts w:ascii="Traditional Arabic" w:hAnsi="Traditional Arabic" w:cs="Traditional Arabic"/>
+          <w:rFonts w:ascii="Traditional Arabic" w:hAnsi="Traditional Arabic"/>
+          <w:sz w:val="24"/>
+          <w:szCs w:val="24"/>
+          <w:rtl/>
+        </w:rPr>
+        <w:t>ويعمل الكتاب ضمن نطاقٍ محدد: يتتبع العلاقة بين انتظام العالم، وقابلية فهمه، وإمكان التكليف والفعل فيه. ولذلك فترتيب الأسئلة هنا مقصود؛ إذ لا يُبحث في معنى الفعل قبل تثبيت السببيّة، ولا في معنى الصحيفة قبل تثبيت قابلية النظام للفهم، ولا في معنى الخلق قبل تثبيت أن العبث ليس التوصيف الوحيد الممكن للعالم.</w:t>
+      </w:r>
+    </w:p>
+    <w:p>
+      <w:pPr>
+        <w:bidi/>
+        <w:jc w:val="right"/>
+      </w:pPr>
+      <w:r>
+        <w:rPr>
+          <w:rFonts w:ascii="Traditional Arabic" w:hAnsi="Traditional Arabic" w:cs="Traditional Arabic"/>
+          <w:rFonts w:ascii="Traditional Arabic" w:hAnsi="Traditional Arabic"/>
+          <w:b/>
+          <w:sz w:val="28"/>
+          <w:szCs w:val="28"/>
+          <w:rtl/>
+        </w:rPr>
+        <w:t>11. حدود المنهج ومسار البحث</w:t>
+      </w:r>
+    </w:p>
+    <w:p>
+      <w:pPr>
+        <w:bidi/>
+        <w:jc w:val="both"/>
+      </w:pPr>
+      <w:r>
+        <w:rPr>
+          <w:rFonts w:ascii="Traditional Arabic" w:hAnsi="Traditional Arabic" w:cs="Traditional Arabic"/>
+          <w:rFonts w:ascii="Traditional Arabic" w:hAnsi="Traditional Arabic"/>
+          <w:sz w:val="24"/>
+          <w:szCs w:val="24"/>
+          <w:rtl/>
+        </w:rPr>
+        <w:t>لضبط مسار هذا الفصل في مكانه الصحيح داخل الكتاب، يمكن تلخيص وظيفته المنهجية في النقاط الآتية:</w:t>
+      </w:r>
+    </w:p>
+    <w:p>
+      <w:pPr>
+        <w:bidi/>
+        <w:jc w:val="right"/>
+      </w:pPr>
+      <w:r>
+        <w:rPr>
+          <w:rFonts w:ascii="Traditional Arabic" w:hAnsi="Traditional Arabic" w:cs="Traditional Arabic"/>
+          <w:rFonts w:ascii="Traditional Arabic" w:hAnsi="Traditional Arabic"/>
+          <w:sz w:val="24"/>
+          <w:szCs w:val="24"/>
+          <w:rtl/>
+        </w:rPr>
+        <w:t>• يستهدف هذا الفصل تثبيت المعطى الأول: أن الكون يظهر للعقل والعلم في صورة انتظامٍ موضوعيٍّ قابلٍ للوصف والفهم.</w:t>
+      </w:r>
+    </w:p>
+    <w:p>
+      <w:pPr>
+        <w:bidi/>
+        <w:jc w:val="right"/>
+      </w:pPr>
+      <w:r>
+        <w:rPr>
+          <w:rFonts w:ascii="Traditional Arabic" w:hAnsi="Traditional Arabic" w:cs="Traditional Arabic"/>
+          <w:rFonts w:ascii="Traditional Arabic" w:hAnsi="Traditional Arabic"/>
+          <w:sz w:val="24"/>
+          <w:szCs w:val="24"/>
+          <w:rtl/>
+        </w:rPr>
+        <w:t>• ويمهّد الفصل الثاني لبحث قابلية الفهم بوصفها بُعدًا ثانيًا في الإطار التكاملي، بحيث لا يبقى النظام مجرد تكرارٍ أعمى، بل بنيةً قابلةً لأن تُدركها العقول.</w:t>
+      </w:r>
+    </w:p>
+    <w:p>
+      <w:pPr>
+        <w:bidi/>
+        <w:jc w:val="right"/>
+      </w:pPr>
+      <w:r>
+        <w:rPr>
+          <w:rFonts w:ascii="Traditional Arabic" w:hAnsi="Traditional Arabic" w:cs="Traditional Arabic"/>
+          <w:rFonts w:ascii="Traditional Arabic" w:hAnsi="Traditional Arabic"/>
+          <w:sz w:val="24"/>
+          <w:szCs w:val="24"/>
+          <w:rtl/>
+        </w:rPr>
+        <w:t>• ويُهيِّئ الفصل الثالث للانتقال إلى البرهان العقلي على ضرورة الخالق، بعد أن تكون مادته الأولية قد استقرّت من جهة الرصد والتحليل.</w:t>
+      </w:r>
+    </w:p>
+    <w:p>
+      <w:pPr>
+        <w:bidi/>
+        <w:jc w:val="right"/>
+      </w:pPr>
+      <w:r>
+        <w:rPr>
+          <w:rFonts w:ascii="Traditional Arabic" w:hAnsi="Traditional Arabic" w:cs="Traditional Arabic"/>
+          <w:rFonts w:ascii="Traditional Arabic" w:hAnsi="Traditional Arabic"/>
+          <w:sz w:val="24"/>
+          <w:szCs w:val="24"/>
+          <w:rtl/>
+        </w:rPr>
+        <w:t>• ويتعامل هذا الفصل مع الشواهد العلمية بوصفها وصفًا مضبوطًا للانتظام، لا بوصفها تقريرًا للوحي أو استغناءً عن النظر الفلسفي.</w:t>
+      </w:r>
+    </w:p>
+    <w:p>
+      <w:pPr>
+        <w:bidi/>
+        <w:jc w:val="right"/>
+      </w:pPr>
+      <w:r>
+        <w:rPr>
+          <w:rFonts w:ascii="Traditional Arabic" w:hAnsi="Traditional Arabic" w:cs="Traditional Arabic"/>
+          <w:rFonts w:ascii="Traditional Arabic" w:hAnsi="Traditional Arabic"/>
+          <w:sz w:val="24"/>
+          <w:szCs w:val="24"/>
+          <w:rtl/>
+        </w:rPr>
+        <w:t>• ويُبقي معالجة الألم والابتلاء والظلم ضمن المواضع التي يقتضيها سياقها في الفصول اللاحقة، لأن انتظام الكون لا يلغي هذه الوقائع، بل يضعها داخل أفقٍ أوسع من المعنى والسنن.</w:t>
+      </w:r>
+    </w:p>
+    <w:p>
+      <w:pPr>
+        <w:bidi/>
+        <w:jc w:val="right"/>
+      </w:pPr>
+      <w:r>
+        <w:rPr>
+          <w:rFonts w:ascii="Traditional Arabic" w:hAnsi="Traditional Arabic" w:cs="Traditional Arabic"/>
+          <w:rFonts w:ascii="Traditional Arabic" w:hAnsi="Traditional Arabic"/>
+          <w:sz w:val="24"/>
+          <w:szCs w:val="24"/>
+          <w:rtl/>
+        </w:rPr>
+        <w:t>• ويستخدم ألفاظ «الكود» و«المبرمج» — حيث تدعو الحاجة البلاغية — على سبيل التقريب المحدود، ثم يُرجع التصور إلى لغةٍ أرسخ وأدق في باب التنزيه.</w:t>
+      </w:r>
+    </w:p>
+    <w:p>
+      <w:pPr>
+        <w:bidi/>
+        <w:jc w:val="both"/>
+      </w:pPr>
+      <w:r>
+        <w:rPr>
+          <w:rFonts w:ascii="Traditional Arabic" w:hAnsi="Traditional Arabic" w:cs="Traditional Arabic"/>
+          <w:rFonts w:ascii="Traditional Arabic" w:hAnsi="Traditional Arabic"/>
+          <w:sz w:val="24"/>
+          <w:szCs w:val="24"/>
+          <w:rtl/>
+        </w:rPr>
+        <w:t>وعلى هذا الأساس يُغلق الفصل على سؤالٍ مفتوح، لا على نتيجةٍ مستعجلة؛ لأن وظيفة البداية هنا هي إحكامُ موضع السؤال، تمهيدًا لاستكمال جوابه في البنية العامة للكتاب.</w:t>
+      </w:r>
+    </w:p>
+    <w:p>
+      <w:pPr>
+        <w:bidi/>
+        <w:jc w:val="right"/>
+      </w:pPr>
+      <w:r>
+        <w:rPr>
+          <w:rFonts w:ascii="Traditional Arabic" w:hAnsi="Traditional Arabic" w:cs="Traditional Arabic"/>
+          <w:rFonts w:ascii="Traditional Arabic" w:hAnsi="Traditional Arabic"/>
+          <w:b/>
+          <w:sz w:val="28"/>
+          <w:szCs w:val="28"/>
+          <w:rtl/>
+        </w:rPr>
+        <w:t>12. طمأنينةٌ تَسبق اليقين</w:t>
+      </w:r>
+    </w:p>
+    <w:p>
+      <w:pPr>
+        <w:bidi/>
+        <w:jc w:val="both"/>
+      </w:pPr>
+      <w:r>
+        <w:rPr>
+          <w:rFonts w:ascii="Traditional Arabic" w:hAnsi="Traditional Arabic" w:cs="Traditional Arabic"/>
+          <w:rFonts w:ascii="Traditional Arabic" w:hAnsi="Traditional Arabic"/>
+          <w:sz w:val="24"/>
+          <w:szCs w:val="24"/>
+          <w:rtl/>
+        </w:rPr>
+        <w:t>في إدراك النظام أثرٌ نفسيٌّ لا ينبغي الاستهانة به. فالإنسان الذي يعيش في عالمٍ يراه عشوائيًا بالكامل يظلّ عرضةً لقلقٍ معرفيٍّ دائم؛ لأن الفعل عنده يفقد معناه، والتوقع يفقد أساسه. أمّا حين يدرك أن للوجود سننًا يُعتمد عليها، وأن سعيه يجري في عالمٍ يستجيب للأسباب بقدرٍ منتظم، فإنه يجد أرضيةً أكثر صلابةً للعمل والاحتمال.</w:t>
+      </w:r>
+    </w:p>
+    <w:p>
+      <w:pPr>
+        <w:bidi/>
+        <w:jc w:val="both"/>
+      </w:pPr>
+      <w:r>
+        <w:rPr>
+          <w:rFonts w:ascii="Traditional Arabic" w:hAnsi="Traditional Arabic" w:cs="Traditional Arabic"/>
+          <w:rFonts w:ascii="Traditional Arabic" w:hAnsi="Traditional Arabic"/>
+          <w:sz w:val="24"/>
+          <w:szCs w:val="24"/>
+          <w:rtl/>
+        </w:rPr>
+        <w:t>وهذه إحدى اللبنات المبكرة في نموذج كود الحياة التكاملي: أن الإنسان ليس خارج القصة، بل داخل عالمٍ منظمٍ يمكن فهمه والفعل فيه، وأن هذا الإدراك يفتح باب السكينة قبل أن تكتمل بقية دوائر اليقين. ومن هنا تكتسب فكرة النظام قيمتها الوجودية، لا بوصفها مبحثًا تجريديًا فحسب، بل بوصفها أساسًا لإمكان السعي المسؤول.</w:t>
+      </w:r>
+    </w:p>
+    <w:p>
+      <w:pPr>
+        <w:bidi/>
+        <w:jc w:val="center"/>
+      </w:pPr>
+      <w:r>
+        <w:rPr>
+          <w:rFonts w:ascii="Traditional Arabic" w:hAnsi="Traditional Arabic" w:cs="Traditional Arabic"/>
+          <w:rFonts w:ascii="Traditional Arabic" w:hAnsi="Traditional Arabic"/>
+          <w:sz w:val="20"/>
+          <w:szCs w:val="20"/>
+          <w:rtl/>
+        </w:rPr>
+        <w:t>* * *</w:t>
+      </w:r>
+    </w:p>
+    <w:p>
+      <w:pPr>
+        <w:bidi/>
+        <w:jc w:val="right"/>
+      </w:pPr>
+      <w:r>
+        <w:rPr>
+          <w:rFonts w:ascii="Traditional Arabic" w:hAnsi="Traditional Arabic" w:cs="Traditional Arabic"/>
+          <w:rFonts w:ascii="Traditional Arabic" w:hAnsi="Traditional Arabic"/>
+          <w:b/>
+          <w:sz w:val="32"/>
+          <w:szCs w:val="32"/>
+          <w:rtl/>
+        </w:rPr>
+        <w:t>خلاصة الفصل</w:t>
+      </w:r>
+    </w:p>
+    <w:p>
+      <w:pPr>
+        <w:bidi/>
+        <w:jc w:val="right"/>
+      </w:pPr>
+      <w:r>
+        <w:rPr>
+          <w:rFonts w:ascii="Traditional Arabic" w:hAnsi="Traditional Arabic" w:cs="Traditional Arabic"/>
+          <w:rFonts w:ascii="Traditional Arabic" w:hAnsi="Traditional Arabic"/>
+          <w:sz w:val="24"/>
+          <w:szCs w:val="24"/>
+          <w:rtl/>
+        </w:rPr>
+        <w:t>• الكون يجري بنظامٍ مُطّردٍ قابلٍ للفهم، وهذا الانتظام نفسه يستحق التأمل بدل أن يذوب في الألفة.</w:t>
+      </w:r>
+    </w:p>
+    <w:p>
+      <w:pPr>
+        <w:bidi/>
+        <w:jc w:val="right"/>
+      </w:pPr>
+      <w:r>
+        <w:rPr>
+          <w:rFonts w:ascii="Traditional Arabic" w:hAnsi="Traditional Arabic" w:cs="Traditional Arabic"/>
+          <w:rFonts w:ascii="Traditional Arabic" w:hAnsi="Traditional Arabic"/>
+          <w:sz w:val="24"/>
+          <w:szCs w:val="24"/>
+          <w:rtl/>
+        </w:rPr>
+        <w:t>• العلم يصف هذا النظام ويُنمذجه بدقة، لكنه لا يحسم سؤال: لماذا وُجد نظامٌ قابلٌ للفهم أصلًا.</w:t>
+      </w:r>
+    </w:p>
+    <w:p>
+      <w:pPr>
+        <w:bidi/>
+        <w:jc w:val="right"/>
+      </w:pPr>
+      <w:r>
+        <w:rPr>
+          <w:rFonts w:ascii="Traditional Arabic" w:hAnsi="Traditional Arabic" w:cs="Traditional Arabic"/>
+          <w:rFonts w:ascii="Traditional Arabic" w:hAnsi="Traditional Arabic"/>
+          <w:sz w:val="24"/>
+          <w:szCs w:val="24"/>
+          <w:rtl/>
+        </w:rPr>
+        <w:t>• السببيّة بنيةٌ كونيةٌ حقيقية، وعليها يقوم معنى الفعل والمسؤولية؛ وهي تجري بإذن الله، لا مستقلةً عنه.</w:t>
+      </w:r>
+    </w:p>
+    <w:p>
+      <w:pPr>
+        <w:bidi/>
+        <w:jc w:val="right"/>
+      </w:pPr>
+      <w:r>
+        <w:rPr>
+          <w:rFonts w:ascii="Traditional Arabic" w:hAnsi="Traditional Arabic" w:cs="Traditional Arabic"/>
+          <w:rFonts w:ascii="Traditional Arabic" w:hAnsi="Traditional Arabic"/>
+          <w:sz w:val="24"/>
+          <w:szCs w:val="24"/>
+          <w:rtl/>
+        </w:rPr>
+        <w:t>• أقوى البدائل الطبيعية — من التضخم الأبدي إلى نماذج الكون اللاحدودي — توسّع مجال الوصف، لكنها لا تُغني عن سؤال مصدر القانون وأساس الإمكان.</w:t>
+      </w:r>
+    </w:p>
+    <w:p>
+      <w:pPr>
+        <w:bidi/>
+        <w:jc w:val="right"/>
+      </w:pPr>
+      <w:r>
+        <w:rPr>
+          <w:rFonts w:ascii="Traditional Arabic" w:hAnsi="Traditional Arabic" w:cs="Traditional Arabic"/>
+          <w:rFonts w:ascii="Traditional Arabic" w:hAnsi="Traditional Arabic"/>
+          <w:sz w:val="24"/>
+          <w:szCs w:val="24"/>
+          <w:rtl/>
+        </w:rPr>
+        <w:t>• استعارة «المبرمج» و«الكود» أداتان للتقريب المحدود، ولا تصلحان وصفًا حقيقيًا لله ولا اختزالًا لحقيقة الكون.</w:t>
+      </w:r>
+    </w:p>
+    <w:p>
+      <w:pPr>
+        <w:bidi/>
+        <w:jc w:val="right"/>
+      </w:pPr>
+      <w:r>
+        <w:rPr>
+          <w:rFonts w:ascii="Traditional Arabic" w:hAnsi="Traditional Arabic" w:cs="Traditional Arabic"/>
+          <w:rFonts w:ascii="Traditional Arabic" w:hAnsi="Traditional Arabic"/>
+          <w:sz w:val="24"/>
+          <w:szCs w:val="24"/>
+          <w:rtl/>
+        </w:rPr>
+        <w:t>• بهذا يضع الفصل اللبنة الأولى في نموذج كود الحياة التكاملي: الانتظام الكوني بوصفه معطًى أوليًا تتأسس عليه قابلية الفهم وإمكان الفعل المسؤول.</w:t>
+      </w:r>
+    </w:p>
+    <w:p>
+      <w:pPr>
+        <w:bidi/>
+        <w:jc w:val="right"/>
+      </w:pPr>
+      <w:r>
+        <w:rPr>
+          <w:rFonts w:ascii="Traditional Arabic" w:hAnsi="Traditional Arabic" w:cs="Traditional Arabic"/>
+          <w:rFonts w:ascii="Traditional Arabic" w:hAnsi="Traditional Arabic"/>
+          <w:b/>
+          <w:sz w:val="32"/>
+          <w:szCs w:val="32"/>
+          <w:rtl/>
+        </w:rPr>
+        <w:t>أثر الفكرة في حياتك</w:t>
+      </w:r>
+    </w:p>
+    <w:p>
+      <w:pPr>
+        <w:bidi/>
+        <w:jc w:val="both"/>
+      </w:pPr>
+      <w:r>
+        <w:rPr>
+          <w:rFonts w:ascii="Traditional Arabic" w:hAnsi="Traditional Arabic" w:cs="Traditional Arabic"/>
+          <w:rFonts w:ascii="Traditional Arabic" w:hAnsi="Traditional Arabic"/>
+          <w:sz w:val="24"/>
+          <w:szCs w:val="24"/>
+          <w:rtl/>
+        </w:rPr>
+        <w:t>حين تنظر إلى أمرٍ اعتدتَه — شروقِ الشمس، أو نموِّ نبتة، أو استجابةِ الجسد للدواء — جرّب أن تراه بوصفه انتظامًا لا عادةً خاليةً من الدلالة. هذا التمرين البسيط يعيد ترتيب الانتباه، ويذكّرك بأن سعيك يجري في عالمٍ منتظمٍ يستجيب للجهد، وأن ما يخفى عنك من النتائج ليس متروكًا للفوضى، بل محكومٌ بسننٍ يُجريها مَن أحاط بكل شيءٍ علمًا.</w:t>
+      </w:r>
+    </w:p>
+    <w:p>
+      <w:pPr>
+        <w:bidi/>
+        <w:jc w:val="right"/>
+      </w:pPr>
+      <w:r>
+        <w:rPr>
+          <w:rFonts w:ascii="Traditional Arabic" w:hAnsi="Traditional Arabic" w:cs="Traditional Arabic"/>
+          <w:rFonts w:ascii="Traditional Arabic" w:hAnsi="Traditional Arabic"/>
+          <w:b/>
+          <w:sz w:val="40"/>
+          <w:szCs w:val="40"/>
+          <w:rtl/>
+        </w:rPr>
+        <w:t>الفصل الثاني</w:t>
+      </w:r>
+    </w:p>
+    <w:p>
+      <w:pPr>
+        <w:bidi/>
+        <w:jc w:val="right"/>
+      </w:pPr>
+      <w:r>
+        <w:rPr>
+          <w:rFonts w:ascii="Traditional Arabic" w:hAnsi="Traditional Arabic" w:cs="Traditional Arabic"/>
+          <w:rFonts w:ascii="Traditional Arabic" w:hAnsi="Traditional Arabic"/>
+          <w:b/>
+          <w:sz w:val="32"/>
+          <w:szCs w:val="32"/>
+          <w:rtl/>
+        </w:rPr>
+        <w:t>الكون قابل للفهم: لماذا يُفهَم وكيف يُفهِم؟</w:t>
       </w:r>
     </w:p>
     <w:p>
@@ -2243,39 +3144,23 @@
           <w:szCs w:val="22"/>
           <w:rtl/>
         </w:rPr>
-        <w:t>«مَّا تَرَىٰ فِي خَلْقِ الرَّحْمَٰنِ مِن تَفَاوُتٍ ۖ فَارْجِعِ الْبَصَرَ هَلْ تَرَىٰ مِن فُطُورٍ ثُمَّ ارْجِعِ الْبَصَرَ كَرَّتَيْنِ يَنقَلِبْ إِلَيْكَ الْبَصَرُ خَاسِئًا وَهُوَ حَسِيرٌ» (الملك، 3–4).</w:t>
-      </w:r>
-    </w:p>
-    <w:p>
-      <w:pPr>
-        <w:bidi/>
-        <w:jc w:val="both"/>
-      </w:pPr>
-      <w:r>
-        <w:rPr>
-          <w:rFonts w:ascii="Traditional Arabic" w:hAnsi="Traditional Arabic" w:cs="Traditional Arabic"/>
-          <w:rFonts w:ascii="Traditional Arabic" w:hAnsi="Traditional Arabic"/>
-          <w:sz w:val="24"/>
-          <w:szCs w:val="24"/>
-          <w:rtl/>
-        </w:rPr>
-        <w:t>في هذه الآيات دعوةٌ إلى النظر وإعادة النظر في إحكام الخلق: لا يكفي نظرةٌ واحدةٌ متعجِّلة، وإنّما يُطلَب من الإنسان أن يَرجع البصر مرّةً ومرّةً، وأن يَتقصَّى الخلل في خلق الرحمن قبل أن يَحكم. وهذه دعوةٌ قرآنيّةٌ تأمّليّةٌ في إحكام الخلق، خطابُها معنويّ تربويّ. ولا يَصحّ تحميلُها وزرَ أنها «نظيرٌ قرآنيّ» لفلسفة العلم الحديثة أو لمنهج الاختبار التجريبيّ؛ غايةُ الآية إيقاظ النظر، لا تأسيس منهجٍ معرفيّ تقنيّ. ومن قَبيل الشاهد المعنويّ البعيد أن يَلتقي إيقاعُ «الرجوع بالبصر» مع روحٍ تأمّليّةٍ يَعرفها كلُّ ناظرٍ في الخلق؛ التقاءٌ لا تطابق، شاهدٌ لا برهان.</w:t>
-      </w:r>
-    </w:p>
-    <w:p>
-      <w:pPr>
-        <w:bidi/>
-        <w:jc w:val="both"/>
-      </w:pPr>
-      <w:r>
-        <w:rPr>
-          <w:rFonts w:ascii="Traditional Arabic" w:hAnsi="Traditional Arabic" w:cs="Traditional Arabic"/>
-          <w:rFonts w:ascii="Traditional Arabic" w:hAnsi="Traditional Arabic"/>
-          <w:sz w:val="24"/>
-          <w:szCs w:val="24"/>
-          <w:rtl/>
-        </w:rPr>
-        <w:t>والجملةُ المركزيّة في هذا الموضع، والتي يَتأسَّس عليها هذا الكتابُ كلُّه، قولُه تعالى: «وَمَا خَلَقْنَا السَّمَاءَ وَالْأَرْضَ وَمَا بَيْنَهُمَا بَاطِلًا» (ص، 27). ليست هذه آيةً عن آلية الخلق؛ هي آيةٌ عن معناه. لم يُخلَق الكونُ عبثًا. هذا ادعاءٌ عظيم، لا يَستطيع العلمُ أن يَقوله، ولا أن يَنفيه. وهو الادعاء الذي سيُفصِّله هذا الكتاب على مهلٍ في فصوله اللاحقة.</w:t>
+        <w:t>«سَنُرِيهِمْ آيَاتِنَا فِي الْآفَاقِ وَفِي أَنفُسِهِمْ حَتَّىٰ يَتَبَيَّنَ لَهُمْ أَنَّهُ الْحَقُّ ۗ أَوَلَمْ يَكْفِ بِرَبِّكَ أَنَّهُ عَلَىٰ كُلِّ شَيْءٍ شَهِيدٌ» (فُصِّلت، 53).</w:t>
+      </w:r>
+    </w:p>
+    <w:p>
+      <w:pPr>
+        <w:bidi/>
+        <w:jc w:val="center"/>
+      </w:pPr>
+      <w:r>
+        <w:rPr>
+          <w:rFonts w:ascii="Traditional Arabic" w:hAnsi="Traditional Arabic" w:cs="Traditional Arabic"/>
+          <w:rFonts w:ascii="Traditional Arabic" w:hAnsi="Traditional Arabic"/>
+          <w:sz w:val="20"/>
+          <w:szCs w:val="20"/>
+          <w:rtl/>
+        </w:rPr>
+        <w:t>* * *</w:t>
       </w:r>
     </w:p>
     <w:p>
@@ -2292,39 +3177,168 @@
           <w:szCs w:val="28"/>
           <w:rtl/>
         </w:rPr>
-        <w:t>6. السببيّة: العمود الفقريّ الذي لا يُرى</w:t>
-      </w:r>
-    </w:p>
-    <w:p>
-      <w:pPr>
-        <w:bidi/>
-        <w:jc w:val="both"/>
-      </w:pPr>
-      <w:r>
-        <w:rPr>
-          <w:rFonts w:ascii="Traditional Arabic" w:hAnsi="Traditional Arabic" w:cs="Traditional Arabic"/>
-          <w:rFonts w:ascii="Traditional Arabic" w:hAnsi="Traditional Arabic"/>
-          <w:sz w:val="24"/>
-          <w:szCs w:val="24"/>
-          <w:rtl/>
-        </w:rPr>
-        <w:t>من بين كل سمات النظام، تَستحقّ السببيّةُ وقفةً خاصة في فصلٍ افتتاحيّ. لأن الكتابَ كلَّه، في فصوله اللاحقة عن الفعل والنتيجة والصحيفة، مبنيٌّ في إحدى ركائزه على فكرة أن «الفعل يَترتَّب عليه أثر». فإذا لم تكن السببيّة بنيةً كونيّة، انهار الكلامُ كلُّه.</w:t>
-      </w:r>
-    </w:p>
-    <w:p>
-      <w:pPr>
-        <w:bidi/>
-        <w:jc w:val="both"/>
-      </w:pPr>
-      <w:r>
-        <w:rPr>
-          <w:rFonts w:ascii="Traditional Arabic" w:hAnsi="Traditional Arabic" w:cs="Traditional Arabic"/>
-          <w:rFonts w:ascii="Traditional Arabic" w:hAnsi="Traditional Arabic"/>
-          <w:sz w:val="24"/>
-          <w:szCs w:val="24"/>
-          <w:rtl/>
-        </w:rPr>
-        <w:t>السببيّة، بمعناها العلميّ التشغيليّ، هي أن تَتغيَّر النتيجةُ إذا تَغيَّر السبب، تغيُّرًا منتظمًا قابلًا للقياس. ليست هي مجردَ تعاقبٍ في الزمن (كما اعترض ديفيد هيوم بحقّ على من يَختزلها في ذلك)؛ هي تعاقبٌ منتظمٌ يَنفع فيه التدخّل: لو فعلتَ كذا، لَوقع كذا. هذه هي البنية التي يَقوم عليها كلُّ تجريبٍ في كل علمٍ تجريبي.</w:t>
+        <w:t>1. السؤال الذي يُوقِف العالِم: معضلة قابليّة الفهم</w:t>
+      </w:r>
+    </w:p>
+    <w:p>
+      <w:pPr>
+        <w:bidi/>
+        <w:jc w:val="both"/>
+      </w:pPr>
+      <w:r>
+        <w:rPr>
+          <w:rFonts w:ascii="Traditional Arabic" w:hAnsi="Traditional Arabic" w:cs="Traditional Arabic"/>
+          <w:rFonts w:ascii="Traditional Arabic" w:hAnsi="Traditional Arabic"/>
+          <w:sz w:val="24"/>
+          <w:szCs w:val="24"/>
+          <w:rtl/>
+        </w:rPr>
+        <w:t>يكشف الفحصُ المنهجيُّ للكون أنّ الانتظام ليس آخرَ المطاف، بل بدايته المعرفيّة. فإذا كان الفصلُ الأوّل قد ثبّت الانتظامَ معطًى أوّليًا وحجرًا أوّل في نموذج كود الحياة التكاملي، فإنّ هذا الفصل يُضيف إليه الركيزةَ الثانية الأعمق: قابليّة الكون للفهم. فالنظام، في هذا النموذج، لا يُنظر إليه بوصفه تكرارًا أعمى فحسب، بل بوصفه بنيةً تسمح للعقل بأن يصفها، ويصوغها، ويعود بها إلى الواقع فينجح. ومن هنا تنتظم شواهدُ فيغنر وغاليليو وأينشتاين داخل النموذج نفسه، لا على هيئة إيراداتٍ مستعارة، بل بوصفها أعمدةً كاشفةً عن هذا التوافق البنيوي بين العالم والعقل.</w:t>
+      </w:r>
+    </w:p>
+    <w:p>
+      <w:pPr>
+        <w:bidi/>
+        <w:jc w:val="both"/>
+      </w:pPr>
+      <w:r>
+        <w:rPr>
+          <w:rFonts w:ascii="Traditional Arabic" w:hAnsi="Traditional Arabic" w:cs="Traditional Arabic"/>
+          <w:rFonts w:ascii="Traditional Arabic" w:hAnsi="Traditional Arabic"/>
+          <w:sz w:val="24"/>
+          <w:szCs w:val="24"/>
+          <w:rtl/>
+        </w:rPr>
+        <w:t>في الفصل السابق وقفنا على المعطى الأوّل: أنَّ الكونَ منتظم. وهنا يتبدّى معطًى ثانٍ لا يقلّ عمقًا: أنَّ هذا الانتظامَ يُفهَم. وهذه ليست إعادةً للفكرة السابقة، بل خطوةٌ مستقلةٌ في التحليل؛ إذ قد يكون الشيء منتظمًا في ذاته من غير أن يكون مفهومًا لغيره. الانتظامُ صفةٌ في الكون، أمّا «قابليّة الفهم» فهي صفةٌ في علاقةٍ ثنائيّة: بين عقلٍ يَفهم، وعالمٍ يَقبل أن يُفهَم.</w:t>
+      </w:r>
+    </w:p>
+    <w:p>
+      <w:pPr>
+        <w:bidi/>
+        <w:jc w:val="both"/>
+      </w:pPr>
+      <w:r>
+        <w:rPr>
+          <w:rFonts w:ascii="Traditional Arabic" w:hAnsi="Traditional Arabic" w:cs="Traditional Arabic"/>
+          <w:rFonts w:ascii="Traditional Arabic" w:hAnsi="Traditional Arabic"/>
+          <w:sz w:val="24"/>
+          <w:szCs w:val="24"/>
+          <w:rtl/>
+        </w:rPr>
+        <w:t>كلُّ عالِمٍ تجريبيٍّ، إذا توقّف لحظةً عن إجراءاته ونظر إلى طبيعة ما يفعل، واجه سؤالًا حادًّا: لماذا تنفع المعادلات أصلًا؟ لماذا تستجيب الطبيعةُ لصياغاتٍ رياضيّة نشأت في عقول البشر؟ كيف استطاع حسابُ التفاضل والتكامل، الذي صاغه نيوتن وليبنتس في القرن السابع عشر، أن يصف حركةَ كوكبٍ كان يدور قبل مولدهما بمليارات السنين؟ ولماذا تطابق المعادلةُ الواقعَ بدل أن تبقى بناءً ذهنيًا مغلقًا على نفسه؟</w:t>
+      </w:r>
+    </w:p>
+    <w:p>
+      <w:pPr>
+        <w:bidi/>
+        <w:jc w:val="both"/>
+      </w:pPr>
+      <w:r>
+        <w:rPr>
+          <w:rFonts w:ascii="Traditional Arabic" w:hAnsi="Traditional Arabic" w:cs="Traditional Arabic"/>
+          <w:rFonts w:ascii="Traditional Arabic" w:hAnsi="Traditional Arabic"/>
+          <w:sz w:val="24"/>
+          <w:szCs w:val="24"/>
+          <w:rtl/>
+        </w:rPr>
+        <w:t>هذا السؤال بسيطٌ في ظاهره، ولكنّه من أكثر أسئلة فلسفة العلم إحراجًا في باطنه. وما يسعى إليه هذا الفصل هو تثبيت هذا السؤال قبل الانتقال في الفصل التالي إلى الحُجّة على ما يقتضيه.</w:t>
+      </w:r>
+    </w:p>
+    <w:p>
+      <w:pPr>
+        <w:bidi/>
+        <w:jc w:val="right"/>
+      </w:pPr>
+      <w:r>
+        <w:rPr>
+          <w:rFonts w:ascii="Traditional Arabic" w:hAnsi="Traditional Arabic" w:cs="Traditional Arabic"/>
+          <w:rFonts w:ascii="Traditional Arabic" w:hAnsi="Traditional Arabic"/>
+          <w:b/>
+          <w:sz w:val="28"/>
+          <w:szCs w:val="28"/>
+          <w:rtl/>
+        </w:rPr>
+        <w:t>2. ثلاث طبقات لـ«قابليّة الفهم»</w:t>
+      </w:r>
+    </w:p>
+    <w:p>
+      <w:pPr>
+        <w:bidi/>
+        <w:jc w:val="both"/>
+      </w:pPr>
+      <w:r>
+        <w:rPr>
+          <w:rFonts w:ascii="Traditional Arabic" w:hAnsi="Traditional Arabic" w:cs="Traditional Arabic"/>
+          <w:rFonts w:ascii="Traditional Arabic" w:hAnsi="Traditional Arabic"/>
+          <w:sz w:val="24"/>
+          <w:szCs w:val="24"/>
+          <w:rtl/>
+        </w:rPr>
+        <w:t>«قابليّة الفهم» في الكون ليست خاصّيّةً بسيطة، بل بنيةٌ متدرّجة تظهر في ثلاث طبقاتٍ متمايزة، تتصاعد من مجرّد الرصد إلى إمكان الفعل:</w:t>
+      </w:r>
+    </w:p>
+    <w:p>
+      <w:pPr>
+        <w:bidi/>
+        <w:jc w:val="right"/>
+      </w:pPr>
+      <w:r>
+        <w:rPr>
+          <w:rFonts w:ascii="Traditional Arabic" w:hAnsi="Traditional Arabic" w:cs="Traditional Arabic"/>
+          <w:rFonts w:ascii="Traditional Arabic" w:hAnsi="Traditional Arabic"/>
+          <w:sz w:val="24"/>
+          <w:szCs w:val="24"/>
+          <w:rtl/>
+        </w:rPr>
+        <w:t>• الطبقة الأولى: الكون قابل للوصف. يمكن رصد ظواهره في عباراتٍ قابلةٍ للنقل والتداول. فقد سجّل الكَتَبةُ الأوائل في بابل ومصر حركةَ النجوم في جداول قبل أن يملكوا نظريّاتٍ تفسيرية ناضجة. وما اكتشفوه، في حقيقته، أنّ ما يجري فوقهم يَقبل أن يُكتَب. وهذه ليست بداهةً منطقيّة؛ إذ لا شيء يمنع، من حيث الفرض، أن يكون الكونُ من السيولة بحيث لا يَنحفظ منه قدرٌ كافٍ للصياغة والوصف.</w:t>
+      </w:r>
+    </w:p>
+    <w:p>
+      <w:pPr>
+        <w:bidi/>
+        <w:jc w:val="right"/>
+      </w:pPr>
+      <w:r>
+        <w:rPr>
+          <w:rFonts w:ascii="Traditional Arabic" w:hAnsi="Traditional Arabic" w:cs="Traditional Arabic"/>
+          <w:rFonts w:ascii="Traditional Arabic" w:hAnsi="Traditional Arabic"/>
+          <w:sz w:val="24"/>
+          <w:szCs w:val="24"/>
+          <w:rtl/>
+        </w:rPr>
+        <w:t>• الطبقة الثانية: الكون قابل للنمذجة. هنا يتجاوز الوصفُ ذاته إلى صياغةٍ مختصرة تستخلص قواعدَ تعمل في حالاتٍ لم تُرصد بعد. هذا ما فعله كبلر حين استخلص قوانينه الثلاثة من جداول تايكو براهي، ثم ما فعله نيوتن حين أعاد تلك القوانينَ إلى قانون جذبٍ واحد. والانتقال من «الجدول» إلى «المعادلة» انتقالٌ نوعيٌّ لا كمّي؛ لأنّه يكشف أنّ في الكون بنيةً تُختصر، لا مجرّد اقتصادٍ في الكتابة.</w:t>
+      </w:r>
+    </w:p>
+    <w:p>
+      <w:pPr>
+        <w:bidi/>
+        <w:jc w:val="right"/>
+      </w:pPr>
+      <w:r>
+        <w:rPr>
+          <w:rFonts w:ascii="Traditional Arabic" w:hAnsi="Traditional Arabic" w:cs="Traditional Arabic"/>
+          <w:rFonts w:ascii="Traditional Arabic" w:hAnsi="Traditional Arabic"/>
+          <w:sz w:val="24"/>
+          <w:szCs w:val="24"/>
+          <w:rtl/>
+        </w:rPr>
+        <w:t>• الطبقة الثالثة: الكون قابل للتنبّؤ والتدخّل. المعادلة التي تصف تتنبّأ أيضًا، ومن نجح في التنبّؤ أمكنه أحيانًا أن يتدخّل. فإذا أراد الإنسانُ مدارًا لمركبةٍ فضائيّة حسبه، فإذا وقعت المركبةُ حيث أراد صار للحساب موضعٌ في الواقع نفسه. وهذه الطبقة هي التي يسمّيها فلاسفةُ العلم «نجاح العلم في التطبيق»، وهي أكثر الطبقات إثارةً للحيرة الفلسفيّة؛ لأنّها لا تكشف عن تطابقٍ بين المعادلات والواقع فحسب، بل عن إمكان توجيه الواقع في حدودٍ محسوبة، بما يدلّ على أنّ الكون يجاوب الحساب ولا يكتفي بأن يكون موصوفًا به.</w:t>
+      </w:r>
+    </w:p>
+    <w:p>
+      <w:pPr>
+        <w:bidi/>
+        <w:jc w:val="both"/>
+      </w:pPr>
+      <w:r>
+        <w:rPr>
+          <w:rFonts w:ascii="Traditional Arabic" w:hAnsi="Traditional Arabic" w:cs="Traditional Arabic"/>
+          <w:rFonts w:ascii="Traditional Arabic" w:hAnsi="Traditional Arabic"/>
+          <w:sz w:val="24"/>
+          <w:szCs w:val="24"/>
+          <w:rtl/>
+        </w:rPr>
+        <w:t>ولا تختصّ هذه الطبقات الثلاث بالفيزياء وحدها. فهي تتجلّى في الكيمياء، كما في جدول مندلييف الذي تنبّأ بعناصر قبل اكتشافها؛ وفي الأحياء، كما في الشيفرة الجينيّة التي قُرئت ثم كُتب بها؛ وفي الاقتصاد والاجتماع، حيث قبل الواقع أن يُحاكى بنماذج احتماليّة، وإن على نحوٍ أقلَّ صرامةً من الفيزياء. وفي ضوء نموذج كود الحياة التكاملي، تُقرأ هذه الطبقات بوصفها درجاتٍ متراكبةً من الانكشاف: واقعٌ يُوصف، ثم يُنظَّم في نموذج، ثم يُستثمر في التنبّؤ والفعل. وهذه البنية الثلاثيّة هي بعينها ما يجعل قابلية الفهم ركيزةً ثانيةً بعد ركيزة الانتظام.</w:t>
       </w:r>
     </w:p>
     <w:p>
@@ -2355,87 +3369,7 @@
           <w:szCs w:val="22"/>
           <w:rtl/>
         </w:rPr>
-        <w:t>حين تَضغط زرَّ الإنارة فيُضيء المصباح، أنت لا تَكتفي بأنك رأيتَ الضغطَ ثم رأيتَ الضوء، كما لو كانا حادثَين متجاورَين بلا رابط. أنت تَعرف أنك لو لم تَضغط لَما أضاء، ولو قَطعتَ التيار لَما عَمِل الزرّ. هذا هو الفرق الذي نبّه عليه هيوم: العينُ تَرى التعاقب، أما العقلُ فيَكتشف الرابطَ حين يُجرِّب التدخّل ويَرى النتيجةَ تَتغيّر بتغيّر السبب. وعلى هذه البداهة البسيطة يَقوم الطبُّ والهندسةُ وكلُّ تدبيرٍ في حياتنا.</w:t>
-      </w:r>
-    </w:p>
-    <w:p>
-      <w:pPr>
-        <w:bidi/>
-        <w:jc w:val="both"/>
-      </w:pPr>
-      <w:r>
-        <w:rPr>
-          <w:rFonts w:ascii="Traditional Arabic" w:hAnsi="Traditional Arabic" w:cs="Traditional Arabic"/>
-          <w:rFonts w:ascii="Traditional Arabic" w:hAnsi="Traditional Arabic"/>
-          <w:sz w:val="24"/>
-          <w:szCs w:val="24"/>
-          <w:rtl/>
-        </w:rPr>
-        <w:t>وهنا نقفُ عند تمييزٍ سيُلاحقنا في الكتاب كلِّه:</w:t>
-      </w:r>
-    </w:p>
-    <w:p>
-      <w:pPr>
-        <w:bidi/>
-        <w:jc w:val="right"/>
-      </w:pPr>
-      <w:r>
-        <w:rPr>
-          <w:rFonts w:ascii="Traditional Arabic" w:hAnsi="Traditional Arabic" w:cs="Traditional Arabic"/>
-          <w:rFonts w:ascii="Traditional Arabic" w:hAnsi="Traditional Arabic"/>
-          <w:sz w:val="24"/>
-          <w:szCs w:val="24"/>
-          <w:rtl/>
-        </w:rPr>
-        <w:t>• ليست السببيّة «حتميّةً عمياء» تَنفي مشيئة الله. السببُ مأذونٌ له بالتأثير، لا مستقلٌّ به.</w:t>
-      </w:r>
-    </w:p>
-    <w:p>
-      <w:pPr>
-        <w:bidi/>
-        <w:jc w:val="right"/>
-      </w:pPr>
-      <w:r>
-        <w:rPr>
-          <w:rFonts w:ascii="Traditional Arabic" w:hAnsi="Traditional Arabic" w:cs="Traditional Arabic"/>
-          <w:rFonts w:ascii="Traditional Arabic" w:hAnsi="Traditional Arabic"/>
-          <w:sz w:val="24"/>
-          <w:szCs w:val="24"/>
-          <w:rtl/>
-        </w:rPr>
-        <w:t>• وليست السببيّة «وَهْمًا في الذهن» يُمكن إلغاؤه باسم التوكل. إلغاءُ السببيّة في الفعل البشري هو إلغاءٌ للسنّة التي وَضَعها اللهُ في خلقه.</w:t>
-      </w:r>
-    </w:p>
-    <w:p>
-      <w:pPr>
-        <w:bidi/>
-        <w:jc w:val="both"/>
-      </w:pPr>
-      <w:r>
-        <w:rPr>
-          <w:rFonts w:ascii="Traditional Arabic" w:hAnsi="Traditional Arabic" w:cs="Traditional Arabic"/>
-          <w:rFonts w:ascii="Traditional Arabic" w:hAnsi="Traditional Arabic"/>
-          <w:sz w:val="24"/>
-          <w:szCs w:val="24"/>
-          <w:rtl/>
-        </w:rPr>
-        <w:t>وحين يَقول القرآن: «إِنَّا كُلَّ شَيْءٍ خَلَقْنَاهُ بِقَدَرٍ» (القمر، 49)، فإن «القَدَر» هنا تقديرٌ وإحكامٌ، لا مقدارٌ كميّ. كلُّ شيءٍ مخلوقٌ بمقدارٍ يَناسبه ويَنتظم به في شبكة الأشياء. هذه شبكةٌ سببيّة، لا بمعنى أنها مكتفيةٌ بنفسها، وإنّما بمعنى أنها مُصَمَّمةٌ على أن تكون قابلةً للفهم وللفعل فيها.</w:t>
-      </w:r>
-    </w:p>
-    <w:p>
-      <w:pPr>
-        <w:bidi/>
-        <w:jc w:val="both"/>
-      </w:pPr>
-      <w:r>
-        <w:rPr>
-          <w:rFonts w:ascii="Traditional Arabic" w:hAnsi="Traditional Arabic" w:cs="Traditional Arabic"/>
-          <w:rFonts w:ascii="Traditional Arabic" w:hAnsi="Traditional Arabic"/>
-          <w:sz w:val="24"/>
-          <w:szCs w:val="24"/>
-          <w:rtl/>
-        </w:rPr>
-        <w:t>ولأن السببيّة هكذا، يَستطيع الإنسانُ أن يَفعل. لو كان العالم محضَ عشوائيّةٍ لَما أمكن للفعل أن يكون فعلًا، ولا للنية أن تكون نية، ولا للأخلاق أن تكون أخلاقًا. كلُّ أخلاقٍ تَفترض، في عمقها، أن للفعل أثرًا، ولو في النفس الفاعلة قبل غيرها. وكلُّ أمرٍ شرعيّ يَفترض أن المأمور مستطيعٌ لأمرٍ ما، وأن استطاعته تَجري في عالمٍ يَستجيب لأفعاله بقدرٍ منتظم. النظامُ، إذًا، ليس مسألةً فلكيّةً بعيدة. هو شرطُ معقوليّة الإنسان نفسه.</w:t>
+        <w:t>يباشر الإنسان المعاصر هذه الطبقات الثلاث يوميًا دون أن يسمّيها. حين يتنبّأ تطبيقُ الطقس بالمطر غدًا فيصدق، أو حين تقترح عليه خوارزميةٌ أغنيةً تُعجبه قبل أن يسمعها، فهو يشهد المعنى نفسه: واقعٌ يقبل الوصف، ثم الاختزال في نموذج، ثم التنبّؤ والتدخّل. غير أنّ الخوارزمية تلتقط في الغالب نمطًا صنعه البشر في سلوكهم، أمّا العالِم فيلتقط نمطًا في الكون لم يصنعه البشر. وهنا تنشأ المعضلة الفلسفية: ما الذي جعل الكونَ نفسَه قابلًا للقراءة؟</w:t>
       </w:r>
     </w:p>
     <w:p>
@@ -2452,55 +3386,23 @@
           <w:szCs w:val="28"/>
           <w:rtl/>
         </w:rPr>
-        <w:t>7. ثلاثة طرقٍ مغلقة قبل الطريق الرابع</w:t>
-      </w:r>
-    </w:p>
-    <w:p>
-      <w:pPr>
-        <w:bidi/>
-        <w:jc w:val="both"/>
-      </w:pPr>
-      <w:r>
-        <w:rPr>
-          <w:rFonts w:ascii="Traditional Arabic" w:hAnsi="Traditional Arabic" w:cs="Traditional Arabic"/>
-          <w:rFonts w:ascii="Traditional Arabic" w:hAnsi="Traditional Arabic"/>
-          <w:sz w:val="24"/>
-          <w:szCs w:val="24"/>
-          <w:rtl/>
-        </w:rPr>
-        <w:t>أمام معطى النظام، يَملك الإنسانُ، من حيث المبدأ، ثلاثةَ طرقٍ في تفسيره، وكلها تَنقطع به قبل أن يَصِل:</w:t>
-      </w:r>
-    </w:p>
-    <w:p>
-      <w:pPr>
-        <w:bidi/>
-        <w:jc w:val="both"/>
-      </w:pPr>
-      <w:r>
-        <w:rPr>
-          <w:rFonts w:ascii="Traditional Arabic" w:hAnsi="Traditional Arabic" w:cs="Traditional Arabic"/>
-          <w:rFonts w:ascii="Traditional Arabic" w:hAnsi="Traditional Arabic"/>
-          <w:sz w:val="24"/>
-          <w:szCs w:val="24"/>
-          <w:rtl/>
-        </w:rPr>
-        <w:t>الطريقُ الأوّل: الصدفة. أن نقول إن الانتظامَ والقوانين والقابلية للفهم كلَّها وَقعت بمحض المصادفة. وهذا الجواب يَنهار من داخله: لأن «الصدفة» ليست تفسيرًا، وإنّما هي اعترافٌ بعدم التفسير. ثم إن الصدفة، بمعناها الإحصائيّ الدقيق، تَفترض فضاءً احتماليًا له قواعدُه؛ وهذا الفضاءُ نفسه يَحتاج إلى تفسير. الصدفة تَستعير النظامَ سرًّا لتُلغيَه علنًا. ومَن يَدّعي أن قوانين الفيزياء كلَّها وَقعت كذلك، عليه أن يَشرح أوّلًا لماذا وُجد «احتمال» أصلًا.</w:t>
-      </w:r>
-    </w:p>
-    <w:p>
-      <w:pPr>
-        <w:bidi/>
-        <w:jc w:val="both"/>
-      </w:pPr>
-      <w:r>
-        <w:rPr>
-          <w:rFonts w:ascii="Traditional Arabic" w:hAnsi="Traditional Arabic" w:cs="Traditional Arabic"/>
-          <w:rFonts w:ascii="Traditional Arabic" w:hAnsi="Traditional Arabic"/>
-          <w:sz w:val="24"/>
-          <w:szCs w:val="24"/>
-          <w:rtl/>
-        </w:rPr>
-        <w:t>الطريقُ الثاني: التفسير الذاتيّ. أن نقول إن الكون يُفسِّر نفسه بنفسه: كلُّ شيءٍ سببُه شيءٌ قبله، وذاك سببُه ما قبلَه، وهكذا إلى ما لا نهاية. وهذا الجواب يَنهار أيضًا. لأن سلسلةَ أسبابٍ ممكنةٍ كلٍّ منها لا تَستطيع أن تُولِّد ضرورةً من نفسها؛ تَبقى السلسلةُ كلُّها، مهما طالت، ممكنةً تَحتاج إلى سببٍ يَخرج عنها. ليس المهمّ هنا إثباتُ امتناع التسلسل في الزمن، وإنّما إثباتُ أن الممكناتِ مهما تَكاثرَت لا تُنتج واجبًا. هذه حجةٌ عقليّة كلاسيكيّة، شَرَحها المتكلمون والفلاسفة المسلمون قبل غيرهم، ولا يَزال جوهرُها قائمًا.</w:t>
+        <w:t>3. شاهدٌ فلسفيّ أوّل: فعاليّة الرياضيات في صميم النموذج</w:t>
+      </w:r>
+    </w:p>
+    <w:p>
+      <w:pPr>
+        <w:bidi/>
+        <w:jc w:val="both"/>
+      </w:pPr>
+      <w:r>
+        <w:rPr>
+          <w:rFonts w:ascii="Traditional Arabic" w:hAnsi="Traditional Arabic" w:cs="Traditional Arabic"/>
+          <w:rFonts w:ascii="Traditional Arabic" w:hAnsi="Traditional Arabic"/>
+          <w:sz w:val="24"/>
+          <w:szCs w:val="24"/>
+          <w:rtl/>
+        </w:rPr>
+        <w:t>في عام 1960 نشر الفيزيائيّ يوجين فيغنر مقالته المؤثّرة: «الفعاليّة غير المعقولة للرياضيات في العلوم الطبيعيّة». والجملة المركزيّة فيها أنّ الرياضيات «غير معقولةٍ في فعاليّتها»؛ أي إنّ العلم نفسه لا يملك، بأدواته الداخليّة، تفسيرًا مكتفيًا لنجاح بُنىً رياضيّةٍ جرّدها العقل البشريُّ عن تجاربه — كالأعداد المركّبة، وفضاءات هلبرت، والتوبولوجيا التفاضليّة — في وصف ظواهر فيزيائيّة لم تخطر على بال مبتكريها.</w:t>
       </w:r>
     </w:p>
     <w:p>
@@ -2531,55 +3433,39 @@
           <w:szCs w:val="22"/>
           <w:rtl/>
         </w:rPr>
-        <w:t>تَخيّل قطارًا طويلًا: كلُّ عربةٍ تَتحرّك لأن التي أمامها تَجرّها. مهما أَطلتَ القطارَ وأَضفتَ عرباتٍ بلا عدد، يَبقى السؤال قائمًا: ما الذي يُحرّك القطارَ كلَّه؟ مجموعُ العربات الساكنة بذاتها لا يُنتج حركةً؛ لا بدّ من قاطرةٍ تَملك الحركةَ في ذاتها لا تَستعيرها من غيرها. كذلك سلسلةُ الأسباب الممكنة: لا يُغني طولُها عن «مصدرٍ» للوجود قائمٍ بذاته، لا يَستمدّ وجودَه من سواه.</w:t>
-      </w:r>
-    </w:p>
-    <w:p>
-      <w:pPr>
-        <w:bidi/>
-        <w:jc w:val="both"/>
-      </w:pPr>
-      <w:r>
-        <w:rPr>
-          <w:rFonts w:ascii="Traditional Arabic" w:hAnsi="Traditional Arabic" w:cs="Traditional Arabic"/>
-          <w:rFonts w:ascii="Traditional Arabic" w:hAnsi="Traditional Arabic"/>
-          <w:sz w:val="24"/>
-          <w:szCs w:val="24"/>
-          <w:rtl/>
-        </w:rPr>
-        <w:t>الطريقُ الثالث: الانسحاب المعرفيّ. أن نقول إن السؤالَ نفسَه بلا معنى، وأن «لماذا يوجد نظامٌ؟» سؤالٌ لا يَستحقّ الجواب. وهذا أَضعفُ المواقف. لأنه لا يَدفع السؤال، وإنّما يَهرب منه. كلُّ السؤالِ بدأ من مفاجأةٍ مشروعة أمام معطىً مَرصودٍ بالعقل والعلم؛ والقولُ «لا تَسأل» ليس جوابًا، وإنّما هو تَسليمٌ بضعف الجواب.</w:t>
-      </w:r>
-    </w:p>
-    <w:p>
-      <w:pPr>
-        <w:bidi/>
-        <w:jc w:val="both"/>
-      </w:pPr>
-      <w:r>
-        <w:rPr>
-          <w:rFonts w:ascii="Traditional Arabic" w:hAnsi="Traditional Arabic" w:cs="Traditional Arabic"/>
-          <w:rFonts w:ascii="Traditional Arabic" w:hAnsi="Traditional Arabic"/>
-          <w:sz w:val="24"/>
-          <w:szCs w:val="24"/>
-          <w:rtl/>
-        </w:rPr>
-        <w:t>تَبقى الطريقُ الرابع: أن نَترك المعطى يَفتح أسئلتَه على مصراعيها، دون أن نَستعجل الجواب في فصلٍ افتتاحيّ. النظامُ، حين يُتأمَّل، يَفتح سؤال الناظم؛ والقانونُ يَفتح سؤال مصدر القانون؛ وما نَلمحه من قصدٍ في الكون يَفتح سؤال الغاية. هذه الأسئلةُ الثلاثة لا يَفتحها العلمُ بمفرده، ولا الفلسفةُ بمفردها، ولا النصُّ بمفرده؛ تَفتحها اجتماعُها على معطىً واحد: أنّ الكون لا يَكفي نفسَه تفسيرًا. أمّا الجوابُ العقليّ المنضبط على هذه الأسئلة فهو موضوعُ الفصل الثالث، لا هذا الفصل.</w:t>
-      </w:r>
-    </w:p>
-    <w:p>
-      <w:pPr>
-        <w:bidi/>
-        <w:jc w:val="both"/>
-      </w:pPr>
-      <w:r>
-        <w:rPr>
-          <w:rFonts w:ascii="Traditional Arabic" w:hAnsi="Traditional Arabic" w:cs="Traditional Arabic"/>
-          <w:rFonts w:ascii="Traditional Arabic" w:hAnsi="Traditional Arabic"/>
-          <w:sz w:val="24"/>
-          <w:szCs w:val="24"/>
-          <w:rtl/>
-        </w:rPr>
-        <w:t>في الفصل الثاني، سنَتأمَّل قابليّة الكون للفهم بوصفها بابًا ثانيًا. وفي الفصل الثالث، سنَنتقل من النظام إلى ضرورة الخالق نقلةً عقليّةً واضحة. أمّا هذا الفصل، فمهمّتُه أن يُثبِّت المعطى، لا أن يَستعجل الجواب.</w:t>
+        <w:t>لا يحتاج القارئ إلى إتقان هذه المصطلحات كي يدرك موضع الدهشة. يكفي أن يعلم أنّ «فضاء هلبرت» بناءٌ رياضيٌّ مجرّد لتنظيم احتمالاتٍ لا تُرى، ثم صار لاحقًا اللغةَ الطبيعيّة لفيزياء الذرّة. وأنّ «التوبولوجيا التفاضليّة» فرعٌ يدرس أشكال الفراغ وانحناءه، ثم وجد الفيزيائيّون فيه أداةً مناسبةً لبنية العالم. المثير هنا أنّ رياضيّاتٍ وُلدت لأغراضٍ نظريّةٍ خالصة، ومن غير قصدٍ تطبيقي، تحوّلت بعد عقودٍ إلى مفاتيح تفتح أبواب الواقع.</w:t>
+      </w:r>
+    </w:p>
+    <w:p>
+      <w:pPr>
+        <w:bidi/>
+        <w:jc w:val="both"/>
+      </w:pPr>
+      <w:r>
+        <w:rPr>
+          <w:rFonts w:ascii="Traditional Arabic" w:hAnsi="Traditional Arabic" w:cs="Traditional Arabic"/>
+          <w:rFonts w:ascii="Traditional Arabic" w:hAnsi="Traditional Arabic"/>
+          <w:sz w:val="24"/>
+          <w:szCs w:val="24"/>
+          <w:rtl/>
+        </w:rPr>
+        <w:t>داخل نموذج كود الحياة التكاملي، تمثّل شهادةُ فيغنر العمودَ الأوّل في ركيزة قابليّة الفهم: فالعقل لا يكتفي بالتكيّف مع بيئته المباشرة، بل يُنتج أنساقًا تجريديّةً تتجاوز الخبرة، ثم يجد الواقعَ مستجيبًا لها. وليس هذا برهانًا علميًا على وجود خالق، ولا دعوى بأنّ «الكون مكتوبٌ بلغةٍ إلهيّة» بصيغةٍ إنشائيّة، بل هو معطًى فلسفيٌّ يكشف ضيقَ الجواب الطبيعيّ حين يُسأل عن سرّ هذا التطابق بين العالم والعقل.</w:t>
+      </w:r>
+    </w:p>
+    <w:p>
+      <w:pPr>
+        <w:bidi/>
+        <w:jc w:val="both"/>
+      </w:pPr>
+      <w:r>
+        <w:rPr>
+          <w:rFonts w:ascii="Traditional Arabic" w:hAnsi="Traditional Arabic" w:cs="Traditional Arabic"/>
+          <w:rFonts w:ascii="Traditional Arabic" w:hAnsi="Traditional Arabic"/>
+          <w:sz w:val="24"/>
+          <w:szCs w:val="24"/>
+          <w:rtl/>
+        </w:rPr>
+        <w:t>ومن هنا يغدو شاهدُ فيغنر بابًا مشروعًا للسؤال الفلسفيّ: لماذا تكون البنى الرياضيّة المجرّدة صالحةً إلى هذا الحدّ لوصف الواقع؟ يمكن اقتراحُ أجوبةٍ طبيعيّة متعدّدة — كتاريخٍ انتقائيٍّ للعقول، أو صدفةٍ كبرى، أو تعدّدِ أكوان — لكنّ هذه الأجوبة، في أحسن الأحوال، تعيد توزيع السؤال أكثر مما تستنفده.</w:t>
       </w:r>
     </w:p>
     <w:p>
@@ -2596,87 +3482,71 @@
           <w:szCs w:val="28"/>
           <w:rtl/>
         </w:rPr>
-        <w:t>8. لماذا لا نُسرع إلى «المبرمج الأكبر»؟</w:t>
-      </w:r>
-    </w:p>
-    <w:p>
-      <w:pPr>
-        <w:bidi/>
-        <w:jc w:val="both"/>
-      </w:pPr>
-      <w:r>
-        <w:rPr>
-          <w:rFonts w:ascii="Traditional Arabic" w:hAnsi="Traditional Arabic" w:cs="Traditional Arabic"/>
-          <w:rFonts w:ascii="Traditional Arabic" w:hAnsi="Traditional Arabic"/>
-          <w:sz w:val="24"/>
-          <w:szCs w:val="24"/>
-          <w:rtl/>
-        </w:rPr>
-        <w:t>قد يَجد القارئُ، في كتبٍ كثيرة، استعارةَ «المبرمج» تتقدَّم من صفحاتها الأولى. والكتابُ هذا يَتحرَّز من ذلك تحرّزًا شديدًا، ويُعلنه صراحةً في أوّل فصلٍ منه: «المبرمج الأكبر» استعارةٌ معرفيّةٌ محدودة، تَنفع لتقريب فكرة الإحكام والعلم الشامل في النظام إلى ذهن القارئ المعاصر، ثم لا تَصلح للاستمرار. وذلك لثلاثة أسباب لا تَقبل التنازل:</w:t>
-      </w:r>
-    </w:p>
-    <w:p>
-      <w:pPr>
-        <w:bidi/>
-        <w:jc w:val="right"/>
-      </w:pPr>
-      <w:r>
-        <w:rPr>
-          <w:rFonts w:ascii="Traditional Arabic" w:hAnsi="Traditional Arabic" w:cs="Traditional Arabic"/>
-          <w:rFonts w:ascii="Traditional Arabic" w:hAnsi="Traditional Arabic"/>
-          <w:sz w:val="24"/>
-          <w:szCs w:val="24"/>
-          <w:rtl/>
-        </w:rPr>
-        <w:t>• التشبيه ناقص: المبرمجُ البشريّ يَكتب شيفرةً ثم تَعمل دونه. اللهُ ليس كذلك؛ هو مُجري السنن في كل لحظة، لا واضعٌ لها ثم منسحب. التشبيه إذا استَطال أَوحى بـ«إلهِ ديئيزم» يَضع القانون ثم يَتركه، وهذا ضِدّ ما يَدلّ عليه القرآن: «كُلَّ يَوْمٍ هُوَ فِي شَأْنٍ» (الرحمن، 29).</w:t>
-      </w:r>
-    </w:p>
-    <w:p>
-      <w:pPr>
-        <w:bidi/>
-        <w:jc w:val="right"/>
-      </w:pPr>
-      <w:r>
-        <w:rPr>
-          <w:rFonts w:ascii="Traditional Arabic" w:hAnsi="Traditional Arabic" w:cs="Traditional Arabic"/>
-          <w:rFonts w:ascii="Traditional Arabic" w:hAnsi="Traditional Arabic"/>
-          <w:sz w:val="24"/>
-          <w:szCs w:val="24"/>
-          <w:rtl/>
-        </w:rPr>
-        <w:t>• التشبيه يَختزل: يَختزل اللهَ في صفةٍ واحدة (الإحكام)، ويُغفل صفاتٍ أخرى لا يَستقيم تصوّرُه دونها: الرحمة، الحكمة، الإرادة، السمع، البصر، الكلام. اللهُ ليس «وظيفةَ نظام»؛ هو الذات العليّة المنزّهة عن المماثلة: «لَيْسَ كَمِثْلِهِ شَيْءٌ» (الشورى، 11).</w:t>
-      </w:r>
-    </w:p>
-    <w:p>
-      <w:pPr>
-        <w:bidi/>
-        <w:jc w:val="right"/>
-      </w:pPr>
-      <w:r>
-        <w:rPr>
-          <w:rFonts w:ascii="Traditional Arabic" w:hAnsi="Traditional Arabic" w:cs="Traditional Arabic"/>
-          <w:rFonts w:ascii="Traditional Arabic" w:hAnsi="Traditional Arabic"/>
-          <w:sz w:val="24"/>
-          <w:szCs w:val="24"/>
-          <w:rtl/>
-        </w:rPr>
-        <w:t>• التشبيه يُسطِّح الكون: الكونُ ليس «برنامجًا» بالمعنى التقني للكلمة. هو خلقٌ ذو أطوارٍ وحياةٍ وقصدٍ وغايات، فيه نَفْسٌ بَشرية وملائكةٌ ووحيٌ ومعاد. اختزالُه في «شيفرة» يُسقِط منه أَجلَّ ما فيه.</w:t>
-      </w:r>
-    </w:p>
-    <w:p>
-      <w:pPr>
-        <w:bidi/>
-        <w:jc w:val="both"/>
-      </w:pPr>
-      <w:r>
-        <w:rPr>
-          <w:rFonts w:ascii="Traditional Arabic" w:hAnsi="Traditional Arabic" w:cs="Traditional Arabic"/>
-          <w:rFonts w:ascii="Traditional Arabic" w:hAnsi="Traditional Arabic"/>
-          <w:sz w:val="24"/>
-          <w:szCs w:val="24"/>
-          <w:rtl/>
-        </w:rPr>
-        <w:t>ومن هنا، يُستعمل هذا اللفظُ في الكتاب، إذا استُعمل، استعمالًا بلاغيًا محدودًا في موضعٍ واحدٍ، ثم يُتبَع بتنزيه، ثم يُترَك إلى «المُحكِم» أو «ربّ السنن»، وهي ألفاظٌ أَوسعُ، أَدقُّ، وأَقربُ إلى منطق القرآن. هذا الضبطُ ليس تَدقيقًا لغويًا؛ هو حِراسةٌ عقديّة: أن لا يَتسلَّل إلى ذهن القارئ تصوّرٌ ناقصٌ للهِ من باب الاستعارة.</w:t>
+        <w:t>4. شاهدٌ تاريخيّ: غاليليو و«كتاب الطبيعة»</w:t>
+      </w:r>
+    </w:p>
+    <w:p>
+      <w:pPr>
+        <w:bidi/>
+        <w:jc w:val="both"/>
+      </w:pPr>
+      <w:r>
+        <w:rPr>
+          <w:rFonts w:ascii="Traditional Arabic" w:hAnsi="Traditional Arabic" w:cs="Traditional Arabic"/>
+          <w:rFonts w:ascii="Traditional Arabic" w:hAnsi="Traditional Arabic"/>
+          <w:sz w:val="24"/>
+          <w:szCs w:val="24"/>
+          <w:rtl/>
+        </w:rPr>
+        <w:t>في رسالته إلى الدوقة كريستينا، صاغ غاليليو العبارة التي غدت لاحقًا من أشهر العبارات في فلسفة العلم: «كتاب الطبيعة مكتوبٌ بلغة الرياضيات، وحروفُه مثلثاتٌ ودوائرُ وأشكالٌ هندسيّة، ومن دون هذه الحروف لا يفهم منه الإنسان كلمةً واحدة».</w:t>
+      </w:r>
+    </w:p>
+    <w:p>
+      <w:pPr>
+        <w:bidi/>
+        <w:jc w:val="both"/>
+      </w:pPr>
+      <w:r>
+        <w:rPr>
+          <w:rFonts w:ascii="Traditional Arabic" w:hAnsi="Traditional Arabic" w:cs="Traditional Arabic"/>
+          <w:rFonts w:ascii="Traditional Arabic" w:hAnsi="Traditional Arabic"/>
+          <w:sz w:val="24"/>
+          <w:szCs w:val="24"/>
+          <w:rtl/>
+        </w:rPr>
+        <w:t>إذا قُرئت هذه العبارة في سياقها التاريخيّ، لم تكن ادّعاءً ميتافيزيقيًا جاهزًا، بل برنامجَ عمل. فقد افتتح غاليليو طريقًا في البحث يَفترض أنّ الطبيعة لا تُتقَن بالمشاهدة العامة المبهمة، بل بالقياس والشكل والصياغة. ثم جاء النجاحُ اللاحق لهذا البرنامج، على يد نيوتن وأينشتاين وفاينمان وغيرهم، ليمنحه وزنًا تجريبيًا متراكمًا.</w:t>
+      </w:r>
+    </w:p>
+    <w:p>
+      <w:pPr>
+        <w:bidi/>
+        <w:jc w:val="both"/>
+      </w:pPr>
+      <w:r>
+        <w:rPr>
+          <w:rFonts w:ascii="Traditional Arabic" w:hAnsi="Traditional Arabic" w:cs="Traditional Arabic"/>
+          <w:rFonts w:ascii="Traditional Arabic" w:hAnsi="Traditional Arabic"/>
+          <w:sz w:val="24"/>
+          <w:szCs w:val="24"/>
+          <w:rtl/>
+        </w:rPr>
+        <w:t>وفي نموذج كود الحياة التكاملي تمثّل عبارةُ غاليليو العمودَ الثاني من أعمدة قابلية الفهم: إذ تُظهر أنّ الكون لا يُرصد فقط، بل يرضى بأن يدخل في لغةٍ رياضيّة قابلةٍ للبناء والتوسّع والتطبيق. فالسؤال المهمّ هنا ليس: ماذا قال غاليليو؟ بل: لماذا نجح البرنامجُ الذي افتتحه إلى هذا الحدّ؟ لماذا قبل الكونُ أن يُقرأ بهذه اللغة؟</w:t>
+      </w:r>
+    </w:p>
+    <w:p>
+      <w:pPr>
+        <w:bidi/>
+        <w:jc w:val="both"/>
+      </w:pPr>
+      <w:r>
+        <w:rPr>
+          <w:rFonts w:ascii="Traditional Arabic" w:hAnsi="Traditional Arabic" w:cs="Traditional Arabic"/>
+          <w:rFonts w:ascii="Traditional Arabic" w:hAnsi="Traditional Arabic"/>
+          <w:sz w:val="24"/>
+          <w:szCs w:val="24"/>
+          <w:rtl/>
+        </w:rPr>
+        <w:t>وهكذا تكتسب شهادةُ غاليليو وزنَها لا من سلطة قائلها وحدها، بل من النجاح التاريخيّ الطويل للمسار الذي دشّنه. إنّها شاهدٌ تاريخيٌّ–فلسفيّ على أنّ العالم ليس صامتًا أمام العقل، بل قابلٌ لأن يدخل في نظامٍ من الفهم المنهجيّ.</w:t>
       </w:r>
     </w:p>
     <w:p>
@@ -2693,71 +3563,87 @@
           <w:szCs w:val="28"/>
           <w:rtl/>
         </w:rPr>
-        <w:t>9. الانتظامُ ليس آليّةً، والقانونُ ليس آلة</w:t>
-      </w:r>
-    </w:p>
-    <w:p>
-      <w:pPr>
-        <w:bidi/>
-        <w:jc w:val="both"/>
-      </w:pPr>
-      <w:r>
-        <w:rPr>
-          <w:rFonts w:ascii="Traditional Arabic" w:hAnsi="Traditional Arabic" w:cs="Traditional Arabic"/>
-          <w:rFonts w:ascii="Traditional Arabic" w:hAnsi="Traditional Arabic"/>
-          <w:sz w:val="24"/>
-          <w:szCs w:val="24"/>
-          <w:rtl/>
-        </w:rPr>
-        <w:t>وقبل أن نَختم هذا الفصل، يَبقى تمييزٌ حاسم، يَحرس بقيّةَ الكتاب من سوءِ فهمٍ يَتسلَّل بسرعة إذا لم يُسدّ بابُه:</w:t>
-      </w:r>
-    </w:p>
-    <w:p>
-      <w:pPr>
-        <w:bidi/>
-        <w:jc w:val="right"/>
-      </w:pPr>
-      <w:r>
-        <w:rPr>
-          <w:rFonts w:ascii="Traditional Arabic" w:hAnsi="Traditional Arabic" w:cs="Traditional Arabic"/>
-          <w:rFonts w:ascii="Traditional Arabic" w:hAnsi="Traditional Arabic"/>
-          <w:sz w:val="24"/>
-          <w:szCs w:val="24"/>
-          <w:rtl/>
-        </w:rPr>
-        <w:t>• القانون صياغةٌ معرفيّةٌ بشريّة لانتظامٍ مرصود. ليس كيانًا مستقلًا فاعلًا. حين نقول «قانون الجاذبيّة»، فإنّنا نَصِف بنحوٍ مختصرٍ علاقةً مطّردةً بين الكتل والقوى؛ ولا نَنسب إلى هذه الصياغة قدرةً ذاتيّةً على الفعل. الفاعلُ الحقيقي يَجري بإذن الله، والقانونُ صياغتُنا للعلاقة لا قاهرٌ يَفرضها.</w:t>
-      </w:r>
-    </w:p>
-    <w:p>
-      <w:pPr>
-        <w:bidi/>
-        <w:jc w:val="right"/>
-      </w:pPr>
-      <w:r>
-        <w:rPr>
-          <w:rFonts w:ascii="Traditional Arabic" w:hAnsi="Traditional Arabic" w:cs="Traditional Arabic"/>
-          <w:rFonts w:ascii="Traditional Arabic" w:hAnsi="Traditional Arabic"/>
-          <w:sz w:val="24"/>
-          <w:szCs w:val="24"/>
-          <w:rtl/>
-        </w:rPr>
-        <w:t>• الآلة نظامٌ مُغلقٌ يَعمل بسبب إيداعِ الطاقة فيه ابتداءً، ثم يَستمر دون تدخّل. الكونُ ليس آلةً بهذا المعنى. السنن جاريةٌ بإذن الله المستمرّ، لا بإيداعٍ سابق ثم انفصال.</w:t>
-      </w:r>
-    </w:p>
-    <w:p>
-      <w:pPr>
-        <w:bidi/>
-        <w:jc w:val="both"/>
-      </w:pPr>
-      <w:r>
-        <w:rPr>
-          <w:rFonts w:ascii="Traditional Arabic" w:hAnsi="Traditional Arabic" w:cs="Traditional Arabic"/>
-          <w:rFonts w:ascii="Traditional Arabic" w:hAnsi="Traditional Arabic"/>
-          <w:sz w:val="24"/>
-          <w:szCs w:val="24"/>
-          <w:rtl/>
-        </w:rPr>
-        <w:t>هذا التمييزُ هو ما يَنقذ الكتابَ من السقوط في «ديئيزم مُقنَّع» يَعرض الإيمانَ بصياغةٍ تَشبه إيمانَ من يُخرِج اللهَ من العالم بعد لحظة الخلق. الكتابُ يَرفض هذا الإيمانَ كما يَرفض إيمانَ من يَنتظر معجزةً تَكسر السنن في كل حاجة. بين الديئيزم والخرافة، ثَمَّ طريقٌ وسط، هو طريقُ القرآن: اللهُ خَلَق السنن، ويُجريها، وهو فوقها، وهو أَقربُ إلى عبده من سننه. السنّةُ ليست حجابًا يُخفيه، وإنّما هي آيةٌ تَدلّ عليه. اطّرادُ القانون لا يُلغي فاعليّةَ القائم به؛ وإنّما يَكشف حكمتَه.</w:t>
+        <w:t>5. لماذا يوجد عقلٌ أصلًا؟</w:t>
+      </w:r>
+    </w:p>
+    <w:p>
+      <w:pPr>
+        <w:bidi/>
+        <w:jc w:val="both"/>
+      </w:pPr>
+      <w:r>
+        <w:rPr>
+          <w:rFonts w:ascii="Traditional Arabic" w:hAnsi="Traditional Arabic" w:cs="Traditional Arabic"/>
+          <w:rFonts w:ascii="Traditional Arabic" w:hAnsi="Traditional Arabic"/>
+          <w:sz w:val="24"/>
+          <w:szCs w:val="24"/>
+          <w:rtl/>
+        </w:rPr>
+        <w:t>يتعمّق السؤال إذا انتقلنا من جانب الكون إلى الجانب المقابل له: العقل. فليس كافيًا أن نسأل لماذا يكون الكون مفهومًا؛ بل ينبغي أيضًا أن نسأل: لماذا ينشأ، في زاويةٍ من زواياه، عقلٌ يَفهم؟</w:t>
+      </w:r>
+    </w:p>
+    <w:p>
+      <w:pPr>
+        <w:bidi/>
+        <w:jc w:val="both"/>
+      </w:pPr>
+      <w:r>
+        <w:rPr>
+          <w:rFonts w:ascii="Traditional Arabic" w:hAnsi="Traditional Arabic" w:cs="Traditional Arabic"/>
+          <w:rFonts w:ascii="Traditional Arabic" w:hAnsi="Traditional Arabic"/>
+          <w:sz w:val="24"/>
+          <w:szCs w:val="24"/>
+          <w:rtl/>
+        </w:rPr>
+        <w:t>العقل، بأيّ تعريفٍ عمليٍّ نأخذ به، لا يُختزل بسهولةٍ في وصفٍ ماديٍّ أوّلي للمواد الخام للكون. فهو يجرّد، ويعمّم، ويستنتج، ويقيّم الصدق والخطأ، ويقارن بين الممكن والواقع، ويصوغ رياضيّاتٍ لا مرجع مادّيًا مباشرًا لها ثم يجد لها لاحقًا مرجعًا في العالم. وهذه الخصائص لا تُلغيها الفيزياء، لكنّ ردَّها إلى محض «حركة ذرّات» يترك فجوةً بين الوصف الفيزيائيّ الأدنى وبين الخواصّ المعياريّة والمعنويّة لعمل العقل. وليس المقصود بذلك الجزمُ بأنّ العقل جوهرٌ مفارقٌ قائمٌ بنفسه، بل تقريرُ أنّ دعوى اختزاله الكامل في الفيزياء دعوى فلسفيّة، لا نتيجةٌ علميّةٌ محسومة.</w:t>
+      </w:r>
+    </w:p>
+    <w:p>
+      <w:pPr>
+        <w:bidi/>
+        <w:jc w:val="both"/>
+      </w:pPr>
+      <w:r>
+        <w:rPr>
+          <w:rFonts w:ascii="Traditional Arabic" w:hAnsi="Traditional Arabic" w:cs="Traditional Arabic"/>
+          <w:rFonts w:ascii="Traditional Arabic" w:hAnsi="Traditional Arabic"/>
+          <w:sz w:val="24"/>
+          <w:szCs w:val="24"/>
+          <w:rtl/>
+        </w:rPr>
+        <w:t>كما لا يكفي القول إنّ العقل نتاجٌ ثانويٌّ لتطوّر الدماغ. فالتفسيرُ التطوّريّ يشرح جانبًا راسخًا من نشوء القدرات المعرفيّة النافعة للبقاء: تمييز المفترس، تقدير المسافة، استحضار الخبرة السابقة، سرعةُ الاستجابة. غير أنّه لا يُغلق السؤال الفلسفيّ عن قدرة العقل على إنتاج رياضيّات وتجريدات تصيب بنىً كونيّة بعيدةً عن الخبرة المباشرة، وبعيدةً كذلك عن أيّ ضرورةٍ بقائيّة واضحة. والسؤال هنا لا يقع خارج علم الأحياء بقدر ما يتجاوز مجاله التفسيريّ الذاتي.</w:t>
+      </w:r>
+    </w:p>
+    <w:p>
+      <w:pPr>
+        <w:bidi/>
+        <w:jc w:val="both"/>
+      </w:pPr>
+      <w:r>
+        <w:rPr>
+          <w:rFonts w:ascii="Traditional Arabic" w:hAnsi="Traditional Arabic" w:cs="Traditional Arabic"/>
+          <w:rFonts w:ascii="Traditional Arabic" w:hAnsi="Traditional Arabic"/>
+          <w:sz w:val="24"/>
+          <w:szCs w:val="24"/>
+          <w:rtl/>
+        </w:rPr>
+        <w:t>هنا تلتقي قابليّةُ الفهم في الكون بقابليّةِ الفهم عند الإنسان. وكلتاهما تستدعي السؤال نفسه: لماذا توجد علاقةٌ بين بنيةٍ هناك وبنيةٍ هنا، تسمح للثانية بأن تلحق الأولى؟ وقد لخص ألبرت أينشتاين هذه المعضلة بعبارته الشهيرة: «أكثر شيءٍ غير مفهوم في الكون أنّه مفهوم».</w:t>
+      </w:r>
+    </w:p>
+    <w:p>
+      <w:pPr>
+        <w:bidi/>
+        <w:jc w:val="both"/>
+      </w:pPr>
+      <w:r>
+        <w:rPr>
+          <w:rFonts w:ascii="Traditional Arabic" w:hAnsi="Traditional Arabic" w:cs="Traditional Arabic"/>
+          <w:rFonts w:ascii="Traditional Arabic" w:hAnsi="Traditional Arabic"/>
+          <w:sz w:val="24"/>
+          <w:szCs w:val="24"/>
+          <w:rtl/>
+        </w:rPr>
+        <w:t>وفي بنية نموذج كود الحياة التكاملي تمثّل شهادةُ أينشتاين العمودَ الثالث: فهي تصوغ، في عبارةٍ مكثّفة، حقيقة أنّ قابلية الفهم ليست شأنًا في العالم وحده ولا في العقل وحده، بل في القرينة التي تصل بينهما. ومن هذه القرينة بالذات يبدأ السؤالُ الفلسفيّ الذي سيأخذ في الفصل التالي صورةَ الحُجّة على ضرورة الخالق.</w:t>
       </w:r>
     </w:p>
     <w:p>
@@ -2774,23 +3660,136 @@
           <w:szCs w:val="28"/>
           <w:rtl/>
         </w:rPr>
-        <w:t>10. سؤالُ الكتاب الكبير، يُولَد هنا</w:t>
-      </w:r>
-    </w:p>
-    <w:p>
-      <w:pPr>
-        <w:bidi/>
-        <w:jc w:val="both"/>
-      </w:pPr>
-      <w:r>
-        <w:rPr>
-          <w:rFonts w:ascii="Traditional Arabic" w:hAnsi="Traditional Arabic" w:cs="Traditional Arabic"/>
-          <w:rFonts w:ascii="Traditional Arabic" w:hAnsi="Traditional Arabic"/>
-          <w:sz w:val="24"/>
-          <w:szCs w:val="24"/>
-          <w:rtl/>
-        </w:rPr>
-        <w:t>إذا كان النظامُ كذلك، مرصودًا، قابلًا للفهم، سببيًا، مُحكَمًا، جميلًا، فإن سؤالًا واحدًا يَنبثق من تأمّله، لا يَستطيع المرءُ أن يَدفعه عن نفسه إذا تَأمَّل:</w:t>
+        <w:t>6. ضبط الحدود المنهجيّة: وظيفة العلم، ووظيفة العقل الفلسفي، ووظيفة الوحي</w:t>
+      </w:r>
+    </w:p>
+    <w:p>
+      <w:pPr>
+        <w:bidi/>
+        <w:jc w:val="both"/>
+      </w:pPr>
+      <w:r>
+        <w:rPr>
+          <w:rFonts w:ascii="Traditional Arabic" w:hAnsi="Traditional Arabic" w:cs="Traditional Arabic"/>
+          <w:rFonts w:ascii="Traditional Arabic" w:hAnsi="Traditional Arabic"/>
+          <w:sz w:val="24"/>
+          <w:szCs w:val="24"/>
+          <w:rtl/>
+        </w:rPr>
+        <w:t>بعد استقرار التحليل العلميّ–الفلسفيّ، يتّضح أنّ هذا الفصل لا يخلط بين ثلاث وظائف متمايزة، بل يُعمّق الفصل بينها:</w:t>
+      </w:r>
+    </w:p>
+    <w:p>
+      <w:pPr>
+        <w:bidi/>
+        <w:jc w:val="right"/>
+      </w:pPr>
+      <w:r>
+        <w:rPr>
+          <w:rFonts w:ascii="Traditional Arabic" w:hAnsi="Traditional Arabic" w:cs="Traditional Arabic"/>
+          <w:rFonts w:ascii="Traditional Arabic" w:hAnsi="Traditional Arabic"/>
+          <w:sz w:val="24"/>
+          <w:szCs w:val="24"/>
+          <w:rtl/>
+        </w:rPr>
+        <w:t>• العلم يصف الكيفيّة: كيف تنتظم الظواهر، وكيف تُبنى النماذج، وكيف تنجح المعادلات في التنبّؤ والتطبيق.</w:t>
+      </w:r>
+    </w:p>
+    <w:p>
+      <w:pPr>
+        <w:bidi/>
+        <w:jc w:val="right"/>
+      </w:pPr>
+      <w:r>
+        <w:rPr>
+          <w:rFonts w:ascii="Traditional Arabic" w:hAnsi="Traditional Arabic" w:cs="Traditional Arabic"/>
+          <w:rFonts w:ascii="Traditional Arabic" w:hAnsi="Traditional Arabic"/>
+          <w:sz w:val="24"/>
+          <w:szCs w:val="24"/>
+          <w:rtl/>
+        </w:rPr>
+        <w:t>• العقل الفلسفي يسأل عن الشرط الأعمق لهذا النجاح: لماذا توجد كيفيّةٌ قابلةٌ للفهم أصلًا؟ ولماذا يوجد توافقٌ بنيويٌّ بين العالم والعقل؟</w:t>
+      </w:r>
+    </w:p>
+    <w:p>
+      <w:pPr>
+        <w:bidi/>
+        <w:jc w:val="right"/>
+      </w:pPr>
+      <w:r>
+        <w:rPr>
+          <w:rFonts w:ascii="Traditional Arabic" w:hAnsi="Traditional Arabic" w:cs="Traditional Arabic"/>
+          <w:rFonts w:ascii="Traditional Arabic" w:hAnsi="Traditional Arabic"/>
+          <w:sz w:val="24"/>
+          <w:szCs w:val="24"/>
+          <w:rtl/>
+        </w:rPr>
+        <w:t>• الوحي لا يدخل بوصفه بديلًا عن المختبر أو عن البرهان الفلسفي، بل بوصفه أفقًا كاشفًا للمعنى: ما دلالة أن يكون العالم قابلًا للفهم؟ وما موقع الإنسان المكلَّف داخل هذا العالم؟</w:t>
+      </w:r>
+    </w:p>
+    <w:p>
+      <w:pPr>
+        <w:bidi/>
+        <w:jc w:val="both"/>
+      </w:pPr>
+      <w:r>
+        <w:rPr>
+          <w:rFonts w:ascii="Traditional Arabic" w:hAnsi="Traditional Arabic" w:cs="Traditional Arabic"/>
+          <w:rFonts w:ascii="Traditional Arabic" w:hAnsi="Traditional Arabic"/>
+          <w:sz w:val="24"/>
+          <w:szCs w:val="24"/>
+          <w:rtl/>
+        </w:rPr>
+        <w:t>هذا التمييز ليس إجراءً شكليًا، بل شرطٌ لحفظ النزاهة المعرفيّة. فحين يُطلب من العلم أن ينجز ما ليس من طبيعته، يتحوّل إلى ميتافيزيقا مقنّعة. وحين يُطلب من الوحي أن يحلّ محلّ العلم، يُحمَّل النصُّ ما ليس من وظيفة الخطاب القرآنيّ في هذا الباب. وحين يُغلق العقلُ الفلسفيُّ على نفسه بوصفه المرجعيّة النهائية الوحيدة، يفقد قدرته على تمييز حدوده ومجاله.</w:t>
+      </w:r>
+    </w:p>
+    <w:p>
+      <w:pPr>
+        <w:bidi/>
+        <w:jc w:val="both"/>
+      </w:pPr>
+      <w:r>
+        <w:rPr>
+          <w:rFonts w:ascii="Traditional Arabic" w:hAnsi="Traditional Arabic" w:cs="Traditional Arabic"/>
+          <w:rFonts w:ascii="Traditional Arabic" w:hAnsi="Traditional Arabic"/>
+          <w:sz w:val="24"/>
+          <w:szCs w:val="24"/>
+          <w:rtl/>
+        </w:rPr>
+        <w:t>ومن ثمّ، فإنّ العبارة الدقيقة ليست: «العلم أثبت الله»، ولا: «الوحي يقدّم نظريةً علميّة»، بل: العلم كشف انتظامًا قابلًا للفهم، والعقل الفلسفي نبّه إلى أنّ هذا المعطى لا يفسّر نفسه، والوحي يضع هذا كلّه في أفق المعنى والغاية. وهذا الترتيب هو الذي يحفظ لكلّ حقلٍ حدوده ووزنه.</w:t>
+      </w:r>
+    </w:p>
+    <w:p>
+      <w:pPr>
+        <w:bidi/>
+        <w:jc w:val="right"/>
+      </w:pPr>
+      <w:r>
+        <w:rPr>
+          <w:rFonts w:ascii="Traditional Arabic" w:hAnsi="Traditional Arabic" w:cs="Traditional Arabic"/>
+          <w:rFonts w:ascii="Traditional Arabic" w:hAnsi="Traditional Arabic"/>
+          <w:b/>
+          <w:sz w:val="28"/>
+          <w:szCs w:val="28"/>
+          <w:rtl/>
+        </w:rPr>
+        <w:t>7. التناغم الوجوديّ في ضوء الوحي</w:t>
+      </w:r>
+    </w:p>
+    <w:p>
+      <w:pPr>
+        <w:bidi/>
+        <w:jc w:val="both"/>
+      </w:pPr>
+      <w:r>
+        <w:rPr>
+          <w:rFonts w:ascii="Traditional Arabic" w:hAnsi="Traditional Arabic" w:cs="Traditional Arabic"/>
+          <w:rFonts w:ascii="Traditional Arabic" w:hAnsi="Traditional Arabic"/>
+          <w:sz w:val="24"/>
+          <w:szCs w:val="24"/>
+          <w:rtl/>
+        </w:rPr>
+        <w:t>بعد أن يستقرّ التحليل العقليُّ–العلميّ، يجيء الوحي لا ليزوّدنا بـ«دليلٍ مخبريّ» جديد، بل ليكشف البعد الوجوديّ والمعنويّ لما سبق. ومن هنا تكتسب آياتُ النظر وزنها الخاصّ في هذا الفصل.</w:t>
       </w:r>
     </w:p>
     <w:p>
@@ -2810,55 +3809,87 @@
           <w:szCs w:val="22"/>
           <w:rtl/>
         </w:rPr>
-        <w:t>لماذا يبدو الوجودُ قائمًا على نظامٍ ومعنى، لا على عبثٍ أعمى؟</w:t>
-      </w:r>
-    </w:p>
-    <w:p>
-      <w:pPr>
-        <w:bidi/>
-        <w:jc w:val="both"/>
-      </w:pPr>
-      <w:r>
-        <w:rPr>
-          <w:rFonts w:ascii="Traditional Arabic" w:hAnsi="Traditional Arabic" w:cs="Traditional Arabic"/>
-          <w:rFonts w:ascii="Traditional Arabic" w:hAnsi="Traditional Arabic"/>
-          <w:sz w:val="24"/>
-          <w:szCs w:val="24"/>
-          <w:rtl/>
-        </w:rPr>
-        <w:t>هذا هو السؤالُ الذي يَفتحه هذا الكتاب، ولا يُغلقه. يَفتحه هنا، ويَتركه يَنضج في الفصلَين التاليَين، حتى يَستحقّ القارئُ الجوابَ بعد أن استَحقَّ السؤال. لأن المعرفةَ الحقيقيّة، خلافًا لما يُظنّ، لا تُعطى بسرعة. تُعطى لمن مَلَك السؤال قبل أن يُعطى الجواب.</w:t>
-      </w:r>
-    </w:p>
-    <w:p>
-      <w:pPr>
-        <w:bidi/>
-        <w:jc w:val="both"/>
-      </w:pPr>
-      <w:r>
-        <w:rPr>
-          <w:rFonts w:ascii="Traditional Arabic" w:hAnsi="Traditional Arabic" w:cs="Traditional Arabic"/>
-          <w:rFonts w:ascii="Traditional Arabic" w:hAnsi="Traditional Arabic"/>
-          <w:sz w:val="24"/>
-          <w:szCs w:val="24"/>
-          <w:rtl/>
-        </w:rPr>
-        <w:t>ولأن الكتابَ سيَنتقل، في مراحله اللاحقة، من السؤال عن الخالق إلى السؤال عن معنى الخلق، ثم إلى السؤال عن الإنسان، ثم إلى السؤال عن فعلِه ونتيجتِه ضمن السنن، ثم إلى السؤال عن صحيفته وتوبته وعمله الصالح، فإن ما نُؤسِّسه هنا ليس مقدّمةً تَنتهي بانتهاء الفصل. هو الأرضيّة التي يَقوم عليها كلُّ ما يَأتي بعد. مَن لم يُسَلِّم بأن للكون نظامًا قابلًا للفهم، لن يَستطيع أن يَتدبَّر سننًا. ومَن لم يُسلِّم بأن في الكون قصدًا، لن يَستطيع أن يَفهم تكليفًا. ومَن لم يَستطع أن يَفهم تكليفًا، لن يَفهم صحيفةً ولا توبةً ولا عملًا صالحًا.</w:t>
-      </w:r>
-    </w:p>
-    <w:p>
-      <w:pPr>
-        <w:bidi/>
-        <w:jc w:val="both"/>
-      </w:pPr>
-      <w:r>
-        <w:rPr>
-          <w:rFonts w:ascii="Traditional Arabic" w:hAnsi="Traditional Arabic" w:cs="Traditional Arabic"/>
-          <w:rFonts w:ascii="Traditional Arabic" w:hAnsi="Traditional Arabic"/>
-          <w:sz w:val="24"/>
-          <w:szCs w:val="24"/>
-          <w:rtl/>
-        </w:rPr>
-        <w:t>ولكنّ شيئًا واحدًا يَنبغي أن يَبقى ماثلًا في ذهن القارئ منذ الصفحة الأولى: هذا الكتابُ لا يُفسِّر كلَّ شيء، ولا يَدّعي ذلك. هو إطارُ فهمٍ لعلاقة الإنسان بالخالق، ثم بالكون، ثم بفعله، ثم بمآل فعله. كلُّ ما يَخرج عن ذلك، يُكَلُ إلى أهله. وحدودُ الكتاب جزءٌ من أمانتِه، لا قيدٌ على طموحه.</w:t>
+        <w:t>«إِنَّ فِي خَلْقِ السَّمَاوَاتِ وَالْأَرْضِ وَاخْتِلَافِ اللَّيْلِ وَالنَّهَارِ لَآيَاتٍ لِأُولِي الْأَلْبَابِ الَّذِينَ يَذْكُرُونَ اللَّهَ قِيَامًا وَقُعُودًا وَعَلَىٰ جُنُوبِهِمْ وَيَتَفَكَّرُونَ فِي خَلْقِ السَّمَاوَاتِ وَالْأَرْضِ رَبَّنَا مَا خَلَقْتَ هَٰذَا بَاطِلًا» (آل عمران، 190–191).</w:t>
+      </w:r>
+    </w:p>
+    <w:p>
+      <w:pPr>
+        <w:bidi/>
+        <w:jc w:val="both"/>
+      </w:pPr>
+      <w:r>
+        <w:rPr>
+          <w:rFonts w:ascii="Traditional Arabic" w:hAnsi="Traditional Arabic" w:cs="Traditional Arabic"/>
+          <w:rFonts w:ascii="Traditional Arabic" w:hAnsi="Traditional Arabic"/>
+          <w:sz w:val="24"/>
+          <w:szCs w:val="24"/>
+          <w:rtl/>
+        </w:rPr>
+        <w:t>تستوقف هذه الآيةُ موضوعنا في عبارتين:</w:t>
+      </w:r>
+    </w:p>
+    <w:p>
+      <w:pPr>
+        <w:bidi/>
+        <w:jc w:val="right"/>
+      </w:pPr>
+      <w:r>
+        <w:rPr>
+          <w:rFonts w:ascii="Traditional Arabic" w:hAnsi="Traditional Arabic" w:cs="Traditional Arabic"/>
+          <w:rFonts w:ascii="Traditional Arabic" w:hAnsi="Traditional Arabic"/>
+          <w:sz w:val="24"/>
+          <w:szCs w:val="24"/>
+          <w:rtl/>
+        </w:rPr>
+        <w:t>• «لِأُولِي الْأَلْبَابِ»: وفيها تخصيصٌ ظاهرٌ بأنّ آياتِ الخلق لا تنكشف لكلّ نظرٍ سطحي، بل لمن يُعمل لبَّه. وهذا لا يقرّر حقيقةً علميّةً بالمعنى الاصطلاحي، بل يكشف أنّ النظر في العالم يقتضي أهليةً عقليّةً تأوي من الظاهر إلى الدلالة.</w:t>
+      </w:r>
+    </w:p>
+    <w:p>
+      <w:pPr>
+        <w:bidi/>
+        <w:jc w:val="right"/>
+      </w:pPr>
+      <w:r>
+        <w:rPr>
+          <w:rFonts w:ascii="Traditional Arabic" w:hAnsi="Traditional Arabic" w:cs="Traditional Arabic"/>
+          <w:rFonts w:ascii="Traditional Arabic" w:hAnsi="Traditional Arabic"/>
+          <w:sz w:val="24"/>
+          <w:szCs w:val="24"/>
+          <w:rtl/>
+        </w:rPr>
+        <w:t>• «ما خَلَقْتَ هذا باطلًا»: وهذه ثمرةُ التفكّر بعد حصوله، لا مقدّمته. فالقرآن لا يجعل هذه النتيجة بديلًا من البحث، بل أفقًا وجوديًا ينفتح بعد النظر. ومن ثمّ، فالاستشهاد بهذه الآية هنا استشهادٌ في مرحلة التناغم الوجوديّ، لا في مرحلة إثبات الحقيقة العلميّة.</w:t>
+      </w:r>
+    </w:p>
+    <w:p>
+      <w:pPr>
+        <w:bidi/>
+        <w:jc w:val="both"/>
+      </w:pPr>
+      <w:r>
+        <w:rPr>
+          <w:rFonts w:ascii="Traditional Arabic" w:hAnsi="Traditional Arabic" w:cs="Traditional Arabic"/>
+          <w:rFonts w:ascii="Traditional Arabic" w:hAnsi="Traditional Arabic"/>
+          <w:sz w:val="24"/>
+          <w:szCs w:val="24"/>
+          <w:rtl/>
+        </w:rPr>
+        <w:t>ويظهر من هذا التحليل أنّ الجمعَ القرآنيَّ بين الذِّكر والتفكُّر ليس عرضًا في السياق. فالذِّكر يضبط القلب وهو ينظر، فلا ينقلب النظامُ إلى معبودٍ صامت، والتفكّر يضبط العقل، فلا يتحوّل الذكر إلى تردادٍ منفصلٍ عن العالم. وفي هذا التوازن يستقرّ الكتاب: عقلٌ يبحث، وقلبٌ لا يتيه عن المعنى.</w:t>
+      </w:r>
+    </w:p>
+    <w:p>
+      <w:pPr>
+        <w:bidi/>
+        <w:jc w:val="both"/>
+      </w:pPr>
+      <w:r>
+        <w:rPr>
+          <w:rFonts w:ascii="Traditional Arabic" w:hAnsi="Traditional Arabic" w:cs="Traditional Arabic"/>
+          <w:rFonts w:ascii="Traditional Arabic" w:hAnsi="Traditional Arabic"/>
+          <w:sz w:val="24"/>
+          <w:szCs w:val="24"/>
+          <w:rtl/>
+        </w:rPr>
+        <w:t>وفي السياق نفسه يكتسب قولُه تعالى: «الَّذِي خَلَقَ الْإِنسَانَ عَلَّمَهُ الْبَيَانَ» (الرحمن، 3–4) وزنه الخاصّ. فالآية تُستحضر هنا شاهدًا معنويًا على اقتران الخلق بالتعليم، وعلى أنّ الإنسان في التصوّر القرآنيّ ليس مجرّد موجودٍ حيّ، بل كائنٌ مُعَدٌّ للبيان والفهم والتمييز. غير أنّ هذه الآية لا تُقدَّم دليلًا مباشرًا على فلسفة العقل ولا على «قابلية الكون للفهم» بصيغتها التقنيّة، بل بوصفها أفقًا نصّيًا ينسجم مع السؤال الفلسفيّ الذي كشفه التحليل السابق. وهذا هو موضعُ التناغم، لا موضع الخلط بين المجالات.</w:t>
       </w:r>
     </w:p>
     <w:p>
@@ -2875,119 +3906,346 @@
           <w:szCs w:val="28"/>
           <w:rtl/>
         </w:rPr>
-        <w:t>11. حدودٌ تُطمئن القارئ</w:t>
-      </w:r>
-    </w:p>
-    <w:p>
-      <w:pPr>
-        <w:bidi/>
-        <w:jc w:val="both"/>
-      </w:pPr>
-      <w:r>
-        <w:rPr>
-          <w:rFonts w:ascii="Traditional Arabic" w:hAnsi="Traditional Arabic" w:cs="Traditional Arabic"/>
-          <w:rFonts w:ascii="Traditional Arabic" w:hAnsi="Traditional Arabic"/>
-          <w:sz w:val="24"/>
-          <w:szCs w:val="24"/>
-          <w:rtl/>
-        </w:rPr>
-        <w:t>ومن أمانة الكلام أن يَعرف الإنسانُ حدودَ ما قِيل له، فلا يُحمِّله أكثر ممّا يَحتمل. وهذه إشاراتٌ هادئةٌ تُبيّن ما لم يَدّعِه هذا الفصل، حتى يَطمئنّ القارئُ إلى أنّ الطريق أمامه ما زال مفتوحًا:</w:t>
-      </w:r>
-    </w:p>
-    <w:p>
-      <w:pPr>
-        <w:bidi/>
-        <w:jc w:val="right"/>
-      </w:pPr>
-      <w:r>
-        <w:rPr>
-          <w:rFonts w:ascii="Traditional Arabic" w:hAnsi="Traditional Arabic" w:cs="Traditional Arabic"/>
-          <w:rFonts w:ascii="Traditional Arabic" w:hAnsi="Traditional Arabic"/>
-          <w:sz w:val="24"/>
-          <w:szCs w:val="24"/>
-          <w:rtl/>
-        </w:rPr>
-        <w:t>• لم يَزعم هذا الفصلُ أنه أثبتَ وجودَ الله؛ فالبرهانُ العقليُّ مَوعدُه الفصل الثالث، بعد أن يَستوفي الفصلُ الثاني محورَ «قابليّة الفهم».</w:t>
-      </w:r>
-    </w:p>
-    <w:p>
-      <w:pPr>
-        <w:bidi/>
-        <w:jc w:val="right"/>
-      </w:pPr>
-      <w:r>
-        <w:rPr>
-          <w:rFonts w:ascii="Traditional Arabic" w:hAnsi="Traditional Arabic" w:cs="Traditional Arabic"/>
-          <w:rFonts w:ascii="Traditional Arabic" w:hAnsi="Traditional Arabic"/>
-          <w:sz w:val="24"/>
-          <w:szCs w:val="24"/>
-          <w:rtl/>
-        </w:rPr>
-        <w:t>• ولم يَدّعِ أن العلمَ الحديثَ «يُثبت» الوحي أو يُخبر عن الغيب. العلمُ يَصف نظامًا قابلًا للفهم، والانتقالُ منه إلى الخالق نقلةٌ عقليّة فلسفيّة، لا استنتاجٌ مخبَريّ.</w:t>
-      </w:r>
-    </w:p>
-    <w:p>
-      <w:pPr>
-        <w:bidi/>
-        <w:jc w:val="right"/>
-      </w:pPr>
-      <w:r>
-        <w:rPr>
-          <w:rFonts w:ascii="Traditional Arabic" w:hAnsi="Traditional Arabic" w:cs="Traditional Arabic"/>
-          <w:rFonts w:ascii="Traditional Arabic" w:hAnsi="Traditional Arabic"/>
-          <w:sz w:val="24"/>
-          <w:szCs w:val="24"/>
-          <w:rtl/>
-        </w:rPr>
-        <w:t>• ولم يَقُل إنّ انتظامَ الكون يَنفي وقوعَ ابتلاءٍ أو ظلمٍ أو ألم؛ فتلك أبوابٌ لها مواضعُها، تُقرأ في ضوء معنى الخلق وسننه العامّة.</w:t>
-      </w:r>
-    </w:p>
-    <w:p>
-      <w:pPr>
-        <w:bidi/>
-        <w:jc w:val="right"/>
-      </w:pPr>
-      <w:r>
-        <w:rPr>
-          <w:rFonts w:ascii="Traditional Arabic" w:hAnsi="Traditional Arabic" w:cs="Traditional Arabic"/>
-          <w:rFonts w:ascii="Traditional Arabic" w:hAnsi="Traditional Arabic"/>
-          <w:sz w:val="24"/>
-          <w:szCs w:val="24"/>
-          <w:rtl/>
-        </w:rPr>
-        <w:t>• و«المبرمج الأكبر» و«الكود» عندنا أداتان للتقريب لا غير، تَخدمان الفهمَ ثم تَنسحبان؛ فليسا اسمًا لله ولا وصفًا حقيقيًا للكون.</w:t>
-      </w:r>
-    </w:p>
-    <w:p>
-      <w:pPr>
-        <w:bidi/>
-        <w:jc w:val="right"/>
-      </w:pPr>
-      <w:r>
-        <w:rPr>
-          <w:rFonts w:ascii="Traditional Arabic" w:hAnsi="Traditional Arabic" w:cs="Traditional Arabic"/>
-          <w:rFonts w:ascii="Traditional Arabic" w:hAnsi="Traditional Arabic"/>
-          <w:sz w:val="24"/>
-          <w:szCs w:val="24"/>
-          <w:rtl/>
-        </w:rPr>
-        <w:t>• ومن آمَن بالنظام فقد فَتح البابَ، ولم يَدخله بعدُ؛ والدخولُ يَأتي حين يَلتقي العقلُ بالنصّ، والفطرةُ بالوحي.</w:t>
-      </w:r>
-    </w:p>
-    <w:p>
-      <w:pPr>
-        <w:bidi/>
-        <w:jc w:val="both"/>
-      </w:pPr>
-      <w:r>
-        <w:rPr>
-          <w:rFonts w:ascii="Traditional Arabic" w:hAnsi="Traditional Arabic" w:cs="Traditional Arabic"/>
-          <w:rFonts w:ascii="Traditional Arabic" w:hAnsi="Traditional Arabic"/>
-          <w:sz w:val="24"/>
-          <w:szCs w:val="24"/>
-          <w:rtl/>
-        </w:rPr>
-        <w:t>وهكذا، يُغلَق هذا الفصلُ على بابٍ مفتوح: لا على جوابٍ، وإنّما على سؤالٍ صار جديرًا بأن يُسأل.</w:t>
+        <w:t>8. اعتراضاتٌ كبرى وجواباتٌ منهجيّة</w:t>
+      </w:r>
+    </w:p>
+    <w:p>
+      <w:pPr>
+        <w:bidi/>
+        <w:jc w:val="both"/>
+      </w:pPr>
+      <w:r>
+        <w:rPr>
+          <w:rFonts w:ascii="Traditional Arabic" w:hAnsi="Traditional Arabic" w:cs="Traditional Arabic"/>
+          <w:rFonts w:ascii="Traditional Arabic" w:hAnsi="Traditional Arabic"/>
+          <w:sz w:val="24"/>
+          <w:szCs w:val="24"/>
+          <w:rtl/>
+        </w:rPr>
+        <w:t>يكشف الإنصافُ الفكريّ أنّ سؤال قابلية الفهم لا يظلّ قويًا إلا إذا وُوجهت الاعتراضاتُ على أقوى صورها. وأهمّها هنا ثلاثة:</w:t>
+      </w:r>
+    </w:p>
+    <w:p>
+      <w:pPr>
+        <w:bidi/>
+        <w:jc w:val="right"/>
+      </w:pPr>
+      <w:r>
+        <w:rPr>
+          <w:rFonts w:ascii="Traditional Arabic" w:hAnsi="Traditional Arabic" w:cs="Traditional Arabic"/>
+          <w:rFonts w:ascii="Traditional Arabic" w:hAnsi="Traditional Arabic"/>
+          <w:b/>
+          <w:sz w:val="24"/>
+          <w:szCs w:val="24"/>
+          <w:rtl/>
+        </w:rPr>
+        <w:t>الاعتراض الأوّل: التفسير التطوّريّ الطبيعيّ في صيغته الأقوى</w:t>
+      </w:r>
+    </w:p>
+    <w:p>
+      <w:pPr>
+        <w:bidi/>
+        <w:jc w:val="both"/>
+      </w:pPr>
+      <w:r>
+        <w:rPr>
+          <w:rFonts w:ascii="Traditional Arabic" w:hAnsi="Traditional Arabic" w:cs="Traditional Arabic"/>
+          <w:rFonts w:ascii="Traditional Arabic" w:hAnsi="Traditional Arabic"/>
+          <w:sz w:val="24"/>
+          <w:szCs w:val="24"/>
+          <w:rtl/>
+        </w:rPr>
+        <w:t>في هذه الصياغة، يُقال إنّ الانتخاب الطبيعيّ لا يحتاج إلى أكثر من بيئةٍ منتظمةٍ نسبيًا وعقولٍ تتفاوت في قدرتها على التوقّع. فالعقل، وفق الحساب الطبيعيّ الصارم، آلةُ توقّعٍ وبناءُ نماذجَ داخليّةٍ للبيئة، والنجاة تكون لمن أصابت نماذجُه حاجاتِ البقاء. ومن هنا لا تعود الملاءمةُ بين العقل والكون مدهشة؛ لأنّ العقول غير الملائمة اندثرت، وبقيت العقول التي تتنبّأ بنجاح. ويُضاف إلى ذلك، في الصياغة الدينيتيّة الأقوى عند دانيال دِنِّت، أنّ الرياضيات نفسها يمكن ردُّها في النهاية إلى تجريداتٍ تراكمت من أنماطٍ حسّيّة وخبراتٍ بيئيّة، فلا غرابة في أن تطابق كونًا اشتُقّت منه على نحوٍ غير مباشر.</w:t>
+      </w:r>
+    </w:p>
+    <w:p>
+      <w:pPr>
+        <w:bidi/>
+        <w:jc w:val="both"/>
+      </w:pPr>
+      <w:r>
+        <w:rPr>
+          <w:rFonts w:ascii="Traditional Arabic" w:hAnsi="Traditional Arabic" w:cs="Traditional Arabic"/>
+          <w:rFonts w:ascii="Traditional Arabic" w:hAnsi="Traditional Arabic"/>
+          <w:sz w:val="24"/>
+          <w:szCs w:val="24"/>
+          <w:rtl/>
+        </w:rPr>
+        <w:t>الجواب: لهذا الاعتراض قوّةٌ حقيقيّةٌ في طبقةٍ مهمّة من تفسير المعرفة، ولا يصحّ إهدارُه. غير أنّه لا يستنفد السؤال لثلاثة أسباب:</w:t>
+      </w:r>
+    </w:p>
+    <w:p>
+      <w:pPr>
+        <w:bidi/>
+        <w:jc w:val="right"/>
+      </w:pPr>
+      <w:r>
+        <w:rPr>
+          <w:rFonts w:ascii="Traditional Arabic" w:hAnsi="Traditional Arabic" w:cs="Traditional Arabic"/>
+          <w:rFonts w:ascii="Traditional Arabic" w:hAnsi="Traditional Arabic"/>
+          <w:sz w:val="24"/>
+          <w:szCs w:val="24"/>
+          <w:rtl/>
+        </w:rPr>
+        <w:t>• أوّلًا: هناك طبقاتٌ من الإصابة المعرفيّة بعيدةٌ عن أيّ ضرورةٍ بقائيّة مباشرة. فميكانيكا الكمّ، والنسبيّة العامّة، والهندسات العليا، وبنيةُ الثقوب السوداء، ليست موضوعاتٍ انتخبَت البيئةُ أدمغةً لأجل فهمها. نعم، يمكن وصفها بأنّها «أثرٌ جانبيّ» لقدراتٍ أبسط، لكنّ هذا لا يلغي السؤال، بل ينقله: لماذا كان هذا الأثرُ الجانبيُّ قادرًا على إصابة بنىً كونيّة بالغة البُعد عن شرط البقاء الأولي؟</w:t>
+      </w:r>
+    </w:p>
+    <w:p>
+      <w:pPr>
+        <w:bidi/>
+        <w:jc w:val="right"/>
+      </w:pPr>
+      <w:r>
+        <w:rPr>
+          <w:rFonts w:ascii="Traditional Arabic" w:hAnsi="Traditional Arabic" w:cs="Traditional Arabic"/>
+          <w:rFonts w:ascii="Traditional Arabic" w:hAnsi="Traditional Arabic"/>
+          <w:sz w:val="24"/>
+          <w:szCs w:val="24"/>
+          <w:rtl/>
+        </w:rPr>
+        <w:t>• ثانيًا: هناك تنبّؤٌ نظريٌّ يسبق الرصد. فمعادلةُ ديراك سبقت اكتشافَ البوزيترون، ونظريةُ أينشتاين سبقت اختبارَ انحناء الضوء في بعثة إدنغتون. وهذه أمثلةٌ لا تختزل في تعميم خبرةٍ حسّيّةٍ سابقة، بل تكشف عن اكتشاف بنىً لم تُعايَن بعد ثم وُجد الواقعُ موافقًا لها.</w:t>
+      </w:r>
+    </w:p>
+    <w:p>
+      <w:pPr>
+        <w:bidi/>
+        <w:jc w:val="right"/>
+      </w:pPr>
+      <w:r>
+        <w:rPr>
+          <w:rFonts w:ascii="Traditional Arabic" w:hAnsi="Traditional Arabic" w:cs="Traditional Arabic"/>
+          <w:rFonts w:ascii="Traditional Arabic" w:hAnsi="Traditional Arabic"/>
+          <w:sz w:val="24"/>
+          <w:szCs w:val="24"/>
+          <w:rtl/>
+        </w:rPr>
+        <w:t>• ثالثًا: فعاليّةُ الرياضيات المجرّدة تظلّ فائضةً على التفسير الانتقائيّ المباشر. فحين تُولد بنيةٌ رياضيّة لأغراضٍ نظريّةٍ خالصة ثم تصبح بعد عقودٍ أداةً طبيعيّةً لوصف العالم، يبقى السؤال عن سرّ هذا التوافق مفتوحًا، حتى لو قيل إنّ الانتخاب الطبيعيّ أسهم في تهيئة بعض أصول القدرة التجريديّة.</w:t>
+      </w:r>
+    </w:p>
+    <w:p>
+      <w:pPr>
+        <w:bidi/>
+        <w:jc w:val="both"/>
+      </w:pPr>
+      <w:r>
+        <w:rPr>
+          <w:rFonts w:ascii="Traditional Arabic" w:hAnsi="Traditional Arabic" w:cs="Traditional Arabic"/>
+          <w:rFonts w:ascii="Traditional Arabic" w:hAnsi="Traditional Arabic"/>
+          <w:sz w:val="24"/>
+          <w:szCs w:val="24"/>
+          <w:rtl/>
+        </w:rPr>
+        <w:t>والنتيجة المنهجيّة هنا ليست نقضَ التطوّر، بل تقييدَ مدى ما يفسّره: التفسيرُ التطوّريُّ صادقٌ في ميدانه، قويٌّ في طبقاته الدنيا، لكنه لا يُغلق السؤال الفلسفيّ في طبقاته العليا.</w:t>
+      </w:r>
+    </w:p>
+    <w:p>
+      <w:pPr>
+        <w:bidi/>
+        <w:jc w:val="right"/>
+      </w:pPr>
+      <w:r>
+        <w:rPr>
+          <w:rFonts w:ascii="Traditional Arabic" w:hAnsi="Traditional Arabic" w:cs="Traditional Arabic"/>
+          <w:rFonts w:ascii="Traditional Arabic" w:hAnsi="Traditional Arabic"/>
+          <w:b/>
+          <w:sz w:val="24"/>
+          <w:szCs w:val="24"/>
+          <w:rtl/>
+        </w:rPr>
+        <w:t>الاعتراض الثاني: الحَذفيّة الماديّة عند تشيرشلاند</w:t>
+      </w:r>
+    </w:p>
+    <w:p>
+      <w:pPr>
+        <w:bidi/>
+        <w:jc w:val="both"/>
+      </w:pPr>
+      <w:r>
+        <w:rPr>
+          <w:rFonts w:ascii="Traditional Arabic" w:hAnsi="Traditional Arabic" w:cs="Traditional Arabic"/>
+          <w:rFonts w:ascii="Traditional Arabic" w:hAnsi="Traditional Arabic"/>
+          <w:sz w:val="24"/>
+          <w:szCs w:val="24"/>
+          <w:rtl/>
+        </w:rPr>
+        <w:t>في أقوى صيغته الحذفيّة، قد يُقال إنّ مفاهيمنا عن «الفهم» و«الاعتقاد» و«الصدق» و«التعليل» ليست إلا بقايا من «سيكولوجيا عاميّة» ستُستبدل يومًا بوصفٍ عَصَبيٍّ أدقّ. وعندئذٍ لا تعود «قابليّة الفهم» خاصّيّةً موضوعيّةً في الكون، بل مجرّد وَهمٍ منظوميٍّ تنتجه بنيةُ الدماغ وهو يدبّر سلوكه. وعلى هذا الأساس، لا يكون السؤال عن توافق العقل والعالم سؤالًا عميقًا، بل أثرًا لغويًا ناتجًا من استعمال مفاهيم ستسقط مع نضج العلوم العصبيّة.</w:t>
+      </w:r>
+    </w:p>
+    <w:p>
+      <w:pPr>
+        <w:bidi/>
+        <w:jc w:val="both"/>
+      </w:pPr>
+      <w:r>
+        <w:rPr>
+          <w:rFonts w:ascii="Traditional Arabic" w:hAnsi="Traditional Arabic" w:cs="Traditional Arabic"/>
+          <w:rFonts w:ascii="Traditional Arabic" w:hAnsi="Traditional Arabic"/>
+          <w:sz w:val="24"/>
+          <w:szCs w:val="24"/>
+          <w:rtl/>
+        </w:rPr>
+        <w:t>الجواب: تكمن صعوبة هذا الاعتراض في أنّه لا يكتفي بتفسير الفهم تفسيرًا اختزاليًا، بل يسحب الشرعيّة من اللغة التي بها نميّز بين الوهم والصواب أصلًا. ومع ذلك، يظلّ قاصرًا من جهتين:</w:t>
+      </w:r>
+    </w:p>
+    <w:p>
+      <w:pPr>
+        <w:bidi/>
+        <w:jc w:val="right"/>
+      </w:pPr>
+      <w:r>
+        <w:rPr>
+          <w:rFonts w:ascii="Traditional Arabic" w:hAnsi="Traditional Arabic" w:cs="Traditional Arabic"/>
+          <w:rFonts w:ascii="Traditional Arabic" w:hAnsi="Traditional Arabic"/>
+          <w:sz w:val="24"/>
+          <w:szCs w:val="24"/>
+          <w:rtl/>
+        </w:rPr>
+        <w:t>• جهةٍ أولى: أنّ الممارسة العلميّة نفسها تفترض معاييرَ للحقيقة والبرهان والاتّساق. فإذا أُبطل الحديثُ عن الاعتقاد والصدق والتعليل إبطالًا جذريًا، لم يبقَ أساسٌ واضحٌ للفصل بين «نظريةٍ ناجحة» و«نشاطٍ عصبيّ وقع فحسب». الحذفُ هنا لا يفسّر العلم، بل يهدّد لغته المعياريّة التي يقوم بها.</w:t>
+      </w:r>
+    </w:p>
+    <w:p>
+      <w:pPr>
+        <w:bidi/>
+        <w:jc w:val="right"/>
+      </w:pPr>
+      <w:r>
+        <w:rPr>
+          <w:rFonts w:ascii="Traditional Arabic" w:hAnsi="Traditional Arabic" w:cs="Traditional Arabic"/>
+          <w:rFonts w:ascii="Traditional Arabic" w:hAnsi="Traditional Arabic"/>
+          <w:sz w:val="24"/>
+          <w:szCs w:val="24"/>
+          <w:rtl/>
+        </w:rPr>
+        <w:t>• وجهةٍ ثانية: أنّ النجاح العامّ للرياضيات والاختبار والتكرار بين الذوات لا يُردّ بسهولةٍ إلى وَهمٍ عصبيّ فرديّ. فالقضيّة ليست أنّ دماغًا واحدًا يشعر بأنّه يفهم، بل إنّ جماعاتٍ بشريّةً متباعدةً تستطيع أن تبني اللغةَ الرياضيّة نفسها، وأن تصل إلى النتائج نفسها، وأن تتدخّل في الواقع على أساسها بنجاحٍ متكرّر. هذا البعدُ العموميُّ في الفهم يضغط باتجاه واقعيّةٍ موضوعيّةٍ أوسع من مجرّد الوهم المنظوميّ.</w:t>
+      </w:r>
+    </w:p>
+    <w:p>
+      <w:pPr>
+        <w:bidi/>
+        <w:jc w:val="both"/>
+      </w:pPr>
+      <w:r>
+        <w:rPr>
+          <w:rFonts w:ascii="Traditional Arabic" w:hAnsi="Traditional Arabic" w:cs="Traditional Arabic"/>
+          <w:rFonts w:ascii="Traditional Arabic" w:hAnsi="Traditional Arabic"/>
+          <w:sz w:val="24"/>
+          <w:szCs w:val="24"/>
+          <w:rtl/>
+        </w:rPr>
+        <w:t>ومن ثمّ، فإنّ الحذفيّة قد تذكّرنا بضرورة الحذر من التضخيم الساذج لمفردات «العقل» و«المعنى»، لكنّها لا تُبطل السؤال عن قابلية الفهم، ولا تفسّر بنية النجاح العلميّ تفسيرًا مكتفيًا.</w:t>
+      </w:r>
+    </w:p>
+    <w:p>
+      <w:pPr>
+        <w:bidi/>
+        <w:jc w:val="right"/>
+      </w:pPr>
+      <w:r>
+        <w:rPr>
+          <w:rFonts w:ascii="Traditional Arabic" w:hAnsi="Traditional Arabic" w:cs="Traditional Arabic"/>
+          <w:rFonts w:ascii="Traditional Arabic" w:hAnsi="Traditional Arabic"/>
+          <w:b/>
+          <w:sz w:val="24"/>
+          <w:szCs w:val="24"/>
+          <w:rtl/>
+        </w:rPr>
+        <w:t>الاعتراض الثالث: الاعتراض التشالمرزيّ المعكوس</w:t>
+      </w:r>
+    </w:p>
+    <w:p>
+      <w:pPr>
+        <w:bidi/>
+        <w:jc w:val="both"/>
+      </w:pPr>
+      <w:r>
+        <w:rPr>
+          <w:rFonts w:ascii="Traditional Arabic" w:hAnsi="Traditional Arabic" w:cs="Traditional Arabic"/>
+          <w:rFonts w:ascii="Traditional Arabic" w:hAnsi="Traditional Arabic"/>
+          <w:sz w:val="24"/>
+          <w:szCs w:val="24"/>
+          <w:rtl/>
+        </w:rPr>
+        <w:t>يمكن صياغة اعتراضٍ معكوسٍ يستلهم حساسيّةَ ديفيد تشالمرز تجاه الفجوة بين ما نصفه وما نُدركه: لعلّ «قابليّة الفهم» ليست خاصّيّةً في الكون، بل اسمٌ نُلصقه نحن بالبقع التي نجحنا في تصنيفها ونمذجتها، فيما يبقى معظم الواقع غامضًا أو عصيًّا أو غيرَ قابلٍ للتمثيل. وعلى هذا الأساس، قد يكون الحديثُ عن كونٍ «مفهوم» مبالغةً استقرائيّة: نحن لا نملك إلا جيوبًا صغيرةً من النجاح، ثم نعمّم منها دعوى أوسع من حقائقنا.</w:t>
+      </w:r>
+    </w:p>
+    <w:p>
+      <w:pPr>
+        <w:bidi/>
+        <w:jc w:val="both"/>
+      </w:pPr>
+      <w:r>
+        <w:rPr>
+          <w:rFonts w:ascii="Traditional Arabic" w:hAnsi="Traditional Arabic" w:cs="Traditional Arabic"/>
+          <w:rFonts w:ascii="Traditional Arabic" w:hAnsi="Traditional Arabic"/>
+          <w:sz w:val="24"/>
+          <w:szCs w:val="24"/>
+          <w:rtl/>
+        </w:rPr>
+        <w:t>الجواب: لهذا الاعتراض فضلٌ مهمٌّ هو تنبيهُه إلى التواضع المعرفيّ؛ فالكتاب لا يقول إنّ كلَّ شيءٍ في الكون مفهوم، ولا إنّ الفهم البشريَّ مكتمل. لكنّ هذا الاعتراض لا ينقض فكرة الفصل لثلاثة أسباب:</w:t>
+      </w:r>
+    </w:p>
+    <w:p>
+      <w:pPr>
+        <w:bidi/>
+        <w:jc w:val="right"/>
+      </w:pPr>
+      <w:r>
+        <w:rPr>
+          <w:rFonts w:ascii="Traditional Arabic" w:hAnsi="Traditional Arabic" w:cs="Traditional Arabic"/>
+          <w:rFonts w:ascii="Traditional Arabic" w:hAnsi="Traditional Arabic"/>
+          <w:sz w:val="24"/>
+          <w:szCs w:val="24"/>
+          <w:rtl/>
+        </w:rPr>
+        <w:t>• أوّلًا: موضوع الفصل هو مبدأ القابليّة، لا دعوى الشفافيّة التامّة. فنجاحُنا الجزئيُّ المنهجيُّ والمتراكم، عبر قرونٍ من الرصد والنمذجة والتطبيق، يكفي لإثبات أنّ في العالم قابليةً موضوعيّةً للانكشاف، ولو بقيت فيه مناطقُ غموضٍ واسعة.</w:t>
+      </w:r>
+    </w:p>
+    <w:p>
+      <w:pPr>
+        <w:bidi/>
+        <w:jc w:val="right"/>
+      </w:pPr>
+      <w:r>
+        <w:rPr>
+          <w:rFonts w:ascii="Traditional Arabic" w:hAnsi="Traditional Arabic" w:cs="Traditional Arabic"/>
+          <w:rFonts w:ascii="Traditional Arabic" w:hAnsi="Traditional Arabic"/>
+          <w:sz w:val="24"/>
+          <w:szCs w:val="24"/>
+          <w:rtl/>
+        </w:rPr>
+        <w:t>• ثانيًا: النجاحات العلميّة ليست جيوبًا منفصلة، بل شبكةٌ متّصلة تنقل الفهم من مجالٍ إلى آخر. فالمعادلات التي وُضعت في سياقٍ معيّن تمتدّ إلى سياقاتٍ أخرى، والمفاهيم التي صيغت لمجالٍ جزئي تنجح في مستوياتٍ متباعدة. وهذا الانتقال البنيويّ بين المجالات يضعف فرضيّة أنّنا أمام تصنيفاتٍ محليّةٍ اعتباطيّة.</w:t>
+      </w:r>
+    </w:p>
+    <w:p>
+      <w:pPr>
+        <w:bidi/>
+        <w:jc w:val="right"/>
+      </w:pPr>
+      <w:r>
+        <w:rPr>
+          <w:rFonts w:ascii="Traditional Arabic" w:hAnsi="Traditional Arabic" w:cs="Traditional Arabic"/>
+          <w:rFonts w:ascii="Traditional Arabic" w:hAnsi="Traditional Arabic"/>
+          <w:sz w:val="24"/>
+          <w:szCs w:val="24"/>
+          <w:rtl/>
+        </w:rPr>
+        <w:t>• ثالثًا: التنبّؤ والتدخّل يضيفان معيارًا موضوعيًا. فلو كانت «قابليّة الفهم» مجرّد اسمٍ نُلصقه بما ألِفناه، لما كان من السهل أن تنجح النماذج في الإخبار بما لم نرَه بعد، ولا في إحداث أثرٍ محسوبٍ في الواقع.</w:t>
+      </w:r>
+    </w:p>
+    <w:p>
+      <w:pPr>
+        <w:bidi/>
+        <w:jc w:val="both"/>
+      </w:pPr>
+      <w:r>
+        <w:rPr>
+          <w:rFonts w:ascii="Traditional Arabic" w:hAnsi="Traditional Arabic" w:cs="Traditional Arabic"/>
+          <w:rFonts w:ascii="Traditional Arabic" w:hAnsi="Traditional Arabic"/>
+          <w:sz w:val="24"/>
+          <w:szCs w:val="24"/>
+          <w:rtl/>
+        </w:rPr>
+        <w:t>وعليه، فإنّ الاعتراض التشالمرزيَّ المعكوس يُقوّي دقّةَ الدعوى ولا يُبطلها: نعم، المعرفة البشريّة جزئيّة؛ لكنّ جزئيّتها نفسها تجري داخل عالمٍ أبدى قابليةً حقيقيّةً لأن يُفهم.</w:t>
       </w:r>
     </w:p>
     <w:p>
@@ -3004,39 +4262,201 @@
           <w:szCs w:val="28"/>
           <w:rtl/>
         </w:rPr>
-        <w:t>12. طمأنينةٌ تَسبق اليقين</w:t>
-      </w:r>
-    </w:p>
-    <w:p>
-      <w:pPr>
-        <w:bidi/>
-        <w:jc w:val="both"/>
-      </w:pPr>
-      <w:r>
-        <w:rPr>
-          <w:rFonts w:ascii="Traditional Arabic" w:hAnsi="Traditional Arabic" w:cs="Traditional Arabic"/>
-          <w:rFonts w:ascii="Traditional Arabic" w:hAnsi="Traditional Arabic"/>
-          <w:sz w:val="24"/>
-          <w:szCs w:val="24"/>
-          <w:rtl/>
-        </w:rPr>
-        <w:t>قد يَظنّ القارئُ أنّ هذا كلامٌ نظريٌّ بعيدٌ عن همومه. والحقُّ أنّ في إدراك النظام راحةً نفسيّةً خفيّة. فالإنسانُ الذي يَشعر أنه يَعيش في عالمٍ عشوائيٍّ لا تُفهَم قواعدُه، يَعيش قلقًا دائمًا؛ كلُّ شيءٍ عنده مفاجأةٌ محتملة، ولا أرضَ ثابتةً تَحت قدميه. أمّا حين يُدرك أنّ للوجود عاداتٍ يُعتمَد عليها، وأنّ فعله اليومَ سيَجري في عالمٍ يَستجيب لأفعاله بقدرٍ منتظم، فإنّ شيئًا فيه يَهدأ. إنه يَكتشف أنّ السعي ليس عبثًا، وأنّ الزرعَ يُثمر بإذن الله وفق سننٍ ثابتة، وأنّ العالمَ ليس فوضى تَبتلع الجهد.</w:t>
-      </w:r>
-    </w:p>
-    <w:p>
-      <w:pPr>
-        <w:bidi/>
-        <w:jc w:val="both"/>
-      </w:pPr>
-      <w:r>
-        <w:rPr>
-          <w:rFonts w:ascii="Traditional Arabic" w:hAnsi="Traditional Arabic" w:cs="Traditional Arabic"/>
-          <w:rFonts w:ascii="Traditional Arabic" w:hAnsi="Traditional Arabic"/>
-          <w:sz w:val="24"/>
-          <w:szCs w:val="24"/>
-          <w:rtl/>
-        </w:rPr>
-        <w:t>وهذه أوّلُ لبنةٍ في فكرةٍ سيَتّسع شرحُها في الكتاب: أنّ الإنسان داخلَ القصّة، وأنّ الذي خَلق النظامَ وأجراه محيطٌ بالقصّة كلّها. مَن استَقرّ هذا في قلبه، خفّ عنه ثِقلُ الخوف من المجهول؛ لأنّ المجهولَ عنده ليس فراغًا أعمى، وإنّما سننٌ يَجري عليها أمرُ حكيمٍ عليمٍ لا يَغفل ولا يَعبث.</w:t>
+        <w:t>9. لقاءُ الفصل بقاعدتَيْه الكبيرتَيْن</w:t>
+      </w:r>
+    </w:p>
+    <w:p>
+      <w:pPr>
+        <w:bidi/>
+        <w:jc w:val="both"/>
+      </w:pPr>
+      <w:r>
+        <w:rPr>
+          <w:rFonts w:ascii="Traditional Arabic" w:hAnsi="Traditional Arabic" w:cs="Traditional Arabic"/>
+          <w:rFonts w:ascii="Traditional Arabic" w:hAnsi="Traditional Arabic"/>
+          <w:sz w:val="24"/>
+          <w:szCs w:val="24"/>
+          <w:rtl/>
+        </w:rPr>
+        <w:t>يستبقي هذا الفصل، كما سائر فصول الكتاب، قاعدتَيْن حاكمتَيْن:</w:t>
+      </w:r>
+    </w:p>
+    <w:p>
+      <w:pPr>
+        <w:bidi/>
+        <w:jc w:val="right"/>
+      </w:pPr>
+      <w:r>
+        <w:rPr>
+          <w:rFonts w:ascii="Traditional Arabic" w:hAnsi="Traditional Arabic" w:cs="Traditional Arabic"/>
+          <w:rFonts w:ascii="Traditional Arabic" w:hAnsi="Traditional Arabic"/>
+          <w:sz w:val="24"/>
+          <w:szCs w:val="24"/>
+          <w:rtl/>
+        </w:rPr>
+        <w:t>• قاعدة المشيئة الفاعلة: قابليّةُ الفهم في الكون لا تُجعل آليّةً مستقلّةً عن مشيئة الله. فهي ليست خاصّيّةً ذاتيّةً يتفاخر بها الكون على نفسه، بل وجهٌ من وجوه الإحكام في خلقٍ يَجري بإذن الله ويُمسك بأمره: «إِنَّ اللَّهَ يُمْسِكُ السَّمَاوَاتِ وَالْأَرْضَ أَن تَزُولَا» (فاطر، 41). وعلى هذا الأساس، يندمج الانتظامُ وقابليّةُ الفهم في نموذج كود الحياة التكاملي داخل أفق الخلق، لا خارجَه.</w:t>
+      </w:r>
+    </w:p>
+    <w:p>
+      <w:pPr>
+        <w:bidi/>
+        <w:jc w:val="right"/>
+      </w:pPr>
+      <w:r>
+        <w:rPr>
+          <w:rFonts w:ascii="Traditional Arabic" w:hAnsi="Traditional Arabic" w:cs="Traditional Arabic"/>
+          <w:rFonts w:ascii="Traditional Arabic" w:hAnsi="Traditional Arabic"/>
+          <w:sz w:val="24"/>
+          <w:szCs w:val="24"/>
+          <w:rtl/>
+        </w:rPr>
+        <w:t>• قاعدة الفصل بين المعنى والآليّة: ما يكشفه العلمُ في «كيف يُفهَم الكون» لا يزاحم ما يكشفه الوحيُ في «معنى أن يكون الكونُ قابلًا للفهم». فالميادين هنا متمايزةٌ متكاملة، لا متنازعة.</w:t>
+      </w:r>
+    </w:p>
+    <w:p>
+      <w:pPr>
+        <w:bidi/>
+        <w:jc w:val="right"/>
+      </w:pPr>
+      <w:r>
+        <w:rPr>
+          <w:rFonts w:ascii="Traditional Arabic" w:hAnsi="Traditional Arabic" w:cs="Traditional Arabic"/>
+          <w:rFonts w:ascii="Traditional Arabic" w:hAnsi="Traditional Arabic"/>
+          <w:b/>
+          <w:sz w:val="28"/>
+          <w:szCs w:val="28"/>
+          <w:rtl/>
+        </w:rPr>
+        <w:t>10. حدود المنهج وآفاق البحث</w:t>
+      </w:r>
+    </w:p>
+    <w:p>
+      <w:pPr>
+        <w:bidi/>
+        <w:jc w:val="both"/>
+      </w:pPr>
+      <w:r>
+        <w:rPr>
+          <w:rFonts w:ascii="Traditional Arabic" w:hAnsi="Traditional Arabic" w:cs="Traditional Arabic"/>
+          <w:rFonts w:ascii="Traditional Arabic" w:hAnsi="Traditional Arabic"/>
+          <w:sz w:val="24"/>
+          <w:szCs w:val="24"/>
+          <w:rtl/>
+        </w:rPr>
+        <w:t>يتوقّف تحليلُ هذا الفصل عند حدودٍ منهجيّةٍ محدّدة، وتنبثق منه في الوقت نفسه آفاقٌ استكشافيّة للفصول اللاحقة:</w:t>
+      </w:r>
+    </w:p>
+    <w:p>
+      <w:pPr>
+        <w:bidi/>
+        <w:jc w:val="right"/>
+      </w:pPr>
+      <w:r>
+        <w:rPr>
+          <w:rFonts w:ascii="Traditional Arabic" w:hAnsi="Traditional Arabic" w:cs="Traditional Arabic"/>
+          <w:rFonts w:ascii="Traditional Arabic" w:hAnsi="Traditional Arabic"/>
+          <w:sz w:val="24"/>
+          <w:szCs w:val="24"/>
+          <w:rtl/>
+        </w:rPr>
+        <w:t>• يتعلّق هذا الفصل بمبدأ قابليّة الفهم، لا بادّعاء أنّ كلَّ شيءٍ في الكون قد فُهم أو سيُفهم. فالغموضُ العلميّ باقٍ، ولكنّه غموضٌ يقع داخل عالمٍ سمح أصلًا بمسارٍ معرفيٍّ متماسك.</w:t>
+      </w:r>
+    </w:p>
+    <w:p>
+      <w:pPr>
+        <w:bidi/>
+        <w:jc w:val="right"/>
+      </w:pPr>
+      <w:r>
+        <w:rPr>
+          <w:rFonts w:ascii="Traditional Arabic" w:hAnsi="Traditional Arabic" w:cs="Traditional Arabic"/>
+          <w:rFonts w:ascii="Traditional Arabic" w:hAnsi="Traditional Arabic"/>
+          <w:sz w:val="24"/>
+          <w:szCs w:val="24"/>
+          <w:rtl/>
+        </w:rPr>
+        <w:t>• يُقرأ نجاحُ الرياضيات في وصف الكون بوصفه شاهدًا فلسفيًا يضيء ضيقَ التفسير الطبيعيّ في هذه الطبقة، لا بوصفه برهانًا مخبريًا مكتملًا على وجود الله.</w:t>
+      </w:r>
+    </w:p>
+    <w:p>
+      <w:pPr>
+        <w:bidi/>
+        <w:jc w:val="right"/>
+      </w:pPr>
+      <w:r>
+        <w:rPr>
+          <w:rFonts w:ascii="Traditional Arabic" w:hAnsi="Traditional Arabic" w:cs="Traditional Arabic"/>
+          <w:rFonts w:ascii="Traditional Arabic" w:hAnsi="Traditional Arabic"/>
+          <w:sz w:val="24"/>
+          <w:szCs w:val="24"/>
+          <w:rtl/>
+        </w:rPr>
+        <w:t>• يظلّ التفسيرُ التطوّريُّ، وما يتفرّع عنه من علوم الدماغ والإدراك، جزءًا لازمًا من مشهد التفسير في مجاله؛ غير أنّه لا يستنفد السؤال عن أصل القرينة بين العقل والعالم.</w:t>
+      </w:r>
+    </w:p>
+    <w:p>
+      <w:pPr>
+        <w:bidi/>
+        <w:jc w:val="right"/>
+      </w:pPr>
+      <w:r>
+        <w:rPr>
+          <w:rFonts w:ascii="Traditional Arabic" w:hAnsi="Traditional Arabic" w:cs="Traditional Arabic"/>
+          <w:rFonts w:ascii="Traditional Arabic" w:hAnsi="Traditional Arabic"/>
+          <w:sz w:val="24"/>
+          <w:szCs w:val="24"/>
+          <w:rtl/>
+        </w:rPr>
+        <w:t>• تُستحضر أقوالُ فيغنر وغاليليو وأينشتاين داخل هذا الفصل باعتبارها أعمدةً شارحةً في نموذج كود الحياة التكاملي، لا باعتبارها شهاداتٍ عقديّةً أو نُطقًا بلسان الوحي.</w:t>
+      </w:r>
+    </w:p>
+    <w:p>
+      <w:pPr>
+        <w:bidi/>
+        <w:jc w:val="right"/>
+      </w:pPr>
+      <w:r>
+        <w:rPr>
+          <w:rFonts w:ascii="Traditional Arabic" w:hAnsi="Traditional Arabic" w:cs="Traditional Arabic"/>
+          <w:rFonts w:ascii="Traditional Arabic" w:hAnsi="Traditional Arabic"/>
+          <w:sz w:val="24"/>
+          <w:szCs w:val="24"/>
+          <w:rtl/>
+        </w:rPr>
+        <w:t>• وتفتح هذه الحدودُ بابَ الفصل التالي: فإذا كان هذا الفصل قد ثبّت أنّ الكون ليس منتظمًا فحسب، بل قابلًا للفهم على نحوٍ بنيوي، فإنّ السؤال الذي يليه هو: ما الذي يقتضيه ذلك في تفسير أصل هذا النظام المفهوم؟</w:t>
+      </w:r>
+    </w:p>
+    <w:p>
+      <w:pPr>
+        <w:bidi/>
+        <w:jc w:val="right"/>
+      </w:pPr>
+      <w:r>
+        <w:rPr>
+          <w:rFonts w:ascii="Traditional Arabic" w:hAnsi="Traditional Arabic" w:cs="Traditional Arabic"/>
+          <w:rFonts w:ascii="Traditional Arabic" w:hAnsi="Traditional Arabic"/>
+          <w:b/>
+          <w:sz w:val="28"/>
+          <w:szCs w:val="28"/>
+          <w:rtl/>
+        </w:rPr>
+        <w:t>11. الانتقال إلى الفصل الثالث</w:t>
+      </w:r>
+    </w:p>
+    <w:p>
+      <w:pPr>
+        <w:bidi/>
+        <w:jc w:val="both"/>
+      </w:pPr>
+      <w:r>
+        <w:rPr>
+          <w:rFonts w:ascii="Traditional Arabic" w:hAnsi="Traditional Arabic" w:cs="Traditional Arabic"/>
+          <w:rFonts w:ascii="Traditional Arabic" w:hAnsi="Traditional Arabic"/>
+          <w:sz w:val="24"/>
+          <w:szCs w:val="24"/>
+          <w:rtl/>
+        </w:rPr>
+        <w:t>في الفصل الأوّل: النظامُ معطى. وفي هذا الفصل: النظامُ مفهوم. وبهاتين الركيزتين يكتمل الشطر الأوّل من نموذج كود الحياة التكاملي: انتظامٌ يمكن رصده، وقابليّةُ فهمٍ يمكن تبيّنها. أمّا الفصل الثالث فينقل البحث إلى خطوته المنهجيّة الحاسمة: الانتقالُ من «نظامٍ مفهوم» إلى ضرورةِ منظِّمٍ حكيم. هناك تنتقل الشواهد التي بُنِيت هنا من طور الإعداد الفلسفيّ إلى طور الحُجّة العقليّة المحرّرة.</w:t>
       </w:r>
     </w:p>
     <w:p>
@@ -3085,71 +4505,87 @@
           <w:szCs w:val="24"/>
           <w:rtl/>
         </w:rPr>
-        <w:t>• الكون يَجري بنظامٍ مُطّرد قابلٍ للفهم، وهذا الانتظامُ نفسُه أمرٌ يَستحقّ التأمّل بدل أن نَعتاده ونَغفل عنه.</w:t>
-      </w:r>
-    </w:p>
-    <w:p>
-      <w:pPr>
-        <w:bidi/>
-        <w:jc w:val="right"/>
-      </w:pPr>
-      <w:r>
-        <w:rPr>
-          <w:rFonts w:ascii="Traditional Arabic" w:hAnsi="Traditional Arabic" w:cs="Traditional Arabic"/>
-          <w:rFonts w:ascii="Traditional Arabic" w:hAnsi="Traditional Arabic"/>
-          <w:sz w:val="24"/>
-          <w:szCs w:val="24"/>
-          <w:rtl/>
-        </w:rPr>
-        <w:t>• العلمُ يَصف هذا النظام ويُنمذجه ببراعة، لكنه لا يُجيب عن سؤال: لماذا وُجد نظامٌ قابلٌ للفهم أصلًا.</w:t>
-      </w:r>
-    </w:p>
-    <w:p>
-      <w:pPr>
-        <w:bidi/>
-        <w:jc w:val="right"/>
-      </w:pPr>
-      <w:r>
-        <w:rPr>
-          <w:rFonts w:ascii="Traditional Arabic" w:hAnsi="Traditional Arabic" w:cs="Traditional Arabic"/>
-          <w:rFonts w:ascii="Traditional Arabic" w:hAnsi="Traditional Arabic"/>
-          <w:sz w:val="24"/>
-          <w:szCs w:val="24"/>
-          <w:rtl/>
-        </w:rPr>
-        <w:t>• السببيّةُ بنيةٌ كونيّة حقيقيّة، وعليها يَقوم معنى الفعل والمسؤوليّة؛ وهي تَجري بإذن الله، لا مستقلّةً عنه.</w:t>
-      </w:r>
-    </w:p>
-    <w:p>
-      <w:pPr>
-        <w:bidi/>
-        <w:jc w:val="right"/>
-      </w:pPr>
-      <w:r>
-        <w:rPr>
-          <w:rFonts w:ascii="Traditional Arabic" w:hAnsi="Traditional Arabic" w:cs="Traditional Arabic"/>
-          <w:rFonts w:ascii="Traditional Arabic" w:hAnsi="Traditional Arabic"/>
-          <w:sz w:val="24"/>
-          <w:szCs w:val="24"/>
-          <w:rtl/>
-        </w:rPr>
-        <w:t>• استعارةُ «المبرمج» و«الكود» أداتان للتقريب فقط، تُنزَّه عن أن تَصف الله أو تَحبسه خارج خلقه.</w:t>
-      </w:r>
-    </w:p>
-    <w:p>
-      <w:pPr>
-        <w:bidi/>
-        <w:jc w:val="right"/>
-      </w:pPr>
-      <w:r>
-        <w:rPr>
-          <w:rFonts w:ascii="Traditional Arabic" w:hAnsi="Traditional Arabic" w:cs="Traditional Arabic"/>
-          <w:rFonts w:ascii="Traditional Arabic" w:hAnsi="Traditional Arabic"/>
-          <w:sz w:val="24"/>
-          <w:szCs w:val="24"/>
-          <w:rtl/>
-        </w:rPr>
-        <w:t>• هذا الفصلُ يَفتح السؤالَ عن مصدر النظام وغايته، ويَترك جوابَه للفصول التالية.</w:t>
+        <w:t>• قابليّةُ الكون للفهم خطوةٌ أعمق من مجرّد انتظامه: فالكون ليس منظّمًا فحسب، بل منظّمٌ على نحوٍ تلحقه عقولُنا وتصيغه في معادلات.</w:t>
+      </w:r>
+    </w:p>
+    <w:p>
+      <w:pPr>
+        <w:bidi/>
+        <w:jc w:val="right"/>
+      </w:pPr>
+      <w:r>
+        <w:rPr>
+          <w:rFonts w:ascii="Traditional Arabic" w:hAnsi="Traditional Arabic" w:cs="Traditional Arabic"/>
+          <w:rFonts w:ascii="Traditional Arabic" w:hAnsi="Traditional Arabic"/>
+          <w:sz w:val="24"/>
+          <w:szCs w:val="24"/>
+          <w:rtl/>
+        </w:rPr>
+        <w:t>• لقابليّة الفهم ثلاث طبقاتٍ متراكبة: أن يُوصَف الكون، ثم أن يُختصر في نموذج، ثم أن يُتنبّأ به ويُتدخّل فيه.</w:t>
+      </w:r>
+    </w:p>
+    <w:p>
+      <w:pPr>
+        <w:bidi/>
+        <w:jc w:val="right"/>
+      </w:pPr>
+      <w:r>
+        <w:rPr>
+          <w:rFonts w:ascii="Traditional Arabic" w:hAnsi="Traditional Arabic" w:cs="Traditional Arabic"/>
+          <w:rFonts w:ascii="Traditional Arabic" w:hAnsi="Traditional Arabic"/>
+          <w:sz w:val="24"/>
+          <w:szCs w:val="24"/>
+          <w:rtl/>
+        </w:rPr>
+        <w:t>• نجاحُ الرياضيات المجرّدة في وصف الواقع، كما أبرزه فيغنر، وشهادةُ غاليليو لبرنامج القراءة الرياضيّة للطبيعة، وصياغةُ أينشتاين لمعضلة التوافق بين العقل والعالم، كلّها تُظهر أنّ سؤال قابلية الفهم سؤالٌ أصيلٌ لا هامشي.</w:t>
+      </w:r>
+    </w:p>
+    <w:p>
+      <w:pPr>
+        <w:bidi/>
+        <w:jc w:val="right"/>
+      </w:pPr>
+      <w:r>
+        <w:rPr>
+          <w:rFonts w:ascii="Traditional Arabic" w:hAnsi="Traditional Arabic" w:cs="Traditional Arabic"/>
+          <w:rFonts w:ascii="Traditional Arabic" w:hAnsi="Traditional Arabic"/>
+          <w:sz w:val="24"/>
+          <w:szCs w:val="24"/>
+          <w:rtl/>
+        </w:rPr>
+        <w:t>• العلمُ يصف الكيف، والعقلُ الفلسفيّ يسأل لماذا وُجدت كيفيّةٌ قابلةٌ للفهم أصلًا، والوحيُ يمنح هذا كلّه أفقَ المعنى؛ ولكلّ ميدانٍ وظيفتُه التي لا يُغني عنها غيرُه.</w:t>
+      </w:r>
+    </w:p>
+    <w:p>
+      <w:pPr>
+        <w:bidi/>
+        <w:jc w:val="right"/>
+      </w:pPr>
+      <w:r>
+        <w:rPr>
+          <w:rFonts w:ascii="Traditional Arabic" w:hAnsi="Traditional Arabic" w:cs="Traditional Arabic"/>
+          <w:rFonts w:ascii="Traditional Arabic" w:hAnsi="Traditional Arabic"/>
+          <w:sz w:val="24"/>
+          <w:szCs w:val="24"/>
+          <w:rtl/>
+        </w:rPr>
+        <w:t>• التفسيرُ التطوّريُّ صادقٌ في ميدانه، لكنّه لا يُغلق السؤال في الطبقات العليا البعيدة عن مجرّد ضرورة البقاء.</w:t>
+      </w:r>
+    </w:p>
+    <w:p>
+      <w:pPr>
+        <w:bidi/>
+        <w:jc w:val="right"/>
+      </w:pPr>
+      <w:r>
+        <w:rPr>
+          <w:rFonts w:ascii="Traditional Arabic" w:hAnsi="Traditional Arabic" w:cs="Traditional Arabic"/>
+          <w:rFonts w:ascii="Traditional Arabic" w:hAnsi="Traditional Arabic"/>
+          <w:sz w:val="24"/>
+          <w:szCs w:val="24"/>
+          <w:rtl/>
+        </w:rPr>
+        <w:t>• وبذلك يرسّخ هذا الفصل الركيزةَ الثانية في نموذج كود الحياة التكاملي: من انتظامٍ ثابت إلى فهمٍ ممكن، تمهيدًا للانتقال إلى السؤال عن مُوجِد هذا النظام المفهوم.</w:t>
       </w:r>
     </w:p>
     <w:p>
@@ -3182,23 +4618,7 @@
           <w:szCs w:val="24"/>
           <w:rtl/>
         </w:rPr>
-        <w:t>حين تَنظر غدًا إلى أمرٍ اعتدتَه، شروقِ الشمس، أو نموِّ نبتةٍ على نافذتك، أو استجابةِ جسدك للدواء، جرّب أن تَراه للحظةٍ كأنك تَراه أوّل مرّة. هذا التمرينُ الصغير يُعيد إليك «الذهول الهادئ» الذي يُغلق بابَ الغفلة. وفي زحمة القلق على المستقبل، يُذكّرك إدراكُ النظام بأنّ سعيك يَجري في عالمٍ منتظمٍ يَستجيب للجهد، وأنّ ما يَغيب عنك من نتائجَ ليس متروكًا للفوضى، وإنّما هو محكومٌ بسننٍ يُجريها مَن أحاط بكلّ شيء علمًا.</w:t>
-      </w:r>
-    </w:p>
-    <w:p>
-      <w:pPr>
-        <w:bidi/>
-        <w:jc w:val="center"/>
-      </w:pPr>
-      <w:r>
-        <w:rPr>
-          <w:rFonts w:ascii="Traditional Arabic" w:hAnsi="Traditional Arabic" w:cs="Traditional Arabic"/>
-          <w:rFonts w:ascii="Traditional Arabic" w:hAnsi="Traditional Arabic"/>
-          <w:sz w:val="20"/>
-          <w:szCs w:val="20"/>
-          <w:rtl/>
-        </w:rPr>
-        <w:t>* * *</w:t>
+        <w:t>كثيرٌ من الناس يشعر بأنّه صغيرٌ تائهٌ في كونٍ هائلٍ لا يُبالي به. غير أنّ فكرة هذا الفصل تقلب جهةَ النظر: أنت كائنٌ وُهب عقلًا يفهم، ووُضع في عالمٍ يقبل أن يُفهَم، وهذا التوافق بين عقلك والوجود ليس تفصيلًا تافهًا. وحين يثقل عليك شعورُ الضياع أو التفاهة، فاستحضر أنّ قدرتك على إدراك المعنى ليست عرضًا بلا دلالة، بل علامةٌ على أنّك داخل خطابٍ أوسع من الصدفة العمياء. وهذه أرضيّةٌ هادئة تهيّئ النفسَ للسؤال الأكبر الذي يفتحه الفصل التالي.</w:t>
       </w:r>
     </w:p>
     <w:p>
@@ -3215,7 +4635,7 @@
           <w:szCs w:val="40"/>
           <w:rtl/>
         </w:rPr>
-        <w:t>الفصل الثاني</w:t>
+        <w:t>الفصل الثالث</w:t>
       </w:r>
     </w:p>
     <w:p>
@@ -3232,7 +4652,7 @@
           <w:szCs w:val="32"/>
           <w:rtl/>
         </w:rPr>
-        <w:t>الكون قابل للفهم: لماذا يُفهَم وكيف يُفهِم؟</w:t>
+        <w:t>من الانتظام إلى ضرورة الخالق: لماذا لا يَكفي الكونُ نفسَه تفسيرًا؟</w:t>
       </w:r>
     </w:p>
     <w:p>
@@ -3252,7 +4672,23 @@
           <w:szCs w:val="22"/>
           <w:rtl/>
         </w:rPr>
-        <w:t>«سَنُرِيهِمْ آيَاتِنَا فِي الْآفَاقِ وَفِي أَنفُسِهِمْ حَتَّىٰ يَتَبَيَّنَ لَهُمْ أَنَّهُ الْحَقُّ ۗ أَوَلَمْ يَكْفِ بِرَبِّكَ أَنَّهُ عَلَىٰ كُلِّ شَيْءٍ شَهِيدٌ» (فُصِّلت، 53).</w:t>
+        <w:t>«أَمْ خُلِقُوا مِنْ غَيْرِ شَيْءٍ أَمْ هُمُ الْخَالِقُونَ أَمْ خَلَقُوا السَّمَاوَاتِ وَالْأَرْضَ ۚ بَلْ لَّا يُوقِنُونَ» (الطور، 35–36).</w:t>
+      </w:r>
+    </w:p>
+    <w:p>
+      <w:pPr>
+        <w:bidi/>
+        <w:jc w:val="both"/>
+      </w:pPr>
+      <w:r>
+        <w:rPr>
+          <w:rFonts w:ascii="Traditional Arabic" w:hAnsi="Traditional Arabic" w:cs="Traditional Arabic"/>
+          <w:rFonts w:ascii="Traditional Arabic" w:hAnsi="Traditional Arabic"/>
+          <w:sz w:val="24"/>
+          <w:szCs w:val="24"/>
+          <w:rtl/>
+        </w:rPr>
+        <w:t>في نموذج كود الحياة التكاملي شكّل الفصلان السابقان ركيزتين متلازمتين: الأولى أنّ الكون منتظمٌ على نحوٍ يَقبل الوصف، والثانية أنّ هذا الانتظام نفسَه قابلٌ للفهم العقليّ والرياضيّ. ويأتي هذا الفصلُ ليضيف الطبقةَ البرهانيّة التي تصل هاتين الركيزتين بضرورة الخالق المُحكِم؛ فلا يُقرأ الانتظامُ هنا منفصلًا عن قابليّة الفهم، ولا تُقرأ قابليّة الفهم بمعزلٍ عن سؤال مُوجِد هذا النظام المفهوم. ومن ثمّ تُعرَض الفجواتُ الأربع الآتية بوصفها طبقاتٍ متراكبةً في بنيةٍ واحدة: من وجود الكون، إلى إمكانه، إلى قابليّته للفهم، إلى ظهور الوعي القادر على الشهادة على ذلك كلّه.</w:t>
       </w:r>
     </w:p>
     <w:p>
@@ -3285,55 +4721,39 @@
           <w:szCs w:val="28"/>
           <w:rtl/>
         </w:rPr>
-        <w:t>1. السؤال الذي يَنام في فم العالِم</w:t>
-      </w:r>
-    </w:p>
-    <w:p>
-      <w:pPr>
-        <w:bidi/>
-        <w:jc w:val="both"/>
-      </w:pPr>
-      <w:r>
-        <w:rPr>
-          <w:rFonts w:ascii="Traditional Arabic" w:hAnsi="Traditional Arabic" w:cs="Traditional Arabic"/>
-          <w:rFonts w:ascii="Traditional Arabic" w:hAnsi="Traditional Arabic"/>
-          <w:sz w:val="24"/>
-          <w:szCs w:val="24"/>
-          <w:rtl/>
-        </w:rPr>
-        <w:t>في الفصل السابق وقفنا على المعطى الأوّل: أنَّ الكونَ منتظم. نَنتقل في هذا الفصل إلى ما هو أعمق من الانتظام نفسه: أنَّ هذا الانتظامَ يُفهَم. ليست هذه إعادةً لسابقتها، وإنّما هي خطوةٌ مستقلّة. فقد يَكون شيءٌ منتظمًا في ذاته دون أن يكون مفهومًا لأحد. الانتظامُ صفةٌ في الكون، أمّا «قابلية الفهم» فهي صفةٌ في علاقةٍ ثنائيّة: بين عقلٍ يَفهم، وعالمٍ يَقبَل أن يُفهَم.</w:t>
-      </w:r>
-    </w:p>
-    <w:p>
-      <w:pPr>
-        <w:bidi/>
-        <w:jc w:val="both"/>
-      </w:pPr>
-      <w:r>
-        <w:rPr>
-          <w:rFonts w:ascii="Traditional Arabic" w:hAnsi="Traditional Arabic" w:cs="Traditional Arabic"/>
-          <w:rFonts w:ascii="Traditional Arabic" w:hAnsi="Traditional Arabic"/>
-          <w:sz w:val="24"/>
-          <w:szCs w:val="24"/>
-          <w:rtl/>
-        </w:rPr>
-        <w:t>كلُّ عالمٍ تجريبيٍّ، إذا تَوقَّف لحظةً عن العمل ونظر إلى ما يَفعله، يَجد نفسه أمام سؤالٍ غريب: لماذا يَنفع ما أفعل؟ لماذا تَستجيب الطبيعةُ لمعادلاتي؟ لماذا تكون رياضيّاتٌ ابتكرها عقلُ إنسانٍ في القرن السابع عشر، كحساب التفاضل والتكامل عند نيوتن وليبنتس، قادرةً على وصف حركة كوكبٍ يَدور قبل أن يُولَد نيوتن بمليارات السنين؟ لماذا تُطابق المعادلةُ الواقعَ، بدل أن تَنزلق عنه كما تَنزلق الكلمةُ عن الشيء الذي تُسمّيه؟</w:t>
-      </w:r>
-    </w:p>
-    <w:p>
-      <w:pPr>
-        <w:bidi/>
-        <w:jc w:val="both"/>
-      </w:pPr>
-      <w:r>
-        <w:rPr>
-          <w:rFonts w:ascii="Traditional Arabic" w:hAnsi="Traditional Arabic" w:cs="Traditional Arabic"/>
-          <w:rFonts w:ascii="Traditional Arabic" w:hAnsi="Traditional Arabic"/>
-          <w:sz w:val="24"/>
-          <w:szCs w:val="24"/>
-          <w:rtl/>
-        </w:rPr>
-        <w:t>السؤالُ يَبدو صبيانيًا بقدر ما هو حادّ. وهو سؤالٌ لا يَنام في فم العالِم إلا بقوّة الاعتياد، فإذا أيقظَه أحدٌ، صار صدى عميقًا في الكتب الجادة في فلسفة العلم. هذا الفصل يُحاول أن يُمسك بهذا الصدى ويَستمع إليه قبل أن يُجيب.</w:t>
+        <w:t>1. موضعُ هذا الفصل في البنية البرهانيّة للنموذج</w:t>
+      </w:r>
+    </w:p>
+    <w:p>
+      <w:pPr>
+        <w:bidi/>
+        <w:jc w:val="both"/>
+      </w:pPr>
+      <w:r>
+        <w:rPr>
+          <w:rFonts w:ascii="Traditional Arabic" w:hAnsi="Traditional Arabic" w:cs="Traditional Arabic"/>
+          <w:rFonts w:ascii="Traditional Arabic" w:hAnsi="Traditional Arabic"/>
+          <w:sz w:val="24"/>
+          <w:szCs w:val="24"/>
+          <w:rtl/>
+        </w:rPr>
+        <w:t>بعد تثبيت الانتظام في الفصل الأوّل، وتحرير قابليّة الفهم في الفصل الثاني، يصبح السؤالُ التالي سؤالًا بنيويًّا لا إضافيًّا: هل يَكفي الكونُ، بما فيه من قوانين وثوابت وعلاقات، تفسيرًا لنفسه؟ هذا الفصلُ يَعالج هذا السؤال من داخل دراسةٍ فلسفيّةٍ منضبطة، لا من داخل خطابٍ وعظيّ، ولا من داخل دعوى علمويّة تُحمِّل المختبرَ ما ليس من شأنه. موضوعُ البحث هنا هو مدى كفاية التفسير الذاتيّ للكون، ثم وزنُ التفسير البديل الذي يَقرأ انتظامَ الوجود وقابليّتَه للفهم بوصفهما أثرًا لخالقٍ مُحكِم.</w:t>
+      </w:r>
+    </w:p>
+    <w:p>
+      <w:pPr>
+        <w:bidi/>
+        <w:jc w:val="both"/>
+      </w:pPr>
+      <w:r>
+        <w:rPr>
+          <w:rFonts w:ascii="Traditional Arabic" w:hAnsi="Traditional Arabic" w:cs="Traditional Arabic"/>
+          <w:rFonts w:ascii="Traditional Arabic" w:hAnsi="Traditional Arabic"/>
+          <w:sz w:val="24"/>
+          <w:szCs w:val="24"/>
+          <w:rtl/>
+        </w:rPr>
+        <w:t>ولهذا لا يَبني الفصلُ حجّتَه على الصياغة الساذجة: «كلّ قانونٍ له واضع»، لأنّ هذه الصياغة تُدخل البحثَ في تسلسلٍ لفظيّ لا يَحسم شيئًا. ما يَنتظمه التحليلُ هنا أعمق من ذلك: ليس السؤالُ عن واضع قانونٍ منفرد، بل عن مصدر البنية الكليّة التي تجعل وجودَ قوانين أصلاً ممكنًا، وتجعلها قابلةً للانطباق على واقعٍ موجودٍ فعلًا، وتجعل العقلَ البشريَّ قادرًا على فهمها. ومن هنا ينتقل الفصلُ في أربع طبقاتٍ متعاقبة، كلُّ واحدةٍ منها تُضيِّق مساحةَ الاكتفاء بالطبيعانيّة المغلقة، وتُقوّي الاستدلالَ على أفضل تفسيرٍ ميتافيزيقيٍّ للمعطى.</w:t>
       </w:r>
     </w:p>
     <w:p>
@@ -3350,87 +4770,88 @@
           <w:szCs w:val="28"/>
           <w:rtl/>
         </w:rPr>
-        <w:t>2. ثلاث طبقات لـ«قابليّة الفهم»</w:t>
-      </w:r>
-    </w:p>
-    <w:p>
-      <w:pPr>
-        <w:bidi/>
-        <w:jc w:val="both"/>
-      </w:pPr>
-      <w:r>
-        <w:rPr>
-          <w:rFonts w:ascii="Traditional Arabic" w:hAnsi="Traditional Arabic" w:cs="Traditional Arabic"/>
-          <w:rFonts w:ascii="Traditional Arabic" w:hAnsi="Traditional Arabic"/>
-          <w:sz w:val="24"/>
-          <w:szCs w:val="24"/>
-          <w:rtl/>
-        </w:rPr>
-        <w:t>«قابليّة الفهم» في الكون ليست واحدةً بسيطة، وإنّما ثلاث طبقاتٍ متمايزة، يَتقدّم بعضُها بعضًا في عمقه:</w:t>
-      </w:r>
-    </w:p>
-    <w:p>
-      <w:pPr>
-        <w:bidi/>
-        <w:jc w:val="right"/>
-      </w:pPr>
-      <w:r>
-        <w:rPr>
-          <w:rFonts w:ascii="Traditional Arabic" w:hAnsi="Traditional Arabic" w:cs="Traditional Arabic"/>
-          <w:rFonts w:ascii="Traditional Arabic" w:hAnsi="Traditional Arabic"/>
-          <w:sz w:val="24"/>
-          <w:szCs w:val="24"/>
-          <w:rtl/>
-        </w:rPr>
-        <w:t>• الطبقة الأولى: الكون قابل للوصف. يُمكن أن نَرصد ظواهره في عبارات قابلة للنقل والتداول. الكَتَبَة الأوائل في بابل وفي مصر وفي أوّل الحضارات سَجَّلوا حركة النجوم في جداول. لم يكن لديهم نظريّات، ولكنّهم اكتشفوا أنّ ما يَجري فوقهم يَقبل أن يُكتَب. هذه ليست بَدَهيّةً ضَرورية: لا شيء يَمنع منطقيًا أن يكون الكونُ من اللَدانة بحيث لا يَنحفظ منه شيءٌ كافٍ ليُكتَب.</w:t>
-      </w:r>
-    </w:p>
-    <w:p>
-      <w:pPr>
-        <w:bidi/>
-        <w:jc w:val="right"/>
-      </w:pPr>
-      <w:r>
-        <w:rPr>
-          <w:rFonts w:ascii="Traditional Arabic" w:hAnsi="Traditional Arabic" w:cs="Traditional Arabic"/>
-          <w:rFonts w:ascii="Traditional Arabic" w:hAnsi="Traditional Arabic"/>
-          <w:sz w:val="24"/>
-          <w:szCs w:val="24"/>
-          <w:rtl/>
-        </w:rPr>
-        <w:t>• الطبقة الثانية: الكون قابل للنمذجة. يَتجاوز الوصفُ ذاتَه إلى صياغةٍ مختصرةٍ تَستخلِص منها قواعدَ تَعمل في حالاتٍ لم تُرصَد بعد. هذا ما فَعَله كبلر حين استخلَص قوانينه الثلاثة من جداول تايكو براهي، وهذا ما فَعَله نيوتن حين أرجع تلك القوانينَ إلى قانون جذبٍ واحد. الانتقال من «الجدول» إلى «المعادلة» انتقالٌ نوعيّ، لا كميّ؛ فهو كَشفٌ عن أنّ في الكون بنيةً تُختصَر، لا مجردُ اختصارٍ للكتابة.</w:t>
-      </w:r>
-    </w:p>
-    <w:p>
-      <w:pPr>
-        <w:bidi/>
-        <w:jc w:val="right"/>
-      </w:pPr>
-      <w:r>
-        <w:rPr>
-          <w:rFonts w:ascii="Traditional Arabic" w:hAnsi="Traditional Arabic" w:cs="Traditional Arabic"/>
-          <w:rFonts w:ascii="Traditional Arabic" w:hAnsi="Traditional Arabic"/>
-          <w:sz w:val="24"/>
-          <w:szCs w:val="24"/>
-          <w:rtl/>
-        </w:rPr>
-        <w:t>• الطبقة الثالثة: الكون قابل للتنبّؤ والتدخّل. المعادلةُ التي تَصف، تَتنبّأ أيضًا؛ ومن تَنبّأ نَجح أحيانًا في التدخّل. فإذا أراد الإنسانُ مَدارًا لمَركبةٍ فضائيّة، حسبه؛ فإذا وَقعت المركبةُ حيث أراد، صار للحساب موقعٌ في الواقع. هذا ما يُسمّى في فلسفة العلم «نجاح العلم في التطبيق»، وهو الطبقة الأكثر إثارةً للحَيرة الفلسفيّة: لا أنّ المعادلاتِ تَتطابق مع ما يَجري فحسب، وإنّما تَنجح في توجيه ما يَجري، فتَكشف عن أنّ الكون «مُجاوبٌ» للحساب، لا مكتفٍ بأن يكون موصوفًا به.</w:t>
-      </w:r>
-    </w:p>
-    <w:p>
-      <w:pPr>
-        <w:bidi/>
-        <w:jc w:val="both"/>
-      </w:pPr>
-      <w:r>
-        <w:rPr>
-          <w:rFonts w:ascii="Traditional Arabic" w:hAnsi="Traditional Arabic" w:cs="Traditional Arabic"/>
-          <w:rFonts w:ascii="Traditional Arabic" w:hAnsi="Traditional Arabic"/>
-          <w:sz w:val="24"/>
-          <w:szCs w:val="24"/>
-          <w:rtl/>
-        </w:rPr>
-        <w:t>ومن المهمّ أن نَلحظ أنّ هذه الطبقات الثلاث لا تَختصّ بالفيزياء وحدها. تَتسلّل قابليّةُ الفهم إلى الكيمياء (في جدول مندلييف الذي تَنبّأ بعناصرَ قبل اكتشافها)، وإلى الأحياء (في الشيفرة الجينيّة التي قُرِئت ثم كُتب بها)، وإلى الاقتصاد والاجتماع (في نماذجٍ احتماليّة قَبِل الواقعُ أن يُحاكَى بها، ولو في شكلٍ غير دقيقٍ كنموذج الفيزياء). كأنّ في الواقع، على مختلف طبقاته، اتفاقًا بين بنيته وبنية العقل الذي يَقترب منه.</w:t>
+        <w:t>2. الطبقةُ الأولى: من «كيف» إلى «لماذا يوجد كيفٌ أصلًا»</w:t>
+      </w:r>
+    </w:p>
+    <w:p>
+      <w:pPr>
+        <w:bidi/>
+        <w:jc w:val="both"/>
+      </w:pPr>
+      <w:r>
+        <w:rPr>
+          <w:rFonts w:ascii="Traditional Arabic" w:hAnsi="Traditional Arabic" w:cs="Traditional Arabic"/>
+          <w:rFonts w:ascii="Traditional Arabic" w:hAnsi="Traditional Arabic"/>
+          <w:sz w:val="24"/>
+          <w:szCs w:val="24"/>
+          <w:rtl/>
+        </w:rPr>
+        <w:t>أوّلُ طبقات هذا الاستدلال تَقع بين وصف الكيف وبين سؤال الوجود. العلمُ يَصف كيف يَجري الكون: كيف تَدور الكواكب، كيف تَتركَّب الذرّات، كيف تَنشأ الأنواع. وهذا الوصفُ، في صورته الناضجة، يَقترب من الإحكام في ميادين واسعة، لكنّه يَفترض الكونَ موضوعًا لبحثه، ولا يُنشئه. الفيزيائيُّ، حين يَستعمل معادلةً، يَفترض وجودَ شيءٍ تَنطبق عليه. والكيميائيُّ، حين يَدرس تفاعلًا، يَفترض وجودَ ذرّاتٍ ومجالاتٍ. والبيولوجيّ، حين يَدرس الانتقاء، يَفترض وجودَ كائناتٍ تَتنازع على بقائها.</w:t>
+      </w:r>
+    </w:p>
+    <w:p>
+      <w:pPr>
+        <w:bidi/>
+        <w:jc w:val="both"/>
+      </w:pPr>
+      <w:r>
+        <w:rPr>
+          <w:rFonts w:ascii="Traditional Arabic" w:hAnsi="Traditional Arabic" w:cs="Traditional Arabic"/>
+          <w:rFonts w:ascii="Traditional Arabic" w:hAnsi="Traditional Arabic"/>
+          <w:sz w:val="24"/>
+          <w:szCs w:val="24"/>
+          <w:rtl/>
+        </w:rPr>
+        <w:t>السؤالُ الذي تُمهِّد له الفصول الثلاثة الأولى، وهو: لماذا توجد قوانينُ قابلةٌ للفهم بدل ألّا توجد؟، لا يُحسَم بهذه المنهجيّة؛ لأنّ الجوابَ عليه يَسبق المنهجيّةَ نفسَها. لا تُجيب الفيزياء عن «لماذا توجد فيزياء»، كما لا تُجيب الرياضيّات عن «لماذا تَصدق الرياضيّات». وليس في ذلك نقيصةٌ في العلم، بل خاصّيّةٌ بنيويّةٌ فيه: العلمُ يعمل داخل الكون، وبشروطه، فلا يَخرج عنه ليَحكم على كونه ككلّ.</w:t>
+      </w:r>
+    </w:p>
+    <w:p>
+      <w:pPr>
+        <w:bidi/>
+        <w:jc w:val="both"/>
+      </w:pPr>
+      <w:r>
+        <w:rPr>
+          <w:rFonts w:ascii="Traditional Arabic" w:hAnsi="Traditional Arabic" w:cs="Traditional Arabic"/>
+          <w:rFonts w:ascii="Traditional Arabic" w:hAnsi="Traditional Arabic"/>
+          <w:sz w:val="24"/>
+          <w:szCs w:val="24"/>
+          <w:rtl/>
+        </w:rPr>
+        <w:t>ومن ثمّ فنجاحُ العلم لا يُنتج، بذاته، حكمًا ميتافيزيقيًّا نهائيًّا، لكنّه يوسّع منطقةَ السؤال. كلّما تَقدّم العلمُ في كشف القوانين الأعمق، اتّسعت منطقةُ التساؤل عن مصدر القانون. وكلّما اقتربنا من معادلةٍ موحَّدة، انفتح خلفها سؤالٌ لا تَحمله المعادلة: لماذا تكون هذه البنيةُ الرياضيّة هي البنيةَ التي يَنتظم بها الواقع، ولماذا يَنطبق هذا الوصفُ على شيءٍ موجودٍ أصلًا؟ هنا تبدأ الطبقةُ الأولى من البرهان: وصفُ «الكيف» لا يُغني عن السؤال عن وجود الكيفيّة نفسها.</w:t>
+      </w:r>
+    </w:p>
+    <w:p>
+      <w:pPr>
+        <w:bidi/>
+        <w:jc w:val="right"/>
+      </w:pPr>
+      <w:r>
+        <w:rPr>
+          <w:rFonts w:ascii="Traditional Arabic" w:hAnsi="Traditional Arabic" w:cs="Traditional Arabic"/>
+          <w:rFonts w:ascii="Traditional Arabic" w:hAnsi="Traditional Arabic"/>
+          <w:b/>
+          <w:sz w:val="28"/>
+          <w:szCs w:val="28"/>
+          <w:rtl/>
+        </w:rPr>
+        <w:t>3. الطبقةُ الثانية: ضِيقُ التفسير الذاتيّ للكون</w:t>
+      </w:r>
+    </w:p>
+    <w:p>
+      <w:pPr>
+        <w:bidi/>
+        <w:jc w:val="both"/>
+      </w:pPr>
+      <w:r>
+        <w:rPr>
+          <w:rFonts w:ascii="Traditional Arabic" w:hAnsi="Traditional Arabic" w:cs="Traditional Arabic"/>
+          <w:rFonts w:ascii="Traditional Arabic" w:hAnsi="Traditional Arabic"/>
+          <w:sz w:val="24"/>
+          <w:szCs w:val="24"/>
+          <w:rtl/>
+        </w:rPr>
+        <w:t>الطبقةُ الثانية تُواجِه الفرضيّةَ الأوسع انتشارًا في القراءات الطبيعانيّة المعاصرة: أنّ الكون يَكفي تفسيرًا لنفسه، وأنّ كلَّ شيءٍ فيه يُردّ إلى شيءٍ قبله، حتى لو طال التسلسلُ بلا نهاية. هذه القراءة، التي يَصحّ تسميتُها بـ«الطبيعانيّة المغلقة» (Closed Naturalism)، تستحقّ مناقشةً أكثر صرامةً من الردود الشائعة.</w:t>
       </w:r>
     </w:p>
     <w:p>
@@ -3451,7 +4872,7 @@
           <w:szCs w:val="22"/>
           <w:rtl/>
         </w:rPr>
-        <w:t xml:space="preserve">مثال من الحياة: </w:t>
+        <w:t xml:space="preserve">بعبارة أبسط: </w:t>
       </w:r>
       <w:r>
         <w:rPr>
@@ -3461,7 +4882,87 @@
           <w:szCs w:val="22"/>
           <w:rtl/>
         </w:rPr>
-        <w:t>ابنُ هذا الجيل يَلمس هذه الطبقات الثلاث كلَّ يوم دون أن يُسمّيها. حين يَتنبّأ تطبيقُ الطقس بالمطر غدًا فيَصدُق، أو حين تَقترح عليه خوارزميّةٌ أغنيةً تُعجبه قبل أن يَسمعها، يَشهد المعنى نفسَه: أنّ في الواقع انتظامًا يَقبل أن يُوصَف، ثم يُختصَر في نموذج، ثم يُتنبّأ به ويُتدخَّل فيه. والفرقُ أنّ الخوارزميّة تَلتقط نمطًا صَنعه البشر في سلوكهم، أمّا العالِم فيَلتقط نمطًا في الكون لم يَصنعه أحدٌ من الخلق. وهذا هو موضعُ العَجب: مَن جَعل الكونَ نفسَه قابلًا لأن «تُقرأ» قوانينه كما تُقرأ البياناتُ؟</w:t>
+        <w:t>الطبيعانيّةُ المغلقة تقول: الطبيعةُ هي كلُّ ما هناك، وكلُّ ما فيها يُفسَّر بما قبلَه من أسبابٍ طبيعيّة، فلا حاجة إلى السؤال عمّا وراءها. لكنّ تتابعَ الأسباب، مهما طال، لا يُجيب وحده عن سؤالٍ من رتبةٍ أخرى: لماذا توجد سلسلةُ الأسباب أصلًا؟</w:t>
+      </w:r>
+    </w:p>
+    <w:p>
+      <w:pPr>
+        <w:bidi/>
+        <w:jc w:val="both"/>
+      </w:pPr>
+      <w:r>
+        <w:rPr>
+          <w:rFonts w:ascii="Traditional Arabic" w:hAnsi="Traditional Arabic" w:cs="Traditional Arabic"/>
+          <w:rFonts w:ascii="Traditional Arabic" w:hAnsi="Traditional Arabic"/>
+          <w:sz w:val="24"/>
+          <w:szCs w:val="24"/>
+          <w:rtl/>
+        </w:rPr>
+        <w:t>ويَنتظم النقدُ هنا في ثلاثة محاور:</w:t>
+      </w:r>
+    </w:p>
+    <w:p>
+      <w:pPr>
+        <w:bidi/>
+        <w:jc w:val="right"/>
+      </w:pPr>
+      <w:r>
+        <w:rPr>
+          <w:rFonts w:ascii="Traditional Arabic" w:hAnsi="Traditional Arabic" w:cs="Traditional Arabic"/>
+          <w:rFonts w:ascii="Traditional Arabic" w:hAnsi="Traditional Arabic"/>
+          <w:sz w:val="24"/>
+          <w:szCs w:val="24"/>
+          <w:rtl/>
+        </w:rPr>
+        <w:t>• المحور الأوّل: الإمكانُ لا يُولِّد ضرورة. كلُّ ما في الكون، من الجسيمات والقوى والثوابت والشروط الابتدائيّة، يَظهر لنا من حيث هو ممكنٌ؛ أي يقبل، من حيث المنطق، أن يكون على غير ما هو عليه. ثابتُ بنية الذرّة يقبل قيمًا أخرى، ومعدّلُ التوسّع الكونيّ يقبل صورًا مغايرة، ونِسَبُ الكتل والاقترانات تقبل اختلافًا. والسؤال الفلسفيّ هنا: ما الذي رجَّح هذا الإمكانَ على غيره؟ التسلسلُ الزمنيّ، هذا المنبثق من ذاك، لا يُجيب عن السؤال بل يُرحّله. ومهما طالت السلسلةُ، بقيت كلُّ حلقةٍ فيها ممكنةً في ذاتها، والممكنُ، ولو تكرّر، لا يَمنح نفسَه الوجوب.</w:t>
+      </w:r>
+    </w:p>
+    <w:p>
+      <w:pPr>
+        <w:bidi/>
+        <w:jc w:val="right"/>
+      </w:pPr>
+      <w:r>
+        <w:rPr>
+          <w:rFonts w:ascii="Traditional Arabic" w:hAnsi="Traditional Arabic" w:cs="Traditional Arabic"/>
+          <w:rFonts w:ascii="Traditional Arabic" w:hAnsi="Traditional Arabic"/>
+          <w:sz w:val="24"/>
+          <w:szCs w:val="24"/>
+          <w:rtl/>
+        </w:rPr>
+        <w:t>• المحور الثاني: التفسير الذاتيّ يَدور على نفسه. القول: «الكون موجودٌ لأنّه كذلك»، ليس تفسيرًا، بل إعادةُ صياغةٍ للسؤال في هيئة جواب. وإذا قيل: «الكون موجودٌ لأنّه ضروريّ»، انتقل عبءُ الإثبات إلى من ادّعى الضرورة؛ إذ كيف يَثبت الوجوبُ لواقعٍ نُدرك في تفاصيله الصغرى إمكانَ التغاير والتبدّل؟ الانتقالُ من الوصف إلى دعوى الضرورة هنا انتقالٌ غيرُ مُسند.</w:t>
+      </w:r>
+    </w:p>
+    <w:p>
+      <w:pPr>
+        <w:bidi/>
+        <w:jc w:val="right"/>
+      </w:pPr>
+      <w:r>
+        <w:rPr>
+          <w:rFonts w:ascii="Traditional Arabic" w:hAnsi="Traditional Arabic" w:cs="Traditional Arabic"/>
+          <w:rFonts w:ascii="Traditional Arabic" w:hAnsi="Traditional Arabic"/>
+          <w:sz w:val="24"/>
+          <w:szCs w:val="24"/>
+          <w:rtl/>
+        </w:rPr>
+        <w:t>• المحور الثالث: الفرضيّاتُ البديلة، كتعدّد الأكوان، تَنقل المشكلةَ ولا تَحلّها. قد يُقال إنّ كوننا واحدٌ من أكوانٍ لا حصرَ لها، وإنّ ما نَراه من ضبطٍ دقيق ليس إلا أثرًا لتحيّز العيّنة. وهذه فرضيّةٌ مشروعةٌ علميًا في إطارها النظريّ، وقد تَملك في المستقبل اختباراتٍ غير مباشرة. لكنّها، حتى مع التسليم بها، لا تُغلق السؤال الفلسفيّ، بل تَنقله طبقةً واحدة: لماذا توجد مولِّدةُ الأكوان أصلًا، أيًّا كانت بنيتُها؟ ولماذا توجد قوانينُ تسمح بإنتاج أكوانٍ قابلةٍ للوجود، بل قادرةٍ على توليد عقولٍ تَسأل عن هذا كلّه؟</w:t>
+      </w:r>
+    </w:p>
+    <w:p>
+      <w:pPr>
+        <w:bidi/>
+        <w:jc w:val="both"/>
+      </w:pPr>
+      <w:r>
+        <w:rPr>
+          <w:rFonts w:ascii="Traditional Arabic" w:hAnsi="Traditional Arabic" w:cs="Traditional Arabic"/>
+          <w:rFonts w:ascii="Traditional Arabic" w:hAnsi="Traditional Arabic"/>
+          <w:sz w:val="24"/>
+          <w:szCs w:val="24"/>
+          <w:rtl/>
+        </w:rPr>
+        <w:t>ومحصّلةُ هذه الطبقة أنّ بابَ «التفسير الذاتيّ» يَضيق كلّما دَقَّقنا النظر فيه. فلا التسلسلُ من الممكنات يولّد ضرورةً، ولا دعوى الضرورة تقوم بلا برهان، ولا توسيعُ إطار الطبيعة إلى أكوانٍ كثيرةٍ يُلغي الحاجةَ إلى تفسير مصدر الإطار نفسه.</w:t>
       </w:r>
     </w:p>
     <w:p>
@@ -3478,7 +4979,55 @@
           <w:szCs w:val="28"/>
           <w:rtl/>
         </w:rPr>
-        <w:t>3. آيةُ النظر الأولى</w:t>
+        <w:t>4. الطبقةُ الثالثة: من «نظامٍ يُفهَم» إلى «نظامٍ مَقصود»</w:t>
+      </w:r>
+    </w:p>
+    <w:p>
+      <w:pPr>
+        <w:bidi/>
+        <w:jc w:val="both"/>
+      </w:pPr>
+      <w:r>
+        <w:rPr>
+          <w:rFonts w:ascii="Traditional Arabic" w:hAnsi="Traditional Arabic" w:cs="Traditional Arabic"/>
+          <w:rFonts w:ascii="Traditional Arabic" w:hAnsi="Traditional Arabic"/>
+          <w:sz w:val="24"/>
+          <w:szCs w:val="24"/>
+          <w:rtl/>
+        </w:rPr>
+        <w:t>هنا تنتقل الحُجّة من سؤال الوجود المجرد إلى سؤالٍ أدقّ داخل الفلسفة نفسها: هل يكفي أن يكون النظامُ مفهومًا، أم أنّ نوعَ هذا النظام يَحمل في بنيته ما يُرجّح القصد؟ الفرقُ دقيق: «نظامٌ يُفهَم» وصفٌ لعلاقةٍ معرفيّة بين عقلٍ وكون، أمّا «نظامٌ مقصود» فهو حكمٌ على الجهة المُنشِئة لهذا النظام.</w:t>
+      </w:r>
+    </w:p>
+    <w:p>
+      <w:pPr>
+        <w:bidi/>
+        <w:jc w:val="both"/>
+      </w:pPr>
+      <w:r>
+        <w:rPr>
+          <w:rFonts w:ascii="Traditional Arabic" w:hAnsi="Traditional Arabic" w:cs="Traditional Arabic"/>
+          <w:rFonts w:ascii="Traditional Arabic" w:hAnsi="Traditional Arabic"/>
+          <w:sz w:val="24"/>
+          <w:szCs w:val="24"/>
+          <w:rtl/>
+        </w:rPr>
+        <w:t>ولا يَجري الانتقالُ هنا بقفزةٍ منطقية، بل بتراكب ثلاث ملاحظات:</w:t>
+      </w:r>
+    </w:p>
+    <w:p>
+      <w:pPr>
+        <w:bidi/>
+        <w:jc w:val="right"/>
+      </w:pPr>
+      <w:r>
+        <w:rPr>
+          <w:rFonts w:ascii="Traditional Arabic" w:hAnsi="Traditional Arabic" w:cs="Traditional Arabic"/>
+          <w:rFonts w:ascii="Traditional Arabic" w:hAnsi="Traditional Arabic"/>
+          <w:sz w:val="24"/>
+          <w:szCs w:val="24"/>
+          <w:rtl/>
+        </w:rPr>
+        <w:t>١. الانتظامُ الذي نُعاينه ليس انتظامًا عامًّا فحسب، بل هو انتظامٌ من نوعٍ خاصّ. إنّه انتظامٌ يولّد تعقيدًا متراكبًا، وفيه ضبطٌ لعددٍ من الثوابت الكونيّة على نحوٍ بالغ الدقّة؛ بحيث إنّ تغيّرًا يسيرًا في بعضها كان كفيلًا بأن يمنع نشوء الذرّات المستقرّة، أو النجوم، أو الحياة، أو العقول القادرة على السؤال. وظاهرةُ «الضبط الدقيق» (Fine-tuning) معروفةٌ في الفيزياء الكونيّة المعاصرة، وهي محلّ جدلٍ في تفسيرها بين تعدّد الأكوان، أو ضرورةٍ خفيّةٍ في القوانين، أو قصدٍ مُنشئ. وهي تُستعمل هنا شاهدًا فلسفيًّا على ضيق فضاء الإمكانات، لا «إثباتًا علميًّا» مباشرًا للقصد.</w:t>
       </w:r>
     </w:p>
     <w:p>
@@ -3494,75 +5043,102 @@
         <w:rPr>
           <w:rFonts w:ascii="Traditional Arabic" w:hAnsi="Traditional Arabic" w:cs="Traditional Arabic"/>
           <w:rFonts w:ascii="Traditional Arabic" w:hAnsi="Traditional Arabic"/>
+          <w:b/>
           <w:sz w:val="22"/>
           <w:szCs w:val="22"/>
           <w:rtl/>
         </w:rPr>
-        <w:t>«إِنَّ فِي خَلْقِ السَّمَاوَاتِ وَالْأَرْضِ وَاخْتِلَافِ اللَّيْلِ وَالنَّهَارِ لَآيَاتٍ لِأُولِي الْأَلْبَابِ الَّذِينَ يَذْكُرُونَ اللَّهَ قِيَامًا وَقُعُودًا وَعَلَىٰ جُنُوبِهِمْ وَيَتَفَكَّرُونَ فِي خَلْقِ السَّمَاوَاتِ وَالْأَرْضِ رَبَّنَا مَا خَلَقْتَ هَٰذَا بَاطِلًا» (آل عمران، 190–191).</w:t>
-      </w:r>
-    </w:p>
-    <w:p>
-      <w:pPr>
-        <w:bidi/>
-        <w:jc w:val="both"/>
-      </w:pPr>
-      <w:r>
-        <w:rPr>
-          <w:rFonts w:ascii="Traditional Arabic" w:hAnsi="Traditional Arabic" w:cs="Traditional Arabic"/>
-          <w:rFonts w:ascii="Traditional Arabic" w:hAnsi="Traditional Arabic"/>
-          <w:sz w:val="24"/>
-          <w:szCs w:val="24"/>
-          <w:rtl/>
-        </w:rPr>
-        <w:t>تَستوقف هذه الآيةُ في موضوعنا في عبارتين:</w:t>
-      </w:r>
-    </w:p>
-    <w:p>
-      <w:pPr>
-        <w:bidi/>
-        <w:jc w:val="right"/>
-      </w:pPr>
-      <w:r>
-        <w:rPr>
-          <w:rFonts w:ascii="Traditional Arabic" w:hAnsi="Traditional Arabic" w:cs="Traditional Arabic"/>
-          <w:rFonts w:ascii="Traditional Arabic" w:hAnsi="Traditional Arabic"/>
-          <w:sz w:val="24"/>
-          <w:szCs w:val="24"/>
-          <w:rtl/>
-        </w:rPr>
-        <w:t>• «لِأُولِي الْأَلْبَابِ»: تَخصيصٌ ظاهر بأنّ الآياتِ في الخلقِ ليست مكشوفةً لكلّ ناظر، وإنّما تَنكشف لمن يُعمل لُبَّه. وهذا يَفترض أنّ الكون يَحتاج إلى عقلٍ كي يَنكشف، وأنّ ما يَنكشف منه عبر هذا العقل ليس قِشرًا، وإنّما «آيات»، أي علاماتٍ ذاتِ دلالة.</w:t>
-      </w:r>
-    </w:p>
-    <w:p>
-      <w:pPr>
-        <w:bidi/>
-        <w:jc w:val="right"/>
-      </w:pPr>
-      <w:r>
-        <w:rPr>
-          <w:rFonts w:ascii="Traditional Arabic" w:hAnsi="Traditional Arabic" w:cs="Traditional Arabic"/>
-          <w:rFonts w:ascii="Traditional Arabic" w:hAnsi="Traditional Arabic"/>
-          <w:sz w:val="24"/>
-          <w:szCs w:val="24"/>
-          <w:rtl/>
-        </w:rPr>
-        <w:t>• «ما خَلَقْتَ هذا باطلًا»: نتيجةُ التفكُّر في خلق السماوات والأرض. لا يَنتهي صاحبُ اللُّبّ من تفكُّره إلى أنّ الكونَ آلةٌ صمّاء، وإنّما إلى أنه مشحونٌ بالقصد. وليست هذه استنتاجًا علميًا، وإنّما هي ثمرةٌ معنويةٌ للنَّظَر تأتي بعد النَّظَر، لا قبله.</w:t>
-      </w:r>
-    </w:p>
-    <w:p>
-      <w:pPr>
-        <w:bidi/>
-        <w:jc w:val="both"/>
-      </w:pPr>
-      <w:r>
-        <w:rPr>
-          <w:rFonts w:ascii="Traditional Arabic" w:hAnsi="Traditional Arabic" w:cs="Traditional Arabic"/>
-          <w:rFonts w:ascii="Traditional Arabic" w:hAnsi="Traditional Arabic"/>
-          <w:sz w:val="24"/>
-          <w:szCs w:val="24"/>
-          <w:rtl/>
-        </w:rPr>
-        <w:t>اجتهاد الكتاب: قراءتنا في هذه الآية أنّ الجمعَ بين الذِّكر والتفكُّر في خَلق السماوات والأرض ليس صدفةً في السياق. الذِّكرُ يَضبط القلبَ وهو يَنظر، فلا يَنزلق النظرُ من «النظام» إلى تأليه النظام. والتفكُّرُ يَفتح العقلَ، فلا يَنحصر الذِّكر في ترديدٍ بلا مَحلٍّ معرفي. والكتاب الذي بين يديك يَحاول أن يَلتزم في هذا الفصل بهذه الثنائيّة: تَأمّلٌ فيه عقلٌ، وعقلٌ فيه ذِكر. والله أعلم.</w:t>
+        <w:t xml:space="preserve">مثال من الحياة: </w:t>
+      </w:r>
+      <w:r>
+        <w:rPr>
+          <w:rFonts w:ascii="Traditional Arabic" w:hAnsi="Traditional Arabic" w:cs="Traditional Arabic"/>
+          <w:rFonts w:ascii="Traditional Arabic" w:hAnsi="Traditional Arabic"/>
+          <w:sz w:val="22"/>
+          <w:szCs w:val="22"/>
+          <w:rtl/>
+        </w:rPr>
+        <w:t>تخيّل لوحةَ تحكّمٍ فيها عشراتُ المؤشّرات، وكلُّ واحدٍ منها يحتاج إلى ضبطٍ بالغ الدقّة كي تعمل المنظومةُ كلُّها. لو اختلّ واحدٌ منها قليلًا، لاختلّ النظامُ كلُّه. هذا المثالُ لا يُساوي الكونَ بالآلة، لكنه يوضّح معنى ضيق النطاق الذي يَسمح بالنشوء والاستمرار.</w:t>
+      </w:r>
+    </w:p>
+    <w:p>
+      <w:pPr>
+        <w:bidi/>
+        <w:jc w:val="both"/>
+      </w:pPr>
+      <w:r>
+        <w:rPr>
+          <w:rFonts w:ascii="Traditional Arabic" w:hAnsi="Traditional Arabic" w:cs="Traditional Arabic"/>
+          <w:rFonts w:ascii="Traditional Arabic" w:hAnsi="Traditional Arabic"/>
+          <w:sz w:val="24"/>
+          <w:szCs w:val="24"/>
+          <w:rtl/>
+        </w:rPr>
+        <w:t>وحتى لا يَبقى الحديثُ عن «الضبط» مجرّد انطباعٍ بلاغيّ، تُشير الفيزياءُ الكونيّة المعاصرة إلى أنّ ثوابتَ مثل ثابت البنية الدقيقة (α)، ونسبة كتلة الإلكترون إلى البروتون، وقوّة الاقتران النوويّ القويّ، والثابت الكونيّ المرتبط بطاقة الفراغ، تقع في نطاقاتٍ دقيقةٍ تسمح بوجود ذرّاتٍ مستقرةٍ ونجومٍ وحياة. وأشدُّ صور المسألة إلحاحًا تظهر في الفجوة الهائلة بين القيمة المرصودة للثابت الكونيّ وتوقّعات نظريّة الحقول الكموميّة، وهي فجوةٌ تُظهِر أنّ المسألة ليست مجرّدَ صدفةٍ بسيطة.</w:t>
+      </w:r>
+    </w:p>
+    <w:p>
+      <w:pPr>
+        <w:bidi/>
+        <w:jc w:val="both"/>
+      </w:pPr>
+      <w:r>
+        <w:rPr>
+          <w:rFonts w:ascii="Traditional Arabic" w:hAnsi="Traditional Arabic" w:cs="Traditional Arabic"/>
+          <w:rFonts w:ascii="Traditional Arabic" w:hAnsi="Traditional Arabic"/>
+          <w:sz w:val="24"/>
+          <w:szCs w:val="24"/>
+          <w:rtl/>
+        </w:rPr>
+        <w:t>والأمانةُ العلميّة تقتضي عرضَ البدائل التفسيريّة لهذا الضبط بقوّتها الحقيقية قبل أيّ ترجيح: تعدّد الأكوان المرتبط أحيانًا بـ«المشهد الوتريّ»، والتضخّم الأبديّ، والنماذج التي تعيد صياغة سؤال البداية نفسها، كاقتراح «اللاحدّ» لهارتل وهوكينغ. وهذه البدائلُ ليست هزيلةً، لكنّ اعتراضًا عقليًّا واحدًا يَبقى قائمًا عليها جميعًا: أنّها تفسّر، في أحسن أحوالها، كيف يمكن أن يظهر عددٌ هائلٌ من الإمكانات، ولا تفسّر لماذا توجد البنيةُ القانونيّةُ التي تسمح أصلًا بتوليد هذه الإمكانات.</w:t>
+      </w:r>
+    </w:p>
+    <w:p>
+      <w:pPr>
+        <w:bidi/>
+        <w:jc w:val="right"/>
+      </w:pPr>
+      <w:r>
+        <w:rPr>
+          <w:rFonts w:ascii="Traditional Arabic" w:hAnsi="Traditional Arabic" w:cs="Traditional Arabic"/>
+          <w:rFonts w:ascii="Traditional Arabic" w:hAnsi="Traditional Arabic"/>
+          <w:sz w:val="24"/>
+          <w:szCs w:val="24"/>
+          <w:rtl/>
+        </w:rPr>
+        <w:t>٢. قابليّةُ الفهم ليست حادثةً عابرة، بل طبقةٌ متراكبة. الإنسانُ يَفهم الكون بلغةٍ تجريديّةٍ لم يَصنعها من أجل البقاء وحده، ثم يجد هذه اللغةَ صالحةً لوصف ما لم يَخبره مباشرةً. وهذا هو الوجه الذي جعله فيغنر «غيرَ معقولٍ» في فعاليّته إذا قيس بأدواتنا الذاتيّة وحدها.</w:t>
+      </w:r>
+    </w:p>
+    <w:p>
+      <w:pPr>
+        <w:bidi/>
+        <w:jc w:val="right"/>
+      </w:pPr>
+      <w:r>
+        <w:rPr>
+          <w:rFonts w:ascii="Traditional Arabic" w:hAnsi="Traditional Arabic" w:cs="Traditional Arabic"/>
+          <w:rFonts w:ascii="Traditional Arabic" w:hAnsi="Traditional Arabic"/>
+          <w:sz w:val="24"/>
+          <w:szCs w:val="24"/>
+          <w:rtl/>
+        </w:rPr>
+        <w:t>٣. اقترانُ الانتظام بإمكان الفعل والمسؤوليّة. الكونُ القابلُ للفهم هو نفسُه الكونُ الذي يستطيع فيه الإنسانُ أن يَفعل فعلًا له أثرٌ متوقَّع، على الأقلّ في حدود فهمه، وأن يُحاسَب على هذا الفعل أو يُكافَأ عليه. ولو لم يكن الكونُ منتظمًا، لما أمكن للفعل أن يكون فعلًا مسؤولًا. هذه القابليّةُ لبناء مجالٍ أخلاقيٍّ إنسانيّ داخل نظامٍ مفهوم تُضيف إلى الحُجّة بُعدًا لا يَستوعبه مفهومُ «النظام» المجرّد وحده.</w:t>
+      </w:r>
+    </w:p>
+    <w:p>
+      <w:pPr>
+        <w:bidi/>
+        <w:jc w:val="both"/>
+      </w:pPr>
+      <w:r>
+        <w:rPr>
+          <w:rFonts w:ascii="Traditional Arabic" w:hAnsi="Traditional Arabic" w:cs="Traditional Arabic"/>
+          <w:rFonts w:ascii="Traditional Arabic" w:hAnsi="Traditional Arabic"/>
+          <w:sz w:val="24"/>
+          <w:szCs w:val="24"/>
+          <w:rtl/>
+        </w:rPr>
+        <w:t>ومجموعُ هذه الملاحظات لا يُنتج برهانًا صوريًّا قاطعًا على القصد، لكنه يُنتج ترجيحًا عقليًّا قويًّا بأنّ النظامَ الذي نُعاينه ليس بريئًا من الدلالة، وأنّ القولَ بخالقٍ مُحكِمٍ يَعمل هنا بوصفه التفسيرَ الأقدر على جمع المعطى كلّه في صورةٍ أقلّ كلفةً من منافسيه.</w:t>
       </w:r>
     </w:p>
     <w:p>
@@ -3579,23 +5155,55 @@
           <w:szCs w:val="28"/>
           <w:rtl/>
         </w:rPr>
-        <w:t>4. شاهدٌ فلسفيّ أوّل: «الفعاليّة غير المعقولة للرياضيات»</w:t>
-      </w:r>
-    </w:p>
-    <w:p>
-      <w:pPr>
-        <w:bidi/>
-        <w:jc w:val="both"/>
-      </w:pPr>
-      <w:r>
-        <w:rPr>
-          <w:rFonts w:ascii="Traditional Arabic" w:hAnsi="Traditional Arabic" w:cs="Traditional Arabic"/>
-          <w:rFonts w:ascii="Traditional Arabic" w:hAnsi="Traditional Arabic"/>
-          <w:sz w:val="24"/>
-          <w:szCs w:val="24"/>
-          <w:rtl/>
-        </w:rPr>
-        <w:t>في عام 1960، نَشر الفيزيائيّ يوجين فيغنر مقالةً صغيرةَ الحجم عميقةَ الأثر بعنوان: «الفعاليّة غير المعقولة للرياضيات في العلوم الطبيعية». الجملةُ المركزيّة في المقالة أنّ الرياضيّات «غير معقولةٍ في فعاليّتها»: أي أنّنا لا نَملك تفسيرًا داخل العلم نفسه لِمَ تَنجح بنىً جَرَّدَها عقلُ الإنسان عن تجاربه، كالأعداد المركّبة، وفضاءات هلبرت، والتوبولوجيا التفاضليّة، في وصف ظواهرَ فيزيائيّةٍ لم تَخطر على بال مُبتكِريها.</w:t>
+        <w:t>4-أ. الطبقةُ الرابعة: الوعيُ الذاتيُّ الذي تعجز المادّة عن توليده</w:t>
+      </w:r>
+    </w:p>
+    <w:p>
+      <w:pPr>
+        <w:bidi/>
+        <w:jc w:val="both"/>
+      </w:pPr>
+      <w:r>
+        <w:rPr>
+          <w:rFonts w:ascii="Traditional Arabic" w:hAnsi="Traditional Arabic" w:cs="Traditional Arabic"/>
+          <w:rFonts w:ascii="Traditional Arabic" w:hAnsi="Traditional Arabic"/>
+          <w:sz w:val="24"/>
+          <w:szCs w:val="24"/>
+          <w:rtl/>
+        </w:rPr>
+        <w:t>ثم تَبرز طبقةٌ رابعة لا تقلّ عمقًا عن سابقاتها: طبقةُ الوعي الذاتيّ. فإذا كان الكونُ موجودًا، ومنتظمًا، ومفهومًا، وقابلًا لإنتاج مجالٍ للفعل المسؤول، فما تفسيرُ وجود شاهدٍ داخليٍّ يَرى هذا كلّه ويَعرف أنّه يَفهم؟</w:t>
+      </w:r>
+    </w:p>
+    <w:p>
+      <w:pPr>
+        <w:bidi/>
+        <w:jc w:val="both"/>
+      </w:pPr>
+      <w:r>
+        <w:rPr>
+          <w:rFonts w:ascii="Traditional Arabic" w:hAnsi="Traditional Arabic" w:cs="Traditional Arabic"/>
+          <w:rFonts w:ascii="Traditional Arabic" w:hAnsi="Traditional Arabic"/>
+          <w:sz w:val="24"/>
+          <w:szCs w:val="24"/>
+          <w:rtl/>
+        </w:rPr>
+        <w:t>الفيلسوفُ ديفيد تشالمرز ميّز بين ما سمّاه «المعضلة السهلة» للوعي، أي تفسير الوظائف العصبيّة كالانتباه والذاكرة والمعالجة، وبين «المعضلة الصلبة»، أي السؤال عن سبب اقتران هذه العمليّات كلّها بتجربةٍ ذاتيّةٍ من الداخل. لماذا تُصاحب معالجةُ الدماغ للضوء الأحمر خبرةٌ شعوريّةٌ بالحمرة، بدل أن تكون مجرّدَ عمليّةٍ معلوماتيّةٍ بلا أيّ حضورٍ ذاتيّ؟</w:t>
+      </w:r>
+    </w:p>
+    <w:p>
+      <w:pPr>
+        <w:bidi/>
+        <w:jc w:val="both"/>
+      </w:pPr>
+      <w:r>
+        <w:rPr>
+          <w:rFonts w:ascii="Traditional Arabic" w:hAnsi="Traditional Arabic" w:cs="Traditional Arabic"/>
+          <w:rFonts w:ascii="Traditional Arabic" w:hAnsi="Traditional Arabic"/>
+          <w:sz w:val="24"/>
+          <w:szCs w:val="24"/>
+          <w:rtl/>
+        </w:rPr>
+        <w:t>العلمُ يشرح كيف يَعالج الدماغُ المعلومات، وهذا إنجازٌ عظيم. لكنّ تفسيرَ لماذا تُصاحب هذه المعالجةَ خبرةٌ داخليّة، من فرحٍ وألمٍ وخجلٍ ودهشة، ما يزال فجوةً فلسفيّةً مفتوحة. وزيادةُ التفصيل العصبيّ تُغني الوصفَ، لكنها لا تَردم، بذاتها، الفاصلَ بين البنية والاختبار المعيش.</w:t>
       </w:r>
     </w:p>
     <w:p>
@@ -3616,7 +5224,7 @@
           <w:szCs w:val="22"/>
           <w:rtl/>
         </w:rPr>
-        <w:t xml:space="preserve">بعبارة أبسط: </w:t>
+        <w:t xml:space="preserve">إضاءة منهجيّة: </w:t>
       </w:r>
       <w:r>
         <w:rPr>
@@ -3626,39 +5234,39 @@
           <w:szCs w:val="22"/>
           <w:rtl/>
         </w:rPr>
-        <w:t>لا يَحتاج القارئُ إلى معرفة هذه المصطلحات بدقّة، يَكفيه معناها العامّ: «فضاء هلبرت» طريقةٌ رياضيّةٌ مجرّدةٌ لتنظيم احتمالاتٍ لا تُرى، صارت لاحقًا اللغةَ الطبيعيّة لفيزياء الذرّة. و«التوبولوجيا التفاضليّة» فرعٌ يَدرس أشكالَ الفراغ وانحناءه. والمدهش أنّ رياضيّاتٍ كهذه ابتكرها أصحابُها للّعب الذهنيّ المجرّد، بلا أيّ نيّةٍ تطبيقيّة، ثم وَجدها الفيزيائيّون بعد عقودٍ هي بالضبط المفتاحَ الذي يَفتح أبوابَ الواقع. كأنّ مِفتاحًا صُنع في غرفةٍ مغلقة، ثم اكتُشف أنه يَفتح بابًا في الطرف الآخر من المدينة لم يَره صانعُه قطّ.</w:t>
-      </w:r>
-    </w:p>
-    <w:p>
-      <w:pPr>
-        <w:bidi/>
-        <w:jc w:val="both"/>
-      </w:pPr>
-      <w:r>
-        <w:rPr>
-          <w:rFonts w:ascii="Traditional Arabic" w:hAnsi="Traditional Arabic" w:cs="Traditional Arabic"/>
-          <w:rFonts w:ascii="Traditional Arabic" w:hAnsi="Traditional Arabic"/>
-          <w:sz w:val="24"/>
-          <w:szCs w:val="24"/>
-          <w:rtl/>
-        </w:rPr>
-        <w:t>يَستعمل هذا الكتابُ مقالةَ فيغنر شاهدًا فلسفيًا، لا برهانًا علميًا. فيغنر نفسُه لم يَزعم أنّه أثبت وجودَ خالقٍ، ولكنّه فَتح بابًا لا يُغلَق: أنّ نجاحَ الرياضيات في وصف الواقع ظاهرةٌ تَستدعي تفسيرًا، وأنّ هذا التفسير لا يَكتفي به العلمُ المعاصر بأدواته الذاتيّة. يُمكن تَنحية السؤال جانبًا، ويُمكن تَفسيرُه بـ«التطوّر الانتقائيّ للعقول»، أو بـ«صدفةٍ كبرى»، أو بـ«تعدّد الأكوان». ولكنّ كلَّ تفسيرٍ من هذه التفسيرات يُحرِّك السؤال موضعًا، ولا يَحلّه.</w:t>
-      </w:r>
-    </w:p>
-    <w:p>
-      <w:pPr>
-        <w:bidi/>
-        <w:jc w:val="both"/>
-      </w:pPr>
-      <w:r>
-        <w:rPr>
-          <w:rFonts w:ascii="Traditional Arabic" w:hAnsi="Traditional Arabic" w:cs="Traditional Arabic"/>
-          <w:rFonts w:ascii="Traditional Arabic" w:hAnsi="Traditional Arabic"/>
-          <w:sz w:val="24"/>
-          <w:szCs w:val="24"/>
-          <w:rtl/>
-        </w:rPr>
-        <w:t>حدود الاستدلال: ليس استشهادنا بفيغنر دليلًا على أنّ «الكون مكتوبٌ بلغةٍ رياضيّة هي لغة الله». هذه عبارةٌ شعريّة لا منهجيّة. الذي نَستفيده من فيغنر هو ضِيق الجواب الطبيعيّ عن سؤال التطابق بين العقل والكون، وأنّ هذا الضيقَ يُبقي بابَ السؤال الفلسفيّ مفتوحًا بمشروعيّةٍ تامّة.</w:t>
+        <w:t>تُستعمل المعضلةُ الصلبة للوعي هنا شاهدًا فلسفيًّا على ضيق التفسير الاختزاليّ، لا دليلًا مباشرًا على حقيقة الروح أو طبيعتها. فهذا الباب يَقف فيه العقلُ عند العتبة، ويأتي الوحي بما وراءها.</w:t>
+      </w:r>
+    </w:p>
+    <w:p>
+      <w:pPr>
+        <w:bidi/>
+        <w:jc w:val="both"/>
+      </w:pPr>
+      <w:r>
+        <w:rPr>
+          <w:rFonts w:ascii="Traditional Arabic" w:hAnsi="Traditional Arabic" w:cs="Traditional Arabic"/>
+          <w:rFonts w:ascii="Traditional Arabic" w:hAnsi="Traditional Arabic"/>
+          <w:sz w:val="24"/>
+          <w:szCs w:val="24"/>
+          <w:rtl/>
+        </w:rPr>
+        <w:t>وفي سياق نموذج كود الحياة التكاملي تَكتمل بهذه الطبقة الرابعة صورةُ التراكم البرهاني: وجودُ الكون، ثم إمكانُه، ثم قابليّتُه للفهم، ثم ظهورُ وعيٍ ذاتيٍّ قادرٍ على الشهادة عليه. وكلّ طبقةٍ من هذه الطبقات تُضيّق من جهةٍ جديدةٍ فضاءَ الاكتفاء بالتفسير الذاتيّ، وتُوسّع من جهةٍ موازيةٍ معقوليّةَ القول بخالقٍ مُحكِمٍ يَمنح هذا الوجودَ بنيتَه وإمكانَه.</w:t>
+      </w:r>
+    </w:p>
+    <w:p>
+      <w:pPr>
+        <w:bidi/>
+        <w:jc w:val="both"/>
+      </w:pPr>
+      <w:r>
+        <w:rPr>
+          <w:rFonts w:ascii="Traditional Arabic" w:hAnsi="Traditional Arabic" w:cs="Traditional Arabic"/>
+          <w:rFonts w:ascii="Traditional Arabic" w:hAnsi="Traditional Arabic"/>
+          <w:sz w:val="24"/>
+          <w:szCs w:val="24"/>
+          <w:rtl/>
+        </w:rPr>
+        <w:t>{وَيَسْأَلُونَكَ عَنِ الرُّوحِ ۖ قُلِ الرُّوحُ مِنْ أَمْرِ رَبِّي وَمَا أُوتِيتُم مِّنَ الْعِلْمِ إِلَّا قَلِيلًا} (الإسراء، 85). هذه الآيةُ لا تَعرض تفسيرًا علميًّا للروح، بل تُقرّر حدًّا معرفيًّا صريحًا: ثمّةُ ما يتجاوز طاقةَ الاختزال المادّي، ويَدخل بابَ الوحي والخبر الإلهيّ.</w:t>
       </w:r>
     </w:p>
     <w:p>
@@ -3675,785 +5283,23 @@
           <w:szCs w:val="28"/>
           <w:rtl/>
         </w:rPr>
-        <w:t>5. شاهدٌ تاريخيّ: غاليليو وكتابُ الطبيعة</w:t>
-      </w:r>
-    </w:p>
-    <w:p>
-      <w:pPr>
-        <w:bidi/>
-        <w:jc w:val="both"/>
-      </w:pPr>
-      <w:r>
-        <w:rPr>
-          <w:rFonts w:ascii="Traditional Arabic" w:hAnsi="Traditional Arabic" w:cs="Traditional Arabic"/>
-          <w:rFonts w:ascii="Traditional Arabic" w:hAnsi="Traditional Arabic"/>
-          <w:sz w:val="24"/>
-          <w:szCs w:val="24"/>
-          <w:rtl/>
-        </w:rPr>
-        <w:t>في رسالته إلى الدوقة كريستينا، كَتب غاليليو عبارةً صارت لاحقًا أيقونةً في فلسفة العلم: «كتاب الطبيعة مكتوبٌ بلغة الرياضيّات، وحروفُه مثلّثاتٌ ودوائرُ وأشكالٌ هندسيّة، ومن دون هذه الحروف لا يَفهم منه الإنسانُ كلمةً واحدة».</w:t>
-      </w:r>
-    </w:p>
-    <w:p>
-      <w:pPr>
-        <w:bidi/>
-        <w:jc w:val="both"/>
-      </w:pPr>
-      <w:r>
-        <w:rPr>
-          <w:rFonts w:ascii="Traditional Arabic" w:hAnsi="Traditional Arabic" w:cs="Traditional Arabic"/>
-          <w:rFonts w:ascii="Traditional Arabic" w:hAnsi="Traditional Arabic"/>
-          <w:sz w:val="24"/>
-          <w:szCs w:val="24"/>
-          <w:rtl/>
-        </w:rPr>
-        <w:t>هذه العبارة، إذا قُرئت في سياقها التاريخيّ، ليست ادعاءً ميتافيزيقيًا، وإنّما هي برنامج عمل. كان غاليليو يَفتتح طريقًا في البحث: أن نَفترض أنّ الطبيعة لا تُتقَن بالنظر العامّ المُبهم، وإنّما بالقياس والشكل. وكان نجاحُ هذا البرنامج لاحقًا، على يد نيوتن وأينشتاين وفاينمان وآخرين، تأكيدًا تجريبيًا لـ«حُسن ظنّه» بالكون.</w:t>
-      </w:r>
-    </w:p>
-    <w:p>
-      <w:pPr>
-        <w:bidi/>
-        <w:jc w:val="both"/>
-      </w:pPr>
-      <w:r>
-        <w:rPr>
-          <w:rFonts w:ascii="Traditional Arabic" w:hAnsi="Traditional Arabic" w:cs="Traditional Arabic"/>
-          <w:rFonts w:ascii="Traditional Arabic" w:hAnsi="Traditional Arabic"/>
-          <w:sz w:val="24"/>
-          <w:szCs w:val="24"/>
-          <w:rtl/>
-        </w:rPr>
-        <w:t>ولكنّ السؤالَ الذي يَنبت من نجاح هذا البرنامج هو سؤالنا في هذا الفصل: لماذا نَجَح؟ لماذا قَبِل الكونُ أن يُكتَب بهذه اللغة؟ هذا السؤالُ ليس سؤالَ غاليليو، وإنّما هو سؤالُنا نحن وقد رأينا ثمرةَ مشروعه.</w:t>
-      </w:r>
-    </w:p>
-    <w:p>
-      <w:pPr>
-        <w:bidi/>
-        <w:jc w:val="both"/>
-      </w:pPr>
-      <w:r>
-        <w:rPr>
-          <w:rFonts w:ascii="Traditional Arabic" w:hAnsi="Traditional Arabic" w:cs="Traditional Arabic"/>
-          <w:rFonts w:ascii="Traditional Arabic" w:hAnsi="Traditional Arabic"/>
-          <w:sz w:val="24"/>
-          <w:szCs w:val="24"/>
-          <w:rtl/>
-        </w:rPr>
-        <w:t>وَسمُ الشاهد: عبارةُ غاليليو هنا شاهدٌ تاريخيّ–فلسفيّ على فرضيّة «قابليّة الفهم»، لا قانونٌ علميّ. وهي تَكتسب وزنَها من النجاح اللاحق للبرنامج الذي افتتحته، لا من سلطة قائلها وحدها.</w:t>
-      </w:r>
-    </w:p>
-    <w:p>
-      <w:pPr>
-        <w:bidi/>
-        <w:jc w:val="right"/>
-      </w:pPr>
-      <w:r>
-        <w:rPr>
-          <w:rFonts w:ascii="Traditional Arabic" w:hAnsi="Traditional Arabic" w:cs="Traditional Arabic"/>
-          <w:rFonts w:ascii="Traditional Arabic" w:hAnsi="Traditional Arabic"/>
-          <w:b/>
-          <w:sz w:val="28"/>
-          <w:szCs w:val="28"/>
-          <w:rtl/>
-        </w:rPr>
-        <w:t>6. لماذا يكون عقلٌ أصلًا؟</w:t>
-      </w:r>
-    </w:p>
-    <w:p>
-      <w:pPr>
-        <w:bidi/>
-        <w:jc w:val="both"/>
-      </w:pPr>
-      <w:r>
-        <w:rPr>
-          <w:rFonts w:ascii="Traditional Arabic" w:hAnsi="Traditional Arabic" w:cs="Traditional Arabic"/>
-          <w:rFonts w:ascii="Traditional Arabic" w:hAnsi="Traditional Arabic"/>
-          <w:sz w:val="24"/>
-          <w:szCs w:val="24"/>
-          <w:rtl/>
-        </w:rPr>
-        <w:t>يَتعمَّق السؤالُ إذا انتقلنا من جانب الكون إلى الجانب الآخر: العقل. إذ ليس كافيًا أن نَتساءل لماذا يكون الكون مفهومًا؛ علينا أن نَتساءل أيضًا: لماذا يَنشأ في زاويةٍ من زواياه عقلٌ يَفهم؟</w:t>
-      </w:r>
-    </w:p>
-    <w:p>
-      <w:pPr>
-        <w:bidi/>
-        <w:jc w:val="both"/>
-      </w:pPr>
-      <w:r>
-        <w:rPr>
-          <w:rFonts w:ascii="Traditional Arabic" w:hAnsi="Traditional Arabic" w:cs="Traditional Arabic"/>
-          <w:rFonts w:ascii="Traditional Arabic" w:hAnsi="Traditional Arabic"/>
-          <w:sz w:val="24"/>
-          <w:szCs w:val="24"/>
-          <w:rtl/>
-        </w:rPr>
-        <w:t>العقل، بأيّ تعريفٍ تَأخذ به، لا يُختزَل بسهولةٍ في وصفٍ ماديّ أوّليٍّ للمواد الخام للكون: هو يُجرِّد، ويُعمِّم، ويَستنتج، ويُقيِّم احتمالًا لم يَقع، ويَتعامل مع الصدق والخطأ والمعنى، ويَضع رياضيّاتٍ ليس لها مرجعٌ مادّيٌّ بعد، فيَجد لها لاحقًا مرجعًا. هذه السلوكيّات لا تُلغيها الفيزياء، ولكنّ ردَّها إلى محض «حركةِ ذرات» تفسيرٌ ناقصٌ يَترك فجوةً بين الوصف الفيزيائيّ على المستوى الأدنى وبين خواصّ العقل في التجريد والتقييم المعياريّ. ولا نَقصد بهذا أن العقلَ كيانٌ مفارقٌ ميتافيزيقيًا قائمٌ بنفسه؛ نَقصد أنّ ادّعاءَ اختزاله الكامل في الفيزياء ادعاءٌ فلسفيّ، لا نتيجةٌ علميّةٌ محسومة.</w:t>
-      </w:r>
-    </w:p>
-    <w:p>
-      <w:pPr>
-        <w:bidi/>
-        <w:jc w:val="both"/>
-      </w:pPr>
-      <w:r>
-        <w:rPr>
-          <w:rFonts w:ascii="Traditional Arabic" w:hAnsi="Traditional Arabic" w:cs="Traditional Arabic"/>
-          <w:rFonts w:ascii="Traditional Arabic" w:hAnsi="Traditional Arabic"/>
-          <w:sz w:val="24"/>
-          <w:szCs w:val="24"/>
-          <w:rtl/>
-        </w:rPr>
-        <w:t>ولا يَكفي القولُ إنّ العقل «نَتاجٌ ثانويّ» لتطوّر الدماغ. فالتفسيرُ التطوّريّ يَشرح جانبًا مهمًا من نشوء القدرات المعرفيّة النافعة للبقاء، كَتمييز المفترس، وحساب المسافات، واستحضار التجارب السابقة، وهذا جانبٌ راسخٌ في علم الأحياء التطوّريّ لا يَحسن إنكاره. ولكنّه لا يُغلق السؤال الفلسفيّ عن قدرة العقل على إنتاج رياضيّاتٍ وتجريداتٍ تُصيب بنىً كونيّةً بعيدةً عن الخبرة المباشرة، بعيدةً عن أيّ ضرورةٍ بقائيّةٍ أصلًا. السؤال في هذه الطبقة العليا أوسعُ من فضاء الانتخاب الطبيعيّ، ويَفتح بابًا فلسفيًا لا يُغلقه التفسيرُ التطوّريّ بأدواته الذاتيّة.</w:t>
-      </w:r>
-    </w:p>
-    <w:p>
-      <w:pPr>
-        <w:bidi/>
-        <w:jc w:val="both"/>
-      </w:pPr>
-      <w:r>
-        <w:rPr>
-          <w:rFonts w:ascii="Traditional Arabic" w:hAnsi="Traditional Arabic" w:cs="Traditional Arabic"/>
-          <w:rFonts w:ascii="Traditional Arabic" w:hAnsi="Traditional Arabic"/>
-          <w:sz w:val="24"/>
-          <w:szCs w:val="24"/>
-          <w:rtl/>
-        </w:rPr>
-        <w:t>ها هنا تَلتقي قابليّةُ الفهم في الكون بقابليّةِ الفهم عند الإنسان. وكلتاهما تَستدعي السؤال نفسَه: لماذا توجد علاقةٌ بين بنيةٍ هناك وبنيةٍ هنا، تَسمح للثانية بأن تَلحق الأولى؟ وَصَف ألبرت أينشتاين هذه العلاقةَ بعبارةٍ صارت مشهورة: «أكثر شيءٍ غير مفهومٍ في الكون أنّه مفهوم».</w:t>
-      </w:r>
-    </w:p>
-    <w:p>
-      <w:pPr>
-        <w:bidi/>
-        <w:jc w:val="both"/>
-      </w:pPr>
-      <w:r>
-        <w:rPr>
-          <w:rFonts w:ascii="Traditional Arabic" w:hAnsi="Traditional Arabic" w:cs="Traditional Arabic"/>
-          <w:rFonts w:ascii="Traditional Arabic" w:hAnsi="Traditional Arabic"/>
-          <w:sz w:val="24"/>
-          <w:szCs w:val="24"/>
-          <w:rtl/>
-        </w:rPr>
-        <w:t>اجتهاد الكتاب: هذا التساؤل، لماذا عقلٌ يفهم وكونٌ يُفهم، لا يُحسَم داخل العلم بأدواته التجريبيّة، ولا يَكتفي بمعالجاتِ الفلسفة الطبيعيّة الصِّرفة. هو سؤالٌ يَفتح بطبيعته على مَن وَضع هذه القرينة بين العقل والكون. ويَحضر في هذا السياق قولُه تعالى: «الَّذِي خَلَقَ الْإِنسَانَ عَلَّمَهُ الْبَيَانَ» (الرحمن، 3–4)، حيث يَقترن الخلقُ بالتعليم اقترانًا ظاهرًا. ونحن نَستحضر هذه الآية بوصفها شاهدًا معنويًا قويًا على أنّ خلقَ الإنسان مقترنٌ في القرآن بتعليمه البيانَ والفهمَ والتمييز؛ وهذا أصلٌ تربويّ–معرفيّ في النصّ. أمّا أن نَجعلها دليلًا مباشرًا على فلسفة العقل، أو على «قابليّة الكون للفهم» بصياغتها التقنيّة في فلسفة العلم، فهذا تحميلٌ لا تَحتمله الآية بظاهرها. الربطُ بين اقتران «الخلق والتعليم» في النصّ القرآنيّ وبين السؤال الفلسفيّ المعاصر عن «العقل والكون» اجتهادُ الكتاب، يَلتقي بمعنى الآية ولا يَنوب عنها. هذا فهمنا، والله أعلم.</w:t>
-      </w:r>
-    </w:p>
-    <w:p>
-      <w:pPr>
-        <w:bidi/>
-        <w:jc w:val="right"/>
-      </w:pPr>
-      <w:r>
-        <w:rPr>
-          <w:rFonts w:ascii="Traditional Arabic" w:hAnsi="Traditional Arabic" w:cs="Traditional Arabic"/>
-          <w:rFonts w:ascii="Traditional Arabic" w:hAnsi="Traditional Arabic"/>
-          <w:b/>
-          <w:sz w:val="28"/>
-          <w:szCs w:val="28"/>
-          <w:rtl/>
-        </w:rPr>
-        <w:t>7. لا تُطلَق العنان للاستنتاج</w:t>
-      </w:r>
-    </w:p>
-    <w:p>
-      <w:pPr>
-        <w:bidi/>
-        <w:jc w:val="both"/>
-      </w:pPr>
-      <w:r>
-        <w:rPr>
-          <w:rFonts w:ascii="Traditional Arabic" w:hAnsi="Traditional Arabic" w:cs="Traditional Arabic"/>
-          <w:rFonts w:ascii="Traditional Arabic" w:hAnsi="Traditional Arabic"/>
-          <w:sz w:val="24"/>
-          <w:szCs w:val="24"/>
-          <w:rtl/>
-        </w:rPr>
-        <w:t>من السهل الانزلاق هنا إلى عبارة مُغرية: «إذن، الكون يُثبت الله علميًا». نَردّها بصريح العبارة. لم يَفعل العلم ذلك، ولا يَفعله، ولا هو ميدانه. الذي يَفعله العلم هو أن يَكشف انتظامًا قابلًا للفهم. والذي يَفعله العقلُ الفلسفيّ، حين يَستوعب ما كَشَفه العلم، هو أن يَنبِّه إلى أنّ هذا الانتظامَ القابلَ للفهم لا يُفسِّر نفسَه. والذي يَفعله القرآنُ، حين يُخاطَب الإنسان بعد أن انفتحَ عقلُه على هذا السؤال، هو أن يُعطيَه معنى هذه القابليّة: الكون مخلوقٌ بالحقّ، والإنسانُ مكلَّفٌ بالنظر، والآياتُ علاماتٌ على الخالق لا على نفسها.</w:t>
-      </w:r>
-    </w:p>
-    <w:p>
-      <w:pPr>
-        <w:bidi/>
-        <w:jc w:val="both"/>
-      </w:pPr>
-      <w:r>
-        <w:rPr>
-          <w:rFonts w:ascii="Traditional Arabic" w:hAnsi="Traditional Arabic" w:cs="Traditional Arabic"/>
-          <w:rFonts w:ascii="Traditional Arabic" w:hAnsi="Traditional Arabic"/>
-          <w:sz w:val="24"/>
-          <w:szCs w:val="24"/>
-          <w:rtl/>
-        </w:rPr>
-        <w:t>ثلاث وظائف، ثلاث ميادين، ثلاث مرجعيّات. لا تُختزَل واحدةٌ منها في الأخرى دون أن نَخسر دقّةً منهجيّة:</w:t>
-      </w:r>
-    </w:p>
-    <w:p>
-      <w:pPr>
-        <w:bidi/>
-        <w:jc w:val="right"/>
-      </w:pPr>
-      <w:r>
-        <w:rPr>
-          <w:rFonts w:ascii="Traditional Arabic" w:hAnsi="Traditional Arabic" w:cs="Traditional Arabic"/>
-          <w:rFonts w:ascii="Traditional Arabic" w:hAnsi="Traditional Arabic"/>
-          <w:sz w:val="24"/>
-          <w:szCs w:val="24"/>
-          <w:rtl/>
-        </w:rPr>
-        <w:t>• العلم يَصِف الكيف.</w:t>
-      </w:r>
-    </w:p>
-    <w:p>
-      <w:pPr>
-        <w:bidi/>
-        <w:jc w:val="right"/>
-      </w:pPr>
-      <w:r>
-        <w:rPr>
-          <w:rFonts w:ascii="Traditional Arabic" w:hAnsi="Traditional Arabic" w:cs="Traditional Arabic"/>
-          <w:rFonts w:ascii="Traditional Arabic" w:hAnsi="Traditional Arabic"/>
-          <w:sz w:val="24"/>
-          <w:szCs w:val="24"/>
-          <w:rtl/>
-        </w:rPr>
-        <w:t>• العقل يَطرح السؤال عن «لماذا توجد كيفيّةٌ قابلةٌ للفهم أصلًا».</w:t>
-      </w:r>
-    </w:p>
-    <w:p>
-      <w:pPr>
-        <w:bidi/>
-        <w:jc w:val="right"/>
-      </w:pPr>
-      <w:r>
-        <w:rPr>
-          <w:rFonts w:ascii="Traditional Arabic" w:hAnsi="Traditional Arabic" w:cs="Traditional Arabic"/>
-          <w:rFonts w:ascii="Traditional Arabic" w:hAnsi="Traditional Arabic"/>
-          <w:sz w:val="24"/>
-          <w:szCs w:val="24"/>
-          <w:rtl/>
-        </w:rPr>
-        <w:t>• الوحي يُعطي «المعنى» الذي يَستوعب الجواب ويَتجاوزه.</w:t>
-      </w:r>
-    </w:p>
-    <w:p>
-      <w:pPr>
-        <w:bidi/>
-        <w:jc w:val="both"/>
-      </w:pPr>
-      <w:r>
-        <w:rPr>
-          <w:rFonts w:ascii="Traditional Arabic" w:hAnsi="Traditional Arabic" w:cs="Traditional Arabic"/>
-          <w:rFonts w:ascii="Traditional Arabic" w:hAnsi="Traditional Arabic"/>
-          <w:sz w:val="24"/>
-          <w:szCs w:val="24"/>
-          <w:rtl/>
-        </w:rPr>
-        <w:t>ما هو ممنوعٌ منهجيًا أن نُحوِّل العلمَ إلى وحيٍ، أو الوحيَ إلى علمٍ، أو العقلَ إلى مَرجعيّةٍ نهائيّةٍ مُغلقةٍ على نفسها. كلّ مَرجعيّةٍ في موقعها، والترتيبُ بينها يَنبني على ما تَستطيعه كلٌّ منها وما لا تَستطيعه.</w:t>
-      </w:r>
-    </w:p>
-    <w:p>
-      <w:pPr>
-        <w:bidi/>
-        <w:jc w:val="right"/>
-      </w:pPr>
-      <w:r>
-        <w:rPr>
-          <w:rFonts w:ascii="Traditional Arabic" w:hAnsi="Traditional Arabic" w:cs="Traditional Arabic"/>
-          <w:rFonts w:ascii="Traditional Arabic" w:hAnsi="Traditional Arabic"/>
-          <w:b/>
-          <w:sz w:val="28"/>
-          <w:szCs w:val="28"/>
-          <w:rtl/>
-        </w:rPr>
-        <w:t>8. اعتراض وجواب</w:t>
-      </w:r>
-    </w:p>
-    <w:p>
-      <w:pPr>
-        <w:bidi/>
-        <w:jc w:val="both"/>
-      </w:pPr>
-      <w:r>
-        <w:rPr>
-          <w:rFonts w:ascii="Traditional Arabic" w:hAnsi="Traditional Arabic" w:cs="Traditional Arabic"/>
-          <w:rFonts w:ascii="Traditional Arabic" w:hAnsi="Traditional Arabic"/>
-          <w:sz w:val="24"/>
-          <w:szCs w:val="24"/>
-          <w:rtl/>
-        </w:rPr>
-        <w:t>الاعتراض (في أقوى صياغة له): قد يُقال: «الانتخابُ الطبيعيّ يُنتج عقولًا تَتلاءم مع البيئة لأنّ العقول التي لا تَتلاءم تَنقرض. والعقلُ، في جوهره، آلةُ تَوقّعٍ تَنبني على تمثيلٍ داخليٍّ للعالم؛ وهذه الآلة، إذا صَدَقَ تَوقّعها، نَفعت صاحبها. ومن ثَمّ، الكونُ مفهومٌ لأنّ العقولَ غيرَ المفهِمة لا تَنجو؛ فالملاءمة بين العقل والكون نتيجةُ مرشِّحٍ صارمٍ لا أعجوبةَ فيه. أمّا الرياضيّاتُ فتُختزَل، في الأخير، في تجريداتٍ مَتراكِبةٍ من الخبرات الحسّيّة، فلا غَرابةَ أن تُطابق كونًا اشتُقّت منه بنحوٍ غير مباشر. الإحالةُ إلى «خالقٍ يَضع القرينة» تَزيدٌ ميتافيزيقيّ لا حاجة إليه ما دام التفسيرُ الطبيعيّ كافيًا في طبقاته الأدنى».</w:t>
-      </w:r>
-    </w:p>
-    <w:p>
-      <w:pPr>
-        <w:bidi/>
-        <w:jc w:val="both"/>
-      </w:pPr>
-      <w:r>
-        <w:rPr>
-          <w:rFonts w:ascii="Traditional Arabic" w:hAnsi="Traditional Arabic" w:cs="Traditional Arabic"/>
-          <w:rFonts w:ascii="Traditional Arabic" w:hAnsi="Traditional Arabic"/>
-          <w:sz w:val="24"/>
-          <w:szCs w:val="24"/>
-          <w:rtl/>
-        </w:rPr>
-        <w:t>الجواب: لا نَردّ هذا الاعتراض ردًّا مطلقًا، فإنّ له حقًّا حقيقيًا في طبقةٍ من قابليّة الفهم؛ ونعتذر سلفًا عن أيّ صياغةٍ سابقةٍ تُوحي بإنكار قيمته فيها. ولكنّنا نُسجّل عليه ثلاث ملاحظاتٍ منهجيّة:</w:t>
-      </w:r>
-    </w:p>
-    <w:p>
-      <w:pPr>
-        <w:bidi/>
-        <w:jc w:val="right"/>
-      </w:pPr>
-      <w:r>
-        <w:rPr>
-          <w:rFonts w:ascii="Traditional Arabic" w:hAnsi="Traditional Arabic" w:cs="Traditional Arabic"/>
-          <w:rFonts w:ascii="Traditional Arabic" w:hAnsi="Traditional Arabic"/>
-          <w:sz w:val="24"/>
-          <w:szCs w:val="24"/>
-          <w:rtl/>
-        </w:rPr>
-        <w:t>• التطابقُ في طبقاتٍ بعيدةٍ عن أيّ ضرورةٍ تطوّريّة: كميكانيكا الكَمّ، والنسبيّة العامّة، وفضاءاتٍ رياضيّة لا تَقع فيها العين. لم يَنتقِ ضغطٌ بيولوجيٌّ معيَّنٌ أدمغةً تَفهم ما يَجري في حواف الثقب الأسود؛ هذه قدراتٌ فائضةٌ على ضرورة البقاء، لا ضرورةَ بقائيّةَ تُفسِّرها لذاتها. وقد يُجيب المعترضُ بأنّها «أثرٌ جانبيّ» (spandrel) لقدراتٍ أخرى أساسيّة. هذا جوابٌ ممكنٌ، ولكنّه يُحوِّل السؤال إلى: لماذا تكون البيئةُ الكونيّةُ متّسقةً بحيث يَنفع فيها هذا الأثر الجانبيّ بهذا القدر من الإصابة؟</w:t>
-      </w:r>
-    </w:p>
-    <w:p>
-      <w:pPr>
-        <w:bidi/>
-        <w:jc w:val="right"/>
-      </w:pPr>
-      <w:r>
-        <w:rPr>
-          <w:rFonts w:ascii="Traditional Arabic" w:hAnsi="Traditional Arabic" w:cs="Traditional Arabic"/>
-          <w:rFonts w:ascii="Traditional Arabic" w:hAnsi="Traditional Arabic"/>
-          <w:sz w:val="24"/>
-          <w:szCs w:val="24"/>
-          <w:rtl/>
-        </w:rPr>
-        <w:t>• التنبّؤ النظريّ الذي يَسبق الرَّصد: كتنبّؤ ديراك بالبوزيترون من معادلةٍ، وكتنبّؤ أينشتاين بانحناء الضوء قبل بِعثة إدنغتون. هذه ليست تجريداتٍ من خبرةٍ سابقة، وإنّما هي اكتشافٌ لبنىً لم يَخبرها أحدٌ بعد، ثم تَجد العالَمَ موافقًا لها. الانتخابُ الطبيعيّ لا يُفسِّر هذا اللون من الإصابة المُسبَقة، لأنّه يَعمل على ما هو مُختَبَر، لا على ما هو مَنظور إليه نظريًا فحسب.</w:t>
-      </w:r>
-    </w:p>
-    <w:p>
-      <w:pPr>
-        <w:bidi/>
-        <w:jc w:val="right"/>
-      </w:pPr>
-      <w:r>
-        <w:rPr>
-          <w:rFonts w:ascii="Traditional Arabic" w:hAnsi="Traditional Arabic" w:cs="Traditional Arabic"/>
-          <w:rFonts w:ascii="Traditional Arabic" w:hAnsi="Traditional Arabic"/>
-          <w:sz w:val="24"/>
-          <w:szCs w:val="24"/>
-          <w:rtl/>
-        </w:rPr>
-        <w:t>• «اللا-معقوليّة» التي تَكلّم عنها فيغنر: أنّ بُنىً رياضيّةً وُلدت لأغراضٍ نظريّةٍ بحتة (كالأعداد المركّبة) صارت لاحقًا الأداةَ الطبيعيّة لوصف الواقع. هذا اللون من الفعاليّة لا يَتفسَّر مباشرةً بالانتخاب، لأنّه يَسبقه منطقيًا.</w:t>
-      </w:r>
-    </w:p>
-    <w:p>
-      <w:pPr>
-        <w:bidi/>
-        <w:jc w:val="both"/>
-      </w:pPr>
-      <w:r>
-        <w:rPr>
-          <w:rFonts w:ascii="Traditional Arabic" w:hAnsi="Traditional Arabic" w:cs="Traditional Arabic"/>
-          <w:rFonts w:ascii="Traditional Arabic" w:hAnsi="Traditional Arabic"/>
-          <w:sz w:val="24"/>
-          <w:szCs w:val="24"/>
-          <w:rtl/>
-        </w:rPr>
-        <w:t>ومع ذلك، نَختم هذا الجواب بإنصافٍ منهجيٍّ صريح: لا نَدّعي أنّ التفسير التطوّريّ خاطئٌ ولا أنّه «هُزِم». الموقفُ الذي يَلتزمه الكتاب هو أنّ التفسير التطوّريّ صادقٌ في ميدانه، كافٍ فيه، غير مُغلِقٍ للسؤال خارجه. والحجّة العقليّة هنا حجّةُ ضِيق التفسير الطبيعيّ في الطبقات العليا، لا حجّةُ نَفيٍ مطلقٍ له، ولا تَنازعٌ على ميدانه الأصيل.</w:t>
-      </w:r>
-    </w:p>
-    <w:p>
-      <w:pPr>
-        <w:bidi/>
-        <w:jc w:val="right"/>
-      </w:pPr>
-      <w:r>
-        <w:rPr>
-          <w:rFonts w:ascii="Traditional Arabic" w:hAnsi="Traditional Arabic" w:cs="Traditional Arabic"/>
-          <w:rFonts w:ascii="Traditional Arabic" w:hAnsi="Traditional Arabic"/>
-          <w:b/>
-          <w:sz w:val="28"/>
-          <w:szCs w:val="28"/>
-          <w:rtl/>
-        </w:rPr>
-        <w:t>9. لقاءُ الفصل بقاعدتَيْه الكبيرتَيْن</w:t>
-      </w:r>
-    </w:p>
-    <w:p>
-      <w:pPr>
-        <w:bidi/>
-        <w:jc w:val="both"/>
-      </w:pPr>
-      <w:r>
-        <w:rPr>
-          <w:rFonts w:ascii="Traditional Arabic" w:hAnsi="Traditional Arabic" w:cs="Traditional Arabic"/>
-          <w:rFonts w:ascii="Traditional Arabic" w:hAnsi="Traditional Arabic"/>
-          <w:sz w:val="24"/>
-          <w:szCs w:val="24"/>
-          <w:rtl/>
-        </w:rPr>
-        <w:t>نُعيد التذكيرَ في هذا الفصل، كما في كلّ فصلٍ، بقاعدتَيْن نَستصحبهما من قواعد الكتاب:</w:t>
-      </w:r>
-    </w:p>
-    <w:p>
-      <w:pPr>
-        <w:bidi/>
-        <w:jc w:val="right"/>
-      </w:pPr>
-      <w:r>
-        <w:rPr>
-          <w:rFonts w:ascii="Traditional Arabic" w:hAnsi="Traditional Arabic" w:cs="Traditional Arabic"/>
-          <w:rFonts w:ascii="Traditional Arabic" w:hAnsi="Traditional Arabic"/>
-          <w:sz w:val="24"/>
-          <w:szCs w:val="24"/>
-          <w:rtl/>
-        </w:rPr>
-        <w:t>• قاعدة المشيئة الفاعلة: قابليّةُ الفهم في الكون لا تُجعل آليّةً مستقلّةً عن مشيئة الله. ليست «خاصّةً ذاتيّةً» في الكون يَتفاخر بها على نفسه. هي صفةٌ في خلقٍ يَجري بإذن الله ويُمسَك بأمره: «إِنَّ اللَّهَ يُمْسِكُ السَّمَاوَاتِ وَالْأَرْضَ أَن تَزُولَا» (فاطر، 41). الإحكامُ الذي يَكتشفه العقلُ مظهرٌ لمشيئةٍ قائمةٍ، لا قانونٌ يَستقلّ بنفسه.</w:t>
-      </w:r>
-    </w:p>
-    <w:p>
-      <w:pPr>
-        <w:bidi/>
-        <w:jc w:val="right"/>
-      </w:pPr>
-      <w:r>
-        <w:rPr>
-          <w:rFonts w:ascii="Traditional Arabic" w:hAnsi="Traditional Arabic" w:cs="Traditional Arabic"/>
-          <w:rFonts w:ascii="Traditional Arabic" w:hAnsi="Traditional Arabic"/>
-          <w:sz w:val="24"/>
-          <w:szCs w:val="24"/>
-          <w:rtl/>
-        </w:rPr>
-        <w:t>• قاعدة الفصل بين المعنى والآلية: ما يَفعله العلمُ في كشف «كيف يُفهَم الكون» لا يَلغي ما يَفعله القرآن في إعطاء «معنى أن يُفهَم». ولا تَتَنافس الجِهتان على المرجعيّة، لأنّهما ليستا في الميدان نفسِه.</w:t>
-      </w:r>
-    </w:p>
-    <w:p>
-      <w:pPr>
-        <w:bidi/>
-        <w:jc w:val="right"/>
-      </w:pPr>
-      <w:r>
-        <w:rPr>
-          <w:rFonts w:ascii="Traditional Arabic" w:hAnsi="Traditional Arabic" w:cs="Traditional Arabic"/>
-          <w:rFonts w:ascii="Traditional Arabic" w:hAnsi="Traditional Arabic"/>
-          <w:b/>
-          <w:sz w:val="28"/>
-          <w:szCs w:val="28"/>
-          <w:rtl/>
-        </w:rPr>
-        <w:t>10. حتى لا نُحمّل الفكرةَ أكثر ممّا تَحتمل</w:t>
-      </w:r>
-    </w:p>
-    <w:p>
-      <w:pPr>
-        <w:bidi/>
-        <w:jc w:val="both"/>
-      </w:pPr>
-      <w:r>
-        <w:rPr>
-          <w:rFonts w:ascii="Traditional Arabic" w:hAnsi="Traditional Arabic" w:cs="Traditional Arabic"/>
-          <w:rFonts w:ascii="Traditional Arabic" w:hAnsi="Traditional Arabic"/>
-          <w:sz w:val="24"/>
-          <w:szCs w:val="24"/>
-          <w:rtl/>
-        </w:rPr>
-        <w:t>وحفظًا لأمانة الكلام، نُبيّن طرفًا ممّا لم يَقصده هذا الفصل، لا اعتذارًا، وإنّما صونًا للقارئ من استنتاجٍ متعجّل:</w:t>
-      </w:r>
-    </w:p>
-    <w:p>
-      <w:pPr>
-        <w:bidi/>
-        <w:jc w:val="right"/>
-      </w:pPr>
-      <w:r>
-        <w:rPr>
-          <w:rFonts w:ascii="Traditional Arabic" w:hAnsi="Traditional Arabic" w:cs="Traditional Arabic"/>
-          <w:rFonts w:ascii="Traditional Arabic" w:hAnsi="Traditional Arabic"/>
-          <w:sz w:val="24"/>
-          <w:szCs w:val="24"/>
-          <w:rtl/>
-        </w:rPr>
-        <w:t>• نجاحُ الرياضيات في وصف الكون شاهدٌ فلسفيّ مفتوحٌ على السؤال، لا دليلٌ علميٌّ قاطعٌ على وجود الله؛ غايتُه أن يُبيّن ضِيقَ التفسير الطبيعيّ في هذه الطبقة، لا أن يُغلق البابَ ببرهانٍ مخبَريّ.</w:t>
-      </w:r>
-    </w:p>
-    <w:p>
-      <w:pPr>
-        <w:bidi/>
-        <w:jc w:val="right"/>
-      </w:pPr>
-      <w:r>
-        <w:rPr>
-          <w:rFonts w:ascii="Traditional Arabic" w:hAnsi="Traditional Arabic" w:cs="Traditional Arabic"/>
-          <w:rFonts w:ascii="Traditional Arabic" w:hAnsi="Traditional Arabic"/>
-          <w:sz w:val="24"/>
-          <w:szCs w:val="24"/>
-          <w:rtl/>
-        </w:rPr>
-        <w:t>• ليس كلُّ شيءٍ في الكون مفهومًا أو سيُفهَم؛ فيه ما لم يُفهَم بعدُ، وما قد لا يُفهَم أبدًا. الفصلُ يَتحدّث عن مبدأ القابليّة الذي يَتقدّم العلمُ ضمنه، لا عن اكتمال المعرفة.</w:t>
-      </w:r>
-    </w:p>
-    <w:p>
-      <w:pPr>
-        <w:bidi/>
-        <w:jc w:val="right"/>
-      </w:pPr>
-      <w:r>
-        <w:rPr>
-          <w:rFonts w:ascii="Traditional Arabic" w:hAnsi="Traditional Arabic" w:cs="Traditional Arabic"/>
-          <w:rFonts w:ascii="Traditional Arabic" w:hAnsi="Traditional Arabic"/>
-          <w:sz w:val="24"/>
-          <w:szCs w:val="24"/>
-          <w:rtl/>
-        </w:rPr>
-        <w:t>• العقلُ يَفتح بابَ السؤال، والوحيُ هو الذي يُعطي معنى الإجابة؛ فلا يُغني أحدُهما عن الآخر، وتفصيلُ ذلك في الفصول اللاحقة.</w:t>
-      </w:r>
-    </w:p>
-    <w:p>
-      <w:pPr>
-        <w:bidi/>
-        <w:jc w:val="right"/>
-      </w:pPr>
-      <w:r>
-        <w:rPr>
-          <w:rFonts w:ascii="Traditional Arabic" w:hAnsi="Traditional Arabic" w:cs="Traditional Arabic"/>
-          <w:rFonts w:ascii="Traditional Arabic" w:hAnsi="Traditional Arabic"/>
-          <w:sz w:val="24"/>
-          <w:szCs w:val="24"/>
-          <w:rtl/>
-        </w:rPr>
-        <w:t>• ما يَقوله غاليليو أو فيغنر أو أينشتاين يُستشهَد به شاهدًا فلسفيًا على ضِيق التفسير الطبيعيّ، لا بوصفه كلامًا في باب التوحيد أو موافقةً تطابقيّةً للإسلام.</w:t>
-      </w:r>
-    </w:p>
-    <w:p>
-      <w:pPr>
-        <w:bidi/>
-        <w:jc w:val="right"/>
-      </w:pPr>
-      <w:r>
-        <w:rPr>
-          <w:rFonts w:ascii="Traditional Arabic" w:hAnsi="Traditional Arabic" w:cs="Traditional Arabic"/>
-          <w:rFonts w:ascii="Traditional Arabic" w:hAnsi="Traditional Arabic"/>
-          <w:b/>
-          <w:sz w:val="28"/>
-          <w:szCs w:val="28"/>
-          <w:rtl/>
-        </w:rPr>
-        <w:t>11. الانتقال إلى الفصل الثالث</w:t>
-      </w:r>
-    </w:p>
-    <w:p>
-      <w:pPr>
-        <w:bidi/>
-        <w:jc w:val="both"/>
-      </w:pPr>
-      <w:r>
-        <w:rPr>
-          <w:rFonts w:ascii="Traditional Arabic" w:hAnsi="Traditional Arabic" w:cs="Traditional Arabic"/>
-          <w:rFonts w:ascii="Traditional Arabic" w:hAnsi="Traditional Arabic"/>
-          <w:sz w:val="24"/>
-          <w:szCs w:val="24"/>
-          <w:rtl/>
-        </w:rPr>
-        <w:t>في الفصل الأوّل: النظامُ معطى. وفي هذا الفصل: النظامُ مفهوم. وفي الفصل الثالث، نَنتقل إلى الخطوة المنهجيّة الحاسمة: الانتقالُ من «نظامٍ مفهوم» إلى ضرورةِ منظِّمٍ حكيم. هناك يَكتمل ما بدأناه؛ فإنّ ما حَشدناه في هذين الفصلين من «معطى» و«قابليّة فهم» لن يَكتسب وزنَه الكامل إلا حين يُساق ضمن حجّةٍ عقليّةٍ–فلسفيّةٍ مُحرَّرة، تَستجيب لاعتراضاتها، وتَحفظ التمييز بين البرهان والشاهد. ذلك ميدان الفصل التالي، لا هذا الفصل.</w:t>
-      </w:r>
-    </w:p>
-    <w:p>
-      <w:pPr>
-        <w:bidi/>
-        <w:jc w:val="center"/>
-      </w:pPr>
-      <w:r>
-        <w:rPr>
-          <w:rFonts w:ascii="Traditional Arabic" w:hAnsi="Traditional Arabic" w:cs="Traditional Arabic"/>
-          <w:rFonts w:ascii="Traditional Arabic" w:hAnsi="Traditional Arabic"/>
-          <w:sz w:val="20"/>
-          <w:szCs w:val="20"/>
-          <w:rtl/>
-        </w:rPr>
-        <w:t>* * *</w:t>
-      </w:r>
-    </w:p>
-    <w:p>
-      <w:pPr>
-        <w:bidi/>
-        <w:jc w:val="right"/>
-      </w:pPr>
-      <w:r>
-        <w:rPr>
-          <w:rFonts w:ascii="Traditional Arabic" w:hAnsi="Traditional Arabic" w:cs="Traditional Arabic"/>
-          <w:rFonts w:ascii="Traditional Arabic" w:hAnsi="Traditional Arabic"/>
-          <w:b/>
-          <w:sz w:val="32"/>
-          <w:szCs w:val="32"/>
-          <w:rtl/>
-        </w:rPr>
-        <w:t>خلاصة الفصل</w:t>
-      </w:r>
-    </w:p>
-    <w:p>
-      <w:pPr>
-        <w:bidi/>
-        <w:jc w:val="right"/>
-      </w:pPr>
-      <w:r>
-        <w:rPr>
-          <w:rFonts w:ascii="Traditional Arabic" w:hAnsi="Traditional Arabic" w:cs="Traditional Arabic"/>
-          <w:rFonts w:ascii="Traditional Arabic" w:hAnsi="Traditional Arabic"/>
-          <w:sz w:val="24"/>
-          <w:szCs w:val="24"/>
-          <w:rtl/>
-        </w:rPr>
-        <w:t>• قابليّةُ الكون للفهم خطوةٌ أعمق من مجرّد انتظامه: الكونُ ليس منظَّمًا فحسب، وإنّما هو منظَّمٌ على نحوٍ تَلحقه عقولُنا وتَصوغه في معادلات.</w:t>
-      </w:r>
-    </w:p>
-    <w:p>
-      <w:pPr>
-        <w:bidi/>
-        <w:jc w:val="right"/>
-      </w:pPr>
-      <w:r>
-        <w:rPr>
-          <w:rFonts w:ascii="Traditional Arabic" w:hAnsi="Traditional Arabic" w:cs="Traditional Arabic"/>
-          <w:rFonts w:ascii="Traditional Arabic" w:hAnsi="Traditional Arabic"/>
-          <w:sz w:val="24"/>
-          <w:szCs w:val="24"/>
-          <w:rtl/>
-        </w:rPr>
-        <w:t>• لقابليّة الفهم ثلاث طبقات: أن يُوصَف الكون، ثم أن يُختصَر في نموذج، ثم أن يُتنبّأ به ويُتدخّل فيه.</w:t>
-      </w:r>
-    </w:p>
-    <w:p>
-      <w:pPr>
-        <w:bidi/>
-        <w:jc w:val="right"/>
-      </w:pPr>
-      <w:r>
-        <w:rPr>
-          <w:rFonts w:ascii="Traditional Arabic" w:hAnsi="Traditional Arabic" w:cs="Traditional Arabic"/>
-          <w:rFonts w:ascii="Traditional Arabic" w:hAnsi="Traditional Arabic"/>
-          <w:sz w:val="24"/>
-          <w:szCs w:val="24"/>
-          <w:rtl/>
-        </w:rPr>
-        <w:t>• نجاحُ الرياضيات المجرّدة في وصف الواقع (شاهد فيغنر) ظاهرةٌ يَضيق عنها التفسيرُ الطبيعيّ وحده، فتَبقى مفتوحةً على سؤالٍ أعمق.</w:t>
-      </w:r>
-    </w:p>
-    <w:p>
-      <w:pPr>
-        <w:bidi/>
-        <w:jc w:val="right"/>
-      </w:pPr>
-      <w:r>
-        <w:rPr>
-          <w:rFonts w:ascii="Traditional Arabic" w:hAnsi="Traditional Arabic" w:cs="Traditional Arabic"/>
-          <w:rFonts w:ascii="Traditional Arabic" w:hAnsi="Traditional Arabic"/>
-          <w:sz w:val="24"/>
-          <w:szCs w:val="24"/>
-          <w:rtl/>
-        </w:rPr>
-        <w:t>• العلمُ يَصف الكيف، والعقلُ يَسأل لماذا وُجدت كيفيّةٌ قابلةٌ للفهم، والوحيُ يَمنح المعنى؛ لكلٍّ ميدانُه فلا يَنوب عنه غيرُه.</w:t>
-      </w:r>
-    </w:p>
-    <w:p>
-      <w:pPr>
-        <w:bidi/>
-        <w:jc w:val="right"/>
-      </w:pPr>
-      <w:r>
-        <w:rPr>
-          <w:rFonts w:ascii="Traditional Arabic" w:hAnsi="Traditional Arabic" w:cs="Traditional Arabic"/>
-          <w:rFonts w:ascii="Traditional Arabic" w:hAnsi="Traditional Arabic"/>
-          <w:sz w:val="24"/>
-          <w:szCs w:val="24"/>
-          <w:rtl/>
-        </w:rPr>
-        <w:t>• التفسيرُ التطوّريّ صادقٌ في ميدانه، لكنه لا يُغلق السؤالَ في الطبقات العليا البعيدة عن ضرورة البقاء.</w:t>
-      </w:r>
-    </w:p>
-    <w:p>
-      <w:pPr>
-        <w:bidi/>
-        <w:jc w:val="right"/>
-      </w:pPr>
-      <w:r>
-        <w:rPr>
-          <w:rFonts w:ascii="Traditional Arabic" w:hAnsi="Traditional Arabic" w:cs="Traditional Arabic"/>
-          <w:rFonts w:ascii="Traditional Arabic" w:hAnsi="Traditional Arabic"/>
-          <w:b/>
-          <w:sz w:val="32"/>
-          <w:szCs w:val="32"/>
-          <w:rtl/>
-        </w:rPr>
-        <w:t>أثر الفكرة في حياتك</w:t>
-      </w:r>
-    </w:p>
-    <w:p>
-      <w:pPr>
-        <w:bidi/>
-        <w:jc w:val="both"/>
-      </w:pPr>
-      <w:r>
-        <w:rPr>
-          <w:rFonts w:ascii="Traditional Arabic" w:hAnsi="Traditional Arabic" w:cs="Traditional Arabic"/>
-          <w:rFonts w:ascii="Traditional Arabic" w:hAnsi="Traditional Arabic"/>
-          <w:sz w:val="24"/>
-          <w:szCs w:val="24"/>
-          <w:rtl/>
-        </w:rPr>
-        <w:t>كثيرٌ منّا يَشعر بأنه صغيرٌ تائهٌ في كونٍ هائلٍ لا يُبالي به. وفكرةُ هذا الفصل تَقلب هذا الإحساس: أنت كائنٌ وُهب عقلًا يَفهم كونًا قابلًا لأن يُفهَم، وهذا التوافقُ بين عقلك والوجود ليس مصادفةً تافهة. حين يَثقُل عليك شعورُ التفاهة أو الضياع، تذكّر أنّ في قدرتك على إدراك المعنى دليلًا على أنك مقصودٌ بالخطاب، لا عابرٌ مهمَل. وهذه أرضيّةٌ هادئة تُخفّف من قلق «لا معنى لشيء»، وتُهيّئ القلبَ للسؤال الأكبر الذي يَفتحه الفصلُ التالي.</w:t>
-      </w:r>
-    </w:p>
-    <w:p>
-      <w:pPr>
-        <w:bidi/>
-        <w:jc w:val="center"/>
-      </w:pPr>
-      <w:r>
-        <w:rPr>
-          <w:rFonts w:ascii="Traditional Arabic" w:hAnsi="Traditional Arabic" w:cs="Traditional Arabic"/>
-          <w:rFonts w:ascii="Traditional Arabic" w:hAnsi="Traditional Arabic"/>
-          <w:sz w:val="20"/>
-          <w:szCs w:val="20"/>
-          <w:rtl/>
-        </w:rPr>
-        <w:t>* * *</w:t>
-      </w:r>
-    </w:p>
-    <w:p>
-      <w:pPr>
-        <w:bidi/>
-        <w:jc w:val="right"/>
-      </w:pPr>
-      <w:r>
-        <w:rPr>
-          <w:rFonts w:ascii="Traditional Arabic" w:hAnsi="Traditional Arabic" w:cs="Traditional Arabic"/>
-          <w:rFonts w:ascii="Traditional Arabic" w:hAnsi="Traditional Arabic"/>
-          <w:b/>
-          <w:sz w:val="40"/>
-          <w:szCs w:val="40"/>
-          <w:rtl/>
-        </w:rPr>
-        <w:t>الفصل الثالث</w:t>
-      </w:r>
-    </w:p>
-    <w:p>
-      <w:pPr>
-        <w:bidi/>
-        <w:jc w:val="right"/>
-      </w:pPr>
-      <w:r>
-        <w:rPr>
-          <w:rFonts w:ascii="Traditional Arabic" w:hAnsi="Traditional Arabic" w:cs="Traditional Arabic"/>
-          <w:rFonts w:ascii="Traditional Arabic" w:hAnsi="Traditional Arabic"/>
-          <w:b/>
-          <w:sz w:val="32"/>
-          <w:szCs w:val="32"/>
-          <w:rtl/>
-        </w:rPr>
-        <w:t>من الانتظام إلى ضرورة الخالق: لماذا لا يَكفي الكونُ نفسَه تفسيرًا؟</w:t>
+        <w:t>5. لقاءُ الحُجّة العقليّة بالنصّ القرآنيّ</w:t>
+      </w:r>
+    </w:p>
+    <w:p>
+      <w:pPr>
+        <w:bidi/>
+        <w:jc w:val="both"/>
+      </w:pPr>
+      <w:r>
+        <w:rPr>
+          <w:rFonts w:ascii="Traditional Arabic" w:hAnsi="Traditional Arabic" w:cs="Traditional Arabic"/>
+          <w:rFonts w:ascii="Traditional Arabic" w:hAnsi="Traditional Arabic"/>
+          <w:sz w:val="24"/>
+          <w:szCs w:val="24"/>
+          <w:rtl/>
+        </w:rPr>
+        <w:t>بعد استقرار الحُجّة العقليّة في طبقاتها الأربع، يَجيء النصُّ القرآنيُّ في موضعه المستقلّ؛ لا بوصفه بديلًا عن التحليل السابق، بل بوصفه أفقًا يهدي إليه ويُكمله من جهةٍ أخرى.</w:t>
       </w:r>
     </w:p>
     <w:p>
@@ -4473,23 +5319,87 @@
           <w:szCs w:val="22"/>
           <w:rtl/>
         </w:rPr>
-        <w:t>«أَمْ خُلِقُوا مِنْ غَيْرِ شَيْءٍ أَمْ هُمُ الْخَالِقُونَ أَمْ خَلَقُوا السَّمَاوَاتِ وَالْأَرْضَ ۚ بَلْ لَّا يُوقِنُونَ» (الطور، 35–36).</w:t>
-      </w:r>
-    </w:p>
-    <w:p>
-      <w:pPr>
-        <w:bidi/>
-        <w:jc w:val="center"/>
-      </w:pPr>
-      <w:r>
-        <w:rPr>
-          <w:rFonts w:ascii="Traditional Arabic" w:hAnsi="Traditional Arabic" w:cs="Traditional Arabic"/>
-          <w:rFonts w:ascii="Traditional Arabic" w:hAnsi="Traditional Arabic"/>
-          <w:sz w:val="20"/>
-          <w:szCs w:val="20"/>
-          <w:rtl/>
-        </w:rPr>
-        <w:t>* * *</w:t>
+        <w:t>«أَفِي اللَّهِ شَكٌّ فَاطِرِ السَّمَاوَاتِ وَالْأَرْضِ» (إبراهيم، 10). «إِنَّ فِي خَلْقِ السَّمَاوَاتِ وَالْأَرْضِ وَاخْتِلَافِ اللَّيْلِ وَالنَّهَارِ لَآيَاتٍ لِأُولِي الْأَلْبَابِ» (آل عمران، 190).</w:t>
+      </w:r>
+    </w:p>
+    <w:p>
+      <w:pPr>
+        <w:bidi/>
+        <w:jc w:val="both"/>
+      </w:pPr>
+      <w:r>
+        <w:rPr>
+          <w:rFonts w:ascii="Traditional Arabic" w:hAnsi="Traditional Arabic" w:cs="Traditional Arabic"/>
+          <w:rFonts w:ascii="Traditional Arabic" w:hAnsi="Traditional Arabic"/>
+          <w:sz w:val="24"/>
+          <w:szCs w:val="24"/>
+          <w:rtl/>
+        </w:rPr>
+        <w:t>تَستوقف هاتان الآيتان الحُجّةَ العقليّة من جهتين:</w:t>
+      </w:r>
+    </w:p>
+    <w:p>
+      <w:pPr>
+        <w:bidi/>
+        <w:jc w:val="right"/>
+      </w:pPr>
+      <w:r>
+        <w:rPr>
+          <w:rFonts w:ascii="Traditional Arabic" w:hAnsi="Traditional Arabic" w:cs="Traditional Arabic"/>
+          <w:rFonts w:ascii="Traditional Arabic" w:hAnsi="Traditional Arabic"/>
+          <w:sz w:val="24"/>
+          <w:szCs w:val="24"/>
+          <w:rtl/>
+        </w:rPr>
+        <w:t>• آيةُ إبراهيم تُحيل إلى بداهةِ الانتقال من الخلق إلى الفاطر، أي إلى المُوجِد المبتدئ. والنصُّ هنا لا يَعرض نسقًا فلسفيًّا تفصيليًّا، بل يَستثير توجّهًا عقليًّا فطريًّا يَرى في خلق السماوات والأرض دلالةً على فاطرها. ومن ثمّ فالحُجّةُ العقليّةُ التي بُسطت في هذا الفصل تُقرأ بوصفها تفصيلًا فلسفيًّا لِما تُجمِله الفطرة وتُذكّر به الآية.</w:t>
+      </w:r>
+    </w:p>
+    <w:p>
+      <w:pPr>
+        <w:bidi/>
+        <w:jc w:val="right"/>
+      </w:pPr>
+      <w:r>
+        <w:rPr>
+          <w:rFonts w:ascii="Traditional Arabic" w:hAnsi="Traditional Arabic" w:cs="Traditional Arabic"/>
+          <w:rFonts w:ascii="Traditional Arabic" w:hAnsi="Traditional Arabic"/>
+          <w:sz w:val="24"/>
+          <w:szCs w:val="24"/>
+          <w:rtl/>
+        </w:rPr>
+        <w:t>• آيةُ آل عمران تجعل الآياتِ في الخلق مكشوفةً لـ«أُولي الألباب»، أي لمن يُعمل عقلَه. وهذا تأصيلٌ قرآنيٌّ صريحٌ لمشروعيّة النظر العقليّ في الخلق. القرآنُ يفتح بابَ النظر، ويُوقظ الفطرة، ويَهدي إلى موضع السؤال؛ أمّا التفصيلُ البرهانيُّ الذي يصوغ هذا النظر في هيئة «استدلالٍ على أفضل تفسير»، فهو من عمل العقل الفلسفيّ داخل حدوده.</w:t>
+      </w:r>
+    </w:p>
+    <w:p>
+      <w:pPr>
+        <w:bidi/>
+        <w:jc w:val="both"/>
+      </w:pPr>
+      <w:r>
+        <w:rPr>
+          <w:rFonts w:ascii="Traditional Arabic" w:hAnsi="Traditional Arabic" w:cs="Traditional Arabic"/>
+          <w:rFonts w:ascii="Traditional Arabic" w:hAnsi="Traditional Arabic"/>
+          <w:sz w:val="24"/>
+          <w:szCs w:val="24"/>
+          <w:rtl/>
+        </w:rPr>
+        <w:t>اجتهاد الكتاب: الآياتُ القرآنيّةُ في باب الخلق والفطر تَعرض توجيهًا فطريًّا وعقليًّا جامعًا، ولا تَسوق البرهانَ الفلسفيَّ التفصيليَّ على نَسق المتكلّمين. لذلك يجيء هذا الفصلُ بسطًا تحليليًّا لما تُوجِزُه الهدايةُ القرآنيّة، لا إحلالًا له محلَّها.</w:t>
+      </w:r>
+    </w:p>
+    <w:p>
+      <w:pPr>
+        <w:bidi/>
+        <w:jc w:val="both"/>
+      </w:pPr>
+      <w:r>
+        <w:rPr>
+          <w:rFonts w:ascii="Traditional Arabic" w:hAnsi="Traditional Arabic" w:cs="Traditional Arabic"/>
+          <w:rFonts w:ascii="Traditional Arabic" w:hAnsi="Traditional Arabic"/>
+          <w:sz w:val="24"/>
+          <w:szCs w:val="24"/>
+          <w:rtl/>
+        </w:rPr>
+        <w:t>ومن المُقرَّر بالمعنى عند ابن تيمية رحمه الله، كما يَتضمَّنه عمومُ كلامه في «درء تعارض العقل والنقل»، أنّ صريحَ العقل لا يُعارض صحيحَ النقل، وأنّ الفطرةَ السليمةَ إذا استقامت التقت مع الوحي في أصل الدلالة على الخالق. واعتمادُ هذا الكتاب هنا على المعنى لا على نصٍّ حرفيّ، التزامٌ بضوابط النقل الواردة.</w:t>
       </w:r>
     </w:p>
     <w:p>
@@ -4506,137 +5416,87 @@
           <w:szCs w:val="28"/>
           <w:rtl/>
         </w:rPr>
-        <w:t>1. أين انتهى بنا الفصلان السابقان؟</w:t>
-      </w:r>
-    </w:p>
-    <w:p>
-      <w:pPr>
-        <w:bidi/>
-        <w:jc w:val="both"/>
-      </w:pPr>
-      <w:r>
-        <w:rPr>
-          <w:rFonts w:ascii="Traditional Arabic" w:hAnsi="Traditional Arabic" w:cs="Traditional Arabic"/>
-          <w:rFonts w:ascii="Traditional Arabic" w:hAnsi="Traditional Arabic"/>
-          <w:sz w:val="24"/>
-          <w:szCs w:val="24"/>
-          <w:rtl/>
-        </w:rPr>
-        <w:t>في الفصل الأوّل ثَبَّتنا معطىً أوّليًا: أنّ الكونَ منتظم. وفي الفصل الثاني تَجاوزنا الانتظامَ إلى ما هو أعمق منه: أنّ هذا الانتظامَ يُفهَم. الآن، في هذا الفصل، نَنتقل النقلةَ المنهجيّةَ التي كنّا نُؤجّلها بقصد: من المعطى إلى سؤاله، ومن السؤال إلى حدود الجواب، ثم إلى الحجّة العقليّة–الفلسفيّة على أنّ الكون لا يُفسِّر نفسَه بذاته، وأنّ القوانين تَصِف انتظامَ الواقع لكنها لا تُجيب: لماذا يوجد واقعٌ منتظمٌ قابلٌ للفهم أصلًا؟</w:t>
-      </w:r>
-    </w:p>
-    <w:p>
-      <w:pPr>
-        <w:bidi/>
-        <w:jc w:val="both"/>
-      </w:pPr>
-      <w:r>
-        <w:rPr>
-          <w:rFonts w:ascii="Traditional Arabic" w:hAnsi="Traditional Arabic" w:cs="Traditional Arabic"/>
-          <w:rFonts w:ascii="Traditional Arabic" w:hAnsi="Traditional Arabic"/>
-          <w:sz w:val="24"/>
-          <w:szCs w:val="24"/>
-          <w:rtl/>
-        </w:rPr>
-        <w:t>هذا الفصلُ ليس وعظًا، ولا مَناجاةً أدبيّة، ولا برهانًا ساذجًا من نوع: «كلُّ قانونٍ له واضع». البرهانُ بهذه الصياغة المختصرة يَستجيب لاعتراضٍ مشروعٍ مفاده: «وقانونُ الواضعِ مَن وَضَعه؟»، فيَنحدر إلى تسلسلٍ لا يُفلح. نُحاول هنا بناءً أكثر صَرامةً: لا اشتراطُ واضعٍ خارجيّ لكلّ قانونٍ، وإنّما بيانُ ضِيق التفسير الذاتيّ للكون أمام أسئلةٍ منهجيّةٍ ثلاثة لا يَطرقها العلمُ بأدواته، ولا تَحلّها الفلسفةُ الطبيعيّة الصِّرفة، ولا يُغلقها الإنسانُ بلا تعالٍ معرفيّ. هذه الأسئلة الثلاثة، حين تُعرَض على معطى الفصلين السابقين، تَفتح بابًا لا يُغلقه إلا الإقرارُ بِخالقٍ مُحكمٍ، أو الانسحابُ المعرفيّ.</w:t>
-      </w:r>
-    </w:p>
-    <w:p>
-      <w:pPr>
-        <w:bidi/>
-        <w:jc w:val="right"/>
-      </w:pPr>
-      <w:r>
-        <w:rPr>
-          <w:rFonts w:ascii="Traditional Arabic" w:hAnsi="Traditional Arabic" w:cs="Traditional Arabic"/>
-          <w:rFonts w:ascii="Traditional Arabic" w:hAnsi="Traditional Arabic"/>
-          <w:b/>
-          <w:sz w:val="28"/>
-          <w:szCs w:val="28"/>
-          <w:rtl/>
-        </w:rPr>
-        <w:t>2. الفجوةُ الأولى: من «كيف» إلى «لماذا يوجد كيفٌ أصلًا»</w:t>
-      </w:r>
-    </w:p>
-    <w:p>
-      <w:pPr>
-        <w:bidi/>
-        <w:jc w:val="both"/>
-      </w:pPr>
-      <w:r>
-        <w:rPr>
-          <w:rFonts w:ascii="Traditional Arabic" w:hAnsi="Traditional Arabic" w:cs="Traditional Arabic"/>
-          <w:rFonts w:ascii="Traditional Arabic" w:hAnsi="Traditional Arabic"/>
-          <w:sz w:val="24"/>
-          <w:szCs w:val="24"/>
-          <w:rtl/>
-        </w:rPr>
-        <w:t>أوّل فجوةٍ تَقع بين العلم وبين سؤاله الميتافيزيقيّ هي الفجوة بين وصف الكيف وبين سؤال الوجود. العلمُ يَصف كيف يَجري الكون: كيف تَدور الكواكب، كيف تَتركَّب الذرّات، كيف تَنشأ الأنواع. هذا الوصفُ، في صورته الناضجة، يَقترب من الإكمال في كثيرٍ من ميادينه، ولكنّه يَفترض الكونَ موضوعًا، لا يُنشئه. الفيزيائيُّ، حين يَستعمل معادلةً، يَفترض وجودَ شيءٍ تَنطبق عليه. والكيميائيّ، حين يَدرس تفاعلًا، يَفترض وجودَ ذرّاتٍ ومجالاتٍ. والبيولوجيّ، حين يَدرس انتقاءً، يَفترض وجودَ كائناتٍ تَتنازع على بقائها.</w:t>
-      </w:r>
-    </w:p>
-    <w:p>
-      <w:pPr>
-        <w:bidi/>
-        <w:jc w:val="both"/>
-      </w:pPr>
-      <w:r>
-        <w:rPr>
-          <w:rFonts w:ascii="Traditional Arabic" w:hAnsi="Traditional Arabic" w:cs="Traditional Arabic"/>
-          <w:rFonts w:ascii="Traditional Arabic" w:hAnsi="Traditional Arabic"/>
-          <w:sz w:val="24"/>
-          <w:szCs w:val="24"/>
-          <w:rtl/>
-        </w:rPr>
-        <w:t>السؤالُ الذي تَنطلق منه هذه الفصول الثلاثة الأولى، لماذا توجد قوانينُ قابلةٌ للفهم بدلَ ألّا توجد؟، لا يُحسَم بهذه المنهجيّة، لأنّ الجوابَ عليه يَسبق المنهجيّةَ نفسَها. لا تُجيب الفيزياء عن «لماذا توجد فيزياء»، تمامًا كما لا تُجيب الرياضيّاتُ عن «لماذا تَصدُق الرياضيّاتُ». هذا ليس نقيصةً في العلم، وإنّما هو خاصّيّة بنيويّة فيه: العلم داخلَ الكون، يَعمل بأدواته، فلا يَستطيع أن يَخرج عنه ليَحكم على كَونه ككلّ.</w:t>
-      </w:r>
-    </w:p>
-    <w:p>
-      <w:pPr>
-        <w:bidi/>
-        <w:jc w:val="both"/>
-      </w:pPr>
-      <w:r>
-        <w:rPr>
-          <w:rFonts w:ascii="Traditional Arabic" w:hAnsi="Traditional Arabic" w:cs="Traditional Arabic"/>
-          <w:rFonts w:ascii="Traditional Arabic" w:hAnsi="Traditional Arabic"/>
-          <w:sz w:val="24"/>
-          <w:szCs w:val="24"/>
-          <w:rtl/>
-        </w:rPr>
-        <w:t>ومن هنا، فإنّ القفزَ من «نَجاح العلم» إلى «العلم أثبت الله» قفزٌ منهجيّ غير مشروع، نَردّه نحن قبل أن يَردّه المعترض. ما نَستفيده من العلم في هذا الفصل هو اتساع منطقة سؤاله، لا إجابتُه عمّا لا يَملك إجابتَه. كلما تَقدَّم العلمُ في كشف القوانين الأعمق، اتسعت منطقة السؤال عن مصدر القانون. كلما اقتربنا من «معادلةٍ موحَّدة»، انفتح خلفها سؤالٌ لا تَحمله المعادلة: لماذا تكون هذه المعادلةُ هي المعادلة، لا غيرها؟ ولماذا تَنطبق على شيءٍ بدلًا من ألّا تَنطبق على شيء؟</w:t>
-      </w:r>
-    </w:p>
-    <w:p>
-      <w:pPr>
-        <w:bidi/>
-        <w:jc w:val="right"/>
-      </w:pPr>
-      <w:r>
-        <w:rPr>
-          <w:rFonts w:ascii="Traditional Arabic" w:hAnsi="Traditional Arabic" w:cs="Traditional Arabic"/>
-          <w:rFonts w:ascii="Traditional Arabic" w:hAnsi="Traditional Arabic"/>
-          <w:b/>
-          <w:sz w:val="28"/>
-          <w:szCs w:val="28"/>
-          <w:rtl/>
-        </w:rPr>
-        <w:t>3. الفجوة الثانية: ضِيقُ التفسير الذاتيّ للكون</w:t>
-      </w:r>
-    </w:p>
-    <w:p>
-      <w:pPr>
-        <w:bidi/>
-        <w:jc w:val="both"/>
-      </w:pPr>
-      <w:r>
-        <w:rPr>
-          <w:rFonts w:ascii="Traditional Arabic" w:hAnsi="Traditional Arabic" w:cs="Traditional Arabic"/>
-          <w:rFonts w:ascii="Traditional Arabic" w:hAnsi="Traditional Arabic"/>
-          <w:sz w:val="24"/>
-          <w:szCs w:val="24"/>
-          <w:rtl/>
-        </w:rPr>
-        <w:t>نَنتقل إلى فجوةٍ أعمق: التفسير الذاتيّ. أن يُقال إنّ الكونَ يُفسِّر نفسَه بنفسه، وإنّ كلَّ شيءٍ سببُه شيءٌ قبله، وإنّ هذا التسلسلَ كافٍ لإغلاق السؤال. هذه قراءةٌ شائعة، تَتسمّى أحيانًا بـ«الطبيعانيّة المغلقة» (Closed Naturalism)، وتَجد لها أنصارًا جادّين في الفلسفة المعاصرة. وهي قراءةٌ تَستحقّ ردًّا أعمقَ من «كلُّ قانونٍ له واضع».</w:t>
+        <w:t>6. ما الذي يبلغه هذا الاستدلال؟</w:t>
+      </w:r>
+    </w:p>
+    <w:p>
+      <w:pPr>
+        <w:bidi/>
+        <w:jc w:val="both"/>
+      </w:pPr>
+      <w:r>
+        <w:rPr>
+          <w:rFonts w:ascii="Traditional Arabic" w:hAnsi="Traditional Arabic" w:cs="Traditional Arabic"/>
+          <w:rFonts w:ascii="Traditional Arabic" w:hAnsi="Traditional Arabic"/>
+          <w:sz w:val="24"/>
+          <w:szCs w:val="24"/>
+          <w:rtl/>
+        </w:rPr>
+        <w:t>في هذا الموضع يَصحّ تحريرُ النتيجة التي بلغها التحليل:</w:t>
+      </w:r>
+    </w:p>
+    <w:p>
+      <w:pPr>
+        <w:bidi/>
+        <w:jc w:val="right"/>
+      </w:pPr>
+      <w:r>
+        <w:rPr>
+          <w:rFonts w:ascii="Traditional Arabic" w:hAnsi="Traditional Arabic" w:cs="Traditional Arabic"/>
+          <w:rFonts w:ascii="Traditional Arabic" w:hAnsi="Traditional Arabic"/>
+          <w:sz w:val="24"/>
+          <w:szCs w:val="24"/>
+          <w:rtl/>
+        </w:rPr>
+        <w:t>• يَبلغ الاستدلالُ العقليّ هنا أنّ الكون، في اجتماع وجوده، وإمكانه، وانتظامه، وقابليّتِه للفهم، وظهور الوعي داخله، لا يَكفي تفسيرًا لنفسه تفسيرًا مُغلقًا.</w:t>
+      </w:r>
+    </w:p>
+    <w:p>
+      <w:pPr>
+        <w:bidi/>
+        <w:jc w:val="right"/>
+      </w:pPr>
+      <w:r>
+        <w:rPr>
+          <w:rFonts w:ascii="Traditional Arabic" w:hAnsi="Traditional Arabic" w:cs="Traditional Arabic"/>
+          <w:rFonts w:ascii="Traditional Arabic" w:hAnsi="Traditional Arabic"/>
+          <w:sz w:val="24"/>
+          <w:szCs w:val="24"/>
+          <w:rtl/>
+        </w:rPr>
+        <w:t>• ويَبلغ أنّ فرضيّاتِ الاكتفاء بالطبيعة، سواء اتخذت صورةَ تسلسلٍ من الممكنات، أو دعوى ضرورةٍ كونيّة، أو توسيعًا لإطار الطبيعة عبر أكوانٍ كثيرة، تَبقى قاصرةً عن إغلاق السؤال المتعالي: لماذا يوجد أصلًا واقعٌ منظَّمٌ قابلٌ للفهم؟</w:t>
+      </w:r>
+    </w:p>
+    <w:p>
+      <w:pPr>
+        <w:bidi/>
+        <w:jc w:val="right"/>
+      </w:pPr>
+      <w:r>
+        <w:rPr>
+          <w:rFonts w:ascii="Traditional Arabic" w:hAnsi="Traditional Arabic" w:cs="Traditional Arabic"/>
+          <w:rFonts w:ascii="Traditional Arabic" w:hAnsi="Traditional Arabic"/>
+          <w:sz w:val="24"/>
+          <w:szCs w:val="24"/>
+          <w:rtl/>
+        </w:rPr>
+        <w:t>• ويَبلغ، تبعًا لذلك، أنّ القولَ بخالقٍ مُحكِمٍ حكيمٍ عليمٍ فاعلٍ بإذنه المستمرّ هو أفضلُ تفسيرٍ ميتافيزيقيٍّ للمعطى المركّب الذي بين أيدينا.</w:t>
+      </w:r>
+    </w:p>
+    <w:p>
+      <w:pPr>
+        <w:bidi/>
+        <w:jc w:val="both"/>
+      </w:pPr>
+      <w:r>
+        <w:rPr>
+          <w:rFonts w:ascii="Traditional Arabic" w:hAnsi="Traditional Arabic" w:cs="Traditional Arabic"/>
+          <w:rFonts w:ascii="Traditional Arabic" w:hAnsi="Traditional Arabic"/>
+          <w:sz w:val="24"/>
+          <w:szCs w:val="24"/>
+          <w:rtl/>
+        </w:rPr>
+        <w:t>ويقف العقلُ، مع ذلك، عند عتبةٍ واضحة: عتبةِ وجود الخالق. أمّا تعيينُ هذا الخالق، ومعاني الخلق، وغاياته، وصلته الدقيقة بالإنسان، وما يترتّب على ذلك من عبادةٍ وشريعةٍ ومآل، فهذه ميادينُ لا تُستخرج من العقل وحده. هنا يَظهر موضعُ الوحي: لا لينقض ما بلغه العقل، بل ليُعطيه ما لا يَبلغه بمفرده.</w:t>
       </w:r>
     </w:p>
     <w:p>
@@ -4657,7 +5517,7 @@
           <w:szCs w:val="22"/>
           <w:rtl/>
         </w:rPr>
-        <w:t xml:space="preserve">بعبارة أبسط: </w:t>
+        <w:t xml:space="preserve">حدود الفهم العلميّ نفسه: </w:t>
       </w:r>
       <w:r>
         <w:rPr>
@@ -4667,87 +5527,7 @@
           <w:szCs w:val="22"/>
           <w:rtl/>
         </w:rPr>
-        <w:t>«الطبيعانيّة المغلقة» موقفٌ يقول: الطبيعةُ هي كلُّ ما هناك، وكلُّ ما فيها يُفسَّر بما قبله من أسبابٍ طبيعيّة، فلا حاجة إلى السؤال عمّا وراءها. تَخيّلها كمن يَقول إنّ كلَّ صفحةٍ في كتابٍ ضخمٍ تُفسَّر بالصفحة التي قبلها، فلا داعي للسؤال عن مؤلّفٍ كتب الكتاب كلَّه. والمشكلة أنّ تتابعَ الصفحات مهما طال لا يُجيب عن سؤالٍ من نوعٍ آخر: لماذا يوجد كتابٌ أصلًا بدل ألّا يوجد شيء؟</w:t>
-      </w:r>
-    </w:p>
-    <w:p>
-      <w:pPr>
-        <w:bidi/>
-        <w:jc w:val="both"/>
-      </w:pPr>
-      <w:r>
-        <w:rPr>
-          <w:rFonts w:ascii="Traditional Arabic" w:hAnsi="Traditional Arabic" w:cs="Traditional Arabic"/>
-          <w:rFonts w:ascii="Traditional Arabic" w:hAnsi="Traditional Arabic"/>
-          <w:sz w:val="24"/>
-          <w:szCs w:val="24"/>
-          <w:rtl/>
-        </w:rPr>
-        <w:t>الردُّ المنهجيّ يَجري على ثلاثة محاور:</w:t>
-      </w:r>
-    </w:p>
-    <w:p>
-      <w:pPr>
-        <w:bidi/>
-        <w:jc w:val="right"/>
-      </w:pPr>
-      <w:r>
-        <w:rPr>
-          <w:rFonts w:ascii="Traditional Arabic" w:hAnsi="Traditional Arabic" w:cs="Traditional Arabic"/>
-          <w:rFonts w:ascii="Traditional Arabic" w:hAnsi="Traditional Arabic"/>
-          <w:sz w:val="24"/>
-          <w:szCs w:val="24"/>
-          <w:rtl/>
-        </w:rPr>
-        <w:t>• المحور الأوّل: الإمكانُ لا يُولِّد ضرورة. كلُّ ما في الكون من وجوهٍ نَعرفها، الجسيمات، القوى، الثوابت الكونيّة، الشروط الابتدائيّة، هو، في كلّ وحدةٍ منه، ممكنٌ. ممكنٌ بمعنى أنّه يَقبل أن يكون على غير ما هو عليه. ثابت بنية الذرّة يَقبل، من حيث المنطق، قِيَمًا أخرى. الكتلةُ التي تَتساوى عليها الجاذبيّةُ والعَطالةُ تَقبل قيمًا مختلفة. التَّوسُّعُ الكونيّ يَقبل معدّلاتٍ مغايرة. مجموعُ هذه الإمكانات هو الكون كما نَعرفه. والسؤال: ما الذي رجَّح هذا الإمكانَ على غيره؟ التسلسلُ في الزمان، هذا المنبثق من ذاك، وذاك من قبله، لا يُجيب عن السؤال؛ يَنقله موضعًا فحسب. مهما طالت السلسلةُ، كلُّ حلقةٍ فيها ممكنةٌ بنفسها. والممكنُ، مهما تكرَّر، لا يُولِّد بنفسه ضرورة. تَبقى السلسلةُ كلُّها ممكنةً تَحتاج إلى ما يُرجِّح وجودَها على عدمه.</w:t>
-      </w:r>
-    </w:p>
-    <w:p>
-      <w:pPr>
-        <w:bidi/>
-        <w:jc w:val="right"/>
-      </w:pPr>
-      <w:r>
-        <w:rPr>
-          <w:rFonts w:ascii="Traditional Arabic" w:hAnsi="Traditional Arabic" w:cs="Traditional Arabic"/>
-          <w:rFonts w:ascii="Traditional Arabic" w:hAnsi="Traditional Arabic"/>
-          <w:sz w:val="24"/>
-          <w:szCs w:val="24"/>
-          <w:rtl/>
-        </w:rPr>
-        <w:t>• المحور الثاني: التفسير الذاتيّ يَدور على نفسه. القولُ «الكونُ موجودٌ لأنّه كذلك» ليس تفسيرًا، وإنّما هو اعترافٌ بانعدام التفسير يَلبس ثوبَ تفسيرٍ. هو في معنىً ما إعادةُ صياغةٍ للسؤال بصيغةِ جوابٍ. وحين يُعدَّل بقوله: «الكونُ موجودٌ لأنّه ضروريّ»، يُلقى عبءُ الإثبات على من ادَّعى الضرورة، إذ كيف نَعرف أنّ ما نَخبره، وهو في تفاصيله الصغرى ممكنٌ بكلِّ المقاييس، هو في كلّيّته ضروريّ؟ هذا انتقالٌ غير مبرَّر من لاحظَ إلى ادّعى.</w:t>
-      </w:r>
-    </w:p>
-    <w:p>
-      <w:pPr>
-        <w:bidi/>
-        <w:jc w:val="right"/>
-      </w:pPr>
-      <w:r>
-        <w:rPr>
-          <w:rFonts w:ascii="Traditional Arabic" w:hAnsi="Traditional Arabic" w:cs="Traditional Arabic"/>
-          <w:rFonts w:ascii="Traditional Arabic" w:hAnsi="Traditional Arabic"/>
-          <w:sz w:val="24"/>
-          <w:szCs w:val="24"/>
-          <w:rtl/>
-        </w:rPr>
-        <w:t>• المحور الثالث: الفرضيّاتُ البديلةُ، كتعدّد الأكوان، تَنقل المشكلةَ ولا تَحلّها. قد يُقال إنّ كوننا واحدٌ من أكوانٍ لا حصرَ لها، وإنّ كلَّ ضبطٍ دقيقٍ تَلحظه فيه مَحضُ تَحَيُّزٍ في عيّنتنا. هذه الفرضيّة مشروعةٌ علميًا في إطارها النظريّ، وقد يَكون لها يومًا اختباراتٌ غير مباشرة. ولكنّها، حتى لو سُلِّم بها، لا تَحلّ السؤالَ الفلسفيّ، وإنّما تَنقله طبقةً واحدة: لماذا توجد مولِّدةُ الأكوان، أيًا كانت بنيتها؟ ولماذا تُولِّد بنىً قابلةً للوجود ولفظِ احتمالات تَنتهي إلى عقولٍ تَطرح هذا السؤالَ نفسَه؟ مهما اتّسعت السلسلةُ، يَبقى السؤالُ المتعالي قائمًا: لماذا «شيءٌ بدلًا من لا شيء؟»، ولماذا هذا الشيءُ من النوع الذي يَكون منظَّمًا قابلًا للفهم؟</w:t>
-      </w:r>
-    </w:p>
-    <w:p>
-      <w:pPr>
-        <w:bidi/>
-        <w:jc w:val="both"/>
-      </w:pPr>
-      <w:r>
-        <w:rPr>
-          <w:rFonts w:ascii="Traditional Arabic" w:hAnsi="Traditional Arabic" w:cs="Traditional Arabic"/>
-          <w:rFonts w:ascii="Traditional Arabic" w:hAnsi="Traditional Arabic"/>
-          <w:sz w:val="24"/>
-          <w:szCs w:val="24"/>
-          <w:rtl/>
-        </w:rPr>
-        <w:t>ليس مقصدُنا في هذه المحاور إثباتَ الإلهِ بِجَرّةِ قلم. المقصدُ هو إغلاقُ بابٍ تَفرّعَ منه إغراءُ القفز عنه: بابُ التفسير الذاتيّ. هذا الباب، حين يُتأمَّل، يَنكشف أنّه ليس بابًا، وإنّما هو حائطٌ يَستند إلى نفسه.</w:t>
+        <w:t>ومن تمام الأمانة أن يُذكَر كذلك أنّ الطبقة الوصفيّة التجريبيّة ما تزال مفتوحةً على مسائل كبرى لم تُحسَم بعد: - المادّة المظلمة والطاقة المظلمة: تشير نتائج بعثة Planck 2018 إلى أنّ المادّة العاديّة لا تَمثّل إلا نسبةً ضئيلةً من محتوى الكون، بينما يَشغل المجهولُ الغالبَ الأكبر. - توحيد الكمّ والنسبيّة: ميكانيكا الكمّ والنسبيّة العامّة نظريّتان ناجحتان كلٌّ في نطاقه، لكنّ توحيدهما في نظريةٍ واحدةٍ مكتملة ما يزال مشروعًا مفتوحًا. وهذا لا يُضعف العلم، بل يُحكِم موضعَه: كلّما اتّسعت رقعةُ الكشف، اتّسعت معها رقعةُ السؤال عن المصدر.</w:t>
       </w:r>
     </w:p>
     <w:p>
@@ -4764,55 +5544,71 @@
           <w:szCs w:val="28"/>
           <w:rtl/>
         </w:rPr>
-        <w:t>4. الفجوة الثالثة: من «نظامٍ يُفهَم» إلى «نظامٍ مَقصود»</w:t>
-      </w:r>
-    </w:p>
-    <w:p>
-      <w:pPr>
-        <w:bidi/>
-        <w:jc w:val="both"/>
-      </w:pPr>
-      <w:r>
-        <w:rPr>
-          <w:rFonts w:ascii="Traditional Arabic" w:hAnsi="Traditional Arabic" w:cs="Traditional Arabic"/>
-          <w:rFonts w:ascii="Traditional Arabic" w:hAnsi="Traditional Arabic"/>
-          <w:sz w:val="24"/>
-          <w:szCs w:val="24"/>
-          <w:rtl/>
-        </w:rPr>
-        <w:t>تَبقى الفجوةُ الأدقّ، وهي ليست بين العلم والفلسفة، وإنّما هي داخل الفلسفة نفسها: بين «نظامٍ يُفهَم» وبين «نظامٍ مَقصود». الأوّلُ صفةٌ في علاقةٍ معرفيّة بين عقلٍ وكون. الثاني ادّعاءٌ في الجهة المُنشِئة لذلك النظام: أن يكون النظامُ موضوعَ إرادةٍ، لا مجردَ بنيةٍ مُحايدة.</w:t>
-      </w:r>
-    </w:p>
-    <w:p>
-      <w:pPr>
-        <w:bidi/>
-        <w:jc w:val="both"/>
-      </w:pPr>
-      <w:r>
-        <w:rPr>
-          <w:rFonts w:ascii="Traditional Arabic" w:hAnsi="Traditional Arabic" w:cs="Traditional Arabic"/>
-          <w:rFonts w:ascii="Traditional Arabic" w:hAnsi="Traditional Arabic"/>
-          <w:sz w:val="24"/>
-          <w:szCs w:val="24"/>
-          <w:rtl/>
-        </w:rPr>
-        <w:t>هل تَكفي قابليّةُ الفهم وحدَها للقول بـ«القصد»؟ لا، إذا أَخذنا الكلمةَ بمعناها الدقيق. النظامُ قد يكون موضوعَ فهمٍ دون أن يكون موضوعَ قصد. ولكنّ ما يَدفعنا إلى الانتقال من الأوّل إلى الثاني ليس القفزَ المنطقيّ، وقد رفضناه، وإنّما هو اجتماعُ ثلاثةِ مُلاحظاتٍ تَتراكب:</w:t>
-      </w:r>
-    </w:p>
-    <w:p>
-      <w:pPr>
-        <w:bidi/>
-        <w:jc w:val="right"/>
-      </w:pPr>
-      <w:r>
-        <w:rPr>
-          <w:rFonts w:ascii="Traditional Arabic" w:hAnsi="Traditional Arabic" w:cs="Traditional Arabic"/>
-          <w:rFonts w:ascii="Traditional Arabic" w:hAnsi="Traditional Arabic"/>
-          <w:sz w:val="24"/>
-          <w:szCs w:val="24"/>
-          <w:rtl/>
-        </w:rPr>
-        <w:t>١. الانتظامُ ليس انتظامًا «جنسًا»، وإنّما هو انتظامٌ «من نوعٍ خاصّ»: هو انتظامٌ يَتولَّد منه تعقيدٌ مُتراكب، وفيه ضبطٌ عددٌ من الثوابت الكونيّة دقيقٌ بحيث لو تَغيَّر بسيطًا لَما نَشأت بنىً ذرّيّة، ولا نجوم، ولا حياة، ولا عقولٌ تَسأل. هذا «الضبط الدقيق» (Fine-tuning) ظاهرةٌ مَشهورةٌ في الفيزياء الكونيّة المعاصرة، وهي محلُّ جدلٍ في تفسيرها (تعدّد أكوان، ضرورةٌ خفيّةٌ في القوانين، أم قصدٌ). لا نَستعمله هنا «إثباتًا علميًا» للقصد؛ نَستعمله شاهدًا فلسفيًا على أنّ ما نَراه ليس انتظامًا أيًا كان، وإنّما هو انتظامٌ يَلتقي عند نقطةٍ ضيّقةٍ في فضاء الإمكانات.</w:t>
+        <w:t>7. اعتراضاتٌ قويّةٌ وجوابُها المنهجيّ</w:t>
+      </w:r>
+    </w:p>
+    <w:p>
+      <w:pPr>
+        <w:bidi/>
+        <w:jc w:val="both"/>
+      </w:pPr>
+      <w:r>
+        <w:rPr>
+          <w:rFonts w:ascii="Traditional Arabic" w:hAnsi="Traditional Arabic" w:cs="Traditional Arabic"/>
+          <w:rFonts w:ascii="Traditional Arabic" w:hAnsi="Traditional Arabic"/>
+          <w:sz w:val="24"/>
+          <w:szCs w:val="24"/>
+          <w:rtl/>
+        </w:rPr>
+        <w:t>ينبغي لهذا الفصل أن يَستقبل الاعتراضات في أقوى صيغها، لا في صورها الأضعف. وأبرزُها هنا ثلاثةُ مسالك متداخلة:</w:t>
+      </w:r>
+    </w:p>
+    <w:p>
+      <w:pPr>
+        <w:bidi/>
+        <w:jc w:val="both"/>
+      </w:pPr>
+      <w:r>
+        <w:rPr>
+          <w:rFonts w:ascii="Traditional Arabic" w:hAnsi="Traditional Arabic" w:cs="Traditional Arabic"/>
+          <w:rFonts w:ascii="Traditional Arabic" w:hAnsi="Traditional Arabic"/>
+          <w:sz w:val="24"/>
+          <w:szCs w:val="24"/>
+          <w:rtl/>
+        </w:rPr>
+        <w:t>الاعتراض الأوّل: النقدُ الكانطيّ بصيغته المعاصرة. يَرى كانط أنّ مفاهيمَ مثل العلّيّة والضرورة والوجوب تنتمي إلى بنية العقل التي تُنظِّم الخبرة الممكنة، ولا يَصحّ توسيعها إلى ما وراء الخبرة لإثبات كائنٍ متعالٍ. وقد عمّق هذا التحفّظَ فلاسفةٌ لاحقون مثل P. F. Strawson، حين أعاد قراءة البرهان المتعالي بوصفه تحليلًا لشروط التجربة لا ممرًّا إلى ميتافيزيقا ما وراءها، وBarry Stroud، حين شدّد على أنّ الحجج المتعالية قد تُثبت شروطَ التفكير في العالم كما نختبره، دون أن تُثبت وجودَ موضوعٍ متعالٍ خارج هذا الإطار.</w:t>
+      </w:r>
+    </w:p>
+    <w:p>
+      <w:pPr>
+        <w:bidi/>
+        <w:jc w:val="both"/>
+      </w:pPr>
+      <w:r>
+        <w:rPr>
+          <w:rFonts w:ascii="Traditional Arabic" w:hAnsi="Traditional Arabic" w:cs="Traditional Arabic"/>
+          <w:rFonts w:ascii="Traditional Arabic" w:hAnsi="Traditional Arabic"/>
+          <w:sz w:val="24"/>
+          <w:szCs w:val="24"/>
+          <w:rtl/>
+        </w:rPr>
+        <w:t>الاعتراض الثاني: الأنثروبيك المتقدّم بصيغة Nick Bostrom. حتى في غياب فرضيّة الأكوان المتعدّدة، يمكن القول إنّنا لا نحتاج إلى أكثر من منطق اختيار المراقب (Observer Selection Effect): فنحن لا نرصد إلا الشروط التي تجعل وجودَنا ممكنًا، لأنّ أيَّ شروطٍ لا تسمح بوجود مراقبين لن يكون فيها من يلاحظ شيئًا أصلًا. وبذلك يكون الضبطُ الدقيق، في حدود ما نراه، نتيجةً منطقيّةً لكوننا موجودين، لا إشارةً إضافيّةً إلى قصدٍ مُنشئ.</w:t>
+      </w:r>
+    </w:p>
+    <w:p>
+      <w:pPr>
+        <w:bidi/>
+        <w:jc w:val="both"/>
+      </w:pPr>
+      <w:r>
+        <w:rPr>
+          <w:rFonts w:ascii="Traditional Arabic" w:hAnsi="Traditional Arabic" w:cs="Traditional Arabic"/>
+          <w:rFonts w:ascii="Traditional Arabic" w:hAnsi="Traditional Arabic"/>
+          <w:sz w:val="24"/>
+          <w:szCs w:val="24"/>
+          <w:rtl/>
+        </w:rPr>
+        <w:t>الاعتراض الثالث: نظريةُ «Constructor Theory» عند ديفيد دويتش. يمكن، وفق هذا المنظور، إعادةُ بناء السؤال من داخل الطبيعة نفسها: فالمهمّ ليس سؤال «لماذا هذه القيم؟»، بل ما الذي تسمح به قوانين الفيزياء وما الذي تمنعه من حيث الإمكان والامتناع في بناء التحوّلات والمهامّ. فإذا كانت القوانينُ تسمح بظهور بُنى قادرةٍ على حفظ المعلومات، وإنتاج المعرفة، وبناء مُنشئاتٍ جديدة، أمكن تفسيرُ ظهور التعقيد والحياة والعقل من داخل وصفٍ طبيعانيٍّ للإمكانات البنائيّة، من غير حاجةٍ إلى إدخال قصدٍ متعالٍ.</w:t>
       </w:r>
     </w:p>
     <w:p>
@@ -4833,7 +5629,7 @@
           <w:szCs w:val="22"/>
           <w:rtl/>
         </w:rPr>
-        <w:t xml:space="preserve">مثال من الحياة: </w:t>
+        <w:t xml:space="preserve">بعبارة أبسط: </w:t>
       </w:r>
       <w:r>
         <w:rPr>
@@ -4843,151 +5639,103 @@
           <w:szCs w:val="22"/>
           <w:rtl/>
         </w:rPr>
-        <w:t>تَخيّل لوحةَ تحكّمٍ فيها عشراتُ المؤشّرات، كلٌّ منها يَحتاج إلى ضبطٍ بالغ الدقّة كي تَعمل المنظومةُ كلُّها. لو زاد أحدُها قليلًا أو نَقص، لَانهار كلُّ شيء. ثوابتُ الكون أشبهُ بهذه المؤشّرات: قيمُها واقعةٌ في نطاقٍ ضيّقٍ جدًا يَسمح بوجود نجومٍ وذرّاتٍ وحياة. لا نَقول إنّ هذا «يُثبت» القاصدَ إثباتًا علميًا قاطعًا؛ نَقول إنّ من يَرى لوحةً مضبوطةً بهذه الدقّة يَصعب عليه أن يَطمئنّ إلى أنّ المؤشّرات ضَبطت نفسَها بنفسها بلا قصد.</w:t>
-      </w:r>
-    </w:p>
-    <w:p>
-      <w:pPr>
-        <w:bidi/>
-        <w:jc w:val="both"/>
-      </w:pPr>
-      <w:r>
-        <w:rPr>
-          <w:rFonts w:ascii="Traditional Arabic" w:hAnsi="Traditional Arabic" w:cs="Traditional Arabic"/>
-          <w:rFonts w:ascii="Traditional Arabic" w:hAnsi="Traditional Arabic"/>
-          <w:sz w:val="24"/>
-          <w:szCs w:val="24"/>
-          <w:rtl/>
-        </w:rPr>
-        <w:t>وحتى لا يَبقى الكلامُ عن «الضبط» مجرّدَ انطباعٍ بلاغيّ، تُشير الفيزياءُ الكونيّةُ المعاصرة إلى أنّ الثوابتَ الأساسيّة للطبيعة تَقع في نطاقاتٍ ضيّقةٍ بالغة الدقّة: فشدّةُ التآثر الكهرومغناطيسيّ (ثابت البنية الدقيقة α)، وكتلةُ الإلكترون ونسبتُها إلى كتلة البروتون، وقوّةُ الاقتران النوويّ القويّ، والثابتُ الكونيّ المرتبط بطاقة الفراغ، كلُّ واحدٍ منها لا يَسمح بوجود ذرّاتٍ مستقرّةٍ ولا نجومٍ ولا حياةٍ إلا عند قيمٍ تَكاد تُحصَر في نقطةٍ واحدة. أمّا المفارقةُ الأعمقُ، وهي ما يَعدُّه الفيزيائيّون من أشدّ التحدّيات النظريّة المفتوحة اليوم، فتَظهر في الفجوة الهائلة بين القيمة المرصودة للثابت الكونيّ وتوقّعات نظريّة الحقول الكموميّة، وهي فجوةٌ تُلمِح إلى دقّةٍ تُعجز أيَّ تفسيرٍ مصادفاتيّ ساذج.</w:t>
-      </w:r>
-    </w:p>
-    <w:p>
-      <w:pPr>
-        <w:bidi/>
-        <w:jc w:val="both"/>
-      </w:pPr>
-      <w:r>
-        <w:rPr>
-          <w:rFonts w:ascii="Traditional Arabic" w:hAnsi="Traditional Arabic" w:cs="Traditional Arabic"/>
-          <w:rFonts w:ascii="Traditional Arabic" w:hAnsi="Traditional Arabic"/>
-          <w:sz w:val="24"/>
-          <w:szCs w:val="24"/>
-          <w:rtl/>
-        </w:rPr>
-        <w:t>على أنّ الأمانةَ العلميّةَ تَقتضي عرضَ البدائل التفسيريّة لهذا الضبط بقوّتها الحقيقيّة، قبل أيّ ترجيحٍ عقليّ، حتى لا يَنزلق الكتابُ إلى انتقاءٍ يَخدم الأطروحة:</w:t>
-      </w:r>
-    </w:p>
-    <w:p>
-      <w:pPr>
-        <w:bidi/>
-        <w:jc w:val="right"/>
-      </w:pPr>
-      <w:r>
-        <w:rPr>
-          <w:rFonts w:ascii="Traditional Arabic" w:hAnsi="Traditional Arabic" w:cs="Traditional Arabic"/>
-          <w:rFonts w:ascii="Traditional Arabic" w:hAnsi="Traditional Arabic"/>
-          <w:sz w:val="24"/>
-          <w:szCs w:val="24"/>
-          <w:rtl/>
-        </w:rPr>
-        <w:t>• تعدّد الأكوان (Multiverse) المقترن غالبًا بـ«المشهد الوتريّ» (String Landscape)، حيث يُقدَّر عددٌ هائلٌ من حالات الفراغ الممكنة (تُذكر أرقامٌ من رتبة 10⁵⁰⁰)، فيَكون كوننا أحدَها بقيمٍ تَسمح بالحياة. وقد أَثمر هذا الإطارُ تنبّؤًا فعليًا: تَوقَّع واينبرغ (1987) قيمةً صغيرةً غير صفريّةٍ للثابت الكونيّ بحجّةٍ أنثروبيّة، قبل رصد التسارُع الكونيّ سنة 1998. هذه قوّةٌ حقيقيّةٌ يَجب الإقرارُ بها.</w:t>
-      </w:r>
-    </w:p>
-    <w:p>
-      <w:pPr>
-        <w:bidi/>
-        <w:jc w:val="right"/>
-      </w:pPr>
-      <w:r>
-        <w:rPr>
-          <w:rFonts w:ascii="Traditional Arabic" w:hAnsi="Traditional Arabic" w:cs="Traditional Arabic"/>
-          <w:rFonts w:ascii="Traditional Arabic" w:hAnsi="Traditional Arabic"/>
-          <w:sz w:val="24"/>
-          <w:szCs w:val="24"/>
-          <w:rtl/>
-        </w:rPr>
-        <w:t>• التضخّم الأبديّ (Eternal Inflation) عند لِنده وفيلينكِن وغوث، الذي يُولِّد، من ميكانيزم التضخّم نفسِه، عوالمَ جيبيّةً لا تَنتهي، بثوابتَ قد تَختلف من جيبٍ لآخر، فيُوفِّر آليّةً فيزيائيّةً لتوليد التعدّد لا مجرّد افتراضٍ تأمّليّ.</w:t>
-      </w:r>
-    </w:p>
-    <w:p>
-      <w:pPr>
-        <w:bidi/>
-        <w:jc w:val="right"/>
-      </w:pPr>
-      <w:r>
-        <w:rPr>
-          <w:rFonts w:ascii="Traditional Arabic" w:hAnsi="Traditional Arabic" w:cs="Traditional Arabic"/>
-          <w:rFonts w:ascii="Traditional Arabic" w:hAnsi="Traditional Arabic"/>
-          <w:sz w:val="24"/>
-          <w:szCs w:val="24"/>
-          <w:rtl/>
-        </w:rPr>
-        <w:t>• النماذج بلا حدٍّ زمنيّ ابتدائيّ، كاقتراح «اللاحدّ» (No-Boundary Proposal) لهارتل وهوكينغ (1983)، الذي يَصف الكونَ بدالّةِ موجةٍ لا تَستلزم «لحظةَ بدءٍ» بالمعنى الكلاسيكيّ، فيُعيد صياغةَ سؤال «البداية» نفسِه.</w:t>
-      </w:r>
-    </w:p>
-    <w:p>
-      <w:pPr>
-        <w:bidi/>
-        <w:jc w:val="both"/>
-      </w:pPr>
-      <w:r>
-        <w:rPr>
-          <w:rFonts w:ascii="Traditional Arabic" w:hAnsi="Traditional Arabic" w:cs="Traditional Arabic"/>
-          <w:rFonts w:ascii="Traditional Arabic" w:hAnsi="Traditional Arabic"/>
-          <w:sz w:val="24"/>
-          <w:szCs w:val="24"/>
-          <w:rtl/>
-        </w:rPr>
-        <w:t>هذه البدائلُ ليست هزيلةً، وليس من الإنصاف ردُّها بكلمة. ومع ذلك، يَبقى عليها اعتراضٌ عقليٌّ مشترَك: أنّها تَنقل سؤالَ الانتظام ولا تُلغيه. فآليّةُ توليد الأكوان (سواءٌ كانت تضخّمًا أبديًا أو مشهدًا وتريًا) هي نفسُها بنيةٌ منضبطةٌ خاضعةٌ لقوانينَ تَسمح بإنتاج عوالم، فيَعود السؤال: لماذا توجد آليّةٌ مُولِّدةٌ قابلةٌ للوصف الرياضيّ أصلًا، بدل ألّا يوجد شيء؟ هذا الردُّ عقليٌّ–فلسفيّ، لا تجريبيّ؛ فلا يُقدَّم بوصفه دحضًا علميًا للنماذج، وإنّما بوصفه تذكيرًا بأنّ أيًّا منها لا يُغلق فجوةَ «لماذا يوجد نظامٌ قابلٌ للفهم».</w:t>
-      </w:r>
-    </w:p>
-    <w:p>
-      <w:pPr>
-        <w:bidi/>
-        <w:jc w:val="right"/>
-      </w:pPr>
-      <w:r>
-        <w:rPr>
-          <w:rFonts w:ascii="Traditional Arabic" w:hAnsi="Traditional Arabic" w:cs="Traditional Arabic"/>
-          <w:rFonts w:ascii="Traditional Arabic" w:hAnsi="Traditional Arabic"/>
-          <w:sz w:val="24"/>
-          <w:szCs w:val="24"/>
-          <w:rtl/>
-        </w:rPr>
-        <w:t>٢. القابليّةُ للفهم ليست قابليّةً عابرة، وإنّما هي قابليّةٌ مُتراكبةُ الطبقات: يَفهمها الإنسانُ بلغةٍ تَجريديّةٍ هو لم يَخترعها للبقاء، فإذا بها تَنطبق على ما لم يَخبره، كما رأينا في الفصل السابق. هذا التطابقُ، كما لاحظ فيغنر، «غيرُ معقولٍ» في فعاليّته إذا قُيس بأدواتنا الذاتيّة فحسب.</w:t>
-      </w:r>
-    </w:p>
-    <w:p>
-      <w:pPr>
-        <w:bidi/>
-        <w:jc w:val="right"/>
-      </w:pPr>
-      <w:r>
-        <w:rPr>
-          <w:rFonts w:ascii="Traditional Arabic" w:hAnsi="Traditional Arabic" w:cs="Traditional Arabic"/>
-          <w:rFonts w:ascii="Traditional Arabic" w:hAnsi="Traditional Arabic"/>
-          <w:sz w:val="24"/>
-          <w:szCs w:val="24"/>
-          <w:rtl/>
-        </w:rPr>
-        <w:t>٣. اقترانُ الانتظامِ بإمكانِ الفعل والمسؤوليّة: الكونُ القابلُ للفهم هو نفسُه الكونُ الذي يَستطيع فيه الإنسانُ أن يَفعل فِعلًا له أثرٌ مُتَنَبَّأ به، على الأقلّ في حدود فَهمه، وأن يَتحمَّل وِزرَ هذا الفعل، فيُحاسَب أو يُكافَأ. لو لم يَكن الكونُ منتظمًا، لَما أمكن للفعل أن يكون فِعلًا. ولو لم يَكن مَقصودًا، لَما حَمَل الفعلُ معنىً يَنفعه أو يَضرّه. الانتظامُ الموجَّهُ على نحوٍ يَقبل أن يَكون فيه مكلَّفون، ظاهرةٌ يَتقاصر عن تفسيرها مفهومُ «النظام» المُجرَّد.</w:t>
-      </w:r>
-    </w:p>
-    <w:p>
-      <w:pPr>
-        <w:bidi/>
-        <w:jc w:val="both"/>
-      </w:pPr>
-      <w:r>
-        <w:rPr>
-          <w:rFonts w:ascii="Traditional Arabic" w:hAnsi="Traditional Arabic" w:cs="Traditional Arabic"/>
-          <w:rFonts w:ascii="Traditional Arabic" w:hAnsi="Traditional Arabic"/>
-          <w:sz w:val="24"/>
-          <w:szCs w:val="24"/>
-          <w:rtl/>
-        </w:rPr>
-        <w:t>اجتماعُ هذه المُلاحظات الثلاث لا يُنتج برهانًا قاطعًا على القصد بمنطقٍ صوريٍّ، لكنّه يُحدث تَرجيحًا عقليًا قويًا على أنّ النظامَ الذي نَراه يَحمل في بنيته ما يُشبه «بصمةَ المنشِئ». و«التَّرجيح العقليّ» في الميتافيزيقا — خلافًا لما يَفترضه التصوّرُ السائد — هو منطقُ القرار العقلانيّ في كثيرٍ من ميادين البشر: لا نُقرّر دائمًا بالبرهان الصوريّ، وإنّما بـ«أيُّ التفسيرات أكثرُ معقوليّةً وأقلُّ تكلّفًا في التزاماته».</w:t>
+        <w:t>هذه الاعتراضات، في صيغتها الأقوى، تقول: ما تَعتبرونه دلالةً على الخالق قد يكون مجرّدَ أثرٍ لطريقة نظرنا نحن؛ فعقلُنا لا يَتجاوز حدود التجربة، وموقعُنا كمراقبين يَجعلنا لا نرى إلا كونًا صالحًا لوجودنا، وقوانينُ الطبيعة قد تكفي، من داخلها، لتفسير ما هو ممكن البناء فيها.</w:t>
+      </w:r>
+    </w:p>
+    <w:p>
+      <w:pPr>
+        <w:bidi/>
+        <w:jc w:val="both"/>
+      </w:pPr>
+      <w:r>
+        <w:rPr>
+          <w:rFonts w:ascii="Traditional Arabic" w:hAnsi="Traditional Arabic" w:cs="Traditional Arabic"/>
+          <w:rFonts w:ascii="Traditional Arabic" w:hAnsi="Traditional Arabic"/>
+          <w:sz w:val="24"/>
+          <w:szCs w:val="24"/>
+          <w:rtl/>
+        </w:rPr>
+        <w:t>الجواب:</w:t>
+      </w:r>
+    </w:p>
+    <w:p>
+      <w:pPr>
+        <w:bidi/>
+        <w:jc w:val="right"/>
+      </w:pPr>
+      <w:r>
+        <w:rPr>
+          <w:rFonts w:ascii="Traditional Arabic" w:hAnsi="Traditional Arabic" w:cs="Traditional Arabic"/>
+          <w:rFonts w:ascii="Traditional Arabic" w:hAnsi="Traditional Arabic"/>
+          <w:sz w:val="24"/>
+          <w:szCs w:val="24"/>
+          <w:rtl/>
+        </w:rPr>
+        <w:t>• أوّلًا: التحفّظُ الكانطيّ يَضبط الدعوى، ولا يُبطل الترجيح. نعم، الاستدلالُ هنا لا يُقدَّم بوصفه برهانًا صوريًّا يلزم كلَّ عقلٍ من داخل المنطق المحض، وهذا عينُ السبب الذي يجعل صياغته الأنسب هي الاستدلال على أفضل تفسير. لكنّ التحفّظَ الكانطيّ لا يَمنح الطبيعانيّةَ انتصارًا تلقائيًّا؛ لأنّه، إذا منع الانتقالَ القطعيَّ من الخبرة إلى الميتافيزيقا، منع كذلك ادّعاءَ الاكتفاء بالطبيعة اكتفاءً نهائيًّا. وما يَبقى مفتوحًا بعد هذا التحفّظ هو ميدانُ الترجيح الفلسفيّ بين تفسيراتٍ متنافسةٍ للمعطى، لا ميدانُ الإبطال الكامل لأحدها لمجرّد أنّه ميتافيزيقيّ.</w:t>
+      </w:r>
+    </w:p>
+    <w:p>
+      <w:pPr>
+        <w:bidi/>
+        <w:jc w:val="right"/>
+      </w:pPr>
+      <w:r>
+        <w:rPr>
+          <w:rFonts w:ascii="Traditional Arabic" w:hAnsi="Traditional Arabic" w:cs="Traditional Arabic"/>
+          <w:rFonts w:ascii="Traditional Arabic" w:hAnsi="Traditional Arabic"/>
+          <w:sz w:val="24"/>
+          <w:szCs w:val="24"/>
+          <w:rtl/>
+        </w:rPr>
+        <w:t>• ثانيًا: اختيارُ المراقب يَشرح لماذا نرى ما نراه، ولا يَشرح لماذا وُجد ما يجعل الرؤيةَ ممكنةً أصلًا. وهذه هي النقطةُ الحاسمة في نقد الصياغة الأنثروبيّة المتقدّمة، سواء قُدِّمت بصيغة عامّة أو بصياغة Bostrom الدقيقة. فقولُنا إنّ المراقب لا يَرى إلا كونًا يسمح بوجوده صحيحٌ من حيث الوصف الشرطيّ، لكنه يَبقى تابعًا لافتراضٍ سابقٍ لم يُفسَّر بعد: لماذا توجد أصلًا بنيةٌ قانونيّةٌ تَسمح بظهور مراقبين؟ منطقُ الاختيار يُصفّي العيّنة، لكنه لا يُنشئ الفضاء الذي صارت فيه التصفية ممكنة.</w:t>
+      </w:r>
+    </w:p>
+    <w:p>
+      <w:pPr>
+        <w:bidi/>
+        <w:jc w:val="right"/>
+      </w:pPr>
+      <w:r>
+        <w:rPr>
+          <w:rFonts w:ascii="Traditional Arabic" w:hAnsi="Traditional Arabic" w:cs="Traditional Arabic"/>
+          <w:rFonts w:ascii="Traditional Arabic" w:hAnsi="Traditional Arabic"/>
+          <w:sz w:val="24"/>
+          <w:szCs w:val="24"/>
+          <w:rtl/>
+        </w:rPr>
+        <w:t>• ثالثًا: نظريةُ المُنشِئ تَعمّق وصف الإمكان البنائيّ، لكنها لا تُغني عن سؤال مصدر الإمكان نفسه. فإذا قيل إنّ الفيزياء تُحدّد ما يمكن بناؤه وما لا يمكن، فهذا توصيفٌ بالغُ الأهمّيّة لهيكل الواقع، لكنّه لا يُجيب بعدُ عن سؤال: لماذا توجد قوانينُ من هذا النوع أصلًا؟ ولماذا تُنتج هذه القوانين فضاءً من الإمكانات يسمح بنشوء المعرفة والحياة والوعي، بدل أن يكون فضاءً عقيمًا أو ممتنعًا؟ مرةً أخرى، يَظهر أنّ الاعتراض يَفسّر كيف نرى أو كيف ينبني الممكن داخل العالم، لكنه لا يَفسّر لماذا وُجد العالمُ الممكنُ أصلًا.</w:t>
+      </w:r>
+    </w:p>
+    <w:p>
+      <w:pPr>
+        <w:bidi/>
+        <w:jc w:val="right"/>
+      </w:pPr>
+      <w:r>
+        <w:rPr>
+          <w:rFonts w:ascii="Traditional Arabic" w:hAnsi="Traditional Arabic" w:cs="Traditional Arabic"/>
+          <w:rFonts w:ascii="Traditional Arabic" w:hAnsi="Traditional Arabic"/>
+          <w:sz w:val="24"/>
+          <w:szCs w:val="24"/>
+          <w:rtl/>
+        </w:rPr>
+        <w:t>• رابعًا: حجّةُ هذا الفصل تركيبيّةٌ لا أحاديّة. فهي لا تعتمد على الإمكان وحده، ولا على الضبط الدقيق وحده، ولا على الوعي وحده، بل على تراكب الطبقات الأربع في نموذج كود الحياة التكاملي. ولهذا لا يَكفي ردُّ عنصرٍ منفردٍ منها لردّ البنية بأكملها؛ لأنّ قوّتها تنشأ من اجتماعها، لا من انعزال كلّ طبقةٍ على حدة.</w:t>
+      </w:r>
+    </w:p>
+    <w:p>
+      <w:pPr>
+        <w:bidi/>
+        <w:jc w:val="both"/>
+      </w:pPr>
+      <w:r>
+        <w:rPr>
+          <w:rFonts w:ascii="Traditional Arabic" w:hAnsi="Traditional Arabic" w:cs="Traditional Arabic"/>
+          <w:rFonts w:ascii="Traditional Arabic" w:hAnsi="Traditional Arabic"/>
+          <w:sz w:val="24"/>
+          <w:szCs w:val="24"/>
+          <w:rtl/>
+        </w:rPr>
+        <w:t>والنتيجةُ المنهجيّة هنا واضحة: هذه الاعتراضات تُحسّن شروطَ النقاش، وتمنع السذاجة في عرض الحُجّة، لكنها لا تُغلق هذا المسار الذي يَنتهي إلى ترجيح القول بخالقٍ مُحكِم. وما يَثبت هنا ليس إلزامًا صوريًّا، بل معقوليّةٌ فلسفيّةٌ راجحة.</w:t>
       </w:r>
     </w:p>
     <w:p>
@@ -5004,154 +5752,87 @@
           <w:szCs w:val="28"/>
           <w:rtl/>
         </w:rPr>
-        <w:t>4-أ. الفجوةُ الرابعة: الوعيُ الذاتيُّ الذي تعجز المادّة عن توليده</w:t>
-      </w:r>
-    </w:p>
-    <w:p>
-      <w:pPr>
-        <w:bidi/>
-        <w:jc w:val="both"/>
-      </w:pPr>
-      <w:r>
-        <w:rPr>
-          <w:rFonts w:ascii="Traditional Arabic" w:hAnsi="Traditional Arabic" w:cs="Traditional Arabic"/>
-          <w:rFonts w:ascii="Traditional Arabic" w:hAnsi="Traditional Arabic"/>
-          <w:sz w:val="24"/>
-          <w:szCs w:val="24"/>
-          <w:rtl/>
-        </w:rPr>
-        <w:t>ثمّ فجوةٌ رابعة تُضاف إلى الثلاث السابقة، ولا تَقلّ عنها في العمق الفلسفيّ. فجوةُ الوعي الذاتيّ.</w:t>
-      </w:r>
-    </w:p>
-    <w:p>
-      <w:pPr>
-        <w:bidi/>
-        <w:jc w:val="both"/>
-      </w:pPr>
-      <w:r>
-        <w:rPr>
-          <w:rFonts w:ascii="Traditional Arabic" w:hAnsi="Traditional Arabic" w:cs="Traditional Arabic"/>
-          <w:rFonts w:ascii="Traditional Arabic" w:hAnsi="Traditional Arabic"/>
-          <w:sz w:val="24"/>
-          <w:szCs w:val="24"/>
-          <w:rtl/>
-        </w:rPr>
-        <w:t>الانتظامُ قائمٌ في الكون. الفهمُ ممكنٌ للإنسان. الفعلُ مُولِّدٌ للمسؤولية. والآن يَطرح هذا الفصلُ سؤالًا رابعًا: لماذا يوجد في الكون شاهدٌ داخليٌّ يَرى الانتظامَ ويَدهش منه ويَعرف أنه يَفهم؟</w:t>
-      </w:r>
-    </w:p>
-    <w:p>
-      <w:pPr>
-        <w:bidi/>
-        <w:jc w:val="both"/>
-      </w:pPr>
-      <w:r>
-        <w:rPr>
-          <w:rFonts w:ascii="Traditional Arabic" w:hAnsi="Traditional Arabic" w:cs="Traditional Arabic"/>
-          <w:rFonts w:ascii="Traditional Arabic" w:hAnsi="Traditional Arabic"/>
-          <w:sz w:val="24"/>
-          <w:szCs w:val="24"/>
-          <w:rtl/>
-        </w:rPr>
-        <w:t>الفيلسوف ديفيد تشالمرز ميَّز بين ما أسماه «المعضلة السهلة» للوعي — تفسيرُ الوظائف العصبية كالانتباه والذاكرة — وبين «المعضلة الصلبة»: لماذا يكون للعمليات العصبية تجربةٌ ذاتيةٌ من الداخل؟ لماذا حين تُعالج القشرةُ البصرية الضوءَ الأحمرَ يكون ثمّةَ «شعورٌ» بالحمرة، لا مجرّد معالجةٍ معلوماتية باردة؟</w:t>
-      </w:r>
-    </w:p>
-    <w:p>
-      <w:pPr>
-        <w:bidi/>
-        <w:jc w:val="both"/>
-      </w:pPr>
-      <w:r>
-        <w:rPr>
-          <w:rFonts w:ascii="Traditional Arabic" w:hAnsi="Traditional Arabic" w:cs="Traditional Arabic"/>
-          <w:rFonts w:ascii="Traditional Arabic" w:hAnsi="Traditional Arabic"/>
-          <w:sz w:val="24"/>
-          <w:szCs w:val="24"/>
-          <w:rtl/>
-        </w:rPr>
-        <w:t>العلمُ يشرح كيف يُعالج الدماغُ المعلومات. وهذا إنجازٌ حقيقيٌّ عظيم. أمّا لماذا تَصحَب هذه المعالجةَ تجربةٌ داخليةٌ — فرحٌ، ألمٌ، دهشةٌ أمام النجوم، خجلٌ من فعلٍ قبيح — فهذا السؤالُ يَعجز عن الإجابة عنه أيُّ نموذجٍ اختزاليٍّ حتى اليوم. والعجزُ هنا جذريٌّ: زيادةُ الكيمياء العصبية التفصيليّة تُعمِّق الوصفَ ولا تَردم الفجوة.</w:t>
-      </w:r>
-    </w:p>
-    <w:p>
-      <w:pPr>
-        <w:bidi/>
-        <w:jc w:val="right"/>
-        <w:pBdr>
-          <w:right w:val="single" w:sz="12" w:space="4" w:color="999999"/>
-        </w:pBdr>
-        <w:ind w:right="360"/>
-      </w:pPr>
-      <w:r>
-        <w:rPr>
-          <w:rFonts w:ascii="Traditional Arabic" w:hAnsi="Traditional Arabic" w:cs="Traditional Arabic"/>
-          <w:rFonts w:ascii="Traditional Arabic" w:hAnsi="Traditional Arabic"/>
-          <w:b/>
-          <w:sz w:val="22"/>
-          <w:szCs w:val="22"/>
-          <w:rtl/>
-        </w:rPr>
-        <w:t xml:space="preserve">إضاءة منهجيّة: </w:t>
-      </w:r>
-      <w:r>
-        <w:rPr>
-          <w:rFonts w:ascii="Traditional Arabic" w:hAnsi="Traditional Arabic" w:cs="Traditional Arabic"/>
-          <w:rFonts w:ascii="Traditional Arabic" w:hAnsi="Traditional Arabic"/>
-          <w:sz w:val="22"/>
-          <w:szCs w:val="22"/>
-          <w:rtl/>
-        </w:rPr>
-        <w:t>لكن حذارِ من المغالاة: إنّ المعضلةَ الصلبة للوعي شاهدٌ فلسفيٌّ موثَّقٌ في أدبيّات فلسفة العقل المعاصرة، يُقدَّم هنا بوصفه فجوةً تُضيِّق من كلّ جهةٍ التفسيرَ الذاتيّ للكون، لا دليلًا مباشرًا على طبيعة الرّوح أو وجودها؛ فتلك أبوابٌ تُفتَح بالوحي لا بمحاجّة الفلسفة وحدها.</w:t>
-      </w:r>
-    </w:p>
-    <w:p>
-      <w:pPr>
-        <w:bidi/>
-        <w:jc w:val="both"/>
-      </w:pPr>
-      <w:r>
-        <w:rPr>
-          <w:rFonts w:ascii="Traditional Arabic" w:hAnsi="Traditional Arabic" w:cs="Traditional Arabic"/>
-          <w:rFonts w:ascii="Traditional Arabic" w:hAnsi="Traditional Arabic"/>
-          <w:sz w:val="24"/>
-          <w:szCs w:val="24"/>
-          <w:rtl/>
-        </w:rPr>
-        <w:t>والمعنى في إطار الكتاب مُحدَّدٌ ومنضبط: الفجواتُ الأربع مجتمعةً — وجودُ الكون، انتظامُه، قابليّتُه للفهم، ووجودُ شاهدٍ داخليٍّ يُدرك هذا كلَّه — تُضيِّق من كلّ جهةٍ فضاءَ التفسير الذاتيّ، وتُوسِّع الترجيحَ العقليَّ لصالح خالقٍ يُحكمٌ يُعطي هذا الوجودَ معناه.</w:t>
-      </w:r>
-    </w:p>
-    <w:p>
-      <w:pPr>
-        <w:bidi/>
-        <w:jc w:val="both"/>
-      </w:pPr>
-      <w:r>
-        <w:rPr>
-          <w:rFonts w:ascii="Traditional Arabic" w:hAnsi="Traditional Arabic" w:cs="Traditional Arabic"/>
-          <w:rFonts w:ascii="Traditional Arabic" w:hAnsi="Traditional Arabic"/>
-          <w:sz w:val="24"/>
-          <w:szCs w:val="24"/>
-          <w:rtl/>
-        </w:rPr>
-        <w:t>{وَيَسْأَلُونَكَ عَنِ الرُّوحِ ۖ قُلِ الرُّوحُ مِنْ أَمْرِ رَبِّي وَمَا أُوتِيتُم مِّنَ الْعِلْمِ إِلَّا قَلِيلًا} (الإسراء، 85). القرآنُ لا يُقدِّم تفسيرًا علميًّا للرّوح — يُعلن أنّها من أمر الله، وأنّ المعرفة البشريّة لا تُحيط بها. وهذا موقفٌ معرفيٌّ صريح: فجوةٌ حقيقيّةٌ في الفهم الاختزاليّ، والجوابُ فيها من الوحي لا من المختبر.</w:t>
-      </w:r>
-    </w:p>
-    <w:p>
-      <w:pPr>
-        <w:bidi/>
-        <w:jc w:val="right"/>
-        <w:pBdr>
-          <w:right w:val="single" w:sz="12" w:space="4" w:color="999999"/>
-        </w:pBdr>
-        <w:ind w:right="360"/>
-      </w:pPr>
-      <w:r>
-        <w:rPr>
-          <w:rFonts w:ascii="Traditional Arabic" w:hAnsi="Traditional Arabic" w:cs="Traditional Arabic"/>
-          <w:rFonts w:ascii="Traditional Arabic" w:hAnsi="Traditional Arabic"/>
-          <w:sz w:val="22"/>
-          <w:szCs w:val="22"/>
-          <w:rtl/>
-        </w:rPr>
-        <w:t>اجتهاد الكتاب: الفجوةُ الرابعة تُعمِّق الحجّة ولا تُكمِلها وحدَها. وهذا فهمنا، والله أعلم.</w:t>
+        <w:t>8. ما الذي يَدفعه هذا الفصل في طريق الكتاب؟</w:t>
+      </w:r>
+    </w:p>
+    <w:p>
+      <w:pPr>
+        <w:bidi/>
+        <w:jc w:val="both"/>
+      </w:pPr>
+      <w:r>
+        <w:rPr>
+          <w:rFonts w:ascii="Traditional Arabic" w:hAnsi="Traditional Arabic" w:cs="Traditional Arabic"/>
+          <w:rFonts w:ascii="Traditional Arabic" w:hAnsi="Traditional Arabic"/>
+          <w:sz w:val="24"/>
+          <w:szCs w:val="24"/>
+          <w:rtl/>
+        </w:rPr>
+        <w:t>يؤدّي هذا الفصلُ في بنية الكتاب ثلاث وظائفٍ حاسمة:</w:t>
+      </w:r>
+    </w:p>
+    <w:p>
+      <w:pPr>
+        <w:bidi/>
+        <w:jc w:val="right"/>
+      </w:pPr>
+      <w:r>
+        <w:rPr>
+          <w:rFonts w:ascii="Traditional Arabic" w:hAnsi="Traditional Arabic" w:cs="Traditional Arabic"/>
+          <w:rFonts w:ascii="Traditional Arabic" w:hAnsi="Traditional Arabic"/>
+          <w:sz w:val="24"/>
+          <w:szCs w:val="24"/>
+          <w:rtl/>
+        </w:rPr>
+        <w:t>• يَنقل مسار البحث من «النظام» و«قابليّة الفهم» إلى الخالق، من غير قفزةٍ تختصر المقدمات.</w:t>
+      </w:r>
+    </w:p>
+    <w:p>
+      <w:pPr>
+        <w:bidi/>
+        <w:jc w:val="right"/>
+      </w:pPr>
+      <w:r>
+        <w:rPr>
+          <w:rFonts w:ascii="Traditional Arabic" w:hAnsi="Traditional Arabic" w:cs="Traditional Arabic"/>
+          <w:rFonts w:ascii="Traditional Arabic" w:hAnsi="Traditional Arabic"/>
+          <w:sz w:val="24"/>
+          <w:szCs w:val="24"/>
+          <w:rtl/>
+        </w:rPr>
+        <w:t>• ويَحرس البناءَ من السقوط في صورة «الإله الديئيستيّ» المنسحب؛ لأنّ ما يَرجّحه الفصل ليس واضعَ قانونٍ ثم غائبًا عن خلقه، بل خالقًا مُحكِمًا تَجري السننُ بإذنه المستمرّ.</w:t>
+      </w:r>
+    </w:p>
+    <w:p>
+      <w:pPr>
+        <w:bidi/>
+        <w:jc w:val="right"/>
+      </w:pPr>
+      <w:r>
+        <w:rPr>
+          <w:rFonts w:ascii="Traditional Arabic" w:hAnsi="Traditional Arabic" w:cs="Traditional Arabic"/>
+          <w:rFonts w:ascii="Traditional Arabic" w:hAnsi="Traditional Arabic"/>
+          <w:sz w:val="24"/>
+          <w:szCs w:val="24"/>
+          <w:rtl/>
+        </w:rPr>
+        <w:t>• ويُمهّد، من جهةٍ أخرى، للانتقال الضروريّ من «وجود الخالق» إلى «معنى الخلق». فالسؤال عن الغاية لا يَستقلّ العقلُ بجوابه، وإنّما يَدخل الوحيُ هنا ليمنح ما يَكشفه الخالق عن قصده من خلقه. وهذا هو موضوع الفصل الرابع.</w:t>
+      </w:r>
+    </w:p>
+    <w:p>
+      <w:pPr>
+        <w:bidi/>
+        <w:jc w:val="both"/>
+      </w:pPr>
+      <w:r>
+        <w:rPr>
+          <w:rFonts w:ascii="Traditional Arabic" w:hAnsi="Traditional Arabic" w:cs="Traditional Arabic"/>
+          <w:rFonts w:ascii="Traditional Arabic" w:hAnsi="Traditional Arabic"/>
+          <w:sz w:val="24"/>
+          <w:szCs w:val="24"/>
+          <w:rtl/>
+        </w:rPr>
+        <w:t>وبهذا المعنى لا يَنتهي هذا الفصلُ إلى خاتمةٍ مغلقة، بل إلى عتبةٍ مفتوحة: لقد ثبّت الطبقةَ البرهانيّة الثالثة في النموذج، وهي الطبقة التي تجعل الانتظامَ المفهومَ مُحالًا إلى خالقٍ مُحكِم، قبل أن يَنتقل الكتابُ إلى طبقة المعنى والغاية.</w:t>
       </w:r>
     </w:p>
     <w:p>
@@ -5168,589 +5849,119 @@
           <w:szCs w:val="28"/>
           <w:rtl/>
         </w:rPr>
-        <w:t>5. لقاءُ الحجّة العقليّة بالنصّ القرآنيّ</w:t>
-      </w:r>
-    </w:p>
-    <w:p>
-      <w:pPr>
-        <w:bidi/>
-        <w:jc w:val="right"/>
-        <w:pBdr>
-          <w:right w:val="single" w:sz="12" w:space="4" w:color="999999"/>
-        </w:pBdr>
-        <w:ind w:right="360"/>
-      </w:pPr>
-      <w:r>
-        <w:rPr>
-          <w:rFonts w:ascii="Traditional Arabic" w:hAnsi="Traditional Arabic" w:cs="Traditional Arabic"/>
-          <w:rFonts w:ascii="Traditional Arabic" w:hAnsi="Traditional Arabic"/>
-          <w:sz w:val="22"/>
-          <w:szCs w:val="22"/>
-          <w:rtl/>
-        </w:rPr>
-        <w:t>«أَفِي اللَّهِ شَكٌّ فَاطِرِ السَّمَاوَاتِ وَالْأَرْضِ» (إبراهيم، 10). «إِنَّ فِي خَلْقِ السَّمَاوَاتِ وَالْأَرْضِ وَاخْتِلَافِ اللَّيْلِ وَالنَّهَارِ لَآيَاتٍ لِأُولِي الْأَلْبَابِ» (آل عمران، 190).</w:t>
-      </w:r>
-    </w:p>
-    <w:p>
-      <w:pPr>
-        <w:bidi/>
-        <w:jc w:val="both"/>
-      </w:pPr>
-      <w:r>
-        <w:rPr>
-          <w:rFonts w:ascii="Traditional Arabic" w:hAnsi="Traditional Arabic" w:cs="Traditional Arabic"/>
-          <w:rFonts w:ascii="Traditional Arabic" w:hAnsi="Traditional Arabic"/>
-          <w:sz w:val="24"/>
-          <w:szCs w:val="24"/>
-          <w:rtl/>
-        </w:rPr>
-        <w:t>تَستوقف هاتان الآيتان الحجّةَ العقليّةَ من جهتين:</w:t>
-      </w:r>
-    </w:p>
-    <w:p>
-      <w:pPr>
-        <w:bidi/>
-        <w:jc w:val="right"/>
-      </w:pPr>
-      <w:r>
-        <w:rPr>
-          <w:rFonts w:ascii="Traditional Arabic" w:hAnsi="Traditional Arabic" w:cs="Traditional Arabic"/>
-          <w:rFonts w:ascii="Traditional Arabic" w:hAnsi="Traditional Arabic"/>
-          <w:sz w:val="24"/>
-          <w:szCs w:val="24"/>
-          <w:rtl/>
-        </w:rPr>
-        <w:t>• آيةُ إبراهيم تَعرِض على المخاطَب سؤالًا استنكاريًا يَفترض بداهةَ الانتقال من الخلق إلى الفاطر، أي إلى المُوجِد المُبتدِئ. النصّ لا يَطرح برهانًا فلسفيًا تفصيليًا؛ يَطرح توجّهًا قلبيًا–عقليًا يَعتمد على ما تَلمحه الفطرةُ السليمةُ في خلق السماوات والأرض. ونحن نَستعمل الآية هنا شاهدًا قرآنيًا على أنّ هذه النقلةَ، من الخلق إلى الخالق، ليست قفزةً غريبةً عن المنطق البشريّ، وإنّما هي ما يُطلِقه السؤالُ من نفسه إذا تُرك يَنبت. أمّا التفصيلُ العقليّ–الفلسفيّ بمحاوره الثلاثة في الفقرات السابقة فهو اجتهادُ الكتاب، يَلتقي بِبَداهة الآية ولا يَنوب عنها.</w:t>
-      </w:r>
-    </w:p>
-    <w:p>
-      <w:pPr>
-        <w:bidi/>
-        <w:jc w:val="right"/>
-      </w:pPr>
-      <w:r>
-        <w:rPr>
-          <w:rFonts w:ascii="Traditional Arabic" w:hAnsi="Traditional Arabic" w:cs="Traditional Arabic"/>
-          <w:rFonts w:ascii="Traditional Arabic" w:hAnsi="Traditional Arabic"/>
-          <w:sz w:val="24"/>
-          <w:szCs w:val="24"/>
-          <w:rtl/>
-        </w:rPr>
-        <w:t>• آيةُ آل عمران تَجعل الآياتِ في الخلقِ مكشوفةً لـ«أُولي الألباب»، أي لمن يُعمل عقلَه. هذا تأصيلٌ قرآنيّ صريحٌ لمنهج النظر العقليّ في الخلق. ولا يَلزم منه أنّ كلَّ ناظرٍ يَخرج بنتيجةٍ واحدة؛ يَلزم منه أنّ بابَ النظر مشروعٌ، وأنّ مَن أَعمل لُبَّه فيه فقد سَلَك سبيلَ الآيات.</w:t>
-      </w:r>
-    </w:p>
-    <w:p>
-      <w:pPr>
-        <w:bidi/>
-        <w:jc w:val="both"/>
-      </w:pPr>
-      <w:r>
-        <w:rPr>
-          <w:rFonts w:ascii="Traditional Arabic" w:hAnsi="Traditional Arabic" w:cs="Traditional Arabic"/>
-          <w:rFonts w:ascii="Traditional Arabic" w:hAnsi="Traditional Arabic"/>
-          <w:sz w:val="24"/>
-          <w:szCs w:val="24"/>
-          <w:rtl/>
-        </w:rPr>
-        <w:t>اجتهاد الكتاب: الآياتُ القرآنيّةُ في باب «الخلق والفطر» في عمومها لا تُقدِّم برهانًا فلسفيًا مُفصَّلًا على نَسَق المتكلّمين، وإنّما تُقدِّم توجيهًا فطريًا–عقليًا يَستجيب له القلبُ السليم. هذا التوجيهُ، حين يَلتقي بالحجّة العقليّة–الفلسفيّة المنضبطة، يَجد فيها بسطًا لِما هو مُجمَلٌ في الفطرة، لا بَديلًا عنها. وهذا فهمنا، والله أعلم.</w:t>
-      </w:r>
-    </w:p>
-    <w:p>
-      <w:pPr>
-        <w:bidi/>
-        <w:jc w:val="both"/>
-      </w:pPr>
-      <w:r>
-        <w:rPr>
-          <w:rFonts w:ascii="Traditional Arabic" w:hAnsi="Traditional Arabic" w:cs="Traditional Arabic"/>
-          <w:rFonts w:ascii="Traditional Arabic" w:hAnsi="Traditional Arabic"/>
-          <w:sz w:val="24"/>
-          <w:szCs w:val="24"/>
-          <w:rtl/>
-        </w:rPr>
-        <w:t>ومن المُقرَّر بالمعنى عند ابن تيمية رحمه الله، كما يَتضمَّنه عمومُ كلامه في «درء تعارض العقل والنقل» في باب علاقة الصريح من العقل بالصحيح من النقل، أنّ الفِطرةَ والعقلَ الصريحَ لا يَتعارضان مع النقل الصحيح، وأنّ الحجّةَ العقليّةَ على وجود الخالق ليست بَديلًا عن النصّ ولا مُعارضًا له، وإنّما هي سبيلٌ يَصدُق على بدايات الطريق إلى الإيمان. واعتمادُنا هنا على المعنى لا على نصٍّ حرفيّ، التزامًا بضوابط النقل عنه.</w:t>
-      </w:r>
-    </w:p>
-    <w:p>
-      <w:pPr>
-        <w:bidi/>
-        <w:jc w:val="right"/>
-      </w:pPr>
-      <w:r>
-        <w:rPr>
-          <w:rFonts w:ascii="Traditional Arabic" w:hAnsi="Traditional Arabic" w:cs="Traditional Arabic"/>
-          <w:rFonts w:ascii="Traditional Arabic" w:hAnsi="Traditional Arabic"/>
-          <w:b/>
-          <w:sz w:val="28"/>
-          <w:szCs w:val="28"/>
-          <w:rtl/>
-        </w:rPr>
-        <w:t>6. ما الذي بَلَغناه؟ وما الذي لم نَبلغه بعدُ؟</w:t>
-      </w:r>
-    </w:p>
-    <w:p>
-      <w:pPr>
-        <w:bidi/>
-        <w:jc w:val="both"/>
-      </w:pPr>
-      <w:r>
-        <w:rPr>
-          <w:rFonts w:ascii="Traditional Arabic" w:hAnsi="Traditional Arabic" w:cs="Traditional Arabic"/>
-          <w:rFonts w:ascii="Traditional Arabic" w:hAnsi="Traditional Arabic"/>
-          <w:sz w:val="24"/>
-          <w:szCs w:val="24"/>
-          <w:rtl/>
-        </w:rPr>
-        <w:t>نَتوقّف عند هذه النقطة، قبل أن نَستعجل، لِنُحرّر ما بَلَغناه:</w:t>
-      </w:r>
-    </w:p>
-    <w:p>
-      <w:pPr>
-        <w:bidi/>
-        <w:jc w:val="right"/>
-      </w:pPr>
-      <w:r>
-        <w:rPr>
-          <w:rFonts w:ascii="Traditional Arabic" w:hAnsi="Traditional Arabic" w:cs="Traditional Arabic"/>
-          <w:rFonts w:ascii="Traditional Arabic" w:hAnsi="Traditional Arabic"/>
-          <w:sz w:val="24"/>
-          <w:szCs w:val="24"/>
-          <w:rtl/>
-        </w:rPr>
-        <w:t>• بَلَغنا: أنّ الكونَ، في اجتماع انتظامِه، وقابليّتِه للفهم، وإمكانِ الفعل فيه، وضبطِ ثوابته، لا يُفسِّر نفسَه بذاته تفسيرًا مُغلقًا. وأنّ التفسيرَ الذاتيّ يَنحدر إلى تسلسلٍ من الممكنات لا يُولِّد ضرورة، أو إلى ادّعاءِ ضرورةٍ بلا دليل. وأنّ الفرضيّاتِ البديلةَ تَنقل المشكلةَ ولا تَحلّها. وأنّ المعقوليّة الفلسفيّة الأرجح هي القول بـخالقٍ مُحكمٍ، حكيم، عَليم، فاعلٍ بإذنه المستمر؛ لا واضعِ قانونٍ ثم منسحب، ولا ضرورةٍ صمّاء، ولا صدفةٍ كبرى.</w:t>
-      </w:r>
-    </w:p>
-    <w:p>
-      <w:pPr>
-        <w:bidi/>
-        <w:jc w:val="right"/>
-      </w:pPr>
-      <w:r>
-        <w:rPr>
-          <w:rFonts w:ascii="Traditional Arabic" w:hAnsi="Traditional Arabic" w:cs="Traditional Arabic"/>
-          <w:rFonts w:ascii="Traditional Arabic" w:hAnsi="Traditional Arabic"/>
-          <w:sz w:val="24"/>
-          <w:szCs w:val="24"/>
-          <w:rtl/>
-        </w:rPr>
-        <w:t>• لم نَبلغ بعدُ: مَن هو هذا الخالق على وجه التعيين، وما هي صفاته، وما هي علاقته الدقيقة بالخلق، وما هي معاني الخلق وغاياته، وكيف يَتنزَّل ذلك على الإنسان وحياته وصحيفته وتوبته وعمله الصالح. هذه أبوابٌ لا يَفتحها العقلُ بمفرده. هي بابُ الفصل الرابع وما يَليه، حين يَنتقل الكتابُ من سؤال «وجود الخالق» إلى سؤال «معنى الخلق».</w:t>
-      </w:r>
-    </w:p>
-    <w:p>
-      <w:pPr>
-        <w:bidi/>
-        <w:jc w:val="both"/>
-      </w:pPr>
-      <w:r>
-        <w:rPr>
-          <w:rFonts w:ascii="Traditional Arabic" w:hAnsi="Traditional Arabic" w:cs="Traditional Arabic"/>
-          <w:rFonts w:ascii="Traditional Arabic" w:hAnsi="Traditional Arabic"/>
-          <w:sz w:val="24"/>
-          <w:szCs w:val="24"/>
-          <w:rtl/>
-        </w:rPr>
-        <w:t>هذا التحريرُ مقصودٌ. الكتابُ يَرفض أن يُحمِّل البرهانَ العقليّ ما لا يَحتمل. ما يَستطيعه العقلُ أن يَبلغه هنا هو عتبةُ الإيمان بالخالق، لا تفصيلُ صفاته ولا معاني خلقه. الدخولُ من هذه العتبة يَأتي حين يَلتقي العقلُ بالوحي، فيُعطي الوحيُ ما لا يُعطيه العقلُ بمفرده: المعنى، والغاية، والشريعة، والمآل. وتلك مرحلةٌ ثانيةٌ في الكتاب، تَستلزم هذه الأولى ولا تَستغني عنها.</w:t>
-      </w:r>
-    </w:p>
-    <w:p>
-      <w:pPr>
-        <w:bidi/>
-        <w:jc w:val="right"/>
-        <w:pBdr>
-          <w:right w:val="single" w:sz="12" w:space="4" w:color="999999"/>
-        </w:pBdr>
-        <w:ind w:right="360"/>
-      </w:pPr>
-      <w:r>
-        <w:rPr>
-          <w:rFonts w:ascii="Traditional Arabic" w:hAnsi="Traditional Arabic" w:cs="Traditional Arabic"/>
-          <w:rFonts w:ascii="Traditional Arabic" w:hAnsi="Traditional Arabic"/>
-          <w:b/>
-          <w:sz w:val="22"/>
-          <w:szCs w:val="22"/>
-          <w:rtl/>
-        </w:rPr>
-        <w:t xml:space="preserve">حدود الفهم العلميّ نفسه: </w:t>
-      </w:r>
-      <w:r>
-        <w:rPr>
-          <w:rFonts w:ascii="Traditional Arabic" w:hAnsi="Traditional Arabic" w:cs="Traditional Arabic"/>
-          <w:rFonts w:ascii="Traditional Arabic" w:hAnsi="Traditional Arabic"/>
-          <w:sz w:val="22"/>
-          <w:szCs w:val="22"/>
-          <w:rtl/>
-        </w:rPr>
-        <w:t>ومن الأمانة كذلك أن نُذكّر بأنّ الطبقةَ الوصفيّة–التجريبيّة ما زالت، هي ذاتها، مفتوحةً على مسائلَ كبرى لم تُحسَم، فلا يُبنى على العلم أكثرُ مما يَحتمل في حاضره: - المادّة المظلمة والطاقة المظلمة: يُقدَّر، بحسب نتائج بعثة Planck 2018، أنّ المادّةَ العاديّة (الذرّيّة) لا تَتجاوز نحو 5% من محتوى الكون الكليّ من الطاقة، بينما تَشغل المادّةُ المظلمةُ نحو 27% والطاقةُ المظلمةُ نحو 68%، وكلتاهما لم تُعرَف طبيعتُهما الأساسيّة بعد. فأكثرُ من تسعين بالمئة من مكوّنات الكون ما زالت مجهولةَ الكُنه. - توحيد الكمّ والنسبيّة: ميكانيكا الكَمّ (التي تَصف الصغير) والنسبيّةُ العامّة (التي تَصف الجاذبيّةَ والكبير) نظريّتان ناجحتان كلٌّ في نطاقه، لكنهما متعارضتان في صياغتهما الحاليّة عند الحدود القصوى (داخل الثقوب السوداء، وعند البدايات الكونيّة). والبحثُ عن «جاذبيّةٍ كموميّة» تُوحّدهما (عبر نظريّة الأوتار، أو الجاذبيّة الكموميّة الحلقيّة، أو غيرهما) ما زال مشروعًا مفتوحًا بلا حسم تجريبيّ. نَعرض هذه الحدودَ لا لِنُضعف العلم، وإنّما لِنَزيد الكتابَ أمانةً: فإذا كان أكثرُ الكون مجهولَ الطبيعة، وكانت أعمقُ نظريّاتنا غيرَ متّسقةٍ بعدُ في الحدود القصوى، فالأَولى ألّا نَستعجل تحميلَ المعطى الجزئيّ ما يَفوق طاقته. هذا الاعترافُ بالحدّ نفسُه يَخدم أطروحةَ الكتاب: السؤالُ عن مصدر النظام يَزداد عمقًا كلما اتّسعت رقعةُ ما لا نَعلمه.</w:t>
-      </w:r>
-    </w:p>
-    <w:p>
-      <w:pPr>
-        <w:bidi/>
-        <w:jc w:val="right"/>
-      </w:pPr>
-      <w:r>
-        <w:rPr>
-          <w:rFonts w:ascii="Traditional Arabic" w:hAnsi="Traditional Arabic" w:cs="Traditional Arabic"/>
-          <w:rFonts w:ascii="Traditional Arabic" w:hAnsi="Traditional Arabic"/>
-          <w:b/>
-          <w:sz w:val="28"/>
-          <w:szCs w:val="28"/>
-          <w:rtl/>
-        </w:rPr>
-        <w:t>7. اعتراضٌ وجواب</w:t>
-      </w:r>
-    </w:p>
-    <w:p>
-      <w:pPr>
-        <w:bidi/>
-        <w:jc w:val="both"/>
-      </w:pPr>
-      <w:r>
-        <w:rPr>
-          <w:rFonts w:ascii="Traditional Arabic" w:hAnsi="Traditional Arabic" w:cs="Traditional Arabic"/>
-          <w:rFonts w:ascii="Traditional Arabic" w:hAnsi="Traditional Arabic"/>
-          <w:sz w:val="24"/>
-          <w:szCs w:val="24"/>
-          <w:rtl/>
-        </w:rPr>
-        <w:t>الاعتراض (في أقوى صياغة له): «حُجّتُكم العقليّة لا تَخرج عن صياغةٍ مُجدَّدةٍ لحجّةٍ كلاسيكيّةٍ نَقدَها كانط: حجّة الإمكان، أو ما يَتفرّع عنها. كانط بَيَّن أنّ مفاهيمَ كـ"الضرورة" و"العلّة" و"الواجب الوجود" مفاهيمُ تَنتمي إلى بنية العقل التي تُنظِّم الخبرة الممكنة، ولا يَصحّ توظيفُها خارجَ هذه الخبرة لإثباتِ كائنٍ متعالٍ. حين تَنتقلون من "ممكنٍ" إلى "واجبٍ" خارجَ العالم، تُمارسون توسعةً غيرَ مشروعةٍ للعقل. ثم إنّ "الضبط الدقيق" قابلٌ للتفسير بتعدّد الأكوان، أو بِفِكرة "مبدأ الإنسانيّة" (Anthropic Principle): نَحن نَرى الكونَ مضبوطًا لأنّنا في كونٍ يَسمح بوجودنا. لا حاجة إلى قاصد».</w:t>
-      </w:r>
-    </w:p>
-    <w:p>
-      <w:pPr>
-        <w:bidi/>
-        <w:jc w:val="right"/>
-        <w:pBdr>
-          <w:right w:val="single" w:sz="12" w:space="4" w:color="999999"/>
-        </w:pBdr>
-        <w:ind w:right="360"/>
-      </w:pPr>
-      <w:r>
-        <w:rPr>
-          <w:rFonts w:ascii="Traditional Arabic" w:hAnsi="Traditional Arabic" w:cs="Traditional Arabic"/>
-          <w:rFonts w:ascii="Traditional Arabic" w:hAnsi="Traditional Arabic"/>
-          <w:b/>
-          <w:sz w:val="22"/>
-          <w:szCs w:val="22"/>
-          <w:rtl/>
-        </w:rPr>
-        <w:t xml:space="preserve">بعبارة أبسط: </w:t>
-      </w:r>
-      <w:r>
-        <w:rPr>
-          <w:rFonts w:ascii="Traditional Arabic" w:hAnsi="Traditional Arabic" w:cs="Traditional Arabic"/>
-          <w:rFonts w:ascii="Traditional Arabic" w:hAnsi="Traditional Arabic"/>
-          <w:sz w:val="22"/>
-          <w:szCs w:val="22"/>
-          <w:rtl/>
-        </w:rPr>
-        <w:t>خلاصةُ اعتراض كانط: عقلُك صُمّم ليَفهم الأشياءَ داخلَ عالم التجربة، فحين تَستعمل أدواتِه (كـ«السبب» و«الضرورة») للحكم على ما وراء العالم كلِّه، فأنت كمن يُحاول قياسَ المحيط بمسطرةٍ صُنعت لقياس غرفته. والجوابُ المختصر الذي يَطرحه الكتاب: حسنًا، إن كانت المسطرةُ لا تَصلح للإثبات، فهي كذلك لا تَصلح للنفي؛ فلا يَصحّ للمُلحد أن يَستعملها لِيَجزم بأنه «لا قاصد». ويَبقى لنا حينئذٍ أن نَسأل سؤالًا عمليًا لا صوريًا: أيُّ التفسيرَين أقربُ للعقل وأقلُّ تكلّفًا، تفسيرُ القصد أم تفسيرُ المصادفة العمياء؟</w:t>
-      </w:r>
-    </w:p>
-    <w:p>
-      <w:pPr>
-        <w:bidi/>
-        <w:jc w:val="both"/>
-      </w:pPr>
-      <w:r>
-        <w:rPr>
-          <w:rFonts w:ascii="Traditional Arabic" w:hAnsi="Traditional Arabic" w:cs="Traditional Arabic"/>
-          <w:rFonts w:ascii="Traditional Arabic" w:hAnsi="Traditional Arabic"/>
-          <w:sz w:val="24"/>
-          <w:szCs w:val="24"/>
-          <w:rtl/>
-        </w:rPr>
-        <w:t>الجواب: الاعتراضُ الكانطيّ يَستحقّ احترامًا منهجيًا، ولا نَدّعي تجاوزَه ببساطةٍ. ومع ذلك، نُسجّل ثلاثَ ملاحظاتٍ جوهريّة:</w:t>
-      </w:r>
-    </w:p>
-    <w:p>
-      <w:pPr>
-        <w:bidi/>
-        <w:jc w:val="right"/>
-      </w:pPr>
-      <w:r>
-        <w:rPr>
-          <w:rFonts w:ascii="Traditional Arabic" w:hAnsi="Traditional Arabic" w:cs="Traditional Arabic"/>
-          <w:rFonts w:ascii="Traditional Arabic" w:hAnsi="Traditional Arabic"/>
-          <w:sz w:val="24"/>
-          <w:szCs w:val="24"/>
-          <w:rtl/>
-        </w:rPr>
-        <w:t>• التحفّظُ الكانطيّ سيفٌ ذو حدّين: إن كان العقلُ لا يَستطيع أن يُثبت متعاليًا، فإنّه أيضًا لا يَستطيع أن يَنفيه. التحفّظُ يَمنع الإثباتَ والنفيَ معًا، فيَنتهي إلى إغلاقٍ شكوكيٍّ يُحرّر الإنسانَ من «اليقين الإلحاديّ» بقدر ما يُحرّره من «اليقين الإثباتيّ». وحينئذٍ يَعود السؤالُ إلى ميدانِ الترجيح العقليّ الذي تَكلّمنا عليه: أيُّ التفسيرَين أبْعدُ كُلْفةً وأكثرُ معقوليّة في احتضان المعطى؟</w:t>
-      </w:r>
-    </w:p>
-    <w:p>
-      <w:pPr>
-        <w:bidi/>
-        <w:jc w:val="right"/>
-      </w:pPr>
-      <w:r>
-        <w:rPr>
-          <w:rFonts w:ascii="Traditional Arabic" w:hAnsi="Traditional Arabic" w:cs="Traditional Arabic"/>
-          <w:rFonts w:ascii="Traditional Arabic" w:hAnsi="Traditional Arabic"/>
-          <w:sz w:val="24"/>
-          <w:szCs w:val="24"/>
-          <w:rtl/>
-        </w:rPr>
-        <w:t>• حجّةُ الكتاب ليست استنباطًا صوريًا من «الإمكان» إلى «الواجب» على نَسَق ابن سينا فحسب، حتى يَلزمها التحفّظُ الكانطيّ بحدوده الكلاسيكيّة. هي حجّةٌ تركيبيّة: تَجمع انتظامًا، وقابليّةَ فهم، وضبطًا دقيقًا، وإمكانَ فعلٍ مسؤول، وفجوةَ التفسير الذاتيّ، فتَطرح التفسيرَ الأقلَّ كُلفةً لمعطًى مُركّب. هذا اللون من الاستدلال أقربُ إلى «الاستدلال على أفضل تفسير» (Inference to the Best Explanation) منه إلى البرهان الصوريّ، وهو منطقٌ مشروعٌ عند الفلاسفة المعاصرين أنفسهم في ميادين متعدّدة.</w:t>
-      </w:r>
-    </w:p>
-    <w:p>
-      <w:pPr>
-        <w:bidi/>
-        <w:jc w:val="right"/>
-      </w:pPr>
-      <w:r>
-        <w:rPr>
-          <w:rFonts w:ascii="Traditional Arabic" w:hAnsi="Traditional Arabic" w:cs="Traditional Arabic"/>
-          <w:rFonts w:ascii="Traditional Arabic" w:hAnsi="Traditional Arabic"/>
-          <w:sz w:val="24"/>
-          <w:szCs w:val="24"/>
-          <w:rtl/>
-        </w:rPr>
-        <w:t>• «مبدأ الإنسانيّة» لا يُجيب، وإنّما يَصفُ حالةَ الناظر: القولُ «نَرى كونًا يُلائمنا لأنّنا فيه» صحيحٌ تَوصيفيًا، لكنّه لا يَشرح لماذا توجد بنيةٌ تَلتقي فيها الإمكاناتُ على نقطةٍ تُولِّد ناظرًا. تَفسيرُه بتعدّد الأكوان، إن سُلِّم به، لا يُغلق السؤال، كما بيَّنّا، وإنّما يَنقله. والقولُ بأنّ المسألةَ «صدفةٌ بلا تَفسير» يَعود بنا إلى الموقف الأوّل الذي رَفضناه في الفصل الأوّل: الصدفة ليست تفسيرًا.</w:t>
-      </w:r>
-    </w:p>
-    <w:p>
-      <w:pPr>
-        <w:bidi/>
-        <w:jc w:val="both"/>
-      </w:pPr>
-      <w:r>
-        <w:rPr>
-          <w:rFonts w:ascii="Traditional Arabic" w:hAnsi="Traditional Arabic" w:cs="Traditional Arabic"/>
-          <w:rFonts w:ascii="Traditional Arabic" w:hAnsi="Traditional Arabic"/>
-          <w:sz w:val="24"/>
-          <w:szCs w:val="24"/>
-          <w:rtl/>
-        </w:rPr>
-        <w:t>ومع كلّ هذا، نَختم هذا الجواب بإنصافٍ منهجيّ: لا نَدّعي أنّ هذه الحجّةَ تُقنع كلَّ معترضٍ، ولا أنّ المعترضَ الكانطيَّ المعاصر مُلزَمٌ منطقيًا بالتسليم. ما نَدّعيه أنّ القائلَ بالخالق يَملك موقفًا عقليًا منضبطًا، وأنّ الموقفَ المقابل ليس أعلى رُتبةً منه برهانيًا. والاختيارُ بين الموقفين، في كثيرٍ من حالاته، يَنزل إلى ما هو أدقّ من البرهان: إلى انفتاح القلب على دلالة الآيات، أو إغلاقه أمامها. وذلك بابٌ آخر، يَفتحه القرآنُ في موضعه.</w:t>
-      </w:r>
-    </w:p>
-    <w:p>
-      <w:pPr>
-        <w:bidi/>
-        <w:jc w:val="right"/>
-      </w:pPr>
-      <w:r>
-        <w:rPr>
-          <w:rFonts w:ascii="Traditional Arabic" w:hAnsi="Traditional Arabic" w:cs="Traditional Arabic"/>
-          <w:rFonts w:ascii="Traditional Arabic" w:hAnsi="Traditional Arabic"/>
-          <w:b/>
-          <w:sz w:val="28"/>
-          <w:szCs w:val="28"/>
-          <w:rtl/>
-        </w:rPr>
-        <w:t>8. ما الذي يَدفعه هذا الفصل في طريق الكتاب؟</w:t>
-      </w:r>
-    </w:p>
-    <w:p>
-      <w:pPr>
-        <w:bidi/>
-        <w:jc w:val="both"/>
-      </w:pPr>
-      <w:r>
-        <w:rPr>
-          <w:rFonts w:ascii="Traditional Arabic" w:hAnsi="Traditional Arabic" w:cs="Traditional Arabic"/>
-          <w:rFonts w:ascii="Traditional Arabic" w:hAnsi="Traditional Arabic"/>
-          <w:sz w:val="24"/>
-          <w:szCs w:val="24"/>
-          <w:rtl/>
-        </w:rPr>
-        <w:t>نَختم هذا الفصلَ، قبل فقرة «ما لا يقوله»، بسؤالٍ منهجيٍّ آخر: ما الذي يَدفعه هذا البرهانُ في مسار الكتاب الكلّيّ، وما الذي يُمهِّد له لاحقًا؟</w:t>
-      </w:r>
-    </w:p>
-    <w:p>
-      <w:pPr>
-        <w:bidi/>
-        <w:jc w:val="right"/>
-      </w:pPr>
-      <w:r>
-        <w:rPr>
-          <w:rFonts w:ascii="Traditional Arabic" w:hAnsi="Traditional Arabic" w:cs="Traditional Arabic"/>
-          <w:rFonts w:ascii="Traditional Arabic" w:hAnsi="Traditional Arabic"/>
-          <w:sz w:val="24"/>
-          <w:szCs w:val="24"/>
-          <w:rtl/>
-        </w:rPr>
-        <w:t>• يَدفع الكتابَ من «النظام» إلى الخالق، بحجّةٍ منضبطة، لا بقفزةٍ تَستعجل الجواب.</w:t>
-      </w:r>
-    </w:p>
-    <w:p>
-      <w:pPr>
-        <w:bidi/>
-        <w:jc w:val="right"/>
-      </w:pPr>
-      <w:r>
-        <w:rPr>
-          <w:rFonts w:ascii="Traditional Arabic" w:hAnsi="Traditional Arabic" w:cs="Traditional Arabic"/>
-          <w:rFonts w:ascii="Traditional Arabic" w:hAnsi="Traditional Arabic"/>
-          <w:sz w:val="24"/>
-          <w:szCs w:val="24"/>
-          <w:rtl/>
-        </w:rPr>
-        <w:t>• يَحرس الكتابَ من السقوط في «الإله الديئيستيّ» (الإله المنسحب). فإنّ ما أثبتناه ليس واضعَ قانونٍ ابتدائيّ ثم تَخلَّى عن خلقه، وإنّما هو خالقٌ مُحكمٌ تَجري السننُ بإذنه المستمرّ. الانتظامُ الذي اكتشفه العقلُ ليس آلةً تُحرَّك بنفسها، وإنّما هو مظهرٌ لفعلٍ إلهيٍّ منتظم، وهذا تَعميقٌ سيُستوفى في فصول السنن لاحقًا.</w:t>
-      </w:r>
-    </w:p>
-    <w:p>
-      <w:pPr>
-        <w:bidi/>
-        <w:jc w:val="right"/>
-      </w:pPr>
-      <w:r>
-        <w:rPr>
-          <w:rFonts w:ascii="Traditional Arabic" w:hAnsi="Traditional Arabic" w:cs="Traditional Arabic"/>
-          <w:rFonts w:ascii="Traditional Arabic" w:hAnsi="Traditional Arabic"/>
-          <w:sz w:val="24"/>
-          <w:szCs w:val="24"/>
-          <w:rtl/>
-        </w:rPr>
-        <w:t>• يُمهِّد لانتقالةٍ ضروريّة: من «وجود الخالق» إلى «معنى الخلق». لأنّ إثبات وجود الخالق لا يُفصح، بمفرده، عن الغاية. مَن خَلق هذا الكونَ المنتظم القابل للفهم؟ ولِمَ خَلقه؟ هل لِيُعرَف؟ لِيُعبَد؟ لِيُبتلى الخلقُ؟ لِيُقام العدل؟ لِيُعمَر الكون؟ هذه أسئلةٌ لا يَجيب عنها العقلُ بمفرده. هنا، وهنا فقط، يَدخل الوحيُ مُعطيًا معنى لِما أثبَتَه العقلُ وجودًا. وهذا موضوع الفصل الرابع.</w:t>
-      </w:r>
-    </w:p>
-    <w:p>
-      <w:pPr>
-        <w:bidi/>
-        <w:jc w:val="right"/>
-      </w:pPr>
-      <w:r>
-        <w:rPr>
-          <w:rFonts w:ascii="Traditional Arabic" w:hAnsi="Traditional Arabic" w:cs="Traditional Arabic"/>
-          <w:rFonts w:ascii="Traditional Arabic" w:hAnsi="Traditional Arabic"/>
-          <w:b/>
-          <w:sz w:val="28"/>
-          <w:szCs w:val="28"/>
-          <w:rtl/>
-        </w:rPr>
-        <w:t>9. حدودٌ تَحفظ التوازن</w:t>
-      </w:r>
-    </w:p>
-    <w:p>
-      <w:pPr>
-        <w:bidi/>
-        <w:jc w:val="both"/>
-      </w:pPr>
-      <w:r>
-        <w:rPr>
-          <w:rFonts w:ascii="Traditional Arabic" w:hAnsi="Traditional Arabic" w:cs="Traditional Arabic"/>
-          <w:rFonts w:ascii="Traditional Arabic" w:hAnsi="Traditional Arabic"/>
-          <w:sz w:val="24"/>
-          <w:szCs w:val="24"/>
-          <w:rtl/>
-        </w:rPr>
-        <w:t>ومن تمام الإنصاف أن نُبيّن ما لم يَقصده هذا الفصل، حتى لا تَكبر الفكرةُ في ذهن القارئ فوقَ ما تَحتمل، وحتى يَطمئنّ إلى أنّ ما بُني هنا متينٌ في حدوده:</w:t>
-      </w:r>
-    </w:p>
-    <w:p>
-      <w:pPr>
-        <w:bidi/>
-        <w:jc w:val="right"/>
-      </w:pPr>
-      <w:r>
-        <w:rPr>
-          <w:rFonts w:ascii="Traditional Arabic" w:hAnsi="Traditional Arabic" w:cs="Traditional Arabic"/>
-          <w:rFonts w:ascii="Traditional Arabic" w:hAnsi="Traditional Arabic"/>
-          <w:sz w:val="24"/>
-          <w:szCs w:val="24"/>
-          <w:rtl/>
-        </w:rPr>
-        <w:t>• لم يَزعم الفصلُ أنّه أثبت اللهَ بالعلم؛ فالعلمُ يَصف ولا يُثبت غيبًا. ما بَلَغناه موقفٌ عقليّ فلسفيّ، يَستضيء بمعطيات العلم شواهدَ، لا أداةَ إثباتٍ مخبَريّ.</w:t>
-      </w:r>
-    </w:p>
-    <w:p>
-      <w:pPr>
-        <w:bidi/>
-        <w:jc w:val="right"/>
-      </w:pPr>
-      <w:r>
-        <w:rPr>
-          <w:rFonts w:ascii="Traditional Arabic" w:hAnsi="Traditional Arabic" w:cs="Traditional Arabic"/>
-          <w:rFonts w:ascii="Traditional Arabic" w:hAnsi="Traditional Arabic"/>
-          <w:sz w:val="24"/>
-          <w:szCs w:val="24"/>
-          <w:rtl/>
-        </w:rPr>
-        <w:t>• ولا يُثبِت هذا الفصلُ وجودَ الخالق من خلال فجوات الجهل البشري، بل من خلال القوانين المحكمة والأنماط الباهرة التي نكتشفها بيقين؛ فالحجّةُ قائمةٌ على ما عَرَفناه من إحكام الكون لا على ما جَهلناه من أسراره.</w:t>
-      </w:r>
-    </w:p>
-    <w:p>
-      <w:pPr>
-        <w:bidi/>
-        <w:jc w:val="right"/>
-      </w:pPr>
-      <w:r>
-        <w:rPr>
-          <w:rFonts w:ascii="Traditional Arabic" w:hAnsi="Traditional Arabic" w:cs="Traditional Arabic"/>
-          <w:rFonts w:ascii="Traditional Arabic" w:hAnsi="Traditional Arabic"/>
-          <w:sz w:val="24"/>
-          <w:szCs w:val="24"/>
-          <w:rtl/>
-        </w:rPr>
-        <w:t>• ولم يَدّعِ أنّه قدّم برهانًا صوريًا قاطعًا يُلزِم كلَّ معترض؛ وإنّما قدّم استدلالًا على أنّ القولَ بالخالق أفضلُ التفسيرات وأقلُّها كُلفة. والمعترضُ يَملك أن يَنصرف، لكنه لا يَملك أن يَدّعي موقفًا أرسخَ برهانيًا.</w:t>
-      </w:r>
-    </w:p>
-    <w:p>
-      <w:pPr>
-        <w:bidi/>
-        <w:jc w:val="right"/>
-      </w:pPr>
-      <w:r>
-        <w:rPr>
-          <w:rFonts w:ascii="Traditional Arabic" w:hAnsi="Traditional Arabic" w:cs="Traditional Arabic"/>
-          <w:rFonts w:ascii="Traditional Arabic" w:hAnsi="Traditional Arabic"/>
-          <w:sz w:val="24"/>
-          <w:szCs w:val="24"/>
-          <w:rtl/>
-        </w:rPr>
-        <w:t>• والقرآنُ لا يَعرض الحُجج الفلسفيّة المفصّلة على نَسَق المتكلّمين؛ هو يَدعو إلى النظر ويَستثير الفطرة. والتفصيلُ الفلسفيّ هنا اجتهادُ الكتاب، يَلتقي بهداية القرآن ولا يَنوب عنها.</w:t>
-      </w:r>
-    </w:p>
-    <w:p>
-      <w:pPr>
-        <w:bidi/>
-        <w:jc w:val="right"/>
-      </w:pPr>
-      <w:r>
-        <w:rPr>
-          <w:rFonts w:ascii="Traditional Arabic" w:hAnsi="Traditional Arabic" w:cs="Traditional Arabic"/>
-          <w:rFonts w:ascii="Traditional Arabic" w:hAnsi="Traditional Arabic"/>
-          <w:sz w:val="24"/>
-          <w:szCs w:val="24"/>
-          <w:rtl/>
-        </w:rPr>
-        <w:t>• وليس «الخالق» الذي تَدلّ عليه الحجّةُ واضعَ قانونٍ ثم منسحبًا؛ هو حيٌّ قيّومٌ رحيمٌ فاعلٌ بإذنه المستمرّ. ولا يُسمّى في الكتاب بـ«المبرمج الأكبر» ولا بأيّ اسمٍ يَختزل صفاته؛ فالأسماءُ الحُسنى تُلتمَس من نصّها الشرعيّ.</w:t>
-      </w:r>
-    </w:p>
-    <w:p>
-      <w:pPr>
-        <w:bidi/>
-        <w:jc w:val="right"/>
-      </w:pPr>
-      <w:r>
-        <w:rPr>
-          <w:rFonts w:ascii="Traditional Arabic" w:hAnsi="Traditional Arabic" w:cs="Traditional Arabic"/>
-          <w:rFonts w:ascii="Traditional Arabic" w:hAnsi="Traditional Arabic"/>
-          <w:sz w:val="24"/>
-          <w:szCs w:val="24"/>
-          <w:rtl/>
-        </w:rPr>
-        <w:t>• ولا يَنزل هذا الفصلُ من سُلَّم البرهان إلى تفسير ألمٍ بعينه أو قَدَرٍ بعينه؛ فلا يَصحّ تفسيرُ مصيبة شخصٍ بذاته بأنها عقوبةٌ على ذنبه، وتلك أبوابٌ لها فصولُها.</w:t>
-      </w:r>
-    </w:p>
-    <w:p>
-      <w:pPr>
-        <w:bidi/>
-        <w:jc w:val="right"/>
-      </w:pPr>
-      <w:r>
-        <w:rPr>
-          <w:rFonts w:ascii="Traditional Arabic" w:hAnsi="Traditional Arabic" w:cs="Traditional Arabic"/>
-          <w:rFonts w:ascii="Traditional Arabic" w:hAnsi="Traditional Arabic"/>
-          <w:sz w:val="24"/>
-          <w:szCs w:val="24"/>
-          <w:rtl/>
-        </w:rPr>
-        <w:t>• ولا يُغني الإيمانُ العقليُّ بالخالق وحدَه عن الإيمان بما جاء به الوحي؛ فالعقلُ يَفتح البابَ، والوحيُ يَدخله فيُعطي معنى الإجابة.</w:t>
+        <w:t>9. حدودُ المنهج وآفاقُ التحليل الإضافيّ</w:t>
+      </w:r>
+    </w:p>
+    <w:p>
+      <w:pPr>
+        <w:bidi/>
+        <w:jc w:val="both"/>
+      </w:pPr>
+      <w:r>
+        <w:rPr>
+          <w:rFonts w:ascii="Traditional Arabic" w:hAnsi="Traditional Arabic" w:cs="Traditional Arabic"/>
+          <w:rFonts w:ascii="Traditional Arabic" w:hAnsi="Traditional Arabic"/>
+          <w:sz w:val="24"/>
+          <w:szCs w:val="24"/>
+          <w:rtl/>
+        </w:rPr>
+        <w:t>يقفُ التحليلُ العقليُّ في هذا الفصل عند عتبةٍ محدّدة: عتبةِ الاستدلال على أفضل تفسيرٍ لوجود الكون المنتظم القابل للفهم. وهو يَستضيء بالشواهد العلميّة من حيث هي معطياتٌ عن الإحكام والبنية، لا من حيث هي أجهزةُ إثباتٍ مخبريّ للغيب.</w:t>
+      </w:r>
+    </w:p>
+    <w:p>
+      <w:pPr>
+        <w:bidi/>
+        <w:jc w:val="both"/>
+      </w:pPr>
+      <w:r>
+        <w:rPr>
+          <w:rFonts w:ascii="Traditional Arabic" w:hAnsi="Traditional Arabic" w:cs="Traditional Arabic"/>
+          <w:rFonts w:ascii="Traditional Arabic" w:hAnsi="Traditional Arabic"/>
+          <w:sz w:val="24"/>
+          <w:szCs w:val="24"/>
+          <w:rtl/>
+        </w:rPr>
+        <w:t>وتنفتح الآفاقُ التالية على عدّة مستويات:</w:t>
+      </w:r>
+    </w:p>
+    <w:p>
+      <w:pPr>
+        <w:bidi/>
+        <w:jc w:val="right"/>
+      </w:pPr>
+      <w:r>
+        <w:rPr>
+          <w:rFonts w:ascii="Traditional Arabic" w:hAnsi="Traditional Arabic" w:cs="Traditional Arabic"/>
+          <w:rFonts w:ascii="Traditional Arabic" w:hAnsi="Traditional Arabic"/>
+          <w:sz w:val="24"/>
+          <w:szCs w:val="24"/>
+          <w:rtl/>
+        </w:rPr>
+        <w:t>• أفقُ التمييز المنهجيّ: العلمُ يَصف الآليّات والقوانين والنماذج، أمّا الاستدلالُ الميتافيزيقيّ فيَسأل عن مصدر البنية التي تجعل هذه الآليّات ممكنة. بقاءُ هذا التمييز شرطٌ لسلامة القراءة في الفصول التالية.</w:t>
+      </w:r>
+    </w:p>
+    <w:p>
+      <w:pPr>
+        <w:bidi/>
+        <w:jc w:val="right"/>
+      </w:pPr>
+      <w:r>
+        <w:rPr>
+          <w:rFonts w:ascii="Traditional Arabic" w:hAnsi="Traditional Arabic" w:cs="Traditional Arabic"/>
+          <w:rFonts w:ascii="Traditional Arabic" w:hAnsi="Traditional Arabic"/>
+          <w:sz w:val="24"/>
+          <w:szCs w:val="24"/>
+          <w:rtl/>
+        </w:rPr>
+        <w:t>• أفقُ التفسير العقليّ: الحُجّةُ هنا حُجّةُ ترجيحٍ فلسفيّ، لا برهانُ إلزامٍ صوريّ. ومن ثمّ فمجالُها الطبيعيّ هو بيانُ أنّ القولَ بالخالق يَجمع المعطى في صورةٍ أوسعَ اتّساقًا وأقلَّ كلفةً من منافسيه.</w:t>
+      </w:r>
+    </w:p>
+    <w:p>
+      <w:pPr>
+        <w:bidi/>
+        <w:jc w:val="right"/>
+      </w:pPr>
+      <w:r>
+        <w:rPr>
+          <w:rFonts w:ascii="Traditional Arabic" w:hAnsi="Traditional Arabic" w:cs="Traditional Arabic"/>
+          <w:rFonts w:ascii="Traditional Arabic" w:hAnsi="Traditional Arabic"/>
+          <w:sz w:val="24"/>
+          <w:szCs w:val="24"/>
+          <w:rtl/>
+        </w:rPr>
+        <w:t>• أفقُ القراءة القرآنيّة: القرآنُ يَدعو إلى النظر ويُوقظ الفطرة ويَفتح أفق الدلالة، ثم يَمنح، في مواضع أخرى، ما لا يَبلغه العقلُ وحده من معنى الخلق وغاياته ووظيفته الإنسانيّة.</w:t>
+      </w:r>
+    </w:p>
+    <w:p>
+      <w:pPr>
+        <w:bidi/>
+        <w:jc w:val="right"/>
+      </w:pPr>
+      <w:r>
+        <w:rPr>
+          <w:rFonts w:ascii="Traditional Arabic" w:hAnsi="Traditional Arabic" w:cs="Traditional Arabic"/>
+          <w:rFonts w:ascii="Traditional Arabic" w:hAnsi="Traditional Arabic"/>
+          <w:sz w:val="24"/>
+          <w:szCs w:val="24"/>
+          <w:rtl/>
+        </w:rPr>
+        <w:t>• أفقُ التنزيه العقديّ: الخالقُ الذي يَدلّ عليه هذا الاستدلال حيٌّ قيّومٌ، رحيمٌ، فاعلٌ بإذنه المستمرّ، وليس مجرّدَ «مبدأٍ أوّل» صامت، ولا ضرورةً صمّاء، ولا قانونًا أعلى. لهذا يَبقى التنزيهُ شرطًا في اللغة، كما يبقى الوحيُ شرطًا في التعيين.</w:t>
+      </w:r>
+    </w:p>
+    <w:p>
+      <w:pPr>
+        <w:bidi/>
+        <w:jc w:val="right"/>
+      </w:pPr>
+      <w:r>
+        <w:rPr>
+          <w:rFonts w:ascii="Traditional Arabic" w:hAnsi="Traditional Arabic" w:cs="Traditional Arabic"/>
+          <w:rFonts w:ascii="Traditional Arabic" w:hAnsi="Traditional Arabic"/>
+          <w:sz w:val="24"/>
+          <w:szCs w:val="24"/>
+          <w:rtl/>
+        </w:rPr>
+        <w:t>• أفقُ الإنسان في الكتاب: هذا الفصلُ لا يَنزل من سُلَّم البرهان إلى تفسير ألمِ شخصٍ بعينه، ولا إلى تنزيلاتٍ جزئيّةٍ على أقدار الناس؛ فهذه أبوابٌ يَحكمها بابُ الابتلاء والرحمة والسنن في مواضعها اللاحقة.</w:t>
       </w:r>
     </w:p>
     <w:p>
@@ -5799,71 +6010,71 @@
           <w:szCs w:val="24"/>
           <w:rtl/>
         </w:rPr>
-        <w:t>• العلمُ يَصف كيف يَجري الكون، لكنه يَفترض وجودَه ولا يُجيب عن سؤال: لماذا وُجد كونٌ منتظمٌ قابلٌ للفهم أصلًا.</w:t>
-      </w:r>
-    </w:p>
-    <w:p>
-      <w:pPr>
-        <w:bidi/>
-        <w:jc w:val="right"/>
-      </w:pPr>
-      <w:r>
-        <w:rPr>
-          <w:rFonts w:ascii="Traditional Arabic" w:hAnsi="Traditional Arabic" w:cs="Traditional Arabic"/>
-          <w:rFonts w:ascii="Traditional Arabic" w:hAnsi="Traditional Arabic"/>
-          <w:sz w:val="24"/>
-          <w:szCs w:val="24"/>
-          <w:rtl/>
-        </w:rPr>
-        <w:t>• «التفسيرُ الذاتيّ» للكون (الطبيعانيّة المغلقة) يَنحدر إلى تسلسلٍ من الممكنات لا يُولِّد ضرورة، أو إلى ادّعاء ضرورةٍ بلا دليل، أو إلى فرضيّاتٍ تَنقل المشكلةَ ولا تَحلّها.</w:t>
-      </w:r>
-    </w:p>
-    <w:p>
-      <w:pPr>
-        <w:bidi/>
-        <w:jc w:val="right"/>
-      </w:pPr>
-      <w:r>
-        <w:rPr>
-          <w:rFonts w:ascii="Traditional Arabic" w:hAnsi="Traditional Arabic" w:cs="Traditional Arabic"/>
-          <w:rFonts w:ascii="Traditional Arabic" w:hAnsi="Traditional Arabic"/>
-          <w:sz w:val="24"/>
-          <w:szCs w:val="24"/>
-          <w:rtl/>
-        </w:rPr>
-        <w:t>• اجتماعُ الانتظام وقابليّة الفهم والضبط الدقيق وإمكان الفعل المسؤول يُرجّح ترجيحًا عقليًا قويًا أنّ النظامَ مَقصودٌ لا بريء.</w:t>
-      </w:r>
-    </w:p>
-    <w:p>
-      <w:pPr>
-        <w:bidi/>
-        <w:jc w:val="right"/>
-      </w:pPr>
-      <w:r>
-        <w:rPr>
-          <w:rFonts w:ascii="Traditional Arabic" w:hAnsi="Traditional Arabic" w:cs="Traditional Arabic"/>
-          <w:rFonts w:ascii="Traditional Arabic" w:hAnsi="Traditional Arabic"/>
-          <w:sz w:val="24"/>
-          <w:szCs w:val="24"/>
-          <w:rtl/>
-        </w:rPr>
-        <w:t>• النتيجةُ موقفٌ عقليّ منضبط بخالقٍ مُحكمٍ حكيمٍ فاعلٍ بإذنه المستمرّ، لا واضعِ قانونٍ منسحب، ولا ضرورةٍ صمّاء، ولا صدفةٍ كبرى.</w:t>
-      </w:r>
-    </w:p>
-    <w:p>
-      <w:pPr>
-        <w:bidi/>
-        <w:jc w:val="right"/>
-      </w:pPr>
-      <w:r>
-        <w:rPr>
-          <w:rFonts w:ascii="Traditional Arabic" w:hAnsi="Traditional Arabic" w:cs="Traditional Arabic"/>
-          <w:rFonts w:ascii="Traditional Arabic" w:hAnsi="Traditional Arabic"/>
-          <w:sz w:val="24"/>
-          <w:szCs w:val="24"/>
-          <w:rtl/>
-        </w:rPr>
-        <w:t>• بَلَغنا عتبةَ الإيمان بالخالق، ولم نَبلغ بعدُ معاني الخلق وغاياته؛ وذلك بابُ الوحي في الفصول التالية.</w:t>
+        <w:t>• العلمُ يَصف كيف يَجري الكون، لكنه يَفترض وجودَه، ولا يُجيب عن سؤال: لماذا وُجد كونٌ منتظمٌ قابلٌ للفهم أصلًا.</w:t>
+      </w:r>
+    </w:p>
+    <w:p>
+      <w:pPr>
+        <w:bidi/>
+        <w:jc w:val="right"/>
+      </w:pPr>
+      <w:r>
+        <w:rPr>
+          <w:rFonts w:ascii="Traditional Arabic" w:hAnsi="Traditional Arabic" w:cs="Traditional Arabic"/>
+          <w:rFonts w:ascii="Traditional Arabic" w:hAnsi="Traditional Arabic"/>
+          <w:sz w:val="24"/>
+          <w:szCs w:val="24"/>
+          <w:rtl/>
+        </w:rPr>
+        <w:t>• «التفسيرُ الذاتيّ» للكون يَنحدر، عند التدقيق، إلى تسلسلٍ من الممكنات لا يُولِّد ضرورة، أو إلى دعوى ضرورةٍ غير مبرهَنة، أو إلى فرضيّاتٍ تَنقل السؤال ولا تُغلقه.</w:t>
+      </w:r>
+    </w:p>
+    <w:p>
+      <w:pPr>
+        <w:bidi/>
+        <w:jc w:val="right"/>
+      </w:pPr>
+      <w:r>
+        <w:rPr>
+          <w:rFonts w:ascii="Traditional Arabic" w:hAnsi="Traditional Arabic" w:cs="Traditional Arabic"/>
+          <w:rFonts w:ascii="Traditional Arabic" w:hAnsi="Traditional Arabic"/>
+          <w:sz w:val="24"/>
+          <w:szCs w:val="24"/>
+          <w:rtl/>
+        </w:rPr>
+        <w:t>• اجتماعُ وجود الكون، وإمكانه، وانتظامه، وقابليّة فهمه، وظهور الوعي الذاتيّ داخله، يُرجّح ترجيحًا عقليًّا قويًّا أنّ أفضلَ تفسيرٍ لهذا كلّه هو خالقٌ مُحكِمٌ حكيم.</w:t>
+      </w:r>
+    </w:p>
+    <w:p>
+      <w:pPr>
+        <w:bidi/>
+        <w:jc w:val="right"/>
+      </w:pPr>
+      <w:r>
+        <w:rPr>
+          <w:rFonts w:ascii="Traditional Arabic" w:hAnsi="Traditional Arabic" w:cs="Traditional Arabic"/>
+          <w:rFonts w:ascii="Traditional Arabic" w:hAnsi="Traditional Arabic"/>
+          <w:sz w:val="24"/>
+          <w:szCs w:val="24"/>
+          <w:rtl/>
+        </w:rPr>
+        <w:t>• النتيجةُ التي يَثبتها هذا الفصلُ هي عتبةُ الإقرار بوجود الخالق، أمّا معنى الخلق وغاياته وتعيينُ ما يَطلبه الخالقُ من خلقه فبابُه الوحي.</w:t>
+      </w:r>
+    </w:p>
+    <w:p>
+      <w:pPr>
+        <w:bidi/>
+        <w:jc w:val="right"/>
+      </w:pPr>
+      <w:r>
+        <w:rPr>
+          <w:rFonts w:ascii="Traditional Arabic" w:hAnsi="Traditional Arabic" w:cs="Traditional Arabic"/>
+          <w:rFonts w:ascii="Traditional Arabic" w:hAnsi="Traditional Arabic"/>
+          <w:sz w:val="24"/>
+          <w:szCs w:val="24"/>
+          <w:rtl/>
+        </w:rPr>
+        <w:t>• وباجتماع الفصول الثلاثة الأولى، تَكتمل البنيةُ الأساسيّة لـنموذج كود الحياة التكاملي: انتظامٌ كونيّ، وقابليّةُ فهمٍ، وطبقةٌ برهانيّةٌ تُحيلهما إلى الخالق، تمهيدًا لانتقال الكتاب في الفصل الرابع إلى سؤال معنى الخلق.</w:t>
       </w:r>
     </w:p>
     <w:p>
@@ -5896,23 +6107,7 @@
           <w:szCs w:val="24"/>
           <w:rtl/>
         </w:rPr>
-        <w:t>كثيرٌ من قلق الإنسان المعاصر يَنبع من شعورٍ خفيّ بأنّ الوجود بلا أساس، وأنّ كلَّ شيءٍ قد يَكون مصادفةً عابثة. وهذا الفصلُ يُقدّم أرضيّةً عقليّةً هادئة: ليس إيمانُك قفزةً في الظلام ضدّ العقل، وإنّما هو التفسيرُ الأكثرُ معقوليّةً لكونٍ مُحكم. حين تُواجَه بسؤالٍ يُزلزل يقينك، تذكّر أنّ الطرفَ الآخر لا يَملك برهانًا أقوى، وأنّ بابَ التفكّر مفتوحٌ أمامك لا مغلق. هذه الطمأنينةُ العقليّة تُحرّرك من حِدّة الشكّ، وتُهيّئك لتَلقّي المعنى الذي لا يَبلغه العقلُ وحده.</w:t>
-      </w:r>
-    </w:p>
-    <w:p>
-      <w:pPr>
-        <w:bidi/>
-        <w:jc w:val="center"/>
-      </w:pPr>
-      <w:r>
-        <w:rPr>
-          <w:rFonts w:ascii="Traditional Arabic" w:hAnsi="Traditional Arabic" w:cs="Traditional Arabic"/>
-          <w:rFonts w:ascii="Traditional Arabic" w:hAnsi="Traditional Arabic"/>
-          <w:sz w:val="20"/>
-          <w:szCs w:val="20"/>
-          <w:rtl/>
-        </w:rPr>
-        <w:t>* * *</w:t>
+        <w:t>كثيرٌ من قلق الإنسان المعاصر يَنبع من شعورٍ خفيٍّ بأنّ الوجودَ بلا أساس، وأنّ كلَّ شيءٍ قد يكون مصادفةً عابثة. ويُقدّم هذا الفصلُ أرضيّةً عقليّةً هادئة: الإيمانُ بالخالق ليس خصومةً مع العقل، بل قراءةٌ أوسع لمعطى كونٍ مُحكَمٍ مفهوم. وحين يَشتدّ السؤال، يَظلّ أمامك بابُ نظرٍ مفتوح: بابُ التفكّر الذي يَرى في انتظام العالم، وفي قابليّة فهمه، وفي حضور الوعي داخله، إشاراتٍ إلى معنى أعمق من العشوائيّة العمياء.</w:t>
       </w:r>
     </w:p>
     <w:p>

--- a/publish/book.docx
+++ b/publish/book.docx
@@ -1186,7 +1186,7 @@
           <w:szCs w:val="24"/>
           <w:rtl/>
         </w:rPr>
-        <w:t>ولأنّ خَلْطَ الأدوات هو مَصدر معظم الانهيارات في هذا النوع من الكتب، فإنّ القارئ سيَجد في كلّ فصلٍ تذكيرًا صريحًا بـ«ما يَقوله العلم وما لا يَقوله»، وبـ«ما تَقوله الآية وما لا تُحمَّل به»، وبـ«ما يَستنتجه العقل وما يَعجز عنه». الحدودُ هنا ليست تَواضعًا أدبيًا؛ هي شرطُ الجدّيّة.</w:t>
+        <w:t>ولأنّ خَلْطَ الأدوات هو مَصدر معظم الانهيارات في هذا النوع من الكتب، فإنّ القارئ سيَجد في كلّ فصلٍ تذكيرًا صريحًا بـ«ما يَقوله العلم وما لا يَقوله»، وبـ«ما تَقوله الآية وما لا تُحمَّل به»، وبـ«ما يَستنتجه العقل وما يَعجز عنه». الحدودُ هنا تتجاوز التواضع الأدبي؛ فهي شرطُ الجدّيّة.</w:t>
       </w:r>
     </w:p>
     <w:p>
@@ -1255,7 +1255,7 @@
           <w:szCs w:val="22"/>
           <w:rtl/>
         </w:rPr>
-        <w:t>هذا النموذج إطارٌ جزئيٌّ لتفسير علاقة الإنسان بفعله ونتيجته داخل السنن، في باب المسؤوليّة والقدر. ليس نظريّةً لكلّ شيء، ولا تفسيرًا فيزيائيًا للكون، ولا بديلًا عن الفقه أو علم الكلام أو علم النفس أو الاجتماع.</w:t>
+        <w:t>هذا النموذج إطارٌ جزئيٌّ لتفسير علاقة الإنسان بفعله ونتيجته داخل السنن، في باب المسؤوليّة والقدر. لا يرقى إلى نظريّةٍ لكلّ شيء، ولا يقدّم تفسيرًا فيزيائيًا للكون، ولا يقوم مقام الفقه أو علم الكلام أو علم النفس أو الاجتماع.</w:t>
       </w:r>
     </w:p>
     <w:p>
@@ -1404,7 +1404,7 @@
           <w:szCs w:val="22"/>
           <w:rtl/>
         </w:rPr>
-        <w:t>«المبرمج الأكبر»، إن وَرد، ليس اسمًا لله، ولا تشبيهًا له. هو استعارةٌ معرفيّةٌ محدودة، تُستعمل مرّةً واحدةً للإشارة إلى معاني العلم والإحاطة والإحكام، ثم يُستبدَل بها في باقي الكتاب: «المُحكِم»، أو «ربّ السنن»، أو الأسماء الحسنى الواردة في النصّ.</w:t>
+        <w:t>«المبرمج الأكبر»، إن وَرد، لا يُتَّخذ اسمًا لله، ولا تشبيهًا له. هو استعارةٌ معرفيّةٌ محدودة، تُستعمل مرّةً واحدةً للإشارة إلى معاني العلم والإحاطة والإحكام، ثم يُستبدَل بها في باقي الكتاب: «المُحكِم»، أو «ربّ السنن»، أو الأسماء الحسنى الواردة في النصّ.</w:t>
       </w:r>
     </w:p>
     <w:p>
@@ -1469,7 +1469,7 @@
           <w:szCs w:val="24"/>
           <w:rtl/>
         </w:rPr>
-        <w:t>ليس هذا كتابَ وعظ، ولا كتابَ تحفيز، ولا كتابَ إعجازٍ علميّ. هو كتابُ تأمّلٍ منضبط: يَبدأ من الكون كما هو، ويَنتهي إلى الإنسان كما يَنبغي أن يَكون. وبين البدء والنهاية، يُحاول أن يُعيد للقارئ شيئًا قد يكون فَقدَه دون أن يَنتبه: الذهولَ الهادئَ أمام الوجود، والسؤالَ الذي يَنبت من ذلك الذهول، ثم الجوابَ الذي يَستحقّ السؤال.</w:t>
+        <w:t>هذا الكتاب لا يندرج في الوعظ، ولا في التحفيز، ولا في الإعجاز العلميّ. إنّه كتابُ تأمّلٍ منضبط: يَبدأ من الكون كما هو، ويَنتهي إلى الإنسان كما يَنبغي أن يَكون. وبين البدء والنهاية، يُحاول أن يُعيد للقارئ شيئًا قد يكون فَقدَه دون أن يَنتبه: الذهولَ الهادئَ أمام الوجود، والسؤالَ الذي يَنبت من ذلك الذهول، ثم الجوابَ الذي يَستحقّ السؤال.</w:t>
       </w:r>
     </w:p>
     <w:p>
@@ -1502,7 +1502,7 @@
           <w:szCs w:val="24"/>
           <w:rtl/>
         </w:rPr>
-        <w:t>الفصول مُرتَّبةٌ على المراحل الخمس، ولا يُنصَح بقراءتها مُبعثَرة. كلّ فصلٍ يَلتزم ببنيةٍ ثابتة: آيةٌ في الافتتاح، تَحليلٌ مفهوميّ، شاهدٌ علميّ أو فلسفيّ بمصدره، حدودُ الاستدلال، اعتراضٌ وجوابُه، ثم فقرةُ «ما لا يَقوله هذا الفصل». هذه البنية ليست زينة؛ هي ضمانةٌ بأنّ الفكرة لا تَتمدّد فوق طاقتها.</w:t>
+        <w:t>الفصول مُرتَّبةٌ على المراحل الخمس، ولا يُنصَح بقراءتها مُبعثَرة. كلّ فصلٍ يَلتزم ببنيةٍ ثابتة: آيةٌ في الافتتاح، تَحليلٌ مفهوميّ، شاهدٌ علميّ أو فلسفيّ بمصدره، حدودُ الاستدلال، اعتراضٌ وجوابُه، ثم فقرةُ «ما لا يَقوله هذا الفصل». وظيفةُ هذه البنية تتجاوز الزينة؛ فهي ضمانةٌ بأنّ الفكرة لا تَتمدّد فوق طاقتها.</w:t>
       </w:r>
     </w:p>
     <w:p>
@@ -1656,7 +1656,7 @@
           <w:szCs w:val="24"/>
           <w:rtl/>
         </w:rPr>
-        <w:t>يُفصح نموذج كود الحياة التكاملي، بوصفه الإطار النظري الحاكم لهذا الكتاب، عن ترابط ثلاثة أبعاد في بنية الوجود الإنساني والكوني: الانتظام الكوني، وقابلية الفهم، وإمكان الفعل المسؤول. ويرى هذا النموذج أن هذه الأبعاد لا تُفهم على نحوٍ صحيح إذا عولجت متفرقة؛ فالكون لا يبدو منظَّمًا فحسب، بل يبدو أيضًا قابلاً لأن يُدرَك، وصالحًا لأن يتحرك الإنسان في داخله على أساس السببية والتكليف والنتيجة. ومن ثمّ يضع هذا الفصل حجره الأول في هذا النموذج بإثبات أن الانتظام الكوني مُعطًى أوّليٌّ، يمكن للعقل رصده، وللعلم نمذجته، وللإنسان أن يفعل فيه ضمن شبكةٍ من السنن المفهومة.</w:t>
+        <w:t>يُفصح نموذج كود الحياة التكاملي، بوصفه الإطار النظري الحاكم لهذا الكتاب، عن ترابط ثلاثة أبعاد في بنية الوجود الإنساني والكوني: الانتظام الكوني، وقابلية الفهم، وإمكان الفعل المسؤول. ويرى هذا النموذج أن هذه الأبعاد لا تُفهم على نحوٍ صحيح إذا عولجت متفرقة؛ فالكون يتبدى منظَّمًا، وقابلًا لأن يُدرَك، وصالحًا لأن يتحرك الإنسان في داخله على أساس السببية والتكليف والنتيجة. ومن ثمّ يضع هذا الفصل حجره الأول في هذا النموذج بإثبات أن الانتظام الكوني مُعطًى أوّليٌّ، يمكن للعقل رصده، وللعلم نمذجته، وللإنسان أن يفعل فيه ضمن شبكةٍ من السنن المفهومة.</w:t>
       </w:r>
     </w:p>
     <w:p>
@@ -1689,7 +1689,7 @@
           <w:szCs w:val="24"/>
           <w:rtl/>
         </w:rPr>
-        <w:t>توجد لحظةٌ تسبق كلَّ سؤالٍ كبير: لحظةُ الانتباه المنهجي إلى الوجود. ليست هذه اللحظة إيمانًا مكتملًا، ولا إنكارًا مكتملًا، بل هي إدراكٌ أوليٌّ أن وجود «شيء» أصلًا بدلًا من «لا شيء»، ثم كون هذا الشيء متماسكًا، محكومًا بقواعد، وقابلًا لأن يُفهَم، أمرٌ يستحق التوقف العلمي والفلسفي الجاد.</w:t>
+        <w:t>توجد لحظةٌ تسبق كلَّ سؤالٍ كبير: لحظةُ الانتباه المنهجي إلى الوجود. هذه اللحظة لا تمثل إيمانًا مكتملًا ولا إنكارًا مكتملًا؛ إنما هي إدراكٌ أوليٌّ أن وجود «شيء» أصلًا بدلًا من «لا شيء»، ثم كون هذا الشيء متماسكًا، محكومًا بقواعد، وقابلًا لأن يُفهَم، أمرٌ يستحق التوقف العلمي والفلسفي الجاد.</w:t>
       </w:r>
     </w:p>
     <w:p>
@@ -1754,23 +1754,23 @@
           <w:szCs w:val="24"/>
           <w:rtl/>
         </w:rPr>
-        <w:t>«النظام» في هذا الكتاب ليس مصطلحًا فلسفيًا مغلقًا، بل وصفٌ لمجموعة خصائص تتكرر في مستويات متعددة من الواقع، ويمكن إجمالها في خمسة مواضع مترابطة:</w:t>
-      </w:r>
-    </w:p>
-    <w:p>
-      <w:pPr>
-        <w:bidi/>
-        <w:jc w:val="right"/>
-      </w:pPr>
-      <w:r>
-        <w:rPr>
-          <w:rFonts w:ascii="Traditional Arabic" w:hAnsi="Traditional Arabic" w:cs="Traditional Arabic"/>
-          <w:rFonts w:ascii="Traditional Arabic" w:hAnsi="Traditional Arabic"/>
-          <w:sz w:val="24"/>
-          <w:szCs w:val="24"/>
-          <w:rtl/>
-        </w:rPr>
-        <w:t>• الانتظام: تَكرارُ السلوك نفسه في الظروف نفسها. الماء لا يغلي اعتباطًا، بل وفق علاقةٍ منتظمةٍ بين الحرارة والضغط الجوي؛ فإذا تغيَّر الضغط تغيَّرت درجة الغليان وفق العلاقة نفسها حيثما تكررت الشروط. والجاذبية تحكم سقوط الأجسام اليوم كما حكمته في عصر نيوتن.</w:t>
+        <w:t>«النظام» في هذا الكتاب لا ينحصر في مصطلحٍ فلسفيٍّ مغلق؛ إنه وصفٌ لمجموعة خصائص تتكرر في مستويات متعددة من الواقع، ويمكن إجمالها في خمسة مواضع مترابطة:</w:t>
+      </w:r>
+    </w:p>
+    <w:p>
+      <w:pPr>
+        <w:bidi/>
+        <w:jc w:val="right"/>
+      </w:pPr>
+      <w:r>
+        <w:rPr>
+          <w:rFonts w:ascii="Traditional Arabic" w:hAnsi="Traditional Arabic" w:cs="Traditional Arabic"/>
+          <w:rFonts w:ascii="Traditional Arabic" w:hAnsi="Traditional Arabic"/>
+          <w:sz w:val="24"/>
+          <w:szCs w:val="24"/>
+          <w:rtl/>
+        </w:rPr>
+        <w:t>• الانتظام: تَكرارُ السلوك نفسه في الظروف نفسها. الماء لا يغلي اعتباطًا؛ إنما وفق علاقةٍ منتظمةٍ بين الحرارة والضغط الجوي؛ فإذا تغيَّر الضغط تغيَّرت درجة الغليان وفق العلاقة نفسها حيثما تكررت الشروط. والجاذبية تحكم سقوط الأجسام اليوم كما حكمته في عصر نيوتن.</w:t>
       </w:r>
     </w:p>
     <w:p>
@@ -1802,7 +1802,7 @@
           <w:szCs w:val="24"/>
           <w:rtl/>
         </w:rPr>
-        <w:t>• السببيّة: ربطُ الأحداث بشروطٍ سابقةٍ لها، بحيث إذا تغيَّر الشرط تغيَّر الأثر. والسببيّة ليست تعاقبًا زمنيًا فحسب، بل تعاقبٌ منتظمٌ يَظهر أثره حين يقع التدخل.</w:t>
+        <w:t>• السببيّة: ربطُ الأحداث بشروطٍ سابقةٍ لها، بحيث إذا تغيَّر الشرط تغيَّر الأثر. والسببيّة تتجاوز التعاقب الزمني إلى انتظامٍ يَظهر أثره حين يقع التدخل.</w:t>
       </w:r>
     </w:p>
     <w:p>
@@ -1883,39 +1883,39 @@
           <w:szCs w:val="24"/>
           <w:rtl/>
         </w:rPr>
-        <w:t>المشكلة التي يعالجها هذا الفصل هي مشكلةُ الاعتياد. فنحن نعتاد النظام بسرعة، ثم نتعامل معه بوصفه الحالة الافتراضية للوجود، ونتعامل مع الفوضى بوصفها الحالة التي تحتاج وحدها إلى تفسير. غير أن هذا الترتيب نفسه ليس محايدًا: لماذا يكون الأصل المفترض هو الانتظام لا العشوائية المحضة؟ ولماذا يُنتج الواقع بنىً قابلةً للدوام والفهم بدلًا من أن يتبدد في صورٍ لا تتكرر ولا تستقر؟</w:t>
-      </w:r>
-    </w:p>
-    <w:p>
-      <w:pPr>
-        <w:bidi/>
-        <w:jc w:val="both"/>
-      </w:pPr>
-      <w:r>
-        <w:rPr>
-          <w:rFonts w:ascii="Traditional Arabic" w:hAnsi="Traditional Arabic" w:cs="Traditional Arabic"/>
-          <w:rFonts w:ascii="Traditional Arabic" w:hAnsi="Traditional Arabic"/>
-          <w:sz w:val="24"/>
-          <w:szCs w:val="24"/>
-          <w:rtl/>
-        </w:rPr>
-        <w:t>في الديناميكا الحرارية، ينص القانون الثاني، في صيغته الإحصائية المستقرة، على أن الإنتروبيا تزداد في النُّظُم المعزولة التي لا تتبادل طاقةً ولا مادةً مع محيطها. وهذا المبدأ يُفهم ضمن نطاقه المحدد، ولا يُستعمل هنا بوصفه مرادفًا مبسطًا لـ«الفوضى». ومن المعلوم في الفيزياء أن نشوء بنىً منظَّمةٍ محليًا، كنجمٍ يشتعل أو خليّةٍ حيّةٍ تنمو، لا يناقض القانون الثاني؛ لأن هذه البنى ليست نظمًا معزولة، بل تستورد طاقةً ومادةً من محيطها، فتَنخفض إنتروبيا فيها على حساب ارتفاعٍ أكبر في إنتروبيا المحيط الأشمل.</w:t>
-      </w:r>
-    </w:p>
-    <w:p>
-      <w:pPr>
-        <w:bidi/>
-        <w:jc w:val="both"/>
-      </w:pPr>
-      <w:r>
-        <w:rPr>
-          <w:rFonts w:ascii="Traditional Arabic" w:hAnsi="Traditional Arabic" w:cs="Traditional Arabic"/>
-          <w:rFonts w:ascii="Traditional Arabic" w:hAnsi="Traditional Arabic"/>
-          <w:sz w:val="24"/>
-          <w:szCs w:val="24"/>
-          <w:rtl/>
-        </w:rPr>
-        <w:t>ويقتضي الضبط المنهجي هنا التمييز بين استعمالين مختلفين للفظ «الإنتروبيا». الأول هو إنتروبيا بولتزمان–غِبس في الفيزياء الإحصائية، وهي مقياسٌ لعدد الحالات الميكروسكوبية الموافقة لحالةٍ ماكروسكوبية واحدة، وتُقاس بوحدة الطاقة على درجة الحرارة. والثاني هو إنتروبيا شانون في نظرية المعلومات، وهي مقياسٌ لعدم اليقين أو لكمّ المعلومات في توزيعٍ احتمالي، وتُقاس بالبتّات ولا تحمل بُعدًا فيزيائيًا بذاتها. الصلة بين المفهومين عميقة ومثمرة، وقد برزت في أعمال شانون ثم في مبدأ لانداور، لكن الخلط بينهما يُنتج مغالطات شائعة: فليس كل نظامٍ معلوماتيٍّ نظامًا حراريًا، وليست زيادةُ المعلومة مساويةً بالضرورة لانخفاض الإنتروبيا الفيزيائية.</w:t>
+        <w:t>المشكلة التي يعالجها هذا الفصل هي مشكلةُ الاعتياد. فنحن نعتاد النظام بسرعة، ثم نتعامل معه بوصفه الحالة الافتراضية للوجود، ونتعامل مع الفوضى بوصفها الحالة التي تحتاج وحدها إلى تفسير. غير أن هذا الترتيب نفسه لا يتسم بالحياد: لماذا يكون الأصل المفترض هو الانتظام لا العشوائية المحضة؟ ولماذا يُنتج الواقع بنىً قابلةً للدوام والفهم بدلًا من أن يتبدد في صورٍ لا تتكرر ولا تستقر؟</w:t>
+      </w:r>
+    </w:p>
+    <w:p>
+      <w:pPr>
+        <w:bidi/>
+        <w:jc w:val="both"/>
+      </w:pPr>
+      <w:r>
+        <w:rPr>
+          <w:rFonts w:ascii="Traditional Arabic" w:hAnsi="Traditional Arabic" w:cs="Traditional Arabic"/>
+          <w:rFonts w:ascii="Traditional Arabic" w:hAnsi="Traditional Arabic"/>
+          <w:sz w:val="24"/>
+          <w:szCs w:val="24"/>
+          <w:rtl/>
+        </w:rPr>
+        <w:t>في الديناميكا الحرارية، ينص القانون الثاني، في صيغته الإحصائية المستقرة، على أن الإنتروبيا تزداد في النُّظُم المعزولة التي لا تتبادل طاقةً ولا مادةً مع محيطها. وهذا المبدأ يُفهم ضمن نطاقه المحدد، ولا يُستعمل هنا بوصفه مرادفًا مبسطًا لـ«الفوضى». ومن المعلوم في الفيزياء أن نشوء بنىً منظَّمةٍ محليًا، كنجمٍ يشتعل أو خليّةٍ حيّةٍ تنمو، لا يناقض القانون الثاني؛ لأن هذه البنى تُعدّ نظمًا مفتوحة، تستورد طاقةً ومادةً من محيطها، فتَنخفض إنتروبيا فيها على حساب ارتفاعٍ أكبر في إنتروبيا المحيط الأشمل.</w:t>
+      </w:r>
+    </w:p>
+    <w:p>
+      <w:pPr>
+        <w:bidi/>
+        <w:jc w:val="both"/>
+      </w:pPr>
+      <w:r>
+        <w:rPr>
+          <w:rFonts w:ascii="Traditional Arabic" w:hAnsi="Traditional Arabic" w:cs="Traditional Arabic"/>
+          <w:rFonts w:ascii="Traditional Arabic" w:hAnsi="Traditional Arabic"/>
+          <w:sz w:val="24"/>
+          <w:szCs w:val="24"/>
+          <w:rtl/>
+        </w:rPr>
+        <w:t>ويقتضي الضبط المنهجي هنا التمييز بين استعمالين مختلفين للفظ «الإنتروبيا». الأول هو إنتروبيا بولتزمان–غِبس في الفيزياء الإحصائية، وهي مقياسٌ لعدد الحالات الميكروسكوبية الموافقة لحالةٍ ماكروسكوبية واحدة، وتُقاس بوحدة الطاقة على درجة الحرارة. والثاني هو إنتروبيا شانون في نظرية المعلومات، وهي مقياسٌ لعدم اليقين أو لكمّ المعلومات في توزيعٍ احتمالي، وتُقاس بالبتّات ولا تحمل بُعدًا فيزيائيًا بذاتها. الصلة بين المفهومين عميقة ومثمرة، وقد برزت في أعمال شانون ثم في مبدأ لانداور، لكن الخلط بينهما يُنتج مغالطات شائعة: فالنظام المعلوماتي لا يلزم أن يكون نظامًا حراريًا، وزيادةُ المعلومة لا تساوي بالضرورة انخفاض الإنتروبيا الفيزيائية.</w:t>
       </w:r>
     </w:p>
     <w:p>
@@ -2060,7 +2060,7 @@
           <w:szCs w:val="24"/>
           <w:rtl/>
         </w:rPr>
-        <w:t>ولهذا يتعامل هذا الكتاب مع العلم بوصفه شاهدَ فهمٍ لا بوصفه برهانًا مخبريًا على الغيب، ولا بوصفه آليةً لإسقاط الاكتشافات المعاصرة على النصوص الدينية. فالإعجاز العلمي، حين يُحمِّل الآية ما لا تحتمل من تفاصيل علمية متغيرة، يُربك العلم والنص معًا. أمّا شاهد الفهم، فيأخذ من العلم ما ثَبَت رصده من انتظامٍ وإحكام، ثم يضعه في أفقٍ فلسفيٍّ أوسع من غير أن يجعل العلم ناطقًا بما ليس من طبيعته أن ينطق به.</w:t>
+        <w:t>ولهذا يتعامل هذا الكتاب مع العلم بوصفه شاهدَ فهمٍ، لا برهانًا مخبريًا على الغيب ولا آليةً لإسقاط الاكتشافات المعاصرة على النصوص الدينية. فالإعجاز العلمي، حين يُحمِّل الآية ما لا تحتمل من تفاصيل علمية متغيرة، يُربك العلم والنص معًا. أمّا شاهد الفهم، فيأخذ من العلم ما ثَبَت رصده من انتظامٍ وإحكام، ثم يضعه في أفقٍ فلسفيٍّ أوسع من غير أن يحمل العلم على قول ما يخرج عن طبيعته.</w:t>
       </w:r>
     </w:p>
     <w:p>
@@ -2093,7 +2093,7 @@
           <w:szCs w:val="24"/>
           <w:rtl/>
         </w:rPr>
-        <w:t>بعد استقرار المعطى العقلي-التجريبي على أن الكون منتظمٌ وقابلٌ للفهم، يأتي الاستشهاد القرآني في موضعه الصحيح: لا ليؤسس الحقيقة العلمية، بل ليكشف عن دلالتها الوجودية، ويجعل النظر في الخلق جزءًا من الوعي بالمعنى.</w:t>
+        <w:t>بعد استقرار المعطى العقلي-التجريبي على أن الكون منتظمٌ وقابلٌ للفهم، يأتي الاستشهاد القرآني في موضعه الصحيح: لا لتأسيس الحقيقة العلمية، وإنما لكشف دلالتها الوجودية، وجعل النظر في الخلق جزءًا من الوعي بالمعنى.</w:t>
       </w:r>
     </w:p>
     <w:p>
@@ -2145,7 +2145,7 @@
           <w:szCs w:val="24"/>
           <w:rtl/>
         </w:rPr>
-        <w:t>ليس المقصود هنا تقديمَ تقريرٍ فلكيٍّ أو جيولوجيٍّ مفصل، بل إيقاظُ فعل النظر نفسه. فالإنسان لا يُطلب منه أولًا أن يصدّق ثم ينظر، بل أن ينظر نظرًا صادقًا، حتى يرى العالمَ وقد ظهر فيه من الإحكام ما كان يحجبه الاعتياد.</w:t>
+        <w:t>المقصود هنا إيقاظُ فعل النظر نفسه، لا تقديم تقريرٍ فلكيٍّ أو جيولوجيٍّ مفصل. فالإنسان لا يُطلب منه أولًا أن يصدّق ثم ينظر؛ إنما أن ينظر نظرًا صادقًا، حتى يرى العالمَ وقد ظهر فيه من الإحكام ما كان يحجبه الاعتياد.</w:t>
       </w:r>
     </w:p>
     <w:p>
@@ -2197,23 +2197,23 @@
           <w:szCs w:val="24"/>
           <w:rtl/>
         </w:rPr>
-        <w:t>هذه الآيات لا تُقدَّم هنا بوصفها بديلًا عن البرهنة التجريبية، بل بوصفها شاهدًا على أن إحكام الخلق يملك بعدًا معنويًا وتربويًا يتجاوز مجرد الوصف. وهي تدعو إلى النظر وإعادة النظر، وإلى اختبار دعوى الخلل قبل التسليم بها. ومن هذا الوجه يلتقي الخطاب القرآني مع النتيجة العقلية العامة التي استقر عليها النظر في هذا الفصل، من غير أن يُختزل أحدهما في الآخر.</w:t>
-      </w:r>
-    </w:p>
-    <w:p>
-      <w:pPr>
-        <w:bidi/>
-        <w:jc w:val="both"/>
-      </w:pPr>
-      <w:r>
-        <w:rPr>
-          <w:rFonts w:ascii="Traditional Arabic" w:hAnsi="Traditional Arabic" w:cs="Traditional Arabic"/>
-          <w:rFonts w:ascii="Traditional Arabic" w:hAnsi="Traditional Arabic"/>
-          <w:sz w:val="24"/>
-          <w:szCs w:val="24"/>
-          <w:rtl/>
-        </w:rPr>
-        <w:t>والآية المركزية التي يستند إليها أفقُ الكتاب اللاحق هي قولُه تعالى: «وَمَا خَلَقْنَا السَّمَاءَ وَالْأَرْضَ وَمَا بَيْنَهُمَا بَاطِلًا» (ص، 27). فهذه الآية لا تتحدث عن آلية الخلق، بل عن معناه؛ أي عن نفي العبث وإثبات الحكمة. وهذا أفقٌ لا يُثبته المختبر، كما لا ينفيه، لكنه يحدّد المجال الذي سيستكمله الكتاب في فصوله التالية.</w:t>
+        <w:t>هذه الآيات لا تُقدَّم هنا بوصفها بديلًا عن البرهنة التجريبية؛ إنما بوصفها شاهدًا على أن إحكام الخلق يملك بعدًا معنويًا وتربويًا يتجاوز مجرد الوصف. وهي تدعو إلى النظر وإعادة النظر، وإلى اختبار دعوى الخلل قبل التسليم بها. ومن هذا الوجه يلتقي الخطاب القرآني مع النتيجة العقلية العامة التي استقر عليها النظر في هذا الفصل، من غير أن يُختزل أحدهما في الآخر.</w:t>
+      </w:r>
+    </w:p>
+    <w:p>
+      <w:pPr>
+        <w:bidi/>
+        <w:jc w:val="both"/>
+      </w:pPr>
+      <w:r>
+        <w:rPr>
+          <w:rFonts w:ascii="Traditional Arabic" w:hAnsi="Traditional Arabic" w:cs="Traditional Arabic"/>
+          <w:rFonts w:ascii="Traditional Arabic" w:hAnsi="Traditional Arabic"/>
+          <w:sz w:val="24"/>
+          <w:szCs w:val="24"/>
+          <w:rtl/>
+        </w:rPr>
+        <w:t>والآية المركزية التي يستند إليها أفقُ الكتاب اللاحق هي قولُه تعالى: «وَمَا خَلَقْنَا السَّمَاءَ وَالْأَرْضَ وَمَا بَيْنَهُمَا بَاطِلًا» (ص، 27). فهذه الآية تتحدث عن معنى الخلق لا عن آليته؛ أي عن نفي العبث وإثبات الحكمة. وهذا أفقٌ لا يُثبته المختبر، كما لا ينفيه، لكنه يحدّد المجال الذي سيستكمله الكتاب في فصوله التالية.</w:t>
       </w:r>
     </w:p>
     <w:p>
@@ -2262,23 +2262,23 @@
           <w:szCs w:val="24"/>
           <w:rtl/>
         </w:rPr>
-        <w:t>السببيّة، بمعناها العلمي التشغيلي، هي أن تتغير النتيجة إذا تغيَّر السبب، تغيرًا منتظمًا قابلًا للقياس. وهي ليست مجرد تعاقبٍ زمني، كما نبّه ديفيد هيوم في نقده للمساواة بين السببيّة والتتابع، بل تعاقبٌ منتظمٌ تظهر حقيقته حين يقع التدخل: لو فُعل كذا لوقع كذا. وعلى هذا المعنى تقوم التجربة العلمية الحديثة في بنيتها العملية.</w:t>
-      </w:r>
-    </w:p>
-    <w:p>
-      <w:pPr>
-        <w:bidi/>
-        <w:jc w:val="both"/>
-      </w:pPr>
-      <w:r>
-        <w:rPr>
-          <w:rFonts w:ascii="Traditional Arabic" w:hAnsi="Traditional Arabic" w:cs="Traditional Arabic"/>
-          <w:rFonts w:ascii="Traditional Arabic" w:hAnsi="Traditional Arabic"/>
-          <w:sz w:val="24"/>
-          <w:szCs w:val="24"/>
-          <w:rtl/>
-        </w:rPr>
-        <w:t>وحين يضغط الإنسان زرَّ الإنارة فيضيء المصباح، فهو لا يكتفي بمشاهدة حدثين متجاورين، بل يفهم أن غياب الضغط أو انقطاع التيار يغيّر النتيجة. هذا التمييز البسيط بين التعاقب والرابط القابل للتدخل هو الذي يقوم عليه الطب والهندسة وسائر الممارسات المنظمة في الحياة اليومية.</w:t>
+        <w:t>السببيّة، بمعناها العلمي التشغيلي، هي أن تتغير النتيجة إذا تغيَّر السبب، تغيرًا منتظمًا قابلًا للقياس. وهي في هذا المعنى أعمق من مجرد تعاقبٍ زمني، كما نبّه ديفيد هيوم في نقده للمساواة بين السببيّة والتتابع؛ إذ تظهر حقيقتها حين يقع التدخل: لو فُعل كذا لوقع كذا. وعلى هذا المعنى تقوم التجربة العلمية الحديثة في بنيتها العملية.</w:t>
+      </w:r>
+    </w:p>
+    <w:p>
+      <w:pPr>
+        <w:bidi/>
+        <w:jc w:val="both"/>
+      </w:pPr>
+      <w:r>
+        <w:rPr>
+          <w:rFonts w:ascii="Traditional Arabic" w:hAnsi="Traditional Arabic" w:cs="Traditional Arabic"/>
+          <w:rFonts w:ascii="Traditional Arabic" w:hAnsi="Traditional Arabic"/>
+          <w:sz w:val="24"/>
+          <w:szCs w:val="24"/>
+          <w:rtl/>
+        </w:rPr>
+        <w:t>وحين يضغط الإنسان زرَّ الإنارة فيضيء المصباح، فهو لا يكتفي بمشاهدة حدثين متجاورين؛ إذ يفهم أن غياب الضغط أو انقطاع التيار يغيّر النتيجة. هذا التمييز البسيط بين التعاقب والرابط القابل للتدخل هو الذي يقوم عليه الطب والهندسة وسائر الممارسات المنظمة في الحياة اليومية.</w:t>
       </w:r>
     </w:p>
     <w:p>
@@ -2310,7 +2310,7 @@
           <w:szCs w:val="24"/>
           <w:rtl/>
         </w:rPr>
-        <w:t>وحين يقول القرآن: «إِنَّا كُلَّ شَيْءٍ خَلَقْنَاهُ بِقَدَرٍ» (القمر، 49)، فإن «القَدَر» هنا تقديرٌ وإحكامٌ، لا مقدارٌ كميٌّ بالمعنى العلمي الحديث. فالأشياء مخلوقةٌ على نسبٍ وشروطٍ تنتظم بها في شبكة العالم. ولهذا يَقدر الإنسان أن يفعل: لأن العالم ليس عشوائيةً محضة، بل بنيةً تستجيب للأفعال وفق سننٍ منتظمة. ومن غير هذا الاطراد لا يستقيم معنى النية، ولا المسؤولية، ولا الأمر الشرعي، ولا إمكان الإصلاح.</w:t>
+        <w:t>وحين يقول القرآن: «إِنَّا كُلَّ شَيْءٍ خَلَقْنَاهُ بِقَدَرٍ» (القمر، 49)، فإن «القَدَر» هنا تقديرٌ وإحكامٌ، لا مقدارٌ كميٌّ بالمعنى العلمي الحديث. فالأشياء مخلوقةٌ على نسبٍ وشروطٍ تنتظم بها في شبكة العالم. ولهذا يَقدر الإنسان أن يفعل: لأن العالم بنيةٌ تستجيب للأفعال وفق سننٍ منتظمة، لا عشوائيةٌ محضة. ومن غير هذا الاطراد لا يستقيم معنى النية، ولا المسؤولية، ولا الأمر الشرعي، ولا إمكان الإصلاح.</w:t>
       </w:r>
     </w:p>
     <w:p>
@@ -2359,39 +2359,39 @@
           <w:szCs w:val="24"/>
           <w:rtl/>
         </w:rPr>
-        <w:t>الطريق الأول: الصدفة المؤسَّسة كونيًا. ليست أقوى صيغ هذا الموقف هي القول الساذج إن «كل شيء حدث مصادفةً»؛ بل الصيغة الأكثر تماسكًا تستند إلى نماذج التضخم الأبدي التي تفترض بنيةً كونيةً مولّدةً لعددٍ هائل، وربما غير متناهٍ، من الأكوان الجيبية ذات الثوابت أو الشروط المختلفة. ووفق هذا التصور، لا تعود ملاءمة كوننا للتعقيد والحياة حدثًا مستغربًا، بل نتيجةً إحصائية داخل مشهدٍ كونيٍّ واسع: نحن نرصد كونًا صالحًا للرصد لأن الأكوان غير الصالحة لا تُنتج راصدين. وبهذا المعنى تُستبدل «الغاية» بمزيجٍ من الوفرة الكونية والاختيار الرصدي.</w:t>
-      </w:r>
-    </w:p>
-    <w:p>
-      <w:pPr>
-        <w:bidi/>
-        <w:jc w:val="both"/>
-      </w:pPr>
-      <w:r>
-        <w:rPr>
-          <w:rFonts w:ascii="Traditional Arabic" w:hAnsi="Traditional Arabic" w:cs="Traditional Arabic"/>
-          <w:rFonts w:ascii="Traditional Arabic" w:hAnsi="Traditional Arabic"/>
-          <w:sz w:val="24"/>
-          <w:szCs w:val="24"/>
-          <w:rtl/>
-        </w:rPr>
-        <w:t>هذه الصياغة أقوى بكثير من الاحتجاج بلفظة «الصدفة» وحدها، لكنها لا تُلغي السؤال بل تنقله إلى مستوى آخر. فهي تفترض إطارًا مولّدًا للأكوان، وقوانين تضخم، وبنيةً فيزيائيةً للفَراغ، وآليةً تسمح بتنوع القيم والثوابت. وكل ذلك يعني أن السؤال لم يعد: لماذا هذا الكون وحده؟ بل صار: لماذا يوجد مجالٌ كونيٌّ منتظم قادرٌ أصلًا على توليد هذا التعدد وفق قواعد ثابتة؟ ثم إن المبدأ الرصدي يفسر لماذا نرى كونًا ملائمًا للرصد، لكنه لا يفسر لماذا وُجدت القوانين التي تجعل مثل هذا المشهد ممكنًا، ولا لماذا أمكن أن تكون هناك بنيةٌ رياضيةٌ قابلةٌ للوصف من الأصل.</w:t>
-      </w:r>
-    </w:p>
-    <w:p>
-      <w:pPr>
-        <w:bidi/>
-        <w:jc w:val="both"/>
-      </w:pPr>
-      <w:r>
-        <w:rPr>
-          <w:rFonts w:ascii="Traditional Arabic" w:hAnsi="Traditional Arabic" w:cs="Traditional Arabic"/>
-          <w:rFonts w:ascii="Traditional Arabic" w:hAnsi="Traditional Arabic"/>
-          <w:sz w:val="24"/>
-          <w:szCs w:val="24"/>
-          <w:rtl/>
-        </w:rPr>
-        <w:t>الطريق الثاني: التفسير الذاتي للكون. وفي أقوى صيغه الكوسمولوجية الحديثة لا يقال فقط إن الأسباب تمتد إلى غير نهاية، بل يقال إن الكون قد يكون كيانًا بلا حدٍّ ابتدائي بالمعنى الكلاسيكي. ففي نماذج اللاحدودية المرتبطة بستيفن هوكينج، يختفي السؤال عن «ما قبل البداية» لأن الزمن نفسه يفقد شكله الاعتيادي قرب الأصل، فلا تعود هناك حافةٌ زمنية تطلب سببًا سابقًا. وتجاور هذا الاتجاهَ محاولاتٌ هندسية واسعة — تُذكر هنا مع أعمال روجر بنروز في السعي إلى وصفٍ كليٍّ للبنية الكونية وشروطها الشاملة — تجعل الكون قابلاً للتصور بوصفه نسقًا يَنتظم بقوانينه الداخلية من غير حاجةٍ إلى بدايةٍ سببيةٍ زمنية بالمعنى المألوف.</w:t>
+        <w:t>الطريق الأول: الصدفة المؤسَّسة كونيًا. أقوى صيغ هذا الموقف تتجاوز القول الساذج إن «كل شيء حدث مصادفةً»؛ فالصيغة الأكثر تماسكًا تستند إلى نماذج التضخم الأبدي التي تفترض بنيةً كونيةً مولّدةً لعددٍ هائل، وربما غير متناهٍ، من الأكوان الجيبية ذات الثوابت أو الشروط المختلفة. ووفق هذا التصور، لا تعود ملاءمة كوننا للتعقيد والحياة حدثًا مستغربًا، وإنما نتيجةً إحصائية داخل مشهدٍ كونيٍّ واسع: نحن نرصد كونًا صالحًا للرصد لأن الأكوان غير الصالحة لا تُنتج راصدين. وبهذا المعنى تُستبدل «الغاية» بمزيجٍ من الوفرة الكونية والاختيار الرصدي.</w:t>
+      </w:r>
+    </w:p>
+    <w:p>
+      <w:pPr>
+        <w:bidi/>
+        <w:jc w:val="both"/>
+      </w:pPr>
+      <w:r>
+        <w:rPr>
+          <w:rFonts w:ascii="Traditional Arabic" w:hAnsi="Traditional Arabic" w:cs="Traditional Arabic"/>
+          <w:rFonts w:ascii="Traditional Arabic" w:hAnsi="Traditional Arabic"/>
+          <w:sz w:val="24"/>
+          <w:szCs w:val="24"/>
+          <w:rtl/>
+        </w:rPr>
+        <w:t>هذه الصياغة أقوى بكثير من الاحتجاج بلفظة «الصدفة» وحدها، لكنها لا تُلغي السؤال؛ إنها تنقله إلى مستوى آخر. فهي تفترض إطارًا مولّدًا للأكوان، وقوانين تضخم، وبنيةً فيزيائيةً للفَراغ، وآليةً تسمح بتنوع القيم والثوابت. وكل ذلك يعني أن السؤال لم يعد: لماذا هذا الكون وحده؟ لقد صار: لماذا يوجد مجالٌ كونيٌّ منتظم قادرٌ أصلًا على توليد هذا التعدد وفق قواعد ثابتة؟ ثم إن المبدأ الرصدي يفسر لماذا نرى كونًا ملائمًا للرصد، لكنه لا يفسر لماذا وُجدت القوانين التي تجعل مثل هذا المشهد ممكنًا، ولا لماذا أمكن أن تكون هناك بنيةٌ رياضيةٌ قابلةٌ للوصف من الأصل.</w:t>
+      </w:r>
+    </w:p>
+    <w:p>
+      <w:pPr>
+        <w:bidi/>
+        <w:jc w:val="both"/>
+      </w:pPr>
+      <w:r>
+        <w:rPr>
+          <w:rFonts w:ascii="Traditional Arabic" w:hAnsi="Traditional Arabic" w:cs="Traditional Arabic"/>
+          <w:rFonts w:ascii="Traditional Arabic" w:hAnsi="Traditional Arabic"/>
+          <w:sz w:val="24"/>
+          <w:szCs w:val="24"/>
+          <w:rtl/>
+        </w:rPr>
+        <w:t>الطريق الثاني: التفسير الذاتي للكون. وفي أقوى صيغه الكوسمولوجية الحديثة يتجاوز الطرحُ القولَ بامتداد الأسباب إلى غير نهاية، ويذهب إلى أن الكون قد يكون كيانًا بلا حدٍّ ابتدائي بالمعنى الكلاسيكي. ففي نماذج اللاحدودية المرتبطة بستيفن هوكينج، يختفي السؤال عن «ما قبل البداية» لأن الزمن نفسه يفقد شكله الاعتيادي قرب الأصل، فلا تعود هناك حافةٌ زمنية تطلب سببًا سابقًا. وتجاور هذا الاتجاهَ محاولاتٌ هندسية واسعة — تُذكر هنا مع أعمال روجر بنروز في السعي إلى وصفٍ كليٍّ للبنية الكونية وشروطها الشاملة — تجعل الكون قابلاً للتصور بوصفه نسقًا يَنتظم بقوانينه الداخلية من غير حاجةٍ إلى بدايةٍ سببيةٍ زمنية بالمعنى المألوف.</w:t>
       </w:r>
     </w:p>
     <w:p>
@@ -2423,23 +2423,23 @@
           <w:szCs w:val="24"/>
           <w:rtl/>
         </w:rPr>
-        <w:t>الطريق الثالث: الانسحاب المعرفي. وهو القول إن السؤال نفسه بلا معنى، وإن الاستفهام عن سبب وجود نظامٍ قابلٍ للفهم سؤالٌ ميتافيزيقي زائد لا يستحق المتابعة. غير أن هذا الموقف لا يحل الإشكال، بل ينسحب منه؛ لأن السؤال لم ينشأ من فراغٍ لغوي، بل من معطى مرصود بالعقل والعلم معًا. والتخلي عن السؤال هنا ليس جوابًا، بل تعليقٌ للبحث عند اللحظة التي يصبح فيها أكثر جدية.</w:t>
-      </w:r>
-    </w:p>
-    <w:p>
-      <w:pPr>
-        <w:bidi/>
-        <w:jc w:val="both"/>
-      </w:pPr>
-      <w:r>
-        <w:rPr>
-          <w:rFonts w:ascii="Traditional Arabic" w:hAnsi="Traditional Arabic" w:cs="Traditional Arabic"/>
-          <w:rFonts w:ascii="Traditional Arabic" w:hAnsi="Traditional Arabic"/>
-          <w:sz w:val="24"/>
-          <w:szCs w:val="24"/>
-          <w:rtl/>
-        </w:rPr>
-        <w:t>تبقى الطريق الرابعة: أن نترك المعطى يفتح أسئلته من غير تعجل. فالنظام يفتح سؤال الناظم، والقانون يفتح سؤال مصدر القانون، وما يظهر في انتظام الكون وقابليته للفهم يفتح سؤال الغاية. ويرى نموذج كود الحياة التكاملي أن هذه الأسئلة لا تتولد من عنصرٍ واحدٍ معزول، بل من اجتماع النظام والفهم وإمكان الفعل في أفقٍ واحد؛ أي من كون العالم ليس فقط موجودًا، بل منظمًا، ومفهومًا، وقابلاً لأن يتحمل الإنسان فيه مسؤولية أفعاله.</w:t>
+        <w:t>الطريق الثالث: الانسحاب المعرفي. وهو القول إن السؤال نفسه بلا معنى، وإن الاستفهام عن سبب وجود نظامٍ قابلٍ للفهم سؤالٌ ميتافيزيقي زائد لا يستحق المتابعة. غير أن هذا الموقف لا يحل الإشكال؛ إنه ينسحب منه؛ لأن السؤال لم ينشأ من فراغٍ لغوي، وإنما من معطى مرصود بالعقل والعلم معًا. والتخلي عن السؤال هنا لا يصنع جوابًا، وإنما يعلّق البحث عند اللحظة التي يصبح فيها أكثر جدية.</w:t>
+      </w:r>
+    </w:p>
+    <w:p>
+      <w:pPr>
+        <w:bidi/>
+        <w:jc w:val="both"/>
+      </w:pPr>
+      <w:r>
+        <w:rPr>
+          <w:rFonts w:ascii="Traditional Arabic" w:hAnsi="Traditional Arabic" w:cs="Traditional Arabic"/>
+          <w:rFonts w:ascii="Traditional Arabic" w:hAnsi="Traditional Arabic"/>
+          <w:sz w:val="24"/>
+          <w:szCs w:val="24"/>
+          <w:rtl/>
+        </w:rPr>
+        <w:t>تبقى الطريق الرابعة: أن نترك المعطى يفتح أسئلته من غير تعجل. فالنظام يفتح سؤال الناظم، والقانون يفتح سؤال مصدر القانون، وما يظهر في انتظام الكون وقابليته للفهم يفتح سؤال الغاية. ويرى نموذج كود الحياة التكاملي أن هذه الأسئلة لا تتولد من عنصرٍ واحدٍ معزول، وإنما من اجتماع النظام والفهم وإمكان الفعل في أفقٍ واحد؛ أي من عالمٍ موجودٍ ومنظمٍ ومفهومٍ، وقابلٍ لأن يتحمل الإنسان فيه مسؤولية أفعاله.</w:t>
       </w:r>
     </w:p>
     <w:p>
@@ -2520,39 +2520,39 @@
           <w:szCs w:val="24"/>
           <w:rtl/>
         </w:rPr>
-        <w:t>• التشبيه ناقص: المبرمج البشري يكتب شيفرةً ثم تعمل من بعده، أمّا الله فليس واضعَ قوانين ثم منسحبًا عنها، بل هو مُجري السنن في كل لحظة؛ ولذلك يُفضي التوسع في الاستعارة إلى صورةٍ ديئية لا يقرها القرآن: «كُلَّ يَوْمٍ هُوَ فِي شَأْنٍ» (الرحمن، 29).</w:t>
-      </w:r>
-    </w:p>
-    <w:p>
-      <w:pPr>
-        <w:bidi/>
-        <w:jc w:val="right"/>
-      </w:pPr>
-      <w:r>
-        <w:rPr>
-          <w:rFonts w:ascii="Traditional Arabic" w:hAnsi="Traditional Arabic" w:cs="Traditional Arabic"/>
-          <w:rFonts w:ascii="Traditional Arabic" w:hAnsi="Traditional Arabic"/>
-          <w:sz w:val="24"/>
-          <w:szCs w:val="24"/>
-          <w:rtl/>
-        </w:rPr>
-        <w:t>• التشبيه يختزل: فهو يركز على معنى الإحكام، ويُغفل صفاتٍ إلهيةً لا يستقيم التصور العقدي دونها: الرحمة، والحكمة، والإرادة، والسمع، والبصر، والكلام. والله ليس «وظيفةَ نظام»، بل الذات العليّة المنزّهة عن المماثلة: «لَيْسَ كَمِثْلِهِ شَيْءٌ» (الشورى، 11).</w:t>
-      </w:r>
-    </w:p>
-    <w:p>
-      <w:pPr>
-        <w:bidi/>
-        <w:jc w:val="right"/>
-      </w:pPr>
-      <w:r>
-        <w:rPr>
-          <w:rFonts w:ascii="Traditional Arabic" w:hAnsi="Traditional Arabic" w:cs="Traditional Arabic"/>
-          <w:rFonts w:ascii="Traditional Arabic" w:hAnsi="Traditional Arabic"/>
-          <w:sz w:val="24"/>
-          <w:szCs w:val="24"/>
-          <w:rtl/>
-        </w:rPr>
-        <w:t>• التشبيه يُسطِّح الكون: فالكون ليس برنامجًا بالمعنى التقني، بل خلقٌ ذو أطوارٍ وغاياتٍ وتكليفٍ ووحيٍ ومعاد. واختزاله في «شيفرة» يُسقط منه طبقاتٍ جوهريةً من معناه.</w:t>
+        <w:t>• التشبيه ناقص: المبرمج البشري يكتب شيفرةً ثم تعمل من بعده، أمّا الله فتصوُّره واضعَ قوانينٍ منسحبًا عنها يخلّ بالتنزيه؛ فهو مُجري السنن في كل لحظة. ولذلك يُفضي التوسع في الاستعارة إلى صورةٍ ديئية لا يقرها القرآن: «كُلَّ يَوْمٍ هُوَ فِي شَأْنٍ» (الرحمن، 29).</w:t>
+      </w:r>
+    </w:p>
+    <w:p>
+      <w:pPr>
+        <w:bidi/>
+        <w:jc w:val="right"/>
+      </w:pPr>
+      <w:r>
+        <w:rPr>
+          <w:rFonts w:ascii="Traditional Arabic" w:hAnsi="Traditional Arabic" w:cs="Traditional Arabic"/>
+          <w:rFonts w:ascii="Traditional Arabic" w:hAnsi="Traditional Arabic"/>
+          <w:sz w:val="24"/>
+          <w:szCs w:val="24"/>
+          <w:rtl/>
+        </w:rPr>
+        <w:t>• التشبيه يختزل: فهو يركز على معنى الإحكام، ويُغفل صفاتٍ إلهيةً لا يستقيم التصور العقدي دونها: الرحمة، والحكمة، والإرادة، والسمع، والبصر، والكلام. والله منزّهٌ عن أن يكون «وظيفةَ نظام»؛ هو الذات العليّة المنزّهة عن المماثلة: «لَيْسَ كَمِثْلِهِ شَيْءٌ» (الشورى، 11).</w:t>
+      </w:r>
+    </w:p>
+    <w:p>
+      <w:pPr>
+        <w:bidi/>
+        <w:jc w:val="right"/>
+      </w:pPr>
+      <w:r>
+        <w:rPr>
+          <w:rFonts w:ascii="Traditional Arabic" w:hAnsi="Traditional Arabic" w:cs="Traditional Arabic"/>
+          <w:rFonts w:ascii="Traditional Arabic" w:hAnsi="Traditional Arabic"/>
+          <w:sz w:val="24"/>
+          <w:szCs w:val="24"/>
+          <w:rtl/>
+        </w:rPr>
+        <w:t>• التشبيه يُسطِّح الكون: فالكون يبعد عن أن يكون برنامجًا بالمعنى التقني؛ إنه خلقٌ ذو أطوارٍ وغاياتٍ وتكليفٍ ووحيٍ ومعاد. واختزاله في «شيفرة» يُسقط منه طبقاتٍ جوهريةً من معناه.</w:t>
       </w:r>
     </w:p>
     <w:p>
@@ -2585,7 +2585,7 @@
           <w:szCs w:val="28"/>
           <w:rtl/>
         </w:rPr>
-        <w:t>9. الانتظامُ ليس آليّةً، والقانونُ ليس آلة</w:t>
+        <w:t>9. الانتظامُ آيةٌ لا آليّة، والقانونُ وصفٌ لا آلة</w:t>
       </w:r>
     </w:p>
     <w:p>
@@ -2617,23 +2617,23 @@
           <w:szCs w:val="24"/>
           <w:rtl/>
         </w:rPr>
-        <w:t>• القانون صياغةٌ معرفيةٌ بشريةٌ لانتظامٍ مرصود، وليس كيانًا مستقلًا فاعلًا. فعندما نقول «قانون الجاذبية» نحن نصف علاقةً مطردةً بين الكتل والقوى، ولا ننسب إلى الصياغة نفسها قدرةً ذاتيةً على الفعل.</w:t>
-      </w:r>
-    </w:p>
-    <w:p>
-      <w:pPr>
-        <w:bidi/>
-        <w:jc w:val="right"/>
-      </w:pPr>
-      <w:r>
-        <w:rPr>
-          <w:rFonts w:ascii="Traditional Arabic" w:hAnsi="Traditional Arabic" w:cs="Traditional Arabic"/>
-          <w:rFonts w:ascii="Traditional Arabic" w:hAnsi="Traditional Arabic"/>
-          <w:sz w:val="24"/>
-          <w:szCs w:val="24"/>
-          <w:rtl/>
-        </w:rPr>
-        <w:t>• الآلة نظامٌ مغلقٌ يعمل بعد إيداع الطاقة فيه ثم يستمر منفصلًا عن فاعله. أمّا الكون فليس آلةً بهذا المعنى؛ إذ السنن فيه جاريةٌ بإذن الله المستمر، لا بإيداعٍ سابقٍ ثم انفصال.</w:t>
+        <w:t>• القانون صياغةٌ معرفيةٌ بشريةٌ لانتظامٍ مرصود، لا كيانٌ مستقلٌ فاعل. فعندما نقول «قانون الجاذبية» نحن نصف علاقةً مطردةً بين الكتل والقوى، ولا ننسب إلى الصياغة نفسها قدرةً ذاتيةً على الفعل.</w:t>
+      </w:r>
+    </w:p>
+    <w:p>
+      <w:pPr>
+        <w:bidi/>
+        <w:jc w:val="right"/>
+      </w:pPr>
+      <w:r>
+        <w:rPr>
+          <w:rFonts w:ascii="Traditional Arabic" w:hAnsi="Traditional Arabic" w:cs="Traditional Arabic"/>
+          <w:rFonts w:ascii="Traditional Arabic" w:hAnsi="Traditional Arabic"/>
+          <w:sz w:val="24"/>
+          <w:szCs w:val="24"/>
+          <w:rtl/>
+        </w:rPr>
+        <w:t>• الآلة نظامٌ مغلقٌ يعمل بعد إيداع الطاقة فيه ثم يستمر منفصلًا عن فاعله. أمّا الكون فيختلف عن الآلة بهذا المعنى؛ إذ السنن فيه جاريةٌ بإذن الله المستمر، لا بإيداعٍ سابقٍ ثم انفصال.</w:t>
       </w:r>
     </w:p>
     <w:p>
@@ -2718,23 +2718,23 @@
           <w:szCs w:val="24"/>
           <w:rtl/>
         </w:rPr>
-        <w:t>هذا هو السؤال المركزي الذي يفتحه هذا الكتاب. ومنه سيتحرك لاحقًا إلى أسئلة الخالق، ثم معنى الخلق، ثم الإنسان، ثم فعله ونتيجته، ثم الصحيفة والتوبة والعمل الصالح. وبهذا المعنى فإن ما يتأسس هنا ليس مقدمةً عابرة، بل الأرضية التي سيقوم عليها مسار الكتاب كله.</w:t>
-      </w:r>
-    </w:p>
-    <w:p>
-      <w:pPr>
-        <w:bidi/>
-        <w:jc w:val="both"/>
-      </w:pPr>
-      <w:r>
-        <w:rPr>
-          <w:rFonts w:ascii="Traditional Arabic" w:hAnsi="Traditional Arabic" w:cs="Traditional Arabic"/>
-          <w:rFonts w:ascii="Traditional Arabic" w:hAnsi="Traditional Arabic"/>
-          <w:sz w:val="24"/>
-          <w:szCs w:val="24"/>
-          <w:rtl/>
-        </w:rPr>
-        <w:t>ويعمل الكتاب ضمن نطاقٍ محدد: يتتبع العلاقة بين انتظام العالم، وقابلية فهمه، وإمكان التكليف والفعل فيه. ولذلك فترتيب الأسئلة هنا مقصود؛ إذ لا يُبحث في معنى الفعل قبل تثبيت السببيّة، ولا في معنى الصحيفة قبل تثبيت قابلية النظام للفهم، ولا في معنى الخلق قبل تثبيت أن العبث ليس التوصيف الوحيد الممكن للعالم.</w:t>
+        <w:t>هذا هو السؤال المركزي الذي يفتحه هذا الكتاب. ومنه سيتحرك لاحقًا إلى أسئلة الخالق، ثم معنى الخلق، ثم الإنسان، ثم فعله ونتيجته، ثم الصحيفة والتوبة والعمل الصالح. وبهذا المعنى فإن ما يتأسس هنا يتجاوز المقدمة العابرة؛ إنه الأرضية التي سيقوم عليها مسار الكتاب كله.</w:t>
+      </w:r>
+    </w:p>
+    <w:p>
+      <w:pPr>
+        <w:bidi/>
+        <w:jc w:val="both"/>
+      </w:pPr>
+      <w:r>
+        <w:rPr>
+          <w:rFonts w:ascii="Traditional Arabic" w:hAnsi="Traditional Arabic" w:cs="Traditional Arabic"/>
+          <w:rFonts w:ascii="Traditional Arabic" w:hAnsi="Traditional Arabic"/>
+          <w:sz w:val="24"/>
+          <w:szCs w:val="24"/>
+          <w:rtl/>
+        </w:rPr>
+        <w:t>ويعمل الكتاب ضمن نطاقٍ محدد: يتتبع العلاقة بين انتظام العالم، وقابلية فهمه، وإمكان التكليف والفعل فيه. ولذلك فترتيب الأسئلة هنا مقصود؛ إذ لا يُبحث في معنى الفعل قبل تثبيت السببيّة، ولا في معنى الصحيفة قبل تثبيت قابلية النظام للفهم، ولا في معنى الخلق قبل تثبيت أن العبث لا ينفرد بتوصيف العالم.</w:t>
       </w:r>
     </w:p>
     <w:p>
@@ -2799,7 +2799,7 @@
           <w:szCs w:val="24"/>
           <w:rtl/>
         </w:rPr>
-        <w:t>• ويمهّد الفصل الثاني لبحث قابلية الفهم بوصفها بُعدًا ثانيًا في الإطار التكاملي، بحيث لا يبقى النظام مجرد تكرارٍ أعمى، بل بنيةً قابلةً لأن تُدركها العقول.</w:t>
+        <w:t>• ويمهّد الفصل الثاني لبحث قابلية الفهم بوصفها بُعدًا ثانيًا في الإطار التكاملي، بحيث يغدو النظام أكثر من تكرارٍ أعمى: بنيةً قابلةً لأن تُدركها العقول.</w:t>
       </w:r>
     </w:p>
     <w:p>
@@ -2847,7 +2847,7 @@
           <w:szCs w:val="24"/>
           <w:rtl/>
         </w:rPr>
-        <w:t>• ويُبقي معالجة الألم والابتلاء والظلم ضمن المواضع التي يقتضيها سياقها في الفصول اللاحقة، لأن انتظام الكون لا يلغي هذه الوقائع، بل يضعها داخل أفقٍ أوسع من المعنى والسنن.</w:t>
+        <w:t>• ويُبقي معالجة الألم والابتلاء والظلم ضمن المواضع التي يقتضيها سياقها في الفصول اللاحقة، لأن انتظام الكون لا يلغي هذه الوقائع، وإنما يضعها داخل أفقٍ أوسع من المعنى والسنن.</w:t>
       </w:r>
     </w:p>
     <w:p>
@@ -2928,7 +2928,7 @@
           <w:szCs w:val="24"/>
           <w:rtl/>
         </w:rPr>
-        <w:t>وهذه إحدى اللبنات المبكرة في نموذج كود الحياة التكاملي: أن الإنسان ليس خارج القصة، بل داخل عالمٍ منظمٍ يمكن فهمه والفعل فيه، وأن هذا الإدراك يفتح باب السكينة قبل أن تكتمل بقية دوائر اليقين. ومن هنا تكتسب فكرة النظام قيمتها الوجودية، لا بوصفها مبحثًا تجريديًا فحسب، بل بوصفها أساسًا لإمكان السعي المسؤول.</w:t>
+        <w:t>وهذه إحدى اللبنات المبكرة في نموذج كود الحياة التكاملي: أن الإنسان داخل القصة، في عالمٍ منظمٍ يمكن فهمه والفعل فيه، وأن هذا الإدراك يفتح باب السكينة قبل أن تكتمل بقية دوائر اليقين. ومن هنا تكتسب فكرة النظام قيمتها الوجودية؛ فهي تتجاوز المبحث التجريدي إلى أساسٍ لإمكان السعي المسؤول.</w:t>
       </w:r>
     </w:p>
     <w:p>
@@ -3090,7 +3090,7 @@
           <w:szCs w:val="24"/>
           <w:rtl/>
         </w:rPr>
-        <w:t>حين تنظر إلى أمرٍ اعتدتَه — شروقِ الشمس، أو نموِّ نبتة، أو استجابةِ الجسد للدواء — جرّب أن تراه بوصفه انتظامًا لا عادةً خاليةً من الدلالة. هذا التمرين البسيط يعيد ترتيب الانتباه، ويذكّرك بأن سعيك يجري في عالمٍ منتظمٍ يستجيب للجهد، وأن ما يخفى عنك من النتائج ليس متروكًا للفوضى، بل محكومٌ بسننٍ يُجريها مَن أحاط بكل شيءٍ علمًا.</w:t>
+        <w:t>حين تنظر إلى أمرٍ اعتدتَه — شروقِ الشمس، أو نموِّ نبتة، أو استجابةِ الجسد للدواء — جرّب أن تراه بوصفه انتظامًا لا عادةً خاليةً من الدلالة. هذا التمرين البسيط يعيد ترتيب الانتباه، ويذكّرك بأن سعيك يجري في عالمٍ منتظمٍ يستجيب للجهد، وأن ما يخفى عنك من النتائج محكومٌ بسننٍ يُجريها مَن أحاط بكل شيءٍ علمًا، لا متروكٌ للفوضى.</w:t>
       </w:r>
     </w:p>
     <w:p>
@@ -3193,23 +3193,23 @@
           <w:szCs w:val="24"/>
           <w:rtl/>
         </w:rPr>
-        <w:t>يكشف الفحصُ المنهجيُّ للكون أنّ الانتظام ليس آخرَ المطاف، بل بدايته المعرفيّة. فإذا كان الفصلُ الأوّل قد ثبّت الانتظامَ معطًى أوّليًا وحجرًا أوّل في نموذج كود الحياة التكاملي، فإنّ هذا الفصل يُضيف إليه الركيزةَ الثانية الأعمق: قابليّة الكون للفهم. فالنظام، في هذا النموذج، لا يُنظر إليه بوصفه تكرارًا أعمى فحسب، بل بوصفه بنيةً تسمح للعقل بأن يصفها، ويصوغها، ويعود بها إلى الواقع فينجح. ومن هنا تنتظم شواهدُ فيغنر وغاليليو وأينشتاين داخل النموذج نفسه، لا على هيئة إيراداتٍ مستعارة، بل بوصفها أعمدةً كاشفةً عن هذا التوافق البنيوي بين العالم والعقل.</w:t>
-      </w:r>
-    </w:p>
-    <w:p>
-      <w:pPr>
-        <w:bidi/>
-        <w:jc w:val="both"/>
-      </w:pPr>
-      <w:r>
-        <w:rPr>
-          <w:rFonts w:ascii="Traditional Arabic" w:hAnsi="Traditional Arabic" w:cs="Traditional Arabic"/>
-          <w:rFonts w:ascii="Traditional Arabic" w:hAnsi="Traditional Arabic"/>
-          <w:sz w:val="24"/>
-          <w:szCs w:val="24"/>
-          <w:rtl/>
-        </w:rPr>
-        <w:t>في الفصل السابق وقفنا على المعطى الأوّل: أنَّ الكونَ منتظم. وهنا يتبدّى معطًى ثانٍ لا يقلّ عمقًا: أنَّ هذا الانتظامَ يُفهَم. وهذه ليست إعادةً للفكرة السابقة، بل خطوةٌ مستقلةٌ في التحليل؛ إذ قد يكون الشيء منتظمًا في ذاته من غير أن يكون مفهومًا لغيره. الانتظامُ صفةٌ في الكون، أمّا «قابليّة الفهم» فهي صفةٌ في علاقةٍ ثنائيّة: بين عقلٍ يَفهم، وعالمٍ يَقبل أن يُفهَم.</w:t>
+        <w:t>يكشف الفحصُ المنهجيُّ للكون أنّ الانتظام لا يمثّل آخرَ المطاف؛ إنّه بدايتُه المعرفيّة. فإذا كان الفصلُ الأوّل قد ثبّت الانتظامَ معطًى أوّليًا وحجرًا أوّل في نموذج كود الحياة التكاملي، فإنّ هذا الفصل يُضيف إليه الركيزةَ الثانية الأعمق: قابليّة الكون للفهم. فالنظام، في هذا النموذج، يتجاوز كونه تكرارًا أعمى إلى بنيةٍ تسمح للعقل بأن يصفها، ويصوغها، ويعود بها إلى الواقع فينجح. ومن هنا تنتظم شواهدُ فيغنر وغاليليو وأينشتاين داخل النموذج نفسه، في هيئة أعمدةٍ كاشفةٍ عن هذا التوافق البنيوي بين العالم والعقل.</w:t>
+      </w:r>
+    </w:p>
+    <w:p>
+      <w:pPr>
+        <w:bidi/>
+        <w:jc w:val="both"/>
+      </w:pPr>
+      <w:r>
+        <w:rPr>
+          <w:rFonts w:ascii="Traditional Arabic" w:hAnsi="Traditional Arabic" w:cs="Traditional Arabic"/>
+          <w:rFonts w:ascii="Traditional Arabic" w:hAnsi="Traditional Arabic"/>
+          <w:sz w:val="24"/>
+          <w:szCs w:val="24"/>
+          <w:rtl/>
+        </w:rPr>
+        <w:t>في الفصل السابق وقفنا على المعطى الأوّل: أنَّ الكونَ منتظم. وهنا يتبدّى معطًى ثانٍ لا يقلّ عمقًا: أنَّ هذا الانتظامَ يُفهَم. وهذه خطوةٌ مستقلةٌ في التحليل، تتجاوز إعادةَ الفكرة السابقة؛ إذ قد يكون الشيء منتظمًا في ذاته من غير أن يكون مفهومًا لغيره. الانتظامُ صفةٌ في الكون، أمّا «قابليّة الفهم» فهي صفةٌ في علاقةٍ ثنائيّة: بين عقلٍ يَفهم، وعالمٍ يَقبل أن يُفهَم.</w:t>
       </w:r>
     </w:p>
     <w:p>
@@ -3274,23 +3274,23 @@
           <w:szCs w:val="24"/>
           <w:rtl/>
         </w:rPr>
-        <w:t>«قابليّة الفهم» في الكون ليست خاصّيّةً بسيطة، بل بنيةٌ متدرّجة تظهر في ثلاث طبقاتٍ متمايزة، تتصاعد من مجرّد الرصد إلى إمكان الفعل:</w:t>
-      </w:r>
-    </w:p>
-    <w:p>
-      <w:pPr>
-        <w:bidi/>
-        <w:jc w:val="right"/>
-      </w:pPr>
-      <w:r>
-        <w:rPr>
-          <w:rFonts w:ascii="Traditional Arabic" w:hAnsi="Traditional Arabic" w:cs="Traditional Arabic"/>
-          <w:rFonts w:ascii="Traditional Arabic" w:hAnsi="Traditional Arabic"/>
-          <w:sz w:val="24"/>
-          <w:szCs w:val="24"/>
-          <w:rtl/>
-        </w:rPr>
-        <w:t>• الطبقة الأولى: الكون قابل للوصف. يمكن رصد ظواهره في عباراتٍ قابلةٍ للنقل والتداول. فقد سجّل الكَتَبةُ الأوائل في بابل ومصر حركةَ النجوم في جداول قبل أن يملكوا نظريّاتٍ تفسيرية ناضجة. وما اكتشفوه، في حقيقته، أنّ ما يجري فوقهم يَقبل أن يُكتَب. وهذه ليست بداهةً منطقيّة؛ إذ لا شيء يمنع، من حيث الفرض، أن يكون الكونُ من السيولة بحيث لا يَنحفظ منه قدرٌ كافٍ للصياغة والوصف.</w:t>
+        <w:t>«قابليّة الفهم» في الكون لا تنحصر في خاصّيّةٍ بسيطة؛ إنّها بنيةٌ متدرّجة تظهر في ثلاث طبقاتٍ متمايزة، تتصاعد من مجرّد الرصد إلى إمكان الفعل:</w:t>
+      </w:r>
+    </w:p>
+    <w:p>
+      <w:pPr>
+        <w:bidi/>
+        <w:jc w:val="right"/>
+      </w:pPr>
+      <w:r>
+        <w:rPr>
+          <w:rFonts w:ascii="Traditional Arabic" w:hAnsi="Traditional Arabic" w:cs="Traditional Arabic"/>
+          <w:rFonts w:ascii="Traditional Arabic" w:hAnsi="Traditional Arabic"/>
+          <w:sz w:val="24"/>
+          <w:szCs w:val="24"/>
+          <w:rtl/>
+        </w:rPr>
+        <w:t>• الطبقة الأولى: الكون قابل للوصف. يمكن رصد ظواهره في عباراتٍ قابلةٍ للنقل والتداول. فقد سجّل الكَتَبةُ الأوائل في بابل ومصر حركةَ النجوم في جداول قبل أن يملكوا نظريّاتٍ تفسيرية ناضجة. وما اكتشفوه، في حقيقته، أنّ ما يجري فوقهم يَقبل أن يُكتَب. وهذه أبعد ما تكون عن بداهةٍ منطقيّة؛ إذ لا شيء يمنع، من حيث الفرض، أن يكون الكونُ من السيولة بحيث لا يَنحفظ منه قدرٌ كافٍ للصياغة والوصف.</w:t>
       </w:r>
     </w:p>
     <w:p>
@@ -3322,7 +3322,7 @@
           <w:szCs w:val="24"/>
           <w:rtl/>
         </w:rPr>
-        <w:t>• الطبقة الثالثة: الكون قابل للتنبّؤ والتدخّل. المعادلة التي تصف تتنبّأ أيضًا، ومن نجح في التنبّؤ أمكنه أحيانًا أن يتدخّل. فإذا أراد الإنسانُ مدارًا لمركبةٍ فضائيّة حسبه، فإذا وقعت المركبةُ حيث أراد صار للحساب موضعٌ في الواقع نفسه. وهذه الطبقة هي التي يسمّيها فلاسفةُ العلم «نجاح العلم في التطبيق»، وهي أكثر الطبقات إثارةً للحيرة الفلسفيّة؛ لأنّها لا تكشف عن تطابقٍ بين المعادلات والواقع فحسب، بل عن إمكان توجيه الواقع في حدودٍ محسوبة، بما يدلّ على أنّ الكون يجاوب الحساب ولا يكتفي بأن يكون موصوفًا به.</w:t>
+        <w:t>• الطبقة الثالثة: الكون قابل للتنبّؤ والتدخّل. المعادلة التي تصف تتنبّأ أيضًا، ومن نجح في التنبّؤ أمكنه أحيانًا أن يتدخّل. فإذا أراد الإنسانُ مدارًا لمركبةٍ فضائيّة حسبه، فإذا وقعت المركبةُ حيث أراد صار للحساب موضعٌ في الواقع نفسه. وهذه الطبقة هي التي يسمّيها فلاسفةُ العلم «نجاح العلم في التطبيق»، وهي أكثر الطبقات إثارةً للحيرة الفلسفيّة؛ لأنّها تكشف عن تطابقٍ بين المعادلات والواقع، وتمتدّ إلى إمكان توجيه الواقع في حدودٍ محسوبة، بما يدلّ على أنّ الكون يجاوب الحساب ولا يكتفي بأن يكون موصوفًا به.</w:t>
       </w:r>
     </w:p>
     <w:p>
@@ -3449,7 +3449,7 @@
           <w:szCs w:val="24"/>
           <w:rtl/>
         </w:rPr>
-        <w:t>داخل نموذج كود الحياة التكاملي، تمثّل شهادةُ فيغنر العمودَ الأوّل في ركيزة قابليّة الفهم: فالعقل لا يكتفي بالتكيّف مع بيئته المباشرة، بل يُنتج أنساقًا تجريديّةً تتجاوز الخبرة، ثم يجد الواقعَ مستجيبًا لها. وليس هذا برهانًا علميًا على وجود خالق، ولا دعوى بأنّ «الكون مكتوبٌ بلغةٍ إلهيّة» بصيغةٍ إنشائيّة، بل هو معطًى فلسفيٌّ يكشف ضيقَ الجواب الطبيعيّ حين يُسأل عن سرّ هذا التطابق بين العالم والعقل.</w:t>
+        <w:t>داخل نموذج كود الحياة التكاملي، تمثّل شهادةُ فيغنر العمودَ الأوّل في ركيزة قابليّة الفهم: فالعقل يتجاوز التكيّف مع بيئته المباشرة إلى إنتاج أنساقٍ تجريديّةٍ تتجاوز الخبرة، ثم يجد الواقعَ مستجيبًا لها. وهذا معطًى فلسفيٌّ يكشف ضيقَ الجواب الطبيعيّ حين يُسأل عن سرّ هذا التطابق بين العالم والعقل، من غير أن يكون برهانًا علميًا على وجود خالق، ولا دعوى بأنّ «الكون مكتوبٌ بلغةٍ إلهيّة» بصيغةٍ إنشائيّة.</w:t>
       </w:r>
     </w:p>
     <w:p>
@@ -3514,39 +3514,39 @@
           <w:szCs w:val="24"/>
           <w:rtl/>
         </w:rPr>
-        <w:t>إذا قُرئت هذه العبارة في سياقها التاريخيّ، لم تكن ادّعاءً ميتافيزيقيًا جاهزًا، بل برنامجَ عمل. فقد افتتح غاليليو طريقًا في البحث يَفترض أنّ الطبيعة لا تُتقَن بالمشاهدة العامة المبهمة، بل بالقياس والشكل والصياغة. ثم جاء النجاحُ اللاحق لهذا البرنامج، على يد نيوتن وأينشتاين وفاينمان وغيرهم، ليمنحه وزنًا تجريبيًا متراكمًا.</w:t>
-      </w:r>
-    </w:p>
-    <w:p>
-      <w:pPr>
-        <w:bidi/>
-        <w:jc w:val="both"/>
-      </w:pPr>
-      <w:r>
-        <w:rPr>
-          <w:rFonts w:ascii="Traditional Arabic" w:hAnsi="Traditional Arabic" w:cs="Traditional Arabic"/>
-          <w:rFonts w:ascii="Traditional Arabic" w:hAnsi="Traditional Arabic"/>
-          <w:sz w:val="24"/>
-          <w:szCs w:val="24"/>
-          <w:rtl/>
-        </w:rPr>
-        <w:t>وفي نموذج كود الحياة التكاملي تمثّل عبارةُ غاليليو العمودَ الثاني من أعمدة قابلية الفهم: إذ تُظهر أنّ الكون لا يُرصد فقط، بل يرضى بأن يدخل في لغةٍ رياضيّة قابلةٍ للبناء والتوسّع والتطبيق. فالسؤال المهمّ هنا ليس: ماذا قال غاليليو؟ بل: لماذا نجح البرنامجُ الذي افتتحه إلى هذا الحدّ؟ لماذا قبل الكونُ أن يُقرأ بهذه اللغة؟</w:t>
-      </w:r>
-    </w:p>
-    <w:p>
-      <w:pPr>
-        <w:bidi/>
-        <w:jc w:val="both"/>
-      </w:pPr>
-      <w:r>
-        <w:rPr>
-          <w:rFonts w:ascii="Traditional Arabic" w:hAnsi="Traditional Arabic" w:cs="Traditional Arabic"/>
-          <w:rFonts w:ascii="Traditional Arabic" w:hAnsi="Traditional Arabic"/>
-          <w:sz w:val="24"/>
-          <w:szCs w:val="24"/>
-          <w:rtl/>
-        </w:rPr>
-        <w:t>وهكذا تكتسب شهادةُ غاليليو وزنَها لا من سلطة قائلها وحدها، بل من النجاح التاريخيّ الطويل للمسار الذي دشّنه. إنّها شاهدٌ تاريخيٌّ–فلسفيّ على أنّ العالم ليس صامتًا أمام العقل، بل قابلٌ لأن يدخل في نظامٍ من الفهم المنهجيّ.</w:t>
+        <w:t>إذا قُرئت هذه العبارة في سياقها التاريخيّ، لم تكن ادّعاءً ميتافيزيقيًا جاهزًا؛ كانت برنامجَ عمل. فقد افتتح غاليليو طريقًا في البحث يَفترض أنّ الطبيعة لا تُتقَن بالمشاهدة العامة المبهمة، وإنما بالقياس والشكل والصياغة. ثم جاء النجاحُ اللاحق لهذا البرنامج، على يد نيوتن وأينشتاين وفاينمان وغيرهم، ليمنحه وزنًا تجريبيًا متراكمًا.</w:t>
+      </w:r>
+    </w:p>
+    <w:p>
+      <w:pPr>
+        <w:bidi/>
+        <w:jc w:val="both"/>
+      </w:pPr>
+      <w:r>
+        <w:rPr>
+          <w:rFonts w:ascii="Traditional Arabic" w:hAnsi="Traditional Arabic" w:cs="Traditional Arabic"/>
+          <w:rFonts w:ascii="Traditional Arabic" w:hAnsi="Traditional Arabic"/>
+          <w:sz w:val="24"/>
+          <w:szCs w:val="24"/>
+          <w:rtl/>
+        </w:rPr>
+        <w:t>وفي نموذج كود الحياة التكاملي تمثّل عبارةُ غاليليو العمودَ الثاني من أعمدة قابلية الفهم: إذ تُظهر أنّ الكون يتجاوز مجرّد الرصد إلى الدخول في لغةٍ رياضيّة قابلةٍ للبناء والتوسّع والتطبيق. فالسؤال المهمّ هنا لا يتوقّف عند: ماذا قال غاليليو؟ والأدقّ أن يُصاغ هكذا: لماذا نجح البرنامجُ الذي افتتحه إلى هذا الحدّ؟ لماذا قبل الكونُ أن يُقرأ بهذه اللغة؟</w:t>
+      </w:r>
+    </w:p>
+    <w:p>
+      <w:pPr>
+        <w:bidi/>
+        <w:jc w:val="both"/>
+      </w:pPr>
+      <w:r>
+        <w:rPr>
+          <w:rFonts w:ascii="Traditional Arabic" w:hAnsi="Traditional Arabic" w:cs="Traditional Arabic"/>
+          <w:rFonts w:ascii="Traditional Arabic" w:hAnsi="Traditional Arabic"/>
+          <w:sz w:val="24"/>
+          <w:szCs w:val="24"/>
+          <w:rtl/>
+        </w:rPr>
+        <w:t>وهكذا تكتسب شهادةُ غاليليو وزنَها من النجاح التاريخيّ الطويل للمسار الذي دشّنه، لا من سلطة قائلها وحدها. إنّها شاهدٌ تاريخيٌّ–فلسفيّ على أنّ العالم غير صامتٍ أمام العقل؛ فهو قابلٌ لأن يدخل في نظامٍ من الفهم المنهجيّ.</w:t>
       </w:r>
     </w:p>
     <w:p>
@@ -3579,23 +3579,23 @@
           <w:szCs w:val="24"/>
           <w:rtl/>
         </w:rPr>
-        <w:t>يتعمّق السؤال إذا انتقلنا من جانب الكون إلى الجانب المقابل له: العقل. فليس كافيًا أن نسأل لماذا يكون الكون مفهومًا؛ بل ينبغي أيضًا أن نسأل: لماذا ينشأ، في زاويةٍ من زواياه، عقلٌ يَفهم؟</w:t>
-      </w:r>
-    </w:p>
-    <w:p>
-      <w:pPr>
-        <w:bidi/>
-        <w:jc w:val="both"/>
-      </w:pPr>
-      <w:r>
-        <w:rPr>
-          <w:rFonts w:ascii="Traditional Arabic" w:hAnsi="Traditional Arabic" w:cs="Traditional Arabic"/>
-          <w:rFonts w:ascii="Traditional Arabic" w:hAnsi="Traditional Arabic"/>
-          <w:sz w:val="24"/>
-          <w:szCs w:val="24"/>
-          <w:rtl/>
-        </w:rPr>
-        <w:t>العقل، بأيّ تعريفٍ عمليٍّ نأخذ به، لا يُختزل بسهولةٍ في وصفٍ ماديٍّ أوّلي للمواد الخام للكون. فهو يجرّد، ويعمّم، ويستنتج، ويقيّم الصدق والخطأ، ويقارن بين الممكن والواقع، ويصوغ رياضيّاتٍ لا مرجع مادّيًا مباشرًا لها ثم يجد لها لاحقًا مرجعًا في العالم. وهذه الخصائص لا تُلغيها الفيزياء، لكنّ ردَّها إلى محض «حركة ذرّات» يترك فجوةً بين الوصف الفيزيائيّ الأدنى وبين الخواصّ المعياريّة والمعنويّة لعمل العقل. وليس المقصود بذلك الجزمُ بأنّ العقل جوهرٌ مفارقٌ قائمٌ بنفسه، بل تقريرُ أنّ دعوى اختزاله الكامل في الفيزياء دعوى فلسفيّة، لا نتيجةٌ علميّةٌ محسومة.</w:t>
+        <w:t>يتعمّق السؤال إذا انتقلنا من جانب الكون إلى الجانب المقابل له: العقل. فالسؤال عن كون الكون مفهومًا لا يكفي وحده؛ إذ ينبغي أيضًا أن نسأل: لماذا ينشأ، في زاويةٍ من زواياه، عقلٌ يَفهم؟</w:t>
+      </w:r>
+    </w:p>
+    <w:p>
+      <w:pPr>
+        <w:bidi/>
+        <w:jc w:val="both"/>
+      </w:pPr>
+      <w:r>
+        <w:rPr>
+          <w:rFonts w:ascii="Traditional Arabic" w:hAnsi="Traditional Arabic" w:cs="Traditional Arabic"/>
+          <w:rFonts w:ascii="Traditional Arabic" w:hAnsi="Traditional Arabic"/>
+          <w:sz w:val="24"/>
+          <w:szCs w:val="24"/>
+          <w:rtl/>
+        </w:rPr>
+        <w:t>العقل، بأيّ تعريفٍ عمليٍّ نأخذ به، لا يُختزل بسهولةٍ في وصفٍ ماديٍّ أوّلي للمواد الخام للكون. فهو يجرّد، ويعمّم، ويستنتج، ويقيّم الصدق والخطأ، ويقارن بين الممكن والواقع، ويصوغ رياضيّاتٍ لا مرجع مادّيًا مباشرًا لها ثم يجد لها لاحقًا مرجعًا في العالم. وهذه الخصائص لا تُلغيها الفيزياء، لكنّ ردَّها إلى محض «حركة ذرّات» يترك فجوةً بين الوصف الفيزيائيّ الأدنى وبين الخواصّ المعياريّة والمعنويّة لعمل العقل. والمقصود هنا تقريرُ أنّ دعوى اختزاله الكامل في الفيزياء دعوى فلسفيّة، لا نتيجةٌ علميّةٌ محسومة، من غير الجزم بأنّ العقل جوهرٌ مفارقٌ قائمٌ بنفسه.</w:t>
       </w:r>
     </w:p>
     <w:p>
@@ -3643,7 +3643,7 @@
           <w:szCs w:val="24"/>
           <w:rtl/>
         </w:rPr>
-        <w:t>وفي بنية نموذج كود الحياة التكاملي تمثّل شهادةُ أينشتاين العمودَ الثالث: فهي تصوغ، في عبارةٍ مكثّفة، حقيقة أنّ قابلية الفهم ليست شأنًا في العالم وحده ولا في العقل وحده، بل في القرينة التي تصل بينهما. ومن هذه القرينة بالذات يبدأ السؤالُ الفلسفيّ الذي سيأخذ في الفصل التالي صورةَ الحُجّة على ضرورة الخالق.</w:t>
+        <w:t>وفي بنية نموذج كود الحياة التكاملي تمثّل شهادةُ أينشتاين العمودَ الثالث: فهي تصوغ، في عبارةٍ مكثّفة، حقيقة أنّ قابلية الفهم لا تنحصر في العالم وحده ولا في العقل وحده؛ إنّها كامنةٌ في القرينة التي تصل بينهما. ومن هذه القرينة بالذات يبدأ السؤالُ الفلسفيّ الذي سيأخذ في الفصل التالي صورةَ الحُجّة على ضرورة الخالق.</w:t>
       </w:r>
     </w:p>
     <w:p>
@@ -3676,7 +3676,7 @@
           <w:szCs w:val="24"/>
           <w:rtl/>
         </w:rPr>
-        <w:t>بعد استقرار التحليل العلميّ–الفلسفيّ، يتّضح أنّ هذا الفصل لا يخلط بين ثلاث وظائف متمايزة، بل يُعمّق الفصل بينها:</w:t>
+        <w:t>بعد استقرار التحليل العلميّ–الفلسفيّ، يتّضح أنّ هذا الفصل لا يخلط بين ثلاث وظائف متمايزة؛ إنّه يُعمّق الفصل بينها:</w:t>
       </w:r>
     </w:p>
     <w:p>
@@ -3724,39 +3724,39 @@
           <w:szCs w:val="24"/>
           <w:rtl/>
         </w:rPr>
-        <w:t>• الوحي لا يدخل بوصفه بديلًا عن المختبر أو عن البرهان الفلسفي، بل بوصفه أفقًا كاشفًا للمعنى: ما دلالة أن يكون العالم قابلًا للفهم؟ وما موقع الإنسان المكلَّف داخل هذا العالم؟</w:t>
-      </w:r>
-    </w:p>
-    <w:p>
-      <w:pPr>
-        <w:bidi/>
-        <w:jc w:val="both"/>
-      </w:pPr>
-      <w:r>
-        <w:rPr>
-          <w:rFonts w:ascii="Traditional Arabic" w:hAnsi="Traditional Arabic" w:cs="Traditional Arabic"/>
-          <w:rFonts w:ascii="Traditional Arabic" w:hAnsi="Traditional Arabic"/>
-          <w:sz w:val="24"/>
-          <w:szCs w:val="24"/>
-          <w:rtl/>
-        </w:rPr>
-        <w:t>هذا التمييز ليس إجراءً شكليًا، بل شرطٌ لحفظ النزاهة المعرفيّة. فحين يُطلب من العلم أن ينجز ما ليس من طبيعته، يتحوّل إلى ميتافيزيقا مقنّعة. وحين يُطلب من الوحي أن يحلّ محلّ العلم، يُحمَّل النصُّ ما ليس من وظيفة الخطاب القرآنيّ في هذا الباب. وحين يُغلق العقلُ الفلسفيُّ على نفسه بوصفه المرجعيّة النهائية الوحيدة، يفقد قدرته على تمييز حدوده ومجاله.</w:t>
-      </w:r>
-    </w:p>
-    <w:p>
-      <w:pPr>
-        <w:bidi/>
-        <w:jc w:val="both"/>
-      </w:pPr>
-      <w:r>
-        <w:rPr>
-          <w:rFonts w:ascii="Traditional Arabic" w:hAnsi="Traditional Arabic" w:cs="Traditional Arabic"/>
-          <w:rFonts w:ascii="Traditional Arabic" w:hAnsi="Traditional Arabic"/>
-          <w:sz w:val="24"/>
-          <w:szCs w:val="24"/>
-          <w:rtl/>
-        </w:rPr>
-        <w:t>ومن ثمّ، فإنّ العبارة الدقيقة ليست: «العلم أثبت الله»، ولا: «الوحي يقدّم نظريةً علميّة»، بل: العلم كشف انتظامًا قابلًا للفهم، والعقل الفلسفي نبّه إلى أنّ هذا المعطى لا يفسّر نفسه، والوحي يضع هذا كلّه في أفق المعنى والغاية. وهذا الترتيب هو الذي يحفظ لكلّ حقلٍ حدوده ووزنه.</w:t>
+        <w:t>• الوحي لا يدخل بوصفه بديلًا عن المختبر أو عن البرهان الفلسفي، وإنما بوصفه أفقًا كاشفًا للمعنى: ما دلالة أن يكون العالم قابلًا للفهم؟ وما موقع الإنسان المكلَّف داخل هذا العالم؟</w:t>
+      </w:r>
+    </w:p>
+    <w:p>
+      <w:pPr>
+        <w:bidi/>
+        <w:jc w:val="both"/>
+      </w:pPr>
+      <w:r>
+        <w:rPr>
+          <w:rFonts w:ascii="Traditional Arabic" w:hAnsi="Traditional Arabic" w:cs="Traditional Arabic"/>
+          <w:rFonts w:ascii="Traditional Arabic" w:hAnsi="Traditional Arabic"/>
+          <w:sz w:val="24"/>
+          <w:szCs w:val="24"/>
+          <w:rtl/>
+        </w:rPr>
+        <w:t>هذا التمييز شرطٌ لحفظ النزاهة المعرفيّة، لا إجراءٌ شكليّ. فحين يُطلب من العلم أن ينجز ما يخرج عن طبيعته، يتحوّل إلى ميتافيزيقا مقنّعة. وحين يُطلب من الوحي أن يحلّ محلّ العلم، يُحمَّل النصُّ ما يخرج عن وظيفة الخطاب القرآنيّ في هذا الباب. وحين يُغلق العقلُ الفلسفيُّ على نفسه بوصفه المرجعيّة النهائية الوحيدة، يفقد قدرته على تمييز حدوده ومجاله.</w:t>
+      </w:r>
+    </w:p>
+    <w:p>
+      <w:pPr>
+        <w:bidi/>
+        <w:jc w:val="both"/>
+      </w:pPr>
+      <w:r>
+        <w:rPr>
+          <w:rFonts w:ascii="Traditional Arabic" w:hAnsi="Traditional Arabic" w:cs="Traditional Arabic"/>
+          <w:rFonts w:ascii="Traditional Arabic" w:hAnsi="Traditional Arabic"/>
+          <w:sz w:val="24"/>
+          <w:szCs w:val="24"/>
+          <w:rtl/>
+        </w:rPr>
+        <w:t>ومن ثمّ، فالصياغة الدقيقة تتجنّب عبارتين: «العلم أثبت الله»، و«الوحي يقدّم نظريةً علميّة». والأصحّ أن نقول: العلم كشف انتظامًا قابلًا للفهم، والعقل الفلسفي نبّه إلى أنّ هذا المعطى لا يفسّر نفسه، والوحي يضع هذا كلّه في أفق المعنى والغاية. وهذا الترتيب هو الذي يحفظ لكلّ حقلٍ حدوده ووزنه.</w:t>
       </w:r>
     </w:p>
     <w:p>
@@ -3789,7 +3789,7 @@
           <w:szCs w:val="24"/>
           <w:rtl/>
         </w:rPr>
-        <w:t>بعد أن يستقرّ التحليل العقليُّ–العلميّ، يجيء الوحي لا ليزوّدنا بـ«دليلٍ مخبريّ» جديد، بل ليكشف البعد الوجوديّ والمعنويّ لما سبق. ومن هنا تكتسب آياتُ النظر وزنها الخاصّ في هذا الفصل.</w:t>
+        <w:t>بعد أن يستقرّ التحليل العقليُّ–العلميّ، يجيء الوحي لا ليزوّدنا بـ«دليلٍ مخبريّ» جديد، وإنما ليكشف البعد الوجوديّ والمعنويّ لما سبق. ومن هنا تكتسب آياتُ النظر وزنها الخاصّ في هذا الفصل.</w:t>
       </w:r>
     </w:p>
     <w:p>
@@ -3841,55 +3841,55 @@
           <w:szCs w:val="24"/>
           <w:rtl/>
         </w:rPr>
-        <w:t>• «لِأُولِي الْأَلْبَابِ»: وفيها تخصيصٌ ظاهرٌ بأنّ آياتِ الخلق لا تنكشف لكلّ نظرٍ سطحي، بل لمن يُعمل لبَّه. وهذا لا يقرّر حقيقةً علميّةً بالمعنى الاصطلاحي، بل يكشف أنّ النظر في العالم يقتضي أهليةً عقليّةً تأوي من الظاهر إلى الدلالة.</w:t>
-      </w:r>
-    </w:p>
-    <w:p>
-      <w:pPr>
-        <w:bidi/>
-        <w:jc w:val="right"/>
-      </w:pPr>
-      <w:r>
-        <w:rPr>
-          <w:rFonts w:ascii="Traditional Arabic" w:hAnsi="Traditional Arabic" w:cs="Traditional Arabic"/>
-          <w:rFonts w:ascii="Traditional Arabic" w:hAnsi="Traditional Arabic"/>
-          <w:sz w:val="24"/>
-          <w:szCs w:val="24"/>
-          <w:rtl/>
-        </w:rPr>
-        <w:t>• «ما خَلَقْتَ هذا باطلًا»: وهذه ثمرةُ التفكّر بعد حصوله، لا مقدّمته. فالقرآن لا يجعل هذه النتيجة بديلًا من البحث، بل أفقًا وجوديًا ينفتح بعد النظر. ومن ثمّ، فالاستشهاد بهذه الآية هنا استشهادٌ في مرحلة التناغم الوجوديّ، لا في مرحلة إثبات الحقيقة العلميّة.</w:t>
-      </w:r>
-    </w:p>
-    <w:p>
-      <w:pPr>
-        <w:bidi/>
-        <w:jc w:val="both"/>
-      </w:pPr>
-      <w:r>
-        <w:rPr>
-          <w:rFonts w:ascii="Traditional Arabic" w:hAnsi="Traditional Arabic" w:cs="Traditional Arabic"/>
-          <w:rFonts w:ascii="Traditional Arabic" w:hAnsi="Traditional Arabic"/>
-          <w:sz w:val="24"/>
-          <w:szCs w:val="24"/>
-          <w:rtl/>
-        </w:rPr>
-        <w:t>ويظهر من هذا التحليل أنّ الجمعَ القرآنيَّ بين الذِّكر والتفكُّر ليس عرضًا في السياق. فالذِّكر يضبط القلب وهو ينظر، فلا ينقلب النظامُ إلى معبودٍ صامت، والتفكّر يضبط العقل، فلا يتحوّل الذكر إلى تردادٍ منفصلٍ عن العالم. وفي هذا التوازن يستقرّ الكتاب: عقلٌ يبحث، وقلبٌ لا يتيه عن المعنى.</w:t>
-      </w:r>
-    </w:p>
-    <w:p>
-      <w:pPr>
-        <w:bidi/>
-        <w:jc w:val="both"/>
-      </w:pPr>
-      <w:r>
-        <w:rPr>
-          <w:rFonts w:ascii="Traditional Arabic" w:hAnsi="Traditional Arabic" w:cs="Traditional Arabic"/>
-          <w:rFonts w:ascii="Traditional Arabic" w:hAnsi="Traditional Arabic"/>
-          <w:sz w:val="24"/>
-          <w:szCs w:val="24"/>
-          <w:rtl/>
-        </w:rPr>
-        <w:t>وفي السياق نفسه يكتسب قولُه تعالى: «الَّذِي خَلَقَ الْإِنسَانَ عَلَّمَهُ الْبَيَانَ» (الرحمن، 3–4) وزنه الخاصّ. فالآية تُستحضر هنا شاهدًا معنويًا على اقتران الخلق بالتعليم، وعلى أنّ الإنسان في التصوّر القرآنيّ ليس مجرّد موجودٍ حيّ، بل كائنٌ مُعَدٌّ للبيان والفهم والتمييز. غير أنّ هذه الآية لا تُقدَّم دليلًا مباشرًا على فلسفة العقل ولا على «قابلية الكون للفهم» بصيغتها التقنيّة، بل بوصفها أفقًا نصّيًا ينسجم مع السؤال الفلسفيّ الذي كشفه التحليل السابق. وهذا هو موضعُ التناغم، لا موضع الخلط بين المجالات.</w:t>
+        <w:t>• «لِأُولِي الْأَلْبَابِ»: وفيها تخصيصٌ ظاهرٌ بأنّ آياتِ الخلق لا تنكشف لكلّ نظرٍ سطحي، وإنما لمن يُعمل لبَّه. وهذا لا يقرّر حقيقةً علميّةً بالمعنى الاصطلاحي؛ إنه يكشف أنّ النظر في العالم يقتضي أهليةً عقليّةً تأوي من الظاهر إلى الدلالة.</w:t>
+      </w:r>
+    </w:p>
+    <w:p>
+      <w:pPr>
+        <w:bidi/>
+        <w:jc w:val="right"/>
+      </w:pPr>
+      <w:r>
+        <w:rPr>
+          <w:rFonts w:ascii="Traditional Arabic" w:hAnsi="Traditional Arabic" w:cs="Traditional Arabic"/>
+          <w:rFonts w:ascii="Traditional Arabic" w:hAnsi="Traditional Arabic"/>
+          <w:sz w:val="24"/>
+          <w:szCs w:val="24"/>
+          <w:rtl/>
+        </w:rPr>
+        <w:t>• «ما خَلَقْتَ هذا باطلًا»: وهذه ثمرةُ التفكّر بعد حصوله، لا مقدّمته. فالقرآن لا يجعل هذه النتيجة بديلًا من البحث، وإنما أفقًا وجوديًا ينفتح بعد النظر. ومن ثمّ، فالاستشهاد بهذه الآية هنا استشهادٌ في مرحلة التناغم الوجوديّ، لا في مرحلة إثبات الحقيقة العلميّة.</w:t>
+      </w:r>
+    </w:p>
+    <w:p>
+      <w:pPr>
+        <w:bidi/>
+        <w:jc w:val="both"/>
+      </w:pPr>
+      <w:r>
+        <w:rPr>
+          <w:rFonts w:ascii="Traditional Arabic" w:hAnsi="Traditional Arabic" w:cs="Traditional Arabic"/>
+          <w:rFonts w:ascii="Traditional Arabic" w:hAnsi="Traditional Arabic"/>
+          <w:sz w:val="24"/>
+          <w:szCs w:val="24"/>
+          <w:rtl/>
+        </w:rPr>
+        <w:t>ويظهر من هذا التحليل أنّ الجمعَ القرآنيَّ بين الذِّكر والتفكُّر له موضعه المقصود في السياق. فالذِّكر يضبط القلب وهو ينظر، فلا ينقلب النظامُ إلى معبودٍ صامت، والتفكّر يضبط العقل، فلا يتحوّل الذكر إلى تردادٍ منفصلٍ عن العالم. وفي هذا التوازن يستقرّ الكتاب: عقلٌ يبحث، وقلبٌ لا يتيه عن المعنى.</w:t>
+      </w:r>
+    </w:p>
+    <w:p>
+      <w:pPr>
+        <w:bidi/>
+        <w:jc w:val="both"/>
+      </w:pPr>
+      <w:r>
+        <w:rPr>
+          <w:rFonts w:ascii="Traditional Arabic" w:hAnsi="Traditional Arabic" w:cs="Traditional Arabic"/>
+          <w:rFonts w:ascii="Traditional Arabic" w:hAnsi="Traditional Arabic"/>
+          <w:sz w:val="24"/>
+          <w:szCs w:val="24"/>
+          <w:rtl/>
+        </w:rPr>
+        <w:t>وفي السياق نفسه يكتسب قولُه تعالى: «الَّذِي خَلَقَ الْإِنسَانَ عَلَّمَهُ الْبَيَانَ» (الرحمن، 3–4) وزنه الخاصّ. فالآية تُستحضر هنا شاهدًا معنويًا على اقتران الخلق بالتعليم، وعلى أنّ الإنسان في التصوّر القرآنيّ يتجاوز مجرّد الوجود الحيّ إلى كونه كائنًا مُعَدًّا للبيان والفهم والتمييز. غير أنّ هذه الآية لا تُقدَّم دليلًا مباشرًا على فلسفة العقل ولا على «قابلية الكون للفهم» بصيغتها التقنيّة، وإنما بوصفها أفقًا نصّيًا ينسجم مع السؤال الفلسفيّ الذي كشفه التحليل السابق. وهذا هو موضعُ التناغم، لا موضع الخلط بين المجالات.</w:t>
       </w:r>
     </w:p>
     <w:p>
@@ -3987,23 +3987,23 @@
           <w:szCs w:val="24"/>
           <w:rtl/>
         </w:rPr>
-        <w:t>• أوّلًا: هناك طبقاتٌ من الإصابة المعرفيّة بعيدةٌ عن أيّ ضرورةٍ بقائيّة مباشرة. فميكانيكا الكمّ، والنسبيّة العامّة، والهندسات العليا، وبنيةُ الثقوب السوداء، ليست موضوعاتٍ انتخبَت البيئةُ أدمغةً لأجل فهمها. نعم، يمكن وصفها بأنّها «أثرٌ جانبيّ» لقدراتٍ أبسط، لكنّ هذا لا يلغي السؤال، بل ينقله: لماذا كان هذا الأثرُ الجانبيُّ قادرًا على إصابة بنىً كونيّة بالغة البُعد عن شرط البقاء الأولي؟</w:t>
-      </w:r>
-    </w:p>
-    <w:p>
-      <w:pPr>
-        <w:bidi/>
-        <w:jc w:val="right"/>
-      </w:pPr>
-      <w:r>
-        <w:rPr>
-          <w:rFonts w:ascii="Traditional Arabic" w:hAnsi="Traditional Arabic" w:cs="Traditional Arabic"/>
-          <w:rFonts w:ascii="Traditional Arabic" w:hAnsi="Traditional Arabic"/>
-          <w:sz w:val="24"/>
-          <w:szCs w:val="24"/>
-          <w:rtl/>
-        </w:rPr>
-        <w:t>• ثانيًا: هناك تنبّؤٌ نظريٌّ يسبق الرصد. فمعادلةُ ديراك سبقت اكتشافَ البوزيترون، ونظريةُ أينشتاين سبقت اختبارَ انحناء الضوء في بعثة إدنغتون. وهذه أمثلةٌ لا تختزل في تعميم خبرةٍ حسّيّةٍ سابقة، بل تكشف عن اكتشاف بنىً لم تُعايَن بعد ثم وُجد الواقعُ موافقًا لها.</w:t>
+        <w:t>• أوّلًا: هناك طبقاتٌ من الإصابة المعرفيّة بعيدةٌ عن أيّ ضرورةٍ بقائيّة مباشرة. فميكانيكا الكمّ، والنسبيّة العامّة، والهندسات العليا، وبنيةُ الثقوب السوداء، لا تُعدّ موضوعاتٍ انتخبَت البيئةُ أدمغةً لأجل فهمها. نعم، يمكن وصفها بأنّها «أثرٌ جانبيّ» لقدراتٍ أبسط، لكنّ هذا ينقل السؤال بدل أن يلغيه: لماذا كان هذا الأثرُ الجانبيُّ قادرًا على إصابة بنىً كونيّة بالغة البُعد عن شرط البقاء الأولي؟</w:t>
+      </w:r>
+    </w:p>
+    <w:p>
+      <w:pPr>
+        <w:bidi/>
+        <w:jc w:val="right"/>
+      </w:pPr>
+      <w:r>
+        <w:rPr>
+          <w:rFonts w:ascii="Traditional Arabic" w:hAnsi="Traditional Arabic" w:cs="Traditional Arabic"/>
+          <w:rFonts w:ascii="Traditional Arabic" w:hAnsi="Traditional Arabic"/>
+          <w:sz w:val="24"/>
+          <w:szCs w:val="24"/>
+          <w:rtl/>
+        </w:rPr>
+        <w:t>• ثانيًا: هناك تنبّؤٌ نظريٌّ يسبق الرصد. فمعادلةُ ديراك سبقت اكتشافَ البوزيترون، ونظريةُ أينشتاين سبقت اختبارَ انحناء الضوء في بعثة إدنغتون. وهذه أمثلةٌ لا تختزل في تعميم خبرةٍ حسّيّةٍ سابقة؛ إنها تكشف عن اكتشاف بنىً لم تُعايَن بعد ثم وُجد الواقعُ موافقًا لها.</w:t>
       </w:r>
     </w:p>
     <w:p>
@@ -4035,7 +4035,7 @@
           <w:szCs w:val="24"/>
           <w:rtl/>
         </w:rPr>
-        <w:t>والنتيجة المنهجيّة هنا ليست نقضَ التطوّر، بل تقييدَ مدى ما يفسّره: التفسيرُ التطوّريُّ صادقٌ في ميدانه، قويٌّ في طبقاته الدنيا، لكنه لا يُغلق السؤال الفلسفيّ في طبقاته العليا.</w:t>
+        <w:t>والنتيجة المنهجيّة هنا لا تنقض التطوّر، وإنما تقيّد مدى ما يفسّره: التفسيرُ التطوّريُّ صادقٌ في ميدانه، قويٌّ في طبقاته الدنيا، لكنه لا يُغلق السؤال الفلسفيّ في طبقاته العليا.</w:t>
       </w:r>
     </w:p>
     <w:p>
@@ -4068,55 +4068,55 @@
           <w:szCs w:val="24"/>
           <w:rtl/>
         </w:rPr>
-        <w:t>في أقوى صيغته الحذفيّة، قد يُقال إنّ مفاهيمنا عن «الفهم» و«الاعتقاد» و«الصدق» و«التعليل» ليست إلا بقايا من «سيكولوجيا عاميّة» ستُستبدل يومًا بوصفٍ عَصَبيٍّ أدقّ. وعندئذٍ لا تعود «قابليّة الفهم» خاصّيّةً موضوعيّةً في الكون، بل مجرّد وَهمٍ منظوميٍّ تنتجه بنيةُ الدماغ وهو يدبّر سلوكه. وعلى هذا الأساس، لا يكون السؤال عن توافق العقل والعالم سؤالًا عميقًا، بل أثرًا لغويًا ناتجًا من استعمال مفاهيم ستسقط مع نضج العلوم العصبيّة.</w:t>
-      </w:r>
-    </w:p>
-    <w:p>
-      <w:pPr>
-        <w:bidi/>
-        <w:jc w:val="both"/>
-      </w:pPr>
-      <w:r>
-        <w:rPr>
-          <w:rFonts w:ascii="Traditional Arabic" w:hAnsi="Traditional Arabic" w:cs="Traditional Arabic"/>
-          <w:rFonts w:ascii="Traditional Arabic" w:hAnsi="Traditional Arabic"/>
-          <w:sz w:val="24"/>
-          <w:szCs w:val="24"/>
-          <w:rtl/>
-        </w:rPr>
-        <w:t>الجواب: تكمن صعوبة هذا الاعتراض في أنّه لا يكتفي بتفسير الفهم تفسيرًا اختزاليًا، بل يسحب الشرعيّة من اللغة التي بها نميّز بين الوهم والصواب أصلًا. ومع ذلك، يظلّ قاصرًا من جهتين:</w:t>
-      </w:r>
-    </w:p>
-    <w:p>
-      <w:pPr>
-        <w:bidi/>
-        <w:jc w:val="right"/>
-      </w:pPr>
-      <w:r>
-        <w:rPr>
-          <w:rFonts w:ascii="Traditional Arabic" w:hAnsi="Traditional Arabic" w:cs="Traditional Arabic"/>
-          <w:rFonts w:ascii="Traditional Arabic" w:hAnsi="Traditional Arabic"/>
-          <w:sz w:val="24"/>
-          <w:szCs w:val="24"/>
-          <w:rtl/>
-        </w:rPr>
-        <w:t>• جهةٍ أولى: أنّ الممارسة العلميّة نفسها تفترض معاييرَ للحقيقة والبرهان والاتّساق. فإذا أُبطل الحديثُ عن الاعتقاد والصدق والتعليل إبطالًا جذريًا، لم يبقَ أساسٌ واضحٌ للفصل بين «نظريةٍ ناجحة» و«نشاطٍ عصبيّ وقع فحسب». الحذفُ هنا لا يفسّر العلم، بل يهدّد لغته المعياريّة التي يقوم بها.</w:t>
-      </w:r>
-    </w:p>
-    <w:p>
-      <w:pPr>
-        <w:bidi/>
-        <w:jc w:val="right"/>
-      </w:pPr>
-      <w:r>
-        <w:rPr>
-          <w:rFonts w:ascii="Traditional Arabic" w:hAnsi="Traditional Arabic" w:cs="Traditional Arabic"/>
-          <w:rFonts w:ascii="Traditional Arabic" w:hAnsi="Traditional Arabic"/>
-          <w:sz w:val="24"/>
-          <w:szCs w:val="24"/>
-          <w:rtl/>
-        </w:rPr>
-        <w:t>• وجهةٍ ثانية: أنّ النجاح العامّ للرياضيات والاختبار والتكرار بين الذوات لا يُردّ بسهولةٍ إلى وَهمٍ عصبيّ فرديّ. فالقضيّة ليست أنّ دماغًا واحدًا يشعر بأنّه يفهم، بل إنّ جماعاتٍ بشريّةً متباعدةً تستطيع أن تبني اللغةَ الرياضيّة نفسها، وأن تصل إلى النتائج نفسها، وأن تتدخّل في الواقع على أساسها بنجاحٍ متكرّر. هذا البعدُ العموميُّ في الفهم يضغط باتجاه واقعيّةٍ موضوعيّةٍ أوسع من مجرّد الوهم المنظوميّ.</w:t>
+        <w:t>في أقوى صيغته الحذفيّة، قد يُقال إنّ مفاهيمنا عن «الفهم» و«الاعتقاد» و«الصدق» و«التعليل» بقايا من «سيكولوجيا عاميّة» ستُستبدل يومًا بوصفٍ عَصَبيٍّ أدقّ. وعندئذٍ لا تعود «قابليّة الفهم» خاصّيّةً موضوعيّةً في الكون، وإنما مجرّد وَهمٍ منظوميٍّ تنتجه بنيةُ الدماغ وهو يدبّر سلوكه. وعلى هذا الأساس، يغدو السؤال عن توافق العقل والعالم أثرًا لغويًا ناتجًا من استعمال مفاهيم ستسقط مع نضج العلوم العصبيّة، لا سؤالًا عميقًا.</w:t>
+      </w:r>
+    </w:p>
+    <w:p>
+      <w:pPr>
+        <w:bidi/>
+        <w:jc w:val="both"/>
+      </w:pPr>
+      <w:r>
+        <w:rPr>
+          <w:rFonts w:ascii="Traditional Arabic" w:hAnsi="Traditional Arabic" w:cs="Traditional Arabic"/>
+          <w:rFonts w:ascii="Traditional Arabic" w:hAnsi="Traditional Arabic"/>
+          <w:sz w:val="24"/>
+          <w:szCs w:val="24"/>
+          <w:rtl/>
+        </w:rPr>
+        <w:t>الجواب: تكمن صعوبة هذا الاعتراض في أنّه لا يكتفي بتفسير الفهم تفسيرًا اختزاليًا؛ فهو فوق ذلك يسحب الشرعيّة من اللغة التي بها نميّز بين الوهم والصواب أصلًا. ومع ذلك، يظلّ قاصرًا من جهتين:</w:t>
+      </w:r>
+    </w:p>
+    <w:p>
+      <w:pPr>
+        <w:bidi/>
+        <w:jc w:val="right"/>
+      </w:pPr>
+      <w:r>
+        <w:rPr>
+          <w:rFonts w:ascii="Traditional Arabic" w:hAnsi="Traditional Arabic" w:cs="Traditional Arabic"/>
+          <w:rFonts w:ascii="Traditional Arabic" w:hAnsi="Traditional Arabic"/>
+          <w:sz w:val="24"/>
+          <w:szCs w:val="24"/>
+          <w:rtl/>
+        </w:rPr>
+        <w:t>• جهةٍ أولى: أنّ الممارسة العلميّة نفسها تفترض معاييرَ للحقيقة والبرهان والاتّساق. فإذا أُبطل الحديثُ عن الاعتقاد والصدق والتعليل إبطالًا جذريًا، لم يبقَ أساسٌ واضحٌ للفصل بين «نظريةٍ ناجحة» و«نشاطٍ عصبيّ وقع فحسب». الحذفُ هنا يهدّد لغة العلم المعياريّة التي يقوم بها، ولا يفسّره تفسيرًا مكتفيًا.</w:t>
+      </w:r>
+    </w:p>
+    <w:p>
+      <w:pPr>
+        <w:bidi/>
+        <w:jc w:val="right"/>
+      </w:pPr>
+      <w:r>
+        <w:rPr>
+          <w:rFonts w:ascii="Traditional Arabic" w:hAnsi="Traditional Arabic" w:cs="Traditional Arabic"/>
+          <w:rFonts w:ascii="Traditional Arabic" w:hAnsi="Traditional Arabic"/>
+          <w:sz w:val="24"/>
+          <w:szCs w:val="24"/>
+          <w:rtl/>
+        </w:rPr>
+        <w:t>• وجهةٍ ثانية: أنّ النجاح العامّ للرياضيات والاختبار والتكرار بين الذوات لا يُردّ بسهولةٍ إلى وَهمٍ عصبيّ فرديّ. فالقضيّة لا تتعلّق بدماغٍ واحدٍ يشعر بأنّه يفهم؛ إنّ جماعاتٍ بشريّةً متباعدةً تستطيع أن تبني اللغةَ الرياضيّة نفسها، وأن تصل إلى النتائج نفسها، وأن تتدخّل في الواقع على أساسها بنجاحٍ متكرّر. هذا البعدُ العموميُّ في الفهم يضغط باتجاه واقعيّةٍ موضوعيّةٍ أوسع من مجرّد الوهم المنظوميّ.</w:t>
       </w:r>
     </w:p>
     <w:p>
@@ -4165,7 +4165,7 @@
           <w:szCs w:val="24"/>
           <w:rtl/>
         </w:rPr>
-        <w:t>يمكن صياغة اعتراضٍ معكوسٍ يستلهم حساسيّةَ ديفيد تشالمرز تجاه الفجوة بين ما نصفه وما نُدركه: لعلّ «قابليّة الفهم» ليست خاصّيّةً في الكون، بل اسمٌ نُلصقه نحن بالبقع التي نجحنا في تصنيفها ونمذجتها، فيما يبقى معظم الواقع غامضًا أو عصيًّا أو غيرَ قابلٍ للتمثيل. وعلى هذا الأساس، قد يكون الحديثُ عن كونٍ «مفهوم» مبالغةً استقرائيّة: نحن لا نملك إلا جيوبًا صغيرةً من النجاح، ثم نعمّم منها دعوى أوسع من حقائقنا.</w:t>
+        <w:t>يمكن صياغة اعتراضٍ معكوسٍ يستلهم حساسيّةَ ديفيد تشالمرز تجاه الفجوة بين ما نصفه وما نُدركه: لعلّ «قابليّة الفهم» اسمٌ نُلصقه نحن بالبقع التي نجحنا في تصنيفها ونمذجتها، لا خاصّيّةً في الكون، فيما يبقى معظم الواقع غامضًا أو عصيًّا أو غيرَ قابلٍ للتمثيل. وعلى هذا الأساس، قد يكون الحديثُ عن كونٍ «مفهوم» مبالغةً استقرائيّة: نحن لا نملك إلا جيوبًا صغيرةً من النجاح، ثم نعمّم منها دعوى أوسع من حقائقنا.</w:t>
       </w:r>
     </w:p>
     <w:p>
@@ -4213,7 +4213,7 @@
           <w:szCs w:val="24"/>
           <w:rtl/>
         </w:rPr>
-        <w:t>• ثانيًا: النجاحات العلميّة ليست جيوبًا منفصلة، بل شبكةٌ متّصلة تنقل الفهم من مجالٍ إلى آخر. فالمعادلات التي وُضعت في سياقٍ معيّن تمتدّ إلى سياقاتٍ أخرى، والمفاهيم التي صيغت لمجالٍ جزئي تنجح في مستوياتٍ متباعدة. وهذا الانتقال البنيويّ بين المجالات يضعف فرضيّة أنّنا أمام تصنيفاتٍ محليّةٍ اعتباطيّة.</w:t>
+        <w:t>• ثانيًا: النجاحات العلميّة شبكةٌ متّصلة تنقل الفهم من مجالٍ إلى آخر، لا جيوبٌ منفصلة. فالمعادلات التي وُضعت في سياقٍ معيّن تمتدّ إلى سياقاتٍ أخرى، والمفاهيم التي صيغت لمجالٍ جزئي تنجح في مستوياتٍ متباعدة. وهذا الانتقال البنيويّ بين المجالات يضعف فرضيّة أنّنا أمام تصنيفاتٍ محليّةٍ اعتباطيّة.</w:t>
       </w:r>
     </w:p>
     <w:p>
@@ -4294,7 +4294,7 @@
           <w:szCs w:val="24"/>
           <w:rtl/>
         </w:rPr>
-        <w:t>• قاعدة المشيئة الفاعلة: قابليّةُ الفهم في الكون لا تُجعل آليّةً مستقلّةً عن مشيئة الله. فهي ليست خاصّيّةً ذاتيّةً يتفاخر بها الكون على نفسه، بل وجهٌ من وجوه الإحكام في خلقٍ يَجري بإذن الله ويُمسك بأمره: «إِنَّ اللَّهَ يُمْسِكُ السَّمَاوَاتِ وَالْأَرْضَ أَن تَزُولَا» (فاطر، 41). وعلى هذا الأساس، يندمج الانتظامُ وقابليّةُ الفهم في نموذج كود الحياة التكاملي داخل أفق الخلق، لا خارجَه.</w:t>
+        <w:t>• قاعدة المشيئة الفاعلة: قابليّةُ الفهم في الكون لا تُجعل آليّةً مستقلّةً عن مشيئة الله. فهي وجهٌ من وجوه الإحكام في خلقٍ يَجري بإذن الله ويُمسك بأمره، لا خاصّيّةٌ ذاتيّةٌ يتفاخر بها الكون على نفسه: «إِنَّ اللَّهَ يُمْسِكُ السَّمَاوَاتِ وَالْأَرْضَ أَن تَزُولَا» (فاطر، 41). وعلى هذا الأساس، يندمج الانتظامُ وقابليّةُ الفهم في نموذج كود الحياة التكاملي داخل أفق الخلق، لا خارجَه.</w:t>
       </w:r>
     </w:p>
     <w:p>
@@ -4423,7 +4423,7 @@
           <w:szCs w:val="24"/>
           <w:rtl/>
         </w:rPr>
-        <w:t>• وتفتح هذه الحدودُ بابَ الفصل التالي: فإذا كان هذا الفصل قد ثبّت أنّ الكون ليس منتظمًا فحسب، بل قابلًا للفهم على نحوٍ بنيوي، فإنّ السؤال الذي يليه هو: ما الذي يقتضيه ذلك في تفسير أصل هذا النظام المفهوم؟</w:t>
+        <w:t>• وتفتح هذه الحدودُ بابَ الفصل التالي: فإذا كان هذا الفصل قد ثبّت أنّ الكون يتجاوز مجرّد الانتظام إلى قابلية الفهم على نحوٍ بنيوي، فإنّ السؤال الذي يليه هو: ما الذي يقتضيه ذلك في تفسير أصل هذا النظام المفهوم؟</w:t>
       </w:r>
     </w:p>
     <w:p>
@@ -4505,7 +4505,7 @@
           <w:szCs w:val="24"/>
           <w:rtl/>
         </w:rPr>
-        <w:t>• قابليّةُ الكون للفهم خطوةٌ أعمق من مجرّد انتظامه: فالكون ليس منظّمًا فحسب، بل منظّمٌ على نحوٍ تلحقه عقولُنا وتصيغه في معادلات.</w:t>
+        <w:t>• قابليّةُ الكون للفهم خطوةٌ أعمق من مجرّد انتظامه: فالكون منظّمٌ على نحوٍ تلحقه عقولُنا وتصيغه في معادلات، لا على هيئة انتظامٍ صامتٍ فحسب.</w:t>
       </w:r>
     </w:p>
     <w:p>
@@ -4618,7 +4618,7 @@
           <w:szCs w:val="24"/>
           <w:rtl/>
         </w:rPr>
-        <w:t>كثيرٌ من الناس يشعر بأنّه صغيرٌ تائهٌ في كونٍ هائلٍ لا يُبالي به. غير أنّ فكرة هذا الفصل تقلب جهةَ النظر: أنت كائنٌ وُهب عقلًا يفهم، ووُضع في عالمٍ يقبل أن يُفهَم، وهذا التوافق بين عقلك والوجود ليس تفصيلًا تافهًا. وحين يثقل عليك شعورُ الضياع أو التفاهة، فاستحضر أنّ قدرتك على إدراك المعنى ليست عرضًا بلا دلالة، بل علامةٌ على أنّك داخل خطابٍ أوسع من الصدفة العمياء. وهذه أرضيّةٌ هادئة تهيّئ النفسَ للسؤال الأكبر الذي يفتحه الفصل التالي.</w:t>
+        <w:t>كثيرٌ من الناس يشعر بأنّه صغيرٌ تائهٌ في كونٍ هائلٍ لا يُبالي به. غير أنّ فكرة هذا الفصل تقلب جهةَ النظر: أنت كائنٌ وُهب عقلًا يفهم، ووُضع في عالمٍ يقبل أن يُفهَم، وهذا التوافق بين عقلك والوجود أبعد من أن يكون تفصيلًا تافهًا. وحين يثقل عليك شعورُ الضياع أو التفاهة، فاستحضر أنّ قدرتك على إدراك المعنى ذات دلالة، وتتجاوز العرض الخالي من الدلالة؛ إنها علامةٌ على أنّك داخل خطابٍ أوسع من الصدفة العمياء. وهذه أرضيّةٌ هادئة تهيّئ النفسَ للسؤال الأكبر الذي يفتحه الفصل التالي.</w:t>
       </w:r>
     </w:p>
     <w:p>
@@ -4737,23 +4737,23 @@
           <w:szCs w:val="24"/>
           <w:rtl/>
         </w:rPr>
-        <w:t>بعد تثبيت الانتظام في الفصل الأوّل، وتحرير قابليّة الفهم في الفصل الثاني، يصبح السؤالُ التالي سؤالًا بنيويًّا لا إضافيًّا: هل يَكفي الكونُ، بما فيه من قوانين وثوابت وعلاقات، تفسيرًا لنفسه؟ هذا الفصلُ يَعالج هذا السؤال من داخل دراسةٍ فلسفيّةٍ منضبطة، لا من داخل خطابٍ وعظيّ، ولا من داخل دعوى علمويّة تُحمِّل المختبرَ ما ليس من شأنه. موضوعُ البحث هنا هو مدى كفاية التفسير الذاتيّ للكون، ثم وزنُ التفسير البديل الذي يَقرأ انتظامَ الوجود وقابليّتَه للفهم بوصفهما أثرًا لخالقٍ مُحكِم.</w:t>
-      </w:r>
-    </w:p>
-    <w:p>
-      <w:pPr>
-        <w:bidi/>
-        <w:jc w:val="both"/>
-      </w:pPr>
-      <w:r>
-        <w:rPr>
-          <w:rFonts w:ascii="Traditional Arabic" w:hAnsi="Traditional Arabic" w:cs="Traditional Arabic"/>
-          <w:rFonts w:ascii="Traditional Arabic" w:hAnsi="Traditional Arabic"/>
-          <w:sz w:val="24"/>
-          <w:szCs w:val="24"/>
-          <w:rtl/>
-        </w:rPr>
-        <w:t>ولهذا لا يَبني الفصلُ حجّتَه على الصياغة الساذجة: «كلّ قانونٍ له واضع»، لأنّ هذه الصياغة تُدخل البحثَ في تسلسلٍ لفظيّ لا يَحسم شيئًا. ما يَنتظمه التحليلُ هنا أعمق من ذلك: ليس السؤالُ عن واضع قانونٍ منفرد، بل عن مصدر البنية الكليّة التي تجعل وجودَ قوانين أصلاً ممكنًا، وتجعلها قابلةً للانطباق على واقعٍ موجودٍ فعلًا، وتجعل العقلَ البشريَّ قادرًا على فهمها. ومن هنا ينتقل الفصلُ في أربع طبقاتٍ متعاقبة، كلُّ واحدةٍ منها تُضيِّق مساحةَ الاكتفاء بالطبيعانيّة المغلقة، وتُقوّي الاستدلالَ على أفضل تفسيرٍ ميتافيزيقيٍّ للمعطى.</w:t>
+        <w:t>بعد تثبيت الانتظام في الفصل الأوّل، وتحرير قابليّة الفهم في الفصل الثاني، يصبح السؤالُ التالي سؤالًا بنيويًّا لا إضافيًّا: هل يَكفي الكونُ، بما فيه من قوانين وثوابت وعلاقات، تفسيرًا لنفسه؟ هذا الفصلُ يَعالج هذا السؤال من داخل دراسةٍ فلسفيّةٍ منضبطة، لا من داخل خطابٍ وعظيّ، ولا من داخل دعوى علمويّة تُحمِّل المختبرَ ما يخرج عن شأنه. موضوعُ البحث هنا هو مدى كفاية التفسير الذاتيّ للكون، ثم وزنُ التفسير البديل الذي يَقرأ انتظامَ الوجود وقابليّتَه للفهم بوصفهما أثرًا لخالقٍ مُحكِم.</w:t>
+      </w:r>
+    </w:p>
+    <w:p>
+      <w:pPr>
+        <w:bidi/>
+        <w:jc w:val="both"/>
+      </w:pPr>
+      <w:r>
+        <w:rPr>
+          <w:rFonts w:ascii="Traditional Arabic" w:hAnsi="Traditional Arabic" w:cs="Traditional Arabic"/>
+          <w:rFonts w:ascii="Traditional Arabic" w:hAnsi="Traditional Arabic"/>
+          <w:sz w:val="24"/>
+          <w:szCs w:val="24"/>
+          <w:rtl/>
+        </w:rPr>
+        <w:t>ولهذا لا يَبني الفصلُ حجّتَه على الصياغة الساذجة: «كلّ قانونٍ له واضع»، لأنّ هذه الصياغة تُدخل البحثَ في تسلسلٍ لفظيّ لا يَحسم شيئًا. ما يَنتظمه التحليلُ هنا أعمق من ذلك: فمحورُ السؤال لا يدور حول واضع قانونٍ منفرد، وإنّما حول مصدر البنية الكليّة التي تجعل وجودَ قوانين أصلاً ممكنًا، وتجعلها قابلةً للانطباق على واقعٍ موجودٍ فعلًا، وتجعل العقلَ البشريَّ قادرًا على فهمها. ومن هنا ينتقل الفصلُ في أربع طبقاتٍ متعاقبة، كلُّ واحدةٍ منها تُضيِّق مساحةَ الاكتفاء بالطبيعانيّة المغلقة، وتُقوّي الاستدلالَ على أفضل تفسيرٍ ميتافيزيقيٍّ للمعطى.</w:t>
       </w:r>
     </w:p>
     <w:p>
@@ -4802,7 +4802,7 @@
           <w:szCs w:val="24"/>
           <w:rtl/>
         </w:rPr>
-        <w:t>السؤالُ الذي تُمهِّد له الفصول الثلاثة الأولى، وهو: لماذا توجد قوانينُ قابلةٌ للفهم بدل ألّا توجد؟، لا يُحسَم بهذه المنهجيّة؛ لأنّ الجوابَ عليه يَسبق المنهجيّةَ نفسَها. لا تُجيب الفيزياء عن «لماذا توجد فيزياء»، كما لا تُجيب الرياضيّات عن «لماذا تَصدق الرياضيّات». وليس في ذلك نقيصةٌ في العلم، بل خاصّيّةٌ بنيويّةٌ فيه: العلمُ يعمل داخل الكون، وبشروطه، فلا يَخرج عنه ليَحكم على كونه ككلّ.</w:t>
+        <w:t>السؤالُ الذي تُمهِّد له الفصول الثلاثة الأولى، وهو: لماذا توجد قوانينُ قابلةٌ للفهم بدل ألّا توجد؟، لا يُحسَم بهذه المنهجيّة؛ لأنّ الجوابَ عليه يَسبق المنهجيّةَ نفسَها. لا تُجيب الفيزياء عن «لماذا توجد فيزياء»، كما لا تُجيب الرياضيّات عن «لماذا تَصدق الرياضيّات». وفي ذلك تظهر خاصّيّةٌ بنيويّةٌ في العلم، لا نقيصةٌ فيه: العلمُ يعمل داخل الكون، وبشروطه، فلا يَخرج عنه ليَحكم على كونه ككلّ.</w:t>
       </w:r>
     </w:p>
     <w:p>
@@ -4914,39 +4914,39 @@
           <w:szCs w:val="24"/>
           <w:rtl/>
         </w:rPr>
-        <w:t>• المحور الأوّل: الإمكانُ لا يُولِّد ضرورة. كلُّ ما في الكون، من الجسيمات والقوى والثوابت والشروط الابتدائيّة، يَظهر لنا من حيث هو ممكنٌ؛ أي يقبل، من حيث المنطق، أن يكون على غير ما هو عليه. ثابتُ بنية الذرّة يقبل قيمًا أخرى، ومعدّلُ التوسّع الكونيّ يقبل صورًا مغايرة، ونِسَبُ الكتل والاقترانات تقبل اختلافًا. والسؤال الفلسفيّ هنا: ما الذي رجَّح هذا الإمكانَ على غيره؟ التسلسلُ الزمنيّ، هذا المنبثق من ذاك، لا يُجيب عن السؤال بل يُرحّله. ومهما طالت السلسلةُ، بقيت كلُّ حلقةٍ فيها ممكنةً في ذاتها، والممكنُ، ولو تكرّر، لا يَمنح نفسَه الوجوب.</w:t>
-      </w:r>
-    </w:p>
-    <w:p>
-      <w:pPr>
-        <w:bidi/>
-        <w:jc w:val="right"/>
-      </w:pPr>
-      <w:r>
-        <w:rPr>
-          <w:rFonts w:ascii="Traditional Arabic" w:hAnsi="Traditional Arabic" w:cs="Traditional Arabic"/>
-          <w:rFonts w:ascii="Traditional Arabic" w:hAnsi="Traditional Arabic"/>
-          <w:sz w:val="24"/>
-          <w:szCs w:val="24"/>
-          <w:rtl/>
-        </w:rPr>
-        <w:t>• المحور الثاني: التفسير الذاتيّ يَدور على نفسه. القول: «الكون موجودٌ لأنّه كذلك»، ليس تفسيرًا، بل إعادةُ صياغةٍ للسؤال في هيئة جواب. وإذا قيل: «الكون موجودٌ لأنّه ضروريّ»، انتقل عبءُ الإثبات إلى من ادّعى الضرورة؛ إذ كيف يَثبت الوجوبُ لواقعٍ نُدرك في تفاصيله الصغرى إمكانَ التغاير والتبدّل؟ الانتقالُ من الوصف إلى دعوى الضرورة هنا انتقالٌ غيرُ مُسند.</w:t>
-      </w:r>
-    </w:p>
-    <w:p>
-      <w:pPr>
-        <w:bidi/>
-        <w:jc w:val="right"/>
-      </w:pPr>
-      <w:r>
-        <w:rPr>
-          <w:rFonts w:ascii="Traditional Arabic" w:hAnsi="Traditional Arabic" w:cs="Traditional Arabic"/>
-          <w:rFonts w:ascii="Traditional Arabic" w:hAnsi="Traditional Arabic"/>
-          <w:sz w:val="24"/>
-          <w:szCs w:val="24"/>
-          <w:rtl/>
-        </w:rPr>
-        <w:t>• المحور الثالث: الفرضيّاتُ البديلة، كتعدّد الأكوان، تَنقل المشكلةَ ولا تَحلّها. قد يُقال إنّ كوننا واحدٌ من أكوانٍ لا حصرَ لها، وإنّ ما نَراه من ضبطٍ دقيق ليس إلا أثرًا لتحيّز العيّنة. وهذه فرضيّةٌ مشروعةٌ علميًا في إطارها النظريّ، وقد تَملك في المستقبل اختباراتٍ غير مباشرة. لكنّها، حتى مع التسليم بها، لا تُغلق السؤال الفلسفيّ، بل تَنقله طبقةً واحدة: لماذا توجد مولِّدةُ الأكوان أصلًا، أيًّا كانت بنيتُها؟ ولماذا توجد قوانينُ تسمح بإنتاج أكوانٍ قابلةٍ للوجود، بل قادرةٍ على توليد عقولٍ تَسأل عن هذا كلّه؟</w:t>
+        <w:t>• المحور الأوّل: الإمكانُ لا يُولِّد ضرورة. كلُّ ما في الكون، من الجسيمات والقوى والثوابت والشروط الابتدائيّة، يَظهر لنا من حيث هو ممكنٌ؛ أي يقبل، من حيث المنطق، أن يكون على غير ما هو عليه. ثابتُ بنية الذرّة يقبل قيمًا أخرى، ومعدّلُ التوسّع الكونيّ يقبل صورًا مغايرة، ونِسَبُ الكتل والاقترانات تقبل اختلافًا. والسؤال الفلسفيّ هنا: ما الذي رجَّح هذا الإمكانَ على غيره؟ التسلسلُ الزمنيّ، هذا المنبثق من ذاك، لا يُجيب عن السؤال؛ إنّما يُرحّله. ومهما طالت السلسلةُ، بقيت كلُّ حلقةٍ فيها ممكنةً في ذاتها، والممكنُ، ولو تكرّر، لا يَمنح نفسَه الوجوب.</w:t>
+      </w:r>
+    </w:p>
+    <w:p>
+      <w:pPr>
+        <w:bidi/>
+        <w:jc w:val="right"/>
+      </w:pPr>
+      <w:r>
+        <w:rPr>
+          <w:rFonts w:ascii="Traditional Arabic" w:hAnsi="Traditional Arabic" w:cs="Traditional Arabic"/>
+          <w:rFonts w:ascii="Traditional Arabic" w:hAnsi="Traditional Arabic"/>
+          <w:sz w:val="24"/>
+          <w:szCs w:val="24"/>
+          <w:rtl/>
+        </w:rPr>
+        <w:t>• المحور الثاني: التفسير الذاتيّ يَدور على نفسه. القول: «الكون موجودٌ لأنّه كذلك»، لا يُعدّ تفسيرًا؛ إنّه إعادةُ صياغةٍ للسؤال في هيئة جواب. وإذا قيل: «الكون موجودٌ لأنّه ضروريّ»، انتقل عبءُ الإثبات إلى من ادّعى الضرورة؛ إذ كيف يَثبت الوجوبُ لواقعٍ نُدرك في تفاصيله الصغرى إمكانَ التغاير والتبدّل؟ الانتقالُ من الوصف إلى دعوى الضرورة هنا انتقالٌ غيرُ مُسند.</w:t>
+      </w:r>
+    </w:p>
+    <w:p>
+      <w:pPr>
+        <w:bidi/>
+        <w:jc w:val="right"/>
+      </w:pPr>
+      <w:r>
+        <w:rPr>
+          <w:rFonts w:ascii="Traditional Arabic" w:hAnsi="Traditional Arabic" w:cs="Traditional Arabic"/>
+          <w:rFonts w:ascii="Traditional Arabic" w:hAnsi="Traditional Arabic"/>
+          <w:sz w:val="24"/>
+          <w:szCs w:val="24"/>
+          <w:rtl/>
+        </w:rPr>
+        <w:t>• المحور الثالث: الفرضيّاتُ البديلة، كتعدّد الأكوان، تَنقل المشكلةَ ولا تَحلّها. قد يُقال إنّ كوننا واحدٌ من أكوانٍ لا حصرَ لها، وإنّ ما نَراه من ضبطٍ دقيق لا يزيد على كونه أثرًا لتحيّز العيّنة. وهذه فرضيّةٌ مشروعةٌ علميًا في إطارها النظريّ، وقد تَملك في المستقبل اختباراتٍ غير مباشرة. لكنّها، حتى مع التسليم بها، لا تُغلق السؤال الفلسفيّ؛ إذ تَنقله طبقةً واحدة: لماذا توجد مولِّدةُ الأكوان أصلًا، أيًّا كانت بنيتُها؟ ولماذا توجد قوانينُ تسمح بإنتاج أكوانٍ قابلةٍ للوجود، وقادرةٍ على توليد عقولٍ تَسأل عن هذا كلّه؟</w:t>
       </w:r>
     </w:p>
     <w:p>
@@ -5011,23 +5011,23 @@
           <w:szCs w:val="24"/>
           <w:rtl/>
         </w:rPr>
-        <w:t>ولا يَجري الانتقالُ هنا بقفزةٍ منطقية، بل بتراكب ثلاث ملاحظات:</w:t>
-      </w:r>
-    </w:p>
-    <w:p>
-      <w:pPr>
-        <w:bidi/>
-        <w:jc w:val="right"/>
-      </w:pPr>
-      <w:r>
-        <w:rPr>
-          <w:rFonts w:ascii="Traditional Arabic" w:hAnsi="Traditional Arabic" w:cs="Traditional Arabic"/>
-          <w:rFonts w:ascii="Traditional Arabic" w:hAnsi="Traditional Arabic"/>
-          <w:sz w:val="24"/>
-          <w:szCs w:val="24"/>
-          <w:rtl/>
-        </w:rPr>
-        <w:t>١. الانتظامُ الذي نُعاينه ليس انتظامًا عامًّا فحسب، بل هو انتظامٌ من نوعٍ خاصّ. إنّه انتظامٌ يولّد تعقيدًا متراكبًا، وفيه ضبطٌ لعددٍ من الثوابت الكونيّة على نحوٍ بالغ الدقّة؛ بحيث إنّ تغيّرًا يسيرًا في بعضها كان كفيلًا بأن يمنع نشوء الذرّات المستقرّة، أو النجوم، أو الحياة، أو العقول القادرة على السؤال. وظاهرةُ «الضبط الدقيق» (Fine-tuning) معروفةٌ في الفيزياء الكونيّة المعاصرة، وهي محلّ جدلٍ في تفسيرها بين تعدّد الأكوان، أو ضرورةٍ خفيّةٍ في القوانين، أو قصدٍ مُنشئ. وهي تُستعمل هنا شاهدًا فلسفيًّا على ضيق فضاء الإمكانات، لا «إثباتًا علميًّا» مباشرًا للقصد.</w:t>
+        <w:t>ولا يَجري الانتقالُ هنا بقفزةٍ منطقية، وإنّما بتراكب ثلاث ملاحظات:</w:t>
+      </w:r>
+    </w:p>
+    <w:p>
+      <w:pPr>
+        <w:bidi/>
+        <w:jc w:val="right"/>
+      </w:pPr>
+      <w:r>
+        <w:rPr>
+          <w:rFonts w:ascii="Traditional Arabic" w:hAnsi="Traditional Arabic" w:cs="Traditional Arabic"/>
+          <w:rFonts w:ascii="Traditional Arabic" w:hAnsi="Traditional Arabic"/>
+          <w:sz w:val="24"/>
+          <w:szCs w:val="24"/>
+          <w:rtl/>
+        </w:rPr>
+        <w:t>١. الانتظامُ الذي نُعاينه يتجاوز العمومَ إلى نوعٍ خاصّ. إنّه انتظامٌ يولّد تعقيدًا متراكبًا، وفيه ضبطٌ لعددٍ من الثوابت الكونيّة على نحوٍ بالغ الدقّة؛ بحيث إنّ تغيّرًا يسيرًا في بعضها كان كفيلًا بأن يمنع نشوء الذرّات المستقرّة، أو النجوم، أو الحياة، أو العقول القادرة على السؤال. وظاهرةُ «الضبط الدقيق» (Fine-tuning) معروفةٌ في الفيزياء الكونيّة المعاصرة، وهي محلّ جدلٍ في تفسيرها بين تعدّد الأكوان، أو ضرورةٍ خفيّةٍ في القوانين، أو قصدٍ مُنشئ. وهي تُستعمل هنا شاهدًا فلسفيًّا على ضيق فضاء الإمكانات، لا «إثباتًا علميًّا» مباشرًا للقصد.</w:t>
       </w:r>
     </w:p>
     <w:p>
@@ -5074,39 +5074,39 @@
           <w:szCs w:val="24"/>
           <w:rtl/>
         </w:rPr>
-        <w:t>وحتى لا يَبقى الحديثُ عن «الضبط» مجرّد انطباعٍ بلاغيّ، تُشير الفيزياءُ الكونيّة المعاصرة إلى أنّ ثوابتَ مثل ثابت البنية الدقيقة (α)، ونسبة كتلة الإلكترون إلى البروتون، وقوّة الاقتران النوويّ القويّ، والثابت الكونيّ المرتبط بطاقة الفراغ، تقع في نطاقاتٍ دقيقةٍ تسمح بوجود ذرّاتٍ مستقرةٍ ونجومٍ وحياة. وأشدُّ صور المسألة إلحاحًا تظهر في الفجوة الهائلة بين القيمة المرصودة للثابت الكونيّ وتوقّعات نظريّة الحقول الكموميّة، وهي فجوةٌ تُظهِر أنّ المسألة ليست مجرّدَ صدفةٍ بسيطة.</w:t>
-      </w:r>
-    </w:p>
-    <w:p>
-      <w:pPr>
-        <w:bidi/>
-        <w:jc w:val="both"/>
-      </w:pPr>
-      <w:r>
-        <w:rPr>
-          <w:rFonts w:ascii="Traditional Arabic" w:hAnsi="Traditional Arabic" w:cs="Traditional Arabic"/>
-          <w:rFonts w:ascii="Traditional Arabic" w:hAnsi="Traditional Arabic"/>
-          <w:sz w:val="24"/>
-          <w:szCs w:val="24"/>
-          <w:rtl/>
-        </w:rPr>
-        <w:t>والأمانةُ العلميّة تقتضي عرضَ البدائل التفسيريّة لهذا الضبط بقوّتها الحقيقية قبل أيّ ترجيح: تعدّد الأكوان المرتبط أحيانًا بـ«المشهد الوتريّ»، والتضخّم الأبديّ، والنماذج التي تعيد صياغة سؤال البداية نفسها، كاقتراح «اللاحدّ» لهارتل وهوكينغ. وهذه البدائلُ ليست هزيلةً، لكنّ اعتراضًا عقليًّا واحدًا يَبقى قائمًا عليها جميعًا: أنّها تفسّر، في أحسن أحوالها، كيف يمكن أن يظهر عددٌ هائلٌ من الإمكانات، ولا تفسّر لماذا توجد البنيةُ القانونيّةُ التي تسمح أصلًا بتوليد هذه الإمكانات.</w:t>
-      </w:r>
-    </w:p>
-    <w:p>
-      <w:pPr>
-        <w:bidi/>
-        <w:jc w:val="right"/>
-      </w:pPr>
-      <w:r>
-        <w:rPr>
-          <w:rFonts w:ascii="Traditional Arabic" w:hAnsi="Traditional Arabic" w:cs="Traditional Arabic"/>
-          <w:rFonts w:ascii="Traditional Arabic" w:hAnsi="Traditional Arabic"/>
-          <w:sz w:val="24"/>
-          <w:szCs w:val="24"/>
-          <w:rtl/>
-        </w:rPr>
-        <w:t>٢. قابليّةُ الفهم ليست حادثةً عابرة، بل طبقةٌ متراكبة. الإنسانُ يَفهم الكون بلغةٍ تجريديّةٍ لم يَصنعها من أجل البقاء وحده، ثم يجد هذه اللغةَ صالحةً لوصف ما لم يَخبره مباشرةً. وهذا هو الوجه الذي جعله فيغنر «غيرَ معقولٍ» في فعاليّته إذا قيس بأدواتنا الذاتيّة وحدها.</w:t>
+        <w:t>وحتى لا يَبقى الحديثُ عن «الضبط» مجرّد انطباعٍ بلاغيّ، تُشير الفيزياءُ الكونيّة المعاصرة إلى أنّ ثوابتَ مثل ثابت البنية الدقيقة (α)، ونسبة كتلة الإلكترون إلى البروتون، وقوّة الاقتران النوويّ القويّ، والثابت الكونيّ المرتبط بطاقة الفراغ، تقع في نطاقاتٍ دقيقةٍ تسمح بوجود ذرّاتٍ مستقرةٍ ونجومٍ وحياة. وأشدُّ صور المسألة إلحاحًا تظهر في الفجوة الهائلة بين القيمة المرصودة للثابت الكونيّ وتوقّعات نظريّة الحقول الكموميّة، وهي فجوةٌ تُظهِر أنّ المسألة تتجاوز مجرّدَ صدفةٍ بسيطة.</w:t>
+      </w:r>
+    </w:p>
+    <w:p>
+      <w:pPr>
+        <w:bidi/>
+        <w:jc w:val="both"/>
+      </w:pPr>
+      <w:r>
+        <w:rPr>
+          <w:rFonts w:ascii="Traditional Arabic" w:hAnsi="Traditional Arabic" w:cs="Traditional Arabic"/>
+          <w:rFonts w:ascii="Traditional Arabic" w:hAnsi="Traditional Arabic"/>
+          <w:sz w:val="24"/>
+          <w:szCs w:val="24"/>
+          <w:rtl/>
+        </w:rPr>
+        <w:t>والأمانةُ العلميّة تقتضي عرضَ البدائل التفسيريّة لهذا الضبط بقوّتها الحقيقية قبل أيّ ترجيح: تعدّد الأكوان المرتبط أحيانًا بـ«المشهد الوتريّ»، والتضخّم الأبديّ، والنماذج التي تعيد صياغة سؤال البداية نفسها، كاقتراح «اللاحدّ» لهارتل وهوكينغ. لهذه البدائل وزنُها، غير أنّ اعتراضًا عقليًّا واحدًا يَبقى قائمًا عليها جميعًا: أنّها تفسّر، في أحسن أحوالها، كيف يمكن أن يظهر عددٌ هائلٌ من الإمكانات، ولا تفسّر لماذا توجد البنيةُ القانونيّةُ التي تسمح أصلًا بتوليد هذه الإمكانات.</w:t>
+      </w:r>
+    </w:p>
+    <w:p>
+      <w:pPr>
+        <w:bidi/>
+        <w:jc w:val="right"/>
+      </w:pPr>
+      <w:r>
+        <w:rPr>
+          <w:rFonts w:ascii="Traditional Arabic" w:hAnsi="Traditional Arabic" w:cs="Traditional Arabic"/>
+          <w:rFonts w:ascii="Traditional Arabic" w:hAnsi="Traditional Arabic"/>
+          <w:sz w:val="24"/>
+          <w:szCs w:val="24"/>
+          <w:rtl/>
+        </w:rPr>
+        <w:t>٢. قابليّةُ الفهم تتجاوز الحادثةَ العابرة إلى طبقةٍ متراكبة. الإنسانُ يَفهم الكون بلغةٍ تجريديّةٍ لم يَصنعها من أجل البقاء وحده، ثم يجد هذه اللغةَ صالحةً لوصف ما لم يَخبره مباشرةً. وهذا هو الوجه الذي جعله فيغنر «غيرَ معقولٍ» في فعاليّته إذا قيس بأدواتنا الذاتيّة وحدها.</w:t>
       </w:r>
     </w:p>
     <w:p>
@@ -5138,7 +5138,7 @@
           <w:szCs w:val="24"/>
           <w:rtl/>
         </w:rPr>
-        <w:t>ومجموعُ هذه الملاحظات لا يُنتج برهانًا صوريًّا قاطعًا على القصد، لكنه يُنتج ترجيحًا عقليًّا قويًّا بأنّ النظامَ الذي نُعاينه ليس بريئًا من الدلالة، وأنّ القولَ بخالقٍ مُحكِمٍ يَعمل هنا بوصفه التفسيرَ الأقدر على جمع المعطى كلّه في صورةٍ أقلّ كلفةً من منافسيه.</w:t>
+        <w:t>ومجموعُ هذه الملاحظات لا يُنتج برهانًا صوريًّا قاطعًا على القصد، لكنه يُنتج ترجيحًا عقليًّا قويًّا بأنّ النظامَ الذي نُعاينه يحمل دلالةً عميقة، وأنّ القولَ بخالقٍ مُحكِمٍ يَعمل هنا بوصفه التفسيرَ الأقدر على جمع المعطى كلّه في صورةٍ أقلّ كلفةً من منافسيه.</w:t>
       </w:r>
     </w:p>
     <w:p>
@@ -5266,7 +5266,7 @@
           <w:szCs w:val="24"/>
           <w:rtl/>
         </w:rPr>
-        <w:t>{وَيَسْأَلُونَكَ عَنِ الرُّوحِ ۖ قُلِ الرُّوحُ مِنْ أَمْرِ رَبِّي وَمَا أُوتِيتُم مِّنَ الْعِلْمِ إِلَّا قَلِيلًا} (الإسراء، 85). هذه الآيةُ لا تَعرض تفسيرًا علميًّا للروح، بل تُقرّر حدًّا معرفيًّا صريحًا: ثمّةُ ما يتجاوز طاقةَ الاختزال المادّي، ويَدخل بابَ الوحي والخبر الإلهيّ.</w:t>
+        <w:t>{وَيَسْأَلُونَكَ عَنِ الرُّوحِ ۖ قُلِ الرُّوحُ مِنْ أَمْرِ رَبِّي وَمَا أُوتِيتُم مِّنَ الْعِلْمِ إِلَّا قَلِيلًا} (الإسراء، 85). هذه الآيةُ لا تَعرض تفسيرًا علميًّا للروح، وإنّما تُقرّر حدًّا معرفيًّا صريحًا: ثمّةُ ما يتجاوز طاقةَ الاختزال المادّي، ويَدخل بابَ الوحي والخبر الإلهيّ.</w:t>
       </w:r>
     </w:p>
     <w:p>
@@ -5299,7 +5299,7 @@
           <w:szCs w:val="24"/>
           <w:rtl/>
         </w:rPr>
-        <w:t>بعد استقرار الحُجّة العقليّة في طبقاتها الأربع، يَجيء النصُّ القرآنيُّ في موضعه المستقلّ؛ لا بوصفه بديلًا عن التحليل السابق، بل بوصفه أفقًا يهدي إليه ويُكمله من جهةٍ أخرى.</w:t>
+        <w:t>بعد استقرار الحُجّة العقليّة في طبقاتها الأربع، يَجيء النصُّ القرآنيُّ في موضعه المستقلّ؛ لا بوصفه بديلًا عن التحليل السابق، وإنّما بوصفه أفقًا يهدي إليه ويُكمله من جهةٍ أخرى.</w:t>
       </w:r>
     </w:p>
     <w:p>
@@ -5351,7 +5351,7 @@
           <w:szCs w:val="24"/>
           <w:rtl/>
         </w:rPr>
-        <w:t>• آيةُ إبراهيم تُحيل إلى بداهةِ الانتقال من الخلق إلى الفاطر، أي إلى المُوجِد المبتدئ. والنصُّ هنا لا يَعرض نسقًا فلسفيًّا تفصيليًّا، بل يَستثير توجّهًا عقليًّا فطريًّا يَرى في خلق السماوات والأرض دلالةً على فاطرها. ومن ثمّ فالحُجّةُ العقليّةُ التي بُسطت في هذا الفصل تُقرأ بوصفها تفصيلًا فلسفيًّا لِما تُجمِله الفطرة وتُذكّر به الآية.</w:t>
+        <w:t>• آيةُ إبراهيم تُحيل إلى بداهةِ الانتقال من الخلق إلى الفاطر، أي إلى المُوجِد المبتدئ. والنصُّ هنا لا يَعرض نسقًا فلسفيًّا تفصيليًّا، وإنّما يَستثير توجّهًا عقليًّا فطريًّا يَرى في خلق السماوات والأرض دلالةً على فاطرها. ومن ثمّ فالحُجّةُ العقليّةُ التي بُسطت في هذا الفصل تُقرأ بوصفها تفصيلًا فلسفيًّا لِما تُجمِله الفطرة وتُذكّر به الآية.</w:t>
       </w:r>
     </w:p>
     <w:p>
@@ -5496,7 +5496,7 @@
           <w:szCs w:val="24"/>
           <w:rtl/>
         </w:rPr>
-        <w:t>ويقف العقلُ، مع ذلك، عند عتبةٍ واضحة: عتبةِ وجود الخالق. أمّا تعيينُ هذا الخالق، ومعاني الخلق، وغاياته، وصلته الدقيقة بالإنسان، وما يترتّب على ذلك من عبادةٍ وشريعةٍ ومآل، فهذه ميادينُ لا تُستخرج من العقل وحده. هنا يَظهر موضعُ الوحي: لا لينقض ما بلغه العقل، بل ليُعطيه ما لا يَبلغه بمفرده.</w:t>
+        <w:t>ويقف العقلُ، مع ذلك، عند عتبةٍ واضحة: عتبةِ وجود الخالق. أمّا تعيينُ هذا الخالق، ومعاني الخلق، وغاياته، وصلته الدقيقة بالإنسان، وما يترتّب على ذلك من عبادةٍ وشريعةٍ ومآل، فهذه ميادينُ لا تُستخرج من العقل وحده. هنا يَظهر موضعُ الوحي: لا لينقض ما بلغه العقل، وإنّما ليُعطيه ما لا يَبلغه بمفرده.</w:t>
       </w:r>
     </w:p>
     <w:p>
@@ -5527,7 +5527,7 @@
           <w:szCs w:val="22"/>
           <w:rtl/>
         </w:rPr>
-        <w:t>ومن تمام الأمانة أن يُذكَر كذلك أنّ الطبقة الوصفيّة التجريبيّة ما تزال مفتوحةً على مسائل كبرى لم تُحسَم بعد: - المادّة المظلمة والطاقة المظلمة: تشير نتائج بعثة Planck 2018 إلى أنّ المادّة العاديّة لا تَمثّل إلا نسبةً ضئيلةً من محتوى الكون، بينما يَشغل المجهولُ الغالبَ الأكبر. - توحيد الكمّ والنسبيّة: ميكانيكا الكمّ والنسبيّة العامّة نظريّتان ناجحتان كلٌّ في نطاقه، لكنّ توحيدهما في نظريةٍ واحدةٍ مكتملة ما يزال مشروعًا مفتوحًا. وهذا لا يُضعف العلم، بل يُحكِم موضعَه: كلّما اتّسعت رقعةُ الكشف، اتّسعت معها رقعةُ السؤال عن المصدر.</w:t>
+        <w:t>ومن تمام الأمانة أن يُذكَر كذلك أنّ الطبقة الوصفيّة التجريبيّة ما تزال مفتوحةً على مسائل كبرى لم تُحسَم بعد: - المادّة المظلمة والطاقة المظلمة: تشير نتائج بعثة Planck 2018 إلى أنّ المادّة العاديّة لا تَمثّل إلا نسبةً ضئيلةً من محتوى الكون، بينما يَشغل المجهولُ الغالبَ الأكبر. - توحيد الكمّ والنسبيّة: ميكانيكا الكمّ والنسبيّة العامّة نظريّتان ناجحتان كلٌّ في نطاقه، لكنّ توحيدهما في نظريةٍ واحدةٍ مكتملة ما يزال مشروعًا مفتوحًا. وهذا لا يُضعف العلم، وإنّما يُحكِم موضعَه: كلّما اتّسعت رقعةُ الكشف، اتّسعت معها رقعةُ السؤال عن المصدر.</w:t>
       </w:r>
     </w:p>
     <w:p>
@@ -5608,7 +5608,7 @@
           <w:szCs w:val="24"/>
           <w:rtl/>
         </w:rPr>
-        <w:t>الاعتراض الثالث: نظريةُ «Constructor Theory» عند ديفيد دويتش. يمكن، وفق هذا المنظور، إعادةُ بناء السؤال من داخل الطبيعة نفسها: فالمهمّ ليس سؤال «لماذا هذه القيم؟»، بل ما الذي تسمح به قوانين الفيزياء وما الذي تمنعه من حيث الإمكان والامتناع في بناء التحوّلات والمهامّ. فإذا كانت القوانينُ تسمح بظهور بُنى قادرةٍ على حفظ المعلومات، وإنتاج المعرفة، وبناء مُنشئاتٍ جديدة، أمكن تفسيرُ ظهور التعقيد والحياة والعقل من داخل وصفٍ طبيعانيٍّ للإمكانات البنائيّة، من غير حاجةٍ إلى إدخال قصدٍ متعالٍ.</w:t>
+        <w:t>الاعتراض الثالث: نظريةُ «Constructor Theory» عند ديفيد دويتش. يمكن، وفق هذا المنظور، إعادةُ بناء السؤال من داخل الطبيعة نفسها: فالمهمّ يتحوّل من سؤال «لماذا هذه القيم؟» إلى ما تسمح به قوانين الفيزياء وما تمنعه من حيث الإمكان والامتناع في بناء التحوّلات والمهامّ. فإذا كانت القوانينُ تسمح بظهور بُنى قادرةٍ على حفظ المعلومات، وإنتاج المعرفة، وبناء مُنشئاتٍ جديدة، أمكن تفسيرُ ظهور التعقيد والحياة والعقل من داخل وصفٍ طبيعانيٍّ للإمكانات البنائيّة، من غير حاجةٍ إلى إدخال قصدٍ متعالٍ.</w:t>
       </w:r>
     </w:p>
     <w:p>
@@ -5719,23 +5719,23 @@
           <w:szCs w:val="24"/>
           <w:rtl/>
         </w:rPr>
-        <w:t>• رابعًا: حجّةُ هذا الفصل تركيبيّةٌ لا أحاديّة. فهي لا تعتمد على الإمكان وحده، ولا على الضبط الدقيق وحده، ولا على الوعي وحده، بل على تراكب الطبقات الأربع في نموذج كود الحياة التكاملي. ولهذا لا يَكفي ردُّ عنصرٍ منفردٍ منها لردّ البنية بأكملها؛ لأنّ قوّتها تنشأ من اجتماعها، لا من انعزال كلّ طبقةٍ على حدة.</w:t>
-      </w:r>
-    </w:p>
-    <w:p>
-      <w:pPr>
-        <w:bidi/>
-        <w:jc w:val="both"/>
-      </w:pPr>
-      <w:r>
-        <w:rPr>
-          <w:rFonts w:ascii="Traditional Arabic" w:hAnsi="Traditional Arabic" w:cs="Traditional Arabic"/>
-          <w:rFonts w:ascii="Traditional Arabic" w:hAnsi="Traditional Arabic"/>
-          <w:sz w:val="24"/>
-          <w:szCs w:val="24"/>
-          <w:rtl/>
-        </w:rPr>
-        <w:t>والنتيجةُ المنهجيّة هنا واضحة: هذه الاعتراضات تُحسّن شروطَ النقاش، وتمنع السذاجة في عرض الحُجّة، لكنها لا تُغلق هذا المسار الذي يَنتهي إلى ترجيح القول بخالقٍ مُحكِم. وما يَثبت هنا ليس إلزامًا صوريًّا، بل معقوليّةٌ فلسفيّةٌ راجحة.</w:t>
+        <w:t>• رابعًا: حجّةُ هذا الفصل تركيبيّةٌ لا أحاديّة. فهي لا تعتمد على الإمكان وحده، ولا على الضبط الدقيق وحده، ولا على الوعي وحده، وإنّما على تراكب الطبقات الأربع في نموذج كود الحياة التكاملي. ولهذا لا يَكفي ردُّ عنصرٍ منفردٍ منها لردّ البنية بأكملها؛ لأنّ قوّتها تنشأ من اجتماعها، لا من انعزال كلّ طبقةٍ على حدة.</w:t>
+      </w:r>
+    </w:p>
+    <w:p>
+      <w:pPr>
+        <w:bidi/>
+        <w:jc w:val="both"/>
+      </w:pPr>
+      <w:r>
+        <w:rPr>
+          <w:rFonts w:ascii="Traditional Arabic" w:hAnsi="Traditional Arabic" w:cs="Traditional Arabic"/>
+          <w:rFonts w:ascii="Traditional Arabic" w:hAnsi="Traditional Arabic"/>
+          <w:sz w:val="24"/>
+          <w:szCs w:val="24"/>
+          <w:rtl/>
+        </w:rPr>
+        <w:t>والنتيجةُ المنهجيّة هنا واضحة: هذه الاعتراضات تُحسّن شروطَ النقاش، وتمنع السذاجة في عرض الحُجّة، لكنها لا تُغلق هذا المسار الذي يَنتهي إلى ترجيح القول بخالقٍ مُحكِم. وما يَثبت هنا معقوليّةٌ فلسفيّةٌ راجحة، لا إلزامٌ صوريّ.</w:t>
       </w:r>
     </w:p>
     <w:p>
@@ -5800,7 +5800,7 @@
           <w:szCs w:val="24"/>
           <w:rtl/>
         </w:rPr>
-        <w:t>• ويَحرس البناءَ من السقوط في صورة «الإله الديئيستيّ» المنسحب؛ لأنّ ما يَرجّحه الفصل ليس واضعَ قانونٍ ثم غائبًا عن خلقه، بل خالقًا مُحكِمًا تَجري السننُ بإذنه المستمرّ.</w:t>
+        <w:t>• ويَحرس البناءَ من السقوط في صورة «الإله الديئيستيّ» المنسحب؛ لأنّ ما يَرجّحه الفصل يتجاوز صورةَ واضعِ قانونٍ يغيب عن خلقه؛ إنّه خالقٌ مُحكِمٌ تَجري السننُ بإذنه المستمرّ.</w:t>
       </w:r>
     </w:p>
     <w:p>
@@ -5832,7 +5832,7 @@
           <w:szCs w:val="24"/>
           <w:rtl/>
         </w:rPr>
-        <w:t>وبهذا المعنى لا يَنتهي هذا الفصلُ إلى خاتمةٍ مغلقة، بل إلى عتبةٍ مفتوحة: لقد ثبّت الطبقةَ البرهانيّة الثالثة في النموذج، وهي الطبقة التي تجعل الانتظامَ المفهومَ مُحالًا إلى خالقٍ مُحكِم، قبل أن يَنتقل الكتابُ إلى طبقة المعنى والغاية.</w:t>
+        <w:t>وبهذا المعنى لا يَنتهي هذا الفصلُ إلى خاتمةٍ مغلقة، وإنّما إلى عتبةٍ مفتوحة: لقد ثبّت الطبقةَ البرهانيّة الثالثة في النموذج، وهي الطبقة التي تجعل الانتظامَ المفهومَ مُحالًا إلى خالقٍ مُحكِم، قبل أن يَنتقل الكتابُ إلى طبقة المعنى والغاية.</w:t>
       </w:r>
     </w:p>
     <w:p>
@@ -5945,7 +5945,7 @@
           <w:szCs w:val="24"/>
           <w:rtl/>
         </w:rPr>
-        <w:t>• أفقُ التنزيه العقديّ: الخالقُ الذي يَدلّ عليه هذا الاستدلال حيٌّ قيّومٌ، رحيمٌ، فاعلٌ بإذنه المستمرّ، وليس مجرّدَ «مبدأٍ أوّل» صامت، ولا ضرورةً صمّاء، ولا قانونًا أعلى. لهذا يَبقى التنزيهُ شرطًا في اللغة، كما يبقى الوحيُ شرطًا في التعيين.</w:t>
+        <w:t>• أفقُ التنزيه العقديّ: الخالقُ الذي يَدلّ عليه هذا الاستدلال حيٌّ قيّومٌ، رحيمٌ، فاعلٌ بإذنه المستمرّ، ويبعد عن كونه مجرّدَ «مبدأٍ أوّل» صامت، أو ضرورةً صمّاء، أو قانونًا أعلى. لهذا يَبقى التنزيهُ شرطًا في اللغة، كما يبقى الوحيُ شرطًا في التعيين.</w:t>
       </w:r>
     </w:p>
     <w:p>
@@ -6107,7 +6107,7 @@
           <w:szCs w:val="24"/>
           <w:rtl/>
         </w:rPr>
-        <w:t>كثيرٌ من قلق الإنسان المعاصر يَنبع من شعورٍ خفيٍّ بأنّ الوجودَ بلا أساس، وأنّ كلَّ شيءٍ قد يكون مصادفةً عابثة. ويُقدّم هذا الفصلُ أرضيّةً عقليّةً هادئة: الإيمانُ بالخالق ليس خصومةً مع العقل، بل قراءةٌ أوسع لمعطى كونٍ مُحكَمٍ مفهوم. وحين يَشتدّ السؤال، يَظلّ أمامك بابُ نظرٍ مفتوح: بابُ التفكّر الذي يَرى في انتظام العالم، وفي قابليّة فهمه، وفي حضور الوعي داخله، إشاراتٍ إلى معنى أعمق من العشوائيّة العمياء.</w:t>
+        <w:t>كثيرٌ من قلق الإنسان المعاصر يَنبع من شعورٍ خفيٍّ بأنّ الوجودَ بلا أساس، وأنّ كلَّ شيءٍ قد يكون مصادفةً عابثة. ويُقدّم هذا الفصلُ أرضيّةً عقليّةً هادئة: الإيمانُ بالخالق ينسجم مع العقل بوصفه قراءةً أوسع لمعطى كونٍ مُحكَمٍ مفهوم. وحين يَشتدّ السؤال، يَظلّ أمامك بابُ نظرٍ مفتوح: بابُ التفكّر الذي يَرى في انتظام العالم، وفي قابليّة فهمه، وفي حضور الوعي داخله، إشاراتٍ إلى معنى أعمق من العشوائيّة العمياء.</w:t>
       </w:r>
     </w:p>
     <w:p>
@@ -6339,7 +6339,7 @@
           <w:szCs w:val="24"/>
           <w:rtl/>
         </w:rPr>
-        <w:t>فحين نَسأل «لماذا خَلَق الله الخلقَ؟»، فإنّنا نَسأل عن حكمةٍ في الفعل، لا عن حاجةٍ في الفاعل. الحكمةُ تَعود، كما سيَأتي، إلى الخلق وإلى ما يُقام بهم من معاني العبوديّة والرحمة والابتلاء وإقامة الحقّ، لا إلى الخالق سبحانه. والقولُ بذلك ليس مَخرجًا جدليًّا، وإنّما هو أصلٌ في توحيد الأسماء والصفات: الغنى المطلق وصفٌ لازمٌ في حقّه تعالى، والخلقُ فعلٌ من أفعاله، والفعلُ يَنسب إلى الفاعل، ولا يَنسب إلى الفاعل افتقارٌ من أجل فعله.</w:t>
+        <w:t>فحين نَسأل «لماذا خَلَق الله الخلقَ؟»، فإنّنا نَسأل عن حكمةٍ في الفعل، لا عن حاجةٍ في الفاعل. الحكمةُ تَعود، كما سيَأتي، إلى الخلق وإلى ما يُقام بهم من معاني العبوديّة والرحمة والابتلاء وإقامة الحقّ، لا إلى الخالق سبحانه. وهذا القول لا يأتي مَخرجًا جدليًّا؛ إنّه أصلٌ في توحيد الأسماء والصفات: الغنى المطلق وصفٌ لازمٌ في حقّه تعالى، والخلقُ فعلٌ من أفعاله، والفعلُ يَنسب إلى الفاعل، ولا يَنسب إلى الفاعل افتقارٌ من أجل فعله.</w:t>
       </w:r>
     </w:p>
     <w:p>
@@ -6421,7 +6421,7 @@
           <w:szCs w:val="24"/>
           <w:rtl/>
         </w:rPr>
-        <w:t>تَفتتح آيةُ الذاريات (56)، التي صَدَّرنا بها الفصلَ، بابَ الغايات بصيغةِ حصرٍ ظاهرٍ: «وَمَا خَلَقْتُ الْجِنَّ وَالْإِنسَ إِلَّا لِيَعْبُدُونِ». وقد قَرّر جماعةٌ من المفسِّرين أنّ هذا الحصرَ ليس قاطعًا لِما سواه من الغايات بَتًّا، وإنّما هو حصرٌ في الغاية المُحوريّة الجامعة التي تَنتظم تَحتها سائرُ الغايات. فالعبوديّةُ، في فهم القرآن، ليست شعائرَ مَخصوصةً فحسب، وإنّما هي حالةٌ كلّيّةٌ للإنسان أمام ربّه: إقرارٌ بربوبيّته، وانصياعٌ لأمره، ونَفيٌ لأن يكون له مشرِّعٌ أو مَعبودٌ أو مرجعٌ سواه. ضمن هذه الحالة الكليّة، يَدخل الابتلاءُ، ويَدخل الإعمار، ويَدخل التعرّف، ويَدخل العملُ الصالح؛ كلٌّ منها وجهٌ من أوجُه العبوديّة، لا منافسٌ لها.</w:t>
+        <w:t>تَفتتح آيةُ الذاريات (56)، التي صَدَّرنا بها الفصلَ، بابَ الغايات بصيغةِ حصرٍ ظاهرٍ: «وَمَا خَلَقْتُ الْجِنَّ وَالْإِنسَ إِلَّا لِيَعْبُدُونِ». وقد قَرّر جماعةٌ من المفسِّرين أنّ هذا الحصرَ لا يَقطع ما سواه من الغايات بَتًّا؛ والأدقّ أنّه حصرٌ في الغاية المُحوريّة الجامعة التي تَنتظم تَحتها سائرُ الغايات. فالعبوديّةُ، في فهم القرآن، تتجاوز الشعائرَ المَخصوصة؛ فهي حالةٌ كلّيّةٌ للإنسان أمام ربّه: إقرارٌ بربوبيّته، وانصياعٌ لأمره، ونَفيٌ لأن يكون له مشرِّعٌ أو مَعبودٌ أو مرجعٌ سواه. ضمن هذه الحالة الكليّة، يَدخل الابتلاءُ، ويَدخل الإعمار، ويَدخل التعرّف، ويَدخل العملُ الصالح؛ كلٌّ منها وجهٌ من أوجُه العبوديّة، لا منافسٌ لها.</w:t>
       </w:r>
     </w:p>
     <w:p>
@@ -6523,23 +6523,23 @@
           <w:szCs w:val="24"/>
           <w:rtl/>
         </w:rPr>
-        <w:t>الابتلاءُ في القرآن ليس عقوبةً مُسبَقة ولا اختبارًا قسريًا على شاكلة الامتحانات البشريّة. هو، بحسب ما يُقَرّره النصّ، آليّةُ تَمييزٍ لِما يَصدُر عن الإنسان: «أيُّكم أحسنُ عملًا»، فالمعيار «الإحسان»، لا مُجرَّد العمل. الابتلاءُ يَكشف ما هو كامنٌ في الإنسان من إيمانٍ أو نفاق، صدقٍ أو كذب، صبرٍ أو جزع. وهو في حدّ ذاته رحمةٌ مَركوزة في بنية الحياة: ولولاه لَما تَمايز عملٌ من عمل، ولا فَرَّقت السماءُ بين مَن يَستحقّ من لا يَستحقّ.</w:t>
-      </w:r>
-    </w:p>
-    <w:p>
-      <w:pPr>
-        <w:bidi/>
-        <w:jc w:val="both"/>
-      </w:pPr>
-      <w:r>
-        <w:rPr>
-          <w:rFonts w:ascii="Traditional Arabic" w:hAnsi="Traditional Arabic" w:cs="Traditional Arabic"/>
-          <w:rFonts w:ascii="Traditional Arabic" w:hAnsi="Traditional Arabic"/>
-          <w:sz w:val="24"/>
-          <w:szCs w:val="24"/>
-          <w:rtl/>
-        </w:rPr>
-        <w:t>ومن ضرورة التحرير هنا: الابتلاءُ ليس مُساويًا لـ«المصيبة»، ولا للألم خاصّةً. الابتلاءُ يَكون بالخير ويَكون بالشرّ، كما قال تعالى: «وَنَبْلُوكُم بِالشَّرِّ وَالْخَيْرِ فِتْنَةً» (الأنبياء، 35). الصحّةُ ابتلاء كما المرض، والمالُ ابتلاء كما الفقر، والسلطةُ ابتلاء كما العَجز. ولذلك يَمتنع، التزامًا بالقاعدة الثامنة، أن يُفسَّر ألمُ شخصٍ بعينه بأنّه عقوبةٌ على ذنب، أو أن يُمَدَح صحيحٌ غنيٌّ على حساب مريضٍ فقير. الابتلاءُ يَكشف الكامنَ، ولا يَكشف مَنزلةَ الذوات في علم الله.</w:t>
+        <w:t>يُقدِّم القرآنُ الابتلاءَ بعيدًا عن صورة العقوبة المُسبَقة أو الاختبار القسريّ على شاكلة الامتحانات البشريّة. فهو، بحسب ما يُقَرّره النصّ، آليّةُ تَمييزٍ لِما يَصدُر عن الإنسان: «أيُّكم أحسنُ عملًا»، فالمعيار «الإحسان»، لا مُجرَّد العمل. الابتلاءُ يَكشف ما هو كامنٌ في الإنسان من إيمانٍ أو نفاق، صدقٍ أو كذب، صبرٍ أو جزع. وهو في حدّ ذاته رحمةٌ مَركوزة في بنية الحياة: ولولاه لَما تَمايز عملٌ من عمل، ولا فَرَّقت السماءُ بين مَن يَستحقّ من لا يَستحقّ.</w:t>
+      </w:r>
+    </w:p>
+    <w:p>
+      <w:pPr>
+        <w:bidi/>
+        <w:jc w:val="both"/>
+      </w:pPr>
+      <w:r>
+        <w:rPr>
+          <w:rFonts w:ascii="Traditional Arabic" w:hAnsi="Traditional Arabic" w:cs="Traditional Arabic"/>
+          <w:rFonts w:ascii="Traditional Arabic" w:hAnsi="Traditional Arabic"/>
+          <w:sz w:val="24"/>
+          <w:szCs w:val="24"/>
+          <w:rtl/>
+        </w:rPr>
+        <w:t>ومن ضرورة التحرير هنا: لا يتطابق الابتلاءُ مع «المصيبة»، ولا يَنحصر في الألم خاصّةً. الابتلاءُ يَكون بالخير ويَكون بالشرّ، كما قال تعالى: «وَنَبْلُوكُم بِالشَّرِّ وَالْخَيْرِ فِتْنَةً» (الأنبياء، 35). الصحّةُ ابتلاء كما المرض، والمالُ ابتلاء كما الفقر، والسلطةُ ابتلاء كما العَجز. ولذلك يَمتنع، التزامًا بالقاعدة الثامنة، أن يُفسَّر ألمُ شخصٍ بعينه بأنّه عقوبةٌ على ذنب، أو أن يُمَدَح صحيحٌ غنيٌّ على حساب مريضٍ فقير. الابتلاءُ يَكشف الكامنَ، ولا يَكشف مَنزلةَ الذوات في علم الله.</w:t>
       </w:r>
     </w:p>
     <w:p>
@@ -6570,7 +6570,7 @@
           <w:szCs w:val="22"/>
           <w:rtl/>
         </w:rPr>
-        <w:t>حين يُصاب إنسانٌ بمرضٍ مُزمن، يَهجم عليه سؤالٌ ثقيل: «هل أنا مُعاقَبٌ على ذنب؟». والجواب الذي يُقرّره القرآنُ يُريحه: المريضُ لا يُلام على مرضه، ولا يَصحّ أن يُفسّر ابتلاؤه بأنه دليلُ سُخطٍ عليه. فالأنبياءُ ابتُلوا، وهم أكرمُ الخلق. الابتلاءُ ليس ميزانًا يَفضح «درجتك» عند الله أمام الناس، وإنّما هو مَوقفٌ يَكشف لك أنت كيف تُواجه: أبصبرٍ أم بجزع، أبرضًا أم بسخط. ومن أدرك هذا، تَحرّر من جَلد الذات، وانصرف من سؤال «لماذا أنا؟» العقيم، إلى سؤال «كيف أُحسن العملَ في موقفي؟».</w:t>
+        <w:t>حين يُصاب إنسانٌ بمرضٍ مُزمن، يَهجم عليه سؤالٌ ثقيل: «هل أنا مُعاقَبٌ على ذنب؟». والجواب الذي يُقرّره القرآنُ يُريحه: المريضُ لا يُلام على مرضه، ولا يَصحّ أن يُفسّر ابتلاؤه بأنه دليلُ سُخطٍ عليه. فالأنبياءُ ابتُلوا، وهم أكرمُ الخلق. الابتلاءُ لا يعمل ميزانًا يَفضح «درجتك» عند الله أمام الناس؛ إنّه مَوقفٌ يَكشف لك أنت كيف تُواجه: أبصبرٍ أم بجزع، أبرضًا أم بسخط. ومن أدرك هذا، تَحرّر من جَلد الذات، وانصرف من سؤال «لماذا أنا؟» العقيم، إلى سؤال «كيف أُحسن العملَ في موقفي؟».</w:t>
       </w:r>
     </w:p>
     <w:p>
@@ -6639,7 +6639,7 @@
           <w:szCs w:val="24"/>
           <w:rtl/>
         </w:rPr>
-        <w:t>ولذلك، فإنّ الرحمةَ في القرآن ليست غايةً «شعوريّة»، وإنّما هي إطارٌ ربّانيّ يُحيط بالخلق: مَن دَخَله بالاستجابة وَجَد النور، ومَن أَعرض وُكِل إلى نفسه. والعَوْدُ من الإعراض إلى الاستجابة، أي التوبة، هو نفسُه عَوْدٌ إلى الإطار الأصليّ للخلق. وهذا، في ما بعد، سيَكون أحدَ مَفاتيح الفصل الثاني عشر.</w:t>
+        <w:t>ولذلك، فإنّ الرحمةَ في القرآن تتجاوز كونها غايةً «شعوريّة»؛ إنّها إطارٌ ربّانيّ يُحيط بالخلق: مَن دَخَله بالاستجابة وَجَد النور، ومَن أَعرض وُكِل إلى نفسه. والعَوْدُ من الإعراض إلى الاستجابة، أي التوبة، هو نفسُه عَوْدٌ إلى الإطار الأصليّ للخلق. وهذا، في ما بعد، سيَكون أحدَ مَفاتيح الفصل الثاني عشر.</w:t>
       </w:r>
     </w:p>
     <w:p>
@@ -6692,23 +6692,23 @@
           <w:szCs w:val="24"/>
           <w:rtl/>
         </w:rPr>
-        <w:t>هذه الآيةُ تَفتح بابًا في غاية الخلق دقيقًا: أن يكون الكونُ نفسُه، في سَعَته وأمره وتنزّله، مَعقدًا يَتعرَّف فيه الإنسانُ على ربّه. اللامُ في «لِتَعلَموا» لامُ التعليل: غايةُ الفعل أن يَنتقل العلمُ من الكون إلى صفات خالقه. وهذا التعرّفُ ليس تعرّفًا أكاديميًا مُجرَّدًا، وإنّما هو إقرارٌ قلبيٌّ بقدرته وعلمه؛ معرفةٌ تُخالط القلبَ فتَنتج خشيةً وتَوكّلًا وافتقارًا.</w:t>
-      </w:r>
-    </w:p>
-    <w:p>
-      <w:pPr>
-        <w:bidi/>
-        <w:jc w:val="both"/>
-      </w:pPr>
-      <w:r>
-        <w:rPr>
-          <w:rFonts w:ascii="Traditional Arabic" w:hAnsi="Traditional Arabic" w:cs="Traditional Arabic"/>
-          <w:rFonts w:ascii="Traditional Arabic" w:hAnsi="Traditional Arabic"/>
-          <w:sz w:val="24"/>
-          <w:szCs w:val="24"/>
-          <w:rtl/>
-        </w:rPr>
-        <w:t>في هذه الغاية، يَلتقي ما بَلَغناه في الفصول الأولى، حيث رأينا الكونَ منتظمًا قابلًا للفهم، بِما يُوجّهه القرآنُ من غايةٍ من وراء هذا الفهم: أن يَنفَتح به الإنسانُ على ربّه لا أن يَنغَلق به على نفسه. العلمُ في هذا الإطار ليس بَديلًا عن المعرفة بالله، وإنّما هو مادةٌ خامٌ يَفترض القرآنُ أنّ الإنسانَ سيُحيلها إلى تعرُّف، إن سَلِم قلبُه. ومَن أَوقف العلمَ عند نفسه، وأَغلق به البابَ، فقد عَطَّل وظيفةً من وظائف الخلق.</w:t>
+        <w:t>هذه الآيةُ تَفتح بابًا في غاية الخلق دقيقًا: أن يكون الكونُ نفسُه، في سَعَته وأمره وتنزّله، مَعقدًا يَتعرَّف فيه الإنسانُ على ربّه. اللامُ في «لِتَعلَموا» لامُ التعليل: غايةُ الفعل أن يَنتقل العلمُ من الكون إلى صفات خالقه. وهذا التعرّفُ لا يَقِف عند معرفةٍ أكاديميّةٍ مُجرَّدة؛ إنّه إقرارٌ قلبيٌّ بقدرته وعلمه؛ معرفةٌ تُخالط القلبَ فتَنتج خشيةً وتَوكّلًا وافتقارًا.</w:t>
+      </w:r>
+    </w:p>
+    <w:p>
+      <w:pPr>
+        <w:bidi/>
+        <w:jc w:val="both"/>
+      </w:pPr>
+      <w:r>
+        <w:rPr>
+          <w:rFonts w:ascii="Traditional Arabic" w:hAnsi="Traditional Arabic" w:cs="Traditional Arabic"/>
+          <w:rFonts w:ascii="Traditional Arabic" w:hAnsi="Traditional Arabic"/>
+          <w:sz w:val="24"/>
+          <w:szCs w:val="24"/>
+          <w:rtl/>
+        </w:rPr>
+        <w:t>في هذه الغاية، يَلتقي ما بَلَغناه في الفصول الأولى، حيث رأينا الكونَ منتظمًا قابلًا للفهم، بِما يُوجّهه القرآنُ من غايةٍ من وراء هذا الفهم: أن يَنفَتح به الإنسانُ على ربّه لا أن يَنغَلق به على نفسه. العلمُ في هذا الإطار لا يؤدّي وظيفةَ البديل عن المعرفة بالله؛ إنّه مادةٌ خامٌ يَفترض القرآنُ أنّ الإنسانَ سيُحيلها إلى تعرُّف، إن سَلِم قلبُه. ومَن أَوقف العلمَ عند نفسه، وأَغلق به البابَ، فقد عَطَّل وظيفةً من وظائف الخلق.</w:t>
       </w:r>
     </w:p>
     <w:p>
@@ -6761,7 +6761,7 @@
           <w:szCs w:val="24"/>
           <w:rtl/>
         </w:rPr>
-        <w:t>في هذه الآيتين تَطلّ غايةٌ ذاتُ بُعدٍ زمنيّ–اجتماعيّ: أن يكون الإنسانُ فاعلًا في الأرض، يُعمّرها، ويَخلُف فيها بحسب أمر ربّه. وفعلُ «استعمر»، كما يُقَرّره أهل اللغة والتفسير، يَجمع معنيَين: الإقدارَ على العمارة، والاستدعاءَ إليها أمرًا. فالأرضُ ليست متجرًا للإنسان يَنهبه، ولا فندقًا يَعبره، وإنّما هي ساحةُ تَكليفٍ يُقام عليها العمرانُ بحدود الشريعة، وبما يَنفع الناسَ، وبما يَعكس الأمانةَ الإلهيّة.</w:t>
+        <w:t>في هذه الآيتين تَطلّ غايةٌ ذاتُ بُعدٍ زمنيّ–اجتماعيّ: أن يكون الإنسانُ فاعلًا في الأرض، يُعمّرها، ويَخلُف فيها بحسب أمر ربّه. وفعلُ «استعمر»، كما يُقَرّره أهل اللغة والتفسير، يَجمع معنيَين: الإقدارَ على العمارة، والاستدعاءَ إليها أمرًا. فالأرضُ في هذا التصوّر تتجاوز صورةَ متجرٍ يَنهبه الإنسان أو فندقٍ يَعبره؛ إنّها ساحةُ تَكليفٍ يُقام عليها العمرانُ بحدود الشريعة، وبما يَنفع الناسَ، وبما يَعكس الأمانةَ الإلهيّة.</w:t>
       </w:r>
     </w:p>
     <w:p>
@@ -6975,7 +6975,7 @@
           <w:szCs w:val="24"/>
           <w:rtl/>
         </w:rPr>
-        <w:t>هذه الستّةُ ليست مراحلَ متعاقبة، وإنّما هي طبقاتٌ متراكبة تَجري في حياة الإنسان في وقتٍ واحد. وهي ليست مُلكَ الفرد وحده؛ بعضُها يَتَجلّى على مستوى الفرد، وبعضُها على مستوى الأمّة، وبعضُها على مستوى الخلق ككلّ. ومَن يَختزل الخلقَ في طبقةٍ منها يَقع في تَضييقٍ منهجيّ يُكذّبه عمومُ القرآن.</w:t>
+        <w:t>هذه الستّةُ لا تَتتابع بوصفها مراحلَ متعاقبة؛ إنّها طبقاتٌ متراكبة تَجري في حياة الإنسان في وقتٍ واحد. وهي لا تختصّ بالفرد وحده؛ بعضُها يَتَجلّى على مستوى الفرد، وبعضُها على مستوى الأمّة، وبعضُها على مستوى الخلق ككلّ. ومَن يَختزل الخلقَ في طبقةٍ منها يَقع في تَضييقٍ منهجيّ يُكذّبه عمومُ القرآن.</w:t>
       </w:r>
     </w:p>
     <w:p>
@@ -7006,7 +7006,7 @@
           <w:szCs w:val="22"/>
           <w:rtl/>
         </w:rPr>
-        <w:t>تَخيّل موظّفًا صادقًا في عمله. هو في اللحظة نفسها: عابدٌ لله بإتقان عمله (العبوديّة)، ومُبتلًى بصبره على ضغط مديره (الابتلاء)، ومشمولٌ برحمةٍ تُعينه وتَفتح له أبوابًا (الرحمة)، ومُتعرّفٌ على ربّه كلّما رأى توفيقًا في أمره (التعرّف)، ومُعمّرٌ للأرض بإنتاجه النافع (الاستخلاف)، ومُقيمٌ للعدل حين يَرفض الغشَّ والرشوة (إقامة الحقّ). ليست هذه ستَّ وظائفَ يَنتقل بينها بالتناوب، وإنّما هي خيوطٌ متشابكةٌ في نسيجِ يومه الواحد. وهذا ما يُحرّر الإنسانَ من وَهمِ أنّ «العبادة» ركنٌ منفصلٌ عن «الحياة»: فالحياةُ كلُّها، حين تُحسَن النيّةُ فيها، فضاءُ عبوديّة.</w:t>
+        <w:t>تَخيّل موظّفًا صادقًا في عمله. هو في اللحظة نفسها: عابدٌ لله بإتقان عمله (العبوديّة)، ومُبتلًى بصبره على ضغط مديره (الابتلاء)، ومشمولٌ برحمةٍ تُعينه وتَفتح له أبوابًا (الرحمة)، ومُتعرّفٌ على ربّه كلّما رأى توفيقًا في أمره (التعرّف)، ومُعمّرٌ للأرض بإنتاجه النافع (الاستخلاف)، ومُقيمٌ للعدل حين يَرفض الغشَّ والرشوة (إقامة الحقّ). لا تُمثّل هذه ستَّ وظائفَ يَنتقل بينها بالتناوب؛ إنّها خيوطٌ متشابكةٌ في نسيجِ يومه الواحد. وهذا ما يُحرّر الإنسانَ من وَهمِ أنّ «العبادة» ركنٌ منفصلٌ عن «الحياة»: فالحياةُ كلُّها، حين تُحسَن النيّةُ فيها، فضاءُ عبوديّة.</w:t>
       </w:r>
     </w:p>
     <w:p>
@@ -7087,7 +7087,7 @@
           <w:szCs w:val="24"/>
           <w:rtl/>
         </w:rPr>
-        <w:t>• الشقّ المنهجيّ (التَوفيق بين الآيات): الجمعُ بين الآيات في موضوعٍ واحد منهجٌ مَعروفٌ في كتب أصول التفسير، وهو ما يُعرف بـ«تفسير القرآن بالقرآن». ليس ادّعاءً جديدًا، ولا إلصاقًا تَركيبيًا. ما يَفعله هذا الفصل أنّه يَعرض آياتٍ مَوضوعيّةً في الغاية، ثم يَقرأ بعضها ببعض، مع التحفّظ على أنّ القراءة التَركيبيّة اجتهادُ المؤلف لا نصُّ القرآن. هذا التحفّظ مَكتوبٌ صراحةً في الفقرة السابقة، وهو ما يَحرس القراءةَ من أن تَكون فرضًا على النصّ.</w:t>
+        <w:t>• الشقّ المنهجيّ (التَوفيق بين الآيات): الجمعُ بين الآيات في موضوعٍ واحد منهجٌ مَعروفٌ في كتب أصول التفسير، وهو ما يُعرف بـ«تفسير القرآن بالقرآن». لا يحمل ادّعاءً جديدًا، ولا إلصاقًا تَركيبيًا. ما يَفعله هذا الفصل أنّه يَعرض آياتٍ مَوضوعيّةً في الغاية، ثم يَقرأ بعضها ببعض، مع التحفّظ على أنّ القراءة التَركيبيّة اجتهادُ المؤلف لا نصُّ القرآن. هذا التحفّظ مَكتوبٌ صراحةً في الفقرة السابقة، وهو ما يَحرس القراءةَ من أن تَكون فرضًا على النصّ.</w:t>
       </w:r>
     </w:p>
     <w:p>
@@ -7119,23 +7119,23 @@
           <w:szCs w:val="24"/>
           <w:rtl/>
         </w:rPr>
-        <w:t>• الابتلاء ليس "اكتشافًا" من الله لِما لا يَعلم. القرآنُ يَنفي ذلك صراحةً: «وَلَنَبْلُوَنَّكُمْ حَتَّىٰ نَعْلَمَ» (محمد، 31)، قد فَسّرها أهلُ التفسير المُعتبَر بـ «حتى يَظهر للناس وللملائكة الكاتبين ما هو كائنٌ منكم في الواقع». فالعلمُ الإلهيُّ السابقُ ثابتٌ، والابتلاءُ آليّةُ ظهورٍ في عالم التنفيذ، لا آليّةُ كشفٍ في علم الله.</w:t>
-      </w:r>
-    </w:p>
-    <w:p>
-      <w:pPr>
-        <w:bidi/>
-        <w:jc w:val="right"/>
-      </w:pPr>
-      <w:r>
-        <w:rPr>
-          <w:rFonts w:ascii="Traditional Arabic" w:hAnsi="Traditional Arabic" w:cs="Traditional Arabic"/>
-          <w:rFonts w:ascii="Traditional Arabic" w:hAnsi="Traditional Arabic"/>
-          <w:sz w:val="24"/>
-          <w:szCs w:val="24"/>
-          <w:rtl/>
-        </w:rPr>
-        <w:t>• الألم في القرآن ليس غايةً، وإنّما هو عَرَضٌ ضمن نسيجٍ من الغايات الأكبر. ولذلك يَقرنه القرآنُ دائمًا بـ«الصبر»، و«الرحمة»، و«الجزاء»، ولا يَتركه مجرَّدًا. وحَصرُه في زاوية «الشرّ المُجرَّد» قراءةٌ ذرّيّةٌ تَفصله عن سياقه.</w:t>
+        <w:t>• الابتلاء لا يعني "اكتشافًا" من الله لِما لا يَعلم. القرآنُ يَنفي ذلك صراحةً: «وَلَنَبْلُوَنَّكُمْ حَتَّىٰ نَعْلَمَ» (محمد، 31)، قد فَسّرها أهلُ التفسير المُعتبَر بـ «حتى يَظهر للناس وللملائكة الكاتبين ما هو كائنٌ منكم في الواقع». فالعلمُ الإلهيُّ السابقُ ثابتٌ، والابتلاءُ آليّةُ ظهورٍ في عالم التنفيذ، لا آليّةُ كشفٍ في علم الله.</w:t>
+      </w:r>
+    </w:p>
+    <w:p>
+      <w:pPr>
+        <w:bidi/>
+        <w:jc w:val="right"/>
+      </w:pPr>
+      <w:r>
+        <w:rPr>
+          <w:rFonts w:ascii="Traditional Arabic" w:hAnsi="Traditional Arabic" w:cs="Traditional Arabic"/>
+          <w:rFonts w:ascii="Traditional Arabic" w:hAnsi="Traditional Arabic"/>
+          <w:sz w:val="24"/>
+          <w:szCs w:val="24"/>
+          <w:rtl/>
+        </w:rPr>
+        <w:t>• الألم في القرآن لا يأتي غايةً؛ إنّه عَرَضٌ ضمن نسيجٍ من الغايات الأكبر. ولذلك يَقرنه القرآنُ دائمًا بـ«الصبر»، و«الرحمة»، و«الجزاء»، ولا يَتركه مجرَّدًا. وحَصرُه في زاوية «الشرّ المُجرَّد» قراءةٌ ذرّيّةٌ تَفصله عن سياقه.</w:t>
       </w:r>
     </w:p>
     <w:p>
@@ -7216,7 +7216,7 @@
           <w:szCs w:val="24"/>
           <w:rtl/>
         </w:rPr>
-        <w:t>• بَلَغنا: أنّ الخلقَ ليس عَبثًا، وأنّ له غاياتٍ يُصرّح بها القرآنُ، وأنّ هذه الغاياتِ تَتراكَب تَحت غايةِ العبوديّة المركزيّة، وأنّها تَقوم على حكمةٍ في الفعل، لا على حاجةٍ في الفاعل. وأنّ الإنسانَ في هذا النسيج كائنٌ مُكلَّف، مَرحوم، مُبتلى، مُستخلَف، مَدعوٌّ إلى التعرّف على ربّه وإقامة الحقّ.</w:t>
+        <w:t>• بَلَغنا: أنّ الخلقَ مُنزَّهٌ عن العَبث، وأنّ له غاياتٍ يُصرّح بها القرآنُ، وأنّ هذه الغاياتِ تَتراكَب تَحت غايةِ العبوديّة المركزيّة، وأنّها تَقوم على حكمةٍ في الفعل، لا على حاجةٍ في الفاعل. وأنّ الإنسانَ في هذا النسيج كائنٌ مُكلَّف، مَرحوم، مُبتلى، مُستخلَف، مَدعوٌّ إلى التعرّف على ربّه وإقامة الحقّ.</w:t>
       </w:r>
     </w:p>
     <w:p>
@@ -7442,7 +7442,7 @@
           <w:szCs w:val="24"/>
           <w:rtl/>
         </w:rPr>
-        <w:t>• الخلقُ ليس عبثًا؛ له غاياتٌ يُصرّح بها القرآن، تَقوم على حكمةٍ في الفعل لا على حاجةٍ في الخالق.</w:t>
+        <w:t>• الخلقُ مُنزَّهٌ عن العبث؛ له غاياتٌ يُصرّح بها القرآن، تَقوم على حكمةٍ في الفعل لا على حاجةٍ في الخالق.</w:t>
       </w:r>
     </w:p>
     <w:p>
@@ -7539,7 +7539,7 @@
           <w:szCs w:val="24"/>
           <w:rtl/>
         </w:rPr>
-        <w:t>أكثرُ ما يُنهك الإنسانَ المعاصر سؤالُ «ما الجدوى؟»: يَعمل ويَكدح ولا يَرى ثمرةً عاجلة، فيَتسلّل إليه شعورُ العبث. وفكرةُ هذا الفصل تُعيد ترتيب البوصلة: أنت مأمورٌ بإحسان الفعل وحُسن النيّة، أمّا النتيجةُ فمحكومةٌ بسننٍ ورحمةٍ وحكمةٍ تُحيط بك ولا تَملكها وحدك. حين تُدرك أنّ صدقك في عملك عبادةٌ بذاتها، وأنّ صبرك على ابتلائك تَمييزٌ لا فضيحة، يَخفّ عنك ثِقلُ انتظار النتائج، وتَتحرّر طاقتُك للفعل بدل أن تَستنزفها في القلق على ما ليس بيدك. وهذا تمهيدٌ لِما يَفتحه الفصلُ التالي: معنى أنّ الخلقَ كلَّه قائمٌ «بالحقّ».</w:t>
+        <w:t>أكثرُ ما يُنهك الإنسانَ المعاصر سؤالُ «ما الجدوى؟»: يَعمل ويَكدح ولا يَرى ثمرةً عاجلة، فيَتسلّل إليه شعورُ العبث. وفكرةُ هذا الفصل تُعيد ترتيب البوصلة: أنت مأمورٌ بإحسان الفعل وحُسن النيّة، أمّا النتيجةُ فمحكومةٌ بسننٍ ورحمةٍ وحكمةٍ تُحيط بك ولا تَملكها وحدك. حين تُدرك أنّ صدقك في عملك عبادةٌ بذاتها، وأنّ صبرك على ابتلائك تَمييزٌ لا فضيحة، يَخفّ عنك ثِقلُ انتظار النتائج، وتَتحرّر طاقتُك للفعل بدل أن تَستنزفها في القلق على ما خرج عن يدك. وهذا تمهيدٌ لِما يَفتحه الفصلُ التالي: معنى أنّ الخلقَ كلَّه قائمٌ «بالحقّ».</w:t>
       </w:r>
     </w:p>
     <w:p>
@@ -7674,23 +7674,23 @@
           <w:szCs w:val="24"/>
           <w:rtl/>
         </w:rPr>
-        <w:t>هذا هو سؤال «الحقّ». والقرآن يُكثر من تَصدير الخلق بهذه اللفظة في صيَغٍ ثلاث متلازمة لا تَنفكّ بعضُها عن بعض: «ما خلق الله ذلك إلا بالحقّ» (يونس، 5)، و«ما خلقنا السماوات والأرض وما بينهما إلا بالحقّ» (الأحقاف، 3)، و«وما خلقنا السماء والأرض وما بينهما باطلًا» (ص، 27). ثلاثُ صيغ تَتكرّر في القرآن في سياقاتٍ متباعدة، ومعها صياغةٌ نَفيٌ صريحٌ للعبث: «أَفَحَسِبْتُمْ أَنَّمَا خَلَقْنَاكُمْ عَبَثًا» (المؤمنون، 115)، ونَفيٌ صريحٌ للهو: «وَمَا خَلَقْنَا السَّمَاءَ وَالْأَرْضَ وَمَا بَيْنَهُمَا لَاعِبِينَ» (الأنبياء، 16). هذا التكرارُ بهذه الصيَغ المتقاربة ليس تَزيُّنًا بلاغيًا، وإنّما هو تأسيسٌ متينٌ لبنيةٍ ميتافيزيقيّةٍ للخلق، لا تَترك للقارئ خيارًا في فهم طبيعة الكون.</w:t>
-      </w:r>
-    </w:p>
-    <w:p>
-      <w:pPr>
-        <w:bidi/>
-        <w:jc w:val="both"/>
-      </w:pPr>
-      <w:r>
-        <w:rPr>
-          <w:rFonts w:ascii="Traditional Arabic" w:hAnsi="Traditional Arabic" w:cs="Traditional Arabic"/>
-          <w:rFonts w:ascii="Traditional Arabic" w:hAnsi="Traditional Arabic"/>
-          <w:sz w:val="24"/>
-          <w:szCs w:val="24"/>
-          <w:rtl/>
-        </w:rPr>
-        <w:t>نَدخل هذا الفصلَ، إذًا، لا بوَصفه تَتمّةً للفصل الرابع، وإنّما بوَصفه الأرضيّةَ التي يَقوم عليها كلُّ ما سيَأتي بعدُ. الإنسانُ المُكلَّف لا يَستقيم تكليفُه إلا في كونٍ خُلِق بالحقّ. السنن لا تَستقيم سننًا إلا في كونٍ مَشحونٍ بالقصد. الصحيفةُ لا تَكون صحيفةً تَستحقّ العَرضَ والحساب إلا في كونٍ ليس عَبثًا. التوبةُ لا تَكون تَغييرًا حقيقيًا إلا في كونٍ يَتميّز فيه الحقُّ من الباطل. مَن سَقَط في فهم «الخلق بالحقّ» سَقَط معه كلُّ ما يُبنى عليه. ومَن أَحكَمه أَحكَم له طريقَ الكتاب كلَّه.</w:t>
+        <w:t>هذا هو سؤال «الحقّ». والقرآن يُكثر من تَصدير الخلق بهذه اللفظة في صيَغٍ ثلاث متلازمة لا تَنفكّ بعضُها عن بعض: «ما خلق الله ذلك إلا بالحقّ» (يونس، 5)، و«ما خلقنا السماوات والأرض وما بينهما إلا بالحقّ» (الأحقاف، 3)، و«وما خلقنا السماء والأرض وما بينهما باطلًا» (ص، 27). ثلاثُ صيغ تَتكرّر في القرآن في سياقاتٍ متباعدة، ومعها صياغةٌ نَفيٌ صريحٌ للعبث: «أَفَحَسِبْتُمْ أَنَّمَا خَلَقْنَاكُمْ عَبَثًا» (المؤمنون، 115)، ونَفيٌ صريحٌ للهو: «وَمَا خَلَقْنَا السَّمَاءَ وَالْأَرْضَ وَمَا بَيْنَهُمَا لَاعِبِينَ» (الأنبياء، 16). هذا التكرارُ بهذه الصيَغ المتقاربة لا يأتي تَزيُّنًا بلاغيًا؛ إنّه تأسيسٌ متينٌ لبنيةٍ ميتافيزيقيّةٍ للخلق، لا تَترك للقارئ خيارًا في فهم طبيعة الكون.</w:t>
+      </w:r>
+    </w:p>
+    <w:p>
+      <w:pPr>
+        <w:bidi/>
+        <w:jc w:val="both"/>
+      </w:pPr>
+      <w:r>
+        <w:rPr>
+          <w:rFonts w:ascii="Traditional Arabic" w:hAnsi="Traditional Arabic" w:cs="Traditional Arabic"/>
+          <w:rFonts w:ascii="Traditional Arabic" w:hAnsi="Traditional Arabic"/>
+          <w:sz w:val="24"/>
+          <w:szCs w:val="24"/>
+          <w:rtl/>
+        </w:rPr>
+        <w:t>نَدخل هذا الفصلَ، إذًا، لا بوَصفه تَتمّةً للفصل الرابع، وإنّما بوَصفه الأرضيّةَ التي يَقوم عليها كلُّ ما سيَأتي بعدُ. الإنسانُ المُكلَّف لا يَستقيم تكليفُه إلا في كونٍ خُلِق بالحقّ. السنن لا تَستقيم سننًا إلا في كونٍ مَشحونٍ بالقصد. الصحيفةُ لا تَكون صحيفةً تَستحقّ العَرضَ والحساب إلا في كونٍ مُبرَّأٍ من العَبث. التوبةُ لا تَكون تَغييرًا حقيقيًا إلا في كونٍ يَتميّز فيه الحقُّ من الباطل. مَن سَقَط في فهم «الخلق بالحقّ» سَقَط معه كلُّ ما يُبنى عليه. ومَن أَحكَمه أَحكَم له طريقَ الكتاب كلَّه.</w:t>
       </w:r>
     </w:p>
     <w:p>
@@ -7739,7 +7739,7 @@
           <w:szCs w:val="24"/>
           <w:rtl/>
         </w:rPr>
-        <w:t>• الطبقة الأولى، الحقّ بمعنى الثابت الموجود: يَقول العرب «حَقَّ الأمرُ» إذا ثَبَت ووَقَع. ومن هذا المعنى تَأتي تَسميةُ الله سبحانه «الحقّ» في القرآن: «ذَٰلِكَ بِأَنَّ اللَّهَ هُوَ الْحَقُّ» (الحجّ، 6). الحقّ هنا الثَّبَات الوجوديّ: ما لا يَزول، ما لا يَكون عَرَضًا، ما يَقوم بنفسه. هذا المعنى يَنقُل لفظَ «الحقّ» من ميدان «الصدق المنطقيّ» إلى ميدان الميتافيزيقا: الحقّ ليس صفةَ قَولٍ يُطابق واقعًا، وإنّما هو صفةُ واقعٍ يَقوم بنفسه ولا يَفتقر.</w:t>
+        <w:t>• الطبقة الأولى، الحقّ بمعنى الثابت الموجود: يَقول العرب «حَقَّ الأمرُ» إذا ثَبَت ووَقَع. ومن هذا المعنى تَأتي تَسميةُ الله سبحانه «الحقّ» في القرآن: «ذَٰلِكَ بِأَنَّ اللَّهَ هُوَ الْحَقُّ» (الحجّ، 6). الحقّ هنا الثَّبَات الوجوديّ: ما لا يَزول، ما لا يَكون عَرَضًا، ما يَقوم بنفسه. هذا المعنى يَنقُل لفظَ «الحقّ» من ميدان «الصدق المنطقيّ» إلى ميدان الميتافيزيقا: الحقّ، بهذا المعنى، يَتجاوز صفةَ قَولٍ يُطابق واقعًا إلى صفةِ واقعٍ يَقوم بنفسه ولا يَفتقر.</w:t>
       </w:r>
     </w:p>
     <w:p>
@@ -7818,7 +7818,7 @@
           <w:szCs w:val="22"/>
           <w:rtl/>
         </w:rPr>
-        <w:t>تخيّل بيتًا متينَ الأساس، بُني لغايةٍ معلومة، وفيه ميزانٌ يَمنع أن يَطغى ساكنٌ على آخر. «الحقّ» هنا ليس كلمةً واحدةً معلّقة في الهواء: هو ثباتُ البيت، وقصدُ بنائه، وعدلُ نظامه. فإذا اختلّ واحدٌ من هذه الثلاثة، لم يَعُد البيتُ مأوىً مطمئنًا، وإنّما صار جدرانًا بلا معنى أو قوانينَ بلا أرض.</w:t>
+        <w:t>تخيّل بيتًا متينَ الأساس، بُني لغايةٍ معلومة، وفيه ميزانٌ يَمنع أن يَطغى ساكنٌ على آخر. «الحقّ» هنا أوسعُ من كلمةٍ واحدةٍ معلّقة في الهواء: هو ثباتُ البيت، وقصدُ بنائه، وعدلُ نظامه. فإذا اختلّ واحدٌ من هذه الثلاثة، لم يَعُد البيتُ مأوىً مطمئنًا، وإنّما صار جدرانًا بلا معنى أو قوانينَ بلا أرض.</w:t>
       </w:r>
     </w:p>
     <w:p>
@@ -7851,7 +7851,7 @@
           <w:szCs w:val="28"/>
           <w:rtl/>
         </w:rPr>
-        <w:t>3. النفي الثلاثيّ: ما ليس عليه الخلق</w:t>
+        <w:t>3. النفي الثلاثيّ: ما ينفيه القرآن عن الخلق</w:t>
       </w:r>
     </w:p>
     <w:p>
@@ -7883,55 +7883,55 @@
           <w:szCs w:val="24"/>
           <w:rtl/>
         </w:rPr>
-        <w:t>• نَفيُ الباطل: «وَمَا خَلَقْنَا السَّمَاءَ وَالْأَرْضَ وَمَا بَيْنَهُمَا بَاطِلًا ۚ ذَٰلِكَ ظَنُّ الَّذِينَ كَفَرُوا» (ص، 27). الآيةُ بَالغةُ الدلالة. تَنفي «الباطل» عن الخلق، ثم تَنسب هذا الظنَّ إلى الكفر. أي أنّ تَصوّر الكون بوَصفه بنيةً «باطلًا»، أي بلا قَصدٍ ولا معنى، ليس مجرّدَ خطأٍ نَظَريٍّ في القرآن، وإنّما هو في صَميم الكفر بمعناه القرآنيّ. هذا يَجعل المسألةَ أعمقَ من نقاشٍ فلسفيٍّ على هامش الدين؛ يَجعلها مسألةً عقَديّةً بنيويّة.</w:t>
-      </w:r>
-    </w:p>
-    <w:p>
-      <w:pPr>
-        <w:bidi/>
-        <w:jc w:val="right"/>
-      </w:pPr>
-      <w:r>
-        <w:rPr>
-          <w:rFonts w:ascii="Traditional Arabic" w:hAnsi="Traditional Arabic" w:cs="Traditional Arabic"/>
-          <w:rFonts w:ascii="Traditional Arabic" w:hAnsi="Traditional Arabic"/>
-          <w:sz w:val="24"/>
-          <w:szCs w:val="24"/>
-          <w:rtl/>
-        </w:rPr>
-        <w:t>• نَفيُ اللهو: «وَمَا خَلَقْنَا السَّمَاءَ وَالْأَرْضَ وَمَا بَيْنَهُمَا لَاعِبِينَ» (الأنبياء، 16). اللهو في اللغة فعلٌ بلا قصدٍ مُتَّسقٍ مع طبيعة الفاعل، أو قَصدٌ تَرفيهيٌّ يَمتلئ بالعبث. والآيةُ تَنفيه عن خلق السماء والأرض. هذا النفيُ يَختلف نوعيًّا عن نَفي «الباطل»: الباطل أعمّ، واللهو أخصّ. الكونُ ليس باطلًا (لا غايةَ له)، وليس لَهوًا (غايتُه ترفيهٌ خفيف). غايتُه ثقيلةٌ، جادّةٌ، تَستحقّ أن يُحاسَب الإنسانُ على موقفه منها.</w:t>
-      </w:r>
-    </w:p>
-    <w:p>
-      <w:pPr>
-        <w:bidi/>
-        <w:jc w:val="right"/>
-      </w:pPr>
-      <w:r>
-        <w:rPr>
-          <w:rFonts w:ascii="Traditional Arabic" w:hAnsi="Traditional Arabic" w:cs="Traditional Arabic"/>
-          <w:rFonts w:ascii="Traditional Arabic" w:hAnsi="Traditional Arabic"/>
-          <w:sz w:val="24"/>
-          <w:szCs w:val="24"/>
-          <w:rtl/>
-        </w:rPr>
-        <w:t>• نَفيُ العَبَث: «أَفَحَسِبْتُمْ أَنَّمَا خَلَقْنَاكُمْ عَبَثًا وَأَنَّكُمْ إِلَيْنَا لَا تُرْجَعُونَ» (المؤمنون، 115). هذه الآيةُ تَنقُل النفيَ من الكون كلّه إلى الإنسان على وَجه التخصيص، ثم تَقرنه بالرجوع إلى الله. اللفظةُ «عَبَثًا» تَدلّ على فعلٍ بلا غايةٍ معتبرة، وقد يَتضمّن نوعًا من «الجدّيّة المُزَيَّفة»، أن يَفعل الفاعلُ شيئًا يَبدو ذا غاية، وهو في حقيقته فارغ. والآيةُ تَنفي هذا عن خَلق الإنسان، وتَربط نَفيَه بإثبات اليوم الآخر. هذه الصِّلَة ليست عابرة؛ سنَعود إليها في القسم 7.</w:t>
-      </w:r>
-    </w:p>
-    <w:p>
-      <w:pPr>
-        <w:bidi/>
-        <w:jc w:val="both"/>
-      </w:pPr>
-      <w:r>
-        <w:rPr>
-          <w:rFonts w:ascii="Traditional Arabic" w:hAnsi="Traditional Arabic" w:cs="Traditional Arabic"/>
-          <w:rFonts w:ascii="Traditional Arabic" w:hAnsi="Traditional Arabic"/>
-          <w:sz w:val="24"/>
-          <w:szCs w:val="24"/>
-          <w:rtl/>
-        </w:rPr>
-        <w:t>اجتماعُ هذه النفيات الثلاث (الباطل، اللهو، العبث) يَحفر حدودًا صَلبةً للتصوّر القرآنيّ للكون: ليس فلتةً، وليس ترفيهًا، وليس فعلًا فارغًا، وليس مَسرحًا للعَدَم. الكونُ، في القرآن، ساحةٌ تُؤخذ بجدّيّة. وهذا في حدّ ذاته مَوقفٌ ميتافيزيقيٌّ دالٌّ، يَتقاطع مع كثيرٍ من المواقف الفلسفيّة المعاصرة بدفع وردّ، كما سيَأتي في الاعتراض والجواب.</w:t>
+        <w:t>• نَفيُ الباطل: «وَمَا خَلَقْنَا السَّمَاءَ وَالْأَرْضَ وَمَا بَيْنَهُمَا بَاطِلًا ۚ ذَٰلِكَ ظَنُّ الَّذِينَ كَفَرُوا» (ص، 27). الآيةُ بَالغةُ الدلالة. تَنفي «الباطل» عن الخلق، ثم تَنسب هذا الظنَّ إلى الكفر. أي أنّ تَصوّر الكون بوَصفه بنيةً «باطلًا»، أي بلا قَصدٍ ولا معنى، يَتجاوز مجرّدَ خطأٍ نَظَريٍّ في القرآن إلى أن يَدخل في صَميم الكفر بمعناه القرآنيّ. هذا يَجعل المسألةَ أعمقَ من نقاشٍ فلسفيٍّ على هامش الدين؛ يَجعلها مسألةً عقَديّةً بنيويّة.</w:t>
+      </w:r>
+    </w:p>
+    <w:p>
+      <w:pPr>
+        <w:bidi/>
+        <w:jc w:val="right"/>
+      </w:pPr>
+      <w:r>
+        <w:rPr>
+          <w:rFonts w:ascii="Traditional Arabic" w:hAnsi="Traditional Arabic" w:cs="Traditional Arabic"/>
+          <w:rFonts w:ascii="Traditional Arabic" w:hAnsi="Traditional Arabic"/>
+          <w:sz w:val="24"/>
+          <w:szCs w:val="24"/>
+          <w:rtl/>
+        </w:rPr>
+        <w:t>• نَفيُ اللهو: «وَمَا خَلَقْنَا السَّمَاءَ وَالْأَرْضَ وَمَا بَيْنَهُمَا لَاعِبِينَ» (الأنبياء، 16). اللهو في اللغة فعلٌ بلا قصدٍ مُتَّسقٍ مع طبيعة الفاعل، أو قَصدٌ تَرفيهيٌّ يَمتلئ بالعبث. والآيةُ تَنفيه عن خلق السماء والأرض. هذا النفيُ يَختلف نوعيًّا عن نَفي «الباطل»: الباطل أعمّ، واللهو أخصّ. الكونُ مُبرَّأٌ من الباطل (انعدام الغاية)، ومن اللَّهو (غايةُ الترفيه الخفيف). غايتُه ثقيلةٌ، جادّةٌ، تَستحقّ أن يُحاسَب الإنسانُ على موقفه منها.</w:t>
+      </w:r>
+    </w:p>
+    <w:p>
+      <w:pPr>
+        <w:bidi/>
+        <w:jc w:val="right"/>
+      </w:pPr>
+      <w:r>
+        <w:rPr>
+          <w:rFonts w:ascii="Traditional Arabic" w:hAnsi="Traditional Arabic" w:cs="Traditional Arabic"/>
+          <w:rFonts w:ascii="Traditional Arabic" w:hAnsi="Traditional Arabic"/>
+          <w:sz w:val="24"/>
+          <w:szCs w:val="24"/>
+          <w:rtl/>
+        </w:rPr>
+        <w:t>• نَفيُ العَبَث: «أَفَحَسِبْتُمْ أَنَّمَا خَلَقْنَاكُمْ عَبَثًا وَأَنَّكُمْ إِلَيْنَا لَا تُرْجَعُونَ» (المؤمنون، 115). هذه الآيةُ تَنقُل النفيَ من الكون كلّه إلى الإنسان على وَجه التخصيص، ثم تَقرنه بالرجوع إلى الله. اللفظةُ «عَبَثًا» تَدلّ على فعلٍ بلا غايةٍ معتبرة، وقد يَتضمّن نوعًا من «الجدّيّة المُزَيَّفة»، أن يَفعل الفاعلُ شيئًا يَبدو ذا غاية، وهو في حقيقته فارغ. والآيةُ تَنفي هذا عن خَلق الإنسان، وتَربط نَفيَه بإثبات اليوم الآخر. هذه الصِّلَة جوهريّة؛ سنَعود إليها في القسم 7.</w:t>
+      </w:r>
+    </w:p>
+    <w:p>
+      <w:pPr>
+        <w:bidi/>
+        <w:jc w:val="both"/>
+      </w:pPr>
+      <w:r>
+        <w:rPr>
+          <w:rFonts w:ascii="Traditional Arabic" w:hAnsi="Traditional Arabic" w:cs="Traditional Arabic"/>
+          <w:rFonts w:ascii="Traditional Arabic" w:hAnsi="Traditional Arabic"/>
+          <w:sz w:val="24"/>
+          <w:szCs w:val="24"/>
+          <w:rtl/>
+        </w:rPr>
+        <w:t>اجتماعُ هذه النفيات الثلاث (الباطل، اللهو، العبث) يَحفر حدودًا صَلبةً للتصوّر القرآنيّ للكون: لا فلتةَ فيه، ولا ترفيه، ولا فعلَ فارغًا، ولا مَسرحًا للعَدَم. الكونُ، في القرآن، ساحةٌ تُؤخذ بجدّيّة. وهذا في حدّ ذاته مَوقفٌ ميتافيزيقيٌّ دالٌّ، يَتقاطع مع كثيرٍ من المواقف الفلسفيّة المعاصرة بدفع وردّ، كما سيَأتي في الاعتراض والجواب.</w:t>
       </w:r>
     </w:p>
     <w:p>
@@ -7984,7 +7984,7 @@
           <w:szCs w:val="24"/>
           <w:rtl/>
         </w:rPr>
-        <w:t>هذا المقطعُ من سورة الرحمن من أعمق ما في القرآن في تَصوير «الحقّ» بوَصفه بنيةً مَركوزةً في الكون. الترتيبُ في الآيات بليغ: رفعُ السماء (الكون الفيزيائيّ المُحكَم) ثم وضعُ الميزان (المعيار). الترتيبُ يَكشف أنّ الميزانَ ليس عَرَضًا أُلحِق بالكون، وإنّما هو مُكَوِّنٌ من مكوّناته الأصليّة: السماءُ مرفوعةٌ، والميزانُ مَوضوعٌ، كلاهما من فعل الخالق في آنٍ واحد من بنية الخلق.</w:t>
+        <w:t>هذا المقطعُ من سورة الرحمن من أعمق ما في القرآن في تَصوير «الحقّ» بوَصفه بنيةً مَركوزةً في الكون. الترتيبُ في الآيات بليغ: رفعُ السماء (الكون الفيزيائيّ المُحكَم) ثم وضعُ الميزان (المعيار). الترتيبُ يَكشف أنّ الميزانَ لا يُعدّ عَرَضًا أُلحِق بالكون؛ هو مُكَوِّنٌ من مكوّناته الأصليّة: السماءُ مرفوعةٌ، والميزانُ مَوضوعٌ، كلاهما من فعل الخالق في آنٍ واحد من بنية الخلق.</w:t>
       </w:r>
     </w:p>
     <w:p>
@@ -8063,7 +8063,7 @@
           <w:szCs w:val="24"/>
           <w:rtl/>
         </w:rPr>
-        <w:t>اجتهادُ الكتاب: هذه القراءةُ التَناغُميّة بين قانون الكون وقانون الأخلاق صياغةٌ تَفسيريّةٌ من المؤلف، تَلتقي بِما قَرّره المفسّرون من سَعَة معنى «الميزان» في الآية. هي قراءةٌ تَركيبيّة، تَكشف رابطًا أعمقَ مما يَظهر للقارئ السريع. وهي ليست نَصَّ الآية ذاته. وهذا فهمنا، والله أعلم.</w:t>
+        <w:t>اجتهادُ الكتاب: هذه القراءةُ التَناغُميّة بين قانون الكون وقانون الأخلاق صياغةٌ تَفسيريّةٌ من المؤلف، تَلتقي بِما قَرّره المفسّرون من سَعَة معنى «الميزان» في الآية. هي قراءةٌ تَركيبيّة، تَكشف رابطًا أعمقَ مما يَظهر للقارئ السريع. ولا تُمثّل نَصَّ الآية ذاته. وهذا فهمنا، والله أعلم.</w:t>
       </w:r>
     </w:p>
     <w:p>
@@ -8132,23 +8132,23 @@
           <w:szCs w:val="24"/>
           <w:rtl/>
         </w:rPr>
-        <w:t>هذه الآيات تَتقاطع مع ما رأيناه في الفصل الثالث من «ضبطٍ دقيقٍ» مَلموسٍ في الفيزياء الكونيّة. لكنّها لا تُؤسَّس على ذلك المَلمَح العلميّ، وإنّما تُؤسِّسه. أعني: ليس القرآنُ يَستخدم اكتشافاتِ الفيزياء المعاصرة شواهدَ على نفسه، وإنّما يَفترض بنيةً مُقَدَّرةً للوجود، تَتَجلّى آثارُها أينما نَظَرَ الإنسان. الفيزياءُ تَكشف بعضًا من هذه الآثار في طبقةٍ من طبقات الواقع. والقرآنُ يُعطي الإطارَ الذي تُوضَع فيه هذه الكُشوفُ معنًى. ومَن خَلَط بين الإطار وما يُكشف فيه فقد عَكَس العلاقة.</w:t>
-      </w:r>
-    </w:p>
-    <w:p>
-      <w:pPr>
-        <w:bidi/>
-        <w:jc w:val="both"/>
-      </w:pPr>
-      <w:r>
-        <w:rPr>
-          <w:rFonts w:ascii="Traditional Arabic" w:hAnsi="Traditional Arabic" w:cs="Traditional Arabic"/>
-          <w:rFonts w:ascii="Traditional Arabic" w:hAnsi="Traditional Arabic"/>
-          <w:sz w:val="24"/>
-          <w:szCs w:val="24"/>
-          <w:rtl/>
-        </w:rPr>
-        <w:t>ومع ذلك، فإنّ «الحقّ» لا يَعني الحَتميّةَ الميكانيكيّة. الكونُ مَشحونٌ بالقصد، ولكنّه ليس آلةً تَدور بمنطق الترس والترس. ضمن «التَقدير» الإلهيّ، تَجري سُنَنٌ تَترك للإنسان فضاءَ احتمالٍ يَفعل فيه. وهذا هو الذي يُفرّق التصوّرَ القرآنيّ عن الحَتميّة المادّيّة التي يَرى فيها بعضُ الفلاسفة الكونَ سلسلةً مُغلقةً من العلل والمعلولات لا مَنفَذَ فيها للإرادة. القرآن يَجمع بين القَدَر السابق وبين فعل الإنسان الحرّ في فضاء السنن، ولا يَرى في هذا الجمع تَناقُضًا، وهذا ما سيُفصَّل في فصول الإنسان والفعل والنتيجة (06–10). يَكفي هنا أن نُسجّل أنّ «الخلقَ بالحقّ» يَستوعب الحريّةَ الإنسانيّةَ، ولا يَلغيها.</w:t>
+        <w:t>هذه الآيات تَتقاطع مع ما رأيناه في الفصل الثالث من «ضبطٍ دقيقٍ» مَلموسٍ في الفيزياء الكونيّة. لكنّها لا تُؤسَّس على ذلك المَلمَح العلميّ، وإنّما تُؤسِّسه. أعني: لا يَستخدم القرآنُ اكتشافاتِ الفيزياء المعاصرة شواهدَ على نفسه، وإنّما يَفترض بنيةً مُقَدَّرةً للوجود، تَتَجلّى آثارُها أينما نَظَرَ الإنسان. الفيزياءُ تَكشف بعضًا من هذه الآثار في طبقةٍ من طبقات الواقع. والقرآنُ يُعطي الإطارَ الذي تُوضَع فيه هذه الكُشوفُ معنًى. ومَن خَلَط بين الإطار وما يُكشف فيه فقد عَكَس العلاقة.</w:t>
+      </w:r>
+    </w:p>
+    <w:p>
+      <w:pPr>
+        <w:bidi/>
+        <w:jc w:val="both"/>
+      </w:pPr>
+      <w:r>
+        <w:rPr>
+          <w:rFonts w:ascii="Traditional Arabic" w:hAnsi="Traditional Arabic" w:cs="Traditional Arabic"/>
+          <w:rFonts w:ascii="Traditional Arabic" w:hAnsi="Traditional Arabic"/>
+          <w:sz w:val="24"/>
+          <w:szCs w:val="24"/>
+          <w:rtl/>
+        </w:rPr>
+        <w:t>ومع ذلك، فإنّ «الحقّ» لا يَعني الحَتميّةَ الميكانيكيّة. الكونُ مَشحونٌ بالقصد، غير أنّه لا يَعمل كآلةٍ تَدور بمنطق الترس والترس. ضمن «التَقدير» الإلهيّ، تَجري سُنَنٌ تَترك للإنسان فضاءَ احتمالٍ يَفعل فيه. وهذا هو الذي يُفرّق التصوّرَ القرآنيّ عن الحَتميّة المادّيّة التي يَرى فيها بعضُ الفلاسفة الكونَ سلسلةً مُغلقةً من العلل والمعلولات لا مَنفَذَ فيها للإرادة. القرآن يَجمع بين القَدَر السابق وبين فعل الإنسان الحرّ في فضاء السنن، ولا يَرى في هذا الجمع تَناقُضًا، وهذا ما سيُفصَّل في فصول الإنسان والفعل والنتيجة (06–10). يَكفي هنا أن نُسجّل أنّ «الخلقَ بالحقّ» يَستوعب الحريّةَ الإنسانيّةَ، ولا يَلغيها.</w:t>
       </w:r>
     </w:p>
     <w:p>
@@ -8181,7 +8181,7 @@
           <w:szCs w:val="24"/>
           <w:rtl/>
         </w:rPr>
-        <w:t>«الخلقُ بالحقّ» يَستلزم، منطقيًا، أن يَكون الإنسانُ في موقفٍ من هذا الحقّ. الموقفُ ليس اختياريًا في وجوده، فالإنسان لا يَستطيع ألّا يَكون في موقفٍ ما من بنية الكون التي يَعيش فيها. الموقفُ اختياريٌّ في نَوعه: إقرارٌ بالحقّ، أم إعراضٌ عنه. القرآن يَعرض هذا التمايُزَ في غير موضع:</w:t>
+        <w:t>«الخلقُ بالحقّ» يَستلزم، منطقيًا، أن يَكون الإنسانُ في موقفٍ من هذا الحقّ. الموقفُ خارجٌ عن الاختيار في أصل وجوده، فالإنسان لا يَستطيع ألّا يَكون في موقفٍ ما من بنية الكون التي يَعيش فيها. الموقفُ اختياريٌّ في نَوعه: إقرارٌ بالحقّ، أم إعراضٌ عنه. القرآن يَعرض هذا التمايُزَ في غير موضع:</w:t>
       </w:r>
     </w:p>
     <w:p>
@@ -8217,7 +8217,7 @@
           <w:szCs w:val="24"/>
           <w:rtl/>
         </w:rPr>
-        <w:t>الآيتان، كما تَرى، تَربطان «العلمَ» بِـ«الحقّ». ليس العلمَ بمعنى المعلومات، وإنّما العلمَ بمعنى الإدراك المُتيَقَّظ. ومَن أَدرك الكونَ إدراكًا مُتيَقَّظًا أَدرك أنّه بالحقّ: متناسقٌ، متّجِهٌ، مُحكَمٌ، يَحمل في طيّاته معنى. ومَن أَدركه إدراكًا غافلًا، أو إدراكًا تَجزيئيًا يَقتصر على الحَجم والوزن والاحتمال، فقد فَوَّت الحَلقةَ الأخيرةَ في الإدراك. والفَوْتُ هنا ليس عجزًا فِطريًا، وإنّما هو اختيارٌ ضمنيٌّ في كيفيّة النظر، يَستحقّ المسؤوليّة لأنّه نابعٌ من إرادة الناظر.</w:t>
+        <w:t>الآيتان، كما تَرى، تَربطان «العلمَ» بِـ«الحقّ». والمرادُ بالعلم هنا الإدراك المُتيَقَّظ، لا مجرّد المعلومات. ومَن أَدرك الكونَ إدراكًا مُتيَقَّظًا أَدرك أنّه بالحقّ: متناسقٌ، متّجِهٌ، مُحكَمٌ، يَحمل في طيّاته معنى. ومَن أَدركه إدراكًا غافلًا، أو إدراكًا تَجزيئيًا يَقتصر على الحَجم والوزن والاحتمال، فقد فَوَّت الحَلقةَ الأخيرةَ في الإدراك. والفَوْتُ هنا لا يعود إلى عجزٍ فِطريّ؛ إنّه اختيارٌ ضمنيٌّ في كيفيّة النظر، يَستحقّ المسؤوليّة لأنّه نابعٌ من إرادة الناظر.</w:t>
       </w:r>
     </w:p>
     <w:p>
@@ -8474,7 +8474,7 @@
           <w:szCs w:val="22"/>
           <w:rtl/>
         </w:rPr>
-        <w:t>لا يَصحّ تفسيرُ مصيبةِ شخصٍ بعينه بأنها عقوبةٌ على ذنبه. المريضُ لا يُلام لأنّه مرض، والمنكوبُ لا يُتَّخذ ألمه دليلًا على نقصه. الإنسانُ داخل القصة يَرى فصلًا واحدًا من كتابٍ واسع، أمّا الله فمحيطٌ بالكتاب كلّه. ومن هنا تأتي الطمأنينة: لستَ مأمورًا بامتلاك تفسير كلّ ألم، وإنّما أنتَ مأمورٌ بالرحمة، والعدل، وحُسن الفعل في حدود ما تَملك.</w:t>
+        <w:t>لا يَصحّ تفسيرُ مصيبةِ شخصٍ بعينه بأنها عقوبةٌ على ذنبه. المريضُ لا يُلام لأنّه مرض، والمنكوبُ لا يُتَّخذ ألمه دليلًا على نقصه. الإنسانُ داخل القصة يَرى فصلًا واحدًا من كتابٍ واسع، أمّا الله فمحيطٌ بالكتاب كلّه. ومن هنا تأتي الطمأنينة: لا تُطالَب بامتلاك تفسير كلّ ألم؛ المطلوب منك الرحمة، والعدل، وحُسن الفعل في حدود ما تَملك.</w:t>
       </w:r>
     </w:p>
     <w:p>
@@ -8507,7 +8507,7 @@
           <w:szCs w:val="24"/>
           <w:rtl/>
         </w:rPr>
-        <w:t>الاعتراض (في صورته الأقوى): «دعوى أنّ الكونَ "خُلِق بالحقّ" دعوى تَفترض الجوابَ في صياغة السؤال. الحقّ في تَصوّركم مَفروضٌ من خارج الكون، لا مَكشوفٌ من داخله. والكونُ في ذاته صامتٌ ميتافيزيقيًا: لا يَنطق ببطلانٍ ولا بحقّ، ولا يُلزم بأخلاق. هذا ما قَرَّره فيلسوفٌ معاصر كنيتشه، حين رأى أنّ "موت الإله" يَستلزم موتَ كلّ معيارٍ مُتعالٍ، وأنّ الإنسانَ في كونٍ صامتٍ لا يَستطيع أن يَستخرج معنى من بنية الواقع، وعليه أن يَخلق المعنى بنفسه. والعَدَميّة الحديثة، في صورتها الجادّة، ليست شطحًا أخلاقيًا، وإنّما هي اعترافٌ بأنّ الكونَ لم يَلتزم لنا بشيء».</w:t>
+        <w:t>الاعتراض (في صورته الأقوى): «دعوى أنّ الكونَ "خُلِق بالحقّ" دعوى تَفترض الجوابَ في صياغة السؤال. الحقّ في تَصوّركم مَفروضٌ من خارج الكون، لا مَكشوفٌ من داخله. والكونُ في ذاته صامتٌ ميتافيزيقيًا: لا يَنطق ببطلانٍ ولا بحقّ، ولا يُلزم بأخلاق. هذا ما قَرَّره فيلسوفٌ معاصر كنيتشه، حين رأى أنّ "موت الإله" يَستلزم موتَ كلّ معيارٍ مُتعالٍ، وأنّ الإنسانَ في كونٍ صامتٍ لا يَستطيع أن يَستخرج معنى من بنية الواقع، وعليه أن يَخلق المعنى بنفسه. والعَدَميّة الحديثة، في صورتها الجادّة، أبعدُ من شطحٍ أخلاقيّ؛ هي اعترافٌ بأنّ الكونَ لم يَلتزم لنا بشيء».</w:t>
       </w:r>
     </w:p>
     <w:p>
@@ -8539,7 +8539,7 @@
           <w:szCs w:val="24"/>
           <w:rtl/>
         </w:rPr>
-        <w:t>• الادّعاء بأنّ الكونَ صامتٌ ميتافيزيقيًا هو نفسُه ادّعاءٌ ميتافيزيقيّ. القولُ «لا معنى في الكون» ليس مُلاحَظةً علميّة (العلمُ لا يَستطيع أن يَلحظ غيابَ المعنى)، وإنّما هو خيارٌ تَفسيريٌّ يَفرضه الناظر على الكون. والقولُ «في الكون معنى» خيارٌ تَفسيريٌّ آخَر. الفرقُ بين الخيارين ليس أنّ الأوّلَ «حياديّ» والثانيَ «ملتزم»؛ كلاهما ملتزمٌ. ولكنّ الأوّلَ يَدّعي حياديّةً ليست له، والثانيَ يُصرّح بالتزامه. وفي ميزان النزاهة المنهجيّة، الثاني أَولى.</w:t>
+        <w:t>• الادّعاء بأنّ الكونَ صامتٌ ميتافيزيقيًا هو نفسُه ادّعاءٌ ميتافيزيقيّ. القولُ «لا معنى في الكون» لا يُعدّ مُلاحَظةً علميّة (العلمُ لا يَستطيع أن يَلحظ غيابَ المعنى)، وإنّما هو خيارٌ تَفسيريٌّ يَفرضه الناظر على الكون. والقولُ «في الكون معنى» خيارٌ تَفسيريٌّ آخَر. الفرقُ بين الخيارين لا يقوم على أنّ الأوّلَ «حياديّ» والثانيَ «ملتزم»؛ كلاهما ملتزمٌ. ولكنّ الأوّلَ يَدّعي حياديّةً يَفتقر إليها، والثانيَ يُصرّح بالتزامه. وفي ميزان النزاهة المنهجيّة، الثاني أَولى.</w:t>
       </w:r>
     </w:p>
     <w:p>
@@ -8571,23 +8571,23 @@
           <w:szCs w:val="24"/>
           <w:rtl/>
         </w:rPr>
-        <w:t>• العَدَميّة الجادّة، في تَجلّياتها التَلقائيّة لا في صياغتها الفلسفيّة، لا يَستطيع الإنسانُ أن يَعيشها. نيتشه نفسُه لم يَعش عَدَميّةً نقيّة؛ سَعى إلى تَجاوُزها بـ«الإرادة لِلقُوّة» وبـ«الإنسان الأعلى». وكلُّ مَن جاء بعده ادّعى نقاءَ العَدَميّة، انتهى إلى تَهريبِ معايير من الباب الخلفيّ: «الكرامة الإنسانيّة»، «حقوق الإنسان»، «الحريّة». هذه كلُّها مُتعلِّقاتٌ بِمَعنى يَفترض الحقَّ ضمنيًا. والعَدَميّةُ، بِمُجرَّد أن تَتكلّم، تَنقُض نفسَها. هذا ليس تَهرُّبًا جدليًّا؛ هو مُلاحظةٌ بِنيويّة على بُنية الخطاب.</w:t>
-      </w:r>
-    </w:p>
-    <w:p>
-      <w:pPr>
-        <w:bidi/>
-        <w:jc w:val="right"/>
-      </w:pPr>
-      <w:r>
-        <w:rPr>
-          <w:rFonts w:ascii="Traditional Arabic" w:hAnsi="Traditional Arabic" w:cs="Traditional Arabic"/>
-          <w:rFonts w:ascii="Traditional Arabic" w:hAnsi="Traditional Arabic"/>
-          <w:sz w:val="24"/>
-          <w:szCs w:val="24"/>
-          <w:rtl/>
-        </w:rPr>
-        <w:t>• «الخلقُ بالحقّ» ليس فَرضًا من خارج الكون، وإنّما هو قراءةٌ مُتَّسقةٌ مع داخله. الفصول الأولى من الكتاب أَقامت ذلك في طبقاتها الثلاث: انتظامٌ، قابليّةٌ للفهم، ضبطٌ دقيق، إمكانُ فعلٍ مسؤول. والقرآن لا يَفرض هذه القراءةَ من خارج، وإنّما يُسمِّي ما يُلاحَظ، ويُعطيه إطارَه الميتافيزيقيّ، ويَختم بأنّ الإنسانَ مَدعوٌّ إلى النظر قبل أن يَكون مَدعوًّا إلى التسليم. ومَن نَظَر مُتَيقَّظًا، أَدرك أنّ القراءةَ القائلةَ بـ«الحقّ» أَفضل تفسيرٍ لِما يَلحظه، لا فَرضٌ ينبغي أن يَنحلّ.</w:t>
+        <w:t>• العَدَميّة الجادّة، في تَجلّياتها التَلقائيّة لا في صياغتها الفلسفيّة، لا يَستطيع الإنسانُ أن يَعيشها. نيتشه نفسُه لم يَعش عَدَميّةً نقيّة؛ سَعى إلى تَجاوُزها بـ«الإرادة لِلقُوّة» وبـ«الإنسان الأعلى». وكلُّ مَن جاء بعده ادّعى نقاءَ العَدَميّة، انتهى إلى تَهريبِ معايير من الباب الخلفيّ: «الكرامة الإنسانيّة»، «حقوق الإنسان»، «الحريّة». هذه كلُّها مُتعلِّقاتٌ بِمَعنى يَفترض الحقَّ ضمنيًا. والعَدَميّةُ، بِمُجرَّد أن تَتكلّم، تَنقُض نفسَها. هذا أبعدُ من تَهرُّبٍ جدليّ؛ هو مُلاحظةٌ بِنيويّة على بُنية الخطاب.</w:t>
+      </w:r>
+    </w:p>
+    <w:p>
+      <w:pPr>
+        <w:bidi/>
+        <w:jc w:val="right"/>
+      </w:pPr>
+      <w:r>
+        <w:rPr>
+          <w:rFonts w:ascii="Traditional Arabic" w:hAnsi="Traditional Arabic" w:cs="Traditional Arabic"/>
+          <w:rFonts w:ascii="Traditional Arabic" w:hAnsi="Traditional Arabic"/>
+          <w:sz w:val="24"/>
+          <w:szCs w:val="24"/>
+          <w:rtl/>
+        </w:rPr>
+        <w:t>• «الخلقُ بالحقّ» لا يأتي فَرضًا من خارج الكون؛ إنّه قراءةٌ مُتَّسقةٌ مع داخله. الفصول الأولى من الكتاب أَقامت ذلك في طبقاتها الثلاث: انتظامٌ، قابليّةٌ للفهم، ضبطٌ دقيق، إمكانُ فعلٍ مسؤول. والقرآن لا يَفرض هذه القراءةَ من خارج، وإنّما يُسمِّي ما يُلاحَظ، ويُعطيه إطارَه الميتافيزيقيّ، ويَختم بأنّ الإنسانَ مَدعوٌّ إلى النظر قبل أن يَكون مَدعوًّا إلى التسليم. ومَن نَظَر مُتَيقَّظًا، أَدرك أنّ القراءةَ القائلةَ بـ«الحقّ» أَفضل تفسيرٍ لِما يَلحظه، لا فَرضٌ ينبغي أن يَنحلّ.</w:t>
       </w:r>
     </w:p>
     <w:p>
@@ -8846,7 +8846,7 @@
           <w:szCs w:val="24"/>
           <w:rtl/>
         </w:rPr>
-        <w:t>• الميزانُ يَصل بين إحكام الكون وعدل الإنسان، فيكشف أن الأخلاق ليست هامشًا غريبًا عن الوجود.</w:t>
+        <w:t>• الميزانُ يَصل بين إحكام الكون وعدل الإنسان، فيكشف أن الأخلاق لا تقف هامشًا غريبًا عن الوجود.</w:t>
       </w:r>
     </w:p>
     <w:p>
@@ -9109,7 +9109,7 @@
           <w:szCs w:val="24"/>
           <w:rtl/>
         </w:rPr>
-        <w:t>هذه الفكرةُ ليست تَخفيفًا من المسؤوليّة، ولا انسحابًا إلى الجَبَر. هي تَحريرُ موضع المسؤوليّة: لا يَنبغي أن يُطلَب من الإنسان ما لا يَملك (ضمانُ النتيجة)، ولا أن يُعفى ممّا يَملك (نقاءُ القَصد، صدقُ القول، إتقانُ العمل، إصلاحُ السعي). وما يَأتي بعد هذا الفصل، السنن، وعلاقة الفعل بالنتيجة، والصحيفة، والتوبة، والعمل الصالح، كلُّه تَفصيلٌ لهذا المعنى. هنا يُؤسَّس فقط، ولا يُفصَّل.</w:t>
+        <w:t>هذه الفكرةُ أبعدُ من تَخفيفٍ للمسؤوليّة، ومن انسحابٍ إلى الجَبَر. هي تَحريرُ موضع المسؤوليّة: لا يَنبغي أن يُطلَب من الإنسان ما لا يَملك (ضمانُ النتيجة)، ولا أن يُعفى ممّا يَملك (نقاءُ القَصد، صدقُ القول، إتقانُ العمل، إصلاحُ السعي). وما يَأتي بعد هذا الفصل، السنن، وعلاقة الفعل بالنتيجة، والصحيفة، والتوبة، والعمل الصالح، كلُّه تَفصيلٌ لهذا المعنى. هنا يُؤسَّس فقط، ولا يُفصَّل.</w:t>
       </w:r>
     </w:p>
     <w:p>
@@ -9126,71 +9126,71 @@
           <w:szCs w:val="28"/>
           <w:rtl/>
         </w:rPr>
-        <w:t>2. الإنسانُ ليس آلةً، وليس مَلَكًا، وليس مالكًا للنتيجة</w:t>
-      </w:r>
-    </w:p>
-    <w:p>
-      <w:pPr>
-        <w:bidi/>
-        <w:jc w:val="both"/>
-      </w:pPr>
-      <w:r>
-        <w:rPr>
-          <w:rFonts w:ascii="Traditional Arabic" w:hAnsi="Traditional Arabic" w:cs="Traditional Arabic"/>
-          <w:rFonts w:ascii="Traditional Arabic" w:hAnsi="Traditional Arabic"/>
-          <w:sz w:val="24"/>
-          <w:szCs w:val="24"/>
-          <w:rtl/>
-        </w:rPr>
-        <w:t>قبل الكلام على ما هو الإنسان، يَنبغي تحريرُ ما ليس هو. ثلاثةُ نَفياتٍ تَحفر حدودَه، ولا يَستقيم الفصلُ إلا بها:</w:t>
-      </w:r>
-    </w:p>
-    <w:p>
-      <w:pPr>
-        <w:bidi/>
-        <w:jc w:val="right"/>
-      </w:pPr>
-      <w:r>
-        <w:rPr>
-          <w:rFonts w:ascii="Traditional Arabic" w:hAnsi="Traditional Arabic" w:cs="Traditional Arabic"/>
-          <w:rFonts w:ascii="Traditional Arabic" w:hAnsi="Traditional Arabic"/>
-          <w:sz w:val="24"/>
-          <w:szCs w:val="24"/>
-          <w:rtl/>
-        </w:rPr>
-        <w:t>• ليس آلةً. الآلةُ تَجري بِما رُكِّب فيها بلا قَصدٍ منها، ولا مُداولةٍ، ولا قابليّةٍ للإقرار أو الجحود. حركتُها مُنطَلِقةٌ من بنيتها، لا من إرادتها. والإنسانُ ليس كذلك. هو كائنٌ يَتأمّل قَبل أن يَفعل، أو يُمكنه ذلك. يَتراجع، ويَستدرك، ويَنقُض رغبتَه برغبةٍ أعلى منها، ويُعلِن مَوقفَه. الذي تَجري عليه السببيّةُ المُحضَة بلا فاصلٍ من القَصد ليس مُكلَّفًا. والقرآنُ يَفترض في الإنسان قابليّةً مُستقرّةً لـ«الكسب» تُغايِر مَجرى الذرّة، وإن جَرى الإنسانُ في فضاء سننٍ لا يَخرج منها. التفصيلُ في الفصل الثامن.</w:t>
-      </w:r>
-    </w:p>
-    <w:p>
-      <w:pPr>
-        <w:bidi/>
-        <w:jc w:val="right"/>
-      </w:pPr>
-      <w:r>
-        <w:rPr>
-          <w:rFonts w:ascii="Traditional Arabic" w:hAnsi="Traditional Arabic" w:cs="Traditional Arabic"/>
-          <w:rFonts w:ascii="Traditional Arabic" w:hAnsi="Traditional Arabic"/>
-          <w:sz w:val="24"/>
-          <w:szCs w:val="24"/>
-          <w:rtl/>
-        </w:rPr>
-        <w:t>• ليس مَلَكًا. المَلَكُ في القرآن مَوصوفٌ بأنّه «لا يَعصون الله ما أَمَرهم ويَفعلون ما يُؤمَرون» (التحريم، 6). طبيعتُه طاعةٌ ثابتةٌ بلا تَردُّد، ولا شَهوةٍ تُنازعه، ولا غَفلةٍ تَحجبه. الإنسانُ ليس كذلك. مَركّبٌ من تُرابيّةٍ ورُوحيّةٍ، من ضَعفٍ وقدرة، من شَهوةٍ وعقل. وهذا التَركيبُ ليس عَيبًا خَلقيًّا يُرام تَجاوُزُه؛ هو في حقيقته شَرطُ التكليف. لا يُختبَر إلا مَن فيه قابليّةُ الميل، ولا يُؤجَر إلا مَن في وُسعه ألّا يَفعل. حِين أَبَت الجبالُ والسماواتُ حَملَ الأمانة، لم يكن إباؤها تَكاسُلًا؛ هو معرفةُ أنّها ليست مَجبولةً على ما يَقتضيه حملُها. والإنسانُ حملَها لأنّه، وحدَه، رُكِّب لذلك.</w:t>
-      </w:r>
-    </w:p>
-    <w:p>
-      <w:pPr>
-        <w:bidi/>
-        <w:jc w:val="right"/>
-      </w:pPr>
-      <w:r>
-        <w:rPr>
-          <w:rFonts w:ascii="Traditional Arabic" w:hAnsi="Traditional Arabic" w:cs="Traditional Arabic"/>
-          <w:rFonts w:ascii="Traditional Arabic" w:hAnsi="Traditional Arabic"/>
-          <w:sz w:val="24"/>
-          <w:szCs w:val="24"/>
-          <w:rtl/>
-        </w:rPr>
-        <w:t>• ليس مالكًا للنتيجة. هذا هو النفيُ الأخصّ، وهو الذي يُؤسَّس في هذا الفصل تأسيسًا هادئًا، ويُفصَّل في الفصل التاسع. النتيجةُ ليست في يَد الفاعل وحدَه؛ هي مَحصولُ شَبكةٍ من الأسباب: فعلُه، وأفعالُ الآخرين، ومُجرَيات السنن في الأنفس والآفاق، وما يَخفى عن الإنسان من تقديرٍ. يَملك الإنسانُ أن يَزرع، ولا يَملك أن يَجزم بأنّ الزرعَ سيُورِق على هواه. يَملك أن يَدعو، ولا يَملك أن يُلزم الاستجابةَ بزَمَنه. يَملك أن يُحسن، ولا يَملك أن يُلزم الناسَ بأن يَستقبلوا إحسانَه استقبالًا مطابقًا لقصده. النتيجةُ، في آخر المَطاف، لله. والإنسانُ مَدعوٌّ إلى أن يَفعلَ فِعلَه على وَجهٍ يَستحقّ القبولَ، ثم يَترك الباقيَ لربّ السنن.</w:t>
+        <w:t>2. الإنسانُ فوق الآلة، ودون المَلَك، وخارج وَهم النتيجة</w:t>
+      </w:r>
+    </w:p>
+    <w:p>
+      <w:pPr>
+        <w:bidi/>
+        <w:jc w:val="both"/>
+      </w:pPr>
+      <w:r>
+        <w:rPr>
+          <w:rFonts w:ascii="Traditional Arabic" w:hAnsi="Traditional Arabic" w:cs="Traditional Arabic"/>
+          <w:rFonts w:ascii="Traditional Arabic" w:hAnsi="Traditional Arabic"/>
+          <w:sz w:val="24"/>
+          <w:szCs w:val="24"/>
+          <w:rtl/>
+        </w:rPr>
+        <w:t>قبل الكلام على ما هو الإنسان، يَنبغي تحريرُ ما يَخرج عن حقيقته. ثلاثةُ نَفياتٍ تَحفر حدودَه، ولا يَستقيم الفصلُ إلا بها:</w:t>
+      </w:r>
+    </w:p>
+    <w:p>
+      <w:pPr>
+        <w:bidi/>
+        <w:jc w:val="right"/>
+      </w:pPr>
+      <w:r>
+        <w:rPr>
+          <w:rFonts w:ascii="Traditional Arabic" w:hAnsi="Traditional Arabic" w:cs="Traditional Arabic"/>
+          <w:rFonts w:ascii="Traditional Arabic" w:hAnsi="Traditional Arabic"/>
+          <w:sz w:val="24"/>
+          <w:szCs w:val="24"/>
+          <w:rtl/>
+        </w:rPr>
+        <w:t>• فوق الآلة. الآلةُ تَجري بِما رُكِّب فيها بلا قَصدٍ منها، ولا مُداولةٍ، ولا قابليّةٍ للإقرار أو الجحود. حركتُها مُنطَلِقةٌ من بنيتها، لا من إرادتها. أمّا الإنسانُ فخلافُ ذلك. هو كائنٌ يَتأمّل قَبل أن يَفعل، أو يُمكنه ذلك. يَتراجع، ويَستدرك، ويَنقُض رغبتَه برغبةٍ أعلى منها، ويُعلِن مَوقفَه. الذي تَجري عليه السببيّةُ المُحضَة بلا فاصلٍ من القَصد لا يَقع عليه التكليف. والقرآنُ يَفترض في الإنسان قابليّةً مُستقرّةً لـ«الكسب» تُغايِر مَجرى الذرّة، وإن جَرى الإنسانُ في فضاء سننٍ لا يَخرج منها. التفصيلُ في الفصل الثامن.</w:t>
+      </w:r>
+    </w:p>
+    <w:p>
+      <w:pPr>
+        <w:bidi/>
+        <w:jc w:val="right"/>
+      </w:pPr>
+      <w:r>
+        <w:rPr>
+          <w:rFonts w:ascii="Traditional Arabic" w:hAnsi="Traditional Arabic" w:cs="Traditional Arabic"/>
+          <w:rFonts w:ascii="Traditional Arabic" w:hAnsi="Traditional Arabic"/>
+          <w:sz w:val="24"/>
+          <w:szCs w:val="24"/>
+          <w:rtl/>
+        </w:rPr>
+        <w:t>• دون المَلَك. المَلَكُ في القرآن مَوصوفٌ بأنّه «لا يَعصون الله ما أَمَرهم ويَفعلون ما يُؤمَرون» (التحريم، 6). طبيعتُه طاعةٌ ثابتةٌ بلا تَردُّد، ولا شَهوةٍ تُنازعه، ولا غَفلةٍ تَحجبه. أمّا الإنسانُ فتركيبُه مختلف. مَركّبٌ من تُرابيّةٍ ورُوحيّةٍ، من ضَعفٍ وقدرة، من شَهوةٍ وعقل. وهذا التَركيبُ لا يُعدّ عَيبًا خَلقيًّا يُرام تَجاوُزُه؛ هو في حقيقته شَرطُ التكليف. لا يُختبَر إلا مَن فيه قابليّةُ الميل، ولا يُؤجَر إلا مَن في وُسعه ألّا يَفعل. حِين أَبَت الجبالُ والسماواتُ حَملَ الأمانة، لم يكن إباؤها تَكاسُلًا؛ هو معرفةُ أنّ جِبِلّتَها لا تَنهض بما يَقتضيه حملُها. والإنسانُ حملَها لأنّه، وحدَه، رُكِّب لذلك.</w:t>
+      </w:r>
+    </w:p>
+    <w:p>
+      <w:pPr>
+        <w:bidi/>
+        <w:jc w:val="right"/>
+      </w:pPr>
+      <w:r>
+        <w:rPr>
+          <w:rFonts w:ascii="Traditional Arabic" w:hAnsi="Traditional Arabic" w:cs="Traditional Arabic"/>
+          <w:rFonts w:ascii="Traditional Arabic" w:hAnsi="Traditional Arabic"/>
+          <w:sz w:val="24"/>
+          <w:szCs w:val="24"/>
+          <w:rtl/>
+        </w:rPr>
+        <w:t>• خارجُ مِلك النتيجة. هذا هو النفيُ الأخصّ، وهو الذي يُؤسَّس في هذا الفصل تأسيسًا هادئًا، ويُفصَّل في الفصل التاسع. النتيجةُ لا تقع في يَد الفاعل وحدَه؛ هي مَحصولُ شَبكةٍ من الأسباب: فعلُه، وأفعالُ الآخرين، ومُجرَيات السنن في الأنفس والآفاق، وما يَخفى عن الإنسان من تقديرٍ. يَملك الإنسانُ أن يَزرع، ولا يَملك أن يَجزم بأنّ الزرعَ سيُورِق على هواه. يَملك أن يَدعو، ولا يَملك أن يُلزم الاستجابةَ بزَمَنه. يَملك أن يُحسن، ولا يَملك أن يُلزم الناسَ بأن يَستقبلوا إحسانَه استقبالًا مطابقًا لقصده. النتيجةُ، في آخر المَطاف، لله. والإنسانُ مَدعوٌّ إلى أن يَفعلَ فِعلَه على وَجهٍ يَستحقّ القبولَ، ثم يَترك الباقيَ لربّ السنن.</w:t>
       </w:r>
     </w:p>
     <w:p>
@@ -9306,39 +9306,39 @@
           <w:szCs w:val="24"/>
           <w:rtl/>
         </w:rPr>
-        <w:t>هذا التَركيبُ مَقصودٌ. ليس صُدفةً تَطوّريّةً ابتلعت تَدريجًا حُمولةً عقليّةً، ولا فلتةً وُجِدت ثم اكتسبت معنى. القرآنُ يُسمّيه «أحسنَ تَقويم»، أي انتظامًا مُحكَمًا في البِنية، يُهيِّئه لِما هو أَعلى من البِنية. ولأنّ الإنسانَ مُحكَمُ التَركيب، صَلَح أن يَحمل ما لم تَحمله الجبالُ. ولأنّه طينيٌّ في أصله، احتاج إلى الإمداد الدائم من الوحي والذِّكر والصبر. ولأنّه رُوحيٌّ في ذِروته، استحقّ أن يُسأَل ويُحاسَب. هذا الجمعُ ليس تَناقُضًا، وإنّما هو شَرطُ الاختبار.</w:t>
-      </w:r>
-    </w:p>
-    <w:p>
-      <w:pPr>
-        <w:bidi/>
-        <w:jc w:val="both"/>
-      </w:pPr>
-      <w:r>
-        <w:rPr>
-          <w:rFonts w:ascii="Traditional Arabic" w:hAnsi="Traditional Arabic" w:cs="Traditional Arabic"/>
-          <w:rFonts w:ascii="Traditional Arabic" w:hAnsi="Traditional Arabic"/>
-          <w:sz w:val="24"/>
-          <w:szCs w:val="24"/>
-          <w:rtl/>
-        </w:rPr>
-        <w:t>ومن هذا التَركيب يَنبع شيئان متلازمان: القابليّةُ للارتفاع والقابليّةُ للسقوط. السماءُ والأرض مُسَخَّرتان في حدودِهما، لا تَعلوان عليها ولا تَهبطان دونها. الإنسانُ وحدَه يُمكنه أن يَكون «في أحسن تَقويم» وأن يُرَدّ «أسفلَ سافلين» (التين، 5)، في الآية ذاتها. والاستثناءُ في الآية بعدَها: «إلّا الذين آمنوا وعملوا الصالحات» (التين، 6) لا يَفُكّ القابليّةَ، وإنّما يَكشف الفَيصلَ: ليست البِنيةُ وحدَها هي ما يَحفظ الإنسان، وإنّما ما يَختاره ضمنها من إيمانٍ وعمل. وهذا الترتيبُ، التَركيبُ ثم الاختيار، هو ما يَجعل الإنسان مكلَّفًا.</w:t>
-      </w:r>
-    </w:p>
-    <w:p>
-      <w:pPr>
-        <w:bidi/>
-        <w:jc w:val="both"/>
-      </w:pPr>
-      <w:r>
-        <w:rPr>
-          <w:rFonts w:ascii="Traditional Arabic" w:hAnsi="Traditional Arabic" w:cs="Traditional Arabic"/>
-          <w:rFonts w:ascii="Traditional Arabic" w:hAnsi="Traditional Arabic"/>
-          <w:sz w:val="24"/>
-          <w:szCs w:val="24"/>
-          <w:rtl/>
-        </w:rPr>
-        <w:t>اجتهادُ الكتاب: قراءةُ الآية على «التَركيب يُهيِّئ للاختبار، والاختيارُ يَفصل في المآل» قراءةٌ تَركيبيّة تَلتقي بدلالة آيات التين، وتَلتقي بِما قَرَّره المفسّرون من أنّ الاستثناءَ في الآية الأخيرة فاصلٌ بين قابليّتَي الارتفاع والسقوط. وهي ليست نَصَّ الآية ذاته. وهذا فهمنا، والله أعلم.</w:t>
+        <w:t>هذا التَركيبُ مَقصودٌ. لا يَعرضه القرآنُ بوصفه صُدفةً تَطوّريّةً ابتلعت تَدريجًا حُمولةً عقليّةً، ولا فلتةً وُجِدت ثم اكتسبت معنى. القرآنُ يُسمّيه «أحسنَ تَقويم»، أي انتظامًا مُحكَمًا في البِنية، يُهيِّئه لِما هو أَعلى من البِنية. ولأنّ الإنسانَ مُحكَمُ التَركيب، صَلَح أن يَحمل ما لم تَحمله الجبالُ. ولأنّه طينيٌّ في أصله، احتاج إلى الإمداد الدائم من الوحي والذِّكر والصبر. ولأنّه رُوحيٌّ في ذِروته، استحقّ أن يُسأَل ويُحاسَب. هذا الجمعُ بعيدٌ عن التَناقُض؛ إنّه شَرطُ الاختبار.</w:t>
+      </w:r>
+    </w:p>
+    <w:p>
+      <w:pPr>
+        <w:bidi/>
+        <w:jc w:val="both"/>
+      </w:pPr>
+      <w:r>
+        <w:rPr>
+          <w:rFonts w:ascii="Traditional Arabic" w:hAnsi="Traditional Arabic" w:cs="Traditional Arabic"/>
+          <w:rFonts w:ascii="Traditional Arabic" w:hAnsi="Traditional Arabic"/>
+          <w:sz w:val="24"/>
+          <w:szCs w:val="24"/>
+          <w:rtl/>
+        </w:rPr>
+        <w:t>ومن هذا التَركيب يَنبع شيئان متلازمان: القابليّةُ للارتفاع والقابليّةُ للسقوط. السماءُ والأرض مُسَخَّرتان في حدودِهما، لا تَعلوان عليها ولا تَهبطان دونها. الإنسانُ وحدَه يُمكنه أن يَكون «في أحسن تَقويم» وأن يُرَدّ «أسفلَ سافلين» (التين، 5)، في الآية ذاتها. والاستثناءُ في الآية بعدَها: «إلّا الذين آمنوا وعملوا الصالحات» (التين، 6) لا يَفُكّ القابليّةَ، وإنّما يَكشف الفَيصلَ: لا تحفظ البِنيةُ وحدَها الإنسان؛ إنّما يَحفظه ما يَختاره ضمنها من إيمانٍ وعمل. وهذا الترتيبُ، التَركيبُ ثم الاختيار، هو ما يَجعل الإنسان مكلَّفًا.</w:t>
+      </w:r>
+    </w:p>
+    <w:p>
+      <w:pPr>
+        <w:bidi/>
+        <w:jc w:val="both"/>
+      </w:pPr>
+      <w:r>
+        <w:rPr>
+          <w:rFonts w:ascii="Traditional Arabic" w:hAnsi="Traditional Arabic" w:cs="Traditional Arabic"/>
+          <w:rFonts w:ascii="Traditional Arabic" w:hAnsi="Traditional Arabic"/>
+          <w:sz w:val="24"/>
+          <w:szCs w:val="24"/>
+          <w:rtl/>
+        </w:rPr>
+        <w:t>اجتهادُ الكتاب: قراءةُ الآية على «التَركيب يُهيِّئ للاختبار، والاختيارُ يَفصل في المآل» قراءةٌ تَركيبيّة تَلتقي بدلالة آيات التين، وتَلتقي بِما قَرَّره المفسّرون من أنّ الاستثناءَ في الآية الأخيرة فاصلٌ بين قابليّتَي الارتفاع والسقوط. ولا تُمثّل نَصَّ الآية ذاته. وهذا فهمنا، والله أعلم.</w:t>
       </w:r>
     </w:p>
     <w:p>
@@ -9419,7 +9419,7 @@
           <w:szCs w:val="24"/>
           <w:rtl/>
         </w:rPr>
-        <w:t>• الانتقالُ من المادّة إلى المُكلَّف يَنطوي على عَتَباتٍ نوعيّة لا كَمّيّة. ثلاثُ عَتَباتٍ تُسجَّل في الملحق (أ): من الفيزياء إلى المعلومة الحيويّة، ومن الحياة الخَلويّة إلى الإدراك، ومن الإدراك إلى الوَعي القَصديّ المَسؤول. كلُّ عَتَبةٍ منها مَوضعُ سؤالٍ نوعيٍّ مفتوح في العلم والفلسفة، ولا تَردمها زيادةُ المعلومات الكَمّيّة. وهذه الفَوارقُ ليست «فجوةُ الجَهل» التي يُحشَر فيها اللهُ كتفسيرٍ احتياطيّ، وإنّما هي مَواضعُ بنيويّةٌ يُدرَك معناها في القرآن بـ«الخَلق» و«الإذن» و«التَّقدير» و«النَّفخ من الرُّوح».</w:t>
+        <w:t>• الانتقالُ من المادّة إلى المُكلَّف يَنطوي على عَتَباتٍ نوعيّة لا كَمّيّة. ثلاثُ عَتَباتٍ تُسجَّل في الملحق (أ): من الفيزياء إلى المعلومة الحيويّة، ومن الحياة الخَلويّة إلى الإدراك، ومن الإدراك إلى الوَعي القَصديّ المَسؤول. كلُّ عَتَبةٍ منها مَوضعُ سؤالٍ نوعيٍّ مفتوح في العلم والفلسفة، ولا تَردمها زيادةُ المعلومات الكَمّيّة. وهذه الفَوارقُ لا تُعدّ «فجوةَ الجَهل» التي يُحشَر فيها اللهُ كتفسيرٍ احتياطيّ، وإنّما هي مَواضعُ بنيويّةٌ يُدرَك معناها في القرآن بـ«الخَلق» و«الإذن» و«التَّقدير» و«النَّفخ من الرُّوح».</w:t>
       </w:r>
     </w:p>
     <w:p>
@@ -9466,7 +9466,7 @@
           <w:szCs w:val="22"/>
           <w:rtl/>
         </w:rPr>
-        <w:t>ليست كلّ زيادةٍ في التعقيد مثل إضافة طابقٍ إلى بناء. أحيانًا يَتغيّر نوعُ الشيء نفسه: حروفٌ مبعثرة تصير كلمةً ذات معنى، ثم جملةً تُخاطب إنسانًا، ثم وعدًا يَتحمّل صاحبُه مسؤوليّته. كذلك يتعامل هذا الفصل مع عتبات الحياة والعقل والوعي: بوصفها انتقالاتٍ نوعيّةً يَصف العلمُ بعض آلياتها، ويكشف الوحيُ معناها وحدودَ التكليف فيها.</w:t>
+        <w:t>ما كلّ زيادةٍ في التعقيد مثل إضافة طابقٍ إلى بناء. أحيانًا يَتغيّر نوعُ الشيء نفسه: حروفٌ مبعثرة تصير كلمةً ذات معنى، ثم جملةً تُخاطب إنسانًا، ثم وعدًا يَتحمّل صاحبُه مسؤوليّته. كذلك يتعامل هذا الفصل مع عتبات الحياة والعقل والوعي: بوصفها انتقالاتٍ نوعيّةً يَصف العلمُ بعض آلياتها، ويكشف الوحيُ معناها وحدودَ التكليف فيها.</w:t>
       </w:r>
     </w:p>
     <w:p>
@@ -9551,7 +9551,7 @@
           <w:szCs w:val="24"/>
           <w:rtl/>
         </w:rPr>
-        <w:t>لا يَعني هذا أنّ الفؤادَ القرآنيّ مطابقٌ للجهاز العصبيّ القلبيّ بالتحديد. غير أنّ الشاهدَ العلميَّ يُقرِّب للعقل المعاصر أنّ في القلب طبقةَ إدراكٍ لا تُختزَل في الدماغ، وأنّ القرآن حين خصَّ الفؤادَ بالمسؤوليّة إلى جانب السمع والبصر كان يُشير إلى بُعدٍ في الإنسان ليس مجرَّد استعارة.</w:t>
+        <w:t>لا يَعني هذا أنّ الفؤادَ القرآنيّ مطابقٌ للجهاز العصبيّ القلبيّ بالتحديد. غير أنّ الشاهدَ العلميَّ يُقرِّب للعقل المعاصر أنّ في القلب طبقةَ إدراكٍ لا تُختزَل في الدماغ، وأنّ القرآن حين خصَّ الفؤادَ بالمسؤوليّة إلى جانب السمع والبصر كان يُشير إلى بُعدٍ في الإنسان يَتجاوز مجرَّد استعارة.</w:t>
       </w:r>
     </w:p>
     <w:p>
@@ -9761,7 +9761,7 @@
           <w:szCs w:val="24"/>
           <w:rtl/>
         </w:rPr>
-        <w:t>الفطرةُ في القرآن ليست مجرَّدَ ميلٍ عاطفيّ، ولا غريزةٍ بيولوجيّةٍ، ولا «مَوروثٍ ثقافيّ» يَتشكّل بالنشأة. هي انحيازٌ بَدئيٌّ مَركوزٌ في أصل الخِلقة، يَتعرّف به الإنسانُ على الحقّ حين يَلقاه، ويَتألّم منه القلبُ حين يُخالَف. والآيةُ في الروم تُسمّيها صراحةً «فطرةَ الله التي فَطَر الناسَ عليها»، وتَنفي عنها التَبديل. هذا لا يَعني أنّ الفطرةَ لا تَنطمس، وإنّما أنّ بِنيتَها الأصليّةَ ثابتةٌ، وإن غَطّتها أَوضارُ الانحراف.</w:t>
+        <w:t>الفطرةُ في القرآن أوسعُ من مجرَّد ميلٍ عاطفيّ، ومن غريزةٍ بيولوجيّةٍ، ومن «مَوروثٍ ثقافيّ» يَتشكّل بالنشأة. هي انحيازٌ بَدئيٌّ مَركوزٌ في أصل الخِلقة، يَتعرّف به الإنسانُ على الحقّ حين يَلقاه، ويَتألّم منه القلبُ حين يُخالَف. والآيةُ في الروم تُسمّيها صراحةً «فطرةَ الله التي فَطَر الناسَ عليها»، وتَنفي عنها التَبديل. هذا لا يَعني أنّ الفطرةَ لا تَنطمس، وإنّما أنّ بِنيتَها الأصليّةَ ثابتةٌ، وإن غَطّتها أَوضارُ الانحراف.</w:t>
       </w:r>
     </w:p>
     <w:p>
@@ -9857,7 +9857,7 @@
           <w:szCs w:val="24"/>
           <w:rtl/>
         </w:rPr>
-        <w:t>اجتهادُ الكتاب: قراءةُ الفطرة بوَصفها «انعكاسًا داخليًا للحقّ المركوز في الكون» قراءةٌ تَركيبيّةٌ بين فَصلَي الكتاب الخامس والسادس. تَلتقي بدلالة الآيتَين، وتَكشف رابطًا بنيويًا بين الإنسان والكون لا تَنفرد به آيةٌ واحدة. وهي ليست نَصَّ الآية ذاته. وهذا فهمنا، والله أعلم.</w:t>
+        <w:t>اجتهادُ الكتاب: قراءةُ الفطرة بوَصفها «انعكاسًا داخليًا للحقّ المركوز في الكون» قراءةٌ تَركيبيّةٌ بين فَصلَي الكتاب الخامس والسادس. تَلتقي بدلالة الآيتَين، وتَكشف رابطًا بنيويًا بين الإنسان والكون لا تَنفرد به آيةٌ واحدة. ولا تُمثّل نَصَّ الآية ذاته. وهذا فهمنا، والله أعلم.</w:t>
       </w:r>
     </w:p>
     <w:p>
@@ -9926,7 +9926,7 @@
           <w:szCs w:val="24"/>
           <w:rtl/>
         </w:rPr>
-        <w:t>اللافتُ أنّ الآيةَ تَختم بأنّ الإنسانَ «ظلومٌ جَهول». الجمعُ بين الإقرار بالحَمل والوصف بالظلم والجهل ليس تَناقضًا؛ هو تَحرير لمعنى الأمانة: لم تكن تَكريمًا لِكفاءة الإنسان، إنّما كانت عَرضًا له على ما يَفوقه، فَوافَق رغم ضَعفه. والظلمُ والجهلُ في الآية ليسا قَدحًا مُطلقًا في طبيعة الإنسان (هو في «أحسن تَقويم» في آيةٍ أخرى)؛ هما توصيفُ موقعِه أمام الأمانة: عنده من القُدرة ما يَكفي للحَمل، وفيه من الضَّعف والجهل ما يَجعل الحَملَ ابتلاءً لا نُزهة. والأمانةُ، لذلك، ليست تَكليفًا «خفيفًا» يُتمّمه الإنسانُ بسلاسة؛ هي ثِقَلٌ يَستحقّ ما بعدَه من حسابٍ.</w:t>
+        <w:t>اللافتُ أنّ الآيةَ تَختم بأنّ الإنسانَ «ظلومٌ جَهول». الجمعُ بين الإقرار بالحَمل والوصف بالظلم والجهل لا ينطوي على تَناقض؛ هو تَحرير لمعنى الأمانة: لم تكن تَكريمًا لِكفاءة الإنسان، إنّما كانت عَرضًا له على ما يَفوقه، فَوافَق رغم ضَعفه. والظلمُ والجهلُ في الآية ليسا قَدحًا مُطلقًا في طبيعة الإنسان (هو في «أحسن تَقويم» في آيةٍ أخرى)؛ هما توصيفُ موقعِه أمام الأمانة: عنده من القُدرة ما يَكفي للحَمل، وفيه من الضَّعف والجهل ما يَجعل الحَملَ ابتلاءً لا نُزهة. والأمانةُ، لذلك، لا تأتي تَكليفًا «خفيفًا» يُتمّمه الإنسانُ بسلاسة؛ هي ثِقَلٌ يَستحقّ ما بعدَه من حسابٍ.</w:t>
       </w:r>
     </w:p>
     <w:p>
@@ -10011,23 +10011,23 @@
           <w:szCs w:val="24"/>
           <w:rtl/>
         </w:rPr>
-        <w:t>والإرادةُ في الإنسان، في تركيبه الذي رَسمه القرآنُ، ليست قُدرةً مُطلقةً على فعلِ كلِّ ما يَشاء. هي قُدرةٌ على تَوجيه القَصد، واختيار وَجهةٍ من بين وُجوه، وترجيح فعلٍ على آخر، ضمن فضاءٍ من الإمكانات يَتيحه الله بقَدَره. الإنسانُ يَملك أن يَنوي، ويَملك أن يَسعى، ويَملك أن يَكُفّ. لا يَملك أن يَخرج من السنن، ولا أن يُلزم الكون أن يَستجيب لمراده استجابةً مُطابقة.</w:t>
-      </w:r>
-    </w:p>
-    <w:p>
-      <w:pPr>
-        <w:bidi/>
-        <w:jc w:val="both"/>
-      </w:pPr>
-      <w:r>
-        <w:rPr>
-          <w:rFonts w:ascii="Traditional Arabic" w:hAnsi="Traditional Arabic" w:cs="Traditional Arabic"/>
-          <w:rFonts w:ascii="Traditional Arabic" w:hAnsi="Traditional Arabic"/>
-          <w:sz w:val="24"/>
-          <w:szCs w:val="24"/>
-          <w:rtl/>
-        </w:rPr>
-        <w:t>ولذلك يُلاحَظ في القرآن اقترانُ المشيئتَين في غير ما موضع: مَشيئةُ الإنسان تَجري في فضاء مشيئة الله. ليس بمعنى إلغاء مشيئة الإنسان (وإلا سَقَط التَكليف)، ولا بمعنى استقلالها التامّ (وإلا تَأَلّه الإنسانُ في فعله). وإنّما بمعنى أنّ مشيئتَه حقيقيّةٌ في موضعها، تَجري ضمن فضاءٍ أوسعَ منها لا يُلغيها ولا يَنحَلّ فيها.</w:t>
+        <w:t>والإرادةُ في الإنسان، في تركيبه الذي رَسمه القرآنُ، لا تُفهم بوصفها قُدرةً مُطلقةً على فعلِ كلِّ ما يَشاء. هي قُدرةٌ على تَوجيه القَصد، واختيار وَجهةٍ من بين وُجوه، وترجيح فعلٍ على آخر، ضمن فضاءٍ من الإمكانات يَتيحه الله بقَدَره. الإنسانُ يَملك أن يَنوي، ويَملك أن يَسعى، ويَملك أن يَكُفّ. لا يَملك أن يَخرج من السنن، ولا أن يُلزم الكون أن يَستجيب لمراده استجابةً مُطابقة.</w:t>
+      </w:r>
+    </w:p>
+    <w:p>
+      <w:pPr>
+        <w:bidi/>
+        <w:jc w:val="both"/>
+      </w:pPr>
+      <w:r>
+        <w:rPr>
+          <w:rFonts w:ascii="Traditional Arabic" w:hAnsi="Traditional Arabic" w:cs="Traditional Arabic"/>
+          <w:rFonts w:ascii="Traditional Arabic" w:hAnsi="Traditional Arabic"/>
+          <w:sz w:val="24"/>
+          <w:szCs w:val="24"/>
+          <w:rtl/>
+        </w:rPr>
+        <w:t>ولذلك يُلاحَظ في القرآن اقترانُ المشيئتَين في غير ما موضع: مَشيئةُ الإنسان تَجري في فضاء مشيئة الله. لا على معنى إلغاء مشيئة الإنسان (وإلا سَقَط التَكليف)، ولا على معنى استقلالها التامّ (وإلا تَأَلّه الإنسانُ في فعله). وإنّما بمعنى أنّ مشيئتَه حقيقيّةٌ في موضعها، تَجري ضمن فضاءٍ أوسعَ منها لا يُلغيها ولا يَنحَلّ فيها.</w:t>
       </w:r>
     </w:p>
     <w:p>
@@ -10063,7 +10063,7 @@
           <w:szCs w:val="24"/>
           <w:rtl/>
         </w:rPr>
-        <w:t>ومن خصائص الإرادة الإنسانيّة، كما يَعرضها القرآنُ، أنّها قابلةٌ للنُّكوص. الإنسانُ يَنوي ثم يَتراجع، ويَعزم ثم يَفتر، ويَفعل ثم يَندم. هذه القابليّةُ ليست عَيبًا بالضرورة؛ هي شَرطُ التَوبة، وشَرطُ الاستدراك، وشَرطُ النُّضج. الذي لا يَتراجَع لا يَتوب، والذي لا يَفتر لا يَستجمع. لكنّها، في الوقت ذاته، تَجعل الإنسانَ كائنًا لا يَستقرّ على حالٍ ما لم يُجاهَد، ولا يُحفَظ على وَجهٍ واحد ما لم يُذَكَّر.</w:t>
+        <w:t>ومن خصائص الإرادة الإنسانيّة، كما يَعرضها القرآنُ، أنّها قابلةٌ للنُّكوص. الإنسانُ يَنوي ثم يَتراجع، ويَعزم ثم يَفتر، ويَفعل ثم يَندم. هذه القابليّةُ لا تُعدّ عَيبًا بالضرورة؛ هي شَرطُ التَوبة، وشَرطُ الاستدراك، وشَرطُ النُّضج. الذي لا يَتراجَع لا يَتوب، والذي لا يَفتر لا يَستجمع. لكنّها، في الوقت ذاته، تَجعل الإنسانَ كائنًا لا يَستقرّ على حالٍ ما لم يُجاهَد، ولا يُحفَظ على وَجهٍ واحد ما لم يُذَكَّر.</w:t>
       </w:r>
     </w:p>
     <w:p>
@@ -10116,39 +10116,39 @@
           <w:szCs w:val="24"/>
           <w:rtl/>
         </w:rPr>
-        <w:t>القرآنُ لا يُمَجِّد الإنسانَ تَمجيدًا رُومانسيًا، ولا يَحتقره احتقارًا عَدميًا. يَصفه بصدقٍ. يَقول إنّه «ضعيف»، وإنّه «هَلوع»، وإنّه إذا مَسَّه الشرُّ جَزَع وإذا مَسَّه الخيرُ مَنَع. ويَقول في موضعٍ آخر إنّه «في أحسن تَقويم». الجمعُ بين الوصفَين ليس تَناقضًا، وإنّما هو تحريرٌ لطبيعة المُكلَّف: حُسنُ التَقويم في البِنية، والضَّعفُ والهَلَع في ما يَطرأ على البِنية حين تُتركَ بلا تَقوى.</w:t>
-      </w:r>
-    </w:p>
-    <w:p>
-      <w:pPr>
-        <w:bidi/>
-        <w:jc w:val="both"/>
-      </w:pPr>
-      <w:r>
-        <w:rPr>
-          <w:rFonts w:ascii="Traditional Arabic" w:hAnsi="Traditional Arabic" w:cs="Traditional Arabic"/>
-          <w:rFonts w:ascii="Traditional Arabic" w:hAnsi="Traditional Arabic"/>
-          <w:sz w:val="24"/>
-          <w:szCs w:val="24"/>
-          <w:rtl/>
-        </w:rPr>
-        <w:t>الضعفُ، في القرآن، ليس ذَنبًا. هو حالةٌ بنيويّةٌ مرتبطةٌ بكون الإنسان مَخلوقًا من تُرابٍ ونُطفةٍ، يَستلزمها الكثيرُ من التَلوُّن في الحال: يَجوع فيُرهَق، ويَتعب فيَنام، ويَفقد فيَحزن، ويَخاف فيَتوقّى. والشريعةُ تَستوعب هذا الضَّعف، لا تُلغيه: تُيَسِّر الفرائضَ في السفر والمرض، وتَضع للإنسان من الترخيصات ما يَلائم بِنيتَه. الذي لا يَفهم ضَعفَه يَتشدّد على نفسه، أو يَتفلّت منها.</w:t>
-      </w:r>
-    </w:p>
-    <w:p>
-      <w:pPr>
-        <w:bidi/>
-        <w:jc w:val="both"/>
-      </w:pPr>
-      <w:r>
-        <w:rPr>
-          <w:rFonts w:ascii="Traditional Arabic" w:hAnsi="Traditional Arabic" w:cs="Traditional Arabic"/>
-          <w:rFonts w:ascii="Traditional Arabic" w:hAnsi="Traditional Arabic"/>
-          <w:sz w:val="24"/>
-          <w:szCs w:val="24"/>
-          <w:rtl/>
-        </w:rPr>
-        <w:t>والشَّهوةُ، في تركيب الإنسان، أَعمّ من المعنى العاميّ المحصور في الجِنس. هي قُوّةُ المَيل نحو ما يُستحَبّ ويُلتذّ به: من طعامٍ، وأمنٍ، ومالٍ، وعِشرةٍ، وشَهرة، وراحة. وقد جَعَل اللهُ هذه القوّةَ في الإنسان لِغايات: حفظِ النوع، وعِمارةِ الأرض، ومُواصلةِ السعي. ليست عَدوًّا في ذاتها؛ هي مُحرِّكٌ بنيويّ يَحتاج إلى تَهذيب، لا إلى استئصال. الذي يَستأصلها يَخرج عن طبيعة الإنسان، والذي يَتركها بلا ضابط يَخرج عن مَوضع التكليف. والشريعةُ تَوسّط: تَأخذ بالشَّهوة في حلالها، وتَكُفّها عن حَرامها.</w:t>
+        <w:t>القرآنُ لا يُمَجِّد الإنسانَ تَمجيدًا رُومانسيًا، ولا يَحتقره احتقارًا عَدميًا. يَصفه بصدقٍ. يَقول إنّه «ضعيف»، وإنّه «هَلوع»، وإنّه إذا مَسَّه الشرُّ جَزَع وإذا مَسَّه الخيرُ مَنَع. ويَقول في موضعٍ آخر إنّه «في أحسن تَقويم». الجمعُ بين الوصفَين لا ينطوي على تَناقض؛ إنّه تحريرٌ لطبيعة المُكلَّف: حُسنُ التَقويم في البِنية، والضَّعفُ والهَلَع في ما يَطرأ على البِنية حين تُتركَ بلا تَقوى.</w:t>
+      </w:r>
+    </w:p>
+    <w:p>
+      <w:pPr>
+        <w:bidi/>
+        <w:jc w:val="both"/>
+      </w:pPr>
+      <w:r>
+        <w:rPr>
+          <w:rFonts w:ascii="Traditional Arabic" w:hAnsi="Traditional Arabic" w:cs="Traditional Arabic"/>
+          <w:rFonts w:ascii="Traditional Arabic" w:hAnsi="Traditional Arabic"/>
+          <w:sz w:val="24"/>
+          <w:szCs w:val="24"/>
+          <w:rtl/>
+        </w:rPr>
+        <w:t>الضعفُ، في القرآن، لا يُعدّ ذَنبًا. هو حالةٌ بنيويّةٌ مرتبطةٌ بكون الإنسان مَخلوقًا من تُرابٍ ونُطفةٍ، يَستلزمها الكثيرُ من التَلوُّن في الحال: يَجوع فيُرهَق، ويَتعب فيَنام، ويَفقد فيَحزن، ويَخاف فيَتوقّى. والشريعةُ تَستوعب هذا الضَّعف، لا تُلغيه: تُيَسِّر الفرائضَ في السفر والمرض، وتَضع للإنسان من الترخيصات ما يَلائم بِنيتَه. الذي لا يَفهم ضَعفَه يَتشدّد على نفسه، أو يَتفلّت منها.</w:t>
+      </w:r>
+    </w:p>
+    <w:p>
+      <w:pPr>
+        <w:bidi/>
+        <w:jc w:val="both"/>
+      </w:pPr>
+      <w:r>
+        <w:rPr>
+          <w:rFonts w:ascii="Traditional Arabic" w:hAnsi="Traditional Arabic" w:cs="Traditional Arabic"/>
+          <w:rFonts w:ascii="Traditional Arabic" w:hAnsi="Traditional Arabic"/>
+          <w:sz w:val="24"/>
+          <w:szCs w:val="24"/>
+          <w:rtl/>
+        </w:rPr>
+        <w:t>والشَّهوةُ، في تركيب الإنسان، أَعمّ من المعنى العاميّ المحصور في الجِنس. هي قُوّةُ المَيل نحو ما يُستحَبّ ويُلتذّ به: من طعامٍ، وأمنٍ، ومالٍ، وعِشرةٍ، وشَهرة، وراحة. وقد جَعَل اللهُ هذه القوّةَ في الإنسان لِغايات: حفظِ النوع، وعِمارةِ الأرض، ومُواصلةِ السعي. لا تأتي عَدوًّا في ذاتها؛ هي مُحرِّكٌ بنيويّ يَحتاج إلى تَهذيب، لا إلى استئصال. الذي يَستأصلها يَخرج عن طبيعة الإنسان، والذي يَتركها بلا ضابط يَخرج عن مَوضع التكليف. والشريعةُ تَوسّط: تَأخذ بالشَّهوة في حلالها، وتَكُفّها عن حَرامها.</w:t>
       </w:r>
     </w:p>
     <w:p>
@@ -10340,7 +10340,7 @@
           <w:szCs w:val="24"/>
           <w:rtl/>
         </w:rPr>
-        <w:t>والتكليفُ، بهذا المعنى، ليس عُقوبةً على وجود الإنسان في الأرض، وإنّما هو تَكريمٌ له. لا يُكلَّف إلا الأهلُ، ولا يُختبَر إلا مَن يَستحقّ الحساب، ولا يُحاسَب إلا مَن يُمكنه أن يَفوز. الذي يَرى التكليفَ ثِقَلًا فقط أَخفى عن نفسه نِصفَ الحقيقة؛ والذي يَراه تَفويضًا بلا ثِقَلٍ أَخفى نِصفَها الآخر.</w:t>
+        <w:t>والتكليفُ، بهذا المعنى، لا يأتي عُقوبةً على وجود الإنسان في الأرض؛ إنّه تَكريمٌ له. لا يُكلَّف إلا الأهلُ، ولا يُختبَر إلا مَن يَستحقّ الحساب، ولا يُحاسَب إلا مَن يُمكنه أن يَفوز. الذي يَرى التكليفَ ثِقَلًا فقط أَخفى عن نفسه نِصفَ الحقيقة؛ والذي يَراه تَفويضًا بلا ثِقَلٍ أَخفى نِصفَها الآخر.</w:t>
       </w:r>
     </w:p>
     <w:p>
@@ -10436,7 +10436,7 @@
           <w:szCs w:val="24"/>
           <w:rtl/>
         </w:rPr>
-        <w:t>ولأنّ النتيجةَ ليست في يَد الإنسان، فإنّ مسؤوليّتَه تُفرَز، بحسب القرآن، إلى أربع طبقاتٍ سَتُفصَّل لاحقًا:</w:t>
+        <w:t>وما دامت النتيجةُ خارجَ يَد الإنسان، فإنّ مسؤوليّتَه تُفرَز، بحسب القرآن، إلى أربع طبقاتٍ سَتُفصَّل لاحقًا:</w:t>
       </w:r>
     </w:p>
     <w:p>
@@ -10569,7 +10569,7 @@
           <w:szCs w:val="24"/>
           <w:rtl/>
         </w:rPr>
-        <w:t>ما يُميِّز الإنسانَ، أيضًا، أنّه يَجري في زمنٍ مُحدَّد. ليس له أن يَبدأ متى شاء، وليس له أن يَنتهي متى شاء. عُمرُه مَفتوحٌ من جهةٍ، ومُغلقٌ من جهةٍ أخرى: مَفتوحٌ للسعي والاستدراك ما دام حَيًّا، مُغلقٌ بالموت إغلاقًا تامًّا للتنفيذ. ومن هذا الفَتح والإغلاق يَنبثق معنى الجِدّيّة: الذي لا يَعرف أنّ زمنَه مَحدودٌ يَستهلك السعيَ في غير موضعه. والذي يَعرف يُبادر.</w:t>
+        <w:t>ما يُميِّز الإنسانَ، أيضًا، أنّه يَجري في زمنٍ مُحدَّد. لا يَملك أن يَبدأ متى شاء، ولا أن يَنتهي متى شاء. عُمرُه مَفتوحٌ من جهةٍ، ومُغلقٌ من جهةٍ أخرى: مَفتوحٌ للسعي والاستدراك ما دام حَيًّا، مُغلقٌ بالموت إغلاقًا تامًّا للتنفيذ. ومن هذا الفَتح والإغلاق يَنبثق معنى الجِدّيّة: الذي لا يَعرف أنّ زمنَه مَحدودٌ يَستهلك السعيَ في غير موضعه. والذي يَعرف يُبادر.</w:t>
       </w:r>
     </w:p>
     <w:p>
@@ -10879,23 +10879,23 @@
           <w:szCs w:val="24"/>
           <w:rtl/>
         </w:rPr>
-        <w:t>والإنسان هنا ليس «إلهًا صغيرًا» في الأرض، ولا صانعًا لمصيره بالاستقلال. هو مُكلَّفٌ مأذونٌ له بالفعل في فضاء سننٍ يَأذن بها ربُّ السنن، يَبقى مسؤولًا ويَبقى محتاجًا إلى الإمداد. ومن ثمّ لا يَفتح الفصلُ بابَ تفسير مصيبةٍ بعينها على أنّها عقوبةٌ على ذنب صاحبها؛ فمسؤوليّة الإنسان عن فعله، لا عمّا يَقع عليه.</w:t>
-      </w:r>
-    </w:p>
-    <w:p>
-      <w:pPr>
-        <w:bidi/>
-        <w:jc w:val="both"/>
-      </w:pPr>
-      <w:r>
-        <w:rPr>
-          <w:rFonts w:ascii="Traditional Arabic" w:hAnsi="Traditional Arabic" w:cs="Traditional Arabic"/>
-          <w:rFonts w:ascii="Traditional Arabic" w:hAnsi="Traditional Arabic"/>
-          <w:sz w:val="24"/>
-          <w:szCs w:val="24"/>
-          <w:rtl/>
-        </w:rPr>
-        <w:t>وفي القسم 3-أ لم يَدّعِ الفصلُ أنّ القرآن يَشرح التفاصيلَ البيوكيميائيّة (RNA، DNA، الخليّة، الجهاز العصبيّ)، ولم يستعمل آياتِ الخلق شواهدَ على إعجازٍ علميّ قَسريّ. والإشارةُ إلى القفزات النوعيّة، من المعلومة الحيويّة إلى الإدراك فالوعي القَصديّ، ليست برهانًا تجريبيًا على وجود الخالق، وإنّما هي مواضعُ انفتاحٍ تفسيريّ تَلتقي بدلالة آيات الخلق ولا تَنوب عنها. كما أنّ الفصل لا يَستعمل مصطلحاتٍ تقنيةً مثل «الكود» و«البرمجة» و«الدوال» في وصف الإنسان؛ فالإنسان كائنٌ مَوصوفٌ بألفاظ القرآن، وأي استعارةٍ معرفيّة لاحقة تَبقى في حدود التقريب ولا تُحوَّل إلى أنطولوجيا.</w:t>
+        <w:t>والإنسان هنا لا يظهر بوصفه «إلهًا صغيرًا» في الأرض، ولا صانعًا لمصيره بالاستقلال. هو مُكلَّفٌ مأذونٌ له بالفعل في فضاء سننٍ يَأذن بها ربُّ السنن، يَبقى مسؤولًا ويَبقى محتاجًا إلى الإمداد. ومن ثمّ لا يَفتح الفصلُ بابَ تفسير مصيبةٍ بعينها على أنّها عقوبةٌ على ذنب صاحبها؛ فمسؤوليّة الإنسان عن فعله، لا عمّا يَقع عليه.</w:t>
+      </w:r>
+    </w:p>
+    <w:p>
+      <w:pPr>
+        <w:bidi/>
+        <w:jc w:val="both"/>
+      </w:pPr>
+      <w:r>
+        <w:rPr>
+          <w:rFonts w:ascii="Traditional Arabic" w:hAnsi="Traditional Arabic" w:cs="Traditional Arabic"/>
+          <w:rFonts w:ascii="Traditional Arabic" w:hAnsi="Traditional Arabic"/>
+          <w:sz w:val="24"/>
+          <w:szCs w:val="24"/>
+          <w:rtl/>
+        </w:rPr>
+        <w:t>وفي القسم 3-أ لم يَدّعِ الفصلُ أنّ القرآن يَشرح التفاصيلَ البيوكيميائيّة (RNA، DNA، الخليّة، الجهاز العصبيّ)، ولم يستعمل آياتِ الخلق شواهدَ على إعجازٍ علميّ قَسريّ. والإشارةُ إلى القفزات النوعيّة، من المعلومة الحيويّة إلى الإدراك فالوعي القَصديّ، لا تُعدّ برهانًا تجريبيًا على وجود الخالق؛ إنّها مواضعُ انفتاحٍ تفسيريّ تَلتقي بدلالة آيات الخلق ولا تَنوب عنها. كما أنّ الفصل لا يَستعمل مصطلحاتٍ تقنيةً مثل «الكود» و«البرمجة» و«الدوال» في وصف الإنسان؛ فالإنسان كائنٌ مَوصوفٌ بألفاظ القرآن، وأي استعارةٍ معرفيّة لاحقة تَبقى في حدود التقريب ولا تُحوَّل إلى أنطولوجيا.</w:t>
       </w:r>
     </w:p>
     <w:p>
@@ -11025,7 +11025,7 @@
           <w:szCs w:val="24"/>
           <w:rtl/>
         </w:rPr>
-        <w:t>هذه الفكرة تُخفّف عن الإنسان بعضَ احتراقه الداخلي: لستَ آلةً محكومةً بلا اختيار، ولستَ مالكًا للنتائج حتى تَجلد نفسك على كلّ ما فات. أنت داخل القصة، والله محيطٌ بالكتاب كلّه. لذلك يَهدأ القلب حين يَفعل ما يَستطيع بإتقانٍ وصدق، ثم يَترك ما وراء ذلك لربّ السنن، من غير تواكلٍ ولا وَهم سيطرة.</w:t>
+        <w:t>هذه الفكرة تُخفّف عن الإنسان بعضَ احتراقه الداخلي: أنت غيرُ آلةٍ محكومةٍ بلا اختيار، وغيرُ مالكٍ للنتائج حتى تَجلد نفسك على كلّ ما فات. أنت داخل القصة، والله محيطٌ بالكتاب كلّه. لذلك يَهدأ القلب حين يَفعل ما يَستطيع بإتقانٍ وصدق، ثم يَترك ما وراء ذلك لربّ السنن، من غير تواكلٍ ولا وَهم سيطرة.</w:t>
       </w:r>
     </w:p>
     <w:p>
@@ -11245,7 +11245,7 @@
           <w:szCs w:val="24"/>
           <w:rtl/>
         </w:rPr>
-        <w:t>أوّلُ ما يَنبغي تحريرُه أنّ علمَ الإنسان، أيًا بَلَغ، محدودٌ بطبيعته. ليس هذا حُكمَ ضَيمٍ على العقل، ولا تَزهيدًا في النَّظر، وإنّما هو توصيفٌ بنيويّ لِما يُمكن أن يَحصُل لكائنٍ يَعيش في زَمنٍ مَحدود، من جِهازٍ إدراكيٍّ مَخلوق، ضمن مَوقعٍ من الكون لا يُتيح له رؤية كلّ شيءٍ من كلّ زاوية.</w:t>
+        <w:t>أوّلُ ما يَنبغي تحريرُه أنّ علمَ الإنسان، أيًا بَلَغ، محدودٌ بطبيعته. لا يحمل هذا حُكمَ ضَيمٍ على العقل، ولا تَزهيدًا في النَّظر؛ إنّه توصيفٌ بنيويّ لِما يُمكن أن يَحصُل لكائنٍ يَعيش في زَمنٍ مَحدود، من جِهازٍ إدراكيٍّ مَخلوق، ضمن مَوقعٍ من الكون لا يُتيح له رؤية كلّ شيءٍ من كلّ زاوية.</w:t>
       </w:r>
     </w:p>
     <w:p>
@@ -11485,7 +11485,7 @@
           <w:szCs w:val="24"/>
           <w:rtl/>
         </w:rPr>
-        <w:t>اجتهادُ الكتاب: هذه القِسمةُ الثلاثيّةُ صياغةٌ منهجيّةٌ من المؤلف، تَلتقي بدلالة آيات القرآن في الفَصل بين «ما لا تَعلمون» المَكتوب على الإنسان، و«ما تَستطيعون أن تَعلموه» الذي يَنبغي السعيُ فيه. وهي ليست قِسمةً نصّيّة. هي تَركيبٌ معرفيٌّ يَخدم وَضوحَ المسؤوليّة. وهذا فهمنا، والله أعلم.</w:t>
+        <w:t>اجتهادُ الكتاب: هذه القِسمةُ الثلاثيّةُ صياغةٌ منهجيّةٌ من المؤلف، تَلتقي بدلالة آيات القرآن في الفَصل بين «ما لا تَعلمون» المَكتوب على الإنسان، و«ما تَستطيعون أن تَعلموه» الذي يَنبغي السعيُ فيه. وهي لا تَرِد بوصفها قِسمةً نصّيّة. إنّها تَركيبٌ معرفيٌّ يَخدم وَضوحَ المسؤوليّة. وهذا فهمنا، والله أعلم.</w:t>
       </w:r>
     </w:p>
     <w:p>
@@ -11634,7 +11634,7 @@
           <w:szCs w:val="24"/>
           <w:rtl/>
         </w:rPr>
-        <w:t>تَنتقل الجَبهةُ الثانية، حدودُ الفعل، من «ما يَعلم» إلى «ما يَستطيع». والقرآنُ يَستعمل في هذا المقام لفظَين متلازمَين: «الكَسب» و«السَّعي». كلاهما يَدلّ على فعلٍ حقيقيٍّ يَصدر عن الإنسان، لا «وَهمٍ» للفعل. ليس الإنسانُ مَجبورًا عند المسلمين، ولا «صانعًا لنفسه» على نَحوٍ مُطلَق عند الفلاسفة. هو فاعلٌ في فضاء، وفاعليّتُه فيه حقيقيّة، وفضاؤه واسعٌ منه.</w:t>
+        <w:t>تَنتقل الجَبهةُ الثانية، حدودُ الفعل، من «ما يَعلم» إلى «ما يَستطيع». والقرآنُ يَستعمل في هذا المقام لفظَين متلازمَين: «الكَسب» و«السَّعي». كلاهما يَدلّ على فعلٍ حقيقيٍّ يَصدر عن الإنسان، لا «وَهمٍ» للفعل. فالإنسانُ عند المسلمين غيرُ مَجبور، ولا هو «صانعٌ لنفسه» على نَحوٍ مُطلَق عند الفلاسفة. هو فاعلٌ في فضاء، وفاعليّتُه فيه حقيقيّة، وفضاؤه واسعٌ منه.</w:t>
       </w:r>
     </w:p>
     <w:p>
@@ -11730,7 +11730,7 @@
           <w:szCs w:val="24"/>
           <w:rtl/>
         </w:rPr>
-        <w:t>في هذه الجَبهات يَتحقّق فعلُ الإنسان حقًّا. وما وراءها، من استجابة الكون والناس والقَدَر، ليس في يده. هذا الفَرقُ هو الفَرقُ بين «الفعل» و«النتيجة». يَفعل الإنسانُ في الجَبَهات الأربع، ويَتلقَّى، لا يَفعل، ما تَأتي به الاستجابات.</w:t>
+        <w:t>في هذه الجَبهات يَتحقّق فعلُ الإنسان حقًّا. وما وراءها، من استجابة الكون والناس والقَدَر، خارجٌ عن يده. هذا الفَرقُ هو الفَرقُ بين «الفعل» و«النتيجة». يَفعل الإنسانُ في الجَبَهات الأربع، ويَتلقَّى، لا يَفعل، ما تَأتي به الاستجابات.</w:t>
       </w:r>
     </w:p>
     <w:p>
@@ -11779,7 +11779,7 @@
           <w:szCs w:val="24"/>
           <w:rtl/>
         </w:rPr>
-        <w:t>ولكنّ السببيّةَ في القرآن ليست حَتميّةً ميكانيكيّة. السنّةُ جاريةٌ بإذن الله القائم فيها (الفصل الثامن)؛ وهي ثابتةٌ في عمومها، تَتنوّع تَجلّياتُها بحسب الظروف، وتَخضع لمَجموع شَبكةٍ من الأسباب لا سببٍ واحد. هذا يَفتح للإنسان فُسحةً للفعل: يَقع فعلُه في شبكةٍ، فيُساهم في تَوجيهها، دون أن يَكون السببَ الوحيد.</w:t>
+        <w:t>ولكنّ السببيّةَ في القرآن لا تأخذ صورةَ حَتميّةٍ ميكانيكيّة. السنّةُ جاريةٌ بإذن الله القائم فيها (الفصل الثامن)؛ وهي ثابتةٌ في عمومها، تَتنوّع تَجلّياتُها بحسب الظروف، وتَخضع لمَجموع شَبكةٍ من الأسباب لا سببٍ واحد. هذا يَفتح للإنسان فُسحةً للفعل: يَقع فعلُه في شبكةٍ، فيُساهم في تَوجيهها، دون أن يَكون السببَ الوحيد.</w:t>
       </w:r>
     </w:p>
     <w:p>
@@ -11896,7 +11896,7 @@
           <w:szCs w:val="24"/>
           <w:rtl/>
         </w:rPr>
-        <w:t>الاحتمالاتُ ليست شَكًّا في النتيجة، ولا تَهرّبًا منها؛ هي توصيفٌ بنيويٌّ لكَيف تَتَحوّل أفعالُ الإنسان إلى نتائج. لِأنّ الفعلَ يَجري في شبكةٍ تَشمل: فعلَ الفاعل، أفعالَ الآخرين، السنن الجارية، تَدخُّلَ القَدَر، ومُتغيّرات خفيّة تَفوق إدراكَه، فإنّ النتائج تَتفرَّع إلى مَسارات ممكنة، يَختار اللهُ منها بحكمته ما يَجري.</w:t>
+        <w:t>الاحتمالاتُ لا تعني شَكًّا في النتيجة، ولا تَهرّبًا منها؛ إنّها توصيفٌ بنيويٌّ لكَيف تَتَحوّل أفعالُ الإنسان إلى نتائج. لِأنّ الفعلَ يَجري في شبكةٍ تَشمل: فعلَ الفاعل، أفعالَ الآخرين، السنن الجارية، تَدخُّلَ القَدَر، ومُتغيّرات خفيّة تَفوق إدراكَه، فإنّ النتائج تَتفرَّع إلى مَسارات ممكنة، يَختار اللهُ منها بحكمته ما يَجري.</w:t>
       </w:r>
     </w:p>
     <w:p>
@@ -11980,7 +11980,7 @@
           <w:szCs w:val="28"/>
           <w:rtl/>
         </w:rPr>
-        <w:t>8. الجَهلُ ليس عُذرًا مُطلقًا، والإحاطةُ ليست شَرطًا في التكليف</w:t>
+        <w:t>8. الجَهلُ لا يكون عُذرًا مُطلقًا، والإحاطةُ لا تُشترط في التكليف</w:t>
       </w:r>
     </w:p>
     <w:p>
@@ -12028,39 +12028,39 @@
           <w:szCs w:val="24"/>
           <w:rtl/>
         </w:rPr>
-        <w:t>• «لا أَعلم» التي تَكشف التَفريط: أن يَكون البيانُ في وُسع المُكلَّف، فيُهمل، ثم يَحتجّ بأنّه «لا يَعلم». هذه ليست عُذرًا، وإنّما هي جُزءٌ من الذنب نفسه.</w:t>
-      </w:r>
-    </w:p>
-    <w:p>
-      <w:pPr>
-        <w:bidi/>
-        <w:jc w:val="both"/>
-      </w:pPr>
-      <w:r>
-        <w:rPr>
-          <w:rFonts w:ascii="Traditional Arabic" w:hAnsi="Traditional Arabic" w:cs="Traditional Arabic"/>
-          <w:rFonts w:ascii="Traditional Arabic" w:hAnsi="Traditional Arabic"/>
-          <w:sz w:val="24"/>
-          <w:szCs w:val="24"/>
-          <w:rtl/>
-        </w:rPr>
-        <w:t>والآيةُ في الإسراء (15) تَنصّ على شَرط بُلوغ الرسالة: «وما كنّا مُعذِّبين حتى نَبعث رسولًا». وهذا تأصيلٌ لرَفع الحجّة عن مَن لم يَبلُغه البَيان أصلًا. لكنّه لا يَفتح بابًا للذي بَلَغَتهُ القرائنُ، أو كان يُمكنه السؤالُ، فأَعرَض. الذي يَكتفي بِجَهله مع القُدرة على رَفعه، ليس في حُكم الذي لم يَبلُغه البيان.</w:t>
-      </w:r>
-    </w:p>
-    <w:p>
-      <w:pPr>
-        <w:bidi/>
-        <w:jc w:val="both"/>
-      </w:pPr>
-      <w:r>
-        <w:rPr>
-          <w:rFonts w:ascii="Traditional Arabic" w:hAnsi="Traditional Arabic" w:cs="Traditional Arabic"/>
-          <w:rFonts w:ascii="Traditional Arabic" w:hAnsi="Traditional Arabic"/>
-          <w:sz w:val="24"/>
-          <w:szCs w:val="24"/>
-          <w:rtl/>
-        </w:rPr>
-        <w:t>وعلى الضِفّة الأخرى: الإحاطةُ ليست شرطًا في التكليف. لا يَنتظر الإنسانُ إحاطةً بكلّ شيءٍ ليَفعل. القرآنُ يَأمر بالعمل في حدود ما عُلِم، ويَستجمع بَركتَه: «فاتَّقوا الله ما استَطَعتم» (التغابن، 16)، «اعملوا فسَيَرى الله عَمَلَكم ورسوله والمؤمنون» (التوبة، 105). الذي يَنتظر الإحاطةَ ليَفعل لا يَفعل أبدًا.</w:t>
+        <w:t>• «لا أَعلم» التي تَكشف التَفريط: أن يَكون البيانُ في وُسع المُكلَّف، فيُهمل، ثم يَحتجّ بأنّه «لا يَعلم». هذه لا تصلح عُذرًا؛ إنّها جُزءٌ من الذنب نفسه.</w:t>
+      </w:r>
+    </w:p>
+    <w:p>
+      <w:pPr>
+        <w:bidi/>
+        <w:jc w:val="both"/>
+      </w:pPr>
+      <w:r>
+        <w:rPr>
+          <w:rFonts w:ascii="Traditional Arabic" w:hAnsi="Traditional Arabic" w:cs="Traditional Arabic"/>
+          <w:rFonts w:ascii="Traditional Arabic" w:hAnsi="Traditional Arabic"/>
+          <w:sz w:val="24"/>
+          <w:szCs w:val="24"/>
+          <w:rtl/>
+        </w:rPr>
+        <w:t>والآيةُ في الإسراء (15) تَنصّ على شَرط بُلوغ الرسالة: «وما كنّا مُعذِّبين حتى نَبعث رسولًا». وهذا تأصيلٌ لرَفع الحجّة عن مَن لم يَبلُغه البَيان أصلًا. لكنّه لا يَفتح بابًا للذي بَلَغَتهُ القرائنُ، أو كان يُمكنه السؤالُ، فأَعرَض. والذي يَكتفي بِجَهله مع القُدرة على رَفعه يختلف حُكمُه عمّن لم يَبلُغه البيان.</w:t>
+      </w:r>
+    </w:p>
+    <w:p>
+      <w:pPr>
+        <w:bidi/>
+        <w:jc w:val="both"/>
+      </w:pPr>
+      <w:r>
+        <w:rPr>
+          <w:rFonts w:ascii="Traditional Arabic" w:hAnsi="Traditional Arabic" w:cs="Traditional Arabic"/>
+          <w:rFonts w:ascii="Traditional Arabic" w:hAnsi="Traditional Arabic"/>
+          <w:sz w:val="24"/>
+          <w:szCs w:val="24"/>
+          <w:rtl/>
+        </w:rPr>
+        <w:t>وعلى الضِفّة الأخرى: الإحاطةُ لا تُشترط في التكليف. لا يَنتظر الإنسانُ إحاطةً بكلّ شيءٍ ليَفعل. القرآنُ يَأمر بالعمل في حدود ما عُلِم، ويَستجمع بَركتَه: «فاتَّقوا الله ما استَطَعتم» (التغابن، 16)، «اعملوا فسَيَرى الله عَمَلَكم ورسوله والمؤمنون» (التوبة، 105). الذي يَنتظر الإحاطةَ ليَفعل لا يَفعل أبدًا.</w:t>
       </w:r>
     </w:p>
     <w:p>
@@ -12093,7 +12093,7 @@
           <w:szCs w:val="24"/>
           <w:rtl/>
         </w:rPr>
-        <w:t>التَوكُّلُ في القرآن ليس بَديلًا عن الفعل، وإنّما هو مَوقعٌ منه. يَفعل الإنسانُ ما يَستطيع، ثم يَكِل النتيجةَ إلى ربّ السنن. «فَإِذَا عَزَمْتَ فَتَوَكَّلْ عَلَى اللَّهِ» (آل عمران، 159)، فالعَزمُ سابقٌ، والتَوكُّلُ مُلتَفُّ على العَزم، لا قاطعٌ له.</w:t>
+        <w:t>التَوكُّلُ في القرآن لا يقوم بَديلًا عن الفعل؛ إنّه مَوقعٌ منه. يَفعل الإنسانُ ما يَستطيع، ثم يَكِل النتيجةَ إلى ربّ السنن. «فَإِذَا عَزَمْتَ فَتَوَكَّلْ عَلَى اللَّهِ» (آل عمران، 159)، فالعَزمُ سابقٌ، والتَوكُّلُ مُلتَفُّ على العَزم، لا قاطعٌ له.</w:t>
       </w:r>
     </w:p>
     <w:p>
@@ -12158,7 +12158,7 @@
           <w:szCs w:val="24"/>
           <w:rtl/>
         </w:rPr>
-        <w:t>الاعتراض: إن كان الإنسانُ لا يَملك علمًا كاملًا بالمُستقبَل، ولا يَملك ضَمانَ النتيجة، ولا يَستطيع الإحاطةَ بشَبكة الأسباب، فأينَ مسؤوليّتُه؟ أوَليس هو في حقيقة أمره مَجبورًا على ما يَجري له؟</w:t>
+        <w:t>الاعتراض: إن كان الإنسانُ لا يَملك علمًا كاملًا بالمُستقبَل، ولا يَملك ضَمانَ النتيجة، ولا يَستطيع الإحاطةَ بشَبكة الأسباب، فأينَ مسؤوليّتُه؟ أفلا يكون في حقيقة أمره مَجبورًا على ما يَجري له؟</w:t>
       </w:r>
     </w:p>
     <w:p>
@@ -12206,23 +12206,23 @@
           <w:szCs w:val="24"/>
           <w:rtl/>
         </w:rPr>
-        <w:t>• لِأنّ النتيجةَ ليست في يده (تَتَوقّف على شَبكةٍ يَفوقه)، فلا يُحاسَب عليها كَحَسبه على فعلِه.</w:t>
-      </w:r>
-    </w:p>
-    <w:p>
-      <w:pPr>
-        <w:bidi/>
-        <w:jc w:val="both"/>
-      </w:pPr>
-      <w:r>
-        <w:rPr>
-          <w:rFonts w:ascii="Traditional Arabic" w:hAnsi="Traditional Arabic" w:cs="Traditional Arabic"/>
-          <w:rFonts w:ascii="Traditional Arabic" w:hAnsi="Traditional Arabic"/>
-          <w:sz w:val="24"/>
-          <w:szCs w:val="24"/>
-          <w:rtl/>
-        </w:rPr>
-        <w:t>والمسؤوليّةُ بهذا الترتيب ليست أَخفّ، وإنّما هي أَدقّ وأَعدل. لا يُطلَب من الإنسان ما لا يَملك، ولا يُعفى ممّا يَملك. والذي يَلوم نفسَه على نتائجَ خَرَجت من يده، يَظلم نفسَه. والذي يُعفي نفسَه من فعلٍ كان في يده، بدعوى «القَدَر»، يَظلم العَدلَ المركوزَ في الكون.</w:t>
+        <w:t>• لِأنّ النتيجةَ تَخرج من يده (تَتَوقّف على شَبكةٍ يَفوقه)، فلا يُحاسَب عليها كَحَسبه على فعلِه.</w:t>
+      </w:r>
+    </w:p>
+    <w:p>
+      <w:pPr>
+        <w:bidi/>
+        <w:jc w:val="both"/>
+      </w:pPr>
+      <w:r>
+        <w:rPr>
+          <w:rFonts w:ascii="Traditional Arabic" w:hAnsi="Traditional Arabic" w:cs="Traditional Arabic"/>
+          <w:rFonts w:ascii="Traditional Arabic" w:hAnsi="Traditional Arabic"/>
+          <w:sz w:val="24"/>
+          <w:szCs w:val="24"/>
+          <w:rtl/>
+        </w:rPr>
+        <w:t>والمسؤوليّةُ بهذا الترتيب لا تأتي أَخفّ؛ إنّها أَدقّ وأَعدل. لا يُطلَب من الإنسان ما لا يَملك، ولا يُعفى ممّا يَملك. والذي يَلوم نفسَه على نتائجَ خَرَجت من يده، يَظلم نفسَه. والذي يُعفي نفسَه من فعلٍ كان في يده، بدعوى «القَدَر»، يَظلم العَدلَ المركوزَ في الكون.</w:t>
       </w:r>
     </w:p>
     <w:p>
@@ -12303,7 +12303,7 @@
           <w:szCs w:val="24"/>
           <w:rtl/>
         </w:rPr>
-        <w:t>وأخيرًا، لا يَعِد الفصلُ بيقينٍ دنيويّ في نتائج العمل الصالح. مَن أتى السبب لم يَمتلك المسبَّب، ومَن دعا لم يَملك توقيت الاستجابة. هذه ليست دعوةً إلى اليأس، وإنّما هي تحريرٌ للقلب من عبءٍ لم يُكلَّف به: أن يُحسن الفعل، ويَطمئنّ إلى أنّه داخل القصة، وأنّ الله محيطٌ بالكتاب كلّه.</w:t>
+        <w:t>وأخيرًا، لا يَعِد الفصلُ بيقينٍ دنيويّ في نتائج العمل الصالح. مَن أتى السبب لم يَمتلك المسبَّب، ومَن دعا لم يَملك توقيت الاستجابة. ولا يعني ذلك دعوةً إلى اليأس؛ إنّه تحريرٌ للقلب من عبءٍ لم يُكلَّف به: أن يُحسن الفعل، ويَطمئنّ إلى أنّه داخل القصة، وأنّ الله محيطٌ بالكتاب كلّه.</w:t>
       </w:r>
     </w:p>
     <w:p>
@@ -12433,7 +12433,7 @@
           <w:szCs w:val="24"/>
           <w:rtl/>
         </w:rPr>
-        <w:t>حين تُدرك أنّك مأمورٌ بالفعل لا بامتلاك النتيجة، يَخفّ عنك كثيرٌ من القلق والاحتراق. تستطيع أن تُحسن قرارك، وتَسأل، وتَتعلّم، وتَعتذر، وتَسعى، ثم لا تَجعل قلبك رهينةً لما لم يَخرج بعد إلى الوجود. هذا لا يُضعف مسؤوليّتك، وإنّما يُعيدها إلى موضعها الصحيح: ما في يدك أمانة، وما خرج عن يدك ليس فراغًا، وإنّما هو قَدَرٌ يجري بعلم الله وحكمته.</w:t>
+        <w:t>حين تُدرك أنّك مأمورٌ بالفعل لا بامتلاك النتيجة، يَخفّ عنك كثيرٌ من القلق والاحتراق. تستطيع أن تُحسن قرارك، وتَسأل، وتَتعلّم، وتَعتذر، وتَسعى، ثم لا تَجعل قلبك رهينةً لما لم يَخرج بعد إلى الوجود. هذا لا يُضعف مسؤوليّتك، وإنّما يُعيدها إلى موضعها الصحيح: ما في يدك أمانة، وما خرج عن يدك قَدَرٌ يجري بعلم الله وحكمته، لا فراغٌ مُهمَل.</w:t>
       </w:r>
     </w:p>
     <w:p>
@@ -12552,7 +12552,7 @@
           <w:szCs w:val="24"/>
           <w:rtl/>
         </w:rPr>
-        <w:t>تَأسَّس في الفصل السادس مَوقعُ الإنسان: مكلَّفٌ، مُختار، مَسؤول، يَملك الفعل لا النتيجة. وفي الفصل السابع تَحرَّرت حدودُ علمِه وفعلِه: عِلمٌ كافٍ للتكليف لا للإحاطة، وفِعلٌ حقيقيٌّ في فضاءٍ من الاحتمالات لا في خطٍّ مَضمون. غير أنّ هذا الفضاءَ ليس فوضى. هو مُنتظَمٌ بقوانين، يُسمّيها القرآنُ «سُنَن الله». والسننُ هي التي تَجعل فعلَ الإنسان مُمكنًا أصلًا: لو كان الكون فوضى، لَاستوى السعيُ والكسلُ، والإحسانُ والإساءةُ. ولأنّ الكون مُنتظَمٌ بسننٍ تَجري بإذن الله، صار للسعيِ معنى، وصار للفِعل أثرٌ يُتوقّع، وإن لم تُضمَن نتيجته الفُرديّة.</w:t>
+        <w:t>تَأسَّس في الفصل السادس مَوقعُ الإنسان: مكلَّفٌ، مُختار، مَسؤول، يَملك الفعل لا النتيجة. وفي الفصل السابع تَحرَّرت حدودُ علمِه وفعلِه: عِلمٌ كافٍ للتكليف لا للإحاطة، وفِعلٌ حقيقيٌّ في فضاءٍ من الاحتمالات لا في خطٍّ مَضمون. غير أنّ هذا الفضاءَ بعيدٌ عن الفوضى؛ فهو مُنتظَمٌ بقوانين، يُسمّيها القرآنُ «سُنَن الله». والسننُ هي التي تَجعل فعلَ الإنسان مُمكنًا أصلًا: لو كان الكون فوضى، لَاستوى السعيُ والكسلُ، والإحسانُ والإساءةُ. ولأنّ الكون مُنتظَمٌ بسننٍ تَجري بإذن الله، صار للسعيِ معنى، وصار للفِعل أثرٌ يُتوقّع، وإن لم تُضمَن نتيجته الفُرديّة.</w:t>
       </w:r>
     </w:p>
     <w:p>
@@ -12717,7 +12717,7 @@
           <w:szCs w:val="24"/>
           <w:rtl/>
         </w:rPr>
-        <w:t>• الجَريانُ بإذن الله: ليست آلةً مستقلّة. القَدَرُ القائمُ في السنّة هو إذنُ الله المُستمرّ بأن تَستمرّ. ولو شاء الله أن يَكسرها كَسرها (المعجزات شاهدٌ على ذلك)، ولكنّه، في الجاري المعتاد، يُجريها على ثَباتها.</w:t>
+        <w:t>• الجَريانُ بإذن الله: لا تعمل عملَ آلةٍ مستقلّة. القَدَرُ القائمُ في السنّة هو إذنُ الله المُستمرّ بأن تَستمرّ. ولو شاء الله أن يَكسرها كَسرها (المعجزات شاهدٌ على ذلك)، ولكنّه، في الجاري المعتاد، يُجريها على ثَباتها.</w:t>
       </w:r>
     </w:p>
     <w:p>
@@ -12844,7 +12844,7 @@
           <w:szCs w:val="22"/>
           <w:rtl/>
         </w:rPr>
-        <w:t>القانونُ في المختبر يَصف ما نراه يتكرّر: إذا اجتمعت شروطٌ معيّنة وقع أثرٌ معيّن في الغالب. أمّا السنّةُ في القرآن فتزيد على الوصف معنى العبودية: هذا الانتظام ليس قائمًا بذاته، وإنّما هو قائمٌ بأمر الله وقيوميّته. لذلك نَثق بالسنن ولا نعبدها، ونأخذ بالأسباب ولا نجعلها أربابًا صغارًا.</w:t>
+        <w:t>القانونُ في المختبر يَصف ما نراه يتكرّر: إذا اجتمعت شروطٌ معيّنة وقع أثرٌ معيّن في الغالب. أمّا السنّةُ في القرآن فتزيد على الوصف معنى العبودية: هذا الانتظام لا يقوم بذاته؛ إنّه قائمٌ بأمر الله وقيوميّته. لذلك نَثق بالسنن ولا نعبدها، ونأخذ بالأسباب ولا نجعلها أربابًا صغارًا.</w:t>
       </w:r>
     </w:p>
     <w:p>
@@ -12983,7 +12983,7 @@
           <w:szCs w:val="24"/>
           <w:rtl/>
         </w:rPr>
-        <w:t>هذه السنن في النفس البشَريّة: الصبرُ يُورث الفَرَج (لا في كلّ موضعٍ بنفس التَوقيت، لكنّه قاعدةٌ في النَفس)، والتَكبُّر يُعقِب السقوط، والكَذبُ يَهدم الثقة، والصدقُ يَبني، والإصرارُ على المعصية يَطبَع القلبَ، والتَوبةُ تُعيد إصلاحَه. هذه ليست أحاديث تَحفيز؛ هي قوانين تَجري في النفس بِإذن خالقها. ومَن جَرَّب يَعرف.</w:t>
+        <w:t>هذه السنن في النفس البشَريّة: الصبرُ يُورث الفَرَج (لا في كلّ موضعٍ بنفس التَوقيت، لكنّه قاعدةٌ في النَفس)، والتَكبُّر يُعقِب السقوط، والكَذبُ يَهدم الثقة، والصدقُ يَبني، والإصرارُ على المعصية يَطبَع القلبَ، والتَوبةُ تُعيد إصلاحَه. هذه تتجاوز أحاديثَ التَحفيز؛ إنّها قوانين تَجري في النفس بِإذن خالقها. ومَن جَرَّب يَعرف.</w:t>
       </w:r>
     </w:p>
     <w:p>
@@ -13084,7 +13084,7 @@
           <w:szCs w:val="24"/>
           <w:rtl/>
         </w:rPr>
-        <w:t>المعنى الذي تَستهدفه هذه السنّةُ: القُربُ الجسديُّ المتراكم لا يَكون بلا أثر. الإنسانُ لا يَملك البقاءَ في محيطٍ بشريٍّ دون أن يَتشكَّل به، ولا يَملك إعطاءَ وقته الجسديَّ لأحدٍ دون أن يَتبادل معه شيئًا من بِنيته. وهذا يُعمِّق معنى الحديث النبويّ في اختيار الصحبة: ليس وصيّةً اجتماعيّةً فحسب، وإنّما هو سنّةٌ في الأنفس تَجري على المستوى الجسديّ قبل المستوى الروحيّ.</w:t>
+        <w:t>المعنى الذي تَستهدفه هذه السنّةُ: القُربُ الجسديُّ المتراكم يترك أثره. الإنسانُ لا يَملك البقاءَ في محيطٍ بشريٍّ دون أن يَتشكَّل به، ولا يَملك إعطاءَ وقته الجسديَّ لأحدٍ دون أن يَتبادل معه شيئًا من بِنيته. وهذا يُعمِّق معنى الحديث النبويّ في اختيار الصحبة: يتجاوز كونه وصيّةً اجتماعيّةً؛ إنّه سنّةٌ في الأنفس تَجري على المستوى الجسديّ قبل المستوى الروحيّ.</w:t>
       </w:r>
     </w:p>
     <w:p>
@@ -13302,7 +13302,7 @@
           <w:szCs w:val="24"/>
           <w:rtl/>
         </w:rPr>
-        <w:t>٦. الجَريانُ بإذن الله: ليست آلةً، ولكنّها انتظامٌ يَجري بإذنه القائم. ولذلك يَجوز كَسرُها في موضع المعجزة، ويَجوز أن يُعجِّل اللهُ منها أو يُؤجِّل، حسب حكمته.</w:t>
+        <w:t>٦. الجَريانُ بإذن الله: لا تعمل عملَ آلة؛ إنّها انتظامٌ يَجري بإذنه القائم. ولذلك يَجوز كَسرُها في موضع المعجزة، ويَجوز أن يُعجِّل اللهُ منها أو يُؤجِّل، حسب حكمته.</w:t>
       </w:r>
     </w:p>
     <w:p>
@@ -13383,7 +13383,7 @@
           <w:szCs w:val="24"/>
           <w:rtl/>
         </w:rPr>
-        <w:t>• الرِّزق: ما يَأتي من فضل الله، مادّيًا ومعنويًا. «ومَن يَتَّق الله يَجعل له مَخرَجًا ويَرزُقه من حيث لا يَحتسب» (الطلاق، 2–3). الرزقُ ليس مكافأةً كَمّيّةً تُحسب على قَدْر الطاعة؛ هو فضلٌ يَجري بإذن الله، تَفتحه التَقوى في كثيرٍ من الموارد، ولا يُجعل قانونًا فُرديًا مَضمونًا.</w:t>
+        <w:t>• الرِّزق: ما يَأتي من فضل الله، مادّيًا ومعنويًا. «ومَن يَتَّق الله يَجعل له مَخرَجًا ويَرزُقه من حيث لا يَحتسب» (الطلاق، 2–3). الرزقُ لا يُقاس بوصفه مكافأةً كَمّيّةً تُحسب على قَدْر الطاعة؛ هو فضلٌ يَجري بإذن الله، تَفتحه التَقوى في كثيرٍ من الموارد، ولا يُجعل قانونًا فُرديًا مَضمونًا.</w:t>
       </w:r>
     </w:p>
     <w:p>
@@ -13431,7 +13431,7 @@
           <w:szCs w:val="24"/>
           <w:rtl/>
         </w:rPr>
-        <w:t>• الخِذلان: أن يَكِل اللهُ العبدَ إلى نفسه عند إعراضه، فلا يَجد عَونًا يَعينه. «وما لهم في الأرض من وَليّ ولا نَصير» (التوبة، 74). ليس عُقوبةً مادّيّة، وإنّما هو انسحابُ التأييد.</w:t>
+        <w:t>• الخِذلان: أن يَكِل اللهُ العبدَ إلى نفسه عند إعراضه، فلا يَجد عَونًا يَعينه. «وما لهم في الأرض من وَليّ ولا نَصير» (التوبة، 74). لا يَنحصر في عُقوبةٍ مادّيّة؛ إنّه انسحابُ التأييد.</w:t>
       </w:r>
     </w:p>
     <w:p>
@@ -13610,7 +13610,7 @@
           <w:szCs w:val="22"/>
           <w:rtl/>
         </w:rPr>
-        <w:t>قد يَكسب تاجرٌ مالًا كثيرًا، ثم لا يَجد في ماله سكينةً ولا نفعًا؛ وقد يَملك آخرُ رزقًا محدودًا، فإذا به يَكفيه ويَفتح له أبوابًا من طمأنينةٍ وعون. لا يصحّ أن نَحكم على شخصٍ بعينه من الخارج، لكنّ المعنى يُقَرّب الفرق بين الكَمّ والبَركة: ليست المسألة أرقامًا في دفتر، وإنّما هي نفعٌ يَجري بإذن الله في مواضعه.</w:t>
+        <w:t>قد يَكسب تاجرٌ مالًا كثيرًا، ثم لا يَجد في ماله سكينةً ولا نفعًا؛ وقد يَملك آخرُ رزقًا محدودًا، فإذا به يَكفيه ويَفتح له أبوابًا من طمأنينةٍ وعون. لا يصحّ أن نَحكم على شخصٍ بعينه من الخارج، لكنّ المعنى يُقَرّب الفرق بين الكَمّ والبَركة: المسألة تتجاوز أرقامًا في دفتر؛ إنّها نفعٌ يَجري بإذن الله في مواضعه.</w:t>
       </w:r>
     </w:p>
     <w:p>
@@ -13759,7 +13759,7 @@
           <w:szCs w:val="24"/>
           <w:rtl/>
         </w:rPr>
-        <w:t>ولذلك يَنبغي أن يُحفَظ هذا الفَرق في كلّ تَناوُلٍ للسنن في الكتاب: السنّةُ ليست كارما، وإن التَقَى الاثنان عند معنىً مُجرَّدٍ من «الفعل له أثر». الإطارُ يَنقُض الإطار، حتى مع التَقاء بعض المعاني الجزئيّة. (التَّطبيقُ العَمليّ لهذا الفَرق، في الردّ على ما تُحدِثه التَصوُّرات الكارمائيّة و«إنجيل الازدهار» في حياة الناس، يُستوفى في الفصل 10، §7.)</w:t>
+        <w:t>ولذلك يَنبغي أن يُحفَظ هذا الفَرق في كلّ تَناوُلٍ للسنن في الكتاب: السنّةُ تَفترق عن الكارما، وإن التَقَى الاثنان عند معنىً مُجرَّدٍ من «الفعل له أثر». الإطارُ يَنقُض الإطار، حتى مع التَقاء بعض المعاني الجزئيّة. (التَّطبيقُ العَمليّ لهذا الفَرق، في الردّ على ما تُحدِثه التَصوُّرات الكارمائيّة و«إنجيل الازدهار» في حياة الناس، يُستوفى في الفصل 10، §7.)</w:t>
       </w:r>
     </w:p>
     <w:p>
@@ -13856,7 +13856,7 @@
           <w:szCs w:val="24"/>
           <w:rtl/>
         </w:rPr>
-        <w:t>والذي يَستوعبه التَّصوُّر القرآنيّ: السنّةُ تَجري على الجميع، والامتيازُ الذي للمؤمن ليس امتيازًا في عَدَم وقوع البلاء، وإنّما في تَحويل البلاء إلى رفعة. «عجبًا لأمر المؤمن، إنّ أمرَه كلَّه له خير» (مسلم، حديث صهيب). البَلاءُ نفسُه يَقع. الفَرقُ في مَوقع المؤمن منه.</w:t>
+        <w:t>والذي يَستوعبه التَّصوُّر القرآنيّ: السنّةُ تَجري على الجميع، والامتيازُ الذي للمؤمن لا يَظهر في عَدَم وقوع البلاء؛ يَظهر في تَحويل البلاء إلى رفعة. «عجبًا لأمر المؤمن، إنّ أمرَه كلَّه له خير» (مسلم، حديث صهيب). البَلاءُ نفسُه يَقع. الفَرقُ في مَوقع المؤمن منه.</w:t>
       </w:r>
     </w:p>
     <w:p>
@@ -13921,7 +13921,7 @@
           <w:szCs w:val="24"/>
           <w:rtl/>
         </w:rPr>
-        <w:t>الجواب: السنّةُ ليست أداةً للتَنبُّؤ بمصير شخصٍ بعينه؛ هي قاعدةٌ معرفيّةٌ وأَخلاقيّة يَنبني عليها فِقهُ الفعل. تَقول لي السنّةُ: ازرع، تَوقَّع الإنبات في الغالب، وإن لم يَنبت زرعُك في حالةٍ مُعيَّنةٍ، فالقَاعدةُ لم تَنكسر؛ تَدخَلَ في حُكمها سببٌ آخر (مرض النبتة، خَلَلٌ في التُّربة، آفةٌ، أَمرٌ من الله بمنع الإنبات لِحكمةٍ). السنّةُ تُعطيني اتّجاهًا للسعي، لا ضَمانًا لكلّ مَرّة. هذا الاتّجاه يَكفي لِفقه المُكلَّف. مَن طَلَب الضمانَ طَلَب ما لم يُجعَل في طبيعة العالَم.</w:t>
+        <w:t>الجواب: السنّةُ لا تُتَّخذ أداةً للتَنبُّؤ بمصير شخصٍ بعينه؛ إنّها قاعدةٌ معرفيّةٌ وأَخلاقيّة يَنبني عليها فِقهُ الفعل. تَقول لي السنّةُ: ازرع، تَوقَّع الإنبات في الغالب، وإن لم يَنبت زرعُك في حالةٍ مُعيَّنةٍ، فالقَاعدةُ لم تَنكسر؛ تَدخَلَ في حُكمها سببٌ آخر (مرض النبتة، خَلَلٌ في التُّربة، آفةٌ، أَمرٌ من الله بمنع الإنبات لِحكمةٍ). السنّةُ تُعطيني اتّجاهًا للسعي، لا ضَمانًا لكلّ مَرّة. هذا الاتّجاه يَكفي لِفقه المُكلَّف. مَن طَلَب الضمانَ طَلَب ما لم يُجعَل في طبيعة العالَم.</w:t>
       </w:r>
     </w:p>
     <w:p>
@@ -14017,7 +14017,7 @@
           <w:szCs w:val="24"/>
           <w:rtl/>
         </w:rPr>
-        <w:t>فالسنّةُ ليست حدثًا واحدًا، وإنّما المجالُ الذي يَسمح للأحداث أن تَقع بانتظام. الماءُ سببٌ، والحرارةُ سببٌ، والتربةُ سببٌ، غير أنّ هذه الأسباب لا تُنبت وحدَها ما لم تَكن داخل بيئةٍ سننيّةٍ أوسعَ تَجعل الحبّةَ قابلةً للفَلق، والجذرَ قابلًا للنزول، والساقَ قابلةً للصعود. وكذلك فعلُ الإنسان: الكلمةُ سببٌ، والنيّةُ سببٌ، والسعيُ سببٌ، غير أنّ النتيجةَ لا تَخرج من السبب منفردًا، وإنّما من دخوله في شبكةٍ أوسعَ من السنن التي لا يُحيط بها الإنسان.</w:t>
+        <w:t>فالسنّةُ تتجاوز الحدثَ الواحد؛ إنّها المجالُ الذي يَسمح للأحداث أن تَقع بانتظام. الماءُ سببٌ، والحرارةُ سببٌ، والتربةُ سببٌ، غير أنّ هذه الأسباب لا تُنبت وحدَها ما لم تَكن داخل بيئةٍ سننيّةٍ أوسعَ تَجعل الحبّةَ قابلةً للفَلق، والجذرَ قابلًا للنزول، والساقَ قابلةً للصعود. وكذلك فعلُ الإنسان: الكلمةُ سببٌ، والنيّةُ سببٌ، والسعيُ سببٌ، غير أنّ النتيجةَ لا تَخرج من السبب منفردًا، وإنّما من دخوله في شبكةٍ أوسعَ من السنن التي لا يُحيط بها الإنسان.</w:t>
       </w:r>
     </w:p>
     <w:p>
@@ -14372,7 +14372,7 @@
           <w:szCs w:val="24"/>
           <w:rtl/>
         </w:rPr>
-        <w:t>يَحتاج الكلام في السنن إلى حدٍّ يَحفظه من طرفين: طرفٍ يجعلها آلةً مستقلّة، وطرفٍ يُلغي انتظامها باسم التديّن. السنّةُ في هذا الفصل قانونٌ ربّانيّ ثابت، لكنها لا تَقوم بذاتها ولا تَعمل خارج مشيئة الله: «وما تَشاءون إلا أن يَشاء الله» (الإنسان، 30). والمعجزة، حين تقع، ليست فوضى تُبطل معنى السنن؛ هي كَسرٌ مأذونٌ به في موضعٍ مخصوص لتأكيد رسالةٍ أو إظهار آية، لا قاعدةٌ تُنتظر في كلّ حاجة.</w:t>
+        <w:t>يَحتاج الكلام في السنن إلى حدٍّ يَحفظه من طرفين: طرفٍ يجعلها آلةً مستقلّة، وطرفٍ يُلغي انتظامها باسم التديّن. السنّةُ في هذا الفصل قانونٌ ربّانيّ ثابت، غير أنّها لا تَقوم بذاتها ولا تَعمل خارج مشيئة الله: «وما تَشاءون إلا أن يَشاء الله» (الإنسان، 30). والمعجزة، حين تقع، لا تُحدِث فوضى تُبطل معنى السنن؛ إنّها كَسرٌ مأذونٌ به في موضعٍ مخصوص لتأكيد رسالةٍ أو إظهار آية، لا قاعدةٌ تُنتظر في كلّ حاجة.</w:t>
       </w:r>
     </w:p>
     <w:p>
@@ -14501,7 +14501,7 @@
           <w:szCs w:val="24"/>
           <w:rtl/>
         </w:rPr>
-        <w:t>• السنّة ليست كارما؛ فهي تَجري في إطار الرحمة والابتلاء والتوبة والآخرة، لا في معادلة آلية مغلقة.</w:t>
+        <w:t>• السنّة تَفترق عن الكارما؛ فهي تَجري في إطار الرحمة والابتلاء والتوبة والآخرة، لا في معادلة آلية مغلقة.</w:t>
       </w:r>
     </w:p>
     <w:p>
@@ -14845,7 +14845,7 @@
           <w:szCs w:val="22"/>
           <w:rtl/>
         </w:rPr>
-        <w:t>تخيّل أن إنسانًا زرع شجرةً في أرضه: اختار البذرة، وسقاها، وحماها ما استطاع. هذا هو فعله الذي يُسأل عنه. لكن نموّ الشجرة يتعلّق أيضًا بالمطر، وخصوبة الأرض، وحرارة الموسم، وآفاتٍ لا يراها، وبأمر الله الذي تجري به السنن. فإذا لم تُثمر في الوقت الذي رجاه، فليس معنى ذلك أنّ زرعه كان عبثًا، ولا أنّه مذنبٌ حتمًا؛ معناه أنّ النتيجة أوسع من يده.</w:t>
+        <w:t>تخيّل أن إنسانًا زرع شجرةً في أرضه: اختار البذرة، وسقاها، وحماها ما استطاع. هذا هو فعله الذي يُسأل عنه. لكن نموّ الشجرة يتعلّق أيضًا بالمطر، وخصوبة الأرض، وحرارة الموسم، وآفاتٍ لا يراها، وبأمر الله الذي تجري به السنن. فإذا لم تُثمر في الوقت الذي رجاه، فلا يعني ذلك أنّ زرعه كان عبثًا، ولا أنّه مذنبٌ حتمًا؛ معناه أنّ النتيجة أوسع من يده.</w:t>
       </w:r>
     </w:p>
     <w:p>
@@ -14898,7 +14898,7 @@
           <w:szCs w:val="24"/>
           <w:rtl/>
         </w:rPr>
-        <w:t>«الاحتمال» في هذا الكتاب ليس شَكًّا فَلسفيًّا في وجود الحقيقة. الحقيقةُ ثابتةٌ في علم الله. ولكن في موقع الإنسان، الذي يَنطلق من الحاضر إلى المستقبل، تَنفتح أمامه، في كلّ حَدَثٍ، مَساراتٌ ممكنةٌ، تَتقاطع وتُولِّد نتائجَ متعدّدة. الإنسانُ يَعمل ضِمن هذه المَسارات، لا فوقها.</w:t>
+        <w:t>«الاحتمال» في هذا الكتاب لا يعني شَكًّا فَلسفيًّا في وجود الحقيقة. الحقيقةُ ثابتةٌ في علم الله. ولكن في موقع الإنسان، الذي يَنطلق من الحاضر إلى المستقبل، تَنفتح أمامه، في كلّ حَدَثٍ، مَساراتٌ ممكنةٌ، تَتقاطع وتُولِّد نتائجَ متعدّدة. الإنسانُ يَعمل ضِمن هذه المَسارات، لا فوقها.</w:t>
       </w:r>
     </w:p>
     <w:p>
@@ -14978,7 +14978,7 @@
           <w:szCs w:val="24"/>
           <w:rtl/>
         </w:rPr>
-        <w:t>ومن هنا يَلوح أنّ السعيَ ليس عَبَثًا ولا ضَمانًا. هو رَفعُ احتمال الخَير، وخَفضُ احتمال الشَرّ. وهذا، في مَوقع المُكلَّف، هو كلُّ ما يَستطيعه. الباقي على الله.</w:t>
+        <w:t>ومن هنا يَلوح أنّ السعيَ بعيدٌ عن العَبَث وعن الضَمان معًا. هو رَفعُ احتمال الخَير، وخَفضُ احتمال الشَرّ. وهذا، في مَوقع المُكلَّف، هو كلُّ ما يَستطيعه. الباقي على الله.</w:t>
       </w:r>
     </w:p>
     <w:p>
@@ -15126,7 +15126,7 @@
           <w:szCs w:val="24"/>
           <w:rtl/>
         </w:rPr>
-        <w:t>من النَّظر في الواقع وفي القرآن، يُمكن تَمييز أربعة أنماط يَتجلّى فيها تَفاوُتُ علاقة الفعل بالنتيجة. هذه الأنماط ليست قِسمةً نَصّيّة، وإنّما هي تَركيبٌ منهجيّ يَخدم وضوحَ التَناوُل:</w:t>
+        <w:t>من النَّظر في الواقع وفي القرآن، يُمكن تَمييز أربعة أنماط يَتجلّى فيها تَفاوُتُ علاقة الفعل بالنتيجة. هذه الأنماط لا تقوم على قِسمةٍ نَصّيّة؛ وإنّما هي تَركيبٌ منهجيّ يَخدم وضوحَ التَناوُل:</w:t>
       </w:r>
     </w:p>
     <w:p>
@@ -15190,23 +15190,23 @@
           <w:szCs w:val="24"/>
           <w:rtl/>
         </w:rPr>
-        <w:t>٤. الفعلُ الذي لا يَجد له أَثرًا ظاهرًا. الذي صَبر طوال عُمره دون أن يَرى عاقبةَ صَبره، الذي مَات تَحت الظلم دون أن يَرى انتصاره. هذا النمطُ، أَكثرُ ما يَحتاجه فيه المؤمنُ، هو اليومُ الآخر. وَعدُ الجَزاء فيه ليس تَأجيلًا تَعويضيًا للفقراء؛ هو مَوضعُ تَكميل ما لا يُستوفى في الدنيا.</w:t>
-      </w:r>
-    </w:p>
-    <w:p>
-      <w:pPr>
-        <w:bidi/>
-        <w:jc w:val="both"/>
-      </w:pPr>
-      <w:r>
-        <w:rPr>
-          <w:rFonts w:ascii="Traditional Arabic" w:hAnsi="Traditional Arabic" w:cs="Traditional Arabic"/>
-          <w:rFonts w:ascii="Traditional Arabic" w:hAnsi="Traditional Arabic"/>
-          <w:sz w:val="24"/>
-          <w:szCs w:val="24"/>
-          <w:rtl/>
-        </w:rPr>
-        <w:t>والإنسانُ، في كلّ لحظةٍ، لا يَعرف في أيّ نمطٍ يَقع. هذا الجَهلُ ليس عَيبًا في فَهمه؛ هو بنيةٌ من بِنية الاختبار. ولو كان الإنسانُ يَعرف أنّ نتيجتَه ستَأتي على النمط الأوّل لكلّ فعل، لَصار العملُ الصالحُ تَجارةً، لا اختبارًا.</w:t>
+        <w:t>٤. الفعلُ الذي لا يَجد له أَثرًا ظاهرًا. الذي صَبر طوال عُمره دون أن يَرى عاقبةَ صَبره، الذي مَات تَحت الظلم دون أن يَرى انتصاره. هذا النمطُ، أَكثرُ ما يَحتاجه فيه المؤمنُ، هو اليومُ الآخر. وَعدُ الجَزاء فيه لا يأتي تَأجيلًا تَعويضيًا للفقراء؛ هو مَوضعُ تَكميل ما لا يُستوفى في الدنيا.</w:t>
+      </w:r>
+    </w:p>
+    <w:p>
+      <w:pPr>
+        <w:bidi/>
+        <w:jc w:val="both"/>
+      </w:pPr>
+      <w:r>
+        <w:rPr>
+          <w:rFonts w:ascii="Traditional Arabic" w:hAnsi="Traditional Arabic" w:cs="Traditional Arabic"/>
+          <w:rFonts w:ascii="Traditional Arabic" w:hAnsi="Traditional Arabic"/>
+          <w:sz w:val="24"/>
+          <w:szCs w:val="24"/>
+          <w:rtl/>
+        </w:rPr>
+        <w:t>والإنسانُ، في كلّ لحظةٍ، لا يَعرف في أيّ نمطٍ يَقع. هذا الجَهلُ لا يكشف عَيبًا في فَهمه؛ هو بنيةٌ من بِنية الاختبار. ولو كان الإنسانُ يَعرف أنّ نتيجتَه ستَأتي على النمط الأوّل لكلّ فعل، لَصار العملُ الصالحُ تَجارةً، لا اختبارًا.</w:t>
       </w:r>
     </w:p>
     <w:p>
@@ -15259,7 +15259,7 @@
           <w:szCs w:val="24"/>
           <w:rtl/>
         </w:rPr>
-        <w:t>الدُّعاءُ في القرآن سببٌ من الأسباب، وليس نَفيًا للأسباب. هو سَببٌ يَفتح بابًا لا يَفتحه السبَبُ المادّيّ وحده. والإنسانُ مَأمورٌ بالأخذ بالأسباب المادّيّة وبالدعاء معًا. الذي يَدعو دون أن يَأخذ بالأسباب يَطلب من الله ما لم يَأمره به. والذي يَأخذ بالأسباب دون أن يَدعو يَتعلّق بالسبب دون مُسبِّبه.</w:t>
+        <w:t>الدُّعاءُ في القرآن سببٌ من الأسباب، ولا يقوم على نَفي الأسباب. هو سَببٌ يَفتح بابًا لا يَفتحه السبَبُ المادّيّ وحده. والإنسانُ مَأمورٌ بالأخذ بالأسباب المادّيّة وبالدعاء معًا. الذي يَدعو دون أن يَأخذ بالأسباب يَطلب من الله ما لم يَأمره به. والذي يَأخذ بالأسباب دون أن يَدعو يَتعلّق بالسبب دون مُسبِّبه.</w:t>
       </w:r>
     </w:p>
     <w:p>
@@ -15388,7 +15388,7 @@
           <w:szCs w:val="24"/>
           <w:rtl/>
         </w:rPr>
-        <w:t>١. الابتلاء كمَوضعِ رفعة. «ولَنَبلوَنَّكم بشيءٍ من الخوف والجوع ونقصٍ من الأموال والأنفس والثَّمَرات» (البقرة، 155). الابتلاءُ ليس فَشلًا للسببيّة؛ هو إدخالٌ في سنّةٍ أعلى.</w:t>
+        <w:t>١. الابتلاء كمَوضعِ رفعة. «ولَنَبلوَنَّكم بشيءٍ من الخوف والجوع ونقصٍ من الأموال والأنفس والثَّمَرات» (البقرة، 155). الابتلاءُ لا يعني فَشلًا للسببيّة؛ هو إدخالٌ في سنّةٍ أعلى.</w:t>
       </w:r>
     </w:p>
     <w:p>
@@ -15452,7 +15452,7 @@
           <w:szCs w:val="24"/>
           <w:rtl/>
         </w:rPr>
-        <w:t>في كلّ هذه المعاني الأربعة، الفعلُ ليس مُهدَرًا؛ هو في مَوضعه، يَعمل عملَه. والنتيجةُ التي رآها الفاعلُ ليست هي النتيجةَ كلَّها. وما يَنقصه من علم الزاويا الأخرى هو مَوضعُ إيمانه بربّ السنن.</w:t>
+        <w:t>في كلّ هذه المعاني الأربعة، الفعلُ محفوظُ القيمة؛ هو في مَوضعه، يَعمل عملَه. والنتيجةُ التي رآها الفاعلُ لا تستوعب النتيجةَ كلَّها. وما يَنقصه من علم الزاويا الأخرى هو مَوضعُ إيمانه بربّ السنن.</w:t>
       </w:r>
     </w:p>
     <w:p>
@@ -15505,7 +15505,7 @@
           <w:szCs w:val="24"/>
           <w:rtl/>
         </w:rPr>
-        <w:t>قاعدةُ الإمهال في القرآن صَريحةٌ: قد يُترَك المُسيءُ يُحقِّق ما يَظنّه نَجاحًا، مالًا، وسلطانًا، وانتصارًا قَصيرَ الأجل، لا بِأنّ السنّةَ مُحابيةٌ له، ولا بِأنّ ربَّ السنن أَهمَل العَدلَ، ولكن لِيَستَوفي حُكمَه على نفسه بإصراره. الإمهالُ ليس مُكافأةً، وإنّما هو اختبارٌ يَتراكم فيه الإثم.</w:t>
+        <w:t>قاعدةُ الإمهال في القرآن صَريحةٌ: قد يُترَك المُسيءُ يُحقِّق ما يَظنّه نَجاحًا، مالًا، وسلطانًا، وانتصارًا قَصيرَ الأجل، لا بِأنّ السنّةَ مُحابيةٌ له، ولا بِأنّ ربَّ السنن أَهمَل العَدلَ، ولكن لِيَستَوفي حُكمَه على نفسه بإصراره. الإمهالُ لا يُعدّ مُكافأةً، وإنّما هو اختبارٌ يَتراكم فيه الإثم.</w:t>
       </w:r>
     </w:p>
     <w:p>
@@ -15585,7 +15585,7 @@
           <w:szCs w:val="24"/>
           <w:rtl/>
         </w:rPr>
-        <w:t>ولأنّ الأمرَ كذلك، يَنبغي للمؤمن ألّا يَستعجل، وألّا يَيأس، وألّا يَشعر بالغُبن. النتيجةُ النهائيّةُ، في القرآن، ليست مَنوطةً بمَن يَجمع المالَ في الدنيا، وإنّما بمَن يَلقى اللهَ بقلبٍ سليم.</w:t>
+        <w:t>ولأنّ الأمرَ كذلك، يَنبغي للمؤمن ألّا يَستعجل، وألّا يَيأس، وألّا يَشعر بالغُبن. النتيجةُ النهائيّةُ، في القرآن، لا تُناط بمَن يَجمع المالَ في الدنيا، وإنّما بمَن يَلقى اللهَ بقلبٍ سليم.</w:t>
       </w:r>
     </w:p>
     <w:p>
@@ -15618,7 +15618,7 @@
           <w:szCs w:val="24"/>
           <w:rtl/>
         </w:rPr>
-        <w:t>ممّا تَقدَّم، يَتّضح أنّ مَوقعَ التَأكيد التَجريبيّ للسنّة ليس عند الفرد ولا في الحَدَث الواحد، وإنّما عند الكلّيّات:</w:t>
+        <w:t>ممّا تَقدَّم، يَتّضح أنّ مَوقعَ التَأكيد التَجريبيّ للسنّة لا يقع عند الفرد ولا في الحَدَث الواحد، وإنّما عند الكلّيّات:</w:t>
       </w:r>
     </w:p>
     <w:p>
@@ -15682,7 +15682,7 @@
           <w:szCs w:val="24"/>
           <w:rtl/>
         </w:rPr>
-        <w:t>السنّةُ على المستوى الكلّيّ مَرئيّة، وعلى المستوى الفُرديّ يَتشوَّش رؤيتُها بزَحمة الأسباب الأخرى. الإنسانُ الذي يُريد أن يَسير على هَدي السنن يَحرص عليها بحَسبه، ويَترك التَجلّيَ النهائيَّ لله. هذا الموقفُ يَنفَذ بين الكَسَل («ما الفائدةُ، فالنتيجةُ ليست في يدي») وبين التَّجارة الميكانيكيّة («إن صَلّيتُ ركعتَين، فالله مَدينٌ لي بنتيجة»).</w:t>
+        <w:t>السنّةُ على المستوى الكلّيّ مَرئيّة، وعلى المستوى الفُرديّ يَتشوَّش رؤيتُها بزَحمة الأسباب الأخرى. الإنسانُ الذي يُريد أن يَسير على هَدي السنن يَحرص عليها بحَسبه، ويَترك التَجلّيَ النهائيَّ لله. هذا الموقفُ يَنفَذ بين الكَسَل («ما الفائدةُ، فالنتيجةُ خارج يدي») وبين التَّجارة الميكانيكيّة («إن صَلّيتُ ركعتَين، فالله مَدينٌ لي بنتيجة»).</w:t>
       </w:r>
     </w:p>
     <w:p>
@@ -15730,7 +15730,7 @@
           <w:szCs w:val="28"/>
           <w:rtl/>
         </w:rPr>
-        <w:t>9. الاعتراض والجواب: «إن كانت النتيجةُ ليست بيد الإنسان، فلِمَ يَفعل أصلًا؟»</w:t>
+        <w:t>9. الاعتراض والجواب: «إن كانت النتيجةُ لا تقع بيد الإنسان، فلِمَ يَفعل أصلًا؟»</w:t>
       </w:r>
     </w:p>
     <w:p>
@@ -15972,7 +15972,7 @@
           <w:szCs w:val="24"/>
           <w:rtl/>
         </w:rPr>
-        <w:t>• نجاح المسيء في الدنيا ليس علامة رضا، وتأخر ثمرة المحسن ليس علامة خذلان.</w:t>
+        <w:t>• نجاح المسيء في الدنيا لا يدلّ على رضا، وتأخر ثمرة المحسن لا يدلّ على خذلان.</w:t>
       </w:r>
     </w:p>
     <w:p>
@@ -16309,7 +16309,7 @@
           <w:szCs w:val="24"/>
           <w:rtl/>
         </w:rPr>
-        <w:t>كلُّ ما تَقدَّم في الفصول السابقة قد يَنزلق إلى تَوظيفٍ خَطر إن لم يُحرَّر هذا الفصل: لو قَبِل الإنسانُ أنّ السنن قوانينُ، وأنّ الفعلَ يُولِّد أَثرًا، وأنّ هناك «أعمالًا مُؤثِّرة» تَفتح بابَ الرزق والبركة، وأنّ هناك «أعمالًا مَحقًا» تَستجلب الخِذلان، لكان قابلًا، لو اختزل المسألة، أن يَرى في كلّ مُصابٍ ذنبًا، وفي كلّ فاقدٍ تَفريطًا، وفي كلّ مظلومٍ سَببًا في ظُلمه. وهذا الانزلاق هو ما يَجعل فصلًا كاملًا في الكتاب وَجبًا لا تَكميلًا. هو ليس فَرعًا، وإنّما هو شَرطٌ في أن يَستقيم النموذجُ كلُّه.</w:t>
+        <w:t>كلُّ ما تَقدَّم في الفصول السابقة قد يَنزلق إلى تَوظيفٍ خَطر إن لم يُحرَّر هذا الفصل: لو قَبِل الإنسانُ أنّ السنن قوانينُ، وأنّ الفعلَ يُولِّد أَثرًا، وأنّ هناك «أعمالًا مُؤثِّرة» تَفتح بابَ الرزق والبركة، وأنّ هناك «أعمالًا مَحقًا» تَستجلب الخِذلان، لكان قابلًا، لو اختزل المسألة، أن يَرى في كلّ مُصابٍ ذنبًا، وفي كلّ فاقدٍ تَفريطًا، وفي كلّ مظلومٍ سَببًا في ظُلمه. وهذا الانزلاق هو ما يَجعل فصلًا كاملًا في الكتاب وَجبًا لا تَكميلًا. وظيفتُه لا تقف عند الفَرع؛ وإنّما هو شَرطٌ في أن يَستقيم النموذجُ كلُّه.</w:t>
       </w:r>
     </w:p>
     <w:p>
@@ -16356,7 +16356,7 @@
           <w:szCs w:val="22"/>
           <w:rtl/>
         </w:rPr>
-        <w:t>العبارة الحاكمة هنا بسيطة وحاسمة: لا يصح تفسير مصيبة شخص بعينه بأنها عقوبة على ذنبه. يستطيع الإنسان أن يتعظ من مصيبته هو، فيستغفر ويُراجع قلبه، لكنّه لا يملك أن يجعل ألم غيره نافذةً على غيبٍ لا يعلمه إلا الله. الرحمة هنا ليست عاطفةً زائدة، وإنّما هي جزءٌ من سلامة المنهج.</w:t>
+        <w:t>العبارة الحاكمة هنا بسيطة وحاسمة: لا يصح تفسير مصيبة شخص بعينه بأنها عقوبة على ذنبه. يستطيع الإنسان أن يتعظ من مصيبته هو، فيستغفر ويُراجع قلبه، لكنّه لا يملك أن يجعل ألم غيره نافذةً على غيبٍ لا يعلمه إلا الله. الرحمة هنا تتجاوز العاطفةَ الزائدة؛ فهي جزءٌ من سلامة المنهج.</w:t>
       </w:r>
     </w:p>
     <w:p>
@@ -16421,7 +16421,7 @@
           <w:szCs w:val="24"/>
           <w:rtl/>
         </w:rPr>
-        <w:t>• ما يَقع على الإنسان دون فعلٍ منه أو بِسببٍ خارجٍ عن إرادته: المَرضُ، الكوارثُ الطبيعيّة، فعلُ الظالمين، الموتُ المُفاجئ، الفَقرُ الموروث، الإعاقة، الفقدُ المَفجوع. هذه ليست بفعله؛ هي مَوقعُه في فضاءِ السنن والأقدار.</w:t>
+        <w:t>• ما يَقع على الإنسان دون فعلٍ منه أو بِسببٍ خارجٍ عن إرادته: المَرضُ، الكوارثُ الطبيعيّة، فعلُ الظالمين، الموتُ المُفاجئ، الفَقرُ الموروث، الإعاقة، الفقدُ المَفجوع. هذه لا تُعدّ من فعله؛ هي مَوقعُه في فضاءِ السنن والأقدار.</w:t>
       </w:r>
     </w:p>
     <w:p>
@@ -16532,7 +16532,7 @@
           <w:szCs w:val="22"/>
           <w:rtl/>
         </w:rPr>
-        <w:t>مريضٌ يخرج من عيادةٍ بتشخيصٍ ثقيل لا يحتاج إلى مَن يفتّش في ذنوبه، وإنّما إلى مَن يعينه على العلاج والصبر. ومظلومٌ سُلب حقّه لا يحتاج إلى مَن يسأله: «ماذا فعلت حتى وقع بك هذا؟»، وإنّما إلى مَن يقف مع الحقّ ويمنع الظلم. هذه الأمثلة اليومية تحفظ المعنى من القسوة: المصيبة ليست بطاقة اتهام، والرحمة أول ما يجب أن يصل إلى صاحب الألم.</w:t>
+        <w:t>مريضٌ يخرج من عيادةٍ بتشخيصٍ ثقيل لا يحتاج إلى مَن يفتّش في ذنوبه، وإنّما إلى مَن يعينه على العلاج والصبر. ومظلومٌ سُلب حقّه لا يحتاج إلى مَن يسأله: «ماذا فعلت حتى وقع بك هذا؟»، وإنّما إلى مَن يقف مع الحقّ ويمنع الظلم. هذه الأمثلة اليومية تحفظ المعنى من القسوة: المصيبة لا تتحوّل إلى بطاقة اتهام، والرحمة أول ما يجب أن يصل إلى صاحب الألم.</w:t>
       </w:r>
     </w:p>
     <w:p>
@@ -16762,39 +16762,39 @@
           <w:szCs w:val="24"/>
           <w:rtl/>
         </w:rPr>
-        <w:t>ثانيًا، «ويَعفُو عن كثير» تَختم الآيةَ. أي أنّ كثيرًا ممّا يَستحقّ الإنسانُ به مصيبةً، يَعفو اللهُ عنه. وهذا، في طبيعة الآية، يُؤكّد أنّ السنّةَ ليست ميكانيكيّةً.</w:t>
-      </w:r>
-    </w:p>
-    <w:p>
-      <w:pPr>
-        <w:bidi/>
-        <w:jc w:val="both"/>
-      </w:pPr>
-      <w:r>
-        <w:rPr>
-          <w:rFonts w:ascii="Traditional Arabic" w:hAnsi="Traditional Arabic" w:cs="Traditional Arabic"/>
-          <w:rFonts w:ascii="Traditional Arabic" w:hAnsi="Traditional Arabic"/>
-          <w:sz w:val="24"/>
-          <w:szCs w:val="24"/>
-          <w:rtl/>
-        </w:rPr>
-        <w:t>ثالثًا، حتى في الجزء الذي يُربط بالمصيبة بفعلٍ، الأمرُ بين العبدِ ورَبّه، لا بين العبدِ والناس. ليس للناس أن يَنسبوا مصيبةَ شخصٍ بعينه إلى ذنبٍ بعينه. هذا تَجاوزٌ على علم الله.</w:t>
-      </w:r>
-    </w:p>
-    <w:p>
-      <w:pPr>
-        <w:bidi/>
-        <w:jc w:val="both"/>
-      </w:pPr>
-      <w:r>
-        <w:rPr>
-          <w:rFonts w:ascii="Traditional Arabic" w:hAnsi="Traditional Arabic" w:cs="Traditional Arabic"/>
-          <w:rFonts w:ascii="Traditional Arabic" w:hAnsi="Traditional Arabic"/>
-          <w:sz w:val="24"/>
-          <w:szCs w:val="24"/>
-          <w:rtl/>
-        </w:rPr>
-        <w:t>رابعًا، الآيةُ ليست في باب التَفسير المُتَجاوز للغَيب، وإنّما في باب الموقف الذاتيّ من المصيبة: أن يَتذكّر الإنسانُ تقصيرَه، ويَستغفر، ويَتوب. هذا تَوظيفٌ ذاتيٌّ للآية في تَنقية النَّفس، لا تَوظيفٌ خارجيٌّ في الحُكم على الآخرين.</w:t>
+        <w:t>ثانيًا، «ويَعفُو عن كثير» تَختم الآيةَ. أي أنّ كثيرًا ممّا يَستحقّ الإنسانُ به مصيبةً، يَعفو اللهُ عنه. وهذا، في طبيعة الآية، يُؤكّد أنّ السنّةَ لا تجري على نحوٍ ميكانيكيّ.</w:t>
+      </w:r>
+    </w:p>
+    <w:p>
+      <w:pPr>
+        <w:bidi/>
+        <w:jc w:val="both"/>
+      </w:pPr>
+      <w:r>
+        <w:rPr>
+          <w:rFonts w:ascii="Traditional Arabic" w:hAnsi="Traditional Arabic" w:cs="Traditional Arabic"/>
+          <w:rFonts w:ascii="Traditional Arabic" w:hAnsi="Traditional Arabic"/>
+          <w:sz w:val="24"/>
+          <w:szCs w:val="24"/>
+          <w:rtl/>
+        </w:rPr>
+        <w:t>ثالثًا، حتى في الجزء الذي يُربط بالمصيبة بفعلٍ، الأمرُ بين العبدِ ورَبّه، لا بين العبدِ والناس. لا يحقّ للناس أن يَنسبوا مصيبةَ شخصٍ بعينه إلى ذنبٍ بعينه. هذا تَجاوزٌ على علم الله.</w:t>
+      </w:r>
+    </w:p>
+    <w:p>
+      <w:pPr>
+        <w:bidi/>
+        <w:jc w:val="both"/>
+      </w:pPr>
+      <w:r>
+        <w:rPr>
+          <w:rFonts w:ascii="Traditional Arabic" w:hAnsi="Traditional Arabic" w:cs="Traditional Arabic"/>
+          <w:rFonts w:ascii="Traditional Arabic" w:hAnsi="Traditional Arabic"/>
+          <w:sz w:val="24"/>
+          <w:szCs w:val="24"/>
+          <w:rtl/>
+        </w:rPr>
+        <w:t>رابعًا، الآيةُ لا تَرِد في باب التَفسير المُتَجاوز للغَيب، وإنّما في باب الموقف الذاتيّ من المصيبة: أن يَتذكّر الإنسانُ تقصيرَه، ويَستغفر، ويَتوب. هذا تَوظيفٌ ذاتيٌّ للآية في تَنقية النَّفس، لا تَوظيفٌ خارجيٌّ في الحُكم على الآخرين.</w:t>
       </w:r>
     </w:p>
     <w:p>
@@ -17165,7 +17165,7 @@
           <w:szCs w:val="24"/>
           <w:rtl/>
         </w:rPr>
-        <w:t>• إنجيل الازدهار يَنسب الغِنى والصحّة والنجاح إلى «الإيمان»، فيَفتِن الفقراءَ والمرضى والمُبتَلين، ويَفتح بابًا لمَن يُتاجر بالدين تجارةً مُربحة. القرآنُ يَردّ ذلك ردًّا قاطعًا: نبيُّه المختار صَلى الله عليه وسلم قَصَد قَلبًا أن يَعيش في كَفَفٍ. ولأَنبيائه قِصصُ الجوع والخوف والقَتل. الغِنى ليس آيةَ رضا، ولا الفَقرُ آيةَ عُقوبة.</w:t>
+        <w:t>• إنجيل الازدهار يَنسب الغِنى والصحّة والنجاح إلى «الإيمان»، فيَفتِن الفقراءَ والمرضى والمُبتَلين، ويَفتح بابًا لمَن يُتاجر بالدين تجارةً مُربحة. القرآنُ يَردّ ذلك ردًّا قاطعًا: نبيُّه المختار صَلى الله عليه وسلم قَصَد قَلبًا أن يَعيش في كَفَفٍ. ولأَنبيائه قِصصُ الجوع والخوف والقَتل. الغِنى لا يدلّ على رضا، ولا الفَقرُ على عُقوبة.</w:t>
       </w:r>
     </w:p>
     <w:p>
@@ -17197,7 +17197,7 @@
           <w:szCs w:val="24"/>
           <w:rtl/>
         </w:rPr>
-        <w:t>وممّا يُعمّق هذا المنعَ أنّ النزوعَ إلى لَوم الضحيّة ليس مجرّد خطأٍ تأويليّ، وإنّما هو تحيّزٌ معرفيٌّ موثَّقٌ في علم النفس الاجتماعيّ، رُصد وقِيس في دراساتٍ تجريبيّة:</w:t>
+        <w:t>وممّا يُعمّق هذا المنعَ أنّ النزوعَ إلى لَوم الضحيّة يتجاوز مجرّد خطأٍ تأويليّ؛ فهو تحيّزٌ معرفيٌّ موثَّقٌ في علم النفس الاجتماعيّ، رُصد وقِيس في دراساتٍ تجريبيّة:</w:t>
       </w:r>
     </w:p>
     <w:p>
@@ -17261,7 +17261,7 @@
           <w:szCs w:val="24"/>
           <w:rtl/>
         </w:rPr>
-        <w:t>هذه التحيّزاتُ تُفسِّر لماذا يَنزلق الناسُ إلى لَوم الضحيّة، وتُؤكّد أنّ الردعَ عنه ليس وَعظًا عاطفيًا فحسب، وإنّما هو ضرورةٌ يَسندها النظرُ في النفس البشريّة. والقرآنُ سَبَق إلى نَفيها بنفي «القراءة العقابيّة الفرديّة»، فالتقى المعنى الشرعيّ مع ما تَرصده الدراساتُ، التقاءً في الأفق لا تَبعيّةً للنموذج العلميّ.</w:t>
+        <w:t>هذه التحيّزاتُ تُفسِّر لماذا يَنزلق الناسُ إلى لَوم الضحيّة، وتُؤكّد أنّ الردعَ عنه يتجاوز الوَعظَ العاطفيّ؛ فهو ضرورةٌ يَسندها النظرُ في النفس البشريّة. والقرآنُ سَبَق إلى نَفيها بنفي «القراءة العقابيّة الفرديّة»، فالتقى المعنى الشرعيّ مع ما تَرصده الدراساتُ، التقاءً في الأفق لا تَبعيّةً للنموذج العلميّ.</w:t>
       </w:r>
     </w:p>
     <w:p>
@@ -17470,7 +17470,7 @@
           <w:szCs w:val="24"/>
           <w:rtl/>
         </w:rPr>
-        <w:t>ليُحفَظ التَوازن: ليس كلُّ ربطٍ بين فعل المرء وما يَلحقه به ممنوعًا. هناك حالاتٌ يَكون فيها فِعلُ الإنسان نفسِه سببًا حقيقيًا لِمآلٍ معروف:</w:t>
+        <w:t>ليُحفَظ التَوازن: لا يُمنع كلُّ ربطٍ بين فعل المرء وما يَلحقه به. هناك حالاتٌ يَكون فيها فِعلُ الإنسان نفسِه سببًا حقيقيًا لِمآلٍ معروف:</w:t>
       </w:r>
     </w:p>
     <w:p>
@@ -17583,7 +17583,7 @@
           <w:szCs w:val="24"/>
           <w:rtl/>
         </w:rPr>
-        <w:t>يبقى هذا الفصل في حدوده من غير أن يُسقط مسؤولية الإنسان عن فعله؛ فالمسؤولية على القصد والقول والعمل تامّة. وليس كلّ ربطٍ بين فعلٍ ومآلٍ خلطًا منهيًا عنه، إذ توجد أسبابٌ ظاهرةٌ مشروعةٌ للتنبيه والنصيحة كما في القسم السابق.</w:t>
+        <w:t>يبقى هذا الفصل في حدوده من غير أن يُسقط مسؤولية الإنسان عن فعله؛ فالمسؤولية على القصد والقول والعمل تامّة. ولا يكون كلّ ربطٍ بين فعلٍ ومآلٍ خلطًا منهيًا عنه، إذ توجد أسبابٌ ظاهرةٌ مشروعةٌ للتنبيه والنصيحة كما في القسم السابق.</w:t>
       </w:r>
     </w:p>
     <w:p>
@@ -17631,7 +17631,7 @@
           <w:szCs w:val="24"/>
           <w:rtl/>
         </w:rPr>
-        <w:t>وهكذا يكتمل الحدّ الفاصل: الإنسان مأمورٌ بالفعل والحذر والنصيحة والعدل، لكنه ليس مأذونًا في اقتحام الغيب. ومن رحمة هذا الحدّ أنه يَرفع عن المبتلى ثقلًا لا يحتمله، ويمنع القارئ من أن يتحوّل، باسم السنن، إلى قاضٍ على جراح الناس.</w:t>
+        <w:t>وهكذا يكتمل الحدّ الفاصل: الإنسان مأمورٌ بالفعل والحذر والنصيحة والعدل، غير أنّه غير مأذونٍ في اقتحام الغيب. ومن رحمة هذا الحدّ أنه يَرفع عن المبتلى ثقلًا لا يحتمله، ويمنع القارئ من أن يتحوّل، باسم السنن، إلى قاضٍ على جراح الناس.</w:t>
       </w:r>
     </w:p>
     <w:p>
@@ -17896,7 +17896,7 @@
           <w:szCs w:val="24"/>
           <w:rtl/>
         </w:rPr>
-        <w:t>والصحيفةُ في القرآن ليست مجرّدَ مَوصوفٍ غَيبيٍّ يُذكَر للتَخويف؛ هي شَرطٌ في عَدالة التكليف. لو لم يَكن هناك سِجلٌّ، لَكان للظالم أن يَنسى ظُلمه، وللمحسن أن يَضيع إحسانُه. ولكنّ الله يُؤكِّد في كتابه أنّ كلَّ شيءٍ، في باب فعل الإنسان، مَكتوبٌ، مَحفوظٌ، مَعروضٌ. هذا الإطارُ يُعطي الحياةَ الدنيا جِدّيّتَها، ولا يَسمح للإنسان بأن يَعيش كأنّ شيئًا لا يُسجَّل عليه.</w:t>
+        <w:t>والصحيفةُ في القرآن لا تَرِد مجرّدَ مَوصوفٍ غَيبيٍّ يُذكَر للتَخويف؛ هي شَرطٌ في عَدالة التكليف. لو لم يَكن هناك سِجلٌّ، لَكان للظالم أن يَنسى ظُلمه، وللمحسن أن يَضيع إحسانُه. ولكنّ الله يُؤكِّد في كتابه أنّ كلَّ شيءٍ، في باب فعل الإنسان، مَكتوبٌ، مَحفوظٌ، مَعروضٌ. هذا الإطارُ يُعطي الحياةَ الدنيا جِدّيّتَها، ولا يَسمح للإنسان بأن يَعيش كأنّ شيئًا لا يُسجَّل عليه.</w:t>
       </w:r>
     </w:p>
     <w:p>
@@ -17928,7 +17928,7 @@
           <w:szCs w:val="24"/>
           <w:rtl/>
         </w:rPr>
-        <w:t>ويَنبغي أن يَتّضح من أوّل سطرٍ أنّ الصحيفةَ ليست استثناءً غَيبيًا يُضاف إلى نظام السنن المُؤسَّس في الفصل الثامن، وإنّما هي السنّةُ العَدليّةُ التي بدونها يَنهار معنى ما تَقدَّم. لو كان الكونُ مُنتظَمًا بسننٍ تَجري بإذن الله، وكان للإنسان فعلٌ حقيقيٌّ يُولِّد أَثرًا (الفصلان 7 و9)، وكانت المسؤوليّةُ مَحصورةً بفعله لا بِما يَقع عليه، لَزمَ من ذلك كلِّه أن يَكون لهذا الفعل سِجِلٌّ يُحفَظ ويُعرَض؛ وإلّا انفرط العَقدُ. الصحيفةُ، في هذا الكتاب، هي إذًا الوَجهُ العَدليّ للسنن، لا حَدَثٌ غَيبيٌّ مُنفصلٌ عنها.</w:t>
+        <w:t>ويَنبغي أن يَتّضح من أوّل سطرٍ أنّ الصحيفةَ لا تأتي استثناءً غَيبيًا يُضاف إلى نظام السنن المُؤسَّس في الفصل الثامن، وإنّما هي السنّةُ العَدليّةُ التي بدونها يَنهار معنى ما تَقدَّم. لو كان الكونُ مُنتظَمًا بسننٍ تَجري بإذن الله، وكان للإنسان فعلٌ حقيقيٌّ يُولِّد أَثرًا (الفصلان 7 و9)، وكانت المسؤوليّةُ مَحصورةً بفعله لا بِما يَقع عليه، لَزمَ من ذلك كلِّه أن يَكون لهذا الفعل سِجِلٌّ يُحفَظ ويُعرَض؛ وإلّا انفرط العَقدُ. الصحيفةُ، في هذا الكتاب، هي إذًا الوَجهُ العَدليّ للسنن، لا حَدَثٌ غَيبيٌّ مُنفصلٌ عنها.</w:t>
       </w:r>
     </w:p>
     <w:p>
@@ -17959,7 +17959,7 @@
           <w:szCs w:val="22"/>
           <w:rtl/>
         </w:rPr>
-        <w:t>الفكرة ليست أنّ للإنسان «أثرًا رقميًا» بالمعنى الحديث؛ فالصحيفة غيبٌ لا يُشبَّه بملفّات الشبكات ولا بسجلات الأجهزة. أقصى ما تساعدنا به خبرة العصر الرقمي أن نتذكّر أنّ الفعل لا يتلاشى لمجرّد أنّ صاحبه نسيه أو تجاوزه. أمّا كيف تُحفَظ الأعمال وتُعرَض، فذلك مما استأثر الله بتفصيله، وتَجري سننه العادلة بأمره لا بآلةٍ مستقلة.</w:t>
+        <w:t>الفكرة لا تذهب إلى أنّ للإنسان «أثرًا رقميًا» بالمعنى الحديث؛ فالصحيفة غيبٌ لا يُشبَّه بملفّات الشبكات ولا بسجلات الأجهزة. أقصى ما تساعدنا به خبرة العصر الرقمي أن نتذكّر أنّ الفعل لا يتلاشى لمجرّد أنّ صاحبه نسيه أو تجاوزه. أمّا كيف تُحفَظ الأعمال وتُعرَض، فذلك مما استأثر الله بتفصيله، وتَجري سننه العادلة بأمره لا بآلةٍ مستقلة.</w:t>
       </w:r>
     </w:p>
     <w:p>
@@ -18290,23 +18290,23 @@
           <w:szCs w:val="24"/>
           <w:rtl/>
         </w:rPr>
-        <w:t>٢. الحُضورُ الفِعليّ: «وَوَجَدوا ما عَمِلوا حاضرًا». ليس وَصفًا مَكتوبًا، وإنّما هو استرجاعٌ للحَدَث، يَجعل الإنسانَ يَواجه فعلَه دون التِباس. وما كان مَجهولًا في الطبقة الثالثة من المجهول يومَ الفِعل، ممّا أُغلِق عن الإنسان في الدنيا، يَصير حاضرًا في يوم العَرض.</w:t>
-      </w:r>
-    </w:p>
-    <w:p>
-      <w:pPr>
-        <w:bidi/>
-        <w:jc w:val="right"/>
-      </w:pPr>
-      <w:r>
-        <w:rPr>
-          <w:rFonts w:ascii="Traditional Arabic" w:hAnsi="Traditional Arabic" w:cs="Traditional Arabic"/>
-          <w:rFonts w:ascii="Traditional Arabic" w:hAnsi="Traditional Arabic"/>
-          <w:sz w:val="24"/>
-          <w:szCs w:val="24"/>
-          <w:rtl/>
-        </w:rPr>
-        <w:t>٣. نَفيُ الظلم: «ولا يَظلم رَبُّك أحدًا». السِجِلُّ ليس آلةَ إدانةٍ، وإنّما هو آلةُ عَدلٍ بحَسب الحقيقة.</w:t>
+        <w:t>٢. الحُضورُ الفِعليّ: «وَوَجَدوا ما عَمِلوا حاضرًا». يتجاوز الوَصفَ المكتوب إلى استرجاعٍ للحَدَث، يَجعل الإنسانَ يَواجه فعلَه دون التِباس. وما كان مَجهولًا في الطبقة الثالثة من المجهول يومَ الفِعل، ممّا أُغلِق عن الإنسان في الدنيا، يَصير حاضرًا في يوم العَرض.</w:t>
+      </w:r>
+    </w:p>
+    <w:p>
+      <w:pPr>
+        <w:bidi/>
+        <w:jc w:val="right"/>
+      </w:pPr>
+      <w:r>
+        <w:rPr>
+          <w:rFonts w:ascii="Traditional Arabic" w:hAnsi="Traditional Arabic" w:cs="Traditional Arabic"/>
+          <w:rFonts w:ascii="Traditional Arabic" w:hAnsi="Traditional Arabic"/>
+          <w:sz w:val="24"/>
+          <w:szCs w:val="24"/>
+          <w:rtl/>
+        </w:rPr>
+        <w:t>٣. نَفيُ الظلم: «ولا يَظلم رَبُّك أحدًا». السِجِلُّ لا يعمل آلةَ إدانةٍ؛ وإنّما هو آلةُ عَدلٍ بحَسب الحقيقة.</w:t>
       </w:r>
     </w:p>
     <w:p>
@@ -18503,23 +18503,23 @@
           <w:szCs w:val="24"/>
           <w:rtl/>
         </w:rPr>
-        <w:t>والمعنى الذي يُؤطِّر هذا الكتاب أنّ الحساب كَشفٌ لمَسار الإنسان لا مُحاكَمةٌ تَفاوُضيّة. ليس هناك دَعوى تُقبَل أو تُرَدّ، ولا بَيِّنةٌ تُقدَّم لتَلوي السِّجِلّ، ولا مُساوَمةٌ على البُنود. الإنسانُ يَواجه ما كَتبه على نفسه بفعله وقَوله، فيَكون هو، في تلك الساعة، شاهدَه وحَسيبَه في آنٍ واحد. وعبارةُ «كَفَى بنَفسِك اليومَ عليك حَسيبًا» تُغلِق بابَ كلِّ احتجاجٍ خارجيّ: لا يُحَمَّل غيرُه ما هو مَسؤوليّته، ولا يَنفصل هو عمّا اختار.</w:t>
-      </w:r>
-    </w:p>
-    <w:p>
-      <w:pPr>
-        <w:bidi/>
-        <w:jc w:val="both"/>
-      </w:pPr>
-      <w:r>
-        <w:rPr>
-          <w:rFonts w:ascii="Traditional Arabic" w:hAnsi="Traditional Arabic" w:cs="Traditional Arabic"/>
-          <w:rFonts w:ascii="Traditional Arabic" w:hAnsi="Traditional Arabic"/>
-          <w:sz w:val="24"/>
-          <w:szCs w:val="24"/>
-          <w:rtl/>
-        </w:rPr>
-        <w:t>ومن هنا يَتأكَّد ما تَقدَّم في القسمَين 2 و3: السِّجِلُّ ليس قِراءةً ملائكيّةً للسرائر، ولا تَحقيقًا في النوايا بأَدوات أَنفُسها. هو ما كَتبه الإنسانُ على نَفسه بِما نَطق وما فَعَل، يُخرَج له يومَ القيامة كتابًا مَنشورًا، يَتلوه بنَفسه. والسرائرُ التي وراء ذلك، عِلمُها عند الله وحده، ويَتولّى هو حسابَها بحَسَب ما يَعلم. والصحيفةُ، بهذا المعنى، ليست نظامَ نقاطٍ يَتراكَم بحساب آليّ، ولا آلةً ميكانيكيّةً تَزِن وتَطرح؛ هي كتابُ مَسارٍ يُعرَض، فيَلقى الإنسانُ نفسَه فيه.</w:t>
+        <w:t>والمعنى الذي يُؤطِّر هذا الكتاب أنّ الحساب كَشفٌ لمَسار الإنسان لا مُحاكَمةٌ تَفاوُضيّة. لا توجد هناك دَعوى تُقبَل أو تُرَدّ، ولا بَيِّنةٌ تُقدَّم لتَلوي السِّجِلّ، ولا مُساوَمةٌ على البُنود. الإنسانُ يَواجه ما كَتبه على نفسه بفعله وقَوله، فيَكون هو، في تلك الساعة، شاهدَه وحَسيبَه في آنٍ واحد. وعبارةُ «كَفَى بنَفسِك اليومَ عليك حَسيبًا» تُغلِق بابَ كلِّ احتجاجٍ خارجيّ: لا يُحَمَّل غيرُه ما هو مَسؤوليّته، ولا يَنفصل هو عمّا اختار.</w:t>
+      </w:r>
+    </w:p>
+    <w:p>
+      <w:pPr>
+        <w:bidi/>
+        <w:jc w:val="both"/>
+      </w:pPr>
+      <w:r>
+        <w:rPr>
+          <w:rFonts w:ascii="Traditional Arabic" w:hAnsi="Traditional Arabic" w:cs="Traditional Arabic"/>
+          <w:rFonts w:ascii="Traditional Arabic" w:hAnsi="Traditional Arabic"/>
+          <w:sz w:val="24"/>
+          <w:szCs w:val="24"/>
+          <w:rtl/>
+        </w:rPr>
+        <w:t>ومن هنا يَتأكَّد ما تَقدَّم في القسمَين 2 و3: السِّجِلُّ لا يقوم على قِراءةٍ ملائكيّةٍ للسرائر، ولا على تَحقيقٍ في النوايا بأَدوات أَنفُسها. هو ما كَتبه الإنسانُ على نَفسه بِما نَطق وما فَعَل، يُخرَج له يومَ القيامة كتابًا مَنشورًا، يَتلوه بنَفسه. والسرائرُ التي وراء ذلك، عِلمُها عند الله وحده، ويَتولّى هو حسابَها بحَسَب ما يَعلم. والصحيفةُ، بهذا المعنى، تبتعد عن نظام النقاط الذي يَتراكَم بحساب آليّ، وعن آلةٍ ميكانيكيّةٍ تَزِن وتَطرح؛ هي كتابُ مَسارٍ يُعرَض، فيَلقى الإنسانُ نفسَه فيه.</w:t>
       </w:r>
     </w:p>
     <w:p>
@@ -18572,23 +18572,23 @@
           <w:szCs w:val="24"/>
           <w:rtl/>
         </w:rPr>
-        <w:t>كلُّ أمّةٍ لها سِجِلٌّ تُدعى إليه. هذا يُؤكّد أنّ المسؤوليّةَ ليست فُرديّةً فقط، وإنّما لها وَجهٌ جَماعيّ، تَلتقي بسنن الاجتماع. والأمّةُ تُحاسَب بِما اختارت أن تَكون عَبر تاريخها.</w:t>
-      </w:r>
-    </w:p>
-    <w:p>
-      <w:pPr>
-        <w:bidi/>
-        <w:jc w:val="both"/>
-      </w:pPr>
-      <w:r>
-        <w:rPr>
-          <w:rFonts w:ascii="Traditional Arabic" w:hAnsi="Traditional Arabic" w:cs="Traditional Arabic"/>
-          <w:rFonts w:ascii="Traditional Arabic" w:hAnsi="Traditional Arabic"/>
-          <w:sz w:val="24"/>
-          <w:szCs w:val="24"/>
-          <w:rtl/>
-        </w:rPr>
-        <w:t>وصحيفةُ الأمّة ليست مجموعَ صَحائف أَفرادها بتَسطيرٍ حِسابيّ. هي سِجِلُّ الاختيار الجَماعيّ الذي تَتَراكَم به سنن الاجتماع: عَدلًا أو ظُلمًا، شُورى أو استبدادًا، إصلاحًا أو إفسادًا. ولأنّ سنن الاجتماع أَطول أَجَلًا من سنن الأنفس، فإنّ صحيفةَ الأمم تُغلَق على آماد بَعيدة، لا على لحظات. ومن هنا قاعدةُ الإمهال: تَأخُّرُ الأَخذ في الدنيا لا يَعني أنّ السِجِلَّ غافل، وإنّما يَعني أنّ سنّةَ الإهلاك تَنتظر تَمامَ شَواهدها.</w:t>
+        <w:t>كلُّ أمّةٍ لها سِجِلٌّ تُدعى إليه. هذا يُؤكّد أنّ المسؤوليّةَ لا تنحصر في الفرد، وإنّما لها وَجهٌ جَماعيّ، تَلتقي بسنن الاجتماع. والأمّةُ تُحاسَب بِما اختارت أن تَكون عَبر تاريخها.</w:t>
+      </w:r>
+    </w:p>
+    <w:p>
+      <w:pPr>
+        <w:bidi/>
+        <w:jc w:val="both"/>
+      </w:pPr>
+      <w:r>
+        <w:rPr>
+          <w:rFonts w:ascii="Traditional Arabic" w:hAnsi="Traditional Arabic" w:cs="Traditional Arabic"/>
+          <w:rFonts w:ascii="Traditional Arabic" w:hAnsi="Traditional Arabic"/>
+          <w:sz w:val="24"/>
+          <w:szCs w:val="24"/>
+          <w:rtl/>
+        </w:rPr>
+        <w:t>وصحيفةُ الأمّة لا تساوي مجموعَ صَحائف أَفرادها بتَسطيرٍ حِسابيّ. هي سِجِلُّ الاختيار الجَماعيّ الذي تَتَراكَم به سنن الاجتماع: عَدلًا أو ظُلمًا، شُورى أو استبدادًا، إصلاحًا أو إفسادًا. ولأنّ سنن الاجتماع أَطول أَجَلًا من سنن الأنفس، فإنّ صحيفةَ الأمم تُغلَق على آماد بَعيدة، لا على لحظات. ومن هنا قاعدةُ الإمهال: تَأخُّرُ الأَخذ في الدنيا لا يَعني أنّ السِجِلَّ غافل، وإنّما يَعني أنّ سنّةَ الإهلاك تَنتظر تَمامَ شَواهدها.</w:t>
       </w:r>
     </w:p>
     <w:p>
@@ -18657,7 +18657,7 @@
           <w:szCs w:val="24"/>
           <w:rtl/>
         </w:rPr>
-        <w:t>الميزانُ ليس مُجرَّدَ كَمٍّ يُرجَّح، وإنّما هو عَدلٌ مُحَكَمٌ يُوزن به الفعلُ. والقرآنُ يُسمّي «ميزان الحقّ»، تأكيدًا على أنّه ميزانُ نوعٍ لا ميزانُ كَمٍّ بَحت. التزامًا بقاعدة الكتاب: لا تَكميم في وَصف العمل الصالح؛ ولا «رَصيدٌ» يَجمع به الإنسانُ حَسَناتِه. القَبولُ بيدِ الله، يَجعل القَليلَ يَرجح، ويَجعل الكثيرَ المُعتَدّ به في الدنيا هَباءً منثورًا إن لم يَكن خالصًا. (تَفريعُ هذا المعنى عَمَليًا في §7 أدناه.)</w:t>
+        <w:t>الميزانُ يتجاوز مُجرَّدَ كَمٍّ يُرجَّح؛ فهو عَدلٌ مُحَكَمٌ يُوزن به الفعلُ. والقرآنُ يُسمّي «ميزان الحقّ»، تأكيدًا على أنّه ميزانُ نوعٍ لا ميزانُ كَمٍّ بَحت. التزامًا بقاعدة الكتاب: لا تَكميم في وَصف العمل الصالح؛ ولا «رَصيدٌ» يَجمع به الإنسانُ حَسَناتِه. القَبولُ بيدِ الله، يَجعل القَليلَ يَرجح، ويَجعل الكثيرَ المُعتَدّ به في الدنيا هَباءً منثورًا إن لم يَكن خالصًا. (تَفريعُ هذا المعنى عَمَليًا في §7 أدناه.)</w:t>
       </w:r>
     </w:p>
     <w:p>
@@ -18850,7 +18850,7 @@
           <w:szCs w:val="24"/>
           <w:rtl/>
         </w:rPr>
-        <w:t>ولذلك، الصياغةُ السَّليمةُ ليست: «أَعمل كذا حَسنةً وأَتفادى كذا سيّئة فأَنجو». الصياغةُ السَّليمة: «أَعمل صالحًا، وأَترك سيّئًا، وأَتُوب إذا أَخطأتُ، وأُسلِّم القَبولَ لمَن يَعلَم سَريرتي». الفَرقُ بين الصياغتَين هو الفَرقُ بين عبدٍ يُحاسب نفسه ويَترك القَبولَ لربّه، وبين تاجرٍ يَحسب حِسابه ويَطلب الضَمان.</w:t>
+        <w:t>ولذلك، الصياغةُ السَّليمةُ لا تكون: «أَعمل كذا حَسنةً وأَتفادى كذا سيّئة فأَنجو». الصياغةُ السَّليمة: «أَعمل صالحًا، وأَترك سيّئًا، وأَتُوب إذا أَخطأتُ، وأُسلِّم القَبولَ لمَن يَعلَم سَريرتي». الفَرقُ بين الصياغتَين هو الفَرقُ بين عبدٍ يُحاسب نفسه ويَترك القَبولَ لربّه، وبين تاجرٍ يَحسب حِسابه ويَطلب الضَمان.</w:t>
       </w:r>
     </w:p>
     <w:p>
@@ -18899,7 +18899,7 @@
           <w:szCs w:val="24"/>
           <w:rtl/>
         </w:rPr>
-        <w:t>الجواب: الحاجةُ ليست معرفيّةً لله؛ هي عَدليّةٌ في حقّ الإنسان. الكتابةُ تَتحقّق من أَجل أن يَواجه الإنسانُ فعلَه ساعةَ العَرض، فيَعرف من أين أُوتي. والصياغةُ في القرآن: «اقْرَأْ كِتَابَكَ»، يَتلوها الإنسانُ بنفسه. لو لم يَكن السِجِلُّ مكتوبًا بصورةٍ يَستردّها العبدُ، لقال الإنسانُ يومَئذٍ: «لقد نَسيتُ، أو أُنسيتُ، أو لم يَكن ذلك ذَنبًا في وقته». الكتابةُ، في هذا الإطار، تَخدم العَرضَ والإقامةَ، لا تَخدم علمَ الله الذي لا يَخفى عليه شيء.</w:t>
+        <w:t>الجواب: الحاجةُ لا ترجع إلى معرفةٍ يحتاجها الله؛ فهي عَدليّةٌ في حقّ الإنسان. الكتابةُ تَتحقّق من أَجل أن يَواجه الإنسانُ فعلَه ساعةَ العَرض، فيَعرف من أين أُوتي. والصياغةُ في القرآن: «اقْرَأْ كِتَابَكَ»، يَتلوها الإنسانُ بنفسه. لو لم يَكن السِجِلُّ مكتوبًا بصورةٍ يَستردّها العبدُ، لقال الإنسانُ يومَئذٍ: «لقد نَسيتُ، أو أُنسيتُ، أو لم يَكن ذلك ذَنبًا في وقته». الكتابةُ، في هذا الإطار، تَخدم العَرضَ والإقامةَ، لا تَخدم علمَ الله الذي لا يَخفى عليه شيء.</w:t>
       </w:r>
     </w:p>
     <w:p>
@@ -18947,7 +18947,7 @@
           <w:szCs w:val="24"/>
           <w:rtl/>
         </w:rPr>
-        <w:t>الجواب: السؤالُ يَخلط بين طبقتَين يَنبغي فَصلهما. الطبقةُ الأولى فيزيائيّةٌ، ذاكرةُ الدماغ، وآثارُ الفعل في العالَم، وهي آثارٌ تَتلَف وتَختزل. وهذه الطبقةُ قابلةٌ للقياس فعلًا: تُبيّن أبحاثُ الذاكرة أنّ الأثرَ العصبيّ للذكرى (engram) ليس تسجيلًا ثابتًا، وإنّما يُعاد بناؤه عند كلّ استرجاعٍ فيَتعرّض للتحريف (ما يُعرف بإعادة التماسك memory reconsolidation)، وقد أَظهرت دراساتُ علم النفس المعرفيّ أنّ الذاكرة الإنسانيّة عُرضةٌ للتشويه وزرعِ ذكرياتٍ زائفة. الطبقةُ الثانية غَيبيّةٌ، السِّجِلُّ المَنصوصُ في القرآن، وهي حِفظٌ بإذن الله لا يَتبع قانونَ التَّلَف الفيزيائيّ. أن يَنسى الإنسانُ فعلَه شيءٌ، وأن يَنسى اللهُ شيءٌ آخر يُجلّ عنه. ولأنّ الطبقتَين مُختلفتان، فإنّ الكتابَ، التزامًا بأَدب الصمت، لا يَدّعي أنّ السِّجِلّ «عَملٌ عَصبيّ»، ولا أنّه «وثيقةٌ ورقيّة»، ولا «قاعدةُ بياناتٍ كَونيّة». هي كتابةٌ بِما يُلائم وَصفها في النصّ، نُؤمن بها على الإجمال، ولا نَتَجاوَز التَّفصيلَ. وذكرُ هشاشةِ الذاكرة الفيزيائيّة هنا تَكثيفٌ تجريبيٌّ يَزيد التمييزَ وضوحًا، لا جسرًا يُسقِط الغيبَ على العصب.</w:t>
+        <w:t>الجواب: السؤالُ يَخلط بين طبقتَين يَنبغي فَصلهما. الطبقةُ الأولى فيزيائيّةٌ، ذاكرةُ الدماغ، وآثارُ الفعل في العالَم، وهي آثارٌ تَتلَف وتَختزل. وهذه الطبقةُ قابلةٌ للقياس فعلًا: تُبيّن أبحاثُ الذاكرة أنّ الأثرَ العصبيّ للذكرى (engram) لا يمثّل تسجيلًا ثابتًا، وإنّما يُعاد بناؤه عند كلّ استرجاعٍ فيَتعرّض للتحريف (ما يُعرف بإعادة التماسك memory reconsolidation)، وقد أَظهرت دراساتُ علم النفس المعرفيّ أنّ الذاكرة الإنسانيّة عُرضةٌ للتشويه وزرعِ ذكرياتٍ زائفة. الطبقةُ الثانية غَيبيّةٌ، السِّجِلُّ المَنصوصُ في القرآن، وهي حِفظٌ بإذن الله لا يَتبع قانونَ التَّلَف الفيزيائيّ. أن يَنسى الإنسانُ فعلَه شيءٌ، وأن يَنسى اللهُ شيءٌ آخر يُجلّ عنه. ولأنّ الطبقتَين مُختلفتان، فإنّ الكتابَ، التزامًا بأَدب الصمت، لا يَدّعي أنّ السِّجِلّ «عَملٌ عَصبيّ»، ولا أنّه «وثيقةٌ ورقيّة»، ولا «قاعدةُ بياناتٍ كَونيّة». هي كتابةٌ بِما يُلائم وَصفها في النصّ، نُؤمن بها على الإجمال، ولا نَتَجاوَز التَّفصيلَ. وذكرُ هشاشةِ الذاكرة الفيزيائيّة هنا تَكثيفٌ تجريبيٌّ يَزيد التمييزَ وضوحًا، لا جسرًا يُسقِط الغيبَ على العصب.</w:t>
       </w:r>
     </w:p>
     <w:p>
@@ -19110,23 +19110,23 @@
           <w:szCs w:val="24"/>
           <w:rtl/>
         </w:rPr>
-        <w:t>ومن أمانة هذا الباب أن تُحفَظ حدوده بهدوء. فالكتابةُ مَنصوصةٌ في القرآن، أما آليّتُها الغَيبيّة فليست موضوعًا لتصويرٍ تقنيّ ولا لتخمينٍ بشريّ. والملائكةُ الكاتبة لا يُنسب إليها إحاطةٌ بالنوايا والسرائر؛ فالإحاطةُ لله وحده، وهم يَكتبون ما يُمَكَّنون منه بإذن الله.</w:t>
-      </w:r>
-    </w:p>
-    <w:p>
-      <w:pPr>
-        <w:bidi/>
-        <w:jc w:val="both"/>
-      </w:pPr>
-      <w:r>
-        <w:rPr>
-          <w:rFonts w:ascii="Traditional Arabic" w:hAnsi="Traditional Arabic" w:cs="Traditional Arabic"/>
-          <w:rFonts w:ascii="Traditional Arabic" w:hAnsi="Traditional Arabic"/>
-          <w:sz w:val="24"/>
-          <w:szCs w:val="24"/>
-          <w:rtl/>
-        </w:rPr>
-        <w:t>والصحيفةُ ليست آلةً مُحاسبيّةً تَجمع وتَطرح، لأنّ الميزانَ نَوعيٌّ في جوهره والقَبولَ بيد الله. وما غاب عن سِجِلّ مَلَكٍ في موضعٍ لا يَغيب عن علم الله؛ فهو سبحانه يَعلم ما لم يُكتَب على الإحاطة، ويُحاسب عليه بعدله ورحمته. والسِّجِلُّ لا يُلغي حُريّةَ الإنسان ولا يَجعل فعلَه حَتميًّا؛ إنما يَتبع الفعل ولا يَسبقه، ويُسجَّل فيه ما اختار الإنسانُ أن يَفعله، لا ما أُلزم به. ولهذا يتجنّب الفصل ألفاظًا تقنيّةً مثل «قاعدة بيانات» أو «log»، صيانةً للغيب من تمثيلٍ ميكانيكيّ يَخرق أَدب الصمت.</w:t>
+        <w:t>ومن أمانة هذا الباب أن تُحفَظ حدوده بهدوء. فالكتابةُ مَنصوصةٌ في القرآن، أما آليّتُها الغَيبيّة فلا تكون موضوعًا لتصويرٍ تقنيّ ولا لتخمينٍ بشريّ. والملائكةُ الكاتبة لا يُنسب إليها إحاطةٌ بالنوايا والسرائر؛ فالإحاطةُ لله وحده، وهم يَكتبون ما يُمَكَّنون منه بإذن الله.</w:t>
+      </w:r>
+    </w:p>
+    <w:p>
+      <w:pPr>
+        <w:bidi/>
+        <w:jc w:val="both"/>
+      </w:pPr>
+      <w:r>
+        <w:rPr>
+          <w:rFonts w:ascii="Traditional Arabic" w:hAnsi="Traditional Arabic" w:cs="Traditional Arabic"/>
+          <w:rFonts w:ascii="Traditional Arabic" w:hAnsi="Traditional Arabic"/>
+          <w:sz w:val="24"/>
+          <w:szCs w:val="24"/>
+          <w:rtl/>
+        </w:rPr>
+        <w:t>والصحيفةُ لا تعمل آلةً مُحاسبيّةً تَجمع وتَطرح، لأنّ الميزانَ نَوعيٌّ في جوهره والقَبولَ بيد الله. وما غاب عن سِجِلّ مَلَكٍ في موضعٍ لا يَغيب عن علم الله؛ فهو سبحانه يَعلم ما لم يُكتَب على الإحاطة، ويُحاسب عليه بعدله ورحمته. والسِّجِلُّ لا يُلغي حُريّةَ الإنسان ولا يَجعل فعلَه حَتميًّا؛ إنما يَتبع الفعل ولا يَسبقه، ويُسجَّل فيه ما اختار الإنسانُ أن يَفعله، لا ما أُلزم به. ولهذا يتجنّب الفصل ألفاظًا تقنيّةً مثل «قاعدة بيانات» أو «log»، صيانةً للغيب من تمثيلٍ ميكانيكيّ يَخرق أَدب الصمت.</w:t>
       </w:r>
     </w:p>
     <w:p>
@@ -19340,7 +19340,7 @@
           <w:szCs w:val="24"/>
           <w:rtl/>
         </w:rPr>
-        <w:t>الصحيفةُ، إذًا، ليست مُجرَّدَ مَجازٍ للمحاسبة؛ هي تَعبيرٌ قرآنيٌّ عن حقيقةٍ وجوديّة: الفعلُ مَحفوظٌ عند علم الله، وما أُودِع في الوجود يَظل في كتابه. وهذا تَعميقٌ لمعنى العدل: العدلُ ممكنٌ لأنّ الحقيقةَ لا تَنمحي.</w:t>
+        <w:t>الصحيفةُ، إذًا، تتجاوز كونها مُجرَّدَ مَجازٍ للمحاسبة؛ هي تَعبيرٌ قرآنيٌّ عن حقيقةٍ وجوديّة: الفعلُ مَحفوظٌ عند علم الله، وما أُودِع في الوجود يَظل في كتابه. وهذا تَعميقٌ لمعنى العدل: العدلُ ممكنٌ لأنّ الحقيقةَ لا تَنمحي.</w:t>
       </w:r>
     </w:p>
     <w:p>
@@ -19445,7 +19445,7 @@
           <w:szCs w:val="24"/>
           <w:rtl/>
         </w:rPr>
-        <w:t>ليس في هذا ادّعاءٌ بأنّ الجماد واعٍ أو مُكلَّف. غير أنّه يُقرِّب — بصورةٍ فيزيائيّةٍ مُدهشة — معنى أنّ كلَّ ما وَقَع في الوجود ترَك أثرًا في الوجود. الكلمةُ المَقولة تُحرِّك جزيئات الهواء وتَنتشر حرارتُها. الفعلُ المَفعول يُغيِّر ترتيبَ الأجسام المحيطة ولو بمقدار لا يُحسَّ. والمجالُ المغناطيسيّ الذي صنعته حركةُ قلبٍ بشريٍّ في لحظةٍ ما، كان حاضرًا في الفيزياء قبل أن يُمحى. لا شيءَ يَمرّ بلا أثر. وهذا يُقرِّب — لا يُثبت — معنى الشهادة الكونيّة التي أخبر عنها الوحي.</w:t>
+        <w:t>لا يحمل هذا الكلام ادّعاءً بأنّ الجماد واعٍ أو مُكلَّف. غير أنّه يُقرِّب — بصورةٍ فيزيائيّةٍ مُدهشة — معنى أنّ كلَّ ما وَقَع في الوجود ترَك أثرًا في الوجود. الكلمةُ المَقولة تُحرِّك جزيئات الهواء وتَنتشر حرارتُها. الفعلُ المَفعول يُغيِّر ترتيبَ الأجسام المحيطة ولو بمقدار لا يُحسَّ. والمجالُ المغناطيسيّ الذي صنعته حركةُ قلبٍ بشريٍّ في لحظةٍ ما، كان حاضرًا في الفيزياء قبل أن يُمحى. لا شيءَ يَمرّ بلا أثر. وهذا يُقرِّب — لا يُثبت — معنى الشهادة الكونيّة التي أخبر عنها الوحي.</w:t>
       </w:r>
     </w:p>
     <w:p>
@@ -19485,7 +19485,7 @@
           <w:szCs w:val="22"/>
           <w:rtl/>
         </w:rPr>
-        <w:t>اجتهاد الكتاب: القياسُ بين احتفاظ المادّة بأثر المجال المغناطيسيّ وبين شهادة الأرض في القرآن قياسٌ تقريبيٌّ، وليس تفسيرًا علميًّا للآية. وهذا فهمنا، والله أعلم.</w:t>
+        <w:t>اجتهاد الكتاب: القياسُ بين احتفاظ المادّة بأثر المجال المغناطيسيّ وبين شهادة الأرض في القرآن قياسٌ تقريبيٌّ، لا تفسيرٌ علميٌّ للآية. وهذا فهمنا، والله أعلم.</w:t>
       </w:r>
     </w:p>
     <w:p>
@@ -19770,23 +19770,23 @@
           <w:szCs w:val="24"/>
           <w:rtl/>
         </w:rPr>
-        <w:t>التَّوبةُ في القرآن ليست مُجرّد كلمةٍ تُقال، ولا شُعورًا يَمرّ، ولا قَرارًا أُحاديّ البُعد. هي إعادةُ تَوجيه فِعليّة لمسار الإنسان، تَجتمع لها، في تَركيب فقهيّ معتبر، أربعةُ أَركان:</w:t>
-      </w:r>
-    </w:p>
-    <w:p>
-      <w:pPr>
-        <w:bidi/>
-        <w:jc w:val="right"/>
-      </w:pPr>
-      <w:r>
-        <w:rPr>
-          <w:rFonts w:ascii="Traditional Arabic" w:hAnsi="Traditional Arabic" w:cs="Traditional Arabic"/>
-          <w:rFonts w:ascii="Traditional Arabic" w:hAnsi="Traditional Arabic"/>
-          <w:sz w:val="24"/>
-          <w:szCs w:val="24"/>
-          <w:rtl/>
-        </w:rPr>
-        <w:t>١. الإقلاعُ عن الذنب فعلًا، ليس مع تأخيرٍ ولا «بعد مَرّةٍ أخيرة».</w:t>
+        <w:t>التَّوبةُ في القرآن تتجاوز مُجرّد كلمةٍ تُقال، أو شُعورًا يَمرّ، أو قَرارًا أُحاديّ البُعد. هي إعادةُ تَوجيه فِعليّة لمسار الإنسان، تَجتمع لها، في تَركيب فقهيّ معتبر، أربعةُ أَركان:</w:t>
+      </w:r>
+    </w:p>
+    <w:p>
+      <w:pPr>
+        <w:bidi/>
+        <w:jc w:val="right"/>
+      </w:pPr>
+      <w:r>
+        <w:rPr>
+          <w:rFonts w:ascii="Traditional Arabic" w:hAnsi="Traditional Arabic" w:cs="Traditional Arabic"/>
+          <w:rFonts w:ascii="Traditional Arabic" w:hAnsi="Traditional Arabic"/>
+          <w:sz w:val="24"/>
+          <w:szCs w:val="24"/>
+          <w:rtl/>
+        </w:rPr>
+        <w:t>١. الإقلاعُ عن الذنب فعلًا، من غير تأخيرٍ ولا «بعد مَرّةٍ أخيرة».</w:t>
       </w:r>
     </w:p>
     <w:p>
@@ -19881,7 +19881,7 @@
           <w:szCs w:val="22"/>
           <w:rtl/>
         </w:rPr>
-        <w:t>تائبٌ اعتاد أن يَجرح أهل بيته بلسانه لا تَظهر توبته في دمعةٍ خفيّةٍ وحدها، وإنّما في مسارٍ جديد: يَكفّ لسانه، يعتذر حين يستطيع، يردّ الاعتبار بما يقدر، ويَقبل أن الثقة قد تحتاج زمنًا حتى تَعود. التوبة هنا ليست محوًا لملفٍ قديم، وإنّما هي انعطافٌ حقيقيّ في الطريق، يبدأ من القلب ويَظهر في الفعل.</w:t>
+        <w:t>تائبٌ اعتاد أن يَجرح أهل بيته بلسانه لا تَظهر توبته في دمعةٍ خفيّةٍ وحدها، وإنّما في مسارٍ جديد: يَكفّ لسانه، يعتذر حين يستطيع، يردّ الاعتبار بما يقدر، ويَقبل أن الثقة قد تحتاج زمنًا حتى تَعود. التوبة هنا لا تقتصر على محو ملفٍ قديم؛ إنّما هي انعطافٌ حقيقيّ في الطريق، يبدأ من القلب ويَظهر في الفعل.</w:t>
       </w:r>
     </w:p>
     <w:p>
@@ -20274,7 +20274,7 @@
           <w:szCs w:val="24"/>
           <w:rtl/>
         </w:rPr>
-        <w:t>٣. العَدلُ في التَّوقيت: كلُّ نَفسٍ تَموت في وَقتها المَكتوب، وليست بدايةَ ذلك زَلّةٌ في النِّظام. الموتُ مَوعدٌ مُحدَّدٌ، يَلتقي فيه أجلُ الفرد بسنن الكون.</w:t>
+        <w:t>٣. العَدلُ في التَّوقيت: كلُّ نَفسٍ تَموت في وَقتها المَكتوب، وبدايةُ ذلك لا تمثّل زَلّةً في النِّظام. الموتُ مَوعدٌ مُحدَّدٌ، يَلتقي فيه أجلُ الفرد بسنن الكون.</w:t>
       </w:r>
     </w:p>
     <w:p>
@@ -20306,7 +20306,7 @@
           <w:szCs w:val="24"/>
           <w:rtl/>
         </w:rPr>
-        <w:t>والحديث: «أَكثروا ذِكرَ هاذِم اللذّات». هذا الذِّكرُ ليس دَعوةً إلى الكآبة؛ هو تَنشيطٌ للوَعي بالزَمن المَحدود. الذي يَذكر إغلاقَ يومه يَعمل في يومه ما يُمكنه.</w:t>
+        <w:t>والحديث: «أَكثروا ذِكرَ هاذِم اللذّات». هذا الذِّكرُ لا يدعو إلى الكآبة؛ هو تَنشيطٌ للوَعي بالزَمن المَحدود. الذي يَذكر إغلاقَ يومه يَعمل في يومه ما يُمكنه.</w:t>
       </w:r>
     </w:p>
     <w:p>
@@ -20375,7 +20375,7 @@
           <w:szCs w:val="24"/>
           <w:rtl/>
         </w:rPr>
-        <w:t>والآيةُ تَنقل النِّقاش من «هل يُمكن؟» إلى «مَن يَملك؟»: «فسيقولون مَن يُعيدنا، قُلِ الذي فَطَركم أوّلَ مَرّة». ومن هنا، الموتُ في إطار هذا الكتاب ليس عَدمًا مُطلَقًا يَنفي الإنسانَ، وإنّما هو إغلاقُ زَمنِ التَّكليف يَنتظره فَتحُ زَمنِ العَرض. الإنسانُ الذي خُلق مَرّةً قابلٌ لأن يُخلَق مَرّةً أخرى بإذن خالقه الأوّل، ولا يَتوقّف ذلك على بقاء ذرّاتٍ بعَينها، لأنّ الذي فَطَر أوّلَ مَرّةٍ من غير ذَرّاتٍ سابقة، أَولى أن يُعيد على أيّ نَحوٍ شاء.</w:t>
+        <w:t>والآيةُ تَنقل النِّقاش من «هل يُمكن؟» إلى «مَن يَملك؟»: «فسيقولون مَن يُعيدنا، قُلِ الذي فَطَركم أوّلَ مَرّة». ومن هنا، الموتُ في إطار هذا الكتاب لا يأتي عَدمًا مُطلَقًا يَنفي الإنسانَ، وإنّما هو إغلاقُ زَمنِ التَّكليف يَنتظره فَتحُ زَمنِ العَرض. الإنسانُ الذي خُلق مَرّةً قابلٌ لأن يُخلَق مَرّةً أخرى بإذن خالقه الأوّل، ولا يَتوقّف ذلك على بقاء ذرّاتٍ بعَينها، لأنّ الذي فَطَر أوّلَ مَرّةٍ من غير ذَرّاتٍ سابقة، أَولى أن يُعيد على أيّ نَحوٍ شاء.</w:t>
       </w:r>
     </w:p>
     <w:p>
@@ -20411,7 +20411,7 @@
           <w:szCs w:val="24"/>
           <w:rtl/>
         </w:rPr>
-        <w:t>ويُضيف القرآنُ في الآية التي تَلي بُعدًا آخر: انقطاعُ إدراك الزَّمن بين الموت والبَعث. الذي يَلبث في البَرزخ آمادًا، يَظنّ يومَ يُدعى أنّه ما لَبث إلا قليلًا. وهذا المعنى يُؤكّد أنّ ما بين الإغلاق والعَرض ليس زَمنًا يَعيشه الإنسانُ بوَعيٍ مَفتوحٍ كوَعي الدنيا، وإنّما هو طبقةٌ أُخرى من الوُجود لا تَتبع قانونَ الزمن النَفسيّ المُعتاد. ويُمكن أن يُستعار له، بحُدودٍ ضَيّقة، شَبَهٌ بـ«إيقافٍ ثُمّ استئنافٍ» في إدراك الزَّمن، لا في الوُجود نفسه؛ فالإنسانُ لا يَفنى، ولكنّ شَريطَ زَمنه الواعي يَنقطع ثُمّ يُستأنف يومَ الدَّعوة. وهذه استعارةٌ لُغويّةٌ مَحدودة، لا وَصفٌ تقنيٌّ للغَيب الذي تَفصيلُه عند الله، التزامًا بأَدب الصمت.</w:t>
+        <w:t>ويُضيف القرآنُ في الآية التي تَلي بُعدًا آخر: انقطاعُ إدراك الزَّمن بين الموت والبَعث. الذي يَلبث في البَرزخ آمادًا، يَظنّ يومَ يُدعى أنّه ما لَبث إلا قليلًا. وهذا المعنى يُؤكّد أنّ ما بين الإغلاق والعَرض لا يَجري زَمنًا يَعيشه الإنسانُ بوَعيٍ مَفتوحٍ كوَعي الدنيا، وإنّما هو طبقةٌ أُخرى من الوُجود لا تَتبع قانونَ الزمن النَفسيّ المُعتاد. ويُمكن أن يُستعار له، بحُدودٍ ضَيّقة، شَبَهٌ بـ«إيقافٍ ثُمّ استئنافٍ» في إدراك الزَّمن، لا في الوُجود نفسه؛ فالإنسانُ لا يَفنى، ولكنّ شَريطَ زَمنه الواعي يَنقطع ثُمّ يُستأنف يومَ الدَّعوة. وهذه استعارةٌ لُغويّةٌ مَحدودة، لا وَصفٌ تقنيٌّ للغَيب الذي تَفصيلُه عند الله، التزامًا بأَدب الصمت.</w:t>
       </w:r>
     </w:p>
     <w:p>
@@ -20564,7 +20564,7 @@
           <w:szCs w:val="24"/>
           <w:rtl/>
         </w:rPr>
-        <w:t>أكثرُ ما يُؤجِّل التَّوبةَ ليس اليأسَ، وإنّما هو نَقيضُه: الأَمَلُ حين يَنزلق من معنى الرَّجاء في الله إلى وَهمِ امتدادٍ في الزَّمن. والآيةُ في الحِجر تَكشف هذا الموقعَ بدقّة: ثلاثةُ أَفعالٍ يَجتمع منها مَوقفُ الغافل: «يأكلوا، ويَتمتّعوا، ويُلهِهم الأَمل». الأَملُ، هنا، ليس الرَّجاءَ المحمودَ في رَحمة الله؛ هو امتدادٌ مَوهومٌ في الزَّمن يُقنع الإنسانَ بأنّ أمامه عُمرًا طويلًا يُؤجِّل فيه الإصلاحَ، فيَأكل ويَتمتّع ويَسوّف، حتى يُفاجئَه الإغلاقُ وقد كان يَعِد نفسَه بـ«غَدٍ» لم يَأت.</w:t>
+        <w:t>أكثرُ ما يُؤجِّل التَّوبةَ لا يأتي من اليأس، وإنّما من نَقيضِه: الأَمَلُ حين يَنزلق من معنى الرَّجاء في الله إلى وَهمِ امتدادٍ في الزَّمن. والآيةُ في الحِجر تَكشف هذا الموقعَ بدقّة: ثلاثةُ أَفعالٍ يَجتمع منها مَوقفُ الغافل: «يأكلوا، ويَتمتّعوا، ويُلهِهم الأَمل». الأَملُ، هنا، لا يساوي الرَّجاءَ المحمودَ في رَحمة الله؛ هو امتدادٌ مَوهومٌ في الزَّمن يُقنع الإنسانَ بأنّ أمامه عُمرًا طويلًا يُؤجِّل فيه الإصلاحَ، فيَأكل ويَتمتّع ويَسوّف، حتى يُفاجئَه الإغلاقُ وقد كان يَعِد نفسَه بـ«غَدٍ» لم يَأت.</w:t>
       </w:r>
     </w:p>
     <w:p>
@@ -20596,7 +20596,7 @@
           <w:szCs w:val="24"/>
           <w:rtl/>
         </w:rPr>
-        <w:t>والصحيفةُ، كما تَقدَّم في الفصل 11، قد تُغلَق في أيّة لحظة؛ ومَن يَعِش بوَهم الامتداد يَعمل كأنّ الزَّمن مِلكُه، وهو ليس مِلكَه. لذلك جاء التَّعبيرُ القرآنيّ بصيغة الإلهاء: «ويُلهِهم الأَمل»، اللَّهوُ يَستر عن الإنسانِ ما هو واقعٌ به، فيَنشغل بالامتداد المَوهوم عن الإغلاق المَوعود، ويُدير ظَهرَه للحظة الحاضرة التي وَحدَها يَملك فيها الفِعل.</w:t>
+        <w:t>والصحيفةُ، كما تَقدَّم في الفصل 11، قد تُغلَق في أيّة لحظة؛ ومَن يَعِش بوَهم الامتداد يَعمل كأنّ الزَّمن مِلكُه، والزَّمن خارج مِلكه. لذلك جاء التَّعبيرُ القرآنيّ بصيغة الإلهاء: «ويُلهِهم الأَمل»، اللَّهوُ يَستر عن الإنسانِ ما هو واقعٌ به، فيَنشغل بالامتداد المَوهوم عن الإغلاق المَوعود، ويُدير ظَهرَه للحظة الحاضرة التي وَحدَها يَملك فيها الفِعل.</w:t>
       </w:r>
     </w:p>
     <w:p>
@@ -20649,7 +20649,7 @@
           <w:szCs w:val="24"/>
           <w:rtl/>
         </w:rPr>
-        <w:t>العَملُ الصالح، في إطار هذا الكتاب، ليس استثمارًا يَجلب نتيجةً دنيويّةً يُتّكَل عليها. هو غايةٌ في ذاته، لأنّ به يَتحقّق مَعنى الإنسان الذي خُلق له. والآيةُ تَفتح وَعدَ الحياة الطيّبة، ولكنّ الحياة الطيّبة في القرآن ليست بالضرورة سَعةً ماليّةً ولا انتظامَ ظُروف؛ هي سَلامةُ القلب وانسجامُه مع ربّه، وقد تَجتمع مع ضَنكٍ ظاهر.</w:t>
+        <w:t>العَملُ الصالح، في إطار هذا الكتاب، لا يُقدَّم استثمارًا يَجلب نتيجةً دنيويّةً يُتّكَل عليها. هو غايةٌ في ذاته، لأنّ به يَتحقّق مَعنى الإنسان الذي خُلق له. والآيةُ تَفتح وَعدَ الحياة الطيّبة، ولكنّ الحياة الطيّبة في القرآن لا يلزم أن تكون سَعةً ماليّةً ولا انتظامَ ظُروف؛ هي سَلامةُ القلب وانسجامُه مع ربّه، وقد تَجتمع مع ضَنكٍ ظاهر.</w:t>
       </w:r>
     </w:p>
     <w:p>
@@ -20697,7 +20697,7 @@
           <w:szCs w:val="24"/>
           <w:rtl/>
         </w:rPr>
-        <w:t>• يُذكَر بصيغةِ الجمعِ (الصالحات): إشارةً إلى أنّه ليس فعلًا واحدًا، وإنّما هو بنيةٌ متراكِمة.</w:t>
+        <w:t>• يُذكَر بصيغةِ الجمعِ (الصالحات): إشارةً إلى أنّه لا يقتصر على فعلٍ واحد، وإنّما هو بنيةٌ متراكِمة.</w:t>
       </w:r>
     </w:p>
     <w:p>
@@ -21002,7 +21002,7 @@
           <w:szCs w:val="24"/>
           <w:rtl/>
         </w:rPr>
-        <w:t>وكلُّ هذه ليست خِصالًا تُجمع كقَلائد؛ هي بنيةُ شخصيّة تَنشأ من زمَنٍ طويلٍ من العَمل والتَّوبة والصبر والمُجاهدة.</w:t>
+        <w:t>وكلُّ هذه لا تُجمع كخِصالٍ في قَلائد؛ هي بنيةُ شخصيّة تَنشأ من زمَنٍ طويلٍ من العَمل والتَّوبة والصبر والمُجاهدة.</w:t>
       </w:r>
     </w:p>
     <w:p>
@@ -21071,7 +21071,7 @@
           <w:szCs w:val="24"/>
           <w:rtl/>
         </w:rPr>
-        <w:t>والآيةُ في السجدة تُلَخّص الموقف: «لا تَعلم نَفسٌ ما أُخفي لها». هذه ليست دَعوةً إلى تَجاهُل الآخرة؛ هي دَعوةٌ إلى التَأدُّب في الكلام عنها. الإنسانُ يَعمل لما هو مَوعودٌ به، وهو يَعرف أنّ ما هو مَوعود يَفوق تَصوّره.</w:t>
+        <w:t>والآيةُ في السجدة تُلَخّص الموقف: «لا تَعلم نَفسٌ ما أُخفي لها». هذه لا تدعو إلى تَجاهُل الآخرة؛ هي دَعوةٌ إلى التَأدُّب في الكلام عنها. الإنسانُ يَعمل لما هو مَوعودٌ به، وهو يَعرف أنّ ما هو مَوعود يَفوق تَصوّره.</w:t>
       </w:r>
     </w:p>
     <w:p>
@@ -21200,7 +21200,7 @@
           <w:szCs w:val="24"/>
           <w:rtl/>
         </w:rPr>
-        <w:t>ولا يَعرف هذا الفصلُ تفاصيل ما بين الموت والبعث، فذلك مَوقعُ صَمتٍ منهجيّ التزامًا بقاعدة الكتاب. كما لا يَدخل في تفصيل الكلام في القَدَر، هل هو أَزَليٌّ على هذه الصيغة أو تلك، لأنّ ذلك ليس موضعَه، وقد عُولج إجمالًا في الفصول السابقة بقَدر ما يَستلزمه إطارُ الكتاب. وهو أيضًا لا يَستوعب كلَّ كلام الإسلام في التَّوبة والعمل، إنما يَفتح مدخلًا على مَنوال الكتاب ويُحيل تفصيلَه إلى أهله.</w:t>
+        <w:t>ولا يَعرف هذا الفصلُ تفاصيل ما بين الموت والبعث، فذلك مَوقعُ صَمتٍ منهجيّ التزامًا بقاعدة الكتاب. كما لا يَدخل في تفصيل الكلام في القَدَر، هل هو أَزَليٌّ على هذه الصيغة أو تلك، لأنّ ذلك خارج موضعه، وقد عُولج إجمالًا في الفصول السابقة بقَدر ما يَستلزمه إطارُ الكتاب. وهو أيضًا لا يَستوعب كلَّ كلام الإسلام في التَّوبة والعمل، إنما يَفتح مدخلًا على مَنوال الكتاب ويُحيل تفصيلَه إلى أهله.</w:t>
       </w:r>
     </w:p>
     <w:p>
@@ -21515,7 +21515,7 @@
           <w:szCs w:val="24"/>
           <w:rtl/>
         </w:rPr>
-        <w:t>إذا أثقلَك الماضي، فليست التَّوبة إنكارًا لما وقع ولا حيلةً للهروب منه؛ هي بدايةُ طريقٍ جديدٍ تُصلح فيه ما تستطيع وتَكل ما لا تستطيع إلى رحمة الله وعدله. وإذا أخافك المستقبل، فتذكّر أنك لا تُطالَب بامتلاك النهاية، وإنّما بإحسان الفعل في الزمن المفتوح لك الآن. أنت داخل القصة، والله محيطٌ بالكتاب كلّه، وباب التَّوبة ما زال مفتوحًا ما دام في العمر نفَس.</w:t>
+        <w:t>إذا أثقلَك الماضي، فالتَّوبة لا تكون إنكارًا لما وقع ولا حيلةً للهروب منه؛ هي بدايةُ طريقٍ جديدٍ تُصلح فيه ما تستطيع وتَكل ما لا تستطيع إلى رحمة الله وعدله. وإذا أخافك المستقبل، فتذكّر أنك لا تُطالَب بامتلاك النهاية، وإنّما بإحسان الفعل في الزمن المفتوح لك الآن. أنت داخل القصة، والله محيطٌ بالكتاب كلّه، وباب التَّوبة ما زال مفتوحًا ما دام في العمر نفَس.</w:t>
       </w:r>
     </w:p>
     <w:p>
@@ -21763,7 +21763,7 @@
           <w:szCs w:val="24"/>
           <w:rtl/>
         </w:rPr>
-        <w:t>• العَتَبةُ الأولى، من الفيزياء والكيمياء إلى المعلومة الحيويّة. الذرّةُ والجزيءُ يَجريان بقوانين فيزيائيّةٍ–كيميائيّةٍ مَعلومة. لكنّ ما يَفعله DNA ليس مجرّد تَفاعلٍ كيميائيّ؛ هو حملٌ لمعلومةٍ مَكتوبة، تُقرأ، وتُنسَخ، وتُترجَم، وتُصحَّح. القَفزةُ من «جزيءٍ يَتفاعل» إلى «جزيءٍ يَحمل شِفرةً» قَفزةٌ نوعيّة في طبقات الانتظام. والعلمُ يَصف هذه القَفزة آليًا، ولا يَملك، حتى الآن، تفسيرًا مُنهَجَتًا لكيف نَشَأت المعلومةُ الحيويّةُ بنفسها من فيزياء العناصر دون مُدخَل تنظيميّ. هذا «ثَغرٌ تفسيريٌّ» يَعرفه أهلُ الاختصاص، ويُسجَّل بأمانة دون تَوظيفٍ تَبريريّ. والأدبيّاتُ المعاصرةُ في «أصل الحياة» تُقرّ بانفتاح السؤال: من تجربة ميلر–يوري سنة 1953 التي أَنتجت أحماضًا أمينيّةً في ظروفٍ مُختبَريّة، إلى «فرضيّة عالم الـRNA» (التي صاغها غِلبرت سنة 1986 استنادًا إلى اكتشاف الخصائص التحفيزيّة للـRNA)، تَبقى كيفيّةُ نشوء أوّل نظامٍ معلوماتيٍّ ذاتيِّ النَّسخ سؤالًا مفتوحًا لا إجابةً مُجمَعًا عليها. وممّا يُعمّق دلالةَ هذه العتبة أنّ الشيفرة الوراثيّة (تَناظُر الكودونات الثلاثيّة مع الأحماض الأمينيّة) شِبهُ كونيّةٍ في الأحياء كلِّها، وقد وَصفها كريك سنة 1968 بأنها أقربُ إلى «صُدفةٍ مُجمَّدة» (frozen accident)، وهو وصفٌ يُقرّ صراحةً بأنّ العلمَ يَرصد البنيةَ ولا يَشتقّ ضرورتَها من الكيمياء وحدها.md.</w:t>
+        <w:t>• العَتَبةُ الأولى، من الفيزياء والكيمياء إلى المعلومة الحيويّة. الذرّةُ والجزيءُ يَجريان بقوانين فيزيائيّةٍ–كيميائيّةٍ مَعلومة. لكنّ ما يَفعله DNA يتجاوز مجرّد تَفاعلٍ كيميائيّ؛ فهو حملٌ لمعلومةٍ مَكتوبة، تُقرأ، وتُنسَخ، وتُترجَم، وتُصحَّح. القَفزةُ من «جزيءٍ يَتفاعل» إلى «جزيءٍ يَحمل شِفرةً» قَفزةٌ نوعيّة في طبقات الانتظام. والعلمُ يَصف هذه القَفزة آليًا، ولا يَملك، حتى الآن، تفسيرًا مُنهَجَتًا لكيف نَشَأت المعلومةُ الحيويّةُ بنفسها من فيزياء العناصر دون مُدخَل تنظيميّ. هذا «ثَغرٌ تفسيريٌّ» يَعرفه أهلُ الاختصاص، ويُسجَّل بأمانة دون تَوظيفٍ تَبريريّ. والأدبيّاتُ المعاصرةُ في «أصل الحياة» تُقرّ بانفتاح السؤال: من تجربة ميلر–يوري سنة 1953 التي أَنتجت أحماضًا أمينيّةً في ظروفٍ مُختبَريّة، إلى «فرضيّة عالم الـRNA» (التي صاغها غِلبرت سنة 1986 استنادًا إلى اكتشاف الخصائص التحفيزيّة للـRNA)، تَبقى كيفيّةُ نشوء أوّل نظامٍ معلوماتيٍّ ذاتيِّ النَّسخ سؤالًا مفتوحًا لا إجابةً مُجمَعًا عليها. وممّا يُعمّق دلالةَ هذه العتبة أنّ الشيفرة الوراثيّة (تَناظُر الكودونات الثلاثيّة مع الأحماض الأمينيّة) شِبهُ كونيّةٍ في الأحياء كلِّها، وقد وَصفها كريك سنة 1968 بأنها أقربُ إلى «صُدفةٍ مُجمَّدة» (frozen accident)، وهو وصفٌ يُقرّ صراحةً بأنّ العلمَ يَرصد البنيةَ ولا يَشتقّ ضرورتَها من الكيمياء وحدها.md.</w:t>
       </w:r>
     </w:p>
     <w:p>
@@ -21826,7 +21826,7 @@
           <w:szCs w:val="24"/>
           <w:rtl/>
         </w:rPr>
-        <w:t>• العَتَبةُ الثالثة، من الإدراك إلى الوَعي القَصديّ والمسؤول. أن يَكون لكائنٍ تَمثيلٌ داخليٌّ للعالم شيءٌ، وأن يَكون له وَعيٌ بنفسه يُداول قَصدَه ويَحكم على أفعاله ويَستقبل خطابًا من خارجه ويَتَحمَّل مسؤوليّةَ قَوله، شيءٌ آخر. الفلسفةُ المعاصرةُ تَستعمل لِتَوصيف هذه القَفزة عبارةً اشتُهرت: «المُشكلةُ الصَّعبة للوَعي»، أي السؤال عن كيف يَنبثق الإحساسُ والقَصد من بنيةٍ فيزيائيّةٍ. هذا السؤالُ مفتوحٌ في الفلسفة وعلوم الأعصاب، ولم يُغلَق بإجابةٍ متوافقٍ عليها. وتَزاحُمُ النظريّات نفسُه شاهدٌ على انفتاحه: فـ«نظريّة المعلومات المتكاملة» (Integrated Information Theory) عند تونوني تَربط الوَعيَ بمقدار التكامل المعلوماتيّ في النظام، و«نظريّة مساحة العمل الكونيّة» (Global Workspace Theory) عند باارز ودِهان تَربطه ببثٍّ معلوماتيٍّ واسع في الدماغ، وكلتاهما نموذجٌ تفسيريٌّ قيد البحث لا قانونٌ مُثبَت؛ بل إنّ تيّارًا فلسفيًا (كما عند تشالمرز نفسِه) يَرى أنّ هذه النماذج تُعالج «المسائل السهلة» (آليّات المعالجة) وتَترك «المسألة الصعبة» (وجودَ الخبرة الذاتيّة أصلًا) قائمة.</w:t>
+        <w:t>• العَتَبةُ الثالثة، من الإدراك إلى الوَعي القَصديّ والمسؤول. أن يَكون لكائنٍ تَمثيلٌ داخليٌّ للعالم شيءٌ، وأن يَكون له وَعيٌ بنفسه يُداول قَصدَه ويَحكم على أفعاله ويَستقبل خطابًا من خارجه ويَتَحمَّل مسؤوليّةَ قَوله، شيءٌ آخر. الفلسفةُ المعاصرةُ تَستعمل لِتَوصيف هذه القَفزة عبارةً اشتُهرت: «المُشكلةُ الصَّعبة للوَعي»، أي السؤال عن كيف يَنبثق الإحساسُ والقَصد من بنيةٍ فيزيائيّةٍ. هذا السؤالُ مفتوحٌ في الفلسفة وعلوم الأعصاب، ولم يُغلَق بإجابةٍ متوافقٍ عليها. وتَزاحُمُ النظريّات نفسُه شاهدٌ على انفتاحه: فـ«نظريّة المعلومات المتكاملة» (Integrated Information Theory) عند تونوني تَربط الوَعيَ بمقدار التكامل المعلوماتيّ في النظام، و«نظريّة مساحة العمل الكونيّة» (Global Workspace Theory) عند باارز ودِهان تَربطه ببثٍّ معلوماتيٍّ واسع في الدماغ، وكلتاهما نموذجٌ تفسيريٌّ قيد البحث لا قانونٌ مُثبَت؛ وفوق ذلك فإنّ تيّارًا فلسفيًا (كما عند تشالمرز نفسِه) يَرى أنّ هذه النماذج تُعالج «المسائل السهلة» (آليّات المعالجة) وتَترك «المسألة الصعبة» (وجودَ الخبرة الذاتيّة أصلًا) قائمة.</w:t>
       </w:r>
     </w:p>
     <w:p>
@@ -21890,23 +21890,23 @@
           <w:szCs w:val="24"/>
           <w:rtl/>
         </w:rPr>
-        <w:t>الإنسانَ ليس مجرّد امتدادٍ كَمّيٍّ لتعقيدٍ مادّيّ، حتى وإن جَرى تَركيبه عبر مراحلَ مادّيّة. الفَوارقُ النوعيّةُ الثلاثة (المعلومة، الإدراك، الوَعي القَصديّ) تَكشف أنّ الانتقالَ من «التراب» إلى «المُكلَّف» يَستلزم، في كلّ عَتَبةٍ، مُدخَلًا تنظيميًّا يُدرَك في القرآن بـ«الخَلق» و«الإذن» و«التَّقدير» و«النَّفخ من الرُّوح»، ويُدرَك علميًا بانفتاح السؤال أمام كل عَتَبة. هذه ليست «فجوةُ الجَهل» التي يُحشَر فيها اللهُ كتفسيرًا احتياطيًا؛ هي مَواضعُ بنيويّةٌ لا يَردمها مزيدٌ من المعلومات الكَمّيّة، لأنّ السؤالَ في كلٍّ منها سؤالٌ نوعيّ، لا كَمّيّ.</w:t>
-      </w:r>
-    </w:p>
-    <w:p>
-      <w:pPr>
-        <w:bidi/>
-        <w:jc w:val="both"/>
-      </w:pPr>
-      <w:r>
-        <w:rPr>
-          <w:rFonts w:ascii="Traditional Arabic" w:hAnsi="Traditional Arabic" w:cs="Traditional Arabic"/>
-          <w:rFonts w:ascii="Traditional Arabic" w:hAnsi="Traditional Arabic"/>
-          <w:sz w:val="24"/>
-          <w:szCs w:val="24"/>
-          <w:rtl/>
-        </w:rPr>
-        <w:t>ولأنّ الكتابَ يَلتزم بأنّ القرآنَ يُعطي المعنى، فإنّ الذي يُؤخذ من الوحي في هذا الموضع ليس تَفصيلَ الجزيئات، وإنّما هو ثلاثةُ معانٍ يَستحيل أن يَستخرجها العلمُ من ذاته:</w:t>
+        <w:t>الإنسانُ أبعدُ من أن يكون مجرّد امتدادٍ كَمّيٍّ لتعقيدٍ مادّيّ، حتى وإن جَرى تَركيبه عبر مراحلَ مادّيّة. الفَوارقُ النوعيّةُ الثلاثة (المعلومة، الإدراك، الوَعي القَصديّ) تَكشف أنّ الانتقالَ من «التراب» إلى «المُكلَّف» يَستلزم، في كلّ عَتَبةٍ، مُدخَلًا تنظيميًّا يُدرَك في القرآن بـ«الخَلق» و«الإذن» و«التَّقدير» و«النَّفخ من الرُّوح»، ويُدرَك علميًا بانفتاح السؤال أمام كل عَتَبة. هذه المواضع لا تُصنَّف «فجوةَ الجَهل» التي يُحشَر فيها اللهُ كتفسيرٍ احتياطي؛ إنّها مَواضعُ بنيويّةٌ لا يَردمها مزيدٌ من المعلومات الكَمّيّة، لأنّ السؤالَ في كلٍّ منها سؤالٌ نوعيّ، لا كَمّيّ.</w:t>
+      </w:r>
+    </w:p>
+    <w:p>
+      <w:pPr>
+        <w:bidi/>
+        <w:jc w:val="both"/>
+      </w:pPr>
+      <w:r>
+        <w:rPr>
+          <w:rFonts w:ascii="Traditional Arabic" w:hAnsi="Traditional Arabic" w:cs="Traditional Arabic"/>
+          <w:rFonts w:ascii="Traditional Arabic" w:hAnsi="Traditional Arabic"/>
+          <w:sz w:val="24"/>
+          <w:szCs w:val="24"/>
+          <w:rtl/>
+        </w:rPr>
+        <w:t>ولأنّ الكتابَ يَلتزم بأنّ القرآنَ يُعطي المعنى، فإنّ الذي يُؤخذ من الوحي في هذا الموضع لا يتمثّل في تَفصيل الجزيئات؛ إنّما في ثلاثةِ معانٍ يَستحيل أن يَستخرجها العلمُ من ذاته:</w:t>
       </w:r>
     </w:p>
     <w:p>
@@ -21970,7 +21970,7 @@
           <w:szCs w:val="24"/>
           <w:rtl/>
         </w:rPr>
-        <w:t>اجتهادُ الكتاب: قراءةُ الانتقال «المادّة → الحياة → الوَعي → الإنسان المكلَّف» على ثلاث عَتَباتٍ نوعيّةٍ صياغةٌ تركيبيّةٌ من المؤلف، تَجمع بين معطىً علميّ–فلسفيّ مُعتَرَفٍ به (انفتاحُ سؤال أصل المعلومة الحيويّة، وانفتاحُ سؤال الوَعي) وبين دلالة آيات الخلق في القرآن. وهي ليست نَصَّ الآية، ولا تُسوَّق على أنّها «إعجازٌ علميّ». هي عَرضٌ مفهوميّ لرَبط الفصلَين الأوّل والخامس بالفصل السادس. وهذا فهمنا، والله أعلم.</w:t>
+        <w:t>اجتهادُ الكتاب: قراءةُ الانتقال «المادّة → الحياة → الوَعي → الإنسان المكلَّف» على ثلاث عَتَباتٍ نوعيّةٍ صياغةٌ تركيبيّةٌ من المؤلف، تَجمع بين معطىً علميّ–فلسفيّ مُعتَرَفٍ به (انفتاحُ سؤال أصل المعلومة الحيويّة، وانفتاحُ سؤال الوَعي) وبين دلالة آيات الخلق في القرآن. ولا تُطابق نَصَّ الآية، ولا تُسوَّق على أنّها «إعجازٌ علميّ». هي عَرضٌ مفهوميّ لرَبط الفصلَين الأوّل والخامس بالفصل السادس. وهذا فهمنا، والله أعلم.</w:t>
       </w:r>
     </w:p>
     <w:p>
@@ -22368,7 +22368,7 @@
           <w:szCs w:val="24"/>
           <w:rtl/>
         </w:rPr>
-        <w:t>• كلُّ طبقةٍ تَجري بإذن الله القائم فيها. السنّةُ ليست محرِّكًا ذاتيًّا يَعمل بنفسه؛ هي مَظهرٌ لفعلٍ إلهيٍّ منتظم. حيثما وَرَدت دالّةٌ توحي بحركةٍ تلقائيّة، فالمرادُ انتظامُ السنّة بإذن مُجريها، لا استقلالُها عنه.</w:t>
+        <w:t>• كلُّ طبقةٍ تَجري بإذن الله القائم فيها. السنّةُ لا تعمل محرِّكًا ذاتيًّا بنفسها؛ إنّها مَظهرٌ لفعلٍ إلهيٍّ منتظم. حيثما وَرَدت دالّةٌ توحي بحركةٍ تلقائيّة، فالمرادُ انتظامُ السنّة بإذن مُجريها، لا استقلالُها عنه.</w:t>
       </w:r>
     </w:p>
     <w:p>
@@ -22943,7 +22943,7 @@
           <w:szCs w:val="24"/>
           <w:rtl/>
         </w:rPr>
-        <w:t>الإنسانُ يَملك الفعلَ ولا يَملك النتيجة. يَملك نِيَّتَه وسَعيَه وصِدقَه، أمّا خِتامُ الطريق فبيد ربِّه. ولهذا لا يَصحّ أن تُقرأ المصائبُ قراءةً آليّة. لا يَصحّ تفسيرُ مصيبةِ شخصٍ بعينه بأنّها عقوبةٌ على ذنبه: فليس كلُّ فقيرٍ معاقَبًا، ولا كلُّ مريضٍ مُذنِبًا، ولا كلُّ مظلومٍ مسؤولًا عمّا وَقع عليه. السننُ أعقدُ من هذا التبسيط، والإنسانُ يُحاسَب على فعله لا على كلِّ ما يَقع عليه.</w:t>
+        <w:t>الإنسانُ يَملك الفعلَ ولا يَملك النتيجة. يَملك نِيَّتَه وسَعيَه وصِدقَه، أمّا خِتامُ الطريق فبيد ربِّه. ولهذا لا يَصحّ أن تُقرأ المصائبُ قراءةً آليّة. لا يَصحّ تفسيرُ مصيبةِ شخصٍ بعينه بأنّها عقوبةٌ على ذنبه: فلا يلزم أن يكون كلُّ فقيرٍ معاقَبًا، ولا كلُّ مريضٍ مُذنِبًا، ولا كلُّ مظلومٍ مسؤولًا عمّا وَقع عليه. السننُ أعقدُ من هذا التبسيط، والإنسانُ يُحاسَب على فعله لا على كلِّ ما يَقع عليه.</w:t>
       </w:r>
     </w:p>
     <w:p>
@@ -23061,7 +23061,7 @@
           <w:szCs w:val="24"/>
           <w:rtl/>
         </w:rPr>
-        <w:t>الصحيفةُ ليست أرشيفًا باردًا، ولا حسابًا بنكيًّا تُجمَع فيه نقاطٌ وتُطرَح. إنّها ظهورُ الحقيقة التي عاشها الإنسان، وكشفُ ما ظَنّ أنّه اختفى في النسيان، أو سَتَره المنصب، أو أخفته اللغة. في الدنيا قد يُزوّر الإنسانُ صورتَه أمام الناس، فإذا جاء يومُ الكتاب ظَهَرت العلاقةُ بين ما كان يَفعله وما كان يُكتَب عليه.</w:t>
+        <w:t>الصحيفةُ أرفعُ من أرشيفٍ بارد، وأبعدُ من حسابٍ بنكيٍّ تُجمَع فيه نقاطٌ وتُطرَح. إنّها ظهورُ الحقيقة التي عاشها الإنسان، وكشفُ ما ظَنّ أنّه اختفى في النسيان، أو سَتَره المنصب، أو أخفته اللغة. في الدنيا قد يُزوّر الإنسانُ صورتَه أمام الناس، فإذا جاء يومُ الكتاب ظَهَرت العلاقةُ بين ما كان يَفعله وما كان يُكتَب عليه.</w:t>
       </w:r>
     </w:p>
     <w:p>
@@ -23455,7 +23455,7 @@
           <w:szCs w:val="24"/>
           <w:rtl/>
         </w:rPr>
-        <w:t>نهايةُ الطريق ليست معادلةً بشريّة، ولا يَملك هذا التمثيلُ أن يَقول كيف يَحكم الله على عبدٍ من عباده. نَعرف القواعدَ العامّةَ التي أخبر بها الوحي: عدلٌ، ورحمةٌ، وحسابٌ، وميزانٌ، ومغفرةٌ، ووعدٌ، ووعيد؛ أمّا التفاصيلُ فإلى الله وحده. ولهذا تَقف الشيفرةُ الرمزيّةُ عند حدّ الأدب: تَصف المسار ثم تَسكت، فإنّ الغيبَ لا يَتحوّل إلى مخطّطٍ برمجيّ، والحسابَ لا يُختزَل في معادلة، ورحمةَ الله لا تُقاس بأدوات الإنسان.</w:t>
+        <w:t>نهايةُ الطريق لا تنضبط في معادلةٍ بشريّة، ولا يَملك هذا التمثيلُ أن يَقول كيف يَحكم الله على عبدٍ من عباده. نَعرف القواعدَ العامّةَ التي أخبر بها الوحي: عدلٌ، ورحمةٌ، وحسابٌ، وميزانٌ، ومغفرةٌ، ووعدٌ، ووعيد؛ أمّا التفاصيلُ فإلى الله وحده. ولهذا تَقف الشيفرةُ الرمزيّةُ عند حدّ الأدب: تَصف المسار ثم تَسكت، فإنّ الغيبَ لا يَتحوّل إلى مخطّطٍ برمجيّ، والحسابَ لا يُختزَل في معادلة، ورحمةَ الله لا تُقاس بأدوات الإنسان.</w:t>
       </w:r>
     </w:p>
     <w:p>
@@ -23601,23 +23601,23 @@
           <w:szCs w:val="24"/>
           <w:rtl/>
         </w:rPr>
-        <w:t>والخالقُ سبحانه ليس دالّةً داخل النموذج؛ النموذجُ كلُّه قائمٌ على خَلق الله وسننه القائمة بإذنه المستمرّ. والحياةُ لا تُختزَل في الكيمياء، والوَعيُ لا يُختزَل في الإشارة العصبيّة، وإن كانت الكيمياءُ والدماغُ جزءًا من طريق ظهورهما المادّيّ، وتفصيلُ العَتَبات في الملحق (أ). والإنسانُ لا يَملك النتيجةَ النهائيّة؛ يَملك الفعلَ في حدوده، ويُحاسَب على ما كُلِّف به، والعاقبةُ في علم الله وعدله ورحمته. ولا يَصحّ تفسيرُ مصيبةِ معيَّنٍ بأنّها عقوبةٌ على ذنبه.</w:t>
-      </w:r>
-    </w:p>
-    <w:p>
-      <w:pPr>
-        <w:bidi/>
-        <w:jc w:val="both"/>
-      </w:pPr>
-      <w:r>
-        <w:rPr>
-          <w:rFonts w:ascii="Traditional Arabic" w:hAnsi="Traditional Arabic" w:cs="Traditional Arabic"/>
-          <w:rFonts w:ascii="Traditional Arabic" w:hAnsi="Traditional Arabic"/>
-          <w:sz w:val="24"/>
-          <w:szCs w:val="24"/>
-          <w:rtl/>
-        </w:rPr>
-        <w:t>أمّا الصحيفةُ والحسابُ فليسا تشبيهًا تقنيًّا بقاعدة بيانات. هما من حقائق الغيب التي أخبر بها الوحي، وقد استُعملت لغةُ التسجيل والكتاب لتقريب المعنى، لا لتحديد الكيف. الاستعارةُ المعرفيّةُ هنا نافعةٌ ما دامت تعرف حدّها، والتمثيلُ الأنطولوجيُّ للغيب ممنوع.</w:t>
+        <w:t>والخالقُ سبحانه لا يدخل دالّةً في النموذج؛ النموذجُ كلُّه قائمٌ على خَلق الله وسننه القائمة بإذنه المستمرّ. والحياةُ لا تُختزَل في الكيمياء، والوَعيُ لا يُختزَل في الإشارة العصبيّة، وإن كانت الكيمياءُ والدماغُ جزءًا من طريق ظهورهما المادّيّ، وتفصيلُ العَتَبات في الملحق (أ). والإنسانُ لا يَملك النتيجةَ النهائيّة؛ يَملك الفعلَ في حدوده، ويُحاسَب على ما كُلِّف به، والعاقبةُ في علم الله وعدله ورحمته. ولا يَصحّ تفسيرُ مصيبةِ معيَّنٍ بأنّها عقوبةٌ على ذنبه.</w:t>
+      </w:r>
+    </w:p>
+    <w:p>
+      <w:pPr>
+        <w:bidi/>
+        <w:jc w:val="both"/>
+      </w:pPr>
+      <w:r>
+        <w:rPr>
+          <w:rFonts w:ascii="Traditional Arabic" w:hAnsi="Traditional Arabic" w:cs="Traditional Arabic"/>
+          <w:rFonts w:ascii="Traditional Arabic" w:hAnsi="Traditional Arabic"/>
+          <w:sz w:val="24"/>
+          <w:szCs w:val="24"/>
+          <w:rtl/>
+        </w:rPr>
+        <w:t>أمّا الصحيفةُ والحسابُ فلا يُختزلان في تشبيهٍ تقنيٍّ بقاعدة بيانات. هما من حقائق الغيب التي أخبر بها الوحي، وقد استُعملت لغةُ التسجيل والكتاب لتقريب المعنى، لا لتحديد الكيف. الاستعارةُ المعرفيّةُ هنا نافعةٌ ما دامت تعرف حدّها، والتمثيلُ الأنطولوجيُّ للغيب ممنوع.</w:t>
       </w:r>
     </w:p>
     <w:p>
@@ -23698,71 +23698,71 @@
           <w:szCs w:val="24"/>
           <w:rtl/>
         </w:rPr>
-        <w:t>ومعنى الخَلق، حين انفَتَح، لم يَترك الإنسانَ مُتفرِّجًا. قاد إلى الإنسان المُكلَّف: كائنٍ كَريمٍ مَنحه ربُّه قَدرًا من الفعل، لا قَدرًا من النتيجة. هذا الفَرقُ، الذي يَبدو دقيقًا أوّل مرّة، هو القاعدةُ الكُبرى التي بُني عليها نِصفُ هذا الكتاب. الإنسانُ يَملك نِيَّتَه، وقَولَه، وسَعيَه، ويَدَه التي تَفعل؛ ولا يَملك أن يَضمن للفعل أين سَيَقع، ومتى سَيُثمر، وبأيّ هيئةٍ سَيَرجِع. وهذا ليس نَقصًا في تَكليفه، وإنّما هو شَرطُ ابتلائه، وفُسحةُ تَواضعه، ومَوضعُ تَوكُّله على ربِّه.</w:t>
-      </w:r>
-    </w:p>
-    <w:p>
-      <w:pPr>
-        <w:bidi/>
-        <w:jc w:val="both"/>
-      </w:pPr>
-      <w:r>
-        <w:rPr>
-          <w:rFonts w:ascii="Traditional Arabic" w:hAnsi="Traditional Arabic" w:cs="Traditional Arabic"/>
-          <w:rFonts w:ascii="Traditional Arabic" w:hAnsi="Traditional Arabic"/>
-          <w:sz w:val="24"/>
-          <w:szCs w:val="24"/>
-          <w:rtl/>
-        </w:rPr>
-        <w:t>والنتيجةُ التي لا يَملكها، تَجري في شَبكةٍ أَوسعَ منه: السُّنن التي تَتحرّك بإذن الله، والقَدَر الذي يَحوي الأسبابَ والمآلات. السُّننُ ليست قُيودًا تَكسر إرادةَ الإنسان؛ هي القَنواتُ التي يَجري فيها فعلُه، وبها يُؤجَر، وبها يُمتَحن. والقَدَرُ ليس عُذرًا للقاعد، ولا حُجّةً للظالم؛ هو الإطارُ الذي يُذكِّر العاملَ أنّ مِفتاحَ الإغلاق الأخير ليس بيده. ضِمن هذه الشبكة، يَفعل الإنسانُ بقَدر ما يَستطيع، ويُسلِّم لِما يَفوقه، ويَعرف أنّ الجِدّيّةَ في ما يُختار، لا في ما يَقع.</w:t>
-      </w:r>
-    </w:p>
-    <w:p>
-      <w:pPr>
-        <w:bidi/>
-        <w:jc w:val="both"/>
-      </w:pPr>
-      <w:r>
-        <w:rPr>
-          <w:rFonts w:ascii="Traditional Arabic" w:hAnsi="Traditional Arabic" w:cs="Traditional Arabic"/>
-          <w:rFonts w:ascii="Traditional Arabic" w:hAnsi="Traditional Arabic"/>
-          <w:sz w:val="24"/>
-          <w:szCs w:val="24"/>
-          <w:rtl/>
-        </w:rPr>
-        <w:t>كلُّ هذا يَجري وقَلَمٌ يَكتب. الصحيفةُ ليست استعارةً أدبيّة؛ هي حقيقةٌ ثابتةٌ في خِطاب القرآن: ما من قولٍ يُلفَظ، ولا فعلٍ يُختار، ولا قَصدٍ يُعقَد، إلّا وله مَوضعٌ في كتاب. والصحيفةُ، يومَ تُعرَض، لا تُنشَأ من جديد؛ هي تُقرأ. تَكشف ما خَطَّه الإنسانُ بنفسه حين كان يَظنّ أنّه وحدَه في حُجرته، أو وحدَه في خاطره، أو وحدَه في كَلِمَتِه العابرة. الصحيفةُ تَكشف، ولا تَخترع.</w:t>
-      </w:r>
-    </w:p>
-    <w:p>
-      <w:pPr>
-        <w:bidi/>
-        <w:jc w:val="both"/>
-      </w:pPr>
-      <w:r>
-        <w:rPr>
-          <w:rFonts w:ascii="Traditional Arabic" w:hAnsi="Traditional Arabic" w:cs="Traditional Arabic"/>
-          <w:rFonts w:ascii="Traditional Arabic" w:hAnsi="Traditional Arabic"/>
-          <w:sz w:val="24"/>
-          <w:szCs w:val="24"/>
-          <w:rtl/>
-        </w:rPr>
-        <w:t>ولأنّ الإنسانَ ضَعيف، ولأنّ القَلَمَ يَجري عليه قَبل أن يَنتبه، فُتحت له ما دام في زَمَن العَمل فُسحةُ التَّوبة. التَّوبةُ ليست شَكلًا من الإطفاء التَجميليّ للذنب؛ هي إعادةُ توجيهٍ لقَلبٍ ضَلّ، وفَتحُ سَطرٍ جديدٍ في صحيفةٍ كان يُخشى أن تَنغلق على سَوادِها. وهي فُرصةٌ لا ضَمان، مَفتوحةٌ لا مُؤجَّلة، تَنتظر الإنسانَ ما لم يُطبَق عليه أَجَلُه.</w:t>
-      </w:r>
-    </w:p>
-    <w:p>
-      <w:pPr>
-        <w:bidi/>
-        <w:jc w:val="both"/>
-      </w:pPr>
-      <w:r>
-        <w:rPr>
-          <w:rFonts w:ascii="Traditional Arabic" w:hAnsi="Traditional Arabic" w:cs="Traditional Arabic"/>
-          <w:rFonts w:ascii="Traditional Arabic" w:hAnsi="Traditional Arabic"/>
-          <w:sz w:val="24"/>
-          <w:szCs w:val="24"/>
-          <w:rtl/>
-        </w:rPr>
-        <w:t>ثم يَأتي الموتُ. والموتُ، في أُفق هذا الكتاب، ليس فَناءَ الإنسان؛ هو إغلاقُ زَمَنِ العَمل وَحده. يَنتقل الإنسانُ من زَمَن الكتابة إلى زَمَن العَرض، ومن مَوقع الفاعل إلى مَوقع المسؤول. الذي كان يَملكه يومَ كان حيًّا، من فعلٍ ونيّةٍ وكلمةٍ وتَوبة، يُغلَق بابُه؛ والذي يَلقاه، من صحيفةٍ وميزانٍ وعَدلٍ مُطلَق، يَفتح بابَه. والإنسانُ، في هذه العَتَبة، لا يَفنى، ولا يَنسى نفسَه، ولا يَنسى ما فَعل.</w:t>
+        <w:t>ومعنى الخَلق، حين انفَتَح، لم يَترك الإنسانَ مُتفرِّجًا. قاد إلى الإنسان المُكلَّف: كائنٍ كَريمٍ مَنحه ربُّه قَدرًا من الفعل، لا قَدرًا من النتيجة. هذا الفَرقُ، الذي يَبدو دقيقًا أوّل مرّة، هو القاعدةُ الكُبرى التي بُني عليها نِصفُ هذا الكتاب. الإنسانُ يَملك نِيَّتَه، وقَولَه، وسَعيَه، ويَدَه التي تَفعل؛ ولا يَملك أن يَضمن للفعل أين سَيَقع، ومتى سَيُثمر، وبأيّ هيئةٍ سَيَرجِع. ولا يُعدّ ذلك نَقصًا في تَكليفه؛ إنّه شَرطُ ابتلائه، وفُسحةُ تَواضعه، ومَوضعُ تَوكُّله على ربِّه.</w:t>
+      </w:r>
+    </w:p>
+    <w:p>
+      <w:pPr>
+        <w:bidi/>
+        <w:jc w:val="both"/>
+      </w:pPr>
+      <w:r>
+        <w:rPr>
+          <w:rFonts w:ascii="Traditional Arabic" w:hAnsi="Traditional Arabic" w:cs="Traditional Arabic"/>
+          <w:rFonts w:ascii="Traditional Arabic" w:hAnsi="Traditional Arabic"/>
+          <w:sz w:val="24"/>
+          <w:szCs w:val="24"/>
+          <w:rtl/>
+        </w:rPr>
+        <w:t>والنتيجةُ التي لا يَملكها، تَجري في شَبكةٍ أَوسعَ منه: السُّنن التي تَتحرّك بإذن الله، والقَدَر الذي يَحوي الأسبابَ والمآلات. السُّننُ لا تُكسِّر إرادةَ الإنسان بقيودٍ تُلغيها؛ إنّها القَنواتُ التي يَجري فيها فعلُه، وبها يُؤجَر، وبها يُمتَحن. والقَدَرُ لا يَصلح عُذرًا للقاعد، ولا حُجّةً للظالم؛ إنّه الإطارُ الذي يُذكِّر العاملَ أنّ مِفتاحَ الإغلاق الأخير خارجٌ عن يده. ضِمن هذه الشبكة، يَفعل الإنسانُ بقَدر ما يَستطيع، ويُسلِّم لِما يَفوقه، ويَعرف أنّ الجِدّيّةَ في ما يُختار، لا في ما يَقع.</w:t>
+      </w:r>
+    </w:p>
+    <w:p>
+      <w:pPr>
+        <w:bidi/>
+        <w:jc w:val="both"/>
+      </w:pPr>
+      <w:r>
+        <w:rPr>
+          <w:rFonts w:ascii="Traditional Arabic" w:hAnsi="Traditional Arabic" w:cs="Traditional Arabic"/>
+          <w:rFonts w:ascii="Traditional Arabic" w:hAnsi="Traditional Arabic"/>
+          <w:sz w:val="24"/>
+          <w:szCs w:val="24"/>
+          <w:rtl/>
+        </w:rPr>
+        <w:t>كلُّ هذا يَجري وقَلَمٌ يَكتب. الصحيفةُ لا تُعامَل بوصفها استعارةً أدبيّة؛ فهي حقيقةٌ ثابتةٌ في خِطاب القرآن: ما من قولٍ يُلفَظ، ولا فعلٍ يُختار، ولا قَصدٍ يُعقَد، إلّا وله مَوضعٌ في كتاب. والصحيفةُ، يومَ تُعرَض، لا تُنشَأ من جديد؛ هي تُقرأ. تَكشف ما خَطَّه الإنسانُ بنفسه حين كان يَظنّ أنّه وحدَه في حُجرته، أو وحدَه في خاطره، أو وحدَه في كَلِمَتِه العابرة. الصحيفةُ تَكشف، ولا تَخترع.</w:t>
+      </w:r>
+    </w:p>
+    <w:p>
+      <w:pPr>
+        <w:bidi/>
+        <w:jc w:val="both"/>
+      </w:pPr>
+      <w:r>
+        <w:rPr>
+          <w:rFonts w:ascii="Traditional Arabic" w:hAnsi="Traditional Arabic" w:cs="Traditional Arabic"/>
+          <w:rFonts w:ascii="Traditional Arabic" w:hAnsi="Traditional Arabic"/>
+          <w:sz w:val="24"/>
+          <w:szCs w:val="24"/>
+          <w:rtl/>
+        </w:rPr>
+        <w:t>ولأنّ الإنسانَ ضَعيف، ولأنّ القَلَمَ يَجري عليه قَبل أن يَنتبه، فُتحت له ما دام في زَمَن العَمل فُسحةُ التَّوبة. التَّوبةُ أبعدُ من شكلٍ للإطفاء التَجميليّ للذنب؛ هي إعادةُ توجيهٍ لقَلبٍ ضَلّ، وفَتحُ سَطرٍ جديدٍ في صحيفةٍ كان يُخشى أن تَنغلق على سَوادِها. وهي فُرصةٌ لا ضَمان، مَفتوحةٌ لا مُؤجَّلة، تَنتظر الإنسانَ ما لم يُطبَق عليه أَجَلُه.</w:t>
+      </w:r>
+    </w:p>
+    <w:p>
+      <w:pPr>
+        <w:bidi/>
+        <w:jc w:val="both"/>
+      </w:pPr>
+      <w:r>
+        <w:rPr>
+          <w:rFonts w:ascii="Traditional Arabic" w:hAnsi="Traditional Arabic" w:cs="Traditional Arabic"/>
+          <w:rFonts w:ascii="Traditional Arabic" w:hAnsi="Traditional Arabic"/>
+          <w:sz w:val="24"/>
+          <w:szCs w:val="24"/>
+          <w:rtl/>
+        </w:rPr>
+        <w:t>ثم يَأتي الموتُ. والموتُ، في أُفق هذا الكتاب، لا يعني فَناءَ الإنسان؛ هو إغلاقُ زَمَنِ العَمل وَحده. يَنتقل الإنسانُ من زَمَن الكتابة إلى زَمَن العَرض، ومن مَوقع الفاعل إلى مَوقع المسؤول. الذي كان يَملكه يومَ كان حيًّا، من فعلٍ ونيّةٍ وكلمةٍ وتَوبة، يُغلَق بابُه؛ والذي يَلقاه، من صحيفةٍ وميزانٍ وعَدلٍ مُطلَق، يَفتح بابَه. والإنسانُ، في هذه العَتَبة، لا يَفنى، ولا يَنسى نفسَه، ولا يَنسى ما فَعل.</w:t>
       </w:r>
     </w:p>
     <w:p>
@@ -24022,7 +24022,7 @@
           <w:szCs w:val="24"/>
           <w:rtl/>
         </w:rPr>
-        <w:t>لا يُستدلّ بهذه الشواهد على وجود الله استدلالًا مختبريًّا مباشرًا، بل تُستعمل لوصف نظام كونيّ قابل للفهم يدفع العقل إلى التساؤل عن سبب وجود هذا النظام وغايته؛ والإجابة عن ذلك تأتي من الحجة العقليّة الفلسفيّة أوّلًا، ثم من البيان القرآنيّ ثانيًا.</w:t>
+        <w:t>لا يُستدلّ بهذه الشواهد على وجود الله استدلالًا مختبريًّا مباشرًا؛ تُستعمل، على وجهها الصحيح، لوصف نظام كونيّ قابل للفهم يدفع العقل إلى التساؤل عن سبب وجود هذا النظام وغايته؛ والإجابة عن ذلك تأتي من الحجة العقليّة الفلسفيّة أوّلًا، ثم من البيان القرآنيّ ثانيًا.</w:t>
       </w:r>
     </w:p>
     <w:p>
